--- a/WebContent/docx/泛癌种500基因检测报告-简单版.docx
+++ b/WebContent/docx/泛癌种500基因检测报告-简单版.docx
@@ -10,15 +10,15 @@
           <w:sz w:val="20"/>
         </w:rPr>
       </w:pPr>
-      <w:bookmarkStart w:id="0" w:name="_Toc21669"/>
-      <w:bookmarkStart w:id="1" w:name="_Toc27500"/>
-      <w:bookmarkStart w:id="2" w:name="_Toc32054"/>
-      <w:bookmarkStart w:id="3" w:name="_Toc30143_WPSOffice_Level1"/>
-      <w:bookmarkStart w:id="4" w:name="_Toc21009_WPSOffice_Level1"/>
+      <w:bookmarkStart w:id="0" w:name="_Toc32054"/>
+      <w:bookmarkStart w:id="1" w:name="_Toc21669"/>
+      <w:bookmarkStart w:id="2" w:name="_Toc30143_WPSOffice_Level1"/>
+      <w:bookmarkStart w:id="3" w:name="_Toc27500"/>
+      <w:bookmarkStart w:id="4" w:name="_Toc24397"/>
       <w:bookmarkStart w:id="5" w:name="_Toc105081892"/>
-      <w:bookmarkStart w:id="6" w:name="_Toc13806"/>
+      <w:bookmarkStart w:id="6" w:name="_Toc21009_WPSOffice_Level1"/>
       <w:bookmarkStart w:id="7" w:name="_Toc24178_WPSOffice_Level1"/>
-      <w:bookmarkStart w:id="8" w:name="_Toc24397"/>
+      <w:bookmarkStart w:id="8" w:name="_Toc13806"/>
       <w:r>
         <w:rPr>
           <w:rFonts w:hint="eastAsia" w:ascii="Times New Roman" w:hAnsi="Times New Roman" w:eastAsia="微软雅黑" w:cs="Times New Roman"/>
@@ -145,13 +145,13 @@
             </w:pPr>
             <w:bookmarkStart w:id="9" w:name="_Hlk16792570"/>
             <w:bookmarkStart w:id="10" w:name="_Toc25920"/>
-            <w:bookmarkStart w:id="11" w:name="_Toc1410"/>
-            <w:bookmarkStart w:id="12" w:name="_Toc6221_WPSOffice_Level1"/>
-            <w:bookmarkStart w:id="13" w:name="_Toc23369_WPSOffice_Level1"/>
-            <w:bookmarkStart w:id="14" w:name="_Toc4088"/>
-            <w:bookmarkStart w:id="15" w:name="_Toc18058"/>
+            <w:bookmarkStart w:id="11" w:name="_Toc23369_WPSOffice_Level1"/>
+            <w:bookmarkStart w:id="12" w:name="_Toc105081895"/>
+            <w:bookmarkStart w:id="13" w:name="_Toc1410"/>
+            <w:bookmarkStart w:id="14" w:name="_Toc6221_WPSOffice_Level1"/>
+            <w:bookmarkStart w:id="15" w:name="_Toc4088"/>
             <w:bookmarkStart w:id="16" w:name="_Toc3871"/>
-            <w:bookmarkStart w:id="17" w:name="_Toc105081895"/>
+            <w:bookmarkStart w:id="17" w:name="_Toc18058"/>
             <w:bookmarkStart w:id="18" w:name="_Toc534807930"/>
             <w:bookmarkStart w:id="19" w:name="_Toc3823"/>
             <w:r>
@@ -872,6 +872,7 @@
             <w:insideH w:val="none" w:color="auto" w:sz="0" w:space="0"/>
             <w:insideV w:val="none" w:color="auto" w:sz="0" w:space="0"/>
           </w:tblBorders>
+          <w:shd w:val="clear" w:color="auto" w:fill="auto"/>
           <w:tblCellMar>
             <w:top w:w="0" w:type="dxa"/>
             <w:left w:w="0" w:type="dxa"/>
@@ -1202,77 +1203,6 @@
                 <w:lang w:eastAsia="zh-CN"/>
               </w:rPr>
               <w:t>{{ summaryOfRresults.tcga }}</w:t>
-            </w:r>
-          </w:p>
-        </w:tc>
-      </w:tr>
-      <w:tr>
-        <w:tblPrEx>
-          <w:tblBorders>
-            <w:top w:val="none" w:color="auto" w:sz="0" w:space="0"/>
-            <w:left w:val="none" w:color="auto" w:sz="0" w:space="0"/>
-            <w:bottom w:val="none" w:color="auto" w:sz="0" w:space="0"/>
-            <w:right w:val="none" w:color="auto" w:sz="0" w:space="0"/>
-            <w:insideH w:val="none" w:color="auto" w:sz="0" w:space="0"/>
-            <w:insideV w:val="none" w:color="auto" w:sz="0" w:space="0"/>
-          </w:tblBorders>
-          <w:tblCellMar>
-            <w:top w:w="0" w:type="dxa"/>
-            <w:left w:w="0" w:type="dxa"/>
-            <w:bottom w:w="0" w:type="dxa"/>
-            <w:right w:w="0" w:type="dxa"/>
-          </w:tblCellMar>
-        </w:tblPrEx>
-        <w:trPr>
-          <w:trHeight w:val="397" w:hRule="atLeast"/>
-          <w:jc w:val="center"/>
-        </w:trPr>
-        <w:tc>
-          <w:tcPr>
-            <w:tcW w:w="5000" w:type="pct"/>
-            <w:gridSpan w:val="3"/>
-            <w:tcBorders>
-              <w:top w:val="single" w:color="31849B" w:sz="8" w:space="0"/>
-              <w:bottom w:val="single" w:color="31849B" w:sz="8" w:space="0"/>
-            </w:tcBorders>
-            <w:shd w:val="clear" w:color="auto" w:fill="auto"/>
-            <w:vAlign w:val="center"/>
-          </w:tcPr>
-          <w:p>
-            <w:pPr>
-              <w:pStyle w:val="21"/>
-              <w:keepNext w:val="0"/>
-              <w:keepLines w:val="0"/>
-              <w:pageBreakBefore w:val="0"/>
-              <w:widowControl w:val="0"/>
-              <w:kinsoku/>
-              <w:wordWrap/>
-              <w:overflowPunct/>
-              <w:topLinePunct w:val="0"/>
-              <w:autoSpaceDE/>
-              <w:autoSpaceDN/>
-              <w:bidi w:val="0"/>
-              <w:snapToGrid w:val="0"/>
-              <w:ind w:left="119" w:leftChars="0"/>
-              <w:textAlignment w:val="auto"/>
-              <w:rPr>
-                <w:rFonts w:ascii="Times New Roman" w:hAnsi="Times New Roman" w:eastAsia="微软雅黑" w:cs="Times New Roman"/>
-                <w:color w:val="262626"/>
-                <w:sz w:val="21"/>
-                <w:szCs w:val="21"/>
-                <w:lang w:eastAsia="zh-CN"/>
-              </w:rPr>
-            </w:pPr>
-            <w:r>
-              <w:rPr>
-                <w:rFonts w:hint="eastAsia" w:ascii="Times New Roman" w:hAnsi="Times New Roman" w:eastAsia="微软雅黑" w:cs="黑体"/>
-                <w:b/>
-                <w:bCs/>
-                <w:color w:val="262626"/>
-                <w:sz w:val="21"/>
-                <w:lang w:eastAsia="zh-CN"/>
-              </w:rPr>
-              <w:t>{%tr endif %}</w:t>
             </w:r>
           </w:p>
         </w:tc>
@@ -1301,12 +1231,11 @@
         </w:trPr>
         <w:tc>
           <w:tcPr>
-            <w:tcW w:w="2160" w:type="pct"/>
-            <w:gridSpan w:val="2"/>
+            <w:tcW w:w="5000" w:type="pct"/>
+            <w:gridSpan w:val="3"/>
             <w:tcBorders>
               <w:top w:val="single" w:color="31849B" w:sz="8" w:space="0"/>
               <w:bottom w:val="single" w:color="31849B" w:sz="8" w:space="0"/>
-              <w:right w:val="single" w:color="31849B" w:sz="8" w:space="0"/>
             </w:tcBorders>
             <w:shd w:val="clear" w:color="auto" w:fill="auto"/>
             <w:vAlign w:val="center"/>
@@ -1325,575 +1254,27 @@
               <w:autoSpaceDE/>
               <w:autoSpaceDN/>
               <w:bidi w:val="0"/>
-              <w:adjustRightInd w:val="0"/>
               <w:snapToGrid w:val="0"/>
-              <w:spacing w:line="240" w:lineRule="auto"/>
-              <w:ind w:left="110" w:leftChars="50"/>
-              <w:jc w:val="both"/>
+              <w:ind w:left="119" w:leftChars="0"/>
               <w:textAlignment w:val="auto"/>
               <w:rPr>
                 <w:rFonts w:ascii="Times New Roman" w:hAnsi="Times New Roman" w:eastAsia="微软雅黑" w:cs="Times New Roman"/>
+                <w:color w:val="262626"/>
+                <w:sz w:val="21"/>
+                <w:szCs w:val="21"/>
+                <w:lang w:eastAsia="zh-CN"/>
+              </w:rPr>
+            </w:pPr>
+            <w:r>
+              <w:rPr>
+                <w:rFonts w:hint="eastAsia" w:ascii="Times New Roman" w:hAnsi="Times New Roman" w:eastAsia="微软雅黑" w:cs="黑体"/>
                 <w:b/>
                 <w:bCs/>
                 <w:color w:val="262626"/>
                 <w:sz w:val="21"/>
-                <w:szCs w:val="21"/>
-              </w:rPr>
-            </w:pPr>
-            <w:r>
-              <w:rPr>
-                <w:rFonts w:ascii="Times New Roman" w:hAnsi="Times New Roman" w:eastAsia="微软雅黑" w:cs="Times New Roman"/>
-                <w:b/>
-                <w:bCs/>
-                <w:color w:val="262626"/>
-                <w:sz w:val="21"/>
-                <w:szCs w:val="21"/>
-              </w:rPr>
-              <w:t>靶向用药指导</w:t>
-            </w:r>
-          </w:p>
-        </w:tc>
-        <w:tc>
-          <w:tcPr>
-            <w:tcW w:w="2839" w:type="pct"/>
-            <w:tcBorders>
-              <w:top w:val="single" w:color="31849B" w:sz="8" w:space="0"/>
-              <w:left w:val="single" w:color="31849B" w:sz="8" w:space="0"/>
-              <w:bottom w:val="single" w:color="31849B" w:sz="8" w:space="0"/>
-            </w:tcBorders>
-            <w:shd w:val="clear" w:color="auto" w:fill="auto"/>
-            <w:vAlign w:val="center"/>
-          </w:tcPr>
-          <w:p>
-            <w:pPr>
-              <w:pStyle w:val="21"/>
-              <w:keepNext w:val="0"/>
-              <w:keepLines w:val="0"/>
-              <w:pageBreakBefore w:val="0"/>
-              <w:widowControl w:val="0"/>
-              <w:kinsoku/>
-              <w:wordWrap/>
-              <w:overflowPunct/>
-              <w:topLinePunct w:val="0"/>
-              <w:autoSpaceDE/>
-              <w:autoSpaceDN/>
-              <w:bidi w:val="0"/>
-              <w:adjustRightInd w:val="0"/>
-              <w:snapToGrid w:val="0"/>
-              <w:spacing w:line="240" w:lineRule="auto"/>
-              <w:ind w:left="110" w:leftChars="50" w:right="119" w:rightChars="0"/>
-              <w:jc w:val="both"/>
-              <w:textAlignment w:val="auto"/>
-              <w:rPr>
-                <w:rFonts w:hint="eastAsia" w:ascii="Times New Roman" w:hAnsi="Times New Roman" w:eastAsia="微软雅黑" w:cs="Times New Roman"/>
-                <w:color w:val="262626"/>
-                <w:sz w:val="21"/>
-                <w:szCs w:val="21"/>
-                <w:lang w:eastAsia="zh-CN"/>
-              </w:rPr>
-            </w:pPr>
-            <w:r>
-              <w:rPr>
-                <w:rFonts w:hint="eastAsia" w:ascii="Times New Roman" w:hAnsi="Times New Roman" w:eastAsia="微软雅黑" w:cs="Times New Roman"/>
-                <w:color w:val="262626"/>
-                <w:sz w:val="21"/>
-                <w:szCs w:val="21"/>
-                <w:lang w:eastAsia="zh-CN"/>
-              </w:rPr>
-              <w:t>共检出{{ summaryOfRresults.thisGeneticmarkerVwListSize }}个体细胞突变，其中{{ summaryOfRresults.somaticCellMedicationNum}}个与靶向药物相关{{bodyDrugStr}}；</w:t>
-            </w:r>
-          </w:p>
-          <w:p>
-            <w:pPr>
-              <w:pStyle w:val="21"/>
-              <w:keepNext w:val="0"/>
-              <w:keepLines w:val="0"/>
-              <w:pageBreakBefore w:val="0"/>
-              <w:widowControl w:val="0"/>
-              <w:kinsoku/>
-              <w:wordWrap/>
-              <w:overflowPunct/>
-              <w:topLinePunct w:val="0"/>
-              <w:autoSpaceDE/>
-              <w:autoSpaceDN/>
-              <w:bidi w:val="0"/>
-              <w:adjustRightInd w:val="0"/>
-              <w:snapToGrid w:val="0"/>
-              <w:spacing w:line="240" w:lineRule="auto"/>
-              <w:ind w:left="110" w:leftChars="50" w:right="119" w:rightChars="0"/>
-              <w:jc w:val="both"/>
-              <w:textAlignment w:val="auto"/>
-              <w:rPr>
-                <w:rFonts w:hint="eastAsia" w:ascii="微软雅黑" w:hAnsi="微软雅黑" w:eastAsia="微软雅黑" w:cs="微软雅黑"/>
-                <w:color w:val="262626"/>
-                <w:sz w:val="18"/>
-                <w:szCs w:val="18"/>
-                <w:lang w:eastAsia="zh-CN"/>
-              </w:rPr>
-            </w:pPr>
-            <w:r>
-              <w:rPr>
-                <w:rFonts w:hint="eastAsia" w:ascii="Times New Roman" w:hAnsi="Times New Roman" w:eastAsia="微软雅黑" w:cs="Times New Roman"/>
-                <w:color w:val="262626"/>
-                <w:sz w:val="21"/>
-                <w:szCs w:val="21"/>
-                <w:lang w:eastAsia="zh-CN"/>
-              </w:rPr>
-              <w:t>共检出{{ summaryOfRresults.crCheckLineStrYF1280Size }}个胚系突变，其中{{summaryOfRresults.crDrugList}}个与靶向药物相关{{embryonalDrugStr}}</w:t>
-            </w:r>
-          </w:p>
-        </w:tc>
-      </w:tr>
-      <w:tr>
-        <w:tblPrEx>
-          <w:tblBorders>
-            <w:top w:val="none" w:color="auto" w:sz="0" w:space="0"/>
-            <w:left w:val="none" w:color="auto" w:sz="0" w:space="0"/>
-            <w:bottom w:val="none" w:color="auto" w:sz="0" w:space="0"/>
-            <w:right w:val="none" w:color="auto" w:sz="0" w:space="0"/>
-            <w:insideH w:val="none" w:color="auto" w:sz="0" w:space="0"/>
-            <w:insideV w:val="none" w:color="auto" w:sz="0" w:space="0"/>
-          </w:tblBorders>
-          <w:tblCellMar>
-            <w:top w:w="0" w:type="dxa"/>
-            <w:left w:w="0" w:type="dxa"/>
-            <w:bottom w:w="0" w:type="dxa"/>
-            <w:right w:w="0" w:type="dxa"/>
-          </w:tblCellMar>
-        </w:tblPrEx>
-        <w:trPr>
-          <w:trHeight w:val="397" w:hRule="atLeast"/>
-          <w:jc w:val="center"/>
-        </w:trPr>
-        <w:tc>
-          <w:tcPr>
-            <w:tcW w:w="2160" w:type="pct"/>
-            <w:gridSpan w:val="2"/>
-            <w:tcBorders>
-              <w:top w:val="single" w:color="31849B" w:sz="8" w:space="0"/>
-              <w:bottom w:val="single" w:color="31849B" w:sz="8" w:space="0"/>
-              <w:right w:val="single" w:color="31849B" w:sz="8" w:space="0"/>
-            </w:tcBorders>
-            <w:shd w:val="clear" w:color="auto" w:fill="auto"/>
-            <w:vAlign w:val="center"/>
-          </w:tcPr>
-          <w:p>
-            <w:pPr>
-              <w:keepNext w:val="0"/>
-              <w:keepLines w:val="0"/>
-              <w:pageBreakBefore w:val="0"/>
-              <w:widowControl w:val="0"/>
-              <w:kinsoku/>
-              <w:wordWrap/>
-              <w:overflowPunct/>
-              <w:topLinePunct w:val="0"/>
-              <w:autoSpaceDE/>
-              <w:autoSpaceDN/>
-              <w:bidi w:val="0"/>
-              <w:adjustRightInd/>
-              <w:snapToGrid w:val="0"/>
-              <w:ind w:left="57" w:leftChars="0" w:right="57" w:rightChars="0"/>
-              <w:jc w:val="left"/>
-              <w:textAlignment w:val="auto"/>
-              <w:rPr>
-                <w:rFonts w:ascii="Times New Roman" w:hAnsi="Times New Roman" w:eastAsia="微软雅黑" w:cs="Times New Roman"/>
-                <w:b/>
-                <w:bCs/>
-                <w:color w:val="262626"/>
-                <w:sz w:val="21"/>
-                <w:szCs w:val="21"/>
-              </w:rPr>
-            </w:pPr>
-            <w:r>
-              <w:rPr>
-                <w:rFonts w:ascii="Times New Roman" w:hAnsi="Times New Roman" w:eastAsia="微软雅黑" w:cs="Times New Roman"/>
-                <w:b/>
-                <w:bCs/>
-                <w:color w:val="262626"/>
-                <w:sz w:val="21"/>
-                <w:szCs w:val="21"/>
-              </w:rPr>
-              <w:t>肿瘤遗传风险检测</w:t>
-            </w:r>
-          </w:p>
-        </w:tc>
-        <w:tc>
-          <w:tcPr>
-            <w:tcW w:w="2839" w:type="pct"/>
-            <w:tcBorders>
-              <w:top w:val="single" w:color="31849B" w:sz="8" w:space="0"/>
-              <w:left w:val="single" w:color="31849B" w:sz="8" w:space="0"/>
-              <w:bottom w:val="single" w:color="31849B" w:sz="8" w:space="0"/>
-            </w:tcBorders>
-            <w:shd w:val="clear" w:color="auto" w:fill="auto"/>
-            <w:vAlign w:val="center"/>
-          </w:tcPr>
-          <w:p>
-            <w:pPr>
-              <w:pStyle w:val="21"/>
-              <w:keepNext w:val="0"/>
-              <w:keepLines w:val="0"/>
-              <w:pageBreakBefore w:val="0"/>
-              <w:widowControl w:val="0"/>
-              <w:kinsoku/>
-              <w:wordWrap/>
-              <w:overflowPunct/>
-              <w:topLinePunct w:val="0"/>
-              <w:autoSpaceDE/>
-              <w:autoSpaceDN/>
-              <w:bidi w:val="0"/>
-              <w:adjustRightInd w:val="0"/>
-              <w:snapToGrid w:val="0"/>
-              <w:spacing w:line="240" w:lineRule="auto"/>
-              <w:ind w:left="110" w:leftChars="50" w:right="119" w:rightChars="0"/>
-              <w:jc w:val="both"/>
-              <w:textAlignment w:val="auto"/>
-              <w:rPr>
-                <w:rFonts w:hint="eastAsia" w:ascii="Times New Roman" w:hAnsi="Times New Roman" w:eastAsia="微软雅黑" w:cs="Times New Roman"/>
-                <w:color w:val="262626"/>
-                <w:sz w:val="21"/>
-                <w:szCs w:val="21"/>
-                <w:lang w:eastAsia="zh-CN"/>
-              </w:rPr>
-            </w:pPr>
-            <w:r>
-              <w:rPr>
-                <w:rFonts w:hint="default" w:ascii="Times New Roman" w:hAnsi="Times New Roman" w:eastAsia="微软雅黑" w:cs="Times New Roman"/>
-                <w:color w:val="262626"/>
-                <w:sz w:val="21"/>
-                <w:szCs w:val="21"/>
-                <w:lang w:val="en-US" w:eastAsia="zh-CN"/>
-              </w:rPr>
-              <w:t>共检出</w:t>
-            </w:r>
-            <w:r>
-              <w:rPr>
-                <w:rFonts w:hint="eastAsia" w:ascii="Times New Roman" w:hAnsi="Times New Roman" w:eastAsia="微软雅黑" w:cs="Times New Roman"/>
-                <w:color w:val="262626"/>
-                <w:sz w:val="21"/>
-                <w:szCs w:val="21"/>
-                <w:lang w:val="en-US" w:eastAsia="zh-CN"/>
-              </w:rPr>
-              <w:t>{{ summaryOfRresults.crCheckLineStrYF1280Size }}</w:t>
-            </w:r>
-            <w:r>
-              <w:rPr>
-                <w:rFonts w:hint="default" w:ascii="Times New Roman" w:hAnsi="Times New Roman" w:eastAsia="微软雅黑" w:cs="Times New Roman"/>
-                <w:color w:val="262626"/>
-                <w:sz w:val="21"/>
-                <w:szCs w:val="21"/>
-                <w:lang w:val="en-US" w:eastAsia="zh-CN"/>
-              </w:rPr>
-              <w:t>个胚系突变，其中</w:t>
-            </w:r>
-            <w:r>
-              <w:rPr>
-                <w:rFonts w:hint="eastAsia" w:ascii="Times New Roman" w:hAnsi="Times New Roman" w:eastAsia="微软雅黑" w:cs="Times New Roman"/>
-                <w:color w:val="262626"/>
-                <w:sz w:val="21"/>
-                <w:szCs w:val="21"/>
-                <w:lang w:val="en-US" w:eastAsia="zh-CN"/>
-              </w:rPr>
-              <w:t>{{summaryOfRresults.hasPathogenicityCount}}</w:t>
-            </w:r>
-            <w:r>
-              <w:rPr>
-                <w:rFonts w:hint="default" w:ascii="Times New Roman" w:hAnsi="Times New Roman" w:eastAsia="微软雅黑" w:cs="Times New Roman"/>
-                <w:color w:val="262626"/>
-                <w:sz w:val="21"/>
-                <w:szCs w:val="21"/>
-                <w:lang w:val="en-US" w:eastAsia="zh-CN"/>
-              </w:rPr>
-              <w:t>个为致病</w:t>
-            </w:r>
-            <w:r>
-              <w:rPr>
-                <w:rFonts w:hint="eastAsia" w:ascii="Times New Roman" w:hAnsi="Times New Roman" w:eastAsia="微软雅黑" w:cs="Times New Roman"/>
-                <w:color w:val="262626"/>
-                <w:sz w:val="21"/>
-                <w:szCs w:val="21"/>
-                <w:lang w:val="en-US" w:eastAsia="zh-CN"/>
-              </w:rPr>
-              <w:t>/可能</w:t>
-            </w:r>
-            <w:r>
-              <w:rPr>
-                <w:rFonts w:hint="default" w:ascii="Times New Roman" w:hAnsi="Times New Roman" w:eastAsia="微软雅黑" w:cs="Times New Roman"/>
-                <w:color w:val="262626"/>
-                <w:sz w:val="21"/>
-                <w:szCs w:val="21"/>
-                <w:lang w:val="en-US" w:eastAsia="zh-CN"/>
-              </w:rPr>
-              <w:t>致病</w:t>
-            </w:r>
-            <w:r>
-              <w:rPr>
-                <w:rFonts w:hint="eastAsia" w:ascii="Times New Roman" w:hAnsi="Times New Roman" w:eastAsia="微软雅黑" w:cs="Times New Roman"/>
-                <w:color w:val="262626"/>
-                <w:sz w:val="21"/>
-                <w:szCs w:val="21"/>
-                <w:lang w:val="en-US" w:eastAsia="zh-CN"/>
-              </w:rPr>
-              <w:t>性</w:t>
-            </w:r>
-            <w:r>
-              <w:rPr>
-                <w:rFonts w:hint="default" w:ascii="Times New Roman" w:hAnsi="Times New Roman" w:eastAsia="微软雅黑" w:cs="Times New Roman"/>
-                <w:color w:val="262626"/>
-                <w:sz w:val="21"/>
-                <w:szCs w:val="21"/>
-                <w:lang w:val="en-US" w:eastAsia="zh-CN"/>
-              </w:rPr>
-              <w:t>突变</w:t>
-            </w:r>
-            <w:r>
-              <w:rPr>
-                <w:rFonts w:hint="eastAsia" w:ascii="Times New Roman" w:hAnsi="Times New Roman" w:eastAsia="微软雅黑" w:cs="Times New Roman"/>
-                <w:color w:val="262626"/>
-                <w:sz w:val="21"/>
-                <w:szCs w:val="21"/>
-                <w:lang w:val="en-US" w:eastAsia="zh-CN"/>
-              </w:rPr>
-              <w:t>{{</w:t>
-            </w:r>
-            <w:r>
-              <w:rPr>
-                <w:rFonts w:hint="default" w:ascii="Times New Roman" w:hAnsi="Times New Roman" w:eastAsia="微软雅黑" w:cs="Times New Roman"/>
-                <w:color w:val="262626"/>
-                <w:sz w:val="21"/>
-                <w:szCs w:val="21"/>
-                <w:lang w:val="en-US" w:eastAsia="zh-CN"/>
-              </w:rPr>
-              <w:t>crCheckDrugStr</w:t>
-            </w:r>
-            <w:r>
-              <w:rPr>
-                <w:rFonts w:hint="eastAsia" w:ascii="Times New Roman" w:hAnsi="Times New Roman" w:eastAsia="微软雅黑" w:cs="Times New Roman"/>
-                <w:color w:val="262626"/>
-                <w:sz w:val="21"/>
-                <w:szCs w:val="21"/>
-                <w:lang w:val="en-US" w:eastAsia="zh-CN"/>
-              </w:rPr>
-              <w:t>}}{{summaryOfRresults.</w:t>
-            </w:r>
-            <w:r>
-              <w:rPr>
-                <w:rFonts w:hint="default" w:ascii="Times New Roman" w:hAnsi="Times New Roman" w:eastAsia="微软雅黑" w:cs="Times New Roman"/>
-                <w:color w:val="262626"/>
-                <w:sz w:val="21"/>
-                <w:szCs w:val="21"/>
-                <w:lang w:val="en-US" w:eastAsia="zh-CN"/>
-              </w:rPr>
-              <w:t>cr_tumors_desc</w:t>
-            </w:r>
-            <w:r>
-              <w:rPr>
-                <w:rFonts w:hint="eastAsia" w:ascii="Times New Roman" w:hAnsi="Times New Roman" w:eastAsia="微软雅黑" w:cs="Times New Roman"/>
-                <w:color w:val="262626"/>
-                <w:sz w:val="21"/>
-                <w:szCs w:val="21"/>
-                <w:lang w:val="en-US" w:eastAsia="zh-CN"/>
-              </w:rPr>
-              <w:t>}}</w:t>
-            </w:r>
-          </w:p>
-        </w:tc>
-      </w:tr>
-      <w:tr>
-        <w:tblPrEx>
-          <w:tblBorders>
-            <w:top w:val="none" w:color="auto" w:sz="0" w:space="0"/>
-            <w:left w:val="none" w:color="auto" w:sz="0" w:space="0"/>
-            <w:bottom w:val="none" w:color="auto" w:sz="0" w:space="0"/>
-            <w:right w:val="none" w:color="auto" w:sz="0" w:space="0"/>
-            <w:insideH w:val="none" w:color="auto" w:sz="0" w:space="0"/>
-            <w:insideV w:val="none" w:color="auto" w:sz="0" w:space="0"/>
-          </w:tblBorders>
-          <w:tblCellMar>
-            <w:top w:w="0" w:type="dxa"/>
-            <w:left w:w="0" w:type="dxa"/>
-            <w:bottom w:w="0" w:type="dxa"/>
-            <w:right w:w="0" w:type="dxa"/>
-          </w:tblCellMar>
-        </w:tblPrEx>
-        <w:trPr>
-          <w:trHeight w:val="397" w:hRule="atLeast"/>
-          <w:jc w:val="center"/>
-        </w:trPr>
-        <w:tc>
-          <w:tcPr>
-            <w:tcW w:w="5000" w:type="pct"/>
-            <w:gridSpan w:val="3"/>
-            <w:tcBorders>
-              <w:top w:val="single" w:color="31849B" w:sz="8" w:space="0"/>
-              <w:bottom w:val="single" w:color="31849B" w:sz="8" w:space="0"/>
-            </w:tcBorders>
-            <w:shd w:val="clear" w:color="auto" w:fill="auto"/>
-            <w:vAlign w:val="center"/>
-          </w:tcPr>
-          <w:p>
-            <w:pPr>
-              <w:pStyle w:val="21"/>
-              <w:keepNext w:val="0"/>
-              <w:keepLines w:val="0"/>
-              <w:pageBreakBefore w:val="0"/>
-              <w:widowControl w:val="0"/>
-              <w:kinsoku/>
-              <w:wordWrap/>
-              <w:overflowPunct/>
-              <w:topLinePunct w:val="0"/>
-              <w:autoSpaceDE/>
-              <w:autoSpaceDN/>
-              <w:bidi w:val="0"/>
-              <w:adjustRightInd w:val="0"/>
-              <w:snapToGrid w:val="0"/>
-              <w:spacing w:line="240" w:lineRule="auto"/>
-              <w:ind w:left="110" w:leftChars="50" w:right="119" w:rightChars="0"/>
-              <w:jc w:val="both"/>
-              <w:textAlignment w:val="auto"/>
-              <w:rPr>
-                <w:rFonts w:hint="default" w:ascii="Times New Roman" w:hAnsi="Times New Roman" w:eastAsia="微软雅黑" w:cs="Times New Roman"/>
-                <w:color w:val="262626"/>
-                <w:sz w:val="21"/>
-                <w:szCs w:val="21"/>
-                <w:lang w:val="en-US" w:eastAsia="zh-CN"/>
-              </w:rPr>
-            </w:pPr>
-            <w:r>
-              <w:rPr>
-                <w:rFonts w:hint="default" w:ascii="Times New Roman" w:hAnsi="Times New Roman" w:eastAsia="微软雅黑" w:cs="Times New Roman"/>
-                <w:color w:val="262626"/>
-                <w:sz w:val="21"/>
-                <w:szCs w:val="21"/>
-                <w:lang w:val="en-US" w:eastAsia="zh-CN"/>
-              </w:rPr>
-              <w:t>{%tr if reportInfo.conf.thyroidCancerPrognosis and disease.ThyroidCarcinoma %}</w:t>
-            </w:r>
-          </w:p>
-        </w:tc>
-      </w:tr>
-      <w:tr>
-        <w:tblPrEx>
-          <w:tblBorders>
-            <w:top w:val="none" w:color="auto" w:sz="0" w:space="0"/>
-            <w:left w:val="none" w:color="auto" w:sz="0" w:space="0"/>
-            <w:bottom w:val="none" w:color="auto" w:sz="0" w:space="0"/>
-            <w:right w:val="none" w:color="auto" w:sz="0" w:space="0"/>
-            <w:insideH w:val="none" w:color="auto" w:sz="0" w:space="0"/>
-            <w:insideV w:val="none" w:color="auto" w:sz="0" w:space="0"/>
-          </w:tblBorders>
-          <w:tblCellMar>
-            <w:top w:w="0" w:type="dxa"/>
-            <w:left w:w="0" w:type="dxa"/>
-            <w:bottom w:w="0" w:type="dxa"/>
-            <w:right w:w="0" w:type="dxa"/>
-          </w:tblCellMar>
-        </w:tblPrEx>
-        <w:trPr>
-          <w:trHeight w:val="397" w:hRule="atLeast"/>
-          <w:jc w:val="center"/>
-        </w:trPr>
-        <w:tc>
-          <w:tcPr>
-            <w:tcW w:w="2160" w:type="pct"/>
-            <w:gridSpan w:val="2"/>
-            <w:tcBorders>
-              <w:top w:val="single" w:color="31849B" w:sz="8" w:space="0"/>
-              <w:bottom w:val="single" w:color="31849B" w:sz="8" w:space="0"/>
-              <w:right w:val="single" w:color="31849B" w:sz="8" w:space="0"/>
-            </w:tcBorders>
-            <w:shd w:val="clear" w:color="auto" w:fill="auto"/>
-            <w:vAlign w:val="center"/>
-          </w:tcPr>
-          <w:p>
-            <w:pPr>
-              <w:keepNext w:val="0"/>
-              <w:keepLines w:val="0"/>
-              <w:pageBreakBefore w:val="0"/>
-              <w:widowControl w:val="0"/>
-              <w:kinsoku/>
-              <w:wordWrap/>
-              <w:overflowPunct/>
-              <w:topLinePunct w:val="0"/>
-              <w:autoSpaceDE/>
-              <w:autoSpaceDN/>
-              <w:bidi w:val="0"/>
-              <w:adjustRightInd/>
-              <w:snapToGrid w:val="0"/>
-              <w:ind w:left="57" w:leftChars="0" w:right="57" w:rightChars="0"/>
-              <w:jc w:val="left"/>
-              <w:textAlignment w:val="auto"/>
-              <w:rPr>
-                <w:rFonts w:ascii="Times New Roman" w:hAnsi="Times New Roman" w:eastAsia="微软雅黑" w:cs="Times New Roman"/>
-                <w:b/>
-                <w:bCs/>
-                <w:color w:val="262626"/>
-                <w:sz w:val="21"/>
-                <w:szCs w:val="21"/>
-              </w:rPr>
-            </w:pPr>
-            <w:r>
-              <w:rPr>
-                <w:rFonts w:hint="eastAsia" w:ascii="Times New Roman" w:hAnsi="Times New Roman" w:eastAsia="微软雅黑" w:cs="Times New Roman"/>
-                <w:b/>
-                <w:bCs/>
-                <w:color w:val="262626"/>
-                <w:sz w:val="21"/>
-                <w:szCs w:val="21"/>
-                <w:lang w:eastAsia="zh-CN"/>
-              </w:rPr>
-              <w:t>预后评估</w:t>
-            </w:r>
-          </w:p>
-        </w:tc>
-        <w:tc>
-          <w:tcPr>
-            <w:tcW w:w="2839" w:type="pct"/>
-            <w:tcBorders>
-              <w:top w:val="single" w:color="31849B" w:sz="8" w:space="0"/>
-              <w:left w:val="single" w:color="31849B" w:sz="8" w:space="0"/>
-              <w:bottom w:val="single" w:color="31849B" w:sz="8" w:space="0"/>
-            </w:tcBorders>
-            <w:shd w:val="clear" w:color="auto" w:fill="auto"/>
-            <w:vAlign w:val="center"/>
-          </w:tcPr>
-          <w:p>
-            <w:pPr>
-              <w:pStyle w:val="21"/>
-              <w:keepNext w:val="0"/>
-              <w:keepLines w:val="0"/>
-              <w:pageBreakBefore w:val="0"/>
-              <w:widowControl w:val="0"/>
-              <w:kinsoku/>
-              <w:wordWrap/>
-              <w:overflowPunct/>
-              <w:topLinePunct w:val="0"/>
-              <w:autoSpaceDE/>
-              <w:autoSpaceDN/>
-              <w:bidi w:val="0"/>
-              <w:adjustRightInd w:val="0"/>
-              <w:snapToGrid w:val="0"/>
-              <w:spacing w:line="240" w:lineRule="auto"/>
-              <w:ind w:left="110" w:leftChars="50" w:right="119" w:rightChars="0"/>
-              <w:jc w:val="both"/>
-              <w:textAlignment w:val="auto"/>
-              <w:rPr>
-                <w:rFonts w:hint="default" w:ascii="Times New Roman" w:hAnsi="Times New Roman" w:eastAsia="微软雅黑" w:cs="Times New Roman"/>
-                <w:color w:val="262626"/>
-                <w:sz w:val="21"/>
-                <w:szCs w:val="21"/>
-                <w:lang w:val="en-US" w:eastAsia="zh-CN"/>
-              </w:rPr>
-            </w:pPr>
-            <w:r>
-              <w:rPr>
-                <w:rFonts w:hint="default" w:ascii="Times New Roman" w:hAnsi="Times New Roman" w:eastAsia="微软雅黑" w:cs="Times New Roman"/>
-                <w:color w:val="262626"/>
-                <w:sz w:val="21"/>
-                <w:szCs w:val="21"/>
-                <w:lang w:val="en-US" w:eastAsia="zh-CN"/>
-              </w:rPr>
-              <w:t>共检出{{ summaryOfRresults.thisGeneticmarkerVwListSize }}个体细胞突变，其中{{ summaryOfRresults.prognosticEvaluationSize }}个与预后相关{{ peDrugStr }}</w:t>
+                <w:lang w:eastAsia="zh-CN"/>
+              </w:rPr>
+              <w:t>{%tr endif %}</w:t>
             </w:r>
           </w:p>
         </w:tc>
@@ -1922,10 +1303,64 @@
         </w:trPr>
         <w:tc>
           <w:tcPr>
-            <w:tcW w:w="5000" w:type="pct"/>
-            <w:gridSpan w:val="3"/>
+            <w:tcW w:w="2160" w:type="pct"/>
+            <w:gridSpan w:val="2"/>
             <w:tcBorders>
               <w:top w:val="single" w:color="31849B" w:sz="8" w:space="0"/>
+              <w:bottom w:val="single" w:color="31849B" w:sz="8" w:space="0"/>
+              <w:right w:val="single" w:color="31849B" w:sz="8" w:space="0"/>
+            </w:tcBorders>
+            <w:shd w:val="clear" w:color="auto" w:fill="auto"/>
+            <w:vAlign w:val="center"/>
+          </w:tcPr>
+          <w:p>
+            <w:pPr>
+              <w:pStyle w:val="21"/>
+              <w:keepNext w:val="0"/>
+              <w:keepLines w:val="0"/>
+              <w:pageBreakBefore w:val="0"/>
+              <w:widowControl w:val="0"/>
+              <w:kinsoku/>
+              <w:wordWrap/>
+              <w:overflowPunct/>
+              <w:topLinePunct w:val="0"/>
+              <w:autoSpaceDE/>
+              <w:autoSpaceDN/>
+              <w:bidi w:val="0"/>
+              <w:adjustRightInd w:val="0"/>
+              <w:snapToGrid w:val="0"/>
+              <w:spacing w:line="240" w:lineRule="auto"/>
+              <w:ind w:left="110" w:leftChars="50"/>
+              <w:jc w:val="both"/>
+              <w:textAlignment w:val="auto"/>
+              <w:rPr>
+                <w:rFonts w:ascii="Times New Roman" w:hAnsi="Times New Roman" w:eastAsia="微软雅黑" w:cs="Times New Roman"/>
+                <w:b/>
+                <w:bCs/>
+                <w:color w:val="262626"/>
+                <w:sz w:val="21"/>
+                <w:szCs w:val="21"/>
+              </w:rPr>
+            </w:pPr>
+            <w:r>
+              <w:rPr>
+                <w:rFonts w:ascii="Times New Roman" w:hAnsi="Times New Roman" w:eastAsia="微软雅黑" w:cs="Times New Roman"/>
+                <w:b/>
+                <w:bCs/>
+                <w:color w:val="262626"/>
+                <w:sz w:val="21"/>
+                <w:szCs w:val="21"/>
+              </w:rPr>
+              <w:t>靶向用药指导</w:t>
+            </w:r>
+          </w:p>
+        </w:tc>
+        <w:tc>
+          <w:tcPr>
+            <w:tcW w:w="2839" w:type="pct"/>
+            <w:tcBorders>
+              <w:top w:val="single" w:color="31849B" w:sz="8" w:space="0"/>
+              <w:left w:val="single" w:color="31849B" w:sz="8" w:space="0"/>
               <w:bottom w:val="single" w:color="31849B" w:sz="8" w:space="0"/>
             </w:tcBorders>
             <w:shd w:val="clear" w:color="auto" w:fill="auto"/>
@@ -1952,22 +1387,61 @@
               <w:jc w:val="both"/>
               <w:textAlignment w:val="auto"/>
               <w:rPr>
-                <w:rFonts w:hint="default" w:ascii="Times New Roman" w:hAnsi="Times New Roman" w:eastAsia="微软雅黑" w:cs="Times New Roman"/>
-                <w:color w:val="262626"/>
-                <w:sz w:val="21"/>
-                <w:szCs w:val="21"/>
-                <w:lang w:val="en-US" w:eastAsia="zh-CN"/>
-              </w:rPr>
-            </w:pPr>
-            <w:r>
-              <w:rPr>
-                <w:rFonts w:hint="default" w:ascii="Times New Roman" w:hAnsi="Times New Roman" w:eastAsia="微软雅黑" w:cs="Times New Roman"/>
-                <w:color w:val="262626"/>
-                <w:sz w:val="21"/>
-                <w:szCs w:val="21"/>
-                <w:lang w:val="en-US" w:eastAsia="zh-CN"/>
-              </w:rPr>
-              <w:t>{%tr endif %}</w:t>
+                <w:rFonts w:hint="eastAsia" w:ascii="Times New Roman" w:hAnsi="Times New Roman" w:eastAsia="微软雅黑" w:cs="Times New Roman"/>
+                <w:color w:val="262626"/>
+                <w:sz w:val="21"/>
+                <w:szCs w:val="21"/>
+                <w:lang w:eastAsia="zh-CN"/>
+              </w:rPr>
+            </w:pPr>
+            <w:r>
+              <w:rPr>
+                <w:rFonts w:hint="eastAsia" w:ascii="Times New Roman" w:hAnsi="Times New Roman" w:eastAsia="微软雅黑" w:cs="Times New Roman"/>
+                <w:color w:val="262626"/>
+                <w:sz w:val="21"/>
+                <w:szCs w:val="21"/>
+                <w:lang w:eastAsia="zh-CN"/>
+              </w:rPr>
+              <w:t>共检出{{ summaryOfRresults.thisGeneticmarkerVwListSize }}个体细胞突变，其中{{ summaryOfRresults.somaticCellMedicationNum}}个与靶向药物相关{{bodyDrugStr}}；</w:t>
+            </w:r>
+          </w:p>
+          <w:p>
+            <w:pPr>
+              <w:pStyle w:val="21"/>
+              <w:keepNext w:val="0"/>
+              <w:keepLines w:val="0"/>
+              <w:pageBreakBefore w:val="0"/>
+              <w:widowControl w:val="0"/>
+              <w:kinsoku/>
+              <w:wordWrap/>
+              <w:overflowPunct/>
+              <w:topLinePunct w:val="0"/>
+              <w:autoSpaceDE/>
+              <w:autoSpaceDN/>
+              <w:bidi w:val="0"/>
+              <w:adjustRightInd w:val="0"/>
+              <w:snapToGrid w:val="0"/>
+              <w:spacing w:line="240" w:lineRule="auto"/>
+              <w:ind w:left="110" w:leftChars="50" w:right="119" w:rightChars="0"/>
+              <w:jc w:val="both"/>
+              <w:textAlignment w:val="auto"/>
+              <w:rPr>
+                <w:rFonts w:hint="eastAsia" w:ascii="微软雅黑" w:hAnsi="微软雅黑" w:eastAsia="微软雅黑" w:cs="微软雅黑"/>
+                <w:color w:val="262626"/>
+                <w:sz w:val="18"/>
+                <w:szCs w:val="18"/>
+                <w:lang w:eastAsia="zh-CN"/>
+              </w:rPr>
+            </w:pPr>
+            <w:r>
+              <w:rPr>
+                <w:rFonts w:hint="eastAsia" w:ascii="Times New Roman" w:hAnsi="Times New Roman" w:eastAsia="微软雅黑" w:cs="Times New Roman"/>
+                <w:color w:val="262626"/>
+                <w:sz w:val="21"/>
+                <w:szCs w:val="21"/>
+                <w:lang w:eastAsia="zh-CN"/>
+              </w:rPr>
+              <w:t>共检出{{ summaryOfRresults.crCheckLineStrYF1280Size }}个胚系突变，其中{{summaryOfRresults.crDrugList}}个与靶向药物相关{{embryonalDrugStr}}</w:t>
             </w:r>
           </w:p>
         </w:tc>
@@ -1995,10 +1469,62 @@
         </w:trPr>
         <w:tc>
           <w:tcPr>
-            <w:tcW w:w="5000" w:type="pct"/>
-            <w:gridSpan w:val="3"/>
+            <w:tcW w:w="2160" w:type="pct"/>
+            <w:gridSpan w:val="2"/>
             <w:tcBorders>
               <w:top w:val="single" w:color="31849B" w:sz="8" w:space="0"/>
+              <w:bottom w:val="single" w:color="31849B" w:sz="8" w:space="0"/>
+              <w:right w:val="single" w:color="31849B" w:sz="8" w:space="0"/>
+            </w:tcBorders>
+            <w:shd w:val="clear" w:color="auto" w:fill="auto"/>
+            <w:vAlign w:val="center"/>
+          </w:tcPr>
+          <w:p>
+            <w:pPr>
+              <w:keepNext w:val="0"/>
+              <w:keepLines w:val="0"/>
+              <w:pageBreakBefore w:val="0"/>
+              <w:widowControl w:val="0"/>
+              <w:kinsoku/>
+              <w:wordWrap/>
+              <w:overflowPunct/>
+              <w:topLinePunct w:val="0"/>
+              <w:autoSpaceDE/>
+              <w:autoSpaceDN/>
+              <w:bidi w:val="0"/>
+              <w:adjustRightInd/>
+              <w:snapToGrid w:val="0"/>
+              <w:ind w:left="57" w:leftChars="0" w:right="57" w:rightChars="0"/>
+              <w:jc w:val="left"/>
+              <w:textAlignment w:val="auto"/>
+              <w:rPr>
+                <w:rFonts w:ascii="Times New Roman" w:hAnsi="Times New Roman" w:eastAsia="微软雅黑" w:cs="Times New Roman"/>
+                <w:b/>
+                <w:bCs/>
+                <w:color w:val="262626"/>
+                <w:sz w:val="21"/>
+                <w:szCs w:val="21"/>
+              </w:rPr>
+            </w:pPr>
+            <w:r>
+              <w:rPr>
+                <w:rFonts w:ascii="Times New Roman" w:hAnsi="Times New Roman" w:eastAsia="微软雅黑" w:cs="Times New Roman"/>
+                <w:b/>
+                <w:bCs/>
+                <w:color w:val="262626"/>
+                <w:sz w:val="21"/>
+                <w:szCs w:val="21"/>
+              </w:rPr>
+              <w:t>肿瘤遗传风险检测</w:t>
+            </w:r>
+          </w:p>
+        </w:tc>
+        <w:tc>
+          <w:tcPr>
+            <w:tcW w:w="2839" w:type="pct"/>
+            <w:tcBorders>
+              <w:top w:val="single" w:color="31849B" w:sz="8" w:space="0"/>
+              <w:left w:val="single" w:color="31849B" w:sz="8" w:space="0"/>
               <w:bottom w:val="single" w:color="31849B" w:sz="8" w:space="0"/>
             </w:tcBorders>
             <w:shd w:val="clear" w:color="auto" w:fill="auto"/>
@@ -2025,424 +1551,114 @@
               <w:jc w:val="both"/>
               <w:textAlignment w:val="auto"/>
               <w:rPr>
+                <w:rFonts w:hint="eastAsia" w:ascii="Times New Roman" w:hAnsi="Times New Roman" w:eastAsia="微软雅黑" w:cs="Times New Roman"/>
+                <w:color w:val="262626"/>
+                <w:sz w:val="21"/>
+                <w:szCs w:val="21"/>
+                <w:lang w:eastAsia="zh-CN"/>
+              </w:rPr>
+            </w:pPr>
+            <w:r>
+              <w:rPr>
                 <w:rFonts w:hint="default" w:ascii="Times New Roman" w:hAnsi="Times New Roman" w:eastAsia="微软雅黑" w:cs="Times New Roman"/>
                 <w:color w:val="262626"/>
                 <w:sz w:val="21"/>
                 <w:szCs w:val="21"/>
                 <w:lang w:val="en-US" w:eastAsia="zh-CN"/>
               </w:rPr>
-            </w:pPr>
-            <w:r>
-              <w:rPr>
-                <w:rFonts w:hint="default" w:ascii="Times New Roman" w:hAnsi="Times New Roman" w:eastAsia="微软雅黑" w:cs="Times New Roman"/>
+              <w:t>共检出</w:t>
+            </w:r>
+            <w:r>
+              <w:rPr>
+                <w:rFonts w:hint="eastAsia" w:ascii="Times New Roman" w:hAnsi="Times New Roman" w:eastAsia="微软雅黑" w:cs="Times New Roman"/>
                 <w:color w:val="262626"/>
                 <w:sz w:val="21"/>
                 <w:szCs w:val="21"/>
                 <w:lang w:val="en-US" w:eastAsia="zh-CN"/>
               </w:rPr>
-              <w:t>{%tr if prostateCancerFlag %}</w:t>
-            </w:r>
-          </w:p>
-        </w:tc>
-      </w:tr>
-      <w:tr>
-        <w:tblPrEx>
-          <w:tblBorders>
-            <w:top w:val="none" w:color="auto" w:sz="0" w:space="0"/>
-            <w:left w:val="none" w:color="auto" w:sz="0" w:space="0"/>
-            <w:bottom w:val="none" w:color="auto" w:sz="0" w:space="0"/>
-            <w:right w:val="none" w:color="auto" w:sz="0" w:space="0"/>
-            <w:insideH w:val="none" w:color="auto" w:sz="0" w:space="0"/>
-            <w:insideV w:val="none" w:color="auto" w:sz="0" w:space="0"/>
-          </w:tblBorders>
-          <w:tblCellMar>
-            <w:top w:w="0" w:type="dxa"/>
-            <w:left w:w="0" w:type="dxa"/>
-            <w:bottom w:w="0" w:type="dxa"/>
-            <w:right w:w="0" w:type="dxa"/>
-          </w:tblCellMar>
-        </w:tblPrEx>
-        <w:trPr>
-          <w:trHeight w:val="397" w:hRule="atLeast"/>
-          <w:jc w:val="center"/>
-        </w:trPr>
-        <w:tc>
-          <w:tcPr>
-            <w:tcW w:w="752" w:type="pct"/>
-            <w:vMerge w:val="restart"/>
-            <w:tcBorders>
-              <w:top w:val="single" w:color="31849B" w:sz="8" w:space="0"/>
-              <w:right w:val="single" w:color="31849B" w:sz="8" w:space="0"/>
-            </w:tcBorders>
-            <w:shd w:val="clear" w:color="auto" w:fill="auto"/>
-            <w:vAlign w:val="center"/>
-          </w:tcPr>
-          <w:p>
-            <w:pPr>
-              <w:keepNext w:val="0"/>
-              <w:keepLines w:val="0"/>
-              <w:pageBreakBefore w:val="0"/>
-              <w:widowControl w:val="0"/>
-              <w:kinsoku/>
-              <w:wordWrap/>
-              <w:overflowPunct/>
-              <w:topLinePunct w:val="0"/>
-              <w:autoSpaceDE/>
-              <w:autoSpaceDN/>
-              <w:bidi w:val="0"/>
-              <w:adjustRightInd/>
-              <w:snapToGrid w:val="0"/>
-              <w:ind w:left="57" w:leftChars="0" w:right="57" w:rightChars="0"/>
-              <w:jc w:val="left"/>
-              <w:textAlignment w:val="auto"/>
+              <w:t>{{ summaryOfRresults.crCheckLineStrYF1280Size }}</w:t>
+            </w:r>
+            <w:r>
+              <w:rPr>
+                <w:rFonts w:hint="default" w:ascii="Times New Roman" w:hAnsi="Times New Roman" w:eastAsia="微软雅黑" w:cs="Times New Roman"/>
+                <w:color w:val="262626"/>
+                <w:sz w:val="21"/>
+                <w:szCs w:val="21"/>
+                <w:lang w:val="en-US" w:eastAsia="zh-CN"/>
+              </w:rPr>
+              <w:t>个胚系突变，其中</w:t>
+            </w:r>
+            <w:r>
               <w:rPr>
                 <w:rFonts w:hint="eastAsia" w:ascii="Times New Roman" w:hAnsi="Times New Roman" w:eastAsia="微软雅黑" w:cs="Times New Roman"/>
-                <w:b/>
-                <w:bCs/>
-                <w:color w:val="262626"/>
-                <w:sz w:val="21"/>
-                <w:szCs w:val="21"/>
-                <w:lang w:eastAsia="zh-CN"/>
-              </w:rPr>
-            </w:pPr>
-            <w:r>
-              <w:rPr>
-                <w:rFonts w:hint="default" w:ascii="Times New Roman" w:hAnsi="Times New Roman" w:eastAsia="微软雅黑" w:cs="Times New Roman"/>
-                <w:b/>
-                <w:bCs/>
-                <w:color w:val="262626"/>
-                <w:sz w:val="21"/>
-                <w:szCs w:val="21"/>
-                <w:lang w:val="en-US" w:eastAsia="zh-CN" w:bidi="ar-SA"/>
-              </w:rPr>
-              <w:t>内分泌相关</w:t>
-            </w:r>
-          </w:p>
-        </w:tc>
-        <w:tc>
-          <w:tcPr>
-            <w:tcW w:w="1407" w:type="pct"/>
-            <w:tcBorders>
-              <w:top w:val="single" w:color="31849B" w:sz="8" w:space="0"/>
-              <w:bottom w:val="single" w:color="31849B" w:sz="8" w:space="0"/>
-              <w:right w:val="single" w:color="31849B" w:sz="8" w:space="0"/>
-            </w:tcBorders>
-            <w:shd w:val="clear" w:color="auto" w:fill="auto"/>
-            <w:vAlign w:val="center"/>
-          </w:tcPr>
-          <w:p>
-            <w:pPr>
-              <w:keepNext w:val="0"/>
-              <w:keepLines w:val="0"/>
-              <w:pageBreakBefore w:val="0"/>
-              <w:widowControl w:val="0"/>
-              <w:kinsoku/>
-              <w:wordWrap/>
-              <w:overflowPunct/>
-              <w:topLinePunct w:val="0"/>
-              <w:autoSpaceDE/>
-              <w:autoSpaceDN/>
-              <w:bidi w:val="0"/>
-              <w:adjustRightInd/>
-              <w:snapToGrid w:val="0"/>
-              <w:ind w:left="57" w:leftChars="0" w:right="57" w:rightChars="0"/>
-              <w:jc w:val="left"/>
-              <w:textAlignment w:val="auto"/>
+                <w:color w:val="262626"/>
+                <w:sz w:val="21"/>
+                <w:szCs w:val="21"/>
+                <w:lang w:val="en-US" w:eastAsia="zh-CN"/>
+              </w:rPr>
+              <w:t>{{summaryOfRresults.hasPathogenicityCount}}</w:t>
+            </w:r>
+            <w:r>
+              <w:rPr>
+                <w:rFonts w:hint="default" w:ascii="Times New Roman" w:hAnsi="Times New Roman" w:eastAsia="微软雅黑" w:cs="Times New Roman"/>
+                <w:color w:val="262626"/>
+                <w:sz w:val="21"/>
+                <w:szCs w:val="21"/>
+                <w:lang w:val="en-US" w:eastAsia="zh-CN"/>
+              </w:rPr>
+              <w:t>个为致病</w:t>
+            </w:r>
+            <w:r>
               <w:rPr>
                 <w:rFonts w:hint="eastAsia" w:ascii="Times New Roman" w:hAnsi="Times New Roman" w:eastAsia="微软雅黑" w:cs="Times New Roman"/>
-                <w:b/>
-                <w:bCs/>
-                <w:color w:val="262626"/>
-                <w:sz w:val="21"/>
-                <w:szCs w:val="21"/>
-                <w:lang w:eastAsia="zh-CN"/>
-              </w:rPr>
-            </w:pPr>
-            <w:r>
-              <w:rPr>
-                <w:rFonts w:hint="default" w:ascii="Times New Roman" w:hAnsi="Times New Roman" w:eastAsia="微软雅黑" w:cs="Times New Roman"/>
-                <w:b/>
-                <w:bCs/>
-                <w:color w:val="262626"/>
-                <w:sz w:val="21"/>
-                <w:szCs w:val="21"/>
-                <w:lang w:val="en-US" w:eastAsia="zh-CN" w:bidi="ar-SA"/>
-              </w:rPr>
-              <w:t>内分泌治疗相关</w:t>
-            </w:r>
-          </w:p>
-        </w:tc>
-        <w:tc>
-          <w:tcPr>
-            <w:tcW w:w="2839" w:type="pct"/>
-            <w:tcBorders>
-              <w:top w:val="single" w:color="31849B" w:sz="8" w:space="0"/>
-              <w:left w:val="single" w:color="31849B" w:sz="8" w:space="0"/>
-              <w:bottom w:val="single" w:color="31849B" w:sz="8" w:space="0"/>
-            </w:tcBorders>
-            <w:shd w:val="clear" w:color="auto" w:fill="auto"/>
-            <w:vAlign w:val="center"/>
-          </w:tcPr>
-          <w:p>
-            <w:pPr>
-              <w:pStyle w:val="21"/>
-              <w:keepNext w:val="0"/>
-              <w:keepLines w:val="0"/>
-              <w:pageBreakBefore w:val="0"/>
-              <w:widowControl w:val="0"/>
-              <w:kinsoku/>
-              <w:wordWrap/>
-              <w:overflowPunct/>
-              <w:topLinePunct w:val="0"/>
-              <w:autoSpaceDE/>
-              <w:autoSpaceDN/>
-              <w:bidi w:val="0"/>
-              <w:adjustRightInd w:val="0"/>
-              <w:snapToGrid w:val="0"/>
-              <w:spacing w:line="240" w:lineRule="auto"/>
-              <w:ind w:left="110" w:leftChars="50" w:right="119" w:rightChars="0"/>
-              <w:jc w:val="both"/>
-              <w:textAlignment w:val="auto"/>
-              <w:rPr>
-                <w:rFonts w:hint="default" w:ascii="Times New Roman" w:hAnsi="Times New Roman" w:eastAsia="微软雅黑" w:cs="Times New Roman"/>
                 <w:color w:val="262626"/>
                 <w:sz w:val="21"/>
                 <w:szCs w:val="21"/>
                 <w:lang w:val="en-US" w:eastAsia="zh-CN"/>
               </w:rPr>
-            </w:pPr>
-            <w:r>
-              <w:rPr>
-                <w:rFonts w:hint="default" w:ascii="Times New Roman" w:hAnsi="Times New Roman" w:eastAsia="微软雅黑" w:cs="Times New Roman"/>
-                <w:color w:val="262626"/>
-                <w:sz w:val="21"/>
-                <w:szCs w:val="21"/>
-                <w:lang w:val="en-US" w:eastAsia="zh-CN" w:bidi="ar-SA"/>
-              </w:rPr>
-              <w:t>共检出{{summaryOfRresults.endocrineTherapySize}}个内分泌治疗相关突变</w:t>
-            </w:r>
-          </w:p>
-        </w:tc>
-      </w:tr>
-      <w:tr>
-        <w:tblPrEx>
-          <w:tblBorders>
-            <w:top w:val="none" w:color="auto" w:sz="0" w:space="0"/>
-            <w:left w:val="none" w:color="auto" w:sz="0" w:space="0"/>
-            <w:bottom w:val="none" w:color="auto" w:sz="0" w:space="0"/>
-            <w:right w:val="none" w:color="auto" w:sz="0" w:space="0"/>
-            <w:insideH w:val="none" w:color="auto" w:sz="0" w:space="0"/>
-            <w:insideV w:val="none" w:color="auto" w:sz="0" w:space="0"/>
-          </w:tblBorders>
-          <w:tblCellMar>
-            <w:top w:w="0" w:type="dxa"/>
-            <w:left w:w="0" w:type="dxa"/>
-            <w:bottom w:w="0" w:type="dxa"/>
-            <w:right w:w="0" w:type="dxa"/>
-          </w:tblCellMar>
-        </w:tblPrEx>
-        <w:trPr>
-          <w:trHeight w:val="397" w:hRule="atLeast"/>
-          <w:jc w:val="center"/>
-        </w:trPr>
-        <w:tc>
-          <w:tcPr>
-            <w:tcW w:w="752" w:type="pct"/>
-            <w:vMerge w:val="continue"/>
-            <w:tcBorders>
-              <w:bottom w:val="single" w:color="31849B" w:sz="8" w:space="0"/>
-              <w:right w:val="single" w:color="31849B" w:sz="8" w:space="0"/>
-            </w:tcBorders>
-            <w:shd w:val="clear" w:color="auto" w:fill="auto"/>
-            <w:vAlign w:val="center"/>
-          </w:tcPr>
-          <w:p>
-            <w:pPr>
-              <w:keepNext w:val="0"/>
-              <w:keepLines w:val="0"/>
-              <w:pageBreakBefore w:val="0"/>
-              <w:widowControl w:val="0"/>
-              <w:kinsoku/>
-              <w:wordWrap/>
-              <w:overflowPunct/>
-              <w:topLinePunct w:val="0"/>
-              <w:autoSpaceDE/>
-              <w:autoSpaceDN/>
-              <w:bidi w:val="0"/>
-              <w:adjustRightInd/>
-              <w:snapToGrid w:val="0"/>
-              <w:ind w:left="57" w:leftChars="0" w:right="57" w:rightChars="0"/>
-              <w:jc w:val="left"/>
-              <w:textAlignment w:val="auto"/>
+              <w:t>/可能</w:t>
+            </w:r>
+            <w:r>
+              <w:rPr>
+                <w:rFonts w:hint="default" w:ascii="Times New Roman" w:hAnsi="Times New Roman" w:eastAsia="微软雅黑" w:cs="Times New Roman"/>
+                <w:color w:val="262626"/>
+                <w:sz w:val="21"/>
+                <w:szCs w:val="21"/>
+                <w:lang w:val="en-US" w:eastAsia="zh-CN"/>
+              </w:rPr>
+              <w:t>致病</w:t>
+            </w:r>
+            <w:r>
               <w:rPr>
                 <w:rFonts w:hint="eastAsia" w:ascii="Times New Roman" w:hAnsi="Times New Roman" w:eastAsia="微软雅黑" w:cs="Times New Roman"/>
-                <w:b/>
-                <w:bCs/>
-                <w:color w:val="262626"/>
-                <w:sz w:val="21"/>
-                <w:szCs w:val="21"/>
-                <w:lang w:eastAsia="zh-CN"/>
-              </w:rPr>
-            </w:pPr>
-          </w:p>
-        </w:tc>
-        <w:tc>
-          <w:tcPr>
-            <w:tcW w:w="1407" w:type="pct"/>
-            <w:tcBorders>
-              <w:top w:val="single" w:color="31849B" w:sz="8" w:space="0"/>
-              <w:bottom w:val="single" w:color="31849B" w:sz="8" w:space="0"/>
-              <w:right w:val="single" w:color="31849B" w:sz="8" w:space="0"/>
-            </w:tcBorders>
-            <w:shd w:val="clear" w:color="auto" w:fill="auto"/>
-            <w:vAlign w:val="center"/>
-          </w:tcPr>
-          <w:p>
-            <w:pPr>
-              <w:keepNext w:val="0"/>
-              <w:keepLines w:val="0"/>
-              <w:pageBreakBefore w:val="0"/>
-              <w:widowControl w:val="0"/>
-              <w:kinsoku/>
-              <w:wordWrap/>
-              <w:overflowPunct/>
-              <w:topLinePunct w:val="0"/>
-              <w:autoSpaceDE/>
-              <w:autoSpaceDN/>
-              <w:bidi w:val="0"/>
-              <w:adjustRightInd/>
-              <w:snapToGrid w:val="0"/>
-              <w:ind w:left="57" w:leftChars="0" w:right="57" w:rightChars="0"/>
-              <w:jc w:val="left"/>
-              <w:textAlignment w:val="auto"/>
+                <w:color w:val="262626"/>
+                <w:sz w:val="21"/>
+                <w:szCs w:val="21"/>
+                <w:lang w:val="en-US" w:eastAsia="zh-CN"/>
+              </w:rPr>
+              <w:t>性</w:t>
+            </w:r>
+            <w:r>
+              <w:rPr>
+                <w:rFonts w:hint="default" w:ascii="Times New Roman" w:hAnsi="Times New Roman" w:eastAsia="微软雅黑" w:cs="Times New Roman"/>
+                <w:color w:val="262626"/>
+                <w:sz w:val="21"/>
+                <w:szCs w:val="21"/>
+                <w:lang w:val="en-US" w:eastAsia="zh-CN"/>
+              </w:rPr>
+              <w:t>突变</w:t>
+            </w:r>
+            <w:r>
               <w:rPr>
                 <w:rFonts w:hint="eastAsia" w:ascii="Times New Roman" w:hAnsi="Times New Roman" w:eastAsia="微软雅黑" w:cs="Times New Roman"/>
-                <w:b/>
-                <w:bCs/>
-                <w:color w:val="262626"/>
-                <w:sz w:val="21"/>
-                <w:szCs w:val="21"/>
-                <w:lang w:eastAsia="zh-CN"/>
-              </w:rPr>
-            </w:pPr>
-            <w:r>
-              <w:rPr>
-                <w:rFonts w:hint="default" w:ascii="Times New Roman" w:hAnsi="Times New Roman" w:eastAsia="微软雅黑" w:cs="Times New Roman"/>
-                <w:b/>
-                <w:bCs/>
-                <w:color w:val="262626"/>
-                <w:sz w:val="21"/>
-                <w:szCs w:val="21"/>
-                <w:lang w:val="en-US" w:eastAsia="en-US" w:bidi="ar-SA"/>
-              </w:rPr>
-              <w:t>神经内分泌分化相关</w:t>
-            </w:r>
-          </w:p>
-        </w:tc>
-        <w:tc>
-          <w:tcPr>
-            <w:tcW w:w="2839" w:type="pct"/>
-            <w:tcBorders>
-              <w:top w:val="single" w:color="31849B" w:sz="8" w:space="0"/>
-              <w:left w:val="single" w:color="31849B" w:sz="8" w:space="0"/>
-              <w:bottom w:val="single" w:color="31849B" w:sz="8" w:space="0"/>
-            </w:tcBorders>
-            <w:shd w:val="clear" w:color="auto" w:fill="auto"/>
-            <w:vAlign w:val="center"/>
-          </w:tcPr>
-          <w:p>
-            <w:pPr>
-              <w:pStyle w:val="21"/>
-              <w:keepNext w:val="0"/>
-              <w:keepLines w:val="0"/>
-              <w:pageBreakBefore w:val="0"/>
-              <w:widowControl w:val="0"/>
-              <w:kinsoku/>
-              <w:wordWrap/>
-              <w:overflowPunct/>
-              <w:topLinePunct w:val="0"/>
-              <w:autoSpaceDE/>
-              <w:autoSpaceDN/>
-              <w:bidi w:val="0"/>
-              <w:adjustRightInd w:val="0"/>
-              <w:snapToGrid w:val="0"/>
-              <w:spacing w:line="240" w:lineRule="auto"/>
-              <w:ind w:left="110" w:leftChars="50" w:right="119" w:rightChars="0"/>
-              <w:jc w:val="both"/>
-              <w:textAlignment w:val="auto"/>
-              <w:rPr>
-                <w:rFonts w:hint="default" w:ascii="Times New Roman" w:hAnsi="Times New Roman" w:eastAsia="微软雅黑" w:cs="Times New Roman"/>
                 <w:color w:val="262626"/>
                 <w:sz w:val="21"/>
                 <w:szCs w:val="21"/>
                 <w:lang w:val="en-US" w:eastAsia="zh-CN"/>
               </w:rPr>
-            </w:pPr>
-            <w:r>
-              <w:rPr>
-                <w:rFonts w:hint="default" w:ascii="Times New Roman" w:hAnsi="Times New Roman" w:eastAsia="微软雅黑" w:cs="Times New Roman"/>
-                <w:color w:val="262626"/>
-                <w:sz w:val="21"/>
-                <w:szCs w:val="21"/>
-                <w:lang w:val="en-US" w:eastAsia="zh-CN" w:bidi="ar-SA"/>
-              </w:rPr>
-              <w:t>共检出{{summaryOfRresults.endocrineDifferentiationSize}}个神经内分泌分化相关突变</w:t>
-            </w:r>
-          </w:p>
-        </w:tc>
-      </w:tr>
-      <w:tr>
-        <w:tblPrEx>
-          <w:tblBorders>
-            <w:top w:val="none" w:color="auto" w:sz="0" w:space="0"/>
-            <w:left w:val="none" w:color="auto" w:sz="0" w:space="0"/>
-            <w:bottom w:val="none" w:color="auto" w:sz="0" w:space="0"/>
-            <w:right w:val="none" w:color="auto" w:sz="0" w:space="0"/>
-            <w:insideH w:val="none" w:color="auto" w:sz="0" w:space="0"/>
-            <w:insideV w:val="none" w:color="auto" w:sz="0" w:space="0"/>
-          </w:tblBorders>
-          <w:tblCellMar>
-            <w:top w:w="0" w:type="dxa"/>
-            <w:left w:w="0" w:type="dxa"/>
-            <w:bottom w:w="0" w:type="dxa"/>
-            <w:right w:w="0" w:type="dxa"/>
-          </w:tblCellMar>
-        </w:tblPrEx>
-        <w:trPr>
-          <w:trHeight w:val="397" w:hRule="atLeast"/>
-          <w:jc w:val="center"/>
-        </w:trPr>
-        <w:tc>
-          <w:tcPr>
-            <w:tcW w:w="5000" w:type="pct"/>
-            <w:gridSpan w:val="3"/>
-            <w:tcBorders>
-              <w:top w:val="single" w:color="31849B" w:sz="8" w:space="0"/>
-              <w:bottom w:val="single" w:color="31849B" w:sz="8" w:space="0"/>
-            </w:tcBorders>
-            <w:shd w:val="clear" w:color="auto" w:fill="auto"/>
-            <w:vAlign w:val="center"/>
-          </w:tcPr>
-          <w:p>
-            <w:pPr>
-              <w:pStyle w:val="21"/>
-              <w:keepNext w:val="0"/>
-              <w:keepLines w:val="0"/>
-              <w:pageBreakBefore w:val="0"/>
-              <w:widowControl w:val="0"/>
-              <w:kinsoku/>
-              <w:wordWrap/>
-              <w:overflowPunct/>
-              <w:topLinePunct w:val="0"/>
-              <w:autoSpaceDE/>
-              <w:autoSpaceDN/>
-              <w:bidi w:val="0"/>
-              <w:adjustRightInd w:val="0"/>
-              <w:snapToGrid w:val="0"/>
-              <w:spacing w:line="240" w:lineRule="auto"/>
-              <w:ind w:left="110" w:leftChars="50" w:right="119" w:rightChars="0"/>
-              <w:jc w:val="both"/>
-              <w:textAlignment w:val="auto"/>
+              <w:t>{{</w:t>
+            </w:r>
+            <w:r>
               <w:rPr>
                 <w:rFonts w:hint="default" w:ascii="Times New Roman" w:hAnsi="Times New Roman" w:eastAsia="微软雅黑" w:cs="Times New Roman"/>
                 <w:color w:val="262626"/>
@@ -2450,198 +1666,37 @@
                 <w:szCs w:val="21"/>
                 <w:lang w:val="en-US" w:eastAsia="zh-CN"/>
               </w:rPr>
-            </w:pPr>
-            <w:r>
-              <w:rPr>
-                <w:rFonts w:hint="default" w:ascii="Times New Roman" w:hAnsi="Times New Roman" w:eastAsia="微软雅黑" w:cs="Times New Roman"/>
+              <w:t>crCheckDrugStr</w:t>
+            </w:r>
+            <w:r>
+              <w:rPr>
+                <w:rFonts w:hint="eastAsia" w:ascii="Times New Roman" w:hAnsi="Times New Roman" w:eastAsia="微软雅黑" w:cs="Times New Roman"/>
                 <w:color w:val="262626"/>
                 <w:sz w:val="21"/>
                 <w:szCs w:val="21"/>
                 <w:lang w:val="en-US" w:eastAsia="zh-CN"/>
               </w:rPr>
-              <w:t>{%tr endif %}</w:t>
-            </w:r>
-          </w:p>
-        </w:tc>
-      </w:tr>
-      <w:tr>
-        <w:tblPrEx>
-          <w:tblBorders>
-            <w:top w:val="none" w:color="auto" w:sz="0" w:space="0"/>
-            <w:left w:val="none" w:color="auto" w:sz="0" w:space="0"/>
-            <w:bottom w:val="none" w:color="auto" w:sz="0" w:space="0"/>
-            <w:right w:val="none" w:color="auto" w:sz="0" w:space="0"/>
-            <w:insideH w:val="none" w:color="auto" w:sz="0" w:space="0"/>
-            <w:insideV w:val="none" w:color="auto" w:sz="0" w:space="0"/>
-          </w:tblBorders>
-          <w:tblCellMar>
-            <w:top w:w="0" w:type="dxa"/>
-            <w:left w:w="0" w:type="dxa"/>
-            <w:bottom w:w="0" w:type="dxa"/>
-            <w:right w:w="0" w:type="dxa"/>
-          </w:tblCellMar>
-        </w:tblPrEx>
-        <w:trPr>
-          <w:trHeight w:val="397" w:hRule="atLeast"/>
-          <w:jc w:val="center"/>
-        </w:trPr>
-        <w:tc>
-          <w:tcPr>
-            <w:tcW w:w="752" w:type="pct"/>
-            <w:vMerge w:val="restart"/>
-            <w:tcBorders>
-              <w:top w:val="single" w:color="31849B" w:sz="8" w:space="0"/>
-              <w:right w:val="single" w:color="31849B" w:sz="8" w:space="0"/>
-            </w:tcBorders>
-            <w:shd w:val="clear" w:color="auto" w:fill="auto"/>
-            <w:vAlign w:val="center"/>
-          </w:tcPr>
-          <w:p>
-            <w:pPr>
-              <w:pStyle w:val="21"/>
-              <w:keepNext w:val="0"/>
-              <w:keepLines w:val="0"/>
-              <w:pageBreakBefore w:val="0"/>
-              <w:widowControl w:val="0"/>
-              <w:kinsoku/>
-              <w:wordWrap/>
-              <w:overflowPunct/>
-              <w:topLinePunct w:val="0"/>
-              <w:autoSpaceDE/>
-              <w:autoSpaceDN/>
-              <w:bidi w:val="0"/>
-              <w:adjustRightInd w:val="0"/>
-              <w:snapToGrid w:val="0"/>
-              <w:spacing w:line="240" w:lineRule="auto"/>
-              <w:ind w:left="110" w:leftChars="50"/>
-              <w:jc w:val="both"/>
-              <w:textAlignment w:val="auto"/>
-              <w:rPr>
-                <w:rFonts w:ascii="Times New Roman" w:hAnsi="Times New Roman" w:eastAsia="微软雅黑" w:cs="Times New Roman"/>
-                <w:b/>
-                <w:bCs/>
-                <w:color w:val="262626"/>
-                <w:sz w:val="21"/>
-                <w:szCs w:val="21"/>
-                <w:lang w:eastAsia="zh-CN"/>
-              </w:rPr>
-            </w:pPr>
-            <w:r>
-              <w:rPr>
-                <w:rFonts w:ascii="Times New Roman" w:hAnsi="Times New Roman" w:eastAsia="微软雅黑" w:cs="Times New Roman"/>
-                <w:b/>
-                <w:bCs/>
-                <w:color w:val="262626"/>
-                <w:sz w:val="21"/>
-                <w:szCs w:val="21"/>
-                <w:lang w:eastAsia="zh-CN"/>
-              </w:rPr>
-              <w:t>免疫治疗相关标志物检测</w:t>
-            </w:r>
-          </w:p>
-        </w:tc>
-        <w:tc>
-          <w:tcPr>
-            <w:tcW w:w="1407" w:type="pct"/>
-            <w:tcBorders>
-              <w:top w:val="single" w:color="31849B" w:sz="8" w:space="0"/>
-              <w:left w:val="single" w:color="31849B" w:sz="8" w:space="0"/>
-              <w:bottom w:val="single" w:color="31849B" w:sz="8" w:space="0"/>
-              <w:right w:val="single" w:color="31849B" w:sz="8" w:space="0"/>
-            </w:tcBorders>
-            <w:shd w:val="clear" w:color="auto" w:fill="auto"/>
-            <w:vAlign w:val="center"/>
-          </w:tcPr>
-          <w:p>
-            <w:pPr>
-              <w:keepNext w:val="0"/>
-              <w:keepLines w:val="0"/>
-              <w:pageBreakBefore w:val="0"/>
-              <w:widowControl w:val="0"/>
-              <w:kinsoku/>
-              <w:wordWrap/>
-              <w:overflowPunct/>
-              <w:topLinePunct w:val="0"/>
-              <w:autoSpaceDE/>
-              <w:autoSpaceDN/>
-              <w:bidi w:val="0"/>
-              <w:adjustRightInd w:val="0"/>
-              <w:snapToGrid w:val="0"/>
-              <w:spacing w:line="240" w:lineRule="auto"/>
-              <w:ind w:left="110" w:leftChars="50"/>
-              <w:jc w:val="both"/>
-              <w:textAlignment w:val="auto"/>
-              <w:rPr>
-                <w:rFonts w:ascii="Times New Roman" w:hAnsi="Times New Roman" w:eastAsia="微软雅黑" w:cs="Times New Roman"/>
-                <w:b/>
-                <w:bCs/>
-                <w:color w:val="262626"/>
-                <w:sz w:val="21"/>
-                <w:szCs w:val="21"/>
-                <w:lang w:eastAsia="zh-CN"/>
-              </w:rPr>
-            </w:pPr>
-            <w:r>
-              <w:rPr>
-                <w:rFonts w:ascii="Times New Roman" w:hAnsi="Times New Roman" w:eastAsia="微软雅黑" w:cs="黑体"/>
-                <w:b/>
-                <w:bCs/>
-                <w:color w:val="262626"/>
-                <w:sz w:val="21"/>
-                <w:lang w:eastAsia="zh-CN"/>
-              </w:rPr>
-              <w:t>肿瘤突变负荷（TMB）</w:t>
-            </w:r>
-          </w:p>
-        </w:tc>
-        <w:tc>
-          <w:tcPr>
-            <w:tcW w:w="2839" w:type="pct"/>
-            <w:tcBorders>
-              <w:top w:val="single" w:color="31849B" w:sz="8" w:space="0"/>
-              <w:left w:val="single" w:color="31849B" w:sz="8" w:space="0"/>
-              <w:bottom w:val="single" w:color="31849B" w:sz="8" w:space="0"/>
-            </w:tcBorders>
-            <w:shd w:val="clear" w:color="auto" w:fill="auto"/>
-            <w:vAlign w:val="center"/>
-          </w:tcPr>
-          <w:p>
-            <w:pPr>
-              <w:pStyle w:val="21"/>
-              <w:keepNext w:val="0"/>
-              <w:keepLines w:val="0"/>
-              <w:pageBreakBefore w:val="0"/>
-              <w:widowControl w:val="0"/>
-              <w:kinsoku/>
-              <w:wordWrap/>
-              <w:overflowPunct/>
-              <w:topLinePunct w:val="0"/>
-              <w:autoSpaceDE/>
-              <w:autoSpaceDN/>
-              <w:bidi w:val="0"/>
-              <w:adjustRightInd w:val="0"/>
-              <w:snapToGrid w:val="0"/>
-              <w:spacing w:line="240" w:lineRule="auto"/>
-              <w:ind w:left="110" w:leftChars="50" w:right="119" w:rightChars="0"/>
-              <w:jc w:val="both"/>
-              <w:textAlignment w:val="auto"/>
-              <w:rPr>
-                <w:rFonts w:hint="eastAsia" w:ascii="微软雅黑" w:hAnsi="微软雅黑" w:eastAsia="微软雅黑" w:cs="微软雅黑"/>
-                <w:color w:val="262626"/>
-                <w:sz w:val="18"/>
-                <w:szCs w:val="18"/>
-                <w:lang w:eastAsia="zh-CN"/>
-              </w:rPr>
-            </w:pPr>
-            <w:r>
-              <w:rPr>
-                <w:rFonts w:hint="default" w:ascii="Times New Roman" w:hAnsi="Times New Roman" w:eastAsia="微软雅黑" w:cs="Times New Roman"/>
-                <w:color w:val="262626"/>
-                <w:sz w:val="21"/>
-                <w:szCs w:val="21"/>
-                <w:lang w:val="en-US" w:eastAsia="zh-CN" w:bidi="ar-SA"/>
-              </w:rPr>
-              <w:t>{% if summaryOfRresults.tmb_status == ‘TMB-H’ %}肿瘤突变负荷高{% else %}肿瘤突变负荷低{% endif %}（{{ summaryOfRresults.tmb_status}}，{{ summaryOfRresults.tmb }}Muts/Mb）</w:t>
+              <w:t>}}{{summaryOfRresults.</w:t>
+            </w:r>
+            <w:r>
+              <w:rPr>
+                <w:rFonts w:hint="default" w:ascii="Times New Roman" w:hAnsi="Times New Roman" w:eastAsia="微软雅黑" w:cs="Times New Roman"/>
+                <w:color w:val="262626"/>
+                <w:sz w:val="21"/>
+                <w:szCs w:val="21"/>
+                <w:lang w:val="en-US" w:eastAsia="zh-CN"/>
+              </w:rPr>
+              <w:t>cr_tumors_desc</w:t>
+            </w:r>
+            <w:r>
+              <w:rPr>
+                <w:rFonts w:hint="eastAsia" w:ascii="Times New Roman" w:hAnsi="Times New Roman" w:eastAsia="微软雅黑" w:cs="Times New Roman"/>
+                <w:color w:val="262626"/>
+                <w:sz w:val="21"/>
+                <w:szCs w:val="21"/>
+                <w:lang w:val="en-US" w:eastAsia="zh-CN"/>
+              </w:rPr>
+              <w:t>}}</w:t>
             </w:r>
           </w:p>
         </w:tc>
@@ -2670,106 +1725,10 @@
         </w:trPr>
         <w:tc>
           <w:tcPr>
-            <w:tcW w:w="752" w:type="pct"/>
-            <w:vMerge w:val="continue"/>
-            <w:tcBorders>
-              <w:right w:val="single" w:color="31849B" w:sz="8" w:space="0"/>
-            </w:tcBorders>
-            <w:shd w:val="clear" w:color="auto" w:fill="auto"/>
-            <w:vAlign w:val="center"/>
-          </w:tcPr>
-          <w:p>
-            <w:pPr>
-              <w:keepNext w:val="0"/>
-              <w:keepLines w:val="0"/>
-              <w:pageBreakBefore w:val="0"/>
-              <w:widowControl w:val="0"/>
-              <w:kinsoku/>
-              <w:wordWrap/>
-              <w:overflowPunct/>
-              <w:topLinePunct w:val="0"/>
-              <w:autoSpaceDE/>
-              <w:autoSpaceDN/>
-              <w:bidi w:val="0"/>
-              <w:adjustRightInd w:val="0"/>
-              <w:snapToGrid w:val="0"/>
-              <w:spacing w:line="240" w:lineRule="auto"/>
-              <w:ind w:left="110" w:leftChars="50"/>
-              <w:jc w:val="both"/>
-              <w:textAlignment w:val="auto"/>
-              <w:rPr>
-                <w:rFonts w:ascii="Times New Roman" w:hAnsi="Times New Roman" w:eastAsia="微软雅黑" w:cs="Times New Roman"/>
-                <w:b/>
-                <w:bCs/>
-                <w:color w:val="262626"/>
-                <w:sz w:val="21"/>
-                <w:szCs w:val="21"/>
-                <w:lang w:eastAsia="zh-CN"/>
-              </w:rPr>
-            </w:pPr>
-          </w:p>
-        </w:tc>
-        <w:tc>
-          <w:tcPr>
-            <w:tcW w:w="1407" w:type="pct"/>
+            <w:tcW w:w="5000" w:type="pct"/>
+            <w:gridSpan w:val="3"/>
             <w:tcBorders>
               <w:top w:val="single" w:color="31849B" w:sz="8" w:space="0"/>
-              <w:left w:val="single" w:color="31849B" w:sz="8" w:space="0"/>
-              <w:bottom w:val="single" w:color="31849B" w:sz="8" w:space="0"/>
-              <w:right w:val="single" w:color="31849B" w:sz="8" w:space="0"/>
-            </w:tcBorders>
-            <w:shd w:val="clear" w:color="auto" w:fill="auto"/>
-            <w:vAlign w:val="center"/>
-          </w:tcPr>
-          <w:p>
-            <w:pPr>
-              <w:keepNext w:val="0"/>
-              <w:keepLines w:val="0"/>
-              <w:pageBreakBefore w:val="0"/>
-              <w:widowControl w:val="0"/>
-              <w:kinsoku/>
-              <w:wordWrap/>
-              <w:overflowPunct/>
-              <w:topLinePunct w:val="0"/>
-              <w:autoSpaceDE/>
-              <w:autoSpaceDN/>
-              <w:bidi w:val="0"/>
-              <w:adjustRightInd w:val="0"/>
-              <w:snapToGrid w:val="0"/>
-              <w:spacing w:line="240" w:lineRule="auto"/>
-              <w:ind w:left="110" w:leftChars="50"/>
-              <w:jc w:val="both"/>
-              <w:textAlignment w:val="auto"/>
-              <w:rPr>
-                <w:rFonts w:ascii="Times New Roman" w:hAnsi="Times New Roman" w:eastAsia="微软雅黑" w:cs="Times New Roman"/>
-                <w:b/>
-                <w:bCs/>
-                <w:color w:val="262626"/>
-                <w:kern w:val="2"/>
-                <w:sz w:val="21"/>
-                <w:szCs w:val="21"/>
-                <w:lang w:val="en-US" w:eastAsia="zh-CN" w:bidi="ar-SA"/>
-              </w:rPr>
-            </w:pPr>
-            <w:r>
-              <w:rPr>
-                <w:rFonts w:ascii="Times New Roman" w:hAnsi="Times New Roman" w:eastAsia="微软雅黑" w:cs="黑体"/>
-                <w:b/>
-                <w:bCs/>
-                <w:color w:val="262626"/>
-                <w:sz w:val="21"/>
-                <w:lang w:eastAsia="zh-CN"/>
-              </w:rPr>
-              <w:t>微卫星不稳定性（MSI）</w:t>
-            </w:r>
-          </w:p>
-        </w:tc>
-        <w:tc>
-          <w:tcPr>
-            <w:tcW w:w="2839" w:type="pct"/>
-            <w:tcBorders>
-              <w:top w:val="single" w:color="31849B" w:sz="8" w:space="0"/>
-              <w:left w:val="single" w:color="31849B" w:sz="8" w:space="0"/>
               <w:bottom w:val="single" w:color="31849B" w:sz="8" w:space="0"/>
             </w:tcBorders>
             <w:shd w:val="clear" w:color="auto" w:fill="auto"/>
@@ -2796,42 +1755,22 @@
               <w:jc w:val="both"/>
               <w:textAlignment w:val="auto"/>
               <w:rPr>
-                <w:rFonts w:hint="eastAsia" w:ascii="微软雅黑" w:hAnsi="微软雅黑" w:eastAsia="微软雅黑" w:cs="微软雅黑"/>
-                <w:color w:val="262626"/>
-                <w:sz w:val="18"/>
-                <w:szCs w:val="18"/>
-                <w:lang w:eastAsia="zh-CN"/>
-              </w:rPr>
-            </w:pPr>
-            <w:r>
-              <w:rPr>
-                <w:rFonts w:hint="default" w:ascii="Times New Roman" w:hAnsi="Times New Roman" w:eastAsia="微软雅黑" w:cs="Times New Roman"/>
-                <w:color w:val="262626"/>
-                <w:sz w:val="21"/>
-                <w:szCs w:val="21"/>
-                <w:lang w:val="en-US" w:eastAsia="zh-CN" w:bidi="ar-SA"/>
-              </w:rPr>
-              <w:t>{{summaryOfRresults.msi_status</w:t>
-            </w:r>
-            <w:r>
-              <w:rPr>
-                <w:rFonts w:hint="eastAsia" w:ascii="Times New Roman" w:hAnsi="Times New Roman" w:eastAsia="微软雅黑" w:cs="Times New Roman"/>
-                <w:color w:val="262626"/>
-                <w:sz w:val="21"/>
-                <w:szCs w:val="21"/>
-                <w:lang w:val="en-US" w:eastAsia="zh-CN" w:bidi="ar-SA"/>
-              </w:rPr>
-              <w:t>_</w:t>
-            </w:r>
-            <w:r>
-              <w:rPr>
-                <w:rFonts w:hint="default" w:ascii="Times New Roman" w:hAnsi="Times New Roman" w:eastAsia="微软雅黑" w:cs="Times New Roman"/>
-                <w:color w:val="262626"/>
-                <w:sz w:val="21"/>
-                <w:szCs w:val="21"/>
-                <w:lang w:val="en-US" w:eastAsia="zh-CN" w:bidi="ar-SA"/>
-              </w:rPr>
-              <w:t>state}}</w:t>
+                <w:rFonts w:hint="default" w:ascii="Times New Roman" w:hAnsi="Times New Roman" w:eastAsia="微软雅黑" w:cs="Times New Roman"/>
+                <w:color w:val="262626"/>
+                <w:sz w:val="21"/>
+                <w:szCs w:val="21"/>
+                <w:lang w:val="en-US" w:eastAsia="zh-CN"/>
+              </w:rPr>
+            </w:pPr>
+            <w:r>
+              <w:rPr>
+                <w:rFonts w:hint="default" w:ascii="Times New Roman" w:hAnsi="Times New Roman" w:eastAsia="微软雅黑" w:cs="Times New Roman"/>
+                <w:color w:val="262626"/>
+                <w:sz w:val="21"/>
+                <w:szCs w:val="21"/>
+                <w:lang w:val="en-US" w:eastAsia="zh-CN"/>
+              </w:rPr>
+              <w:t>{%tr if reportInfo.conf.thyroidCancerPrognosis and disease.ThyroidCarcinoma %}</w:t>
             </w:r>
           </w:p>
         </w:tc>
@@ -2859,9 +1798,11 @@
         </w:trPr>
         <w:tc>
           <w:tcPr>
-            <w:tcW w:w="752" w:type="pct"/>
-            <w:vMerge w:val="continue"/>
-            <w:tcBorders>
+            <w:tcW w:w="2160" w:type="pct"/>
+            <w:gridSpan w:val="2"/>
+            <w:tcBorders>
+              <w:top w:val="single" w:color="31849B" w:sz="8" w:space="0"/>
+              <w:bottom w:val="single" w:color="31849B" w:sz="8" w:space="0"/>
               <w:right w:val="single" w:color="31849B" w:sz="8" w:space="0"/>
             </w:tcBorders>
             <w:shd w:val="clear" w:color="auto" w:fill="auto"/>
@@ -2880,11 +1821,10 @@
               <w:autoSpaceDE/>
               <w:autoSpaceDN/>
               <w:bidi w:val="0"/>
-              <w:adjustRightInd w:val="0"/>
+              <w:adjustRightInd/>
               <w:snapToGrid w:val="0"/>
-              <w:spacing w:line="240" w:lineRule="auto"/>
-              <w:ind w:left="110" w:leftChars="50"/>
-              <w:jc w:val="both"/>
+              <w:ind w:left="57" w:leftChars="0" w:right="57" w:rightChars="0"/>
+              <w:jc w:val="left"/>
               <w:textAlignment w:val="auto"/>
               <w:rPr>
                 <w:rFonts w:ascii="Times New Roman" w:hAnsi="Times New Roman" w:eastAsia="微软雅黑" w:cs="Times New Roman"/>
@@ -2893,64 +1833,19 @@
                 <w:color w:val="262626"/>
                 <w:sz w:val="21"/>
                 <w:szCs w:val="21"/>
-                <w:lang w:eastAsia="zh-CN"/>
-              </w:rPr>
-            </w:pPr>
-          </w:p>
-        </w:tc>
-        <w:tc>
-          <w:tcPr>
-            <w:tcW w:w="1407" w:type="pct"/>
-            <w:tcBorders>
-              <w:top w:val="single" w:color="31849B" w:sz="8" w:space="0"/>
-              <w:left w:val="single" w:color="31849B" w:sz="8" w:space="0"/>
-              <w:bottom w:val="single" w:color="31849B" w:sz="8" w:space="0"/>
-              <w:right w:val="single" w:color="31849B" w:sz="8" w:space="0"/>
-            </w:tcBorders>
-            <w:shd w:val="clear" w:color="auto" w:fill="auto"/>
-            <w:vAlign w:val="center"/>
-          </w:tcPr>
-          <w:p>
-            <w:pPr>
-              <w:keepNext w:val="0"/>
-              <w:keepLines w:val="0"/>
-              <w:pageBreakBefore w:val="0"/>
-              <w:widowControl w:val="0"/>
-              <w:kinsoku/>
-              <w:wordWrap/>
-              <w:overflowPunct/>
-              <w:topLinePunct w:val="0"/>
-              <w:autoSpaceDE/>
-              <w:autoSpaceDN/>
-              <w:bidi w:val="0"/>
-              <w:adjustRightInd w:val="0"/>
-              <w:snapToGrid w:val="0"/>
-              <w:spacing w:line="240" w:lineRule="auto"/>
-              <w:ind w:left="110" w:leftChars="50"/>
-              <w:jc w:val="both"/>
-              <w:textAlignment w:val="auto"/>
-              <w:rPr>
-                <w:rFonts w:ascii="Times New Roman" w:hAnsi="Times New Roman" w:eastAsia="微软雅黑" w:cs="Times New Roman"/>
+              </w:rPr>
+            </w:pPr>
+            <w:r>
+              <w:rPr>
+                <w:rFonts w:hint="eastAsia" w:ascii="Times New Roman" w:hAnsi="Times New Roman" w:eastAsia="微软雅黑" w:cs="Times New Roman"/>
                 <w:b/>
                 <w:bCs/>
                 <w:color w:val="262626"/>
-                <w:kern w:val="2"/>
-                <w:sz w:val="21"/>
-                <w:szCs w:val="21"/>
-                <w:lang w:val="en-US" w:eastAsia="zh-CN" w:bidi="ar-SA"/>
-              </w:rPr>
-            </w:pPr>
-            <w:r>
-              <w:rPr>
-                <w:rFonts w:hint="eastAsia" w:ascii="Times New Roman" w:hAnsi="Times New Roman" w:eastAsia="微软雅黑" w:cs="Times New Roman"/>
-                <w:b/>
-                <w:bCs/>
-                <w:color w:val="262626"/>
-                <w:sz w:val="21"/>
-                <w:szCs w:val="21"/>
-                <w:lang w:eastAsia="zh-CN"/>
-              </w:rPr>
-              <w:t>错配修复（MMR）基因</w:t>
+                <w:sz w:val="21"/>
+                <w:szCs w:val="21"/>
+                <w:lang w:eastAsia="zh-CN"/>
+              </w:rPr>
+              <w:t>预后评估</w:t>
             </w:r>
           </w:p>
         </w:tc>
@@ -2986,22 +1881,22 @@
               <w:jc w:val="both"/>
               <w:textAlignment w:val="auto"/>
               <w:rPr>
-                <w:rFonts w:hint="eastAsia" w:ascii="微软雅黑" w:hAnsi="微软雅黑" w:eastAsia="微软雅黑" w:cs="微软雅黑"/>
-                <w:color w:val="262626"/>
-                <w:sz w:val="18"/>
-                <w:szCs w:val="18"/>
-                <w:lang w:eastAsia="zh-CN"/>
-              </w:rPr>
-            </w:pPr>
-            <w:r>
-              <w:rPr>
-                <w:rFonts w:hint="default" w:ascii="Times New Roman" w:hAnsi="Times New Roman" w:eastAsia="微软雅黑" w:cs="Times New Roman"/>
-                <w:color w:val="262626"/>
-                <w:sz w:val="21"/>
-                <w:szCs w:val="21"/>
-                <w:lang w:val="en-US" w:eastAsia="zh-CN" w:bidi="ar-SA"/>
-              </w:rPr>
-              <w:t>共检出{{summaryOfRresults.dMMRinfoSize}}个MMR基因失活突变</w:t>
+                <w:rFonts w:hint="default" w:ascii="Times New Roman" w:hAnsi="Times New Roman" w:eastAsia="微软雅黑" w:cs="Times New Roman"/>
+                <w:color w:val="262626"/>
+                <w:sz w:val="21"/>
+                <w:szCs w:val="21"/>
+                <w:lang w:val="en-US" w:eastAsia="zh-CN"/>
+              </w:rPr>
+            </w:pPr>
+            <w:r>
+              <w:rPr>
+                <w:rFonts w:hint="default" w:ascii="Times New Roman" w:hAnsi="Times New Roman" w:eastAsia="微软雅黑" w:cs="Times New Roman"/>
+                <w:color w:val="262626"/>
+                <w:sz w:val="21"/>
+                <w:szCs w:val="21"/>
+                <w:lang w:val="en-US" w:eastAsia="zh-CN"/>
+              </w:rPr>
+              <w:t>共检出{{ summaryOfRresults.thisGeneticmarkerVwListSize }}个体细胞突变，其中{{ summaryOfRresults.prognosticEvaluationSize }}个与预后相关{{ peDrugStr }}</w:t>
             </w:r>
           </w:p>
         </w:tc>
@@ -3029,17 +1924,18 @@
         </w:trPr>
         <w:tc>
           <w:tcPr>
-            <w:tcW w:w="752" w:type="pct"/>
-            <w:vMerge w:val="continue"/>
-            <w:tcBorders>
+            <w:tcW w:w="5000" w:type="pct"/>
+            <w:gridSpan w:val="3"/>
+            <w:tcBorders>
+              <w:top w:val="single" w:color="31849B" w:sz="8" w:space="0"/>
               <w:bottom w:val="single" w:color="31849B" w:sz="8" w:space="0"/>
-              <w:right w:val="single" w:color="31849B" w:sz="8" w:space="0"/>
-            </w:tcBorders>
-            <w:shd w:val="clear" w:color="auto" w:fill="auto"/>
-            <w:vAlign w:val="center"/>
-          </w:tcPr>
-          <w:p>
-            <w:pPr>
+            </w:tcBorders>
+            <w:shd w:val="clear" w:color="auto" w:fill="auto"/>
+            <w:vAlign w:val="center"/>
+          </w:tcPr>
+          <w:p>
+            <w:pPr>
+              <w:pStyle w:val="21"/>
               <w:keepNext w:val="0"/>
               <w:keepLines w:val="0"/>
               <w:pageBreakBefore w:val="0"/>
@@ -3054,133 +1950,26 @@
               <w:adjustRightInd w:val="0"/>
               <w:snapToGrid w:val="0"/>
               <w:spacing w:line="240" w:lineRule="auto"/>
-              <w:ind w:left="110" w:leftChars="50"/>
+              <w:ind w:left="110" w:leftChars="50" w:right="119" w:rightChars="0"/>
               <w:jc w:val="both"/>
               <w:textAlignment w:val="auto"/>
               <w:rPr>
-                <w:rFonts w:ascii="Times New Roman" w:hAnsi="Times New Roman" w:eastAsia="微软雅黑" w:cs="Times New Roman"/>
-                <w:b/>
-                <w:bCs/>
-                <w:color w:val="262626"/>
-                <w:sz w:val="21"/>
-                <w:szCs w:val="21"/>
-                <w:lang w:eastAsia="zh-CN"/>
-              </w:rPr>
-            </w:pPr>
-          </w:p>
-        </w:tc>
-        <w:tc>
-          <w:tcPr>
-            <w:tcW w:w="1407" w:type="pct"/>
-            <w:tcBorders>
-              <w:top w:val="single" w:color="31849B" w:sz="8" w:space="0"/>
-              <w:left w:val="single" w:color="31849B" w:sz="8" w:space="0"/>
-              <w:bottom w:val="single" w:color="31849B" w:sz="8" w:space="0"/>
-              <w:right w:val="single" w:color="31849B" w:sz="8" w:space="0"/>
-            </w:tcBorders>
-            <w:shd w:val="clear" w:color="auto" w:fill="auto"/>
-            <w:vAlign w:val="center"/>
-          </w:tcPr>
-          <w:p>
-            <w:pPr>
-              <w:pStyle w:val="21"/>
-              <w:keepNext w:val="0"/>
-              <w:keepLines w:val="0"/>
-              <w:pageBreakBefore w:val="0"/>
-              <w:widowControl w:val="0"/>
-              <w:kinsoku/>
-              <w:wordWrap/>
-              <w:overflowPunct/>
-              <w:topLinePunct w:val="0"/>
-              <w:autoSpaceDE/>
-              <w:autoSpaceDN/>
-              <w:bidi w:val="0"/>
-              <w:snapToGrid w:val="0"/>
-              <w:ind w:left="119" w:leftChars="0"/>
-              <w:textAlignment w:val="auto"/>
-              <w:rPr>
-                <w:rFonts w:ascii="Times New Roman" w:hAnsi="Times New Roman" w:eastAsia="微软雅黑" w:cs="Times New Roman"/>
-                <w:b/>
-                <w:bCs/>
-                <w:color w:val="262626"/>
-                <w:sz w:val="21"/>
-                <w:szCs w:val="21"/>
-                <w:lang w:eastAsia="zh-CN"/>
-              </w:rPr>
-            </w:pPr>
-            <w:r>
-              <w:rPr>
-                <w:rFonts w:hint="eastAsia" w:ascii="Times New Roman" w:hAnsi="Times New Roman" w:eastAsia="微软雅黑" w:cs="Times New Roman"/>
-                <w:b/>
-                <w:bCs/>
-                <w:color w:val="262626"/>
-                <w:sz w:val="21"/>
-                <w:szCs w:val="21"/>
-                <w:lang w:eastAsia="zh-CN"/>
-              </w:rPr>
-              <w:t>免疫</w:t>
-            </w:r>
-            <w:r>
-              <w:rPr>
-                <w:rFonts w:ascii="Times New Roman" w:hAnsi="Times New Roman" w:eastAsia="微软雅黑" w:cs="Times New Roman"/>
-                <w:b/>
-                <w:bCs/>
-                <w:color w:val="262626"/>
-                <w:sz w:val="21"/>
-                <w:szCs w:val="21"/>
-                <w:lang w:eastAsia="zh-CN"/>
-              </w:rPr>
-              <w:t>正相关基因</w:t>
-            </w:r>
-          </w:p>
-        </w:tc>
-        <w:tc>
-          <w:tcPr>
-            <w:tcW w:w="2839" w:type="pct"/>
-            <w:tcBorders>
-              <w:top w:val="single" w:color="31849B" w:sz="8" w:space="0"/>
-              <w:left w:val="single" w:color="31849B" w:sz="8" w:space="0"/>
-              <w:bottom w:val="single" w:color="31849B" w:sz="8" w:space="0"/>
-            </w:tcBorders>
-            <w:shd w:val="clear" w:color="auto" w:fill="auto"/>
-            <w:vAlign w:val="center"/>
-          </w:tcPr>
-          <w:p>
-            <w:pPr>
-              <w:pStyle w:val="21"/>
-              <w:keepNext w:val="0"/>
-              <w:keepLines w:val="0"/>
-              <w:pageBreakBefore w:val="0"/>
-              <w:widowControl w:val="0"/>
-              <w:kinsoku/>
-              <w:wordWrap/>
-              <w:overflowPunct/>
-              <w:topLinePunct w:val="0"/>
-              <w:autoSpaceDE/>
-              <w:autoSpaceDN/>
-              <w:bidi w:val="0"/>
-              <w:snapToGrid w:val="0"/>
-              <w:spacing w:before="100" w:line="187" w:lineRule="auto"/>
-              <w:ind w:left="119" w:leftChars="0" w:right="119" w:rightChars="0"/>
-              <w:jc w:val="both"/>
-              <w:textAlignment w:val="auto"/>
-              <w:rPr>
-                <w:rFonts w:ascii="Times New Roman" w:hAnsi="Times New Roman" w:eastAsia="微软雅黑" w:cs="Times New Roman"/>
-                <w:color w:val="262626"/>
-                <w:sz w:val="21"/>
-                <w:szCs w:val="21"/>
-                <w:lang w:eastAsia="zh-CN"/>
-              </w:rPr>
-            </w:pPr>
-            <w:r>
-              <w:rPr>
-                <w:rFonts w:hint="default" w:ascii="Times New Roman" w:hAnsi="Times New Roman" w:eastAsia="微软雅黑" w:cs="Times New Roman"/>
-                <w:color w:val="262626"/>
-                <w:sz w:val="21"/>
-                <w:szCs w:val="21"/>
-                <w:lang w:val="en-US" w:eastAsia="zh-CN" w:bidi="ar-SA"/>
-              </w:rPr>
-              <w:t>共检出{{summaryOfRresults.positiveImmnueNum}}个正相关突变</w:t>
+                <w:rFonts w:hint="default" w:ascii="Times New Roman" w:hAnsi="Times New Roman" w:eastAsia="微软雅黑" w:cs="Times New Roman"/>
+                <w:color w:val="262626"/>
+                <w:sz w:val="21"/>
+                <w:szCs w:val="21"/>
+                <w:lang w:val="en-US" w:eastAsia="zh-CN"/>
+              </w:rPr>
+            </w:pPr>
+            <w:r>
+              <w:rPr>
+                <w:rFonts w:hint="default" w:ascii="Times New Roman" w:hAnsi="Times New Roman" w:eastAsia="微软雅黑" w:cs="Times New Roman"/>
+                <w:color w:val="262626"/>
+                <w:sz w:val="21"/>
+                <w:szCs w:val="21"/>
+                <w:lang w:val="en-US" w:eastAsia="zh-CN"/>
+              </w:rPr>
+              <w:t>{%tr endif %}</w:t>
             </w:r>
           </w:p>
         </w:tc>
@@ -3208,6 +1997,258 @@
         </w:trPr>
         <w:tc>
           <w:tcPr>
+            <w:tcW w:w="5000" w:type="pct"/>
+            <w:gridSpan w:val="3"/>
+            <w:tcBorders>
+              <w:top w:val="single" w:color="31849B" w:sz="8" w:space="0"/>
+              <w:bottom w:val="single" w:color="31849B" w:sz="8" w:space="0"/>
+            </w:tcBorders>
+            <w:shd w:val="clear" w:color="auto" w:fill="auto"/>
+            <w:vAlign w:val="center"/>
+          </w:tcPr>
+          <w:p>
+            <w:pPr>
+              <w:pStyle w:val="21"/>
+              <w:keepNext w:val="0"/>
+              <w:keepLines w:val="0"/>
+              <w:pageBreakBefore w:val="0"/>
+              <w:widowControl w:val="0"/>
+              <w:kinsoku/>
+              <w:wordWrap/>
+              <w:overflowPunct/>
+              <w:topLinePunct w:val="0"/>
+              <w:autoSpaceDE/>
+              <w:autoSpaceDN/>
+              <w:bidi w:val="0"/>
+              <w:adjustRightInd w:val="0"/>
+              <w:snapToGrid w:val="0"/>
+              <w:spacing w:line="240" w:lineRule="auto"/>
+              <w:ind w:left="110" w:leftChars="50" w:right="119" w:rightChars="0"/>
+              <w:jc w:val="both"/>
+              <w:textAlignment w:val="auto"/>
+              <w:rPr>
+                <w:rFonts w:hint="default" w:ascii="Times New Roman" w:hAnsi="Times New Roman" w:eastAsia="微软雅黑" w:cs="Times New Roman"/>
+                <w:color w:val="262626"/>
+                <w:sz w:val="21"/>
+                <w:szCs w:val="21"/>
+                <w:lang w:val="en-US" w:eastAsia="zh-CN"/>
+              </w:rPr>
+            </w:pPr>
+            <w:r>
+              <w:rPr>
+                <w:rFonts w:hint="default" w:ascii="Times New Roman" w:hAnsi="Times New Roman" w:eastAsia="微软雅黑" w:cs="Times New Roman"/>
+                <w:color w:val="262626"/>
+                <w:sz w:val="21"/>
+                <w:szCs w:val="21"/>
+                <w:lang w:val="en-US" w:eastAsia="zh-CN"/>
+              </w:rPr>
+              <w:t>{%tr if prostateCancerFlag %}</w:t>
+            </w:r>
+          </w:p>
+        </w:tc>
+      </w:tr>
+      <w:tr>
+        <w:tblPrEx>
+          <w:tblBorders>
+            <w:top w:val="none" w:color="auto" w:sz="0" w:space="0"/>
+            <w:left w:val="none" w:color="auto" w:sz="0" w:space="0"/>
+            <w:bottom w:val="none" w:color="auto" w:sz="0" w:space="0"/>
+            <w:right w:val="none" w:color="auto" w:sz="0" w:space="0"/>
+            <w:insideH w:val="none" w:color="auto" w:sz="0" w:space="0"/>
+            <w:insideV w:val="none" w:color="auto" w:sz="0" w:space="0"/>
+          </w:tblBorders>
+          <w:tblCellMar>
+            <w:top w:w="0" w:type="dxa"/>
+            <w:left w:w="0" w:type="dxa"/>
+            <w:bottom w:w="0" w:type="dxa"/>
+            <w:right w:w="0" w:type="dxa"/>
+          </w:tblCellMar>
+        </w:tblPrEx>
+        <w:trPr>
+          <w:trHeight w:val="397" w:hRule="atLeast"/>
+          <w:jc w:val="center"/>
+        </w:trPr>
+        <w:tc>
+          <w:tcPr>
+            <w:tcW w:w="752" w:type="pct"/>
+            <w:vMerge w:val="restart"/>
+            <w:tcBorders>
+              <w:top w:val="single" w:color="31849B" w:sz="8" w:space="0"/>
+              <w:right w:val="single" w:color="31849B" w:sz="8" w:space="0"/>
+            </w:tcBorders>
+            <w:shd w:val="clear" w:color="auto" w:fill="auto"/>
+            <w:vAlign w:val="center"/>
+          </w:tcPr>
+          <w:p>
+            <w:pPr>
+              <w:keepNext w:val="0"/>
+              <w:keepLines w:val="0"/>
+              <w:pageBreakBefore w:val="0"/>
+              <w:widowControl w:val="0"/>
+              <w:kinsoku/>
+              <w:wordWrap/>
+              <w:overflowPunct/>
+              <w:topLinePunct w:val="0"/>
+              <w:autoSpaceDE/>
+              <w:autoSpaceDN/>
+              <w:bidi w:val="0"/>
+              <w:adjustRightInd/>
+              <w:snapToGrid w:val="0"/>
+              <w:ind w:left="57" w:leftChars="0" w:right="57" w:rightChars="0"/>
+              <w:jc w:val="left"/>
+              <w:textAlignment w:val="auto"/>
+              <w:rPr>
+                <w:rFonts w:hint="eastAsia" w:ascii="Times New Roman" w:hAnsi="Times New Roman" w:eastAsia="微软雅黑" w:cs="Times New Roman"/>
+                <w:b/>
+                <w:bCs/>
+                <w:color w:val="262626"/>
+                <w:sz w:val="21"/>
+                <w:szCs w:val="21"/>
+                <w:lang w:eastAsia="zh-CN"/>
+              </w:rPr>
+            </w:pPr>
+            <w:r>
+              <w:rPr>
+                <w:rFonts w:hint="default" w:ascii="Times New Roman" w:hAnsi="Times New Roman" w:eastAsia="微软雅黑" w:cs="Times New Roman"/>
+                <w:b/>
+                <w:bCs/>
+                <w:color w:val="262626"/>
+                <w:sz w:val="21"/>
+                <w:szCs w:val="21"/>
+                <w:lang w:val="en-US" w:eastAsia="zh-CN" w:bidi="ar-SA"/>
+              </w:rPr>
+              <w:t>内分泌相关</w:t>
+            </w:r>
+          </w:p>
+        </w:tc>
+        <w:tc>
+          <w:tcPr>
+            <w:tcW w:w="1407" w:type="pct"/>
+            <w:tcBorders>
+              <w:top w:val="single" w:color="31849B" w:sz="8" w:space="0"/>
+              <w:bottom w:val="single" w:color="31849B" w:sz="8" w:space="0"/>
+              <w:right w:val="single" w:color="31849B" w:sz="8" w:space="0"/>
+            </w:tcBorders>
+            <w:shd w:val="clear" w:color="auto" w:fill="auto"/>
+            <w:vAlign w:val="center"/>
+          </w:tcPr>
+          <w:p>
+            <w:pPr>
+              <w:keepNext w:val="0"/>
+              <w:keepLines w:val="0"/>
+              <w:pageBreakBefore w:val="0"/>
+              <w:widowControl w:val="0"/>
+              <w:kinsoku/>
+              <w:wordWrap/>
+              <w:overflowPunct/>
+              <w:topLinePunct w:val="0"/>
+              <w:autoSpaceDE/>
+              <w:autoSpaceDN/>
+              <w:bidi w:val="0"/>
+              <w:adjustRightInd/>
+              <w:snapToGrid w:val="0"/>
+              <w:ind w:left="57" w:leftChars="0" w:right="57" w:rightChars="0"/>
+              <w:jc w:val="left"/>
+              <w:textAlignment w:val="auto"/>
+              <w:rPr>
+                <w:rFonts w:hint="eastAsia" w:ascii="Times New Roman" w:hAnsi="Times New Roman" w:eastAsia="微软雅黑" w:cs="Times New Roman"/>
+                <w:b/>
+                <w:bCs/>
+                <w:color w:val="262626"/>
+                <w:sz w:val="21"/>
+                <w:szCs w:val="21"/>
+                <w:lang w:eastAsia="zh-CN"/>
+              </w:rPr>
+            </w:pPr>
+            <w:r>
+              <w:rPr>
+                <w:rFonts w:hint="default" w:ascii="Times New Roman" w:hAnsi="Times New Roman" w:eastAsia="微软雅黑" w:cs="Times New Roman"/>
+                <w:b/>
+                <w:bCs/>
+                <w:color w:val="262626"/>
+                <w:sz w:val="21"/>
+                <w:szCs w:val="21"/>
+                <w:lang w:val="en-US" w:eastAsia="zh-CN" w:bidi="ar-SA"/>
+              </w:rPr>
+              <w:t>内分泌治疗相关</w:t>
+            </w:r>
+          </w:p>
+        </w:tc>
+        <w:tc>
+          <w:tcPr>
+            <w:tcW w:w="2839" w:type="pct"/>
+            <w:tcBorders>
+              <w:top w:val="single" w:color="31849B" w:sz="8" w:space="0"/>
+              <w:left w:val="single" w:color="31849B" w:sz="8" w:space="0"/>
+              <w:bottom w:val="single" w:color="31849B" w:sz="8" w:space="0"/>
+            </w:tcBorders>
+            <w:shd w:val="clear" w:color="auto" w:fill="auto"/>
+            <w:vAlign w:val="center"/>
+          </w:tcPr>
+          <w:p>
+            <w:pPr>
+              <w:pStyle w:val="21"/>
+              <w:keepNext w:val="0"/>
+              <w:keepLines w:val="0"/>
+              <w:pageBreakBefore w:val="0"/>
+              <w:widowControl w:val="0"/>
+              <w:kinsoku/>
+              <w:wordWrap/>
+              <w:overflowPunct/>
+              <w:topLinePunct w:val="0"/>
+              <w:autoSpaceDE/>
+              <w:autoSpaceDN/>
+              <w:bidi w:val="0"/>
+              <w:adjustRightInd w:val="0"/>
+              <w:snapToGrid w:val="0"/>
+              <w:spacing w:line="240" w:lineRule="auto"/>
+              <w:ind w:left="110" w:leftChars="50" w:right="119" w:rightChars="0"/>
+              <w:jc w:val="both"/>
+              <w:textAlignment w:val="auto"/>
+              <w:rPr>
+                <w:rFonts w:hint="default" w:ascii="Times New Roman" w:hAnsi="Times New Roman" w:eastAsia="微软雅黑" w:cs="Times New Roman"/>
+                <w:color w:val="262626"/>
+                <w:sz w:val="21"/>
+                <w:szCs w:val="21"/>
+                <w:lang w:val="en-US" w:eastAsia="zh-CN"/>
+              </w:rPr>
+            </w:pPr>
+            <w:r>
+              <w:rPr>
+                <w:rFonts w:hint="default" w:ascii="Times New Roman" w:hAnsi="Times New Roman" w:eastAsia="微软雅黑" w:cs="Times New Roman"/>
+                <w:color w:val="262626"/>
+                <w:sz w:val="21"/>
+                <w:szCs w:val="21"/>
+                <w:lang w:val="en-US" w:eastAsia="zh-CN" w:bidi="ar-SA"/>
+              </w:rPr>
+              <w:t>共检出{{summaryOfRresults.endocrineTherapySize}}个内分泌治疗相关突变</w:t>
+            </w:r>
+          </w:p>
+        </w:tc>
+      </w:tr>
+      <w:tr>
+        <w:tblPrEx>
+          <w:tblBorders>
+            <w:top w:val="none" w:color="auto" w:sz="0" w:space="0"/>
+            <w:left w:val="none" w:color="auto" w:sz="0" w:space="0"/>
+            <w:bottom w:val="none" w:color="auto" w:sz="0" w:space="0"/>
+            <w:right w:val="none" w:color="auto" w:sz="0" w:space="0"/>
+            <w:insideH w:val="none" w:color="auto" w:sz="0" w:space="0"/>
+            <w:insideV w:val="none" w:color="auto" w:sz="0" w:space="0"/>
+          </w:tblBorders>
+          <w:tblCellMar>
+            <w:top w:w="0" w:type="dxa"/>
+            <w:left w:w="0" w:type="dxa"/>
+            <w:bottom w:w="0" w:type="dxa"/>
+            <w:right w:w="0" w:type="dxa"/>
+          </w:tblCellMar>
+        </w:tblPrEx>
+        <w:trPr>
+          <w:trHeight w:val="397" w:hRule="atLeast"/>
+          <w:jc w:val="center"/>
+        </w:trPr>
+        <w:tc>
+          <w:tcPr>
             <w:tcW w:w="752" w:type="pct"/>
             <w:vMerge w:val="continue"/>
             <w:tcBorders>
@@ -3219,6 +2260,247 @@
           </w:tcPr>
           <w:p>
             <w:pPr>
+              <w:keepNext w:val="0"/>
+              <w:keepLines w:val="0"/>
+              <w:pageBreakBefore w:val="0"/>
+              <w:widowControl w:val="0"/>
+              <w:kinsoku/>
+              <w:wordWrap/>
+              <w:overflowPunct/>
+              <w:topLinePunct w:val="0"/>
+              <w:autoSpaceDE/>
+              <w:autoSpaceDN/>
+              <w:bidi w:val="0"/>
+              <w:adjustRightInd/>
+              <w:snapToGrid w:val="0"/>
+              <w:ind w:left="57" w:leftChars="0" w:right="57" w:rightChars="0"/>
+              <w:jc w:val="left"/>
+              <w:textAlignment w:val="auto"/>
+              <w:rPr>
+                <w:rFonts w:hint="eastAsia" w:ascii="Times New Roman" w:hAnsi="Times New Roman" w:eastAsia="微软雅黑" w:cs="Times New Roman"/>
+                <w:b/>
+                <w:bCs/>
+                <w:color w:val="262626"/>
+                <w:sz w:val="21"/>
+                <w:szCs w:val="21"/>
+                <w:lang w:eastAsia="zh-CN"/>
+              </w:rPr>
+            </w:pPr>
+          </w:p>
+        </w:tc>
+        <w:tc>
+          <w:tcPr>
+            <w:tcW w:w="1407" w:type="pct"/>
+            <w:tcBorders>
+              <w:top w:val="single" w:color="31849B" w:sz="8" w:space="0"/>
+              <w:bottom w:val="single" w:color="31849B" w:sz="8" w:space="0"/>
+              <w:right w:val="single" w:color="31849B" w:sz="8" w:space="0"/>
+            </w:tcBorders>
+            <w:shd w:val="clear" w:color="auto" w:fill="auto"/>
+            <w:vAlign w:val="center"/>
+          </w:tcPr>
+          <w:p>
+            <w:pPr>
+              <w:keepNext w:val="0"/>
+              <w:keepLines w:val="0"/>
+              <w:pageBreakBefore w:val="0"/>
+              <w:widowControl w:val="0"/>
+              <w:kinsoku/>
+              <w:wordWrap/>
+              <w:overflowPunct/>
+              <w:topLinePunct w:val="0"/>
+              <w:autoSpaceDE/>
+              <w:autoSpaceDN/>
+              <w:bidi w:val="0"/>
+              <w:adjustRightInd/>
+              <w:snapToGrid w:val="0"/>
+              <w:ind w:left="57" w:leftChars="0" w:right="57" w:rightChars="0"/>
+              <w:jc w:val="left"/>
+              <w:textAlignment w:val="auto"/>
+              <w:rPr>
+                <w:rFonts w:hint="eastAsia" w:ascii="Times New Roman" w:hAnsi="Times New Roman" w:eastAsia="微软雅黑" w:cs="Times New Roman"/>
+                <w:b/>
+                <w:bCs/>
+                <w:color w:val="262626"/>
+                <w:sz w:val="21"/>
+                <w:szCs w:val="21"/>
+                <w:lang w:eastAsia="zh-CN"/>
+              </w:rPr>
+            </w:pPr>
+            <w:r>
+              <w:rPr>
+                <w:rFonts w:hint="default" w:ascii="Times New Roman" w:hAnsi="Times New Roman" w:eastAsia="微软雅黑" w:cs="Times New Roman"/>
+                <w:b/>
+                <w:bCs/>
+                <w:color w:val="262626"/>
+                <w:sz w:val="21"/>
+                <w:szCs w:val="21"/>
+                <w:lang w:val="en-US" w:eastAsia="en-US" w:bidi="ar-SA"/>
+              </w:rPr>
+              <w:t>神经内分泌分化相关</w:t>
+            </w:r>
+          </w:p>
+        </w:tc>
+        <w:tc>
+          <w:tcPr>
+            <w:tcW w:w="2839" w:type="pct"/>
+            <w:tcBorders>
+              <w:top w:val="single" w:color="31849B" w:sz="8" w:space="0"/>
+              <w:left w:val="single" w:color="31849B" w:sz="8" w:space="0"/>
+              <w:bottom w:val="single" w:color="31849B" w:sz="8" w:space="0"/>
+            </w:tcBorders>
+            <w:shd w:val="clear" w:color="auto" w:fill="auto"/>
+            <w:vAlign w:val="center"/>
+          </w:tcPr>
+          <w:p>
+            <w:pPr>
+              <w:pStyle w:val="21"/>
+              <w:keepNext w:val="0"/>
+              <w:keepLines w:val="0"/>
+              <w:pageBreakBefore w:val="0"/>
+              <w:widowControl w:val="0"/>
+              <w:kinsoku/>
+              <w:wordWrap/>
+              <w:overflowPunct/>
+              <w:topLinePunct w:val="0"/>
+              <w:autoSpaceDE/>
+              <w:autoSpaceDN/>
+              <w:bidi w:val="0"/>
+              <w:adjustRightInd w:val="0"/>
+              <w:snapToGrid w:val="0"/>
+              <w:spacing w:line="240" w:lineRule="auto"/>
+              <w:ind w:left="110" w:leftChars="50" w:right="119" w:rightChars="0"/>
+              <w:jc w:val="both"/>
+              <w:textAlignment w:val="auto"/>
+              <w:rPr>
+                <w:rFonts w:hint="default" w:ascii="Times New Roman" w:hAnsi="Times New Roman" w:eastAsia="微软雅黑" w:cs="Times New Roman"/>
+                <w:color w:val="262626"/>
+                <w:sz w:val="21"/>
+                <w:szCs w:val="21"/>
+                <w:lang w:val="en-US" w:eastAsia="zh-CN"/>
+              </w:rPr>
+            </w:pPr>
+            <w:r>
+              <w:rPr>
+                <w:rFonts w:hint="default" w:ascii="Times New Roman" w:hAnsi="Times New Roman" w:eastAsia="微软雅黑" w:cs="Times New Roman"/>
+                <w:color w:val="262626"/>
+                <w:sz w:val="21"/>
+                <w:szCs w:val="21"/>
+                <w:lang w:val="en-US" w:eastAsia="zh-CN" w:bidi="ar-SA"/>
+              </w:rPr>
+              <w:t>共检出{{summaryOfRresults.endocrineDifferentiationSize}}个神经内分泌分化相关突变</w:t>
+            </w:r>
+          </w:p>
+        </w:tc>
+      </w:tr>
+      <w:tr>
+        <w:tblPrEx>
+          <w:tblBorders>
+            <w:top w:val="none" w:color="auto" w:sz="0" w:space="0"/>
+            <w:left w:val="none" w:color="auto" w:sz="0" w:space="0"/>
+            <w:bottom w:val="none" w:color="auto" w:sz="0" w:space="0"/>
+            <w:right w:val="none" w:color="auto" w:sz="0" w:space="0"/>
+            <w:insideH w:val="none" w:color="auto" w:sz="0" w:space="0"/>
+            <w:insideV w:val="none" w:color="auto" w:sz="0" w:space="0"/>
+          </w:tblBorders>
+          <w:tblCellMar>
+            <w:top w:w="0" w:type="dxa"/>
+            <w:left w:w="0" w:type="dxa"/>
+            <w:bottom w:w="0" w:type="dxa"/>
+            <w:right w:w="0" w:type="dxa"/>
+          </w:tblCellMar>
+        </w:tblPrEx>
+        <w:trPr>
+          <w:trHeight w:val="397" w:hRule="atLeast"/>
+          <w:jc w:val="center"/>
+        </w:trPr>
+        <w:tc>
+          <w:tcPr>
+            <w:tcW w:w="5000" w:type="pct"/>
+            <w:gridSpan w:val="3"/>
+            <w:tcBorders>
+              <w:top w:val="single" w:color="31849B" w:sz="8" w:space="0"/>
+              <w:bottom w:val="single" w:color="31849B" w:sz="8" w:space="0"/>
+            </w:tcBorders>
+            <w:shd w:val="clear" w:color="auto" w:fill="auto"/>
+            <w:vAlign w:val="center"/>
+          </w:tcPr>
+          <w:p>
+            <w:pPr>
+              <w:pStyle w:val="21"/>
+              <w:keepNext w:val="0"/>
+              <w:keepLines w:val="0"/>
+              <w:pageBreakBefore w:val="0"/>
+              <w:widowControl w:val="0"/>
+              <w:kinsoku/>
+              <w:wordWrap/>
+              <w:overflowPunct/>
+              <w:topLinePunct w:val="0"/>
+              <w:autoSpaceDE/>
+              <w:autoSpaceDN/>
+              <w:bidi w:val="0"/>
+              <w:adjustRightInd w:val="0"/>
+              <w:snapToGrid w:val="0"/>
+              <w:spacing w:line="240" w:lineRule="auto"/>
+              <w:ind w:left="110" w:leftChars="50" w:right="119" w:rightChars="0"/>
+              <w:jc w:val="both"/>
+              <w:textAlignment w:val="auto"/>
+              <w:rPr>
+                <w:rFonts w:hint="default" w:ascii="Times New Roman" w:hAnsi="Times New Roman" w:eastAsia="微软雅黑" w:cs="Times New Roman"/>
+                <w:color w:val="262626"/>
+                <w:sz w:val="21"/>
+                <w:szCs w:val="21"/>
+                <w:lang w:val="en-US" w:eastAsia="zh-CN"/>
+              </w:rPr>
+            </w:pPr>
+            <w:r>
+              <w:rPr>
+                <w:rFonts w:hint="default" w:ascii="Times New Roman" w:hAnsi="Times New Roman" w:eastAsia="微软雅黑" w:cs="Times New Roman"/>
+                <w:color w:val="262626"/>
+                <w:sz w:val="21"/>
+                <w:szCs w:val="21"/>
+                <w:lang w:val="en-US" w:eastAsia="zh-CN"/>
+              </w:rPr>
+              <w:t>{%tr endif %}</w:t>
+            </w:r>
+          </w:p>
+        </w:tc>
+      </w:tr>
+      <w:tr>
+        <w:tblPrEx>
+          <w:tblBorders>
+            <w:top w:val="none" w:color="auto" w:sz="0" w:space="0"/>
+            <w:left w:val="none" w:color="auto" w:sz="0" w:space="0"/>
+            <w:bottom w:val="none" w:color="auto" w:sz="0" w:space="0"/>
+            <w:right w:val="none" w:color="auto" w:sz="0" w:space="0"/>
+            <w:insideH w:val="none" w:color="auto" w:sz="0" w:space="0"/>
+            <w:insideV w:val="none" w:color="auto" w:sz="0" w:space="0"/>
+          </w:tblBorders>
+          <w:tblCellMar>
+            <w:top w:w="0" w:type="dxa"/>
+            <w:left w:w="0" w:type="dxa"/>
+            <w:bottom w:w="0" w:type="dxa"/>
+            <w:right w:w="0" w:type="dxa"/>
+          </w:tblCellMar>
+        </w:tblPrEx>
+        <w:trPr>
+          <w:trHeight w:val="397" w:hRule="atLeast"/>
+          <w:jc w:val="center"/>
+        </w:trPr>
+        <w:tc>
+          <w:tcPr>
+            <w:tcW w:w="752" w:type="pct"/>
+            <w:vMerge w:val="restart"/>
+            <w:tcBorders>
+              <w:top w:val="single" w:color="31849B" w:sz="8" w:space="0"/>
+              <w:right w:val="single" w:color="31849B" w:sz="8" w:space="0"/>
+            </w:tcBorders>
+            <w:shd w:val="clear" w:color="auto" w:fill="auto"/>
+            <w:vAlign w:val="center"/>
+          </w:tcPr>
+          <w:p>
+            <w:pPr>
+              <w:pStyle w:val="21"/>
               <w:keepNext w:val="0"/>
               <w:keepLines w:val="0"/>
               <w:pageBreakBefore w:val="0"/>
@@ -3246,6 +2528,546 @@
                 <w:lang w:eastAsia="zh-CN"/>
               </w:rPr>
             </w:pPr>
+            <w:r>
+              <w:rPr>
+                <w:rFonts w:ascii="Times New Roman" w:hAnsi="Times New Roman" w:eastAsia="微软雅黑" w:cs="Times New Roman"/>
+                <w:b/>
+                <w:bCs/>
+                <w:color w:val="262626"/>
+                <w:sz w:val="21"/>
+                <w:szCs w:val="21"/>
+                <w:lang w:eastAsia="zh-CN"/>
+              </w:rPr>
+              <w:t>免疫治疗相关标志物检测</w:t>
+            </w:r>
+          </w:p>
+        </w:tc>
+        <w:tc>
+          <w:tcPr>
+            <w:tcW w:w="1407" w:type="pct"/>
+            <w:tcBorders>
+              <w:top w:val="single" w:color="31849B" w:sz="8" w:space="0"/>
+              <w:left w:val="single" w:color="31849B" w:sz="8" w:space="0"/>
+              <w:bottom w:val="single" w:color="31849B" w:sz="8" w:space="0"/>
+              <w:right w:val="single" w:color="31849B" w:sz="8" w:space="0"/>
+            </w:tcBorders>
+            <w:shd w:val="clear" w:color="auto" w:fill="auto"/>
+            <w:vAlign w:val="center"/>
+          </w:tcPr>
+          <w:p>
+            <w:pPr>
+              <w:keepNext w:val="0"/>
+              <w:keepLines w:val="0"/>
+              <w:pageBreakBefore w:val="0"/>
+              <w:widowControl w:val="0"/>
+              <w:kinsoku/>
+              <w:wordWrap/>
+              <w:overflowPunct/>
+              <w:topLinePunct w:val="0"/>
+              <w:autoSpaceDE/>
+              <w:autoSpaceDN/>
+              <w:bidi w:val="0"/>
+              <w:adjustRightInd w:val="0"/>
+              <w:snapToGrid w:val="0"/>
+              <w:spacing w:line="240" w:lineRule="auto"/>
+              <w:ind w:left="110" w:leftChars="50"/>
+              <w:jc w:val="both"/>
+              <w:textAlignment w:val="auto"/>
+              <w:rPr>
+                <w:rFonts w:ascii="Times New Roman" w:hAnsi="Times New Roman" w:eastAsia="微软雅黑" w:cs="Times New Roman"/>
+                <w:b/>
+                <w:bCs/>
+                <w:color w:val="262626"/>
+                <w:sz w:val="21"/>
+                <w:szCs w:val="21"/>
+                <w:lang w:eastAsia="zh-CN"/>
+              </w:rPr>
+            </w:pPr>
+            <w:r>
+              <w:rPr>
+                <w:rFonts w:ascii="Times New Roman" w:hAnsi="Times New Roman" w:eastAsia="微软雅黑" w:cs="黑体"/>
+                <w:b/>
+                <w:bCs/>
+                <w:color w:val="262626"/>
+                <w:sz w:val="21"/>
+                <w:lang w:eastAsia="zh-CN"/>
+              </w:rPr>
+              <w:t>肿瘤突变负荷（TMB）</w:t>
+            </w:r>
+          </w:p>
+        </w:tc>
+        <w:tc>
+          <w:tcPr>
+            <w:tcW w:w="2839" w:type="pct"/>
+            <w:tcBorders>
+              <w:top w:val="single" w:color="31849B" w:sz="8" w:space="0"/>
+              <w:left w:val="single" w:color="31849B" w:sz="8" w:space="0"/>
+              <w:bottom w:val="single" w:color="31849B" w:sz="8" w:space="0"/>
+            </w:tcBorders>
+            <w:shd w:val="clear" w:color="auto" w:fill="auto"/>
+            <w:vAlign w:val="center"/>
+          </w:tcPr>
+          <w:p>
+            <w:pPr>
+              <w:pStyle w:val="21"/>
+              <w:keepNext w:val="0"/>
+              <w:keepLines w:val="0"/>
+              <w:pageBreakBefore w:val="0"/>
+              <w:widowControl w:val="0"/>
+              <w:kinsoku/>
+              <w:wordWrap/>
+              <w:overflowPunct/>
+              <w:topLinePunct w:val="0"/>
+              <w:autoSpaceDE/>
+              <w:autoSpaceDN/>
+              <w:bidi w:val="0"/>
+              <w:adjustRightInd w:val="0"/>
+              <w:snapToGrid w:val="0"/>
+              <w:spacing w:line="240" w:lineRule="auto"/>
+              <w:ind w:left="110" w:leftChars="50" w:right="119" w:rightChars="0"/>
+              <w:jc w:val="both"/>
+              <w:textAlignment w:val="auto"/>
+              <w:rPr>
+                <w:rFonts w:hint="eastAsia" w:ascii="微软雅黑" w:hAnsi="微软雅黑" w:eastAsia="微软雅黑" w:cs="微软雅黑"/>
+                <w:color w:val="262626"/>
+                <w:sz w:val="18"/>
+                <w:szCs w:val="18"/>
+                <w:lang w:eastAsia="zh-CN"/>
+              </w:rPr>
+            </w:pPr>
+            <w:r>
+              <w:rPr>
+                <w:rFonts w:hint="default" w:ascii="Times New Roman" w:hAnsi="Times New Roman" w:eastAsia="微软雅黑" w:cs="Times New Roman"/>
+                <w:color w:val="262626"/>
+                <w:sz w:val="21"/>
+                <w:szCs w:val="21"/>
+                <w:lang w:val="en-US" w:eastAsia="zh-CN" w:bidi="ar-SA"/>
+              </w:rPr>
+              <w:t>{% if summaryOfRresults.tmb_status == ‘TMB-H’ %}肿瘤突变负荷高{% else %}肿瘤突变负荷低{% endif %}（{{ summaryOfRresults.tmb_status}}，{{ summaryOfRresults.tmb }}Muts/Mb）</w:t>
+            </w:r>
+          </w:p>
+        </w:tc>
+      </w:tr>
+      <w:tr>
+        <w:tblPrEx>
+          <w:tblBorders>
+            <w:top w:val="none" w:color="auto" w:sz="0" w:space="0"/>
+            <w:left w:val="none" w:color="auto" w:sz="0" w:space="0"/>
+            <w:bottom w:val="none" w:color="auto" w:sz="0" w:space="0"/>
+            <w:right w:val="none" w:color="auto" w:sz="0" w:space="0"/>
+            <w:insideH w:val="none" w:color="auto" w:sz="0" w:space="0"/>
+            <w:insideV w:val="none" w:color="auto" w:sz="0" w:space="0"/>
+          </w:tblBorders>
+          <w:tblCellMar>
+            <w:top w:w="0" w:type="dxa"/>
+            <w:left w:w="0" w:type="dxa"/>
+            <w:bottom w:w="0" w:type="dxa"/>
+            <w:right w:w="0" w:type="dxa"/>
+          </w:tblCellMar>
+        </w:tblPrEx>
+        <w:trPr>
+          <w:trHeight w:val="397" w:hRule="atLeast"/>
+          <w:jc w:val="center"/>
+        </w:trPr>
+        <w:tc>
+          <w:tcPr>
+            <w:tcW w:w="752" w:type="pct"/>
+            <w:vMerge w:val="continue"/>
+            <w:tcBorders>
+              <w:right w:val="single" w:color="31849B" w:sz="8" w:space="0"/>
+            </w:tcBorders>
+            <w:shd w:val="clear" w:color="auto" w:fill="auto"/>
+            <w:vAlign w:val="center"/>
+          </w:tcPr>
+          <w:p>
+            <w:pPr>
+              <w:keepNext w:val="0"/>
+              <w:keepLines w:val="0"/>
+              <w:pageBreakBefore w:val="0"/>
+              <w:widowControl w:val="0"/>
+              <w:kinsoku/>
+              <w:wordWrap/>
+              <w:overflowPunct/>
+              <w:topLinePunct w:val="0"/>
+              <w:autoSpaceDE/>
+              <w:autoSpaceDN/>
+              <w:bidi w:val="0"/>
+              <w:adjustRightInd w:val="0"/>
+              <w:snapToGrid w:val="0"/>
+              <w:spacing w:line="240" w:lineRule="auto"/>
+              <w:ind w:left="110" w:leftChars="50"/>
+              <w:jc w:val="both"/>
+              <w:textAlignment w:val="auto"/>
+              <w:rPr>
+                <w:rFonts w:ascii="Times New Roman" w:hAnsi="Times New Roman" w:eastAsia="微软雅黑" w:cs="Times New Roman"/>
+                <w:b/>
+                <w:bCs/>
+                <w:color w:val="262626"/>
+                <w:sz w:val="21"/>
+                <w:szCs w:val="21"/>
+                <w:lang w:eastAsia="zh-CN"/>
+              </w:rPr>
+            </w:pPr>
+          </w:p>
+        </w:tc>
+        <w:tc>
+          <w:tcPr>
+            <w:tcW w:w="1407" w:type="pct"/>
+            <w:tcBorders>
+              <w:top w:val="single" w:color="31849B" w:sz="8" w:space="0"/>
+              <w:left w:val="single" w:color="31849B" w:sz="8" w:space="0"/>
+              <w:bottom w:val="single" w:color="31849B" w:sz="8" w:space="0"/>
+              <w:right w:val="single" w:color="31849B" w:sz="8" w:space="0"/>
+            </w:tcBorders>
+            <w:shd w:val="clear" w:color="auto" w:fill="auto"/>
+            <w:vAlign w:val="center"/>
+          </w:tcPr>
+          <w:p>
+            <w:pPr>
+              <w:keepNext w:val="0"/>
+              <w:keepLines w:val="0"/>
+              <w:pageBreakBefore w:val="0"/>
+              <w:widowControl w:val="0"/>
+              <w:kinsoku/>
+              <w:wordWrap/>
+              <w:overflowPunct/>
+              <w:topLinePunct w:val="0"/>
+              <w:autoSpaceDE/>
+              <w:autoSpaceDN/>
+              <w:bidi w:val="0"/>
+              <w:adjustRightInd w:val="0"/>
+              <w:snapToGrid w:val="0"/>
+              <w:spacing w:line="240" w:lineRule="auto"/>
+              <w:ind w:left="110" w:leftChars="50"/>
+              <w:jc w:val="both"/>
+              <w:textAlignment w:val="auto"/>
+              <w:rPr>
+                <w:rFonts w:ascii="Times New Roman" w:hAnsi="Times New Roman" w:eastAsia="微软雅黑" w:cs="Times New Roman"/>
+                <w:b/>
+                <w:bCs/>
+                <w:color w:val="262626"/>
+                <w:kern w:val="2"/>
+                <w:sz w:val="21"/>
+                <w:szCs w:val="21"/>
+                <w:lang w:val="en-US" w:eastAsia="zh-CN" w:bidi="ar-SA"/>
+              </w:rPr>
+            </w:pPr>
+            <w:r>
+              <w:rPr>
+                <w:rFonts w:ascii="Times New Roman" w:hAnsi="Times New Roman" w:eastAsia="微软雅黑" w:cs="黑体"/>
+                <w:b/>
+                <w:bCs/>
+                <w:color w:val="262626"/>
+                <w:sz w:val="21"/>
+                <w:lang w:eastAsia="zh-CN"/>
+              </w:rPr>
+              <w:t>微卫星不稳定性（MSI）</w:t>
+            </w:r>
+          </w:p>
+        </w:tc>
+        <w:tc>
+          <w:tcPr>
+            <w:tcW w:w="2839" w:type="pct"/>
+            <w:tcBorders>
+              <w:top w:val="single" w:color="31849B" w:sz="8" w:space="0"/>
+              <w:left w:val="single" w:color="31849B" w:sz="8" w:space="0"/>
+              <w:bottom w:val="single" w:color="31849B" w:sz="8" w:space="0"/>
+            </w:tcBorders>
+            <w:shd w:val="clear" w:color="auto" w:fill="auto"/>
+            <w:vAlign w:val="center"/>
+          </w:tcPr>
+          <w:p>
+            <w:pPr>
+              <w:pStyle w:val="21"/>
+              <w:keepNext w:val="0"/>
+              <w:keepLines w:val="0"/>
+              <w:pageBreakBefore w:val="0"/>
+              <w:widowControl w:val="0"/>
+              <w:kinsoku/>
+              <w:wordWrap/>
+              <w:overflowPunct/>
+              <w:topLinePunct w:val="0"/>
+              <w:autoSpaceDE/>
+              <w:autoSpaceDN/>
+              <w:bidi w:val="0"/>
+              <w:adjustRightInd w:val="0"/>
+              <w:snapToGrid w:val="0"/>
+              <w:spacing w:line="240" w:lineRule="auto"/>
+              <w:ind w:left="110" w:leftChars="50" w:right="119" w:rightChars="0"/>
+              <w:jc w:val="both"/>
+              <w:textAlignment w:val="auto"/>
+              <w:rPr>
+                <w:rFonts w:hint="eastAsia" w:ascii="微软雅黑" w:hAnsi="微软雅黑" w:eastAsia="微软雅黑" w:cs="微软雅黑"/>
+                <w:color w:val="262626"/>
+                <w:sz w:val="18"/>
+                <w:szCs w:val="18"/>
+                <w:lang w:eastAsia="zh-CN"/>
+              </w:rPr>
+            </w:pPr>
+            <w:r>
+              <w:rPr>
+                <w:rFonts w:hint="default" w:ascii="Times New Roman" w:hAnsi="Times New Roman" w:eastAsia="微软雅黑" w:cs="Times New Roman"/>
+                <w:color w:val="262626"/>
+                <w:sz w:val="21"/>
+                <w:szCs w:val="21"/>
+                <w:lang w:val="en-US" w:eastAsia="zh-CN" w:bidi="ar-SA"/>
+              </w:rPr>
+              <w:t>{{summaryOfRresults.msi_status</w:t>
+            </w:r>
+            <w:r>
+              <w:rPr>
+                <w:rFonts w:hint="eastAsia" w:ascii="Times New Roman" w:hAnsi="Times New Roman" w:eastAsia="微软雅黑" w:cs="Times New Roman"/>
+                <w:color w:val="262626"/>
+                <w:sz w:val="21"/>
+                <w:szCs w:val="21"/>
+                <w:lang w:val="en-US" w:eastAsia="zh-CN" w:bidi="ar-SA"/>
+              </w:rPr>
+              <w:t>_</w:t>
+            </w:r>
+            <w:r>
+              <w:rPr>
+                <w:rFonts w:hint="default" w:ascii="Times New Roman" w:hAnsi="Times New Roman" w:eastAsia="微软雅黑" w:cs="Times New Roman"/>
+                <w:color w:val="262626"/>
+                <w:sz w:val="21"/>
+                <w:szCs w:val="21"/>
+                <w:lang w:val="en-US" w:eastAsia="zh-CN" w:bidi="ar-SA"/>
+              </w:rPr>
+              <w:t>state}}</w:t>
+            </w:r>
+          </w:p>
+        </w:tc>
+      </w:tr>
+      <w:tr>
+        <w:tblPrEx>
+          <w:tblBorders>
+            <w:top w:val="none" w:color="auto" w:sz="0" w:space="0"/>
+            <w:left w:val="none" w:color="auto" w:sz="0" w:space="0"/>
+            <w:bottom w:val="none" w:color="auto" w:sz="0" w:space="0"/>
+            <w:right w:val="none" w:color="auto" w:sz="0" w:space="0"/>
+            <w:insideH w:val="none" w:color="auto" w:sz="0" w:space="0"/>
+            <w:insideV w:val="none" w:color="auto" w:sz="0" w:space="0"/>
+          </w:tblBorders>
+          <w:tblCellMar>
+            <w:top w:w="0" w:type="dxa"/>
+            <w:left w:w="0" w:type="dxa"/>
+            <w:bottom w:w="0" w:type="dxa"/>
+            <w:right w:w="0" w:type="dxa"/>
+          </w:tblCellMar>
+        </w:tblPrEx>
+        <w:trPr>
+          <w:trHeight w:val="397" w:hRule="atLeast"/>
+          <w:jc w:val="center"/>
+        </w:trPr>
+        <w:tc>
+          <w:tcPr>
+            <w:tcW w:w="752" w:type="pct"/>
+            <w:vMerge w:val="continue"/>
+            <w:tcBorders>
+              <w:right w:val="single" w:color="31849B" w:sz="8" w:space="0"/>
+            </w:tcBorders>
+            <w:shd w:val="clear" w:color="auto" w:fill="auto"/>
+            <w:vAlign w:val="center"/>
+          </w:tcPr>
+          <w:p>
+            <w:pPr>
+              <w:keepNext w:val="0"/>
+              <w:keepLines w:val="0"/>
+              <w:pageBreakBefore w:val="0"/>
+              <w:widowControl w:val="0"/>
+              <w:kinsoku/>
+              <w:wordWrap/>
+              <w:overflowPunct/>
+              <w:topLinePunct w:val="0"/>
+              <w:autoSpaceDE/>
+              <w:autoSpaceDN/>
+              <w:bidi w:val="0"/>
+              <w:adjustRightInd w:val="0"/>
+              <w:snapToGrid w:val="0"/>
+              <w:spacing w:line="240" w:lineRule="auto"/>
+              <w:ind w:left="110" w:leftChars="50"/>
+              <w:jc w:val="both"/>
+              <w:textAlignment w:val="auto"/>
+              <w:rPr>
+                <w:rFonts w:ascii="Times New Roman" w:hAnsi="Times New Roman" w:eastAsia="微软雅黑" w:cs="Times New Roman"/>
+                <w:b/>
+                <w:bCs/>
+                <w:color w:val="262626"/>
+                <w:sz w:val="21"/>
+                <w:szCs w:val="21"/>
+                <w:lang w:eastAsia="zh-CN"/>
+              </w:rPr>
+            </w:pPr>
+          </w:p>
+        </w:tc>
+        <w:tc>
+          <w:tcPr>
+            <w:tcW w:w="1407" w:type="pct"/>
+            <w:tcBorders>
+              <w:top w:val="single" w:color="31849B" w:sz="8" w:space="0"/>
+              <w:left w:val="single" w:color="31849B" w:sz="8" w:space="0"/>
+              <w:bottom w:val="single" w:color="31849B" w:sz="8" w:space="0"/>
+              <w:right w:val="single" w:color="31849B" w:sz="8" w:space="0"/>
+            </w:tcBorders>
+            <w:shd w:val="clear" w:color="auto" w:fill="auto"/>
+            <w:vAlign w:val="center"/>
+          </w:tcPr>
+          <w:p>
+            <w:pPr>
+              <w:keepNext w:val="0"/>
+              <w:keepLines w:val="0"/>
+              <w:pageBreakBefore w:val="0"/>
+              <w:widowControl w:val="0"/>
+              <w:kinsoku/>
+              <w:wordWrap/>
+              <w:overflowPunct/>
+              <w:topLinePunct w:val="0"/>
+              <w:autoSpaceDE/>
+              <w:autoSpaceDN/>
+              <w:bidi w:val="0"/>
+              <w:adjustRightInd w:val="0"/>
+              <w:snapToGrid w:val="0"/>
+              <w:spacing w:line="240" w:lineRule="auto"/>
+              <w:ind w:left="110" w:leftChars="50"/>
+              <w:jc w:val="both"/>
+              <w:textAlignment w:val="auto"/>
+              <w:rPr>
+                <w:rFonts w:ascii="Times New Roman" w:hAnsi="Times New Roman" w:eastAsia="微软雅黑" w:cs="Times New Roman"/>
+                <w:b/>
+                <w:bCs/>
+                <w:color w:val="262626"/>
+                <w:kern w:val="2"/>
+                <w:sz w:val="21"/>
+                <w:szCs w:val="21"/>
+                <w:lang w:val="en-US" w:eastAsia="zh-CN" w:bidi="ar-SA"/>
+              </w:rPr>
+            </w:pPr>
+            <w:r>
+              <w:rPr>
+                <w:rFonts w:hint="eastAsia" w:ascii="Times New Roman" w:hAnsi="Times New Roman" w:eastAsia="微软雅黑" w:cs="Times New Roman"/>
+                <w:b/>
+                <w:bCs/>
+                <w:color w:val="262626"/>
+                <w:sz w:val="21"/>
+                <w:szCs w:val="21"/>
+                <w:lang w:eastAsia="zh-CN"/>
+              </w:rPr>
+              <w:t>错配修复（MMR）基因</w:t>
+            </w:r>
+          </w:p>
+        </w:tc>
+        <w:tc>
+          <w:tcPr>
+            <w:tcW w:w="2839" w:type="pct"/>
+            <w:tcBorders>
+              <w:top w:val="single" w:color="31849B" w:sz="8" w:space="0"/>
+              <w:left w:val="single" w:color="31849B" w:sz="8" w:space="0"/>
+              <w:bottom w:val="single" w:color="31849B" w:sz="8" w:space="0"/>
+            </w:tcBorders>
+            <w:shd w:val="clear" w:color="auto" w:fill="auto"/>
+            <w:vAlign w:val="center"/>
+          </w:tcPr>
+          <w:p>
+            <w:pPr>
+              <w:pStyle w:val="21"/>
+              <w:keepNext w:val="0"/>
+              <w:keepLines w:val="0"/>
+              <w:pageBreakBefore w:val="0"/>
+              <w:widowControl w:val="0"/>
+              <w:kinsoku/>
+              <w:wordWrap/>
+              <w:overflowPunct/>
+              <w:topLinePunct w:val="0"/>
+              <w:autoSpaceDE/>
+              <w:autoSpaceDN/>
+              <w:bidi w:val="0"/>
+              <w:adjustRightInd w:val="0"/>
+              <w:snapToGrid w:val="0"/>
+              <w:spacing w:line="240" w:lineRule="auto"/>
+              <w:ind w:left="110" w:leftChars="50" w:right="119" w:rightChars="0"/>
+              <w:jc w:val="both"/>
+              <w:textAlignment w:val="auto"/>
+              <w:rPr>
+                <w:rFonts w:hint="eastAsia" w:ascii="微软雅黑" w:hAnsi="微软雅黑" w:eastAsia="微软雅黑" w:cs="微软雅黑"/>
+                <w:color w:val="262626"/>
+                <w:sz w:val="18"/>
+                <w:szCs w:val="18"/>
+                <w:lang w:eastAsia="zh-CN"/>
+              </w:rPr>
+            </w:pPr>
+            <w:r>
+              <w:rPr>
+                <w:rFonts w:hint="default" w:ascii="Times New Roman" w:hAnsi="Times New Roman" w:eastAsia="微软雅黑" w:cs="Times New Roman"/>
+                <w:color w:val="262626"/>
+                <w:sz w:val="21"/>
+                <w:szCs w:val="21"/>
+                <w:lang w:val="en-US" w:eastAsia="zh-CN" w:bidi="ar-SA"/>
+              </w:rPr>
+              <w:t>共检出{{summaryOfRresults.dMMRinfoSize}}个MMR基因失活突变</w:t>
+            </w:r>
+          </w:p>
+        </w:tc>
+      </w:tr>
+      <w:tr>
+        <w:tblPrEx>
+          <w:tblBorders>
+            <w:top w:val="none" w:color="auto" w:sz="0" w:space="0"/>
+            <w:left w:val="none" w:color="auto" w:sz="0" w:space="0"/>
+            <w:bottom w:val="none" w:color="auto" w:sz="0" w:space="0"/>
+            <w:right w:val="none" w:color="auto" w:sz="0" w:space="0"/>
+            <w:insideH w:val="none" w:color="auto" w:sz="0" w:space="0"/>
+            <w:insideV w:val="none" w:color="auto" w:sz="0" w:space="0"/>
+          </w:tblBorders>
+          <w:tblCellMar>
+            <w:top w:w="0" w:type="dxa"/>
+            <w:left w:w="0" w:type="dxa"/>
+            <w:bottom w:w="0" w:type="dxa"/>
+            <w:right w:w="0" w:type="dxa"/>
+          </w:tblCellMar>
+        </w:tblPrEx>
+        <w:trPr>
+          <w:trHeight w:val="397" w:hRule="atLeast"/>
+          <w:jc w:val="center"/>
+        </w:trPr>
+        <w:tc>
+          <w:tcPr>
+            <w:tcW w:w="752" w:type="pct"/>
+            <w:vMerge w:val="continue"/>
+            <w:tcBorders>
+              <w:bottom w:val="single" w:color="31849B" w:sz="8" w:space="0"/>
+              <w:right w:val="single" w:color="31849B" w:sz="8" w:space="0"/>
+            </w:tcBorders>
+            <w:shd w:val="clear" w:color="auto" w:fill="auto"/>
+            <w:vAlign w:val="center"/>
+          </w:tcPr>
+          <w:p>
+            <w:pPr>
+              <w:keepNext w:val="0"/>
+              <w:keepLines w:val="0"/>
+              <w:pageBreakBefore w:val="0"/>
+              <w:widowControl w:val="0"/>
+              <w:kinsoku/>
+              <w:wordWrap/>
+              <w:overflowPunct/>
+              <w:topLinePunct w:val="0"/>
+              <w:autoSpaceDE/>
+              <w:autoSpaceDN/>
+              <w:bidi w:val="0"/>
+              <w:adjustRightInd w:val="0"/>
+              <w:snapToGrid w:val="0"/>
+              <w:spacing w:line="240" w:lineRule="auto"/>
+              <w:ind w:left="110" w:leftChars="50"/>
+              <w:jc w:val="both"/>
+              <w:textAlignment w:val="auto"/>
+              <w:rPr>
+                <w:rFonts w:ascii="Times New Roman" w:hAnsi="Times New Roman" w:eastAsia="微软雅黑" w:cs="Times New Roman"/>
+                <w:b/>
+                <w:bCs/>
+                <w:color w:val="262626"/>
+                <w:sz w:val="21"/>
+                <w:szCs w:val="21"/>
+                <w:lang w:eastAsia="zh-CN"/>
+              </w:rPr>
+            </w:pPr>
           </w:p>
         </w:tc>
         <w:tc>
@@ -3297,7 +3119,7 @@
                 <w:szCs w:val="21"/>
                 <w:lang w:eastAsia="zh-CN"/>
               </w:rPr>
-              <w:t>免疫负</w:t>
+              <w:t>免疫</w:t>
             </w:r>
             <w:r>
               <w:rPr>
@@ -3309,7 +3131,7 @@
                 <w:szCs w:val="21"/>
                 <w:lang w:eastAsia="zh-CN"/>
               </w:rPr>
-              <w:t>相关基因</w:t>
+              <w:t>正相关基因</w:t>
             </w:r>
           </w:p>
         </w:tc>
@@ -3359,7 +3181,7 @@
                 <w:szCs w:val="21"/>
                 <w:lang w:val="en-US" w:eastAsia="zh-CN" w:bidi="ar-SA"/>
               </w:rPr>
-              <w:t>共检出{{summaryOfRresults.negativeImmnueNum}}个负相关突变</w:t>
+              <w:t>共检出{{summaryOfRresults.positiveImmnueNum}}个正相关突变</w:t>
             </w:r>
           </w:p>
         </w:tc>
@@ -3442,6 +3264,7 @@
           </w:tcPr>
           <w:p>
             <w:pPr>
+              <w:pStyle w:val="21"/>
               <w:keepNext w:val="0"/>
               <w:keepLines w:val="0"/>
               <w:pageBreakBefore w:val="0"/>
@@ -3476,7 +3299,19 @@
                 <w:szCs w:val="21"/>
                 <w:lang w:eastAsia="zh-CN"/>
               </w:rPr>
-              <w:t>免疫超进展相关基因（HPD）</w:t>
+              <w:t>免疫负</w:t>
+            </w:r>
+            <w:r>
+              <w:rPr>
+                <w:rFonts w:ascii="Times New Roman" w:hAnsi="Times New Roman" w:eastAsia="微软雅黑" w:cs="Times New Roman"/>
+                <w:b/>
+                <w:bCs/>
+                <w:color w:val="262626"/>
+                <w:sz w:val="21"/>
+                <w:szCs w:val="21"/>
+                <w:lang w:eastAsia="zh-CN"/>
+              </w:rPr>
+              <w:t>相关基因</w:t>
             </w:r>
           </w:p>
         </w:tc>
@@ -3506,15 +3341,15 @@
               <w:autoSpaceDN/>
               <w:bidi w:val="0"/>
               <w:snapToGrid w:val="0"/>
-              <w:spacing w:before="77"/>
+              <w:spacing w:before="100" w:line="187" w:lineRule="auto"/>
               <w:ind w:left="119" w:leftChars="0" w:right="119" w:rightChars="0"/>
               <w:jc w:val="both"/>
               <w:textAlignment w:val="auto"/>
               <w:rPr>
-                <w:rFonts w:hint="eastAsia" w:ascii="微软雅黑" w:hAnsi="微软雅黑" w:eastAsia="微软雅黑" w:cs="微软雅黑"/>
-                <w:color w:val="262626"/>
-                <w:sz w:val="18"/>
-                <w:szCs w:val="18"/>
+                <w:rFonts w:ascii="Times New Roman" w:hAnsi="Times New Roman" w:eastAsia="微软雅黑" w:cs="Times New Roman"/>
+                <w:color w:val="262626"/>
+                <w:sz w:val="21"/>
+                <w:szCs w:val="21"/>
                 <w:lang w:eastAsia="zh-CN"/>
               </w:rPr>
             </w:pPr>
@@ -3526,7 +3361,7 @@
                 <w:szCs w:val="21"/>
                 <w:lang w:val="en-US" w:eastAsia="zh-CN" w:bidi="ar-SA"/>
               </w:rPr>
-              <w:t>共检出{{summaryOfRresults.hpdImmnueNum}}个超进展相关基因突变</w:t>
+              <w:t>共检出{{summaryOfRresults.negativeImmnueNum}}个负相关突变</w:t>
             </w:r>
           </w:p>
         </w:tc>
@@ -3554,83 +3389,9 @@
         </w:trPr>
         <w:tc>
           <w:tcPr>
-            <w:tcW w:w="5000" w:type="pct"/>
-            <w:gridSpan w:val="3"/>
-            <w:tcBorders>
-              <w:top w:val="single" w:color="31849B" w:sz="8" w:space="0"/>
-              <w:bottom w:val="single" w:color="31849B" w:sz="8" w:space="0"/>
-            </w:tcBorders>
-            <w:shd w:val="clear" w:color="auto" w:fill="auto"/>
-            <w:vAlign w:val="center"/>
-          </w:tcPr>
-          <w:p>
-            <w:pPr>
-              <w:pStyle w:val="21"/>
-              <w:keepNext w:val="0"/>
-              <w:keepLines w:val="0"/>
-              <w:pageBreakBefore w:val="0"/>
-              <w:widowControl w:val="0"/>
-              <w:kinsoku/>
-              <w:wordWrap/>
-              <w:overflowPunct/>
-              <w:topLinePunct w:val="0"/>
-              <w:autoSpaceDE/>
-              <w:autoSpaceDN/>
-              <w:bidi w:val="0"/>
-              <w:adjustRightInd w:val="0"/>
-              <w:snapToGrid w:val="0"/>
-              <w:spacing w:line="240" w:lineRule="auto"/>
-              <w:ind w:left="110" w:leftChars="50" w:right="119" w:rightChars="0"/>
-              <w:jc w:val="both"/>
-              <w:textAlignment w:val="auto"/>
-              <w:rPr>
-                <w:rFonts w:ascii="Times New Roman" w:hAnsi="Times New Roman" w:eastAsia="微软雅黑" w:cs="Times New Roman"/>
-                <w:color w:val="262626"/>
-                <w:sz w:val="21"/>
-                <w:szCs w:val="21"/>
-                <w:lang w:eastAsia="zh-CN"/>
-              </w:rPr>
-            </w:pPr>
-            <w:r>
-              <w:rPr>
-                <w:rFonts w:hint="eastAsia" w:ascii="Times New Roman" w:hAnsi="Times New Roman" w:eastAsia="微软雅黑" w:cs="Times New Roman"/>
-                <w:color w:val="262626"/>
-                <w:sz w:val="21"/>
-                <w:szCs w:val="21"/>
-                <w:lang w:eastAsia="zh-CN"/>
-              </w:rPr>
-              <w:t>{%tr if reportInfo.conf.hrr%}</w:t>
-            </w:r>
-          </w:p>
-        </w:tc>
-      </w:tr>
-      <w:tr>
-        <w:tblPrEx>
-          <w:tblBorders>
-            <w:top w:val="none" w:color="auto" w:sz="0" w:space="0"/>
-            <w:left w:val="none" w:color="auto" w:sz="0" w:space="0"/>
-            <w:bottom w:val="none" w:color="auto" w:sz="0" w:space="0"/>
-            <w:right w:val="none" w:color="auto" w:sz="0" w:space="0"/>
-            <w:insideH w:val="none" w:color="auto" w:sz="0" w:space="0"/>
-            <w:insideV w:val="none" w:color="auto" w:sz="0" w:space="0"/>
-          </w:tblBorders>
-          <w:tblCellMar>
-            <w:top w:w="0" w:type="dxa"/>
-            <w:left w:w="0" w:type="dxa"/>
-            <w:bottom w:w="0" w:type="dxa"/>
-            <w:right w:w="0" w:type="dxa"/>
-          </w:tblCellMar>
-        </w:tblPrEx>
-        <w:trPr>
-          <w:trHeight w:val="397" w:hRule="atLeast"/>
-          <w:jc w:val="center"/>
-        </w:trPr>
-        <w:tc>
-          <w:tcPr>
-            <w:tcW w:w="2160" w:type="pct"/>
-            <w:gridSpan w:val="2"/>
-            <w:tcBorders>
-              <w:top w:val="single" w:color="31849B" w:sz="8" w:space="0"/>
+            <w:tcW w:w="752" w:type="pct"/>
+            <w:vMerge w:val="continue"/>
+            <w:tcBorders>
               <w:bottom w:val="single" w:color="31849B" w:sz="8" w:space="0"/>
               <w:right w:val="single" w:color="31849B" w:sz="8" w:space="0"/>
             </w:tcBorders>
@@ -3639,7 +3400,6 @@
           </w:tcPr>
           <w:p>
             <w:pPr>
-              <w:pStyle w:val="21"/>
               <w:keepNext w:val="0"/>
               <w:keepLines w:val="0"/>
               <w:pageBreakBefore w:val="0"/>
@@ -3667,57 +3427,57 @@
                 <w:lang w:eastAsia="zh-CN"/>
               </w:rPr>
             </w:pPr>
-            <w:r>
-              <w:rPr>
-                <w:rFonts w:ascii="微软雅黑" w:hAnsi="微软雅黑" w:eastAsia="微软雅黑" w:cs="微软雅黑"/>
+          </w:p>
+        </w:tc>
+        <w:tc>
+          <w:tcPr>
+            <w:tcW w:w="1407" w:type="pct"/>
+            <w:tcBorders>
+              <w:top w:val="single" w:color="31849B" w:sz="8" w:space="0"/>
+              <w:left w:val="single" w:color="31849B" w:sz="8" w:space="0"/>
+              <w:bottom w:val="single" w:color="31849B" w:sz="8" w:space="0"/>
+              <w:right w:val="single" w:color="31849B" w:sz="8" w:space="0"/>
+            </w:tcBorders>
+            <w:shd w:val="clear" w:color="auto" w:fill="auto"/>
+            <w:vAlign w:val="center"/>
+          </w:tcPr>
+          <w:p>
+            <w:pPr>
+              <w:keepNext w:val="0"/>
+              <w:keepLines w:val="0"/>
+              <w:pageBreakBefore w:val="0"/>
+              <w:widowControl w:val="0"/>
+              <w:kinsoku/>
+              <w:wordWrap/>
+              <w:overflowPunct/>
+              <w:topLinePunct w:val="0"/>
+              <w:autoSpaceDE/>
+              <w:autoSpaceDN/>
+              <w:bidi w:val="0"/>
+              <w:snapToGrid w:val="0"/>
+              <w:ind w:left="119" w:leftChars="0"/>
+              <w:textAlignment w:val="auto"/>
+              <w:rPr>
+                <w:rFonts w:ascii="Times New Roman" w:hAnsi="Times New Roman" w:eastAsia="微软雅黑" w:cs="Times New Roman"/>
                 <w:b/>
                 <w:bCs/>
                 <w:color w:val="262626"/>
-                <w:kern w:val="0"/>
-                <w:sz w:val="21"/>
-                <w:szCs w:val="21"/>
-                <w:lang w:val="en-US" w:eastAsia="zh-CN" w:bidi="ar"/>
-              </w:rPr>
-              <w:t>同源重组修复（</w:t>
-            </w:r>
-            <w:r>
-              <w:rPr>
-                <w:rFonts w:hint="default" w:ascii="Times New Roman" w:hAnsi="Times New Roman" w:eastAsia="宋体" w:cs="Times New Roman"/>
+                <w:sz w:val="21"/>
+                <w:szCs w:val="21"/>
+                <w:lang w:eastAsia="zh-CN"/>
+              </w:rPr>
+            </w:pPr>
+            <w:r>
+              <w:rPr>
+                <w:rFonts w:hint="eastAsia" w:ascii="Times New Roman" w:hAnsi="Times New Roman" w:eastAsia="微软雅黑" w:cs="Times New Roman"/>
                 <w:b/>
                 <w:bCs/>
                 <w:color w:val="262626"/>
-                <w:kern w:val="0"/>
-                <w:sz w:val="21"/>
-                <w:szCs w:val="21"/>
-                <w:lang w:val="en-US" w:eastAsia="zh-CN" w:bidi="ar"/>
-              </w:rPr>
-              <w:t>HRR</w:t>
-            </w:r>
-            <w:r>
-              <w:rPr>
-                <w:rFonts w:hint="eastAsia" w:ascii="Times New Roman" w:hAnsi="Times New Roman" w:cs="Times New Roman"/>
-                <w:b/>
-                <w:bCs/>
-                <w:color w:val="262626"/>
-                <w:kern w:val="0"/>
-                <w:sz w:val="21"/>
-                <w:szCs w:val="21"/>
-                <w:lang w:val="en-US" w:eastAsia="zh-CN" w:bidi="ar"/>
-              </w:rPr>
-              <w:t>）</w:t>
-            </w:r>
-            <w:r>
-              <w:rPr>
-                <w:rFonts w:hint="eastAsia" w:ascii="微软雅黑" w:hAnsi="微软雅黑" w:eastAsia="微软雅黑" w:cs="微软雅黑"/>
-                <w:b/>
-                <w:bCs/>
-                <w:color w:val="262626"/>
-                <w:kern w:val="0"/>
-                <w:sz w:val="21"/>
-                <w:szCs w:val="21"/>
-                <w:lang w:val="en-US" w:eastAsia="zh-CN" w:bidi="ar"/>
-              </w:rPr>
-              <w:t>基因检测</w:t>
+                <w:sz w:val="21"/>
+                <w:szCs w:val="21"/>
+                <w:lang w:eastAsia="zh-CN"/>
+              </w:rPr>
+              <w:t>免疫超进展相关基因（HPD）</w:t>
             </w:r>
           </w:p>
         </w:tc>
@@ -3746,30 +3506,28 @@
               <w:autoSpaceDE/>
               <w:autoSpaceDN/>
               <w:bidi w:val="0"/>
-              <w:adjustRightInd w:val="0"/>
               <w:snapToGrid w:val="0"/>
-              <w:spacing w:line="240" w:lineRule="auto"/>
-              <w:ind w:left="110" w:leftChars="50" w:right="119" w:rightChars="0"/>
+              <w:spacing w:before="77"/>
+              <w:ind w:left="119" w:leftChars="0" w:right="119" w:rightChars="0"/>
               <w:jc w:val="both"/>
               <w:textAlignment w:val="auto"/>
               <w:rPr>
-                <w:rFonts w:ascii="Times New Roman" w:hAnsi="Times New Roman" w:eastAsia="微软雅黑" w:cs="Times New Roman"/>
-                <w:color w:val="262626"/>
-                <w:sz w:val="21"/>
-                <w:szCs w:val="21"/>
-                <w:lang w:eastAsia="zh-CN"/>
-              </w:rPr>
-            </w:pPr>
-            <w:r>
-              <w:rPr>
-                <w:rFonts w:hint="default" w:ascii="Times New Roman" w:hAnsi="Times New Roman" w:eastAsia="微软雅黑" w:cs="Times New Roman"/>
-                <w:color w:val="262626"/>
-                <w:kern w:val="0"/>
-                <w:sz w:val="21"/>
-                <w:szCs w:val="21"/>
-                <w:lang w:val="en-US" w:eastAsia="zh-CN" w:bidi="ar"/>
-              </w:rPr>
-              <w:t>共检出{{summaryOfRresults.HRRDetectedGeneCount}}个HRR基因失活突变</w:t>
+                <w:rFonts w:hint="eastAsia" w:ascii="微软雅黑" w:hAnsi="微软雅黑" w:eastAsia="微软雅黑" w:cs="微软雅黑"/>
+                <w:color w:val="262626"/>
+                <w:sz w:val="18"/>
+                <w:szCs w:val="18"/>
+                <w:lang w:eastAsia="zh-CN"/>
+              </w:rPr>
+            </w:pPr>
+            <w:r>
+              <w:rPr>
+                <w:rFonts w:hint="default" w:ascii="Times New Roman" w:hAnsi="Times New Roman" w:eastAsia="微软雅黑" w:cs="Times New Roman"/>
+                <w:color w:val="262626"/>
+                <w:sz w:val="21"/>
+                <w:szCs w:val="21"/>
+                <w:lang w:val="en-US" w:eastAsia="zh-CN" w:bidi="ar-SA"/>
+              </w:rPr>
+              <w:t>共检出{{summaryOfRresults.hpdImmnueNum}}个超进展相关基因突变</w:t>
             </w:r>
           </w:p>
         </w:tc>
@@ -3843,7 +3601,177 @@
                 <w:szCs w:val="21"/>
                 <w:lang w:eastAsia="zh-CN"/>
               </w:rPr>
-              <w:t>{%tr endif %}</w:t>
+              <w:t>{%tr if reportInfo.conf.hrr%}</w:t>
+            </w:r>
+          </w:p>
+        </w:tc>
+      </w:tr>
+      <w:tr>
+        <w:tblPrEx>
+          <w:tblBorders>
+            <w:top w:val="none" w:color="auto" w:sz="0" w:space="0"/>
+            <w:left w:val="none" w:color="auto" w:sz="0" w:space="0"/>
+            <w:bottom w:val="none" w:color="auto" w:sz="0" w:space="0"/>
+            <w:right w:val="none" w:color="auto" w:sz="0" w:space="0"/>
+            <w:insideH w:val="none" w:color="auto" w:sz="0" w:space="0"/>
+            <w:insideV w:val="none" w:color="auto" w:sz="0" w:space="0"/>
+          </w:tblBorders>
+          <w:tblCellMar>
+            <w:top w:w="0" w:type="dxa"/>
+            <w:left w:w="0" w:type="dxa"/>
+            <w:bottom w:w="0" w:type="dxa"/>
+            <w:right w:w="0" w:type="dxa"/>
+          </w:tblCellMar>
+        </w:tblPrEx>
+        <w:trPr>
+          <w:trHeight w:val="397" w:hRule="atLeast"/>
+          <w:jc w:val="center"/>
+        </w:trPr>
+        <w:tc>
+          <w:tcPr>
+            <w:tcW w:w="2160" w:type="pct"/>
+            <w:gridSpan w:val="2"/>
+            <w:tcBorders>
+              <w:top w:val="single" w:color="31849B" w:sz="8" w:space="0"/>
+              <w:bottom w:val="single" w:color="31849B" w:sz="8" w:space="0"/>
+              <w:right w:val="single" w:color="31849B" w:sz="8" w:space="0"/>
+            </w:tcBorders>
+            <w:shd w:val="clear" w:color="auto" w:fill="auto"/>
+            <w:vAlign w:val="center"/>
+          </w:tcPr>
+          <w:p>
+            <w:pPr>
+              <w:pStyle w:val="21"/>
+              <w:keepNext w:val="0"/>
+              <w:keepLines w:val="0"/>
+              <w:pageBreakBefore w:val="0"/>
+              <w:widowControl w:val="0"/>
+              <w:kinsoku/>
+              <w:wordWrap/>
+              <w:overflowPunct/>
+              <w:topLinePunct w:val="0"/>
+              <w:autoSpaceDE/>
+              <w:autoSpaceDN/>
+              <w:bidi w:val="0"/>
+              <w:adjustRightInd w:val="0"/>
+              <w:snapToGrid w:val="0"/>
+              <w:spacing w:line="240" w:lineRule="auto"/>
+              <w:ind w:left="110" w:leftChars="50"/>
+              <w:jc w:val="both"/>
+              <w:textAlignment w:val="auto"/>
+              <w:rPr>
+                <w:rFonts w:ascii="Times New Roman" w:hAnsi="Times New Roman" w:eastAsia="微软雅黑" w:cs="Times New Roman"/>
+                <w:b/>
+                <w:bCs/>
+                <w:color w:val="262626"/>
+                <w:sz w:val="21"/>
+                <w:szCs w:val="21"/>
+                <w:lang w:eastAsia="zh-CN"/>
+              </w:rPr>
+            </w:pPr>
+            <w:r>
+              <w:rPr>
+                <w:rFonts w:ascii="微软雅黑" w:hAnsi="微软雅黑" w:eastAsia="微软雅黑" w:cs="微软雅黑"/>
+                <w:b/>
+                <w:bCs/>
+                <w:color w:val="262626"/>
+                <w:kern w:val="0"/>
+                <w:sz w:val="21"/>
+                <w:szCs w:val="21"/>
+                <w:lang w:val="en-US" w:eastAsia="zh-CN" w:bidi="ar"/>
+              </w:rPr>
+              <w:t>同源重组修复（</w:t>
+            </w:r>
+            <w:r>
+              <w:rPr>
+                <w:rFonts w:hint="default" w:ascii="Times New Roman" w:hAnsi="Times New Roman" w:eastAsia="宋体" w:cs="Times New Roman"/>
+                <w:b/>
+                <w:bCs/>
+                <w:color w:val="262626"/>
+                <w:kern w:val="0"/>
+                <w:sz w:val="21"/>
+                <w:szCs w:val="21"/>
+                <w:lang w:val="en-US" w:eastAsia="zh-CN" w:bidi="ar"/>
+              </w:rPr>
+              <w:t>HRR</w:t>
+            </w:r>
+            <w:r>
+              <w:rPr>
+                <w:rFonts w:hint="eastAsia" w:ascii="Times New Roman" w:hAnsi="Times New Roman" w:cs="Times New Roman"/>
+                <w:b/>
+                <w:bCs/>
+                <w:color w:val="262626"/>
+                <w:kern w:val="0"/>
+                <w:sz w:val="21"/>
+                <w:szCs w:val="21"/>
+                <w:lang w:val="en-US" w:eastAsia="zh-CN" w:bidi="ar"/>
+              </w:rPr>
+              <w:t>）</w:t>
+            </w:r>
+            <w:r>
+              <w:rPr>
+                <w:rFonts w:hint="eastAsia" w:ascii="微软雅黑" w:hAnsi="微软雅黑" w:eastAsia="微软雅黑" w:cs="微软雅黑"/>
+                <w:b/>
+                <w:bCs/>
+                <w:color w:val="262626"/>
+                <w:kern w:val="0"/>
+                <w:sz w:val="21"/>
+                <w:szCs w:val="21"/>
+                <w:lang w:val="en-US" w:eastAsia="zh-CN" w:bidi="ar"/>
+              </w:rPr>
+              <w:t>基因检测</w:t>
+            </w:r>
+          </w:p>
+        </w:tc>
+        <w:tc>
+          <w:tcPr>
+            <w:tcW w:w="2839" w:type="pct"/>
+            <w:tcBorders>
+              <w:top w:val="single" w:color="31849B" w:sz="8" w:space="0"/>
+              <w:left w:val="single" w:color="31849B" w:sz="8" w:space="0"/>
+              <w:bottom w:val="single" w:color="31849B" w:sz="8" w:space="0"/>
+            </w:tcBorders>
+            <w:shd w:val="clear" w:color="auto" w:fill="auto"/>
+            <w:vAlign w:val="center"/>
+          </w:tcPr>
+          <w:p>
+            <w:pPr>
+              <w:pStyle w:val="21"/>
+              <w:keepNext w:val="0"/>
+              <w:keepLines w:val="0"/>
+              <w:pageBreakBefore w:val="0"/>
+              <w:widowControl w:val="0"/>
+              <w:kinsoku/>
+              <w:wordWrap/>
+              <w:overflowPunct/>
+              <w:topLinePunct w:val="0"/>
+              <w:autoSpaceDE/>
+              <w:autoSpaceDN/>
+              <w:bidi w:val="0"/>
+              <w:adjustRightInd w:val="0"/>
+              <w:snapToGrid w:val="0"/>
+              <w:spacing w:line="240" w:lineRule="auto"/>
+              <w:ind w:left="110" w:leftChars="50" w:right="119" w:rightChars="0"/>
+              <w:jc w:val="both"/>
+              <w:textAlignment w:val="auto"/>
+              <w:rPr>
+                <w:rFonts w:ascii="Times New Roman" w:hAnsi="Times New Roman" w:eastAsia="微软雅黑" w:cs="Times New Roman"/>
+                <w:color w:val="262626"/>
+                <w:sz w:val="21"/>
+                <w:szCs w:val="21"/>
+                <w:lang w:eastAsia="zh-CN"/>
+              </w:rPr>
+            </w:pPr>
+            <w:r>
+              <w:rPr>
+                <w:rFonts w:hint="default" w:ascii="Times New Roman" w:hAnsi="Times New Roman" w:eastAsia="微软雅黑" w:cs="Times New Roman"/>
+                <w:color w:val="262626"/>
+                <w:kern w:val="0"/>
+                <w:sz w:val="21"/>
+                <w:szCs w:val="21"/>
+                <w:lang w:val="en-US" w:eastAsia="zh-CN" w:bidi="ar"/>
+              </w:rPr>
+              <w:t>共检出{{summaryOfRresults.HRRDetectedGeneCount}}个HRR基因失活突变</w:t>
             </w:r>
           </w:p>
         </w:tc>
@@ -3917,7 +3845,249 @@
                 <w:szCs w:val="21"/>
                 <w:lang w:eastAsia="zh-CN"/>
               </w:rPr>
+              <w:t>{%tr endif %}</w:t>
+            </w:r>
+          </w:p>
+        </w:tc>
+      </w:tr>
+      <w:tr>
+        <w:tblPrEx>
+          <w:tblBorders>
+            <w:top w:val="none" w:color="auto" w:sz="0" w:space="0"/>
+            <w:left w:val="none" w:color="auto" w:sz="0" w:space="0"/>
+            <w:bottom w:val="none" w:color="auto" w:sz="0" w:space="0"/>
+            <w:right w:val="none" w:color="auto" w:sz="0" w:space="0"/>
+            <w:insideH w:val="none" w:color="auto" w:sz="0" w:space="0"/>
+            <w:insideV w:val="none" w:color="auto" w:sz="0" w:space="0"/>
+          </w:tblBorders>
+          <w:tblCellMar>
+            <w:top w:w="0" w:type="dxa"/>
+            <w:left w:w="0" w:type="dxa"/>
+            <w:bottom w:w="0" w:type="dxa"/>
+            <w:right w:w="0" w:type="dxa"/>
+          </w:tblCellMar>
+        </w:tblPrEx>
+        <w:trPr>
+          <w:trHeight w:val="397" w:hRule="atLeast"/>
+          <w:jc w:val="center"/>
+        </w:trPr>
+        <w:tc>
+          <w:tcPr>
+            <w:tcW w:w="5000" w:type="pct"/>
+            <w:gridSpan w:val="3"/>
+            <w:tcBorders>
+              <w:top w:val="single" w:color="31849B" w:sz="8" w:space="0"/>
+              <w:bottom w:val="single" w:color="31849B" w:sz="8" w:space="0"/>
+            </w:tcBorders>
+            <w:shd w:val="clear" w:color="auto" w:fill="auto"/>
+            <w:vAlign w:val="center"/>
+          </w:tcPr>
+          <w:p>
+            <w:pPr>
+              <w:pStyle w:val="21"/>
+              <w:keepNext w:val="0"/>
+              <w:keepLines w:val="0"/>
+              <w:pageBreakBefore w:val="0"/>
+              <w:widowControl w:val="0"/>
+              <w:kinsoku/>
+              <w:wordWrap/>
+              <w:overflowPunct/>
+              <w:topLinePunct w:val="0"/>
+              <w:autoSpaceDE/>
+              <w:autoSpaceDN/>
+              <w:bidi w:val="0"/>
+              <w:adjustRightInd w:val="0"/>
+              <w:snapToGrid w:val="0"/>
+              <w:spacing w:line="240" w:lineRule="auto"/>
+              <w:ind w:left="110" w:leftChars="50" w:right="119" w:rightChars="0"/>
+              <w:jc w:val="both"/>
+              <w:textAlignment w:val="auto"/>
+              <w:rPr>
+                <w:rFonts w:ascii="Times New Roman" w:hAnsi="Times New Roman" w:eastAsia="微软雅黑" w:cs="Times New Roman"/>
+                <w:color w:val="262626"/>
+                <w:sz w:val="21"/>
+                <w:szCs w:val="21"/>
+                <w:lang w:eastAsia="zh-CN"/>
+              </w:rPr>
+            </w:pPr>
+            <w:r>
+              <w:rPr>
+                <w:rFonts w:hint="eastAsia" w:ascii="Times New Roman" w:hAnsi="Times New Roman" w:eastAsia="微软雅黑" w:cs="Times New Roman"/>
+                <w:color w:val="262626"/>
+                <w:sz w:val="21"/>
+                <w:szCs w:val="21"/>
+                <w:lang w:eastAsia="zh-CN"/>
+              </w:rPr>
               <w:t>{%tr if urinaryProstateDisease != ‘’%}</w:t>
+            </w:r>
+          </w:p>
+        </w:tc>
+      </w:tr>
+      <w:tr>
+        <w:tblPrEx>
+          <w:tblBorders>
+            <w:top w:val="none" w:color="auto" w:sz="0" w:space="0"/>
+            <w:left w:val="none" w:color="auto" w:sz="0" w:space="0"/>
+            <w:bottom w:val="none" w:color="auto" w:sz="0" w:space="0"/>
+            <w:right w:val="none" w:color="auto" w:sz="0" w:space="0"/>
+            <w:insideH w:val="none" w:color="auto" w:sz="0" w:space="0"/>
+            <w:insideV w:val="none" w:color="auto" w:sz="0" w:space="0"/>
+          </w:tblBorders>
+          <w:tblCellMar>
+            <w:top w:w="0" w:type="dxa"/>
+            <w:left w:w="0" w:type="dxa"/>
+            <w:bottom w:w="0" w:type="dxa"/>
+            <w:right w:w="0" w:type="dxa"/>
+          </w:tblCellMar>
+        </w:tblPrEx>
+        <w:trPr>
+          <w:trHeight w:val="397" w:hRule="atLeast"/>
+          <w:jc w:val="center"/>
+        </w:trPr>
+        <w:tc>
+          <w:tcPr>
+            <w:tcW w:w="2160" w:type="pct"/>
+            <w:gridSpan w:val="2"/>
+            <w:tcBorders>
+              <w:top w:val="single" w:color="31849B" w:sz="8" w:space="0"/>
+              <w:bottom w:val="single" w:color="31849B" w:sz="8" w:space="0"/>
+              <w:right w:val="single" w:color="31849B" w:sz="8" w:space="0"/>
+            </w:tcBorders>
+            <w:shd w:val="clear" w:color="auto" w:fill="auto"/>
+            <w:vAlign w:val="center"/>
+          </w:tcPr>
+          <w:p>
+            <w:pPr>
+              <w:pStyle w:val="21"/>
+              <w:keepNext w:val="0"/>
+              <w:keepLines w:val="0"/>
+              <w:pageBreakBefore w:val="0"/>
+              <w:widowControl w:val="0"/>
+              <w:kinsoku/>
+              <w:wordWrap/>
+              <w:overflowPunct/>
+              <w:topLinePunct w:val="0"/>
+              <w:autoSpaceDE/>
+              <w:autoSpaceDN/>
+              <w:bidi w:val="0"/>
+              <w:adjustRightInd w:val="0"/>
+              <w:snapToGrid w:val="0"/>
+              <w:spacing w:line="240" w:lineRule="auto"/>
+              <w:ind w:left="110" w:leftChars="50"/>
+              <w:jc w:val="both"/>
+              <w:textAlignment w:val="auto"/>
+              <w:rPr>
+                <w:rFonts w:ascii="Times New Roman" w:hAnsi="Times New Roman" w:eastAsia="微软雅黑" w:cs="Times New Roman"/>
+                <w:b/>
+                <w:bCs/>
+                <w:color w:val="262626"/>
+                <w:sz w:val="21"/>
+                <w:szCs w:val="21"/>
+                <w:lang w:eastAsia="zh-CN"/>
+              </w:rPr>
+            </w:pPr>
+            <w:r>
+              <w:rPr>
+                <w:rFonts w:hint="default" w:ascii="Times New Roman" w:hAnsi="Times New Roman" w:eastAsia="微软雅黑" w:cs="Times New Roman"/>
+                <w:b/>
+                <w:bCs/>
+                <w:color w:val="262626"/>
+                <w:sz w:val="21"/>
+                <w:szCs w:val="21"/>
+                <w:lang w:val="en-US" w:eastAsia="zh-CN" w:bidi="ar-SA"/>
+              </w:rPr>
+              <w:t>预后相关</w:t>
+            </w:r>
+          </w:p>
+        </w:tc>
+        <w:tc>
+          <w:tcPr>
+            <w:tcW w:w="2839" w:type="pct"/>
+            <w:tcBorders>
+              <w:top w:val="single" w:color="31849B" w:sz="8" w:space="0"/>
+              <w:left w:val="single" w:color="31849B" w:sz="8" w:space="0"/>
+              <w:bottom w:val="single" w:color="31849B" w:sz="8" w:space="0"/>
+            </w:tcBorders>
+            <w:shd w:val="clear" w:color="auto" w:fill="auto"/>
+            <w:vAlign w:val="center"/>
+          </w:tcPr>
+          <w:p>
+            <w:pPr>
+              <w:pStyle w:val="21"/>
+              <w:keepNext w:val="0"/>
+              <w:keepLines w:val="0"/>
+              <w:pageBreakBefore w:val="0"/>
+              <w:widowControl w:val="0"/>
+              <w:kinsoku/>
+              <w:wordWrap/>
+              <w:overflowPunct/>
+              <w:topLinePunct w:val="0"/>
+              <w:autoSpaceDE/>
+              <w:autoSpaceDN/>
+              <w:bidi w:val="0"/>
+              <w:adjustRightInd w:val="0"/>
+              <w:snapToGrid w:val="0"/>
+              <w:spacing w:line="240" w:lineRule="auto"/>
+              <w:ind w:left="110" w:leftChars="50" w:right="119" w:rightChars="0"/>
+              <w:jc w:val="both"/>
+              <w:textAlignment w:val="auto"/>
+              <w:rPr>
+                <w:rFonts w:ascii="Times New Roman" w:hAnsi="Times New Roman" w:eastAsia="微软雅黑" w:cs="Times New Roman"/>
+                <w:color w:val="262626"/>
+                <w:sz w:val="21"/>
+                <w:szCs w:val="21"/>
+                <w:lang w:eastAsia="zh-CN"/>
+              </w:rPr>
+            </w:pPr>
+            <w:r>
+              <w:rPr>
+                <w:rFonts w:hint="default" w:ascii="Times New Roman" w:hAnsi="Times New Roman" w:eastAsia="微软雅黑" w:cs="Times New Roman"/>
+                <w:color w:val="262626"/>
+                <w:sz w:val="21"/>
+                <w:szCs w:val="21"/>
+                <w:lang w:val="en-US" w:eastAsia="zh-CN" w:bidi="ar-SA"/>
+              </w:rPr>
+              <w:t>详见</w:t>
+            </w:r>
+            <w:r>
+              <w:rPr>
+                <w:rFonts w:hint="eastAsia" w:ascii="微软雅黑" w:hAnsi="微软雅黑" w:eastAsia="微软雅黑" w:cs="微软雅黑"/>
+                <w:color w:val="262626"/>
+                <w:sz w:val="21"/>
+                <w:szCs w:val="21"/>
+                <w:lang w:val="en-US" w:eastAsia="zh-CN" w:bidi="ar-SA"/>
+              </w:rPr>
+              <w:t>“</w:t>
+            </w:r>
+            <w:r>
+              <w:rPr>
+                <w:rFonts w:hint="default" w:ascii="Times New Roman" w:hAnsi="Times New Roman" w:eastAsia="微软雅黑" w:cs="Times New Roman"/>
+                <w:color w:val="262626"/>
+                <w:sz w:val="21"/>
+                <w:szCs w:val="21"/>
+                <w:lang w:val="en-US" w:eastAsia="zh-CN" w:bidi="ar-SA"/>
+              </w:rPr>
+              <w:t>预后相关基因检测结果及解析</w:t>
+            </w:r>
+            <w:r>
+              <w:rPr>
+                <w:rFonts w:hint="eastAsia" w:ascii="微软雅黑" w:hAnsi="微软雅黑" w:eastAsia="微软雅黑" w:cs="微软雅黑"/>
+                <w:color w:val="262626"/>
+                <w:sz w:val="21"/>
+                <w:szCs w:val="21"/>
+                <w:lang w:val="en-US" w:eastAsia="zh-CN" w:bidi="ar-SA"/>
+              </w:rPr>
+              <w:t>”</w:t>
+            </w:r>
+            <w:r>
+              <w:rPr>
+                <w:rFonts w:hint="default" w:ascii="Times New Roman" w:hAnsi="Times New Roman" w:eastAsia="微软雅黑" w:cs="Times New Roman"/>
+                <w:color w:val="262626"/>
+                <w:sz w:val="21"/>
+                <w:szCs w:val="21"/>
+                <w:lang w:val="en-US" w:eastAsia="zh-CN" w:bidi="ar-SA"/>
+              </w:rPr>
+              <w:t>部分</w:t>
             </w:r>
           </w:p>
         </w:tc>
@@ -3946,66 +4116,10 @@
         </w:trPr>
         <w:tc>
           <w:tcPr>
-            <w:tcW w:w="2160" w:type="pct"/>
-            <w:gridSpan w:val="2"/>
+            <w:tcW w:w="5000" w:type="pct"/>
+            <w:gridSpan w:val="3"/>
             <w:tcBorders>
               <w:top w:val="single" w:color="31849B" w:sz="8" w:space="0"/>
-              <w:bottom w:val="single" w:color="31849B" w:sz="8" w:space="0"/>
-              <w:right w:val="single" w:color="31849B" w:sz="8" w:space="0"/>
-            </w:tcBorders>
-            <w:shd w:val="clear" w:color="auto" w:fill="auto"/>
-            <w:vAlign w:val="center"/>
-          </w:tcPr>
-          <w:p>
-            <w:pPr>
-              <w:pStyle w:val="21"/>
-              <w:keepNext w:val="0"/>
-              <w:keepLines w:val="0"/>
-              <w:pageBreakBefore w:val="0"/>
-              <w:widowControl w:val="0"/>
-              <w:kinsoku/>
-              <w:wordWrap/>
-              <w:overflowPunct/>
-              <w:topLinePunct w:val="0"/>
-              <w:autoSpaceDE/>
-              <w:autoSpaceDN/>
-              <w:bidi w:val="0"/>
-              <w:adjustRightInd w:val="0"/>
-              <w:snapToGrid w:val="0"/>
-              <w:spacing w:line="240" w:lineRule="auto"/>
-              <w:ind w:left="110" w:leftChars="50"/>
-              <w:jc w:val="both"/>
-              <w:textAlignment w:val="auto"/>
-              <w:rPr>
-                <w:rFonts w:ascii="Times New Roman" w:hAnsi="Times New Roman" w:eastAsia="微软雅黑" w:cs="Times New Roman"/>
-                <w:b/>
-                <w:bCs/>
-                <w:color w:val="262626"/>
-                <w:sz w:val="21"/>
-                <w:szCs w:val="21"/>
-                <w:lang w:eastAsia="zh-CN"/>
-              </w:rPr>
-            </w:pPr>
-            <w:r>
-              <w:rPr>
-                <w:rFonts w:hint="default" w:ascii="Times New Roman" w:hAnsi="Times New Roman" w:eastAsia="微软雅黑" w:cs="Times New Roman"/>
-                <w:b/>
-                <w:bCs/>
-                <w:color w:val="262626"/>
-                <w:sz w:val="21"/>
-                <w:szCs w:val="21"/>
-                <w:lang w:val="en-US" w:eastAsia="zh-CN" w:bidi="ar-SA"/>
-              </w:rPr>
-              <w:t>预后相关</w:t>
-            </w:r>
-          </w:p>
-        </w:tc>
-        <w:tc>
-          <w:tcPr>
-            <w:tcW w:w="2839" w:type="pct"/>
-            <w:tcBorders>
-              <w:top w:val="single" w:color="31849B" w:sz="8" w:space="0"/>
-              <w:left w:val="single" w:color="31849B" w:sz="8" w:space="0"/>
               <w:bottom w:val="single" w:color="31849B" w:sz="8" w:space="0"/>
             </w:tcBorders>
             <w:shd w:val="clear" w:color="auto" w:fill="auto"/>
@@ -4041,53 +4155,13 @@
             </w:pPr>
             <w:r>
               <w:rPr>
-                <w:rFonts w:hint="default" w:ascii="Times New Roman" w:hAnsi="Times New Roman" w:eastAsia="微软雅黑" w:cs="Times New Roman"/>
-                <w:color w:val="262626"/>
-                <w:sz w:val="21"/>
-                <w:szCs w:val="21"/>
-                <w:lang w:val="en-US" w:eastAsia="zh-CN" w:bidi="ar-SA"/>
-              </w:rPr>
-              <w:t>详见</w:t>
-            </w:r>
-            <w:r>
-              <w:rPr>
-                <w:rFonts w:hint="eastAsia" w:ascii="微软雅黑" w:hAnsi="微软雅黑" w:eastAsia="微软雅黑" w:cs="微软雅黑"/>
-                <w:color w:val="262626"/>
-                <w:sz w:val="21"/>
-                <w:szCs w:val="21"/>
-                <w:lang w:val="en-US" w:eastAsia="zh-CN" w:bidi="ar-SA"/>
-              </w:rPr>
-              <w:t>“</w:t>
-            </w:r>
-            <w:r>
-              <w:rPr>
-                <w:rFonts w:hint="default" w:ascii="Times New Roman" w:hAnsi="Times New Roman" w:eastAsia="微软雅黑" w:cs="Times New Roman"/>
-                <w:color w:val="262626"/>
-                <w:sz w:val="21"/>
-                <w:szCs w:val="21"/>
-                <w:lang w:val="en-US" w:eastAsia="zh-CN" w:bidi="ar-SA"/>
-              </w:rPr>
-              <w:t>预后相关基因检测结果及解析</w:t>
-            </w:r>
-            <w:r>
-              <w:rPr>
-                <w:rFonts w:hint="eastAsia" w:ascii="微软雅黑" w:hAnsi="微软雅黑" w:eastAsia="微软雅黑" w:cs="微软雅黑"/>
-                <w:color w:val="262626"/>
-                <w:sz w:val="21"/>
-                <w:szCs w:val="21"/>
-                <w:lang w:val="en-US" w:eastAsia="zh-CN" w:bidi="ar-SA"/>
-              </w:rPr>
-              <w:t>”</w:t>
-            </w:r>
-            <w:r>
-              <w:rPr>
-                <w:rFonts w:hint="default" w:ascii="Times New Roman" w:hAnsi="Times New Roman" w:eastAsia="微软雅黑" w:cs="Times New Roman"/>
-                <w:color w:val="262626"/>
-                <w:sz w:val="21"/>
-                <w:szCs w:val="21"/>
-                <w:lang w:val="en-US" w:eastAsia="zh-CN" w:bidi="ar-SA"/>
-              </w:rPr>
-              <w:t>部分</w:t>
+                <w:rFonts w:hint="eastAsia" w:ascii="Times New Roman" w:hAnsi="Times New Roman" w:eastAsia="微软雅黑" w:cs="Times New Roman"/>
+                <w:color w:val="262626"/>
+                <w:sz w:val="21"/>
+                <w:szCs w:val="21"/>
+                <w:lang w:eastAsia="zh-CN"/>
+              </w:rPr>
+              <w:t>{%tr endif %}</w:t>
             </w:r>
           </w:p>
         </w:tc>
@@ -4160,7 +4234,7 @@
                 <w:szCs w:val="21"/>
                 <w:lang w:eastAsia="zh-CN"/>
               </w:rPr>
-              <w:t>{%tr endif %}</w:t>
+              <w:t>{%tr if gastrointestinalStromalTumor == True %}</w:t>
             </w:r>
           </w:p>
         </w:tc>
@@ -4175,6 +4249,7 @@
             <w:insideH w:val="none" w:color="auto" w:sz="0" w:space="0"/>
             <w:insideV w:val="none" w:color="auto" w:sz="0" w:space="0"/>
           </w:tblBorders>
+          <w:shd w:val="clear" w:color="auto" w:fill="auto"/>
           <w:tblCellMar>
             <w:top w:w="0" w:type="dxa"/>
             <w:left w:w="0" w:type="dxa"/>
@@ -4188,10 +4263,66 @@
         </w:trPr>
         <w:tc>
           <w:tcPr>
-            <w:tcW w:w="5000" w:type="pct"/>
-            <w:gridSpan w:val="3"/>
+            <w:tcW w:w="2160" w:type="pct"/>
+            <w:gridSpan w:val="2"/>
             <w:tcBorders>
               <w:top w:val="single" w:color="31849B" w:sz="8" w:space="0"/>
+              <w:bottom w:val="single" w:color="31849B" w:sz="8" w:space="0"/>
+              <w:right w:val="single" w:color="31849B" w:sz="8" w:space="0"/>
+            </w:tcBorders>
+            <w:shd w:val="clear" w:color="auto" w:fill="auto"/>
+            <w:vAlign w:val="center"/>
+          </w:tcPr>
+          <w:p>
+            <w:pPr>
+              <w:pStyle w:val="21"/>
+              <w:keepNext w:val="0"/>
+              <w:keepLines w:val="0"/>
+              <w:pageBreakBefore w:val="0"/>
+              <w:widowControl w:val="0"/>
+              <w:kinsoku/>
+              <w:wordWrap/>
+              <w:overflowPunct/>
+              <w:topLinePunct w:val="0"/>
+              <w:autoSpaceDE/>
+              <w:autoSpaceDN/>
+              <w:bidi w:val="0"/>
+              <w:adjustRightInd w:val="0"/>
+              <w:snapToGrid w:val="0"/>
+              <w:spacing w:line="240" w:lineRule="auto"/>
+              <w:ind w:left="110" w:leftChars="50"/>
+              <w:jc w:val="both"/>
+              <w:textAlignment w:val="auto"/>
+              <w:rPr>
+                <w:rFonts w:ascii="Times New Roman" w:hAnsi="Times New Roman" w:eastAsia="微软雅黑" w:cs="Times New Roman"/>
+                <w:b/>
+                <w:bCs/>
+                <w:color w:val="262626"/>
+                <w:sz w:val="21"/>
+                <w:szCs w:val="21"/>
+                <w:lang w:eastAsia="zh-CN"/>
+              </w:rPr>
+            </w:pPr>
+            <w:r>
+              <w:rPr>
+                <w:rFonts w:ascii="Times New Roman" w:hAnsi="Times New Roman" w:eastAsia="微软雅黑" w:cs="Times New Roman"/>
+                <w:b/>
+                <w:bCs/>
+                <w:color w:val="262626"/>
+                <w:sz w:val="21"/>
+                <w:szCs w:val="21"/>
+                <w:lang w:eastAsia="zh-CN"/>
+              </w:rPr>
+              <w:t>化疗药物检测</w:t>
+            </w:r>
+          </w:p>
+        </w:tc>
+        <w:tc>
+          <w:tcPr>
+            <w:tcW w:w="2839" w:type="pct"/>
+            <w:tcBorders>
+              <w:top w:val="single" w:color="31849B" w:sz="8" w:space="0"/>
+              <w:left w:val="single" w:color="31849B" w:sz="8" w:space="0"/>
               <w:bottom w:val="single" w:color="31849B" w:sz="8" w:space="0"/>
             </w:tcBorders>
             <w:shd w:val="clear" w:color="auto" w:fill="auto"/>
@@ -4218,22 +4349,22 @@
               <w:jc w:val="both"/>
               <w:textAlignment w:val="auto"/>
               <w:rPr>
+                <w:rFonts w:hint="eastAsia" w:ascii="微软雅黑" w:hAnsi="微软雅黑" w:eastAsia="微软雅黑" w:cs="微软雅黑"/>
+                <w:color w:val="262626"/>
+                <w:sz w:val="18"/>
+                <w:szCs w:val="18"/>
+                <w:lang w:eastAsia="zh-CN"/>
+              </w:rPr>
+            </w:pPr>
+            <w:r>
+              <w:rPr>
                 <w:rFonts w:ascii="Times New Roman" w:hAnsi="Times New Roman" w:eastAsia="微软雅黑" w:cs="Times New Roman"/>
                 <w:color w:val="262626"/>
                 <w:sz w:val="21"/>
                 <w:szCs w:val="21"/>
                 <w:lang w:eastAsia="zh-CN"/>
               </w:rPr>
-            </w:pPr>
-            <w:r>
-              <w:rPr>
-                <w:rFonts w:hint="eastAsia" w:ascii="Times New Roman" w:hAnsi="Times New Roman" w:eastAsia="微软雅黑" w:cs="Times New Roman"/>
-                <w:color w:val="262626"/>
-                <w:sz w:val="21"/>
-                <w:szCs w:val="21"/>
-                <w:lang w:eastAsia="zh-CN"/>
-              </w:rPr>
-              <w:t>{%tr if gastrointestinalStromalTumor == True %}</w:t>
+              <w:t>详见“化疗药物检测解析”部分</w:t>
             </w:r>
           </w:p>
         </w:tc>
@@ -4248,136 +4379,6 @@
             <w:insideH w:val="none" w:color="auto" w:sz="0" w:space="0"/>
             <w:insideV w:val="none" w:color="auto" w:sz="0" w:space="0"/>
           </w:tblBorders>
-          <w:tblCellMar>
-            <w:top w:w="0" w:type="dxa"/>
-            <w:left w:w="0" w:type="dxa"/>
-            <w:bottom w:w="0" w:type="dxa"/>
-            <w:right w:w="0" w:type="dxa"/>
-          </w:tblCellMar>
-        </w:tblPrEx>
-        <w:trPr>
-          <w:trHeight w:val="397" w:hRule="atLeast"/>
-          <w:jc w:val="center"/>
-        </w:trPr>
-        <w:tc>
-          <w:tcPr>
-            <w:tcW w:w="2160" w:type="pct"/>
-            <w:gridSpan w:val="2"/>
-            <w:tcBorders>
-              <w:top w:val="single" w:color="31849B" w:sz="8" w:space="0"/>
-              <w:bottom w:val="single" w:color="31849B" w:sz="8" w:space="0"/>
-              <w:right w:val="single" w:color="31849B" w:sz="8" w:space="0"/>
-            </w:tcBorders>
-            <w:shd w:val="clear" w:color="auto" w:fill="auto"/>
-            <w:vAlign w:val="center"/>
-          </w:tcPr>
-          <w:p>
-            <w:pPr>
-              <w:pStyle w:val="21"/>
-              <w:keepNext w:val="0"/>
-              <w:keepLines w:val="0"/>
-              <w:pageBreakBefore w:val="0"/>
-              <w:widowControl w:val="0"/>
-              <w:kinsoku/>
-              <w:wordWrap/>
-              <w:overflowPunct/>
-              <w:topLinePunct w:val="0"/>
-              <w:autoSpaceDE/>
-              <w:autoSpaceDN/>
-              <w:bidi w:val="0"/>
-              <w:adjustRightInd w:val="0"/>
-              <w:snapToGrid w:val="0"/>
-              <w:spacing w:line="240" w:lineRule="auto"/>
-              <w:ind w:left="110" w:leftChars="50"/>
-              <w:jc w:val="both"/>
-              <w:textAlignment w:val="auto"/>
-              <w:rPr>
-                <w:rFonts w:ascii="Times New Roman" w:hAnsi="Times New Roman" w:eastAsia="微软雅黑" w:cs="Times New Roman"/>
-                <w:b/>
-                <w:bCs/>
-                <w:color w:val="262626"/>
-                <w:sz w:val="21"/>
-                <w:szCs w:val="21"/>
-                <w:lang w:eastAsia="zh-CN"/>
-              </w:rPr>
-            </w:pPr>
-            <w:r>
-              <w:rPr>
-                <w:rFonts w:ascii="Times New Roman" w:hAnsi="Times New Roman" w:eastAsia="微软雅黑" w:cs="Times New Roman"/>
-                <w:b/>
-                <w:bCs/>
-                <w:color w:val="262626"/>
-                <w:sz w:val="21"/>
-                <w:szCs w:val="21"/>
-                <w:lang w:eastAsia="zh-CN"/>
-              </w:rPr>
-              <w:t>化疗药物检测</w:t>
-            </w:r>
-          </w:p>
-        </w:tc>
-        <w:tc>
-          <w:tcPr>
-            <w:tcW w:w="2839" w:type="pct"/>
-            <w:tcBorders>
-              <w:top w:val="single" w:color="31849B" w:sz="8" w:space="0"/>
-              <w:left w:val="single" w:color="31849B" w:sz="8" w:space="0"/>
-              <w:bottom w:val="single" w:color="31849B" w:sz="8" w:space="0"/>
-            </w:tcBorders>
-            <w:shd w:val="clear" w:color="auto" w:fill="auto"/>
-            <w:vAlign w:val="center"/>
-          </w:tcPr>
-          <w:p>
-            <w:pPr>
-              <w:pStyle w:val="21"/>
-              <w:keepNext w:val="0"/>
-              <w:keepLines w:val="0"/>
-              <w:pageBreakBefore w:val="0"/>
-              <w:widowControl w:val="0"/>
-              <w:kinsoku/>
-              <w:wordWrap/>
-              <w:overflowPunct/>
-              <w:topLinePunct w:val="0"/>
-              <w:autoSpaceDE/>
-              <w:autoSpaceDN/>
-              <w:bidi w:val="0"/>
-              <w:adjustRightInd w:val="0"/>
-              <w:snapToGrid w:val="0"/>
-              <w:spacing w:line="240" w:lineRule="auto"/>
-              <w:ind w:left="110" w:leftChars="50" w:right="119" w:rightChars="0"/>
-              <w:jc w:val="both"/>
-              <w:textAlignment w:val="auto"/>
-              <w:rPr>
-                <w:rFonts w:hint="eastAsia" w:ascii="微软雅黑" w:hAnsi="微软雅黑" w:eastAsia="微软雅黑" w:cs="微软雅黑"/>
-                <w:color w:val="262626"/>
-                <w:sz w:val="18"/>
-                <w:szCs w:val="18"/>
-                <w:lang w:eastAsia="zh-CN"/>
-              </w:rPr>
-            </w:pPr>
-            <w:r>
-              <w:rPr>
-                <w:rFonts w:ascii="Times New Roman" w:hAnsi="Times New Roman" w:eastAsia="微软雅黑" w:cs="Times New Roman"/>
-                <w:color w:val="262626"/>
-                <w:sz w:val="21"/>
-                <w:szCs w:val="21"/>
-                <w:lang w:eastAsia="zh-CN"/>
-              </w:rPr>
-              <w:t>详见“化疗药物检测解析”部分</w:t>
-            </w:r>
-          </w:p>
-        </w:tc>
-      </w:tr>
-      <w:tr>
-        <w:tblPrEx>
-          <w:tblBorders>
-            <w:top w:val="none" w:color="auto" w:sz="0" w:space="0"/>
-            <w:left w:val="none" w:color="auto" w:sz="0" w:space="0"/>
-            <w:bottom w:val="none" w:color="auto" w:sz="0" w:space="0"/>
-            <w:right w:val="none" w:color="auto" w:sz="0" w:space="0"/>
-            <w:insideH w:val="none" w:color="auto" w:sz="0" w:space="0"/>
-            <w:insideV w:val="none" w:color="auto" w:sz="0" w:space="0"/>
-          </w:tblBorders>
-          <w:shd w:val="clear" w:color="auto" w:fill="auto"/>
           <w:tblCellMar>
             <w:top w:w="0" w:type="dxa"/>
             <w:left w:w="0" w:type="dxa"/>
@@ -5059,7 +5060,37 @@
                 <w:szCs w:val="21"/>
                 <w:lang w:eastAsia="zh-CN"/>
               </w:rPr>
-              <w:t>{% if it.ori_variantList == [] %}未检测到与用药相关突变{%else%}{% for i in it.ori_variantList %}{%if loop.last%}{{ i }}{%else%}{{ i }}</w:t>
+              <w:t>{% if it.ori_variantList == [] %}未检测到与用药相关突变{%else%}{% for i in it.ori_variantList %}{%if loop.last%}</w:t>
+            </w:r>
+            <w:r>
+              <w:rPr>
+                <w:rFonts w:hint="default" w:ascii="Times New Roman" w:hAnsi="Times New Roman" w:eastAsia="微软雅黑" w:cs="Times New Roman"/>
+                <w:color w:val="FF0000"/>
+                <w:sz w:val="21"/>
+                <w:szCs w:val="21"/>
+                <w:lang w:eastAsia="zh-CN"/>
+              </w:rPr>
+              <w:t>{{ i }}</w:t>
+            </w:r>
+            <w:r>
+              <w:rPr>
+                <w:rFonts w:hint="default" w:ascii="Times New Roman" w:hAnsi="Times New Roman" w:eastAsia="微软雅黑" w:cs="Times New Roman"/>
+                <w:color w:val="262626"/>
+                <w:sz w:val="21"/>
+                <w:szCs w:val="21"/>
+                <w:lang w:eastAsia="zh-CN"/>
+              </w:rPr>
+              <w:t>{%else%}</w:t>
+            </w:r>
+            <w:r>
+              <w:rPr>
+                <w:rFonts w:hint="default" w:ascii="Times New Roman" w:hAnsi="Times New Roman" w:eastAsia="微软雅黑" w:cs="Times New Roman"/>
+                <w:color w:val="FF0000"/>
+                <w:sz w:val="21"/>
+                <w:szCs w:val="21"/>
+                <w:lang w:eastAsia="zh-CN"/>
+              </w:rPr>
+              <w:t>{{ i }}</w:t>
             </w:r>
           </w:p>
           <w:p>
@@ -5118,7 +5149,37 @@
                 <w:szCs w:val="21"/>
                 <w:lang w:eastAsia="zh-CN"/>
               </w:rPr>
-              <w:t>{% if it.mutFreqList == [] %}-{%else%}{% for i in it.mutFreqList %}{%if loop.last%}{{ i }}{%else%}{{ i }}</w:t>
+              <w:t>{% if it.mutFreqList == [] %}-{%else%}{% for i in it.mutFreqList %}{%if loop.last%}</w:t>
+            </w:r>
+            <w:r>
+              <w:rPr>
+                <w:rFonts w:hint="default" w:ascii="Times New Roman" w:hAnsi="Times New Roman" w:eastAsia="微软雅黑" w:cs="Times New Roman"/>
+                <w:color w:val="FF0000"/>
+                <w:sz w:val="21"/>
+                <w:szCs w:val="21"/>
+                <w:lang w:eastAsia="zh-CN"/>
+              </w:rPr>
+              <w:t>{{ i }}</w:t>
+            </w:r>
+            <w:r>
+              <w:rPr>
+                <w:rFonts w:hint="default" w:ascii="Times New Roman" w:hAnsi="Times New Roman" w:eastAsia="微软雅黑" w:cs="Times New Roman"/>
+                <w:color w:val="262626"/>
+                <w:sz w:val="21"/>
+                <w:szCs w:val="21"/>
+                <w:lang w:eastAsia="zh-CN"/>
+              </w:rPr>
+              <w:t>{%else%}</w:t>
+            </w:r>
+            <w:r>
+              <w:rPr>
+                <w:rFonts w:hint="default" w:ascii="Times New Roman" w:hAnsi="Times New Roman" w:eastAsia="微软雅黑" w:cs="Times New Roman"/>
+                <w:color w:val="FF0000"/>
+                <w:sz w:val="21"/>
+                <w:szCs w:val="21"/>
+                <w:lang w:eastAsia="zh-CN"/>
+              </w:rPr>
+              <w:t>{{ i }}</w:t>
             </w:r>
           </w:p>
           <w:p>
@@ -5230,6 +5291,8 @@
           <w:lang w:val="en-US" w:eastAsia="zh-CN"/>
         </w:rPr>
       </w:pPr>
+      <w:bookmarkStart w:id="49" w:name="_GoBack"/>
+      <w:bookmarkEnd w:id="49"/>
       <w:r>
         <w:rPr>
           <w:rFonts w:hint="default" w:ascii="Times New Roman" w:hAnsi="Times New Roman" w:eastAsia="微软雅黑" w:cs="Times New Roman"/>
@@ -5633,8 +5696,8 @@
         </w:rPr>
         <w:t>{% endif %}</w:t>
       </w:r>
-      <w:bookmarkStart w:id="23" w:name="_Toc3740"/>
-      <w:bookmarkStart w:id="24" w:name="_Toc17140"/>
+      <w:bookmarkStart w:id="23" w:name="_Toc17140"/>
+      <w:bookmarkStart w:id="24" w:name="_Toc3740"/>
       <w:r>
         <w:rPr>
           <w:rFonts w:hint="default" w:ascii="Times New Roman" w:hAnsi="Times New Roman" w:eastAsia="微软雅黑" w:cs="Times New Roman"/>
@@ -6754,16 +6817,16 @@
           <w:lang w:val="en-US" w:eastAsia="zh-CN"/>
         </w:rPr>
       </w:pPr>
-      <w:bookmarkStart w:id="26" w:name="_Toc23434"/>
-      <w:bookmarkStart w:id="27" w:name="_Toc23375"/>
-      <w:bookmarkStart w:id="28" w:name="_Toc9088"/>
-      <w:bookmarkStart w:id="29" w:name="_Toc11015_WPSOffice_Level2"/>
-      <w:bookmarkStart w:id="30" w:name="_Toc105081898"/>
-      <w:bookmarkStart w:id="31" w:name="_Toc22976"/>
-      <w:bookmarkStart w:id="32" w:name="_Toc18062_WPSOffice_Level2"/>
-      <w:bookmarkStart w:id="33" w:name="_Toc30265"/>
-      <w:bookmarkStart w:id="34" w:name="_Toc24979"/>
-      <w:bookmarkStart w:id="35" w:name="_Toc149837258"/>
+      <w:bookmarkStart w:id="26" w:name="_Toc30265"/>
+      <w:bookmarkStart w:id="27" w:name="_Toc105081898"/>
+      <w:bookmarkStart w:id="28" w:name="_Toc149837258"/>
+      <w:bookmarkStart w:id="29" w:name="_Toc24979"/>
+      <w:bookmarkStart w:id="30" w:name="_Toc23375"/>
+      <w:bookmarkStart w:id="31" w:name="_Toc9088"/>
+      <w:bookmarkStart w:id="32" w:name="_Toc23434"/>
+      <w:bookmarkStart w:id="33" w:name="_Toc11015_WPSOffice_Level2"/>
+      <w:bookmarkStart w:id="34" w:name="_Toc22976"/>
+      <w:bookmarkStart w:id="35" w:name="_Toc18062_WPSOffice_Level2"/>
       <w:r>
         <w:rPr>
           <w:rFonts w:hint="eastAsia" w:ascii="微软雅黑" w:hAnsi="微软雅黑" w:cs="Times New Roman"/>
@@ -6873,12 +6936,6 @@
             <w:insideH w:val="single" w:color="31849B" w:sz="4" w:space="0"/>
             <w:insideV w:val="none" w:color="auto" w:sz="0" w:space="0"/>
           </w:tblBorders>
-          <w:tblCellMar>
-            <w:top w:w="0" w:type="dxa"/>
-            <w:left w:w="0" w:type="dxa"/>
-            <w:bottom w:w="0" w:type="dxa"/>
-            <w:right w:w="0" w:type="dxa"/>
-          </w:tblCellMar>
         </w:tblPrEx>
         <w:trPr>
           <w:trHeight w:val="510" w:hRule="atLeast"/>
@@ -10758,8 +10815,8 @@
                 <w:szCs w:val="21"/>
               </w:rPr>
             </w:pPr>
-            <w:bookmarkStart w:id="38" w:name="_Toc26758"/>
-            <w:bookmarkStart w:id="39" w:name="_Toc20137"/>
+            <w:bookmarkStart w:id="38" w:name="_Toc20137"/>
+            <w:bookmarkStart w:id="39" w:name="_Toc26758"/>
             <w:r>
               <w:rPr>
                 <w:rFonts w:hint="default" w:ascii="Times New Roman" w:hAnsi="Times New Roman" w:eastAsia="微软雅黑" w:cs="Times New Roman"/>
@@ -11757,9 +11814,9 @@
           <w:lang w:val="en-US" w:eastAsia="zh-CN"/>
         </w:rPr>
       </w:pPr>
-      <w:bookmarkStart w:id="40" w:name="_Toc14639"/>
-      <w:bookmarkStart w:id="41" w:name="_Toc23725"/>
-      <w:bookmarkStart w:id="42" w:name="_Toc10059"/>
+      <w:bookmarkStart w:id="40" w:name="_Toc23725"/>
+      <w:bookmarkStart w:id="41" w:name="_Toc10059"/>
+      <w:bookmarkStart w:id="42" w:name="_Toc14639"/>
       <w:bookmarkStart w:id="43" w:name="_Toc22042"/>
       <w:bookmarkStart w:id="44" w:name="_Toc6573"/>
       <w:r>
@@ -15093,8 +15150,8 @@
         </w:rPr>
       </w:pPr>
       <w:bookmarkStart w:id="45" w:name="_Toc17242"/>
-      <w:bookmarkStart w:id="46" w:name="_Toc20859"/>
-      <w:bookmarkStart w:id="47" w:name="_Toc8577"/>
+      <w:bookmarkStart w:id="46" w:name="_Toc8577"/>
+      <w:bookmarkStart w:id="47" w:name="_Toc20859"/>
       <w:r>
         <w:rPr>
           <w:rFonts w:hint="eastAsia" w:ascii="微软雅黑" w:hAnsi="微软雅黑" w:cs="Times New Roman"/>
@@ -15262,6 +15319,12 @@
             <w:insideH w:val="single" w:color="31849B" w:sz="8" w:space="0"/>
             <w:insideV w:val="single" w:color="31849B" w:sz="8" w:space="0"/>
           </w:tblBorders>
+          <w:tblCellMar>
+            <w:top w:w="0" w:type="dxa"/>
+            <w:left w:w="0" w:type="dxa"/>
+            <w:bottom w:w="0" w:type="dxa"/>
+            <w:right w:w="0" w:type="dxa"/>
+          </w:tblCellMar>
         </w:tblPrEx>
         <w:trPr>
           <w:cantSplit/>
@@ -23533,7 +23596,6 @@
                 <w:szCs w:val="20"/>
               </w:rPr>
             </w:pPr>
-            <w:bookmarkStart w:id="49" w:name="_GoBack"/>
             <w:r>
               <w:rPr>
                 <w:rFonts w:hint="eastAsia" w:ascii="微软雅黑" w:hAnsi="微软雅黑" w:eastAsia="微软雅黑" w:cs="微软雅黑"/>
@@ -23643,7 +23705,6 @@
           </w:p>
         </w:tc>
       </w:tr>
-      <w:bookmarkEnd w:id="49"/>
     </w:tbl>
     <w:p>
       <w:pPr>

--- a/WebContent/docx/泛癌种500基因检测报告-简单版.docx
+++ b/WebContent/docx/泛癌种500基因检测报告-简单版.docx
@@ -10,15 +10,15 @@
           <w:sz w:val="20"/>
         </w:rPr>
       </w:pPr>
-      <w:bookmarkStart w:id="0" w:name="_Toc32054"/>
+      <w:bookmarkStart w:id="0" w:name="_Toc21009_WPSOffice_Level1"/>
       <w:bookmarkStart w:id="1" w:name="_Toc21669"/>
-      <w:bookmarkStart w:id="2" w:name="_Toc30143_WPSOffice_Level1"/>
-      <w:bookmarkStart w:id="3" w:name="_Toc27500"/>
+      <w:bookmarkStart w:id="2" w:name="_Toc13806"/>
+      <w:bookmarkStart w:id="3" w:name="_Toc105081892"/>
       <w:bookmarkStart w:id="4" w:name="_Toc24397"/>
-      <w:bookmarkStart w:id="5" w:name="_Toc105081892"/>
-      <w:bookmarkStart w:id="6" w:name="_Toc21009_WPSOffice_Level1"/>
-      <w:bookmarkStart w:id="7" w:name="_Toc24178_WPSOffice_Level1"/>
-      <w:bookmarkStart w:id="8" w:name="_Toc13806"/>
+      <w:bookmarkStart w:id="5" w:name="_Toc32054"/>
+      <w:bookmarkStart w:id="6" w:name="_Toc30143_WPSOffice_Level1"/>
+      <w:bookmarkStart w:id="7" w:name="_Toc27500"/>
+      <w:bookmarkStart w:id="8" w:name="_Toc24178_WPSOffice_Level1"/>
       <w:r>
         <w:rPr>
           <w:rFonts w:hint="eastAsia" w:ascii="Times New Roman" w:hAnsi="Times New Roman" w:eastAsia="微软雅黑" w:cs="Times New Roman"/>
@@ -144,14 +144,14 @@
               </w:rPr>
             </w:pPr>
             <w:bookmarkStart w:id="9" w:name="_Hlk16792570"/>
-            <w:bookmarkStart w:id="10" w:name="_Toc25920"/>
+            <w:bookmarkStart w:id="10" w:name="_Toc6221_WPSOffice_Level1"/>
             <w:bookmarkStart w:id="11" w:name="_Toc23369_WPSOffice_Level1"/>
             <w:bookmarkStart w:id="12" w:name="_Toc105081895"/>
-            <w:bookmarkStart w:id="13" w:name="_Toc1410"/>
-            <w:bookmarkStart w:id="14" w:name="_Toc6221_WPSOffice_Level1"/>
-            <w:bookmarkStart w:id="15" w:name="_Toc4088"/>
-            <w:bookmarkStart w:id="16" w:name="_Toc3871"/>
-            <w:bookmarkStart w:id="17" w:name="_Toc18058"/>
+            <w:bookmarkStart w:id="13" w:name="_Toc3871"/>
+            <w:bookmarkStart w:id="14" w:name="_Toc18058"/>
+            <w:bookmarkStart w:id="15" w:name="_Toc25920"/>
+            <w:bookmarkStart w:id="16" w:name="_Toc4088"/>
+            <w:bookmarkStart w:id="17" w:name="_Toc1410"/>
             <w:bookmarkStart w:id="18" w:name="_Toc534807930"/>
             <w:bookmarkStart w:id="19" w:name="_Toc3823"/>
             <w:r>
@@ -370,7 +370,7 @@
                 <w:color w:val="262626"/>
                 <w:sz w:val="20"/>
               </w:rPr>
-              <w:t>基因检测</w:t>
+              <w:t>基因检测{% if summaryOfRresults.type == “tissue” %}（组织）{% else %}（血液）{% endif %}</w:t>
             </w:r>
           </w:p>
         </w:tc>
@@ -414,8 +414,8 @@
               <w:adjustRightInd w:val="0"/>
               <w:snapToGrid w:val="0"/>
               <w:rPr>
-                <w:rFonts w:hint="default"/>
-                <w:lang w:val="en-US"/>
+                <w:rFonts w:hint="eastAsia" w:eastAsia="微软雅黑"/>
+                <w:lang w:val="en-US" w:eastAsia="zh-CN"/>
               </w:rPr>
             </w:pPr>
             <w:r>
@@ -433,6 +433,15 @@
                 <w:sz w:val="20"/>
               </w:rPr>
               <w:t>：{{ age }}</w:t>
+            </w:r>
+            <w:r>
+              <w:rPr>
+                <w:rFonts w:hint="eastAsia" w:ascii="微软雅黑" w:hAnsi="微软雅黑" w:eastAsia="微软雅黑" w:cs="Malgun Gothic Semilight"/>
+                <w:color w:val="262626"/>
+                <w:sz w:val="20"/>
+                <w:lang w:val="en-US" w:eastAsia="zh-CN"/>
+              </w:rPr>
+              <w:t>岁</w:t>
             </w:r>
           </w:p>
         </w:tc>
@@ -1024,6 +1033,7 @@
             <w:insideH w:val="none" w:color="auto" w:sz="0" w:space="0"/>
             <w:insideV w:val="none" w:color="auto" w:sz="0" w:space="0"/>
           </w:tblBorders>
+          <w:shd w:val="clear" w:color="auto" w:fill="auto"/>
           <w:tblCellMar>
             <w:top w:w="0" w:type="dxa"/>
             <w:left w:w="0" w:type="dxa"/>
@@ -1082,127 +1092,6 @@
                 <w:lang w:eastAsia="zh-CN"/>
               </w:rPr>
               <w:t>{%tr if endometrialCarcinoma == True %}</w:t>
-            </w:r>
-          </w:p>
-        </w:tc>
-      </w:tr>
-      <w:tr>
-        <w:tblPrEx>
-          <w:tblBorders>
-            <w:top w:val="none" w:color="auto" w:sz="0" w:space="0"/>
-            <w:left w:val="none" w:color="auto" w:sz="0" w:space="0"/>
-            <w:bottom w:val="none" w:color="auto" w:sz="0" w:space="0"/>
-            <w:right w:val="none" w:color="auto" w:sz="0" w:space="0"/>
-            <w:insideH w:val="none" w:color="auto" w:sz="0" w:space="0"/>
-            <w:insideV w:val="none" w:color="auto" w:sz="0" w:space="0"/>
-          </w:tblBorders>
-          <w:tblCellMar>
-            <w:top w:w="0" w:type="dxa"/>
-            <w:left w:w="0" w:type="dxa"/>
-            <w:bottom w:w="0" w:type="dxa"/>
-            <w:right w:w="0" w:type="dxa"/>
-          </w:tblCellMar>
-        </w:tblPrEx>
-        <w:trPr>
-          <w:trHeight w:val="397" w:hRule="atLeast"/>
-          <w:jc w:val="center"/>
-        </w:trPr>
-        <w:tc>
-          <w:tcPr>
-            <w:tcW w:w="2160" w:type="pct"/>
-            <w:gridSpan w:val="2"/>
-            <w:tcBorders>
-              <w:top w:val="single" w:color="31849B" w:sz="8" w:space="0"/>
-              <w:bottom w:val="single" w:color="31849B" w:sz="8" w:space="0"/>
-              <w:right w:val="single" w:color="31849B" w:sz="8" w:space="0"/>
-            </w:tcBorders>
-            <w:shd w:val="clear" w:color="auto" w:fill="auto"/>
-            <w:vAlign w:val="center"/>
-          </w:tcPr>
-          <w:p>
-            <w:pPr>
-              <w:pStyle w:val="21"/>
-              <w:keepNext w:val="0"/>
-              <w:keepLines w:val="0"/>
-              <w:pageBreakBefore w:val="0"/>
-              <w:widowControl w:val="0"/>
-              <w:kinsoku/>
-              <w:wordWrap/>
-              <w:overflowPunct/>
-              <w:topLinePunct w:val="0"/>
-              <w:autoSpaceDE/>
-              <w:autoSpaceDN/>
-              <w:bidi w:val="0"/>
-              <w:snapToGrid w:val="0"/>
-              <w:ind w:left="119" w:leftChars="0"/>
-              <w:textAlignment w:val="auto"/>
-              <w:rPr>
-                <w:rFonts w:ascii="Times New Roman" w:hAnsi="Times New Roman" w:eastAsia="微软雅黑" w:cs="Times New Roman"/>
-                <w:b/>
-                <w:bCs/>
-                <w:color w:val="262626"/>
-                <w:sz w:val="21"/>
-                <w:szCs w:val="21"/>
-              </w:rPr>
-            </w:pPr>
-            <w:r>
-              <w:rPr>
-                <w:rFonts w:hint="eastAsia" w:ascii="Times New Roman" w:hAnsi="Times New Roman" w:eastAsia="微软雅黑" w:cs="Times New Roman"/>
-                <w:b/>
-                <w:bCs/>
-                <w:color w:val="262626"/>
-                <w:sz w:val="21"/>
-                <w:szCs w:val="21"/>
-                <w:lang w:eastAsia="zh-CN"/>
-              </w:rPr>
-              <w:t>子宫内膜癌分子分型</w:t>
-            </w:r>
-          </w:p>
-        </w:tc>
-        <w:tc>
-          <w:tcPr>
-            <w:tcW w:w="2839" w:type="pct"/>
-            <w:tcBorders>
-              <w:top w:val="single" w:color="31849B" w:sz="8" w:space="0"/>
-              <w:left w:val="single" w:color="31849B" w:sz="8" w:space="0"/>
-              <w:bottom w:val="single" w:color="31849B" w:sz="8" w:space="0"/>
-            </w:tcBorders>
-            <w:shd w:val="clear" w:color="auto" w:fill="auto"/>
-            <w:vAlign w:val="center"/>
-          </w:tcPr>
-          <w:p>
-            <w:pPr>
-              <w:pStyle w:val="21"/>
-              <w:keepNext w:val="0"/>
-              <w:keepLines w:val="0"/>
-              <w:pageBreakBefore w:val="0"/>
-              <w:widowControl w:val="0"/>
-              <w:kinsoku/>
-              <w:wordWrap/>
-              <w:overflowPunct/>
-              <w:topLinePunct w:val="0"/>
-              <w:autoSpaceDE/>
-              <w:autoSpaceDN/>
-              <w:bidi w:val="0"/>
-              <w:snapToGrid w:val="0"/>
-              <w:ind w:left="119" w:leftChars="0"/>
-              <w:textAlignment w:val="auto"/>
-              <w:rPr>
-                <w:rFonts w:ascii="Times New Roman" w:hAnsi="Times New Roman" w:eastAsia="微软雅黑" w:cs="Times New Roman"/>
-                <w:color w:val="262626"/>
-                <w:sz w:val="21"/>
-                <w:szCs w:val="21"/>
-                <w:lang w:eastAsia="zh-CN"/>
-              </w:rPr>
-            </w:pPr>
-            <w:r>
-              <w:rPr>
-                <w:rFonts w:hint="eastAsia" w:ascii="Times New Roman" w:hAnsi="Times New Roman" w:eastAsia="微软雅黑" w:cs="黑体"/>
-                <w:color w:val="262626"/>
-                <w:sz w:val="21"/>
-                <w:lang w:eastAsia="zh-CN"/>
-              </w:rPr>
-              <w:t>{{ summaryOfRresults.tcga }}</w:t>
             </w:r>
           </w:p>
         </w:tc>
@@ -1231,11 +1120,12 @@
         </w:trPr>
         <w:tc>
           <w:tcPr>
-            <w:tcW w:w="5000" w:type="pct"/>
-            <w:gridSpan w:val="3"/>
+            <w:tcW w:w="2160" w:type="pct"/>
+            <w:gridSpan w:val="2"/>
             <w:tcBorders>
               <w:top w:val="single" w:color="31849B" w:sz="8" w:space="0"/>
               <w:bottom w:val="single" w:color="31849B" w:sz="8" w:space="0"/>
+              <w:right w:val="single" w:color="31849B" w:sz="8" w:space="0"/>
             </w:tcBorders>
             <w:shd w:val="clear" w:color="auto" w:fill="auto"/>
             <w:vAlign w:val="center"/>
@@ -1259,6 +1149,57 @@
               <w:textAlignment w:val="auto"/>
               <w:rPr>
                 <w:rFonts w:ascii="Times New Roman" w:hAnsi="Times New Roman" w:eastAsia="微软雅黑" w:cs="Times New Roman"/>
+                <w:b/>
+                <w:bCs/>
+                <w:color w:val="262626"/>
+                <w:sz w:val="21"/>
+                <w:szCs w:val="21"/>
+              </w:rPr>
+            </w:pPr>
+            <w:r>
+              <w:rPr>
+                <w:rFonts w:hint="eastAsia" w:ascii="Times New Roman" w:hAnsi="Times New Roman" w:eastAsia="微软雅黑" w:cs="Times New Roman"/>
+                <w:b/>
+                <w:bCs/>
+                <w:color w:val="262626"/>
+                <w:sz w:val="21"/>
+                <w:szCs w:val="21"/>
+                <w:lang w:eastAsia="zh-CN"/>
+              </w:rPr>
+              <w:t>子宫内膜癌分子分型</w:t>
+            </w:r>
+          </w:p>
+        </w:tc>
+        <w:tc>
+          <w:tcPr>
+            <w:tcW w:w="2839" w:type="pct"/>
+            <w:tcBorders>
+              <w:top w:val="single" w:color="31849B" w:sz="8" w:space="0"/>
+              <w:left w:val="single" w:color="31849B" w:sz="8" w:space="0"/>
+              <w:bottom w:val="single" w:color="31849B" w:sz="8" w:space="0"/>
+            </w:tcBorders>
+            <w:shd w:val="clear" w:color="auto" w:fill="auto"/>
+            <w:vAlign w:val="center"/>
+          </w:tcPr>
+          <w:p>
+            <w:pPr>
+              <w:pStyle w:val="21"/>
+              <w:keepNext w:val="0"/>
+              <w:keepLines w:val="0"/>
+              <w:pageBreakBefore w:val="0"/>
+              <w:widowControl w:val="0"/>
+              <w:kinsoku/>
+              <w:wordWrap/>
+              <w:overflowPunct/>
+              <w:topLinePunct w:val="0"/>
+              <w:autoSpaceDE/>
+              <w:autoSpaceDN/>
+              <w:bidi w:val="0"/>
+              <w:snapToGrid w:val="0"/>
+              <w:ind w:left="119" w:leftChars="0"/>
+              <w:textAlignment w:val="auto"/>
+              <w:rPr>
+                <w:rFonts w:ascii="Times New Roman" w:hAnsi="Times New Roman" w:eastAsia="微软雅黑" w:cs="Times New Roman"/>
                 <w:color w:val="262626"/>
                 <w:sz w:val="21"/>
                 <w:szCs w:val="21"/>
@@ -1268,13 +1209,11 @@
             <w:r>
               <w:rPr>
                 <w:rFonts w:hint="eastAsia" w:ascii="Times New Roman" w:hAnsi="Times New Roman" w:eastAsia="微软雅黑" w:cs="黑体"/>
-                <w:b/>
-                <w:bCs/>
-                <w:color w:val="262626"/>
-                <w:sz w:val="21"/>
-                <w:lang w:eastAsia="zh-CN"/>
-              </w:rPr>
-              <w:t>{%tr endif %}</w:t>
+                <w:color w:val="262626"/>
+                <w:sz w:val="21"/>
+                <w:lang w:eastAsia="zh-CN"/>
+              </w:rPr>
+              <w:t>{{ summaryOfRresults.tcga }}</w:t>
             </w:r>
           </w:p>
         </w:tc>
@@ -1303,12 +1242,11 @@
         </w:trPr>
         <w:tc>
           <w:tcPr>
-            <w:tcW w:w="2160" w:type="pct"/>
-            <w:gridSpan w:val="2"/>
+            <w:tcW w:w="5000" w:type="pct"/>
+            <w:gridSpan w:val="3"/>
             <w:tcBorders>
               <w:top w:val="single" w:color="31849B" w:sz="8" w:space="0"/>
               <w:bottom w:val="single" w:color="31849B" w:sz="8" w:space="0"/>
-              <w:right w:val="single" w:color="31849B" w:sz="8" w:space="0"/>
             </w:tcBorders>
             <w:shd w:val="clear" w:color="auto" w:fill="auto"/>
             <w:vAlign w:val="center"/>
@@ -1327,376 +1265,27 @@
               <w:autoSpaceDE/>
               <w:autoSpaceDN/>
               <w:bidi w:val="0"/>
-              <w:adjustRightInd w:val="0"/>
               <w:snapToGrid w:val="0"/>
-              <w:spacing w:line="240" w:lineRule="auto"/>
-              <w:ind w:left="110" w:leftChars="50"/>
-              <w:jc w:val="both"/>
+              <w:ind w:left="119" w:leftChars="0"/>
               <w:textAlignment w:val="auto"/>
               <w:rPr>
                 <w:rFonts w:ascii="Times New Roman" w:hAnsi="Times New Roman" w:eastAsia="微软雅黑" w:cs="Times New Roman"/>
+                <w:color w:val="262626"/>
+                <w:sz w:val="21"/>
+                <w:szCs w:val="21"/>
+                <w:lang w:eastAsia="zh-CN"/>
+              </w:rPr>
+            </w:pPr>
+            <w:r>
+              <w:rPr>
+                <w:rFonts w:hint="eastAsia" w:ascii="Times New Roman" w:hAnsi="Times New Roman" w:eastAsia="微软雅黑" w:cs="黑体"/>
                 <w:b/>
                 <w:bCs/>
                 <w:color w:val="262626"/>
                 <w:sz w:val="21"/>
-                <w:szCs w:val="21"/>
-              </w:rPr>
-            </w:pPr>
-            <w:r>
-              <w:rPr>
-                <w:rFonts w:ascii="Times New Roman" w:hAnsi="Times New Roman" w:eastAsia="微软雅黑" w:cs="Times New Roman"/>
-                <w:b/>
-                <w:bCs/>
-                <w:color w:val="262626"/>
-                <w:sz w:val="21"/>
-                <w:szCs w:val="21"/>
-              </w:rPr>
-              <w:t>靶向用药指导</w:t>
-            </w:r>
-          </w:p>
-        </w:tc>
-        <w:tc>
-          <w:tcPr>
-            <w:tcW w:w="2839" w:type="pct"/>
-            <w:tcBorders>
-              <w:top w:val="single" w:color="31849B" w:sz="8" w:space="0"/>
-              <w:left w:val="single" w:color="31849B" w:sz="8" w:space="0"/>
-              <w:bottom w:val="single" w:color="31849B" w:sz="8" w:space="0"/>
-            </w:tcBorders>
-            <w:shd w:val="clear" w:color="auto" w:fill="auto"/>
-            <w:vAlign w:val="center"/>
-          </w:tcPr>
-          <w:p>
-            <w:pPr>
-              <w:pStyle w:val="21"/>
-              <w:keepNext w:val="0"/>
-              <w:keepLines w:val="0"/>
-              <w:pageBreakBefore w:val="0"/>
-              <w:widowControl w:val="0"/>
-              <w:kinsoku/>
-              <w:wordWrap/>
-              <w:overflowPunct/>
-              <w:topLinePunct w:val="0"/>
-              <w:autoSpaceDE/>
-              <w:autoSpaceDN/>
-              <w:bidi w:val="0"/>
-              <w:adjustRightInd w:val="0"/>
-              <w:snapToGrid w:val="0"/>
-              <w:spacing w:line="240" w:lineRule="auto"/>
-              <w:ind w:left="110" w:leftChars="50" w:right="119" w:rightChars="0"/>
-              <w:jc w:val="both"/>
-              <w:textAlignment w:val="auto"/>
-              <w:rPr>
-                <w:rFonts w:hint="eastAsia" w:ascii="Times New Roman" w:hAnsi="Times New Roman" w:eastAsia="微软雅黑" w:cs="Times New Roman"/>
-                <w:color w:val="262626"/>
-                <w:sz w:val="21"/>
-                <w:szCs w:val="21"/>
-                <w:lang w:eastAsia="zh-CN"/>
-              </w:rPr>
-            </w:pPr>
-            <w:r>
-              <w:rPr>
-                <w:rFonts w:hint="eastAsia" w:ascii="Times New Roman" w:hAnsi="Times New Roman" w:eastAsia="微软雅黑" w:cs="Times New Roman"/>
-                <w:color w:val="262626"/>
-                <w:sz w:val="21"/>
-                <w:szCs w:val="21"/>
-                <w:lang w:eastAsia="zh-CN"/>
-              </w:rPr>
-              <w:t>共检出{{ summaryOfRresults.thisGeneticmarkerVwListSize }}个体细胞突变，其中{{ summaryOfRresults.somaticCellMedicationNum}}个与靶向药物相关{{bodyDrugStr}}；</w:t>
-            </w:r>
-          </w:p>
-          <w:p>
-            <w:pPr>
-              <w:pStyle w:val="21"/>
-              <w:keepNext w:val="0"/>
-              <w:keepLines w:val="0"/>
-              <w:pageBreakBefore w:val="0"/>
-              <w:widowControl w:val="0"/>
-              <w:kinsoku/>
-              <w:wordWrap/>
-              <w:overflowPunct/>
-              <w:topLinePunct w:val="0"/>
-              <w:autoSpaceDE/>
-              <w:autoSpaceDN/>
-              <w:bidi w:val="0"/>
-              <w:adjustRightInd w:val="0"/>
-              <w:snapToGrid w:val="0"/>
-              <w:spacing w:line="240" w:lineRule="auto"/>
-              <w:ind w:left="110" w:leftChars="50" w:right="119" w:rightChars="0"/>
-              <w:jc w:val="both"/>
-              <w:textAlignment w:val="auto"/>
-              <w:rPr>
-                <w:rFonts w:hint="eastAsia" w:ascii="微软雅黑" w:hAnsi="微软雅黑" w:eastAsia="微软雅黑" w:cs="微软雅黑"/>
-                <w:color w:val="262626"/>
-                <w:sz w:val="18"/>
-                <w:szCs w:val="18"/>
-                <w:lang w:eastAsia="zh-CN"/>
-              </w:rPr>
-            </w:pPr>
-            <w:r>
-              <w:rPr>
-                <w:rFonts w:hint="eastAsia" w:ascii="Times New Roman" w:hAnsi="Times New Roman" w:eastAsia="微软雅黑" w:cs="Times New Roman"/>
-                <w:color w:val="262626"/>
-                <w:sz w:val="21"/>
-                <w:szCs w:val="21"/>
-                <w:lang w:eastAsia="zh-CN"/>
-              </w:rPr>
-              <w:t>共检出{{ summaryOfRresults.crCheckLineStrYF1280Size }}个胚系突变，其中{{summaryOfRresults.crDrugList}}个与靶向药物相关{{embryonalDrugStr}}</w:t>
-            </w:r>
-          </w:p>
-        </w:tc>
-      </w:tr>
-      <w:tr>
-        <w:tblPrEx>
-          <w:tblBorders>
-            <w:top w:val="none" w:color="auto" w:sz="0" w:space="0"/>
-            <w:left w:val="none" w:color="auto" w:sz="0" w:space="0"/>
-            <w:bottom w:val="none" w:color="auto" w:sz="0" w:space="0"/>
-            <w:right w:val="none" w:color="auto" w:sz="0" w:space="0"/>
-            <w:insideH w:val="none" w:color="auto" w:sz="0" w:space="0"/>
-            <w:insideV w:val="none" w:color="auto" w:sz="0" w:space="0"/>
-          </w:tblBorders>
-          <w:tblCellMar>
-            <w:top w:w="0" w:type="dxa"/>
-            <w:left w:w="0" w:type="dxa"/>
-            <w:bottom w:w="0" w:type="dxa"/>
-            <w:right w:w="0" w:type="dxa"/>
-          </w:tblCellMar>
-        </w:tblPrEx>
-        <w:trPr>
-          <w:trHeight w:val="397" w:hRule="atLeast"/>
-          <w:jc w:val="center"/>
-        </w:trPr>
-        <w:tc>
-          <w:tcPr>
-            <w:tcW w:w="2160" w:type="pct"/>
-            <w:gridSpan w:val="2"/>
-            <w:tcBorders>
-              <w:top w:val="single" w:color="31849B" w:sz="8" w:space="0"/>
-              <w:bottom w:val="single" w:color="31849B" w:sz="8" w:space="0"/>
-              <w:right w:val="single" w:color="31849B" w:sz="8" w:space="0"/>
-            </w:tcBorders>
-            <w:shd w:val="clear" w:color="auto" w:fill="auto"/>
-            <w:vAlign w:val="center"/>
-          </w:tcPr>
-          <w:p>
-            <w:pPr>
-              <w:keepNext w:val="0"/>
-              <w:keepLines w:val="0"/>
-              <w:pageBreakBefore w:val="0"/>
-              <w:widowControl w:val="0"/>
-              <w:kinsoku/>
-              <w:wordWrap/>
-              <w:overflowPunct/>
-              <w:topLinePunct w:val="0"/>
-              <w:autoSpaceDE/>
-              <w:autoSpaceDN/>
-              <w:bidi w:val="0"/>
-              <w:adjustRightInd/>
-              <w:snapToGrid w:val="0"/>
-              <w:ind w:left="57" w:leftChars="0" w:right="57" w:rightChars="0"/>
-              <w:jc w:val="left"/>
-              <w:textAlignment w:val="auto"/>
-              <w:rPr>
-                <w:rFonts w:ascii="Times New Roman" w:hAnsi="Times New Roman" w:eastAsia="微软雅黑" w:cs="Times New Roman"/>
-                <w:b/>
-                <w:bCs/>
-                <w:color w:val="262626"/>
-                <w:sz w:val="21"/>
-                <w:szCs w:val="21"/>
-              </w:rPr>
-            </w:pPr>
-            <w:r>
-              <w:rPr>
-                <w:rFonts w:ascii="Times New Roman" w:hAnsi="Times New Roman" w:eastAsia="微软雅黑" w:cs="Times New Roman"/>
-                <w:b/>
-                <w:bCs/>
-                <w:color w:val="262626"/>
-                <w:sz w:val="21"/>
-                <w:szCs w:val="21"/>
-              </w:rPr>
-              <w:t>肿瘤遗传风险检测</w:t>
-            </w:r>
-          </w:p>
-        </w:tc>
-        <w:tc>
-          <w:tcPr>
-            <w:tcW w:w="2839" w:type="pct"/>
-            <w:tcBorders>
-              <w:top w:val="single" w:color="31849B" w:sz="8" w:space="0"/>
-              <w:left w:val="single" w:color="31849B" w:sz="8" w:space="0"/>
-              <w:bottom w:val="single" w:color="31849B" w:sz="8" w:space="0"/>
-            </w:tcBorders>
-            <w:shd w:val="clear" w:color="auto" w:fill="auto"/>
-            <w:vAlign w:val="center"/>
-          </w:tcPr>
-          <w:p>
-            <w:pPr>
-              <w:pStyle w:val="21"/>
-              <w:keepNext w:val="0"/>
-              <w:keepLines w:val="0"/>
-              <w:pageBreakBefore w:val="0"/>
-              <w:widowControl w:val="0"/>
-              <w:kinsoku/>
-              <w:wordWrap/>
-              <w:overflowPunct/>
-              <w:topLinePunct w:val="0"/>
-              <w:autoSpaceDE/>
-              <w:autoSpaceDN/>
-              <w:bidi w:val="0"/>
-              <w:adjustRightInd w:val="0"/>
-              <w:snapToGrid w:val="0"/>
-              <w:spacing w:line="240" w:lineRule="auto"/>
-              <w:ind w:left="110" w:leftChars="50" w:right="119" w:rightChars="0"/>
-              <w:jc w:val="both"/>
-              <w:textAlignment w:val="auto"/>
-              <w:rPr>
-                <w:rFonts w:hint="eastAsia" w:ascii="Times New Roman" w:hAnsi="Times New Roman" w:eastAsia="微软雅黑" w:cs="Times New Roman"/>
-                <w:color w:val="262626"/>
-                <w:sz w:val="21"/>
-                <w:szCs w:val="21"/>
-                <w:lang w:eastAsia="zh-CN"/>
-              </w:rPr>
-            </w:pPr>
-            <w:r>
-              <w:rPr>
-                <w:rFonts w:hint="default" w:ascii="Times New Roman" w:hAnsi="Times New Roman" w:eastAsia="微软雅黑" w:cs="Times New Roman"/>
-                <w:color w:val="262626"/>
-                <w:sz w:val="21"/>
-                <w:szCs w:val="21"/>
-                <w:lang w:val="en-US" w:eastAsia="zh-CN"/>
-              </w:rPr>
-              <w:t>共检出</w:t>
-            </w:r>
-            <w:r>
-              <w:rPr>
-                <w:rFonts w:hint="eastAsia" w:ascii="Times New Roman" w:hAnsi="Times New Roman" w:eastAsia="微软雅黑" w:cs="Times New Roman"/>
-                <w:color w:val="262626"/>
-                <w:sz w:val="21"/>
-                <w:szCs w:val="21"/>
-                <w:lang w:val="en-US" w:eastAsia="zh-CN"/>
-              </w:rPr>
-              <w:t>{{ summaryOfRresults.crCheckLineStrYF1280Size }}</w:t>
-            </w:r>
-            <w:r>
-              <w:rPr>
-                <w:rFonts w:hint="default" w:ascii="Times New Roman" w:hAnsi="Times New Roman" w:eastAsia="微软雅黑" w:cs="Times New Roman"/>
-                <w:color w:val="262626"/>
-                <w:sz w:val="21"/>
-                <w:szCs w:val="21"/>
-                <w:lang w:val="en-US" w:eastAsia="zh-CN"/>
-              </w:rPr>
-              <w:t>个胚系突变，其中</w:t>
-            </w:r>
-            <w:r>
-              <w:rPr>
-                <w:rFonts w:hint="eastAsia" w:ascii="Times New Roman" w:hAnsi="Times New Roman" w:eastAsia="微软雅黑" w:cs="Times New Roman"/>
-                <w:color w:val="262626"/>
-                <w:sz w:val="21"/>
-                <w:szCs w:val="21"/>
-                <w:lang w:val="en-US" w:eastAsia="zh-CN"/>
-              </w:rPr>
-              <w:t>{{summaryOfRresults.hasPathogenicityCount}}</w:t>
-            </w:r>
-            <w:r>
-              <w:rPr>
-                <w:rFonts w:hint="default" w:ascii="Times New Roman" w:hAnsi="Times New Roman" w:eastAsia="微软雅黑" w:cs="Times New Roman"/>
-                <w:color w:val="262626"/>
-                <w:sz w:val="21"/>
-                <w:szCs w:val="21"/>
-                <w:lang w:val="en-US" w:eastAsia="zh-CN"/>
-              </w:rPr>
-              <w:t>个为致病</w:t>
-            </w:r>
-            <w:r>
-              <w:rPr>
-                <w:rFonts w:hint="eastAsia" w:ascii="Times New Roman" w:hAnsi="Times New Roman" w:eastAsia="微软雅黑" w:cs="Times New Roman"/>
-                <w:color w:val="262626"/>
-                <w:sz w:val="21"/>
-                <w:szCs w:val="21"/>
-                <w:lang w:val="en-US" w:eastAsia="zh-CN"/>
-              </w:rPr>
-              <w:t>/可能</w:t>
-            </w:r>
-            <w:r>
-              <w:rPr>
-                <w:rFonts w:hint="default" w:ascii="Times New Roman" w:hAnsi="Times New Roman" w:eastAsia="微软雅黑" w:cs="Times New Roman"/>
-                <w:color w:val="262626"/>
-                <w:sz w:val="21"/>
-                <w:szCs w:val="21"/>
-                <w:lang w:val="en-US" w:eastAsia="zh-CN"/>
-              </w:rPr>
-              <w:t>致病</w:t>
-            </w:r>
-            <w:r>
-              <w:rPr>
-                <w:rFonts w:hint="eastAsia" w:ascii="Times New Roman" w:hAnsi="Times New Roman" w:eastAsia="微软雅黑" w:cs="Times New Roman"/>
-                <w:color w:val="262626"/>
-                <w:sz w:val="21"/>
-                <w:szCs w:val="21"/>
-                <w:lang w:val="en-US" w:eastAsia="zh-CN"/>
-              </w:rPr>
-              <w:t>性</w:t>
-            </w:r>
-            <w:r>
-              <w:rPr>
-                <w:rFonts w:hint="default" w:ascii="Times New Roman" w:hAnsi="Times New Roman" w:eastAsia="微软雅黑" w:cs="Times New Roman"/>
-                <w:color w:val="262626"/>
-                <w:sz w:val="21"/>
-                <w:szCs w:val="21"/>
-                <w:lang w:val="en-US" w:eastAsia="zh-CN"/>
-              </w:rPr>
-              <w:t>突变</w:t>
-            </w:r>
-            <w:r>
-              <w:rPr>
-                <w:rFonts w:hint="eastAsia" w:ascii="Times New Roman" w:hAnsi="Times New Roman" w:eastAsia="微软雅黑" w:cs="Times New Roman"/>
-                <w:color w:val="262626"/>
-                <w:sz w:val="21"/>
-                <w:szCs w:val="21"/>
-                <w:lang w:val="en-US" w:eastAsia="zh-CN"/>
-              </w:rPr>
-              <w:t>{{</w:t>
-            </w:r>
-            <w:r>
-              <w:rPr>
-                <w:rFonts w:hint="default" w:ascii="Times New Roman" w:hAnsi="Times New Roman" w:eastAsia="微软雅黑" w:cs="Times New Roman"/>
-                <w:color w:val="262626"/>
-                <w:sz w:val="21"/>
-                <w:szCs w:val="21"/>
-                <w:lang w:val="en-US" w:eastAsia="zh-CN"/>
-              </w:rPr>
-              <w:t>crCheckDrugStr</w:t>
-            </w:r>
-            <w:r>
-              <w:rPr>
-                <w:rFonts w:hint="eastAsia" w:ascii="Times New Roman" w:hAnsi="Times New Roman" w:eastAsia="微软雅黑" w:cs="Times New Roman"/>
-                <w:color w:val="262626"/>
-                <w:sz w:val="21"/>
-                <w:szCs w:val="21"/>
-                <w:lang w:val="en-US" w:eastAsia="zh-CN"/>
-              </w:rPr>
-              <w:t>}}{{summaryOfRresults.</w:t>
-            </w:r>
-            <w:r>
-              <w:rPr>
-                <w:rFonts w:hint="default" w:ascii="Times New Roman" w:hAnsi="Times New Roman" w:eastAsia="微软雅黑" w:cs="Times New Roman"/>
-                <w:color w:val="262626"/>
-                <w:sz w:val="21"/>
-                <w:szCs w:val="21"/>
-                <w:lang w:val="en-US" w:eastAsia="zh-CN"/>
-              </w:rPr>
-              <w:t>cr_tumors_desc</w:t>
-            </w:r>
-            <w:r>
-              <w:rPr>
-                <w:rFonts w:hint="eastAsia" w:ascii="Times New Roman" w:hAnsi="Times New Roman" w:eastAsia="微软雅黑" w:cs="Times New Roman"/>
-                <w:color w:val="262626"/>
-                <w:sz w:val="21"/>
-                <w:szCs w:val="21"/>
-                <w:lang w:val="en-US" w:eastAsia="zh-CN"/>
-              </w:rPr>
-              <w:t>}}</w:t>
+                <w:lang w:eastAsia="zh-CN"/>
+              </w:rPr>
+              <w:t>{%tr endif %}</w:t>
             </w:r>
           </w:p>
         </w:tc>
@@ -1725,10 +1314,64 @@
         </w:trPr>
         <w:tc>
           <w:tcPr>
-            <w:tcW w:w="5000" w:type="pct"/>
-            <w:gridSpan w:val="3"/>
+            <w:tcW w:w="2160" w:type="pct"/>
+            <w:gridSpan w:val="2"/>
             <w:tcBorders>
               <w:top w:val="single" w:color="31849B" w:sz="8" w:space="0"/>
+              <w:bottom w:val="single" w:color="31849B" w:sz="8" w:space="0"/>
+              <w:right w:val="single" w:color="31849B" w:sz="8" w:space="0"/>
+            </w:tcBorders>
+            <w:shd w:val="clear" w:color="auto" w:fill="auto"/>
+            <w:vAlign w:val="center"/>
+          </w:tcPr>
+          <w:p>
+            <w:pPr>
+              <w:pStyle w:val="21"/>
+              <w:keepNext w:val="0"/>
+              <w:keepLines w:val="0"/>
+              <w:pageBreakBefore w:val="0"/>
+              <w:widowControl w:val="0"/>
+              <w:kinsoku/>
+              <w:wordWrap/>
+              <w:overflowPunct/>
+              <w:topLinePunct w:val="0"/>
+              <w:autoSpaceDE/>
+              <w:autoSpaceDN/>
+              <w:bidi w:val="0"/>
+              <w:adjustRightInd w:val="0"/>
+              <w:snapToGrid w:val="0"/>
+              <w:spacing w:line="240" w:lineRule="auto"/>
+              <w:ind w:left="110" w:leftChars="50"/>
+              <w:jc w:val="both"/>
+              <w:textAlignment w:val="auto"/>
+              <w:rPr>
+                <w:rFonts w:ascii="Times New Roman" w:hAnsi="Times New Roman" w:eastAsia="微软雅黑" w:cs="Times New Roman"/>
+                <w:b/>
+                <w:bCs/>
+                <w:color w:val="262626"/>
+                <w:sz w:val="21"/>
+                <w:szCs w:val="21"/>
+              </w:rPr>
+            </w:pPr>
+            <w:r>
+              <w:rPr>
+                <w:rFonts w:ascii="Times New Roman" w:hAnsi="Times New Roman" w:eastAsia="微软雅黑" w:cs="Times New Roman"/>
+                <w:b/>
+                <w:bCs/>
+                <w:color w:val="262626"/>
+                <w:sz w:val="21"/>
+                <w:szCs w:val="21"/>
+              </w:rPr>
+              <w:t>靶向用药指导</w:t>
+            </w:r>
+          </w:p>
+        </w:tc>
+        <w:tc>
+          <w:tcPr>
+            <w:tcW w:w="2839" w:type="pct"/>
+            <w:tcBorders>
+              <w:top w:val="single" w:color="31849B" w:sz="8" w:space="0"/>
+              <w:left w:val="single" w:color="31849B" w:sz="8" w:space="0"/>
               <w:bottom w:val="single" w:color="31849B" w:sz="8" w:space="0"/>
             </w:tcBorders>
             <w:shd w:val="clear" w:color="auto" w:fill="auto"/>
@@ -1755,111 +1398,24 @@
               <w:jc w:val="both"/>
               <w:textAlignment w:val="auto"/>
               <w:rPr>
-                <w:rFonts w:hint="default" w:ascii="Times New Roman" w:hAnsi="Times New Roman" w:eastAsia="微软雅黑" w:cs="Times New Roman"/>
-                <w:color w:val="262626"/>
-                <w:sz w:val="21"/>
-                <w:szCs w:val="21"/>
-                <w:lang w:val="en-US" w:eastAsia="zh-CN"/>
-              </w:rPr>
-            </w:pPr>
-            <w:r>
-              <w:rPr>
-                <w:rFonts w:hint="default" w:ascii="Times New Roman" w:hAnsi="Times New Roman" w:eastAsia="微软雅黑" w:cs="Times New Roman"/>
-                <w:color w:val="262626"/>
-                <w:sz w:val="21"/>
-                <w:szCs w:val="21"/>
-                <w:lang w:val="en-US" w:eastAsia="zh-CN"/>
-              </w:rPr>
-              <w:t>{%tr if reportInfo.conf.thyroidCancerPrognosis and disease.ThyroidCarcinoma %}</w:t>
-            </w:r>
-          </w:p>
-        </w:tc>
-      </w:tr>
-      <w:tr>
-        <w:tblPrEx>
-          <w:tblBorders>
-            <w:top w:val="none" w:color="auto" w:sz="0" w:space="0"/>
-            <w:left w:val="none" w:color="auto" w:sz="0" w:space="0"/>
-            <w:bottom w:val="none" w:color="auto" w:sz="0" w:space="0"/>
-            <w:right w:val="none" w:color="auto" w:sz="0" w:space="0"/>
-            <w:insideH w:val="none" w:color="auto" w:sz="0" w:space="0"/>
-            <w:insideV w:val="none" w:color="auto" w:sz="0" w:space="0"/>
-          </w:tblBorders>
-          <w:tblCellMar>
-            <w:top w:w="0" w:type="dxa"/>
-            <w:left w:w="0" w:type="dxa"/>
-            <w:bottom w:w="0" w:type="dxa"/>
-            <w:right w:w="0" w:type="dxa"/>
-          </w:tblCellMar>
-        </w:tblPrEx>
-        <w:trPr>
-          <w:trHeight w:val="397" w:hRule="atLeast"/>
-          <w:jc w:val="center"/>
-        </w:trPr>
-        <w:tc>
-          <w:tcPr>
-            <w:tcW w:w="2160" w:type="pct"/>
-            <w:gridSpan w:val="2"/>
-            <w:tcBorders>
-              <w:top w:val="single" w:color="31849B" w:sz="8" w:space="0"/>
-              <w:bottom w:val="single" w:color="31849B" w:sz="8" w:space="0"/>
-              <w:right w:val="single" w:color="31849B" w:sz="8" w:space="0"/>
-            </w:tcBorders>
-            <w:shd w:val="clear" w:color="auto" w:fill="auto"/>
-            <w:vAlign w:val="center"/>
-          </w:tcPr>
-          <w:p>
-            <w:pPr>
-              <w:keepNext w:val="0"/>
-              <w:keepLines w:val="0"/>
-              <w:pageBreakBefore w:val="0"/>
-              <w:widowControl w:val="0"/>
-              <w:kinsoku/>
-              <w:wordWrap/>
-              <w:overflowPunct/>
-              <w:topLinePunct w:val="0"/>
-              <w:autoSpaceDE/>
-              <w:autoSpaceDN/>
-              <w:bidi w:val="0"/>
-              <w:adjustRightInd/>
-              <w:snapToGrid w:val="0"/>
-              <w:ind w:left="57" w:leftChars="0" w:right="57" w:rightChars="0"/>
-              <w:jc w:val="left"/>
-              <w:textAlignment w:val="auto"/>
-              <w:rPr>
-                <w:rFonts w:ascii="Times New Roman" w:hAnsi="Times New Roman" w:eastAsia="微软雅黑" w:cs="Times New Roman"/>
-                <w:b/>
-                <w:bCs/>
-                <w:color w:val="262626"/>
-                <w:sz w:val="21"/>
-                <w:szCs w:val="21"/>
-              </w:rPr>
-            </w:pPr>
-            <w:r>
-              <w:rPr>
                 <w:rFonts w:hint="eastAsia" w:ascii="Times New Roman" w:hAnsi="Times New Roman" w:eastAsia="微软雅黑" w:cs="Times New Roman"/>
-                <w:b/>
-                <w:bCs/>
-                <w:color w:val="262626"/>
-                <w:sz w:val="21"/>
-                <w:szCs w:val="21"/>
-                <w:lang w:eastAsia="zh-CN"/>
-              </w:rPr>
-              <w:t>预后评估</w:t>
-            </w:r>
-          </w:p>
-        </w:tc>
-        <w:tc>
-          <w:tcPr>
-            <w:tcW w:w="2839" w:type="pct"/>
-            <w:tcBorders>
-              <w:top w:val="single" w:color="31849B" w:sz="8" w:space="0"/>
-              <w:left w:val="single" w:color="31849B" w:sz="8" w:space="0"/>
-              <w:bottom w:val="single" w:color="31849B" w:sz="8" w:space="0"/>
-            </w:tcBorders>
-            <w:shd w:val="clear" w:color="auto" w:fill="auto"/>
-            <w:vAlign w:val="center"/>
-          </w:tcPr>
+                <w:color w:val="262626"/>
+                <w:sz w:val="21"/>
+                <w:szCs w:val="21"/>
+                <w:lang w:eastAsia="zh-CN"/>
+              </w:rPr>
+            </w:pPr>
+            <w:r>
+              <w:rPr>
+                <w:rFonts w:hint="eastAsia" w:ascii="Times New Roman" w:hAnsi="Times New Roman" w:eastAsia="微软雅黑" w:cs="Times New Roman"/>
+                <w:color w:val="262626"/>
+                <w:sz w:val="21"/>
+                <w:szCs w:val="21"/>
+                <w:lang w:eastAsia="zh-CN"/>
+              </w:rPr>
+              <w:t>共检出{{ summaryOfRresults.thisGeneticmarkerVwListSize }}个体细胞突变，其中{{ summaryOfRresults.somaticCellMedicationNum}}个与靶向药物相关{{bodyDrugStr}}；</w:t>
+            </w:r>
+          </w:p>
           <w:p>
             <w:pPr>
               <w:pStyle w:val="21"/>
@@ -1881,753 +1437,6 @@
               <w:jc w:val="both"/>
               <w:textAlignment w:val="auto"/>
               <w:rPr>
-                <w:rFonts w:hint="default" w:ascii="Times New Roman" w:hAnsi="Times New Roman" w:eastAsia="微软雅黑" w:cs="Times New Roman"/>
-                <w:color w:val="262626"/>
-                <w:sz w:val="21"/>
-                <w:szCs w:val="21"/>
-                <w:lang w:val="en-US" w:eastAsia="zh-CN"/>
-              </w:rPr>
-            </w:pPr>
-            <w:r>
-              <w:rPr>
-                <w:rFonts w:hint="default" w:ascii="Times New Roman" w:hAnsi="Times New Roman" w:eastAsia="微软雅黑" w:cs="Times New Roman"/>
-                <w:color w:val="262626"/>
-                <w:sz w:val="21"/>
-                <w:szCs w:val="21"/>
-                <w:lang w:val="en-US" w:eastAsia="zh-CN"/>
-              </w:rPr>
-              <w:t>共检出{{ summaryOfRresults.thisGeneticmarkerVwListSize }}个体细胞突变，其中{{ summaryOfRresults.prognosticEvaluationSize }}个与预后相关{{ peDrugStr }}</w:t>
-            </w:r>
-          </w:p>
-        </w:tc>
-      </w:tr>
-      <w:tr>
-        <w:tblPrEx>
-          <w:tblBorders>
-            <w:top w:val="none" w:color="auto" w:sz="0" w:space="0"/>
-            <w:left w:val="none" w:color="auto" w:sz="0" w:space="0"/>
-            <w:bottom w:val="none" w:color="auto" w:sz="0" w:space="0"/>
-            <w:right w:val="none" w:color="auto" w:sz="0" w:space="0"/>
-            <w:insideH w:val="none" w:color="auto" w:sz="0" w:space="0"/>
-            <w:insideV w:val="none" w:color="auto" w:sz="0" w:space="0"/>
-          </w:tblBorders>
-          <w:tblCellMar>
-            <w:top w:w="0" w:type="dxa"/>
-            <w:left w:w="0" w:type="dxa"/>
-            <w:bottom w:w="0" w:type="dxa"/>
-            <w:right w:w="0" w:type="dxa"/>
-          </w:tblCellMar>
-        </w:tblPrEx>
-        <w:trPr>
-          <w:trHeight w:val="397" w:hRule="atLeast"/>
-          <w:jc w:val="center"/>
-        </w:trPr>
-        <w:tc>
-          <w:tcPr>
-            <w:tcW w:w="5000" w:type="pct"/>
-            <w:gridSpan w:val="3"/>
-            <w:tcBorders>
-              <w:top w:val="single" w:color="31849B" w:sz="8" w:space="0"/>
-              <w:bottom w:val="single" w:color="31849B" w:sz="8" w:space="0"/>
-            </w:tcBorders>
-            <w:shd w:val="clear" w:color="auto" w:fill="auto"/>
-            <w:vAlign w:val="center"/>
-          </w:tcPr>
-          <w:p>
-            <w:pPr>
-              <w:pStyle w:val="21"/>
-              <w:keepNext w:val="0"/>
-              <w:keepLines w:val="0"/>
-              <w:pageBreakBefore w:val="0"/>
-              <w:widowControl w:val="0"/>
-              <w:kinsoku/>
-              <w:wordWrap/>
-              <w:overflowPunct/>
-              <w:topLinePunct w:val="0"/>
-              <w:autoSpaceDE/>
-              <w:autoSpaceDN/>
-              <w:bidi w:val="0"/>
-              <w:adjustRightInd w:val="0"/>
-              <w:snapToGrid w:val="0"/>
-              <w:spacing w:line="240" w:lineRule="auto"/>
-              <w:ind w:left="110" w:leftChars="50" w:right="119" w:rightChars="0"/>
-              <w:jc w:val="both"/>
-              <w:textAlignment w:val="auto"/>
-              <w:rPr>
-                <w:rFonts w:hint="default" w:ascii="Times New Roman" w:hAnsi="Times New Roman" w:eastAsia="微软雅黑" w:cs="Times New Roman"/>
-                <w:color w:val="262626"/>
-                <w:sz w:val="21"/>
-                <w:szCs w:val="21"/>
-                <w:lang w:val="en-US" w:eastAsia="zh-CN"/>
-              </w:rPr>
-            </w:pPr>
-            <w:r>
-              <w:rPr>
-                <w:rFonts w:hint="default" w:ascii="Times New Roman" w:hAnsi="Times New Roman" w:eastAsia="微软雅黑" w:cs="Times New Roman"/>
-                <w:color w:val="262626"/>
-                <w:sz w:val="21"/>
-                <w:szCs w:val="21"/>
-                <w:lang w:val="en-US" w:eastAsia="zh-CN"/>
-              </w:rPr>
-              <w:t>{%tr endif %}</w:t>
-            </w:r>
-          </w:p>
-        </w:tc>
-      </w:tr>
-      <w:tr>
-        <w:tblPrEx>
-          <w:tblBorders>
-            <w:top w:val="none" w:color="auto" w:sz="0" w:space="0"/>
-            <w:left w:val="none" w:color="auto" w:sz="0" w:space="0"/>
-            <w:bottom w:val="none" w:color="auto" w:sz="0" w:space="0"/>
-            <w:right w:val="none" w:color="auto" w:sz="0" w:space="0"/>
-            <w:insideH w:val="none" w:color="auto" w:sz="0" w:space="0"/>
-            <w:insideV w:val="none" w:color="auto" w:sz="0" w:space="0"/>
-          </w:tblBorders>
-          <w:tblCellMar>
-            <w:top w:w="0" w:type="dxa"/>
-            <w:left w:w="0" w:type="dxa"/>
-            <w:bottom w:w="0" w:type="dxa"/>
-            <w:right w:w="0" w:type="dxa"/>
-          </w:tblCellMar>
-        </w:tblPrEx>
-        <w:trPr>
-          <w:trHeight w:val="397" w:hRule="atLeast"/>
-          <w:jc w:val="center"/>
-        </w:trPr>
-        <w:tc>
-          <w:tcPr>
-            <w:tcW w:w="5000" w:type="pct"/>
-            <w:gridSpan w:val="3"/>
-            <w:tcBorders>
-              <w:top w:val="single" w:color="31849B" w:sz="8" w:space="0"/>
-              <w:bottom w:val="single" w:color="31849B" w:sz="8" w:space="0"/>
-            </w:tcBorders>
-            <w:shd w:val="clear" w:color="auto" w:fill="auto"/>
-            <w:vAlign w:val="center"/>
-          </w:tcPr>
-          <w:p>
-            <w:pPr>
-              <w:pStyle w:val="21"/>
-              <w:keepNext w:val="0"/>
-              <w:keepLines w:val="0"/>
-              <w:pageBreakBefore w:val="0"/>
-              <w:widowControl w:val="0"/>
-              <w:kinsoku/>
-              <w:wordWrap/>
-              <w:overflowPunct/>
-              <w:topLinePunct w:val="0"/>
-              <w:autoSpaceDE/>
-              <w:autoSpaceDN/>
-              <w:bidi w:val="0"/>
-              <w:adjustRightInd w:val="0"/>
-              <w:snapToGrid w:val="0"/>
-              <w:spacing w:line="240" w:lineRule="auto"/>
-              <w:ind w:left="110" w:leftChars="50" w:right="119" w:rightChars="0"/>
-              <w:jc w:val="both"/>
-              <w:textAlignment w:val="auto"/>
-              <w:rPr>
-                <w:rFonts w:hint="default" w:ascii="Times New Roman" w:hAnsi="Times New Roman" w:eastAsia="微软雅黑" w:cs="Times New Roman"/>
-                <w:color w:val="262626"/>
-                <w:sz w:val="21"/>
-                <w:szCs w:val="21"/>
-                <w:lang w:val="en-US" w:eastAsia="zh-CN"/>
-              </w:rPr>
-            </w:pPr>
-            <w:r>
-              <w:rPr>
-                <w:rFonts w:hint="default" w:ascii="Times New Roman" w:hAnsi="Times New Roman" w:eastAsia="微软雅黑" w:cs="Times New Roman"/>
-                <w:color w:val="262626"/>
-                <w:sz w:val="21"/>
-                <w:szCs w:val="21"/>
-                <w:lang w:val="en-US" w:eastAsia="zh-CN"/>
-              </w:rPr>
-              <w:t>{%tr if prostateCancerFlag %}</w:t>
-            </w:r>
-          </w:p>
-        </w:tc>
-      </w:tr>
-      <w:tr>
-        <w:tblPrEx>
-          <w:tblBorders>
-            <w:top w:val="none" w:color="auto" w:sz="0" w:space="0"/>
-            <w:left w:val="none" w:color="auto" w:sz="0" w:space="0"/>
-            <w:bottom w:val="none" w:color="auto" w:sz="0" w:space="0"/>
-            <w:right w:val="none" w:color="auto" w:sz="0" w:space="0"/>
-            <w:insideH w:val="none" w:color="auto" w:sz="0" w:space="0"/>
-            <w:insideV w:val="none" w:color="auto" w:sz="0" w:space="0"/>
-          </w:tblBorders>
-          <w:tblCellMar>
-            <w:top w:w="0" w:type="dxa"/>
-            <w:left w:w="0" w:type="dxa"/>
-            <w:bottom w:w="0" w:type="dxa"/>
-            <w:right w:w="0" w:type="dxa"/>
-          </w:tblCellMar>
-        </w:tblPrEx>
-        <w:trPr>
-          <w:trHeight w:val="397" w:hRule="atLeast"/>
-          <w:jc w:val="center"/>
-        </w:trPr>
-        <w:tc>
-          <w:tcPr>
-            <w:tcW w:w="752" w:type="pct"/>
-            <w:vMerge w:val="restart"/>
-            <w:tcBorders>
-              <w:top w:val="single" w:color="31849B" w:sz="8" w:space="0"/>
-              <w:right w:val="single" w:color="31849B" w:sz="8" w:space="0"/>
-            </w:tcBorders>
-            <w:shd w:val="clear" w:color="auto" w:fill="auto"/>
-            <w:vAlign w:val="center"/>
-          </w:tcPr>
-          <w:p>
-            <w:pPr>
-              <w:keepNext w:val="0"/>
-              <w:keepLines w:val="0"/>
-              <w:pageBreakBefore w:val="0"/>
-              <w:widowControl w:val="0"/>
-              <w:kinsoku/>
-              <w:wordWrap/>
-              <w:overflowPunct/>
-              <w:topLinePunct w:val="0"/>
-              <w:autoSpaceDE/>
-              <w:autoSpaceDN/>
-              <w:bidi w:val="0"/>
-              <w:adjustRightInd/>
-              <w:snapToGrid w:val="0"/>
-              <w:ind w:left="57" w:leftChars="0" w:right="57" w:rightChars="0"/>
-              <w:jc w:val="left"/>
-              <w:textAlignment w:val="auto"/>
-              <w:rPr>
-                <w:rFonts w:hint="eastAsia" w:ascii="Times New Roman" w:hAnsi="Times New Roman" w:eastAsia="微软雅黑" w:cs="Times New Roman"/>
-                <w:b/>
-                <w:bCs/>
-                <w:color w:val="262626"/>
-                <w:sz w:val="21"/>
-                <w:szCs w:val="21"/>
-                <w:lang w:eastAsia="zh-CN"/>
-              </w:rPr>
-            </w:pPr>
-            <w:r>
-              <w:rPr>
-                <w:rFonts w:hint="default" w:ascii="Times New Roman" w:hAnsi="Times New Roman" w:eastAsia="微软雅黑" w:cs="Times New Roman"/>
-                <w:b/>
-                <w:bCs/>
-                <w:color w:val="262626"/>
-                <w:sz w:val="21"/>
-                <w:szCs w:val="21"/>
-                <w:lang w:val="en-US" w:eastAsia="zh-CN" w:bidi="ar-SA"/>
-              </w:rPr>
-              <w:t>内分泌相关</w:t>
-            </w:r>
-          </w:p>
-        </w:tc>
-        <w:tc>
-          <w:tcPr>
-            <w:tcW w:w="1407" w:type="pct"/>
-            <w:tcBorders>
-              <w:top w:val="single" w:color="31849B" w:sz="8" w:space="0"/>
-              <w:bottom w:val="single" w:color="31849B" w:sz="8" w:space="0"/>
-              <w:right w:val="single" w:color="31849B" w:sz="8" w:space="0"/>
-            </w:tcBorders>
-            <w:shd w:val="clear" w:color="auto" w:fill="auto"/>
-            <w:vAlign w:val="center"/>
-          </w:tcPr>
-          <w:p>
-            <w:pPr>
-              <w:keepNext w:val="0"/>
-              <w:keepLines w:val="0"/>
-              <w:pageBreakBefore w:val="0"/>
-              <w:widowControl w:val="0"/>
-              <w:kinsoku/>
-              <w:wordWrap/>
-              <w:overflowPunct/>
-              <w:topLinePunct w:val="0"/>
-              <w:autoSpaceDE/>
-              <w:autoSpaceDN/>
-              <w:bidi w:val="0"/>
-              <w:adjustRightInd/>
-              <w:snapToGrid w:val="0"/>
-              <w:ind w:left="57" w:leftChars="0" w:right="57" w:rightChars="0"/>
-              <w:jc w:val="left"/>
-              <w:textAlignment w:val="auto"/>
-              <w:rPr>
-                <w:rFonts w:hint="eastAsia" w:ascii="Times New Roman" w:hAnsi="Times New Roman" w:eastAsia="微软雅黑" w:cs="Times New Roman"/>
-                <w:b/>
-                <w:bCs/>
-                <w:color w:val="262626"/>
-                <w:sz w:val="21"/>
-                <w:szCs w:val="21"/>
-                <w:lang w:eastAsia="zh-CN"/>
-              </w:rPr>
-            </w:pPr>
-            <w:r>
-              <w:rPr>
-                <w:rFonts w:hint="default" w:ascii="Times New Roman" w:hAnsi="Times New Roman" w:eastAsia="微软雅黑" w:cs="Times New Roman"/>
-                <w:b/>
-                <w:bCs/>
-                <w:color w:val="262626"/>
-                <w:sz w:val="21"/>
-                <w:szCs w:val="21"/>
-                <w:lang w:val="en-US" w:eastAsia="zh-CN" w:bidi="ar-SA"/>
-              </w:rPr>
-              <w:t>内分泌治疗相关</w:t>
-            </w:r>
-          </w:p>
-        </w:tc>
-        <w:tc>
-          <w:tcPr>
-            <w:tcW w:w="2839" w:type="pct"/>
-            <w:tcBorders>
-              <w:top w:val="single" w:color="31849B" w:sz="8" w:space="0"/>
-              <w:left w:val="single" w:color="31849B" w:sz="8" w:space="0"/>
-              <w:bottom w:val="single" w:color="31849B" w:sz="8" w:space="0"/>
-            </w:tcBorders>
-            <w:shd w:val="clear" w:color="auto" w:fill="auto"/>
-            <w:vAlign w:val="center"/>
-          </w:tcPr>
-          <w:p>
-            <w:pPr>
-              <w:pStyle w:val="21"/>
-              <w:keepNext w:val="0"/>
-              <w:keepLines w:val="0"/>
-              <w:pageBreakBefore w:val="0"/>
-              <w:widowControl w:val="0"/>
-              <w:kinsoku/>
-              <w:wordWrap/>
-              <w:overflowPunct/>
-              <w:topLinePunct w:val="0"/>
-              <w:autoSpaceDE/>
-              <w:autoSpaceDN/>
-              <w:bidi w:val="0"/>
-              <w:adjustRightInd w:val="0"/>
-              <w:snapToGrid w:val="0"/>
-              <w:spacing w:line="240" w:lineRule="auto"/>
-              <w:ind w:left="110" w:leftChars="50" w:right="119" w:rightChars="0"/>
-              <w:jc w:val="both"/>
-              <w:textAlignment w:val="auto"/>
-              <w:rPr>
-                <w:rFonts w:hint="default" w:ascii="Times New Roman" w:hAnsi="Times New Roman" w:eastAsia="微软雅黑" w:cs="Times New Roman"/>
-                <w:color w:val="262626"/>
-                <w:sz w:val="21"/>
-                <w:szCs w:val="21"/>
-                <w:lang w:val="en-US" w:eastAsia="zh-CN"/>
-              </w:rPr>
-            </w:pPr>
-            <w:r>
-              <w:rPr>
-                <w:rFonts w:hint="default" w:ascii="Times New Roman" w:hAnsi="Times New Roman" w:eastAsia="微软雅黑" w:cs="Times New Roman"/>
-                <w:color w:val="262626"/>
-                <w:sz w:val="21"/>
-                <w:szCs w:val="21"/>
-                <w:lang w:val="en-US" w:eastAsia="zh-CN" w:bidi="ar-SA"/>
-              </w:rPr>
-              <w:t>共检出{{summaryOfRresults.endocrineTherapySize}}个内分泌治疗相关突变</w:t>
-            </w:r>
-          </w:p>
-        </w:tc>
-      </w:tr>
-      <w:tr>
-        <w:tblPrEx>
-          <w:tblBorders>
-            <w:top w:val="none" w:color="auto" w:sz="0" w:space="0"/>
-            <w:left w:val="none" w:color="auto" w:sz="0" w:space="0"/>
-            <w:bottom w:val="none" w:color="auto" w:sz="0" w:space="0"/>
-            <w:right w:val="none" w:color="auto" w:sz="0" w:space="0"/>
-            <w:insideH w:val="none" w:color="auto" w:sz="0" w:space="0"/>
-            <w:insideV w:val="none" w:color="auto" w:sz="0" w:space="0"/>
-          </w:tblBorders>
-          <w:tblCellMar>
-            <w:top w:w="0" w:type="dxa"/>
-            <w:left w:w="0" w:type="dxa"/>
-            <w:bottom w:w="0" w:type="dxa"/>
-            <w:right w:w="0" w:type="dxa"/>
-          </w:tblCellMar>
-        </w:tblPrEx>
-        <w:trPr>
-          <w:trHeight w:val="397" w:hRule="atLeast"/>
-          <w:jc w:val="center"/>
-        </w:trPr>
-        <w:tc>
-          <w:tcPr>
-            <w:tcW w:w="752" w:type="pct"/>
-            <w:vMerge w:val="continue"/>
-            <w:tcBorders>
-              <w:bottom w:val="single" w:color="31849B" w:sz="8" w:space="0"/>
-              <w:right w:val="single" w:color="31849B" w:sz="8" w:space="0"/>
-            </w:tcBorders>
-            <w:shd w:val="clear" w:color="auto" w:fill="auto"/>
-            <w:vAlign w:val="center"/>
-          </w:tcPr>
-          <w:p>
-            <w:pPr>
-              <w:keepNext w:val="0"/>
-              <w:keepLines w:val="0"/>
-              <w:pageBreakBefore w:val="0"/>
-              <w:widowControl w:val="0"/>
-              <w:kinsoku/>
-              <w:wordWrap/>
-              <w:overflowPunct/>
-              <w:topLinePunct w:val="0"/>
-              <w:autoSpaceDE/>
-              <w:autoSpaceDN/>
-              <w:bidi w:val="0"/>
-              <w:adjustRightInd/>
-              <w:snapToGrid w:val="0"/>
-              <w:ind w:left="57" w:leftChars="0" w:right="57" w:rightChars="0"/>
-              <w:jc w:val="left"/>
-              <w:textAlignment w:val="auto"/>
-              <w:rPr>
-                <w:rFonts w:hint="eastAsia" w:ascii="Times New Roman" w:hAnsi="Times New Roman" w:eastAsia="微软雅黑" w:cs="Times New Roman"/>
-                <w:b/>
-                <w:bCs/>
-                <w:color w:val="262626"/>
-                <w:sz w:val="21"/>
-                <w:szCs w:val="21"/>
-                <w:lang w:eastAsia="zh-CN"/>
-              </w:rPr>
-            </w:pPr>
-          </w:p>
-        </w:tc>
-        <w:tc>
-          <w:tcPr>
-            <w:tcW w:w="1407" w:type="pct"/>
-            <w:tcBorders>
-              <w:top w:val="single" w:color="31849B" w:sz="8" w:space="0"/>
-              <w:bottom w:val="single" w:color="31849B" w:sz="8" w:space="0"/>
-              <w:right w:val="single" w:color="31849B" w:sz="8" w:space="0"/>
-            </w:tcBorders>
-            <w:shd w:val="clear" w:color="auto" w:fill="auto"/>
-            <w:vAlign w:val="center"/>
-          </w:tcPr>
-          <w:p>
-            <w:pPr>
-              <w:keepNext w:val="0"/>
-              <w:keepLines w:val="0"/>
-              <w:pageBreakBefore w:val="0"/>
-              <w:widowControl w:val="0"/>
-              <w:kinsoku/>
-              <w:wordWrap/>
-              <w:overflowPunct/>
-              <w:topLinePunct w:val="0"/>
-              <w:autoSpaceDE/>
-              <w:autoSpaceDN/>
-              <w:bidi w:val="0"/>
-              <w:adjustRightInd/>
-              <w:snapToGrid w:val="0"/>
-              <w:ind w:left="57" w:leftChars="0" w:right="57" w:rightChars="0"/>
-              <w:jc w:val="left"/>
-              <w:textAlignment w:val="auto"/>
-              <w:rPr>
-                <w:rFonts w:hint="eastAsia" w:ascii="Times New Roman" w:hAnsi="Times New Roman" w:eastAsia="微软雅黑" w:cs="Times New Roman"/>
-                <w:b/>
-                <w:bCs/>
-                <w:color w:val="262626"/>
-                <w:sz w:val="21"/>
-                <w:szCs w:val="21"/>
-                <w:lang w:eastAsia="zh-CN"/>
-              </w:rPr>
-            </w:pPr>
-            <w:r>
-              <w:rPr>
-                <w:rFonts w:hint="default" w:ascii="Times New Roman" w:hAnsi="Times New Roman" w:eastAsia="微软雅黑" w:cs="Times New Roman"/>
-                <w:b/>
-                <w:bCs/>
-                <w:color w:val="262626"/>
-                <w:sz w:val="21"/>
-                <w:szCs w:val="21"/>
-                <w:lang w:val="en-US" w:eastAsia="en-US" w:bidi="ar-SA"/>
-              </w:rPr>
-              <w:t>神经内分泌分化相关</w:t>
-            </w:r>
-          </w:p>
-        </w:tc>
-        <w:tc>
-          <w:tcPr>
-            <w:tcW w:w="2839" w:type="pct"/>
-            <w:tcBorders>
-              <w:top w:val="single" w:color="31849B" w:sz="8" w:space="0"/>
-              <w:left w:val="single" w:color="31849B" w:sz="8" w:space="0"/>
-              <w:bottom w:val="single" w:color="31849B" w:sz="8" w:space="0"/>
-            </w:tcBorders>
-            <w:shd w:val="clear" w:color="auto" w:fill="auto"/>
-            <w:vAlign w:val="center"/>
-          </w:tcPr>
-          <w:p>
-            <w:pPr>
-              <w:pStyle w:val="21"/>
-              <w:keepNext w:val="0"/>
-              <w:keepLines w:val="0"/>
-              <w:pageBreakBefore w:val="0"/>
-              <w:widowControl w:val="0"/>
-              <w:kinsoku/>
-              <w:wordWrap/>
-              <w:overflowPunct/>
-              <w:topLinePunct w:val="0"/>
-              <w:autoSpaceDE/>
-              <w:autoSpaceDN/>
-              <w:bidi w:val="0"/>
-              <w:adjustRightInd w:val="0"/>
-              <w:snapToGrid w:val="0"/>
-              <w:spacing w:line="240" w:lineRule="auto"/>
-              <w:ind w:left="110" w:leftChars="50" w:right="119" w:rightChars="0"/>
-              <w:jc w:val="both"/>
-              <w:textAlignment w:val="auto"/>
-              <w:rPr>
-                <w:rFonts w:hint="default" w:ascii="Times New Roman" w:hAnsi="Times New Roman" w:eastAsia="微软雅黑" w:cs="Times New Roman"/>
-                <w:color w:val="262626"/>
-                <w:sz w:val="21"/>
-                <w:szCs w:val="21"/>
-                <w:lang w:val="en-US" w:eastAsia="zh-CN"/>
-              </w:rPr>
-            </w:pPr>
-            <w:r>
-              <w:rPr>
-                <w:rFonts w:hint="default" w:ascii="Times New Roman" w:hAnsi="Times New Roman" w:eastAsia="微软雅黑" w:cs="Times New Roman"/>
-                <w:color w:val="262626"/>
-                <w:sz w:val="21"/>
-                <w:szCs w:val="21"/>
-                <w:lang w:val="en-US" w:eastAsia="zh-CN" w:bidi="ar-SA"/>
-              </w:rPr>
-              <w:t>共检出{{summaryOfRresults.endocrineDifferentiationSize}}个神经内分泌分化相关突变</w:t>
-            </w:r>
-          </w:p>
-        </w:tc>
-      </w:tr>
-      <w:tr>
-        <w:tblPrEx>
-          <w:tblBorders>
-            <w:top w:val="none" w:color="auto" w:sz="0" w:space="0"/>
-            <w:left w:val="none" w:color="auto" w:sz="0" w:space="0"/>
-            <w:bottom w:val="none" w:color="auto" w:sz="0" w:space="0"/>
-            <w:right w:val="none" w:color="auto" w:sz="0" w:space="0"/>
-            <w:insideH w:val="none" w:color="auto" w:sz="0" w:space="0"/>
-            <w:insideV w:val="none" w:color="auto" w:sz="0" w:space="0"/>
-          </w:tblBorders>
-          <w:tblCellMar>
-            <w:top w:w="0" w:type="dxa"/>
-            <w:left w:w="0" w:type="dxa"/>
-            <w:bottom w:w="0" w:type="dxa"/>
-            <w:right w:w="0" w:type="dxa"/>
-          </w:tblCellMar>
-        </w:tblPrEx>
-        <w:trPr>
-          <w:trHeight w:val="397" w:hRule="atLeast"/>
-          <w:jc w:val="center"/>
-        </w:trPr>
-        <w:tc>
-          <w:tcPr>
-            <w:tcW w:w="5000" w:type="pct"/>
-            <w:gridSpan w:val="3"/>
-            <w:tcBorders>
-              <w:top w:val="single" w:color="31849B" w:sz="8" w:space="0"/>
-              <w:bottom w:val="single" w:color="31849B" w:sz="8" w:space="0"/>
-            </w:tcBorders>
-            <w:shd w:val="clear" w:color="auto" w:fill="auto"/>
-            <w:vAlign w:val="center"/>
-          </w:tcPr>
-          <w:p>
-            <w:pPr>
-              <w:pStyle w:val="21"/>
-              <w:keepNext w:val="0"/>
-              <w:keepLines w:val="0"/>
-              <w:pageBreakBefore w:val="0"/>
-              <w:widowControl w:val="0"/>
-              <w:kinsoku/>
-              <w:wordWrap/>
-              <w:overflowPunct/>
-              <w:topLinePunct w:val="0"/>
-              <w:autoSpaceDE/>
-              <w:autoSpaceDN/>
-              <w:bidi w:val="0"/>
-              <w:adjustRightInd w:val="0"/>
-              <w:snapToGrid w:val="0"/>
-              <w:spacing w:line="240" w:lineRule="auto"/>
-              <w:ind w:left="110" w:leftChars="50" w:right="119" w:rightChars="0"/>
-              <w:jc w:val="both"/>
-              <w:textAlignment w:val="auto"/>
-              <w:rPr>
-                <w:rFonts w:hint="default" w:ascii="Times New Roman" w:hAnsi="Times New Roman" w:eastAsia="微软雅黑" w:cs="Times New Roman"/>
-                <w:color w:val="262626"/>
-                <w:sz w:val="21"/>
-                <w:szCs w:val="21"/>
-                <w:lang w:val="en-US" w:eastAsia="zh-CN"/>
-              </w:rPr>
-            </w:pPr>
-            <w:r>
-              <w:rPr>
-                <w:rFonts w:hint="default" w:ascii="Times New Roman" w:hAnsi="Times New Roman" w:eastAsia="微软雅黑" w:cs="Times New Roman"/>
-                <w:color w:val="262626"/>
-                <w:sz w:val="21"/>
-                <w:szCs w:val="21"/>
-                <w:lang w:val="en-US" w:eastAsia="zh-CN"/>
-              </w:rPr>
-              <w:t>{%tr endif %}</w:t>
-            </w:r>
-          </w:p>
-        </w:tc>
-      </w:tr>
-      <w:tr>
-        <w:tblPrEx>
-          <w:tblBorders>
-            <w:top w:val="none" w:color="auto" w:sz="0" w:space="0"/>
-            <w:left w:val="none" w:color="auto" w:sz="0" w:space="0"/>
-            <w:bottom w:val="none" w:color="auto" w:sz="0" w:space="0"/>
-            <w:right w:val="none" w:color="auto" w:sz="0" w:space="0"/>
-            <w:insideH w:val="none" w:color="auto" w:sz="0" w:space="0"/>
-            <w:insideV w:val="none" w:color="auto" w:sz="0" w:space="0"/>
-          </w:tblBorders>
-          <w:tblCellMar>
-            <w:top w:w="0" w:type="dxa"/>
-            <w:left w:w="0" w:type="dxa"/>
-            <w:bottom w:w="0" w:type="dxa"/>
-            <w:right w:w="0" w:type="dxa"/>
-          </w:tblCellMar>
-        </w:tblPrEx>
-        <w:trPr>
-          <w:trHeight w:val="397" w:hRule="atLeast"/>
-          <w:jc w:val="center"/>
-        </w:trPr>
-        <w:tc>
-          <w:tcPr>
-            <w:tcW w:w="752" w:type="pct"/>
-            <w:vMerge w:val="restart"/>
-            <w:tcBorders>
-              <w:top w:val="single" w:color="31849B" w:sz="8" w:space="0"/>
-              <w:right w:val="single" w:color="31849B" w:sz="8" w:space="0"/>
-            </w:tcBorders>
-            <w:shd w:val="clear" w:color="auto" w:fill="auto"/>
-            <w:vAlign w:val="center"/>
-          </w:tcPr>
-          <w:p>
-            <w:pPr>
-              <w:pStyle w:val="21"/>
-              <w:keepNext w:val="0"/>
-              <w:keepLines w:val="0"/>
-              <w:pageBreakBefore w:val="0"/>
-              <w:widowControl w:val="0"/>
-              <w:kinsoku/>
-              <w:wordWrap/>
-              <w:overflowPunct/>
-              <w:topLinePunct w:val="0"/>
-              <w:autoSpaceDE/>
-              <w:autoSpaceDN/>
-              <w:bidi w:val="0"/>
-              <w:adjustRightInd w:val="0"/>
-              <w:snapToGrid w:val="0"/>
-              <w:spacing w:line="240" w:lineRule="auto"/>
-              <w:ind w:left="110" w:leftChars="50"/>
-              <w:jc w:val="both"/>
-              <w:textAlignment w:val="auto"/>
-              <w:rPr>
-                <w:rFonts w:ascii="Times New Roman" w:hAnsi="Times New Roman" w:eastAsia="微软雅黑" w:cs="Times New Roman"/>
-                <w:b/>
-                <w:bCs/>
-                <w:color w:val="262626"/>
-                <w:sz w:val="21"/>
-                <w:szCs w:val="21"/>
-                <w:lang w:eastAsia="zh-CN"/>
-              </w:rPr>
-            </w:pPr>
-            <w:r>
-              <w:rPr>
-                <w:rFonts w:ascii="Times New Roman" w:hAnsi="Times New Roman" w:eastAsia="微软雅黑" w:cs="Times New Roman"/>
-                <w:b/>
-                <w:bCs/>
-                <w:color w:val="262626"/>
-                <w:sz w:val="21"/>
-                <w:szCs w:val="21"/>
-                <w:lang w:eastAsia="zh-CN"/>
-              </w:rPr>
-              <w:t>免疫治疗相关标志物检测</w:t>
-            </w:r>
-          </w:p>
-        </w:tc>
-        <w:tc>
-          <w:tcPr>
-            <w:tcW w:w="1407" w:type="pct"/>
-            <w:tcBorders>
-              <w:top w:val="single" w:color="31849B" w:sz="8" w:space="0"/>
-              <w:left w:val="single" w:color="31849B" w:sz="8" w:space="0"/>
-              <w:bottom w:val="single" w:color="31849B" w:sz="8" w:space="0"/>
-              <w:right w:val="single" w:color="31849B" w:sz="8" w:space="0"/>
-            </w:tcBorders>
-            <w:shd w:val="clear" w:color="auto" w:fill="auto"/>
-            <w:vAlign w:val="center"/>
-          </w:tcPr>
-          <w:p>
-            <w:pPr>
-              <w:keepNext w:val="0"/>
-              <w:keepLines w:val="0"/>
-              <w:pageBreakBefore w:val="0"/>
-              <w:widowControl w:val="0"/>
-              <w:kinsoku/>
-              <w:wordWrap/>
-              <w:overflowPunct/>
-              <w:topLinePunct w:val="0"/>
-              <w:autoSpaceDE/>
-              <w:autoSpaceDN/>
-              <w:bidi w:val="0"/>
-              <w:adjustRightInd w:val="0"/>
-              <w:snapToGrid w:val="0"/>
-              <w:spacing w:line="240" w:lineRule="auto"/>
-              <w:ind w:left="110" w:leftChars="50"/>
-              <w:jc w:val="both"/>
-              <w:textAlignment w:val="auto"/>
-              <w:rPr>
-                <w:rFonts w:ascii="Times New Roman" w:hAnsi="Times New Roman" w:eastAsia="微软雅黑" w:cs="Times New Roman"/>
-                <w:b/>
-                <w:bCs/>
-                <w:color w:val="262626"/>
-                <w:sz w:val="21"/>
-                <w:szCs w:val="21"/>
-                <w:lang w:eastAsia="zh-CN"/>
-              </w:rPr>
-            </w:pPr>
-            <w:r>
-              <w:rPr>
-                <w:rFonts w:ascii="Times New Roman" w:hAnsi="Times New Roman" w:eastAsia="微软雅黑" w:cs="黑体"/>
-                <w:b/>
-                <w:bCs/>
-                <w:color w:val="262626"/>
-                <w:sz w:val="21"/>
-                <w:lang w:eastAsia="zh-CN"/>
-              </w:rPr>
-              <w:t>肿瘤突变负荷（TMB）</w:t>
-            </w:r>
-          </w:p>
-        </w:tc>
-        <w:tc>
-          <w:tcPr>
-            <w:tcW w:w="2839" w:type="pct"/>
-            <w:tcBorders>
-              <w:top w:val="single" w:color="31849B" w:sz="8" w:space="0"/>
-              <w:left w:val="single" w:color="31849B" w:sz="8" w:space="0"/>
-              <w:bottom w:val="single" w:color="31849B" w:sz="8" w:space="0"/>
-            </w:tcBorders>
-            <w:shd w:val="clear" w:color="auto" w:fill="auto"/>
-            <w:vAlign w:val="center"/>
-          </w:tcPr>
-          <w:p>
-            <w:pPr>
-              <w:pStyle w:val="21"/>
-              <w:keepNext w:val="0"/>
-              <w:keepLines w:val="0"/>
-              <w:pageBreakBefore w:val="0"/>
-              <w:widowControl w:val="0"/>
-              <w:kinsoku/>
-              <w:wordWrap/>
-              <w:overflowPunct/>
-              <w:topLinePunct w:val="0"/>
-              <w:autoSpaceDE/>
-              <w:autoSpaceDN/>
-              <w:bidi w:val="0"/>
-              <w:adjustRightInd w:val="0"/>
-              <w:snapToGrid w:val="0"/>
-              <w:spacing w:line="240" w:lineRule="auto"/>
-              <w:ind w:left="110" w:leftChars="50" w:right="119" w:rightChars="0"/>
-              <w:jc w:val="both"/>
-              <w:textAlignment w:val="auto"/>
-              <w:rPr>
                 <w:rFonts w:hint="eastAsia" w:ascii="微软雅黑" w:hAnsi="微软雅黑" w:eastAsia="微软雅黑" w:cs="微软雅黑"/>
                 <w:color w:val="262626"/>
                 <w:sz w:val="18"/>
@@ -2637,551 +1446,13 @@
             </w:pPr>
             <w:r>
               <w:rPr>
-                <w:rFonts w:hint="default" w:ascii="Times New Roman" w:hAnsi="Times New Roman" w:eastAsia="微软雅黑" w:cs="Times New Roman"/>
-                <w:color w:val="262626"/>
-                <w:sz w:val="21"/>
-                <w:szCs w:val="21"/>
-                <w:lang w:val="en-US" w:eastAsia="zh-CN" w:bidi="ar-SA"/>
-              </w:rPr>
-              <w:t>{% if summaryOfRresults.tmb_status == ‘TMB-H’ %}肿瘤突变负荷高{% else %}肿瘤突变负荷低{% endif %}（{{ summaryOfRresults.tmb_status}}，{{ summaryOfRresults.tmb }}Muts/Mb）</w:t>
-            </w:r>
-          </w:p>
-        </w:tc>
-      </w:tr>
-      <w:tr>
-        <w:tblPrEx>
-          <w:tblBorders>
-            <w:top w:val="none" w:color="auto" w:sz="0" w:space="0"/>
-            <w:left w:val="none" w:color="auto" w:sz="0" w:space="0"/>
-            <w:bottom w:val="none" w:color="auto" w:sz="0" w:space="0"/>
-            <w:right w:val="none" w:color="auto" w:sz="0" w:space="0"/>
-            <w:insideH w:val="none" w:color="auto" w:sz="0" w:space="0"/>
-            <w:insideV w:val="none" w:color="auto" w:sz="0" w:space="0"/>
-          </w:tblBorders>
-          <w:tblCellMar>
-            <w:top w:w="0" w:type="dxa"/>
-            <w:left w:w="0" w:type="dxa"/>
-            <w:bottom w:w="0" w:type="dxa"/>
-            <w:right w:w="0" w:type="dxa"/>
-          </w:tblCellMar>
-        </w:tblPrEx>
-        <w:trPr>
-          <w:trHeight w:val="397" w:hRule="atLeast"/>
-          <w:jc w:val="center"/>
-        </w:trPr>
-        <w:tc>
-          <w:tcPr>
-            <w:tcW w:w="752" w:type="pct"/>
-            <w:vMerge w:val="continue"/>
-            <w:tcBorders>
-              <w:right w:val="single" w:color="31849B" w:sz="8" w:space="0"/>
-            </w:tcBorders>
-            <w:shd w:val="clear" w:color="auto" w:fill="auto"/>
-            <w:vAlign w:val="center"/>
-          </w:tcPr>
-          <w:p>
-            <w:pPr>
-              <w:keepNext w:val="0"/>
-              <w:keepLines w:val="0"/>
-              <w:pageBreakBefore w:val="0"/>
-              <w:widowControl w:val="0"/>
-              <w:kinsoku/>
-              <w:wordWrap/>
-              <w:overflowPunct/>
-              <w:topLinePunct w:val="0"/>
-              <w:autoSpaceDE/>
-              <w:autoSpaceDN/>
-              <w:bidi w:val="0"/>
-              <w:adjustRightInd w:val="0"/>
-              <w:snapToGrid w:val="0"/>
-              <w:spacing w:line="240" w:lineRule="auto"/>
-              <w:ind w:left="110" w:leftChars="50"/>
-              <w:jc w:val="both"/>
-              <w:textAlignment w:val="auto"/>
-              <w:rPr>
-                <w:rFonts w:ascii="Times New Roman" w:hAnsi="Times New Roman" w:eastAsia="微软雅黑" w:cs="Times New Roman"/>
-                <w:b/>
-                <w:bCs/>
-                <w:color w:val="262626"/>
-                <w:sz w:val="21"/>
-                <w:szCs w:val="21"/>
-                <w:lang w:eastAsia="zh-CN"/>
-              </w:rPr>
-            </w:pPr>
-          </w:p>
-        </w:tc>
-        <w:tc>
-          <w:tcPr>
-            <w:tcW w:w="1407" w:type="pct"/>
-            <w:tcBorders>
-              <w:top w:val="single" w:color="31849B" w:sz="8" w:space="0"/>
-              <w:left w:val="single" w:color="31849B" w:sz="8" w:space="0"/>
-              <w:bottom w:val="single" w:color="31849B" w:sz="8" w:space="0"/>
-              <w:right w:val="single" w:color="31849B" w:sz="8" w:space="0"/>
-            </w:tcBorders>
-            <w:shd w:val="clear" w:color="auto" w:fill="auto"/>
-            <w:vAlign w:val="center"/>
-          </w:tcPr>
-          <w:p>
-            <w:pPr>
-              <w:keepNext w:val="0"/>
-              <w:keepLines w:val="0"/>
-              <w:pageBreakBefore w:val="0"/>
-              <w:widowControl w:val="0"/>
-              <w:kinsoku/>
-              <w:wordWrap/>
-              <w:overflowPunct/>
-              <w:topLinePunct w:val="0"/>
-              <w:autoSpaceDE/>
-              <w:autoSpaceDN/>
-              <w:bidi w:val="0"/>
-              <w:adjustRightInd w:val="0"/>
-              <w:snapToGrid w:val="0"/>
-              <w:spacing w:line="240" w:lineRule="auto"/>
-              <w:ind w:left="110" w:leftChars="50"/>
-              <w:jc w:val="both"/>
-              <w:textAlignment w:val="auto"/>
-              <w:rPr>
-                <w:rFonts w:ascii="Times New Roman" w:hAnsi="Times New Roman" w:eastAsia="微软雅黑" w:cs="Times New Roman"/>
-                <w:b/>
-                <w:bCs/>
-                <w:color w:val="262626"/>
-                <w:kern w:val="2"/>
-                <w:sz w:val="21"/>
-                <w:szCs w:val="21"/>
-                <w:lang w:val="en-US" w:eastAsia="zh-CN" w:bidi="ar-SA"/>
-              </w:rPr>
-            </w:pPr>
-            <w:r>
-              <w:rPr>
-                <w:rFonts w:ascii="Times New Roman" w:hAnsi="Times New Roman" w:eastAsia="微软雅黑" w:cs="黑体"/>
-                <w:b/>
-                <w:bCs/>
-                <w:color w:val="262626"/>
-                <w:sz w:val="21"/>
-                <w:lang w:eastAsia="zh-CN"/>
-              </w:rPr>
-              <w:t>微卫星不稳定性（MSI）</w:t>
-            </w:r>
-          </w:p>
-        </w:tc>
-        <w:tc>
-          <w:tcPr>
-            <w:tcW w:w="2839" w:type="pct"/>
-            <w:tcBorders>
-              <w:top w:val="single" w:color="31849B" w:sz="8" w:space="0"/>
-              <w:left w:val="single" w:color="31849B" w:sz="8" w:space="0"/>
-              <w:bottom w:val="single" w:color="31849B" w:sz="8" w:space="0"/>
-            </w:tcBorders>
-            <w:shd w:val="clear" w:color="auto" w:fill="auto"/>
-            <w:vAlign w:val="center"/>
-          </w:tcPr>
-          <w:p>
-            <w:pPr>
-              <w:pStyle w:val="21"/>
-              <w:keepNext w:val="0"/>
-              <w:keepLines w:val="0"/>
-              <w:pageBreakBefore w:val="0"/>
-              <w:widowControl w:val="0"/>
-              <w:kinsoku/>
-              <w:wordWrap/>
-              <w:overflowPunct/>
-              <w:topLinePunct w:val="0"/>
-              <w:autoSpaceDE/>
-              <w:autoSpaceDN/>
-              <w:bidi w:val="0"/>
-              <w:adjustRightInd w:val="0"/>
-              <w:snapToGrid w:val="0"/>
-              <w:spacing w:line="240" w:lineRule="auto"/>
-              <w:ind w:left="110" w:leftChars="50" w:right="119" w:rightChars="0"/>
-              <w:jc w:val="both"/>
-              <w:textAlignment w:val="auto"/>
-              <w:rPr>
-                <w:rFonts w:hint="eastAsia" w:ascii="微软雅黑" w:hAnsi="微软雅黑" w:eastAsia="微软雅黑" w:cs="微软雅黑"/>
-                <w:color w:val="262626"/>
-                <w:sz w:val="18"/>
-                <w:szCs w:val="18"/>
-                <w:lang w:eastAsia="zh-CN"/>
-              </w:rPr>
-            </w:pPr>
-            <w:r>
-              <w:rPr>
-                <w:rFonts w:hint="default" w:ascii="Times New Roman" w:hAnsi="Times New Roman" w:eastAsia="微软雅黑" w:cs="Times New Roman"/>
-                <w:color w:val="262626"/>
-                <w:sz w:val="21"/>
-                <w:szCs w:val="21"/>
-                <w:lang w:val="en-US" w:eastAsia="zh-CN" w:bidi="ar-SA"/>
-              </w:rPr>
-              <w:t>{{summaryOfRresults.msi_status</w:t>
-            </w:r>
-            <w:r>
-              <w:rPr>
                 <w:rFonts w:hint="eastAsia" w:ascii="Times New Roman" w:hAnsi="Times New Roman" w:eastAsia="微软雅黑" w:cs="Times New Roman"/>
                 <w:color w:val="262626"/>
                 <w:sz w:val="21"/>
                 <w:szCs w:val="21"/>
-                <w:lang w:val="en-US" w:eastAsia="zh-CN" w:bidi="ar-SA"/>
-              </w:rPr>
-              <w:t>_</w:t>
-            </w:r>
-            <w:r>
-              <w:rPr>
-                <w:rFonts w:hint="default" w:ascii="Times New Roman" w:hAnsi="Times New Roman" w:eastAsia="微软雅黑" w:cs="Times New Roman"/>
-                <w:color w:val="262626"/>
-                <w:sz w:val="21"/>
-                <w:szCs w:val="21"/>
-                <w:lang w:val="en-US" w:eastAsia="zh-CN" w:bidi="ar-SA"/>
-              </w:rPr>
-              <w:t>state}}</w:t>
-            </w:r>
-          </w:p>
-        </w:tc>
-      </w:tr>
-      <w:tr>
-        <w:tblPrEx>
-          <w:tblBorders>
-            <w:top w:val="none" w:color="auto" w:sz="0" w:space="0"/>
-            <w:left w:val="none" w:color="auto" w:sz="0" w:space="0"/>
-            <w:bottom w:val="none" w:color="auto" w:sz="0" w:space="0"/>
-            <w:right w:val="none" w:color="auto" w:sz="0" w:space="0"/>
-            <w:insideH w:val="none" w:color="auto" w:sz="0" w:space="0"/>
-            <w:insideV w:val="none" w:color="auto" w:sz="0" w:space="0"/>
-          </w:tblBorders>
-          <w:tblCellMar>
-            <w:top w:w="0" w:type="dxa"/>
-            <w:left w:w="0" w:type="dxa"/>
-            <w:bottom w:w="0" w:type="dxa"/>
-            <w:right w:w="0" w:type="dxa"/>
-          </w:tblCellMar>
-        </w:tblPrEx>
-        <w:trPr>
-          <w:trHeight w:val="397" w:hRule="atLeast"/>
-          <w:jc w:val="center"/>
-        </w:trPr>
-        <w:tc>
-          <w:tcPr>
-            <w:tcW w:w="752" w:type="pct"/>
-            <w:vMerge w:val="continue"/>
-            <w:tcBorders>
-              <w:right w:val="single" w:color="31849B" w:sz="8" w:space="0"/>
-            </w:tcBorders>
-            <w:shd w:val="clear" w:color="auto" w:fill="auto"/>
-            <w:vAlign w:val="center"/>
-          </w:tcPr>
-          <w:p>
-            <w:pPr>
-              <w:keepNext w:val="0"/>
-              <w:keepLines w:val="0"/>
-              <w:pageBreakBefore w:val="0"/>
-              <w:widowControl w:val="0"/>
-              <w:kinsoku/>
-              <w:wordWrap/>
-              <w:overflowPunct/>
-              <w:topLinePunct w:val="0"/>
-              <w:autoSpaceDE/>
-              <w:autoSpaceDN/>
-              <w:bidi w:val="0"/>
-              <w:adjustRightInd w:val="0"/>
-              <w:snapToGrid w:val="0"/>
-              <w:spacing w:line="240" w:lineRule="auto"/>
-              <w:ind w:left="110" w:leftChars="50"/>
-              <w:jc w:val="both"/>
-              <w:textAlignment w:val="auto"/>
-              <w:rPr>
-                <w:rFonts w:ascii="Times New Roman" w:hAnsi="Times New Roman" w:eastAsia="微软雅黑" w:cs="Times New Roman"/>
-                <w:b/>
-                <w:bCs/>
-                <w:color w:val="262626"/>
-                <w:sz w:val="21"/>
-                <w:szCs w:val="21"/>
-                <w:lang w:eastAsia="zh-CN"/>
-              </w:rPr>
-            </w:pPr>
-          </w:p>
-        </w:tc>
-        <w:tc>
-          <w:tcPr>
-            <w:tcW w:w="1407" w:type="pct"/>
-            <w:tcBorders>
-              <w:top w:val="single" w:color="31849B" w:sz="8" w:space="0"/>
-              <w:left w:val="single" w:color="31849B" w:sz="8" w:space="0"/>
-              <w:bottom w:val="single" w:color="31849B" w:sz="8" w:space="0"/>
-              <w:right w:val="single" w:color="31849B" w:sz="8" w:space="0"/>
-            </w:tcBorders>
-            <w:shd w:val="clear" w:color="auto" w:fill="auto"/>
-            <w:vAlign w:val="center"/>
-          </w:tcPr>
-          <w:p>
-            <w:pPr>
-              <w:keepNext w:val="0"/>
-              <w:keepLines w:val="0"/>
-              <w:pageBreakBefore w:val="0"/>
-              <w:widowControl w:val="0"/>
-              <w:kinsoku/>
-              <w:wordWrap/>
-              <w:overflowPunct/>
-              <w:topLinePunct w:val="0"/>
-              <w:autoSpaceDE/>
-              <w:autoSpaceDN/>
-              <w:bidi w:val="0"/>
-              <w:adjustRightInd w:val="0"/>
-              <w:snapToGrid w:val="0"/>
-              <w:spacing w:line="240" w:lineRule="auto"/>
-              <w:ind w:left="110" w:leftChars="50"/>
-              <w:jc w:val="both"/>
-              <w:textAlignment w:val="auto"/>
-              <w:rPr>
-                <w:rFonts w:ascii="Times New Roman" w:hAnsi="Times New Roman" w:eastAsia="微软雅黑" w:cs="Times New Roman"/>
-                <w:b/>
-                <w:bCs/>
-                <w:color w:val="262626"/>
-                <w:kern w:val="2"/>
-                <w:sz w:val="21"/>
-                <w:szCs w:val="21"/>
-                <w:lang w:val="en-US" w:eastAsia="zh-CN" w:bidi="ar-SA"/>
-              </w:rPr>
-            </w:pPr>
-            <w:r>
-              <w:rPr>
-                <w:rFonts w:hint="eastAsia" w:ascii="Times New Roman" w:hAnsi="Times New Roman" w:eastAsia="微软雅黑" w:cs="Times New Roman"/>
-                <w:b/>
-                <w:bCs/>
-                <w:color w:val="262626"/>
-                <w:sz w:val="21"/>
-                <w:szCs w:val="21"/>
-                <w:lang w:eastAsia="zh-CN"/>
-              </w:rPr>
-              <w:t>错配修复（MMR）基因</w:t>
-            </w:r>
-          </w:p>
-        </w:tc>
-        <w:tc>
-          <w:tcPr>
-            <w:tcW w:w="2839" w:type="pct"/>
-            <w:tcBorders>
-              <w:top w:val="single" w:color="31849B" w:sz="8" w:space="0"/>
-              <w:left w:val="single" w:color="31849B" w:sz="8" w:space="0"/>
-              <w:bottom w:val="single" w:color="31849B" w:sz="8" w:space="0"/>
-            </w:tcBorders>
-            <w:shd w:val="clear" w:color="auto" w:fill="auto"/>
-            <w:vAlign w:val="center"/>
-          </w:tcPr>
-          <w:p>
-            <w:pPr>
-              <w:pStyle w:val="21"/>
-              <w:keepNext w:val="0"/>
-              <w:keepLines w:val="0"/>
-              <w:pageBreakBefore w:val="0"/>
-              <w:widowControl w:val="0"/>
-              <w:kinsoku/>
-              <w:wordWrap/>
-              <w:overflowPunct/>
-              <w:topLinePunct w:val="0"/>
-              <w:autoSpaceDE/>
-              <w:autoSpaceDN/>
-              <w:bidi w:val="0"/>
-              <w:adjustRightInd w:val="0"/>
-              <w:snapToGrid w:val="0"/>
-              <w:spacing w:line="240" w:lineRule="auto"/>
-              <w:ind w:left="110" w:leftChars="50" w:right="119" w:rightChars="0"/>
-              <w:jc w:val="both"/>
-              <w:textAlignment w:val="auto"/>
-              <w:rPr>
-                <w:rFonts w:hint="eastAsia" w:ascii="微软雅黑" w:hAnsi="微软雅黑" w:eastAsia="微软雅黑" w:cs="微软雅黑"/>
-                <w:color w:val="262626"/>
-                <w:sz w:val="18"/>
-                <w:szCs w:val="18"/>
-                <w:lang w:eastAsia="zh-CN"/>
-              </w:rPr>
-            </w:pPr>
-            <w:r>
-              <w:rPr>
-                <w:rFonts w:hint="default" w:ascii="Times New Roman" w:hAnsi="Times New Roman" w:eastAsia="微软雅黑" w:cs="Times New Roman"/>
-                <w:color w:val="262626"/>
-                <w:sz w:val="21"/>
-                <w:szCs w:val="21"/>
-                <w:lang w:val="en-US" w:eastAsia="zh-CN" w:bidi="ar-SA"/>
-              </w:rPr>
-              <w:t>共检出{{summaryOfRresults.dMMRinfoSize}}个MMR基因失活突变</w:t>
-            </w:r>
-          </w:p>
-        </w:tc>
-      </w:tr>
-      <w:tr>
-        <w:tblPrEx>
-          <w:tblBorders>
-            <w:top w:val="none" w:color="auto" w:sz="0" w:space="0"/>
-            <w:left w:val="none" w:color="auto" w:sz="0" w:space="0"/>
-            <w:bottom w:val="none" w:color="auto" w:sz="0" w:space="0"/>
-            <w:right w:val="none" w:color="auto" w:sz="0" w:space="0"/>
-            <w:insideH w:val="none" w:color="auto" w:sz="0" w:space="0"/>
-            <w:insideV w:val="none" w:color="auto" w:sz="0" w:space="0"/>
-          </w:tblBorders>
-          <w:tblCellMar>
-            <w:top w:w="0" w:type="dxa"/>
-            <w:left w:w="0" w:type="dxa"/>
-            <w:bottom w:w="0" w:type="dxa"/>
-            <w:right w:w="0" w:type="dxa"/>
-          </w:tblCellMar>
-        </w:tblPrEx>
-        <w:trPr>
-          <w:trHeight w:val="397" w:hRule="atLeast"/>
-          <w:jc w:val="center"/>
-        </w:trPr>
-        <w:tc>
-          <w:tcPr>
-            <w:tcW w:w="752" w:type="pct"/>
-            <w:vMerge w:val="continue"/>
-            <w:tcBorders>
-              <w:bottom w:val="single" w:color="31849B" w:sz="8" w:space="0"/>
-              <w:right w:val="single" w:color="31849B" w:sz="8" w:space="0"/>
-            </w:tcBorders>
-            <w:shd w:val="clear" w:color="auto" w:fill="auto"/>
-            <w:vAlign w:val="center"/>
-          </w:tcPr>
-          <w:p>
-            <w:pPr>
-              <w:keepNext w:val="0"/>
-              <w:keepLines w:val="0"/>
-              <w:pageBreakBefore w:val="0"/>
-              <w:widowControl w:val="0"/>
-              <w:kinsoku/>
-              <w:wordWrap/>
-              <w:overflowPunct/>
-              <w:topLinePunct w:val="0"/>
-              <w:autoSpaceDE/>
-              <w:autoSpaceDN/>
-              <w:bidi w:val="0"/>
-              <w:adjustRightInd w:val="0"/>
-              <w:snapToGrid w:val="0"/>
-              <w:spacing w:line="240" w:lineRule="auto"/>
-              <w:ind w:left="110" w:leftChars="50"/>
-              <w:jc w:val="both"/>
-              <w:textAlignment w:val="auto"/>
-              <w:rPr>
-                <w:rFonts w:ascii="Times New Roman" w:hAnsi="Times New Roman" w:eastAsia="微软雅黑" w:cs="Times New Roman"/>
-                <w:b/>
-                <w:bCs/>
-                <w:color w:val="262626"/>
-                <w:sz w:val="21"/>
-                <w:szCs w:val="21"/>
-                <w:lang w:eastAsia="zh-CN"/>
-              </w:rPr>
-            </w:pPr>
-          </w:p>
-        </w:tc>
-        <w:tc>
-          <w:tcPr>
-            <w:tcW w:w="1407" w:type="pct"/>
-            <w:tcBorders>
-              <w:top w:val="single" w:color="31849B" w:sz="8" w:space="0"/>
-              <w:left w:val="single" w:color="31849B" w:sz="8" w:space="0"/>
-              <w:bottom w:val="single" w:color="31849B" w:sz="8" w:space="0"/>
-              <w:right w:val="single" w:color="31849B" w:sz="8" w:space="0"/>
-            </w:tcBorders>
-            <w:shd w:val="clear" w:color="auto" w:fill="auto"/>
-            <w:vAlign w:val="center"/>
-          </w:tcPr>
-          <w:p>
-            <w:pPr>
-              <w:pStyle w:val="21"/>
-              <w:keepNext w:val="0"/>
-              <w:keepLines w:val="0"/>
-              <w:pageBreakBefore w:val="0"/>
-              <w:widowControl w:val="0"/>
-              <w:kinsoku/>
-              <w:wordWrap/>
-              <w:overflowPunct/>
-              <w:topLinePunct w:val="0"/>
-              <w:autoSpaceDE/>
-              <w:autoSpaceDN/>
-              <w:bidi w:val="0"/>
-              <w:snapToGrid w:val="0"/>
-              <w:ind w:left="119" w:leftChars="0"/>
-              <w:textAlignment w:val="auto"/>
-              <w:rPr>
-                <w:rFonts w:ascii="Times New Roman" w:hAnsi="Times New Roman" w:eastAsia="微软雅黑" w:cs="Times New Roman"/>
-                <w:b/>
-                <w:bCs/>
-                <w:color w:val="262626"/>
-                <w:sz w:val="21"/>
-                <w:szCs w:val="21"/>
-                <w:lang w:eastAsia="zh-CN"/>
-              </w:rPr>
-            </w:pPr>
-            <w:r>
-              <w:rPr>
-                <w:rFonts w:hint="eastAsia" w:ascii="Times New Roman" w:hAnsi="Times New Roman" w:eastAsia="微软雅黑" w:cs="Times New Roman"/>
-                <w:b/>
-                <w:bCs/>
-                <w:color w:val="262626"/>
-                <w:sz w:val="21"/>
-                <w:szCs w:val="21"/>
-                <w:lang w:eastAsia="zh-CN"/>
-              </w:rPr>
-              <w:t>免疫</w:t>
-            </w:r>
-            <w:r>
-              <w:rPr>
-                <w:rFonts w:ascii="Times New Roman" w:hAnsi="Times New Roman" w:eastAsia="微软雅黑" w:cs="Times New Roman"/>
-                <w:b/>
-                <w:bCs/>
-                <w:color w:val="262626"/>
-                <w:sz w:val="21"/>
-                <w:szCs w:val="21"/>
-                <w:lang w:eastAsia="zh-CN"/>
-              </w:rPr>
-              <w:t>正相关基因</w:t>
-            </w:r>
-          </w:p>
-        </w:tc>
-        <w:tc>
-          <w:tcPr>
-            <w:tcW w:w="2839" w:type="pct"/>
-            <w:tcBorders>
-              <w:top w:val="single" w:color="31849B" w:sz="8" w:space="0"/>
-              <w:left w:val="single" w:color="31849B" w:sz="8" w:space="0"/>
-              <w:bottom w:val="single" w:color="31849B" w:sz="8" w:space="0"/>
-            </w:tcBorders>
-            <w:shd w:val="clear" w:color="auto" w:fill="auto"/>
-            <w:vAlign w:val="center"/>
-          </w:tcPr>
-          <w:p>
-            <w:pPr>
-              <w:pStyle w:val="21"/>
-              <w:keepNext w:val="0"/>
-              <w:keepLines w:val="0"/>
-              <w:pageBreakBefore w:val="0"/>
-              <w:widowControl w:val="0"/>
-              <w:kinsoku/>
-              <w:wordWrap/>
-              <w:overflowPunct/>
-              <w:topLinePunct w:val="0"/>
-              <w:autoSpaceDE/>
-              <w:autoSpaceDN/>
-              <w:bidi w:val="0"/>
-              <w:snapToGrid w:val="0"/>
-              <w:spacing w:before="100" w:line="187" w:lineRule="auto"/>
-              <w:ind w:left="119" w:leftChars="0" w:right="119" w:rightChars="0"/>
-              <w:jc w:val="both"/>
-              <w:textAlignment w:val="auto"/>
-              <w:rPr>
-                <w:rFonts w:ascii="Times New Roman" w:hAnsi="Times New Roman" w:eastAsia="微软雅黑" w:cs="Times New Roman"/>
-                <w:color w:val="262626"/>
-                <w:sz w:val="21"/>
-                <w:szCs w:val="21"/>
-                <w:lang w:eastAsia="zh-CN"/>
-              </w:rPr>
-            </w:pPr>
-            <w:r>
-              <w:rPr>
-                <w:rFonts w:hint="default" w:ascii="Times New Roman" w:hAnsi="Times New Roman" w:eastAsia="微软雅黑" w:cs="Times New Roman"/>
-                <w:color w:val="262626"/>
-                <w:sz w:val="21"/>
-                <w:szCs w:val="21"/>
-                <w:lang w:val="en-US" w:eastAsia="zh-CN" w:bidi="ar-SA"/>
-              </w:rPr>
-              <w:t>共检出{{summaryOfRresults.positiveImmnueNum}}个正相关突变</w:t>
+                <w:lang w:eastAsia="zh-CN"/>
+              </w:rPr>
+              <w:t>共检出{{ summaryOfRresults.crCheckLineStrYF1280Size }}个胚系突变，其中{{summaryOfRresults.crDrugList}}个与靶向药物相关{{embryonalDrugStr}}</w:t>
             </w:r>
           </w:p>
         </w:tc>
@@ -3210,9 +1481,10 @@
         </w:trPr>
         <w:tc>
           <w:tcPr>
-            <w:tcW w:w="752" w:type="pct"/>
-            <w:vMerge w:val="continue"/>
-            <w:tcBorders>
+            <w:tcW w:w="2160" w:type="pct"/>
+            <w:gridSpan w:val="2"/>
+            <w:tcBorders>
+              <w:top w:val="single" w:color="31849B" w:sz="8" w:space="0"/>
               <w:bottom w:val="single" w:color="31849B" w:sz="8" w:space="0"/>
               <w:right w:val="single" w:color="31849B" w:sz="8" w:space="0"/>
             </w:tcBorders>
@@ -3221,6 +1493,58 @@
           </w:tcPr>
           <w:p>
             <w:pPr>
+              <w:keepNext w:val="0"/>
+              <w:keepLines w:val="0"/>
+              <w:pageBreakBefore w:val="0"/>
+              <w:widowControl w:val="0"/>
+              <w:kinsoku/>
+              <w:wordWrap/>
+              <w:overflowPunct/>
+              <w:topLinePunct w:val="0"/>
+              <w:autoSpaceDE/>
+              <w:autoSpaceDN/>
+              <w:bidi w:val="0"/>
+              <w:adjustRightInd/>
+              <w:snapToGrid w:val="0"/>
+              <w:ind w:left="57" w:leftChars="0" w:right="57" w:rightChars="0"/>
+              <w:jc w:val="left"/>
+              <w:textAlignment w:val="auto"/>
+              <w:rPr>
+                <w:rFonts w:ascii="Times New Roman" w:hAnsi="Times New Roman" w:eastAsia="微软雅黑" w:cs="Times New Roman"/>
+                <w:b/>
+                <w:bCs/>
+                <w:color w:val="262626"/>
+                <w:sz w:val="21"/>
+                <w:szCs w:val="21"/>
+              </w:rPr>
+            </w:pPr>
+            <w:r>
+              <w:rPr>
+                <w:rFonts w:ascii="Times New Roman" w:hAnsi="Times New Roman" w:eastAsia="微软雅黑" w:cs="Times New Roman"/>
+                <w:b/>
+                <w:bCs/>
+                <w:color w:val="262626"/>
+                <w:sz w:val="21"/>
+                <w:szCs w:val="21"/>
+              </w:rPr>
+              <w:t>肿瘤遗传风险检测</w:t>
+            </w:r>
+          </w:p>
+        </w:tc>
+        <w:tc>
+          <w:tcPr>
+            <w:tcW w:w="2839" w:type="pct"/>
+            <w:tcBorders>
+              <w:top w:val="single" w:color="31849B" w:sz="8" w:space="0"/>
+              <w:left w:val="single" w:color="31849B" w:sz="8" w:space="0"/>
+              <w:bottom w:val="single" w:color="31849B" w:sz="8" w:space="0"/>
+            </w:tcBorders>
+            <w:shd w:val="clear" w:color="auto" w:fill="auto"/>
+            <w:vAlign w:val="center"/>
+          </w:tcPr>
+          <w:p>
+            <w:pPr>
+              <w:pStyle w:val="21"/>
               <w:keepNext w:val="0"/>
               <w:keepLines w:val="0"/>
               <w:pageBreakBefore w:val="0"/>
@@ -3235,299 +1559,156 @@
               <w:adjustRightInd w:val="0"/>
               <w:snapToGrid w:val="0"/>
               <w:spacing w:line="240" w:lineRule="auto"/>
-              <w:ind w:left="110" w:leftChars="50"/>
+              <w:ind w:left="110" w:leftChars="50" w:right="119" w:rightChars="0"/>
               <w:jc w:val="both"/>
               <w:textAlignment w:val="auto"/>
               <w:rPr>
-                <w:rFonts w:ascii="Times New Roman" w:hAnsi="Times New Roman" w:eastAsia="微软雅黑" w:cs="Times New Roman"/>
-                <w:b/>
-                <w:bCs/>
-                <w:color w:val="262626"/>
-                <w:sz w:val="21"/>
-                <w:szCs w:val="21"/>
-                <w:lang w:eastAsia="zh-CN"/>
-              </w:rPr>
-            </w:pPr>
-          </w:p>
-        </w:tc>
-        <w:tc>
-          <w:tcPr>
-            <w:tcW w:w="1407" w:type="pct"/>
-            <w:tcBorders>
-              <w:top w:val="single" w:color="31849B" w:sz="8" w:space="0"/>
-              <w:left w:val="single" w:color="31849B" w:sz="8" w:space="0"/>
-              <w:bottom w:val="single" w:color="31849B" w:sz="8" w:space="0"/>
-              <w:right w:val="single" w:color="31849B" w:sz="8" w:space="0"/>
-            </w:tcBorders>
-            <w:shd w:val="clear" w:color="auto" w:fill="auto"/>
-            <w:vAlign w:val="center"/>
-          </w:tcPr>
-          <w:p>
-            <w:pPr>
-              <w:pStyle w:val="21"/>
-              <w:keepNext w:val="0"/>
-              <w:keepLines w:val="0"/>
-              <w:pageBreakBefore w:val="0"/>
-              <w:widowControl w:val="0"/>
-              <w:kinsoku/>
-              <w:wordWrap/>
-              <w:overflowPunct/>
-              <w:topLinePunct w:val="0"/>
-              <w:autoSpaceDE/>
-              <w:autoSpaceDN/>
-              <w:bidi w:val="0"/>
-              <w:snapToGrid w:val="0"/>
-              <w:ind w:left="119" w:leftChars="0"/>
-              <w:textAlignment w:val="auto"/>
-              <w:rPr>
-                <w:rFonts w:ascii="Times New Roman" w:hAnsi="Times New Roman" w:eastAsia="微软雅黑" w:cs="Times New Roman"/>
-                <w:b/>
-                <w:bCs/>
-                <w:color w:val="262626"/>
-                <w:sz w:val="21"/>
-                <w:szCs w:val="21"/>
-                <w:lang w:eastAsia="zh-CN"/>
-              </w:rPr>
-            </w:pPr>
-            <w:r>
-              <w:rPr>
                 <w:rFonts w:hint="eastAsia" w:ascii="Times New Roman" w:hAnsi="Times New Roman" w:eastAsia="微软雅黑" w:cs="Times New Roman"/>
-                <w:b/>
-                <w:bCs/>
-                <w:color w:val="262626"/>
-                <w:sz w:val="21"/>
-                <w:szCs w:val="21"/>
-                <w:lang w:eastAsia="zh-CN"/>
-              </w:rPr>
-              <w:t>免疫负</w:t>
-            </w:r>
-            <w:r>
-              <w:rPr>
-                <w:rFonts w:ascii="Times New Roman" w:hAnsi="Times New Roman" w:eastAsia="微软雅黑" w:cs="Times New Roman"/>
-                <w:b/>
-                <w:bCs/>
-                <w:color w:val="262626"/>
-                <w:sz w:val="21"/>
-                <w:szCs w:val="21"/>
-                <w:lang w:eastAsia="zh-CN"/>
-              </w:rPr>
-              <w:t>相关基因</w:t>
-            </w:r>
-          </w:p>
-        </w:tc>
-        <w:tc>
-          <w:tcPr>
-            <w:tcW w:w="2839" w:type="pct"/>
-            <w:tcBorders>
-              <w:top w:val="single" w:color="31849B" w:sz="8" w:space="0"/>
-              <w:left w:val="single" w:color="31849B" w:sz="8" w:space="0"/>
-              <w:bottom w:val="single" w:color="31849B" w:sz="8" w:space="0"/>
-            </w:tcBorders>
-            <w:shd w:val="clear" w:color="auto" w:fill="auto"/>
-            <w:vAlign w:val="center"/>
-          </w:tcPr>
-          <w:p>
-            <w:pPr>
-              <w:pStyle w:val="21"/>
-              <w:keepNext w:val="0"/>
-              <w:keepLines w:val="0"/>
-              <w:pageBreakBefore w:val="0"/>
-              <w:widowControl w:val="0"/>
-              <w:kinsoku/>
-              <w:wordWrap/>
-              <w:overflowPunct/>
-              <w:topLinePunct w:val="0"/>
-              <w:autoSpaceDE/>
-              <w:autoSpaceDN/>
-              <w:bidi w:val="0"/>
-              <w:snapToGrid w:val="0"/>
-              <w:spacing w:before="100" w:line="187" w:lineRule="auto"/>
-              <w:ind w:left="119" w:leftChars="0" w:right="119" w:rightChars="0"/>
-              <w:jc w:val="both"/>
-              <w:textAlignment w:val="auto"/>
-              <w:rPr>
-                <w:rFonts w:ascii="Times New Roman" w:hAnsi="Times New Roman" w:eastAsia="微软雅黑" w:cs="Times New Roman"/>
-                <w:color w:val="262626"/>
-                <w:sz w:val="21"/>
-                <w:szCs w:val="21"/>
-                <w:lang w:eastAsia="zh-CN"/>
-              </w:rPr>
-            </w:pPr>
-            <w:r>
-              <w:rPr>
-                <w:rFonts w:hint="default" w:ascii="Times New Roman" w:hAnsi="Times New Roman" w:eastAsia="微软雅黑" w:cs="Times New Roman"/>
-                <w:color w:val="262626"/>
-                <w:sz w:val="21"/>
-                <w:szCs w:val="21"/>
-                <w:lang w:val="en-US" w:eastAsia="zh-CN" w:bidi="ar-SA"/>
-              </w:rPr>
-              <w:t>共检出{{summaryOfRresults.negativeImmnueNum}}个负相关突变</w:t>
-            </w:r>
-          </w:p>
-        </w:tc>
-      </w:tr>
-      <w:tr>
-        <w:tblPrEx>
-          <w:tblBorders>
-            <w:top w:val="none" w:color="auto" w:sz="0" w:space="0"/>
-            <w:left w:val="none" w:color="auto" w:sz="0" w:space="0"/>
-            <w:bottom w:val="none" w:color="auto" w:sz="0" w:space="0"/>
-            <w:right w:val="none" w:color="auto" w:sz="0" w:space="0"/>
-            <w:insideH w:val="none" w:color="auto" w:sz="0" w:space="0"/>
-            <w:insideV w:val="none" w:color="auto" w:sz="0" w:space="0"/>
-          </w:tblBorders>
-          <w:tblCellMar>
-            <w:top w:w="0" w:type="dxa"/>
-            <w:left w:w="0" w:type="dxa"/>
-            <w:bottom w:w="0" w:type="dxa"/>
-            <w:right w:w="0" w:type="dxa"/>
-          </w:tblCellMar>
-        </w:tblPrEx>
-        <w:trPr>
-          <w:trHeight w:val="397" w:hRule="atLeast"/>
-          <w:jc w:val="center"/>
-        </w:trPr>
-        <w:tc>
-          <w:tcPr>
-            <w:tcW w:w="752" w:type="pct"/>
-            <w:vMerge w:val="continue"/>
-            <w:tcBorders>
-              <w:bottom w:val="single" w:color="31849B" w:sz="8" w:space="0"/>
-              <w:right w:val="single" w:color="31849B" w:sz="8" w:space="0"/>
-            </w:tcBorders>
-            <w:shd w:val="clear" w:color="auto" w:fill="auto"/>
-            <w:vAlign w:val="center"/>
-          </w:tcPr>
-          <w:p>
-            <w:pPr>
-              <w:keepNext w:val="0"/>
-              <w:keepLines w:val="0"/>
-              <w:pageBreakBefore w:val="0"/>
-              <w:widowControl w:val="0"/>
-              <w:kinsoku/>
-              <w:wordWrap/>
-              <w:overflowPunct/>
-              <w:topLinePunct w:val="0"/>
-              <w:autoSpaceDE/>
-              <w:autoSpaceDN/>
-              <w:bidi w:val="0"/>
-              <w:adjustRightInd w:val="0"/>
-              <w:snapToGrid w:val="0"/>
-              <w:spacing w:line="240" w:lineRule="auto"/>
-              <w:ind w:left="110" w:leftChars="50"/>
-              <w:jc w:val="both"/>
-              <w:textAlignment w:val="auto"/>
-              <w:rPr>
-                <w:rFonts w:ascii="Times New Roman" w:hAnsi="Times New Roman" w:eastAsia="微软雅黑" w:cs="Times New Roman"/>
-                <w:b/>
-                <w:bCs/>
-                <w:color w:val="262626"/>
-                <w:sz w:val="21"/>
-                <w:szCs w:val="21"/>
-                <w:lang w:eastAsia="zh-CN"/>
-              </w:rPr>
-            </w:pPr>
-          </w:p>
-        </w:tc>
-        <w:tc>
-          <w:tcPr>
-            <w:tcW w:w="1407" w:type="pct"/>
-            <w:tcBorders>
-              <w:top w:val="single" w:color="31849B" w:sz="8" w:space="0"/>
-              <w:left w:val="single" w:color="31849B" w:sz="8" w:space="0"/>
-              <w:bottom w:val="single" w:color="31849B" w:sz="8" w:space="0"/>
-              <w:right w:val="single" w:color="31849B" w:sz="8" w:space="0"/>
-            </w:tcBorders>
-            <w:shd w:val="clear" w:color="auto" w:fill="auto"/>
-            <w:vAlign w:val="center"/>
-          </w:tcPr>
-          <w:p>
-            <w:pPr>
-              <w:keepNext w:val="0"/>
-              <w:keepLines w:val="0"/>
-              <w:pageBreakBefore w:val="0"/>
-              <w:widowControl w:val="0"/>
-              <w:kinsoku/>
-              <w:wordWrap/>
-              <w:overflowPunct/>
-              <w:topLinePunct w:val="0"/>
-              <w:autoSpaceDE/>
-              <w:autoSpaceDN/>
-              <w:bidi w:val="0"/>
-              <w:snapToGrid w:val="0"/>
-              <w:ind w:left="119" w:leftChars="0"/>
-              <w:textAlignment w:val="auto"/>
-              <w:rPr>
-                <w:rFonts w:ascii="Times New Roman" w:hAnsi="Times New Roman" w:eastAsia="微软雅黑" w:cs="Times New Roman"/>
-                <w:b/>
-                <w:bCs/>
-                <w:color w:val="262626"/>
-                <w:sz w:val="21"/>
-                <w:szCs w:val="21"/>
-                <w:lang w:eastAsia="zh-CN"/>
-              </w:rPr>
-            </w:pPr>
+                <w:color w:val="262626"/>
+                <w:sz w:val="21"/>
+                <w:szCs w:val="21"/>
+                <w:lang w:eastAsia="zh-CN"/>
+              </w:rPr>
+            </w:pPr>
+            <w:r>
+              <w:rPr>
+                <w:rFonts w:hint="default" w:ascii="Times New Roman" w:hAnsi="Times New Roman" w:eastAsia="微软雅黑" w:cs="Times New Roman"/>
+                <w:color w:val="262626"/>
+                <w:sz w:val="21"/>
+                <w:szCs w:val="21"/>
+                <w:lang w:val="en-US" w:eastAsia="zh-CN"/>
+              </w:rPr>
+              <w:t>共检出</w:t>
+            </w:r>
             <w:r>
               <w:rPr>
                 <w:rFonts w:hint="eastAsia" w:ascii="Times New Roman" w:hAnsi="Times New Roman" w:eastAsia="微软雅黑" w:cs="Times New Roman"/>
-                <w:b/>
-                <w:bCs/>
-                <w:color w:val="262626"/>
-                <w:sz w:val="21"/>
-                <w:szCs w:val="21"/>
-                <w:lang w:eastAsia="zh-CN"/>
-              </w:rPr>
-              <w:t>免疫超进展相关基因（HPD）</w:t>
-            </w:r>
-          </w:p>
-        </w:tc>
-        <w:tc>
-          <w:tcPr>
-            <w:tcW w:w="2839" w:type="pct"/>
-            <w:tcBorders>
-              <w:top w:val="single" w:color="31849B" w:sz="8" w:space="0"/>
-              <w:left w:val="single" w:color="31849B" w:sz="8" w:space="0"/>
-              <w:bottom w:val="single" w:color="31849B" w:sz="8" w:space="0"/>
-            </w:tcBorders>
-            <w:shd w:val="clear" w:color="auto" w:fill="auto"/>
-            <w:vAlign w:val="center"/>
-          </w:tcPr>
-          <w:p>
-            <w:pPr>
-              <w:pStyle w:val="21"/>
-              <w:keepNext w:val="0"/>
-              <w:keepLines w:val="0"/>
-              <w:pageBreakBefore w:val="0"/>
-              <w:widowControl w:val="0"/>
-              <w:kinsoku/>
-              <w:wordWrap/>
-              <w:overflowPunct/>
-              <w:topLinePunct w:val="0"/>
-              <w:autoSpaceDE/>
-              <w:autoSpaceDN/>
-              <w:bidi w:val="0"/>
-              <w:snapToGrid w:val="0"/>
-              <w:spacing w:before="77"/>
-              <w:ind w:left="119" w:leftChars="0" w:right="119" w:rightChars="0"/>
-              <w:jc w:val="both"/>
-              <w:textAlignment w:val="auto"/>
-              <w:rPr>
-                <w:rFonts w:hint="eastAsia" w:ascii="微软雅黑" w:hAnsi="微软雅黑" w:eastAsia="微软雅黑" w:cs="微软雅黑"/>
-                <w:color w:val="262626"/>
-                <w:sz w:val="18"/>
-                <w:szCs w:val="18"/>
-                <w:lang w:eastAsia="zh-CN"/>
-              </w:rPr>
-            </w:pPr>
-            <w:r>
-              <w:rPr>
-                <w:rFonts w:hint="default" w:ascii="Times New Roman" w:hAnsi="Times New Roman" w:eastAsia="微软雅黑" w:cs="Times New Roman"/>
-                <w:color w:val="262626"/>
-                <w:sz w:val="21"/>
-                <w:szCs w:val="21"/>
-                <w:lang w:val="en-US" w:eastAsia="zh-CN" w:bidi="ar-SA"/>
-              </w:rPr>
-              <w:t>共检出{{summaryOfRresults.hpdImmnueNum}}个超进展相关基因突变</w:t>
+                <w:color w:val="262626"/>
+                <w:sz w:val="21"/>
+                <w:szCs w:val="21"/>
+                <w:lang w:val="en-US" w:eastAsia="zh-CN"/>
+              </w:rPr>
+              <w:t>{{ summaryOfRresults.crCheckLineStrYF1280Size }}</w:t>
+            </w:r>
+            <w:r>
+              <w:rPr>
+                <w:rFonts w:hint="default" w:ascii="Times New Roman" w:hAnsi="Times New Roman" w:eastAsia="微软雅黑" w:cs="Times New Roman"/>
+                <w:color w:val="262626"/>
+                <w:sz w:val="21"/>
+                <w:szCs w:val="21"/>
+                <w:lang w:val="en-US" w:eastAsia="zh-CN"/>
+              </w:rPr>
+              <w:t>个胚系突变，其中</w:t>
+            </w:r>
+            <w:r>
+              <w:rPr>
+                <w:rFonts w:hint="eastAsia" w:ascii="Times New Roman" w:hAnsi="Times New Roman" w:eastAsia="微软雅黑" w:cs="Times New Roman"/>
+                <w:color w:val="262626"/>
+                <w:sz w:val="21"/>
+                <w:szCs w:val="21"/>
+                <w:lang w:val="en-US" w:eastAsia="zh-CN"/>
+              </w:rPr>
+              <w:t>{{summaryOfRresults.hasPathogenicityCount}}</w:t>
+            </w:r>
+            <w:r>
+              <w:rPr>
+                <w:rFonts w:hint="default" w:ascii="Times New Roman" w:hAnsi="Times New Roman" w:eastAsia="微软雅黑" w:cs="Times New Roman"/>
+                <w:color w:val="262626"/>
+                <w:sz w:val="21"/>
+                <w:szCs w:val="21"/>
+                <w:lang w:val="en-US" w:eastAsia="zh-CN"/>
+              </w:rPr>
+              <w:t>个为致病</w:t>
+            </w:r>
+            <w:r>
+              <w:rPr>
+                <w:rFonts w:hint="eastAsia" w:ascii="Times New Roman" w:hAnsi="Times New Roman" w:eastAsia="微软雅黑" w:cs="Times New Roman"/>
+                <w:color w:val="262626"/>
+                <w:sz w:val="21"/>
+                <w:szCs w:val="21"/>
+                <w:lang w:val="en-US" w:eastAsia="zh-CN"/>
+              </w:rPr>
+              <w:t>/可能</w:t>
+            </w:r>
+            <w:r>
+              <w:rPr>
+                <w:rFonts w:hint="default" w:ascii="Times New Roman" w:hAnsi="Times New Roman" w:eastAsia="微软雅黑" w:cs="Times New Roman"/>
+                <w:color w:val="262626"/>
+                <w:sz w:val="21"/>
+                <w:szCs w:val="21"/>
+                <w:lang w:val="en-US" w:eastAsia="zh-CN"/>
+              </w:rPr>
+              <w:t>致病</w:t>
+            </w:r>
+            <w:r>
+              <w:rPr>
+                <w:rFonts w:hint="eastAsia" w:ascii="Times New Roman" w:hAnsi="Times New Roman" w:eastAsia="微软雅黑" w:cs="Times New Roman"/>
+                <w:color w:val="262626"/>
+                <w:sz w:val="21"/>
+                <w:szCs w:val="21"/>
+                <w:lang w:val="en-US" w:eastAsia="zh-CN"/>
+              </w:rPr>
+              <w:t>性</w:t>
+            </w:r>
+            <w:r>
+              <w:rPr>
+                <w:rFonts w:hint="default" w:ascii="Times New Roman" w:hAnsi="Times New Roman" w:eastAsia="微软雅黑" w:cs="Times New Roman"/>
+                <w:color w:val="262626"/>
+                <w:sz w:val="21"/>
+                <w:szCs w:val="21"/>
+                <w:lang w:val="en-US" w:eastAsia="zh-CN"/>
+              </w:rPr>
+              <w:t>突变</w:t>
+            </w:r>
+            <w:r>
+              <w:rPr>
+                <w:rFonts w:hint="eastAsia" w:ascii="Times New Roman" w:hAnsi="Times New Roman" w:eastAsia="微软雅黑" w:cs="Times New Roman"/>
+                <w:color w:val="262626"/>
+                <w:sz w:val="21"/>
+                <w:szCs w:val="21"/>
+                <w:lang w:val="en-US" w:eastAsia="zh-CN"/>
+              </w:rPr>
+              <w:t>{{</w:t>
+            </w:r>
+            <w:r>
+              <w:rPr>
+                <w:rFonts w:hint="default" w:ascii="Times New Roman" w:hAnsi="Times New Roman" w:eastAsia="微软雅黑" w:cs="Times New Roman"/>
+                <w:color w:val="262626"/>
+                <w:sz w:val="21"/>
+                <w:szCs w:val="21"/>
+                <w:lang w:val="en-US" w:eastAsia="zh-CN"/>
+              </w:rPr>
+              <w:t>crCheckDrugStr</w:t>
+            </w:r>
+            <w:r>
+              <w:rPr>
+                <w:rFonts w:hint="eastAsia" w:ascii="Times New Roman" w:hAnsi="Times New Roman" w:eastAsia="微软雅黑" w:cs="Times New Roman"/>
+                <w:color w:val="262626"/>
+                <w:sz w:val="21"/>
+                <w:szCs w:val="21"/>
+                <w:lang w:val="en-US" w:eastAsia="zh-CN"/>
+              </w:rPr>
+              <w:t>}}{{summaryOfRresults.</w:t>
+            </w:r>
+            <w:r>
+              <w:rPr>
+                <w:rFonts w:hint="default" w:ascii="Times New Roman" w:hAnsi="Times New Roman" w:eastAsia="微软雅黑" w:cs="Times New Roman"/>
+                <w:color w:val="262626"/>
+                <w:sz w:val="21"/>
+                <w:szCs w:val="21"/>
+                <w:lang w:val="en-US" w:eastAsia="zh-CN"/>
+              </w:rPr>
+              <w:t>cr_tumors_desc</w:t>
+            </w:r>
+            <w:r>
+              <w:rPr>
+                <w:rFonts w:hint="eastAsia" w:ascii="Times New Roman" w:hAnsi="Times New Roman" w:eastAsia="微软雅黑" w:cs="Times New Roman"/>
+                <w:color w:val="262626"/>
+                <w:sz w:val="21"/>
+                <w:szCs w:val="21"/>
+                <w:lang w:val="en-US" w:eastAsia="zh-CN"/>
+              </w:rPr>
+              <w:t>}}</w:t>
             </w:r>
           </w:p>
         </w:tc>
@@ -3586,192 +1767,22 @@
               <w:jc w:val="both"/>
               <w:textAlignment w:val="auto"/>
               <w:rPr>
-                <w:rFonts w:ascii="Times New Roman" w:hAnsi="Times New Roman" w:eastAsia="微软雅黑" w:cs="Times New Roman"/>
-                <w:color w:val="262626"/>
-                <w:sz w:val="21"/>
-                <w:szCs w:val="21"/>
-                <w:lang w:eastAsia="zh-CN"/>
-              </w:rPr>
-            </w:pPr>
-            <w:r>
-              <w:rPr>
-                <w:rFonts w:hint="eastAsia" w:ascii="Times New Roman" w:hAnsi="Times New Roman" w:eastAsia="微软雅黑" w:cs="Times New Roman"/>
-                <w:color w:val="262626"/>
-                <w:sz w:val="21"/>
-                <w:szCs w:val="21"/>
-                <w:lang w:eastAsia="zh-CN"/>
-              </w:rPr>
-              <w:t>{%tr if reportInfo.conf.hrr%}</w:t>
-            </w:r>
-          </w:p>
-        </w:tc>
-      </w:tr>
-      <w:tr>
-        <w:tblPrEx>
-          <w:tblBorders>
-            <w:top w:val="none" w:color="auto" w:sz="0" w:space="0"/>
-            <w:left w:val="none" w:color="auto" w:sz="0" w:space="0"/>
-            <w:bottom w:val="none" w:color="auto" w:sz="0" w:space="0"/>
-            <w:right w:val="none" w:color="auto" w:sz="0" w:space="0"/>
-            <w:insideH w:val="none" w:color="auto" w:sz="0" w:space="0"/>
-            <w:insideV w:val="none" w:color="auto" w:sz="0" w:space="0"/>
-          </w:tblBorders>
-          <w:tblCellMar>
-            <w:top w:w="0" w:type="dxa"/>
-            <w:left w:w="0" w:type="dxa"/>
-            <w:bottom w:w="0" w:type="dxa"/>
-            <w:right w:w="0" w:type="dxa"/>
-          </w:tblCellMar>
-        </w:tblPrEx>
-        <w:trPr>
-          <w:trHeight w:val="397" w:hRule="atLeast"/>
-          <w:jc w:val="center"/>
-        </w:trPr>
-        <w:tc>
-          <w:tcPr>
-            <w:tcW w:w="2160" w:type="pct"/>
-            <w:gridSpan w:val="2"/>
-            <w:tcBorders>
-              <w:top w:val="single" w:color="31849B" w:sz="8" w:space="0"/>
-              <w:bottom w:val="single" w:color="31849B" w:sz="8" w:space="0"/>
-              <w:right w:val="single" w:color="31849B" w:sz="8" w:space="0"/>
-            </w:tcBorders>
-            <w:shd w:val="clear" w:color="auto" w:fill="auto"/>
-            <w:vAlign w:val="center"/>
-          </w:tcPr>
-          <w:p>
-            <w:pPr>
-              <w:pStyle w:val="21"/>
-              <w:keepNext w:val="0"/>
-              <w:keepLines w:val="0"/>
-              <w:pageBreakBefore w:val="0"/>
-              <w:widowControl w:val="0"/>
-              <w:kinsoku/>
-              <w:wordWrap/>
-              <w:overflowPunct/>
-              <w:topLinePunct w:val="0"/>
-              <w:autoSpaceDE/>
-              <w:autoSpaceDN/>
-              <w:bidi w:val="0"/>
-              <w:adjustRightInd w:val="0"/>
-              <w:snapToGrid w:val="0"/>
-              <w:spacing w:line="240" w:lineRule="auto"/>
-              <w:ind w:left="110" w:leftChars="50"/>
-              <w:jc w:val="both"/>
-              <w:textAlignment w:val="auto"/>
-              <w:rPr>
-                <w:rFonts w:ascii="Times New Roman" w:hAnsi="Times New Roman" w:eastAsia="微软雅黑" w:cs="Times New Roman"/>
-                <w:b/>
-                <w:bCs/>
-                <w:color w:val="262626"/>
-                <w:sz w:val="21"/>
-                <w:szCs w:val="21"/>
-                <w:lang w:eastAsia="zh-CN"/>
-              </w:rPr>
-            </w:pPr>
-            <w:r>
-              <w:rPr>
-                <w:rFonts w:ascii="微软雅黑" w:hAnsi="微软雅黑" w:eastAsia="微软雅黑" w:cs="微软雅黑"/>
-                <w:b/>
-                <w:bCs/>
-                <w:color w:val="262626"/>
-                <w:kern w:val="0"/>
-                <w:sz w:val="21"/>
-                <w:szCs w:val="21"/>
-                <w:lang w:val="en-US" w:eastAsia="zh-CN" w:bidi="ar"/>
-              </w:rPr>
-              <w:t>同源重组修复（</w:t>
-            </w:r>
-            <w:r>
-              <w:rPr>
-                <w:rFonts w:hint="default" w:ascii="Times New Roman" w:hAnsi="Times New Roman" w:eastAsia="宋体" w:cs="Times New Roman"/>
-                <w:b/>
-                <w:bCs/>
-                <w:color w:val="262626"/>
-                <w:kern w:val="0"/>
-                <w:sz w:val="21"/>
-                <w:szCs w:val="21"/>
-                <w:lang w:val="en-US" w:eastAsia="zh-CN" w:bidi="ar"/>
-              </w:rPr>
-              <w:t>HRR</w:t>
-            </w:r>
-            <w:r>
-              <w:rPr>
-                <w:rFonts w:hint="eastAsia" w:ascii="Times New Roman" w:hAnsi="Times New Roman" w:cs="Times New Roman"/>
-                <w:b/>
-                <w:bCs/>
-                <w:color w:val="262626"/>
-                <w:kern w:val="0"/>
-                <w:sz w:val="21"/>
-                <w:szCs w:val="21"/>
-                <w:lang w:val="en-US" w:eastAsia="zh-CN" w:bidi="ar"/>
-              </w:rPr>
-              <w:t>）</w:t>
-            </w:r>
-            <w:r>
-              <w:rPr>
-                <w:rFonts w:hint="eastAsia" w:ascii="微软雅黑" w:hAnsi="微软雅黑" w:eastAsia="微软雅黑" w:cs="微软雅黑"/>
-                <w:b/>
-                <w:bCs/>
-                <w:color w:val="262626"/>
-                <w:kern w:val="0"/>
-                <w:sz w:val="21"/>
-                <w:szCs w:val="21"/>
-                <w:lang w:val="en-US" w:eastAsia="zh-CN" w:bidi="ar"/>
-              </w:rPr>
-              <w:t>基因检测</w:t>
-            </w:r>
-          </w:p>
-        </w:tc>
-        <w:tc>
-          <w:tcPr>
-            <w:tcW w:w="2839" w:type="pct"/>
-            <w:tcBorders>
-              <w:top w:val="single" w:color="31849B" w:sz="8" w:space="0"/>
-              <w:left w:val="single" w:color="31849B" w:sz="8" w:space="0"/>
-              <w:bottom w:val="single" w:color="31849B" w:sz="8" w:space="0"/>
-            </w:tcBorders>
-            <w:shd w:val="clear" w:color="auto" w:fill="auto"/>
-            <w:vAlign w:val="center"/>
-          </w:tcPr>
-          <w:p>
-            <w:pPr>
-              <w:pStyle w:val="21"/>
-              <w:keepNext w:val="0"/>
-              <w:keepLines w:val="0"/>
-              <w:pageBreakBefore w:val="0"/>
-              <w:widowControl w:val="0"/>
-              <w:kinsoku/>
-              <w:wordWrap/>
-              <w:overflowPunct/>
-              <w:topLinePunct w:val="0"/>
-              <w:autoSpaceDE/>
-              <w:autoSpaceDN/>
-              <w:bidi w:val="0"/>
-              <w:adjustRightInd w:val="0"/>
-              <w:snapToGrid w:val="0"/>
-              <w:spacing w:line="240" w:lineRule="auto"/>
-              <w:ind w:left="110" w:leftChars="50" w:right="119" w:rightChars="0"/>
-              <w:jc w:val="both"/>
-              <w:textAlignment w:val="auto"/>
-              <w:rPr>
-                <w:rFonts w:ascii="Times New Roman" w:hAnsi="Times New Roman" w:eastAsia="微软雅黑" w:cs="Times New Roman"/>
-                <w:color w:val="262626"/>
-                <w:sz w:val="21"/>
-                <w:szCs w:val="21"/>
-                <w:lang w:eastAsia="zh-CN"/>
-              </w:rPr>
-            </w:pPr>
-            <w:r>
-              <w:rPr>
-                <w:rFonts w:hint="default" w:ascii="Times New Roman" w:hAnsi="Times New Roman" w:eastAsia="微软雅黑" w:cs="Times New Roman"/>
-                <w:color w:val="262626"/>
-                <w:kern w:val="0"/>
-                <w:sz w:val="21"/>
-                <w:szCs w:val="21"/>
-                <w:lang w:val="en-US" w:eastAsia="zh-CN" w:bidi="ar"/>
-              </w:rPr>
-              <w:t>共检出{{summaryOfRresults.HRRDetectedGeneCount}}个HRR基因失活突变</w:t>
+                <w:rFonts w:hint="default" w:ascii="Times New Roman" w:hAnsi="Times New Roman" w:eastAsia="微软雅黑" w:cs="Times New Roman"/>
+                <w:color w:val="262626"/>
+                <w:sz w:val="21"/>
+                <w:szCs w:val="21"/>
+                <w:lang w:val="en-US" w:eastAsia="zh-CN"/>
+              </w:rPr>
+            </w:pPr>
+            <w:r>
+              <w:rPr>
+                <w:rFonts w:hint="default" w:ascii="Times New Roman" w:hAnsi="Times New Roman" w:eastAsia="微软雅黑" w:cs="Times New Roman"/>
+                <w:color w:val="262626"/>
+                <w:sz w:val="21"/>
+                <w:szCs w:val="21"/>
+                <w:lang w:val="en-US" w:eastAsia="zh-CN"/>
+              </w:rPr>
+              <w:t>{%tr if reportInfo.conf.thyroidCancerPrognosis and disease.ThyroidCarcinoma %}</w:t>
             </w:r>
           </w:p>
         </w:tc>
@@ -3800,10 +1811,63 @@
         </w:trPr>
         <w:tc>
           <w:tcPr>
-            <w:tcW w:w="5000" w:type="pct"/>
-            <w:gridSpan w:val="3"/>
+            <w:tcW w:w="2160" w:type="pct"/>
+            <w:gridSpan w:val="2"/>
             <w:tcBorders>
               <w:top w:val="single" w:color="31849B" w:sz="8" w:space="0"/>
+              <w:bottom w:val="single" w:color="31849B" w:sz="8" w:space="0"/>
+              <w:right w:val="single" w:color="31849B" w:sz="8" w:space="0"/>
+            </w:tcBorders>
+            <w:shd w:val="clear" w:color="auto" w:fill="auto"/>
+            <w:vAlign w:val="center"/>
+          </w:tcPr>
+          <w:p>
+            <w:pPr>
+              <w:keepNext w:val="0"/>
+              <w:keepLines w:val="0"/>
+              <w:pageBreakBefore w:val="0"/>
+              <w:widowControl w:val="0"/>
+              <w:kinsoku/>
+              <w:wordWrap/>
+              <w:overflowPunct/>
+              <w:topLinePunct w:val="0"/>
+              <w:autoSpaceDE/>
+              <w:autoSpaceDN/>
+              <w:bidi w:val="0"/>
+              <w:adjustRightInd/>
+              <w:snapToGrid w:val="0"/>
+              <w:ind w:left="57" w:leftChars="0" w:right="57" w:rightChars="0"/>
+              <w:jc w:val="left"/>
+              <w:textAlignment w:val="auto"/>
+              <w:rPr>
+                <w:rFonts w:ascii="Times New Roman" w:hAnsi="Times New Roman" w:eastAsia="微软雅黑" w:cs="Times New Roman"/>
+                <w:b/>
+                <w:bCs/>
+                <w:color w:val="262626"/>
+                <w:sz w:val="21"/>
+                <w:szCs w:val="21"/>
+              </w:rPr>
+            </w:pPr>
+            <w:r>
+              <w:rPr>
+                <w:rFonts w:hint="eastAsia" w:ascii="Times New Roman" w:hAnsi="Times New Roman" w:eastAsia="微软雅黑" w:cs="Times New Roman"/>
+                <w:b/>
+                <w:bCs/>
+                <w:color w:val="262626"/>
+                <w:sz w:val="21"/>
+                <w:szCs w:val="21"/>
+                <w:lang w:eastAsia="zh-CN"/>
+              </w:rPr>
+              <w:t>预后评估</w:t>
+            </w:r>
+          </w:p>
+        </w:tc>
+        <w:tc>
+          <w:tcPr>
+            <w:tcW w:w="2839" w:type="pct"/>
+            <w:tcBorders>
+              <w:top w:val="single" w:color="31849B" w:sz="8" w:space="0"/>
+              <w:left w:val="single" w:color="31849B" w:sz="8" w:space="0"/>
               <w:bottom w:val="single" w:color="31849B" w:sz="8" w:space="0"/>
             </w:tcBorders>
             <w:shd w:val="clear" w:color="auto" w:fill="auto"/>
@@ -3830,264 +1894,22 @@
               <w:jc w:val="both"/>
               <w:textAlignment w:val="auto"/>
               <w:rPr>
-                <w:rFonts w:ascii="Times New Roman" w:hAnsi="Times New Roman" w:eastAsia="微软雅黑" w:cs="Times New Roman"/>
-                <w:color w:val="262626"/>
-                <w:sz w:val="21"/>
-                <w:szCs w:val="21"/>
-                <w:lang w:eastAsia="zh-CN"/>
-              </w:rPr>
-            </w:pPr>
-            <w:r>
-              <w:rPr>
-                <w:rFonts w:hint="eastAsia" w:ascii="Times New Roman" w:hAnsi="Times New Roman" w:eastAsia="微软雅黑" w:cs="Times New Roman"/>
-                <w:color w:val="262626"/>
-                <w:sz w:val="21"/>
-                <w:szCs w:val="21"/>
-                <w:lang w:eastAsia="zh-CN"/>
-              </w:rPr>
-              <w:t>{%tr endif %}</w:t>
-            </w:r>
-          </w:p>
-        </w:tc>
-      </w:tr>
-      <w:tr>
-        <w:tblPrEx>
-          <w:tblBorders>
-            <w:top w:val="none" w:color="auto" w:sz="0" w:space="0"/>
-            <w:left w:val="none" w:color="auto" w:sz="0" w:space="0"/>
-            <w:bottom w:val="none" w:color="auto" w:sz="0" w:space="0"/>
-            <w:right w:val="none" w:color="auto" w:sz="0" w:space="0"/>
-            <w:insideH w:val="none" w:color="auto" w:sz="0" w:space="0"/>
-            <w:insideV w:val="none" w:color="auto" w:sz="0" w:space="0"/>
-          </w:tblBorders>
-          <w:tblCellMar>
-            <w:top w:w="0" w:type="dxa"/>
-            <w:left w:w="0" w:type="dxa"/>
-            <w:bottom w:w="0" w:type="dxa"/>
-            <w:right w:w="0" w:type="dxa"/>
-          </w:tblCellMar>
-        </w:tblPrEx>
-        <w:trPr>
-          <w:trHeight w:val="397" w:hRule="atLeast"/>
-          <w:jc w:val="center"/>
-        </w:trPr>
-        <w:tc>
-          <w:tcPr>
-            <w:tcW w:w="5000" w:type="pct"/>
-            <w:gridSpan w:val="3"/>
-            <w:tcBorders>
-              <w:top w:val="single" w:color="31849B" w:sz="8" w:space="0"/>
-              <w:bottom w:val="single" w:color="31849B" w:sz="8" w:space="0"/>
-            </w:tcBorders>
-            <w:shd w:val="clear" w:color="auto" w:fill="auto"/>
-            <w:vAlign w:val="center"/>
-          </w:tcPr>
-          <w:p>
-            <w:pPr>
-              <w:pStyle w:val="21"/>
-              <w:keepNext w:val="0"/>
-              <w:keepLines w:val="0"/>
-              <w:pageBreakBefore w:val="0"/>
-              <w:widowControl w:val="0"/>
-              <w:kinsoku/>
-              <w:wordWrap/>
-              <w:overflowPunct/>
-              <w:topLinePunct w:val="0"/>
-              <w:autoSpaceDE/>
-              <w:autoSpaceDN/>
-              <w:bidi w:val="0"/>
-              <w:adjustRightInd w:val="0"/>
-              <w:snapToGrid w:val="0"/>
-              <w:spacing w:line="240" w:lineRule="auto"/>
-              <w:ind w:left="110" w:leftChars="50" w:right="119" w:rightChars="0"/>
-              <w:jc w:val="both"/>
-              <w:textAlignment w:val="auto"/>
-              <w:rPr>
-                <w:rFonts w:ascii="Times New Roman" w:hAnsi="Times New Roman" w:eastAsia="微软雅黑" w:cs="Times New Roman"/>
-                <w:color w:val="262626"/>
-                <w:sz w:val="21"/>
-                <w:szCs w:val="21"/>
-                <w:lang w:eastAsia="zh-CN"/>
-              </w:rPr>
-            </w:pPr>
-            <w:r>
-              <w:rPr>
-                <w:rFonts w:hint="eastAsia" w:ascii="Times New Roman" w:hAnsi="Times New Roman" w:eastAsia="微软雅黑" w:cs="Times New Roman"/>
-                <w:color w:val="262626"/>
-                <w:sz w:val="21"/>
-                <w:szCs w:val="21"/>
-                <w:lang w:eastAsia="zh-CN"/>
-              </w:rPr>
-              <w:t>{%tr if urinaryProstateDisease != ‘’%}</w:t>
-            </w:r>
-          </w:p>
-        </w:tc>
-      </w:tr>
-      <w:tr>
-        <w:tblPrEx>
-          <w:tblBorders>
-            <w:top w:val="none" w:color="auto" w:sz="0" w:space="0"/>
-            <w:left w:val="none" w:color="auto" w:sz="0" w:space="0"/>
-            <w:bottom w:val="none" w:color="auto" w:sz="0" w:space="0"/>
-            <w:right w:val="none" w:color="auto" w:sz="0" w:space="0"/>
-            <w:insideH w:val="none" w:color="auto" w:sz="0" w:space="0"/>
-            <w:insideV w:val="none" w:color="auto" w:sz="0" w:space="0"/>
-          </w:tblBorders>
-          <w:tblCellMar>
-            <w:top w:w="0" w:type="dxa"/>
-            <w:left w:w="0" w:type="dxa"/>
-            <w:bottom w:w="0" w:type="dxa"/>
-            <w:right w:w="0" w:type="dxa"/>
-          </w:tblCellMar>
-        </w:tblPrEx>
-        <w:trPr>
-          <w:trHeight w:val="397" w:hRule="atLeast"/>
-          <w:jc w:val="center"/>
-        </w:trPr>
-        <w:tc>
-          <w:tcPr>
-            <w:tcW w:w="2160" w:type="pct"/>
-            <w:gridSpan w:val="2"/>
-            <w:tcBorders>
-              <w:top w:val="single" w:color="31849B" w:sz="8" w:space="0"/>
-              <w:bottom w:val="single" w:color="31849B" w:sz="8" w:space="0"/>
-              <w:right w:val="single" w:color="31849B" w:sz="8" w:space="0"/>
-            </w:tcBorders>
-            <w:shd w:val="clear" w:color="auto" w:fill="auto"/>
-            <w:vAlign w:val="center"/>
-          </w:tcPr>
-          <w:p>
-            <w:pPr>
-              <w:pStyle w:val="21"/>
-              <w:keepNext w:val="0"/>
-              <w:keepLines w:val="0"/>
-              <w:pageBreakBefore w:val="0"/>
-              <w:widowControl w:val="0"/>
-              <w:kinsoku/>
-              <w:wordWrap/>
-              <w:overflowPunct/>
-              <w:topLinePunct w:val="0"/>
-              <w:autoSpaceDE/>
-              <w:autoSpaceDN/>
-              <w:bidi w:val="0"/>
-              <w:adjustRightInd w:val="0"/>
-              <w:snapToGrid w:val="0"/>
-              <w:spacing w:line="240" w:lineRule="auto"/>
-              <w:ind w:left="110" w:leftChars="50"/>
-              <w:jc w:val="both"/>
-              <w:textAlignment w:val="auto"/>
-              <w:rPr>
-                <w:rFonts w:ascii="Times New Roman" w:hAnsi="Times New Roman" w:eastAsia="微软雅黑" w:cs="Times New Roman"/>
-                <w:b/>
-                <w:bCs/>
-                <w:color w:val="262626"/>
-                <w:sz w:val="21"/>
-                <w:szCs w:val="21"/>
-                <w:lang w:eastAsia="zh-CN"/>
-              </w:rPr>
-            </w:pPr>
-            <w:r>
-              <w:rPr>
-                <w:rFonts w:hint="default" w:ascii="Times New Roman" w:hAnsi="Times New Roman" w:eastAsia="微软雅黑" w:cs="Times New Roman"/>
-                <w:b/>
-                <w:bCs/>
-                <w:color w:val="262626"/>
-                <w:sz w:val="21"/>
-                <w:szCs w:val="21"/>
-                <w:lang w:val="en-US" w:eastAsia="zh-CN" w:bidi="ar-SA"/>
-              </w:rPr>
-              <w:t>预后相关</w:t>
-            </w:r>
-          </w:p>
-        </w:tc>
-        <w:tc>
-          <w:tcPr>
-            <w:tcW w:w="2839" w:type="pct"/>
-            <w:tcBorders>
-              <w:top w:val="single" w:color="31849B" w:sz="8" w:space="0"/>
-              <w:left w:val="single" w:color="31849B" w:sz="8" w:space="0"/>
-              <w:bottom w:val="single" w:color="31849B" w:sz="8" w:space="0"/>
-            </w:tcBorders>
-            <w:shd w:val="clear" w:color="auto" w:fill="auto"/>
-            <w:vAlign w:val="center"/>
-          </w:tcPr>
-          <w:p>
-            <w:pPr>
-              <w:pStyle w:val="21"/>
-              <w:keepNext w:val="0"/>
-              <w:keepLines w:val="0"/>
-              <w:pageBreakBefore w:val="0"/>
-              <w:widowControl w:val="0"/>
-              <w:kinsoku/>
-              <w:wordWrap/>
-              <w:overflowPunct/>
-              <w:topLinePunct w:val="0"/>
-              <w:autoSpaceDE/>
-              <w:autoSpaceDN/>
-              <w:bidi w:val="0"/>
-              <w:adjustRightInd w:val="0"/>
-              <w:snapToGrid w:val="0"/>
-              <w:spacing w:line="240" w:lineRule="auto"/>
-              <w:ind w:left="110" w:leftChars="50" w:right="119" w:rightChars="0"/>
-              <w:jc w:val="both"/>
-              <w:textAlignment w:val="auto"/>
-              <w:rPr>
-                <w:rFonts w:ascii="Times New Roman" w:hAnsi="Times New Roman" w:eastAsia="微软雅黑" w:cs="Times New Roman"/>
-                <w:color w:val="262626"/>
-                <w:sz w:val="21"/>
-                <w:szCs w:val="21"/>
-                <w:lang w:eastAsia="zh-CN"/>
-              </w:rPr>
-            </w:pPr>
-            <w:r>
-              <w:rPr>
-                <w:rFonts w:hint="default" w:ascii="Times New Roman" w:hAnsi="Times New Roman" w:eastAsia="微软雅黑" w:cs="Times New Roman"/>
-                <w:color w:val="262626"/>
-                <w:sz w:val="21"/>
-                <w:szCs w:val="21"/>
-                <w:lang w:val="en-US" w:eastAsia="zh-CN" w:bidi="ar-SA"/>
-              </w:rPr>
-              <w:t>详见</w:t>
-            </w:r>
-            <w:r>
-              <w:rPr>
-                <w:rFonts w:hint="eastAsia" w:ascii="微软雅黑" w:hAnsi="微软雅黑" w:eastAsia="微软雅黑" w:cs="微软雅黑"/>
-                <w:color w:val="262626"/>
-                <w:sz w:val="21"/>
-                <w:szCs w:val="21"/>
-                <w:lang w:val="en-US" w:eastAsia="zh-CN" w:bidi="ar-SA"/>
-              </w:rPr>
-              <w:t>“</w:t>
-            </w:r>
-            <w:r>
-              <w:rPr>
-                <w:rFonts w:hint="default" w:ascii="Times New Roman" w:hAnsi="Times New Roman" w:eastAsia="微软雅黑" w:cs="Times New Roman"/>
-                <w:color w:val="262626"/>
-                <w:sz w:val="21"/>
-                <w:szCs w:val="21"/>
-                <w:lang w:val="en-US" w:eastAsia="zh-CN" w:bidi="ar-SA"/>
-              </w:rPr>
-              <w:t>预后相关基因检测结果及解析</w:t>
-            </w:r>
-            <w:r>
-              <w:rPr>
-                <w:rFonts w:hint="eastAsia" w:ascii="微软雅黑" w:hAnsi="微软雅黑" w:eastAsia="微软雅黑" w:cs="微软雅黑"/>
-                <w:color w:val="262626"/>
-                <w:sz w:val="21"/>
-                <w:szCs w:val="21"/>
-                <w:lang w:val="en-US" w:eastAsia="zh-CN" w:bidi="ar-SA"/>
-              </w:rPr>
-              <w:t>”</w:t>
-            </w:r>
-            <w:r>
-              <w:rPr>
-                <w:rFonts w:hint="default" w:ascii="Times New Roman" w:hAnsi="Times New Roman" w:eastAsia="微软雅黑" w:cs="Times New Roman"/>
-                <w:color w:val="262626"/>
-                <w:sz w:val="21"/>
-                <w:szCs w:val="21"/>
-                <w:lang w:val="en-US" w:eastAsia="zh-CN" w:bidi="ar-SA"/>
-              </w:rPr>
-              <w:t>部分</w:t>
+                <w:rFonts w:hint="default" w:ascii="Times New Roman" w:hAnsi="Times New Roman" w:eastAsia="微软雅黑" w:cs="Times New Roman"/>
+                <w:color w:val="262626"/>
+                <w:sz w:val="21"/>
+                <w:szCs w:val="21"/>
+                <w:lang w:val="en-US" w:eastAsia="zh-CN"/>
+              </w:rPr>
+            </w:pPr>
+            <w:r>
+              <w:rPr>
+                <w:rFonts w:hint="default" w:ascii="Times New Roman" w:hAnsi="Times New Roman" w:eastAsia="微软雅黑" w:cs="Times New Roman"/>
+                <w:color w:val="262626"/>
+                <w:sz w:val="21"/>
+                <w:szCs w:val="21"/>
+                <w:lang w:val="en-US" w:eastAsia="zh-CN"/>
+              </w:rPr>
+              <w:t>共检出{{ summaryOfRresults.thisGeneticmarkerVwListSize }}个体细胞突变，其中{{ summaryOfRresults.prognosticEvaluationSize }}个与预后相关{{ peDrugStr }}</w:t>
             </w:r>
           </w:p>
         </w:tc>
@@ -4146,95 +1968,22 @@
               <w:jc w:val="both"/>
               <w:textAlignment w:val="auto"/>
               <w:rPr>
-                <w:rFonts w:ascii="Times New Roman" w:hAnsi="Times New Roman" w:eastAsia="微软雅黑" w:cs="Times New Roman"/>
-                <w:color w:val="262626"/>
-                <w:sz w:val="21"/>
-                <w:szCs w:val="21"/>
-                <w:lang w:eastAsia="zh-CN"/>
-              </w:rPr>
-            </w:pPr>
-            <w:r>
-              <w:rPr>
-                <w:rFonts w:hint="eastAsia" w:ascii="Times New Roman" w:hAnsi="Times New Roman" w:eastAsia="微软雅黑" w:cs="Times New Roman"/>
-                <w:color w:val="262626"/>
-                <w:sz w:val="21"/>
-                <w:szCs w:val="21"/>
-                <w:lang w:eastAsia="zh-CN"/>
+                <w:rFonts w:hint="default" w:ascii="Times New Roman" w:hAnsi="Times New Roman" w:eastAsia="微软雅黑" w:cs="Times New Roman"/>
+                <w:color w:val="262626"/>
+                <w:sz w:val="21"/>
+                <w:szCs w:val="21"/>
+                <w:lang w:val="en-US" w:eastAsia="zh-CN"/>
+              </w:rPr>
+            </w:pPr>
+            <w:r>
+              <w:rPr>
+                <w:rFonts w:hint="default" w:ascii="Times New Roman" w:hAnsi="Times New Roman" w:eastAsia="微软雅黑" w:cs="Times New Roman"/>
+                <w:color w:val="262626"/>
+                <w:sz w:val="21"/>
+                <w:szCs w:val="21"/>
+                <w:lang w:val="en-US" w:eastAsia="zh-CN"/>
               </w:rPr>
               <w:t>{%tr endif %}</w:t>
-            </w:r>
-          </w:p>
-        </w:tc>
-      </w:tr>
-      <w:tr>
-        <w:tblPrEx>
-          <w:tblBorders>
-            <w:top w:val="none" w:color="auto" w:sz="0" w:space="0"/>
-            <w:left w:val="none" w:color="auto" w:sz="0" w:space="0"/>
-            <w:bottom w:val="none" w:color="auto" w:sz="0" w:space="0"/>
-            <w:right w:val="none" w:color="auto" w:sz="0" w:space="0"/>
-            <w:insideH w:val="none" w:color="auto" w:sz="0" w:space="0"/>
-            <w:insideV w:val="none" w:color="auto" w:sz="0" w:space="0"/>
-          </w:tblBorders>
-          <w:tblCellMar>
-            <w:top w:w="0" w:type="dxa"/>
-            <w:left w:w="0" w:type="dxa"/>
-            <w:bottom w:w="0" w:type="dxa"/>
-            <w:right w:w="0" w:type="dxa"/>
-          </w:tblCellMar>
-        </w:tblPrEx>
-        <w:trPr>
-          <w:trHeight w:val="397" w:hRule="atLeast"/>
-          <w:jc w:val="center"/>
-        </w:trPr>
-        <w:tc>
-          <w:tcPr>
-            <w:tcW w:w="5000" w:type="pct"/>
-            <w:gridSpan w:val="3"/>
-            <w:tcBorders>
-              <w:top w:val="single" w:color="31849B" w:sz="8" w:space="0"/>
-              <w:bottom w:val="single" w:color="31849B" w:sz="8" w:space="0"/>
-            </w:tcBorders>
-            <w:shd w:val="clear" w:color="auto" w:fill="auto"/>
-            <w:vAlign w:val="center"/>
-          </w:tcPr>
-          <w:p>
-            <w:pPr>
-              <w:pStyle w:val="21"/>
-              <w:keepNext w:val="0"/>
-              <w:keepLines w:val="0"/>
-              <w:pageBreakBefore w:val="0"/>
-              <w:widowControl w:val="0"/>
-              <w:kinsoku/>
-              <w:wordWrap/>
-              <w:overflowPunct/>
-              <w:topLinePunct w:val="0"/>
-              <w:autoSpaceDE/>
-              <w:autoSpaceDN/>
-              <w:bidi w:val="0"/>
-              <w:adjustRightInd w:val="0"/>
-              <w:snapToGrid w:val="0"/>
-              <w:spacing w:line="240" w:lineRule="auto"/>
-              <w:ind w:left="110" w:leftChars="50" w:right="119" w:rightChars="0"/>
-              <w:jc w:val="both"/>
-              <w:textAlignment w:val="auto"/>
-              <w:rPr>
-                <w:rFonts w:ascii="Times New Roman" w:hAnsi="Times New Roman" w:eastAsia="微软雅黑" w:cs="Times New Roman"/>
-                <w:color w:val="262626"/>
-                <w:sz w:val="21"/>
-                <w:szCs w:val="21"/>
-                <w:lang w:eastAsia="zh-CN"/>
-              </w:rPr>
-            </w:pPr>
-            <w:r>
-              <w:rPr>
-                <w:rFonts w:hint="eastAsia" w:ascii="Times New Roman" w:hAnsi="Times New Roman" w:eastAsia="微软雅黑" w:cs="Times New Roman"/>
-                <w:color w:val="262626"/>
-                <w:sz w:val="21"/>
-                <w:szCs w:val="21"/>
-                <w:lang w:eastAsia="zh-CN"/>
-              </w:rPr>
-              <w:t>{%tr if gastrointestinalStromalTumor == True %}</w:t>
             </w:r>
           </w:p>
         </w:tc>
@@ -4263,11 +2012,506 @@
         </w:trPr>
         <w:tc>
           <w:tcPr>
-            <w:tcW w:w="2160" w:type="pct"/>
-            <w:gridSpan w:val="2"/>
+            <w:tcW w:w="5000" w:type="pct"/>
+            <w:gridSpan w:val="3"/>
             <w:tcBorders>
               <w:top w:val="single" w:color="31849B" w:sz="8" w:space="0"/>
               <w:bottom w:val="single" w:color="31849B" w:sz="8" w:space="0"/>
+            </w:tcBorders>
+            <w:shd w:val="clear" w:color="auto" w:fill="auto"/>
+            <w:vAlign w:val="center"/>
+          </w:tcPr>
+          <w:p>
+            <w:pPr>
+              <w:pStyle w:val="21"/>
+              <w:keepNext w:val="0"/>
+              <w:keepLines w:val="0"/>
+              <w:pageBreakBefore w:val="0"/>
+              <w:widowControl w:val="0"/>
+              <w:kinsoku/>
+              <w:wordWrap/>
+              <w:overflowPunct/>
+              <w:topLinePunct w:val="0"/>
+              <w:autoSpaceDE/>
+              <w:autoSpaceDN/>
+              <w:bidi w:val="0"/>
+              <w:adjustRightInd w:val="0"/>
+              <w:snapToGrid w:val="0"/>
+              <w:spacing w:line="240" w:lineRule="auto"/>
+              <w:ind w:left="110" w:leftChars="50" w:right="119" w:rightChars="0"/>
+              <w:jc w:val="both"/>
+              <w:textAlignment w:val="auto"/>
+              <w:rPr>
+                <w:rFonts w:hint="default" w:ascii="Times New Roman" w:hAnsi="Times New Roman" w:eastAsia="微软雅黑" w:cs="Times New Roman"/>
+                <w:color w:val="262626"/>
+                <w:sz w:val="21"/>
+                <w:szCs w:val="21"/>
+                <w:lang w:val="en-US" w:eastAsia="zh-CN"/>
+              </w:rPr>
+            </w:pPr>
+            <w:r>
+              <w:rPr>
+                <w:rFonts w:hint="default" w:ascii="Times New Roman" w:hAnsi="Times New Roman" w:eastAsia="微软雅黑" w:cs="Times New Roman"/>
+                <w:color w:val="262626"/>
+                <w:sz w:val="21"/>
+                <w:szCs w:val="21"/>
+                <w:lang w:val="en-US" w:eastAsia="zh-CN"/>
+              </w:rPr>
+              <w:t>{%tr if prostateCancerFlag %}</w:t>
+            </w:r>
+          </w:p>
+        </w:tc>
+      </w:tr>
+      <w:tr>
+        <w:tblPrEx>
+          <w:tblBorders>
+            <w:top w:val="none" w:color="auto" w:sz="0" w:space="0"/>
+            <w:left w:val="none" w:color="auto" w:sz="0" w:space="0"/>
+            <w:bottom w:val="none" w:color="auto" w:sz="0" w:space="0"/>
+            <w:right w:val="none" w:color="auto" w:sz="0" w:space="0"/>
+            <w:insideH w:val="none" w:color="auto" w:sz="0" w:space="0"/>
+            <w:insideV w:val="none" w:color="auto" w:sz="0" w:space="0"/>
+          </w:tblBorders>
+          <w:shd w:val="clear" w:color="auto" w:fill="auto"/>
+          <w:tblCellMar>
+            <w:top w:w="0" w:type="dxa"/>
+            <w:left w:w="0" w:type="dxa"/>
+            <w:bottom w:w="0" w:type="dxa"/>
+            <w:right w:w="0" w:type="dxa"/>
+          </w:tblCellMar>
+        </w:tblPrEx>
+        <w:trPr>
+          <w:trHeight w:val="397" w:hRule="atLeast"/>
+          <w:jc w:val="center"/>
+        </w:trPr>
+        <w:tc>
+          <w:tcPr>
+            <w:tcW w:w="752" w:type="pct"/>
+            <w:vMerge w:val="restart"/>
+            <w:tcBorders>
+              <w:top w:val="single" w:color="31849B" w:sz="8" w:space="0"/>
+              <w:right w:val="single" w:color="31849B" w:sz="8" w:space="0"/>
+            </w:tcBorders>
+            <w:shd w:val="clear" w:color="auto" w:fill="auto"/>
+            <w:vAlign w:val="center"/>
+          </w:tcPr>
+          <w:p>
+            <w:pPr>
+              <w:keepNext w:val="0"/>
+              <w:keepLines w:val="0"/>
+              <w:pageBreakBefore w:val="0"/>
+              <w:widowControl w:val="0"/>
+              <w:kinsoku/>
+              <w:wordWrap/>
+              <w:overflowPunct/>
+              <w:topLinePunct w:val="0"/>
+              <w:autoSpaceDE/>
+              <w:autoSpaceDN/>
+              <w:bidi w:val="0"/>
+              <w:adjustRightInd/>
+              <w:snapToGrid w:val="0"/>
+              <w:ind w:left="57" w:leftChars="0" w:right="57" w:rightChars="0"/>
+              <w:jc w:val="left"/>
+              <w:textAlignment w:val="auto"/>
+              <w:rPr>
+                <w:rFonts w:hint="eastAsia" w:ascii="Times New Roman" w:hAnsi="Times New Roman" w:eastAsia="微软雅黑" w:cs="Times New Roman"/>
+                <w:b/>
+                <w:bCs/>
+                <w:color w:val="262626"/>
+                <w:sz w:val="21"/>
+                <w:szCs w:val="21"/>
+                <w:lang w:eastAsia="zh-CN"/>
+              </w:rPr>
+            </w:pPr>
+            <w:r>
+              <w:rPr>
+                <w:rFonts w:hint="default" w:ascii="Times New Roman" w:hAnsi="Times New Roman" w:eastAsia="微软雅黑" w:cs="Times New Roman"/>
+                <w:b/>
+                <w:bCs/>
+                <w:color w:val="262626"/>
+                <w:sz w:val="21"/>
+                <w:szCs w:val="21"/>
+                <w:lang w:val="en-US" w:eastAsia="zh-CN" w:bidi="ar-SA"/>
+              </w:rPr>
+              <w:t>内分泌相关</w:t>
+            </w:r>
+          </w:p>
+        </w:tc>
+        <w:tc>
+          <w:tcPr>
+            <w:tcW w:w="1407" w:type="pct"/>
+            <w:tcBorders>
+              <w:top w:val="single" w:color="31849B" w:sz="8" w:space="0"/>
+              <w:bottom w:val="single" w:color="31849B" w:sz="8" w:space="0"/>
+              <w:right w:val="single" w:color="31849B" w:sz="8" w:space="0"/>
+            </w:tcBorders>
+            <w:shd w:val="clear" w:color="auto" w:fill="auto"/>
+            <w:vAlign w:val="center"/>
+          </w:tcPr>
+          <w:p>
+            <w:pPr>
+              <w:keepNext w:val="0"/>
+              <w:keepLines w:val="0"/>
+              <w:pageBreakBefore w:val="0"/>
+              <w:widowControl w:val="0"/>
+              <w:kinsoku/>
+              <w:wordWrap/>
+              <w:overflowPunct/>
+              <w:topLinePunct w:val="0"/>
+              <w:autoSpaceDE/>
+              <w:autoSpaceDN/>
+              <w:bidi w:val="0"/>
+              <w:adjustRightInd/>
+              <w:snapToGrid w:val="0"/>
+              <w:ind w:left="57" w:leftChars="0" w:right="57" w:rightChars="0"/>
+              <w:jc w:val="left"/>
+              <w:textAlignment w:val="auto"/>
+              <w:rPr>
+                <w:rFonts w:hint="eastAsia" w:ascii="Times New Roman" w:hAnsi="Times New Roman" w:eastAsia="微软雅黑" w:cs="Times New Roman"/>
+                <w:b/>
+                <w:bCs/>
+                <w:color w:val="262626"/>
+                <w:sz w:val="21"/>
+                <w:szCs w:val="21"/>
+                <w:lang w:eastAsia="zh-CN"/>
+              </w:rPr>
+            </w:pPr>
+            <w:r>
+              <w:rPr>
+                <w:rFonts w:hint="default" w:ascii="Times New Roman" w:hAnsi="Times New Roman" w:eastAsia="微软雅黑" w:cs="Times New Roman"/>
+                <w:b/>
+                <w:bCs/>
+                <w:color w:val="262626"/>
+                <w:sz w:val="21"/>
+                <w:szCs w:val="21"/>
+                <w:lang w:val="en-US" w:eastAsia="zh-CN" w:bidi="ar-SA"/>
+              </w:rPr>
+              <w:t>内分泌治疗相关</w:t>
+            </w:r>
+          </w:p>
+        </w:tc>
+        <w:tc>
+          <w:tcPr>
+            <w:tcW w:w="2839" w:type="pct"/>
+            <w:tcBorders>
+              <w:top w:val="single" w:color="31849B" w:sz="8" w:space="0"/>
+              <w:left w:val="single" w:color="31849B" w:sz="8" w:space="0"/>
+              <w:bottom w:val="single" w:color="31849B" w:sz="8" w:space="0"/>
+            </w:tcBorders>
+            <w:shd w:val="clear" w:color="auto" w:fill="auto"/>
+            <w:vAlign w:val="center"/>
+          </w:tcPr>
+          <w:p>
+            <w:pPr>
+              <w:pStyle w:val="21"/>
+              <w:keepNext w:val="0"/>
+              <w:keepLines w:val="0"/>
+              <w:pageBreakBefore w:val="0"/>
+              <w:widowControl w:val="0"/>
+              <w:kinsoku/>
+              <w:wordWrap/>
+              <w:overflowPunct/>
+              <w:topLinePunct w:val="0"/>
+              <w:autoSpaceDE/>
+              <w:autoSpaceDN/>
+              <w:bidi w:val="0"/>
+              <w:adjustRightInd w:val="0"/>
+              <w:snapToGrid w:val="0"/>
+              <w:spacing w:line="240" w:lineRule="auto"/>
+              <w:ind w:left="110" w:leftChars="50" w:right="119" w:rightChars="0"/>
+              <w:jc w:val="both"/>
+              <w:textAlignment w:val="auto"/>
+              <w:rPr>
+                <w:rFonts w:hint="default" w:ascii="Times New Roman" w:hAnsi="Times New Roman" w:eastAsia="微软雅黑" w:cs="Times New Roman"/>
+                <w:color w:val="262626"/>
+                <w:sz w:val="21"/>
+                <w:szCs w:val="21"/>
+                <w:lang w:val="en-US" w:eastAsia="zh-CN"/>
+              </w:rPr>
+            </w:pPr>
+            <w:r>
+              <w:rPr>
+                <w:rFonts w:hint="default" w:ascii="Times New Roman" w:hAnsi="Times New Roman" w:eastAsia="微软雅黑" w:cs="Times New Roman"/>
+                <w:color w:val="262626"/>
+                <w:sz w:val="21"/>
+                <w:szCs w:val="21"/>
+                <w:lang w:val="en-US" w:eastAsia="zh-CN" w:bidi="ar-SA"/>
+              </w:rPr>
+              <w:t>共检出{{summaryOfRresults.endocrineTherapySize}}个内分泌治疗相关突变</w:t>
+            </w:r>
+          </w:p>
+        </w:tc>
+      </w:tr>
+      <w:tr>
+        <w:tblPrEx>
+          <w:tblBorders>
+            <w:top w:val="none" w:color="auto" w:sz="0" w:space="0"/>
+            <w:left w:val="none" w:color="auto" w:sz="0" w:space="0"/>
+            <w:bottom w:val="none" w:color="auto" w:sz="0" w:space="0"/>
+            <w:right w:val="none" w:color="auto" w:sz="0" w:space="0"/>
+            <w:insideH w:val="none" w:color="auto" w:sz="0" w:space="0"/>
+            <w:insideV w:val="none" w:color="auto" w:sz="0" w:space="0"/>
+          </w:tblBorders>
+          <w:shd w:val="clear" w:color="auto" w:fill="auto"/>
+          <w:tblCellMar>
+            <w:top w:w="0" w:type="dxa"/>
+            <w:left w:w="0" w:type="dxa"/>
+            <w:bottom w:w="0" w:type="dxa"/>
+            <w:right w:w="0" w:type="dxa"/>
+          </w:tblCellMar>
+        </w:tblPrEx>
+        <w:trPr>
+          <w:trHeight w:val="397" w:hRule="atLeast"/>
+          <w:jc w:val="center"/>
+        </w:trPr>
+        <w:tc>
+          <w:tcPr>
+            <w:tcW w:w="752" w:type="pct"/>
+            <w:vMerge w:val="continue"/>
+            <w:tcBorders>
+              <w:bottom w:val="single" w:color="31849B" w:sz="8" w:space="0"/>
+              <w:right w:val="single" w:color="31849B" w:sz="8" w:space="0"/>
+            </w:tcBorders>
+            <w:shd w:val="clear" w:color="auto" w:fill="auto"/>
+            <w:vAlign w:val="center"/>
+          </w:tcPr>
+          <w:p>
+            <w:pPr>
+              <w:keepNext w:val="0"/>
+              <w:keepLines w:val="0"/>
+              <w:pageBreakBefore w:val="0"/>
+              <w:widowControl w:val="0"/>
+              <w:kinsoku/>
+              <w:wordWrap/>
+              <w:overflowPunct/>
+              <w:topLinePunct w:val="0"/>
+              <w:autoSpaceDE/>
+              <w:autoSpaceDN/>
+              <w:bidi w:val="0"/>
+              <w:adjustRightInd/>
+              <w:snapToGrid w:val="0"/>
+              <w:ind w:left="57" w:leftChars="0" w:right="57" w:rightChars="0"/>
+              <w:jc w:val="left"/>
+              <w:textAlignment w:val="auto"/>
+              <w:rPr>
+                <w:rFonts w:hint="eastAsia" w:ascii="Times New Roman" w:hAnsi="Times New Roman" w:eastAsia="微软雅黑" w:cs="Times New Roman"/>
+                <w:b/>
+                <w:bCs/>
+                <w:color w:val="262626"/>
+                <w:sz w:val="21"/>
+                <w:szCs w:val="21"/>
+                <w:lang w:eastAsia="zh-CN"/>
+              </w:rPr>
+            </w:pPr>
+          </w:p>
+        </w:tc>
+        <w:tc>
+          <w:tcPr>
+            <w:tcW w:w="1407" w:type="pct"/>
+            <w:tcBorders>
+              <w:top w:val="single" w:color="31849B" w:sz="8" w:space="0"/>
+              <w:bottom w:val="single" w:color="31849B" w:sz="8" w:space="0"/>
+              <w:right w:val="single" w:color="31849B" w:sz="8" w:space="0"/>
+            </w:tcBorders>
+            <w:shd w:val="clear" w:color="auto" w:fill="auto"/>
+            <w:vAlign w:val="center"/>
+          </w:tcPr>
+          <w:p>
+            <w:pPr>
+              <w:keepNext w:val="0"/>
+              <w:keepLines w:val="0"/>
+              <w:pageBreakBefore w:val="0"/>
+              <w:widowControl w:val="0"/>
+              <w:kinsoku/>
+              <w:wordWrap/>
+              <w:overflowPunct/>
+              <w:topLinePunct w:val="0"/>
+              <w:autoSpaceDE/>
+              <w:autoSpaceDN/>
+              <w:bidi w:val="0"/>
+              <w:adjustRightInd/>
+              <w:snapToGrid w:val="0"/>
+              <w:ind w:left="57" w:leftChars="0" w:right="57" w:rightChars="0"/>
+              <w:jc w:val="left"/>
+              <w:textAlignment w:val="auto"/>
+              <w:rPr>
+                <w:rFonts w:hint="eastAsia" w:ascii="Times New Roman" w:hAnsi="Times New Roman" w:eastAsia="微软雅黑" w:cs="Times New Roman"/>
+                <w:b/>
+                <w:bCs/>
+                <w:color w:val="262626"/>
+                <w:sz w:val="21"/>
+                <w:szCs w:val="21"/>
+                <w:lang w:eastAsia="zh-CN"/>
+              </w:rPr>
+            </w:pPr>
+            <w:r>
+              <w:rPr>
+                <w:rFonts w:hint="default" w:ascii="Times New Roman" w:hAnsi="Times New Roman" w:eastAsia="微软雅黑" w:cs="Times New Roman"/>
+                <w:b/>
+                <w:bCs/>
+                <w:color w:val="262626"/>
+                <w:sz w:val="21"/>
+                <w:szCs w:val="21"/>
+                <w:lang w:val="en-US" w:eastAsia="en-US" w:bidi="ar-SA"/>
+              </w:rPr>
+              <w:t>神经内分泌分化相关</w:t>
+            </w:r>
+          </w:p>
+        </w:tc>
+        <w:tc>
+          <w:tcPr>
+            <w:tcW w:w="2839" w:type="pct"/>
+            <w:tcBorders>
+              <w:top w:val="single" w:color="31849B" w:sz="8" w:space="0"/>
+              <w:left w:val="single" w:color="31849B" w:sz="8" w:space="0"/>
+              <w:bottom w:val="single" w:color="31849B" w:sz="8" w:space="0"/>
+            </w:tcBorders>
+            <w:shd w:val="clear" w:color="auto" w:fill="auto"/>
+            <w:vAlign w:val="center"/>
+          </w:tcPr>
+          <w:p>
+            <w:pPr>
+              <w:pStyle w:val="21"/>
+              <w:keepNext w:val="0"/>
+              <w:keepLines w:val="0"/>
+              <w:pageBreakBefore w:val="0"/>
+              <w:widowControl w:val="0"/>
+              <w:kinsoku/>
+              <w:wordWrap/>
+              <w:overflowPunct/>
+              <w:topLinePunct w:val="0"/>
+              <w:autoSpaceDE/>
+              <w:autoSpaceDN/>
+              <w:bidi w:val="0"/>
+              <w:adjustRightInd w:val="0"/>
+              <w:snapToGrid w:val="0"/>
+              <w:spacing w:line="240" w:lineRule="auto"/>
+              <w:ind w:left="110" w:leftChars="50" w:right="119" w:rightChars="0"/>
+              <w:jc w:val="both"/>
+              <w:textAlignment w:val="auto"/>
+              <w:rPr>
+                <w:rFonts w:hint="default" w:ascii="Times New Roman" w:hAnsi="Times New Roman" w:eastAsia="微软雅黑" w:cs="Times New Roman"/>
+                <w:color w:val="262626"/>
+                <w:sz w:val="21"/>
+                <w:szCs w:val="21"/>
+                <w:lang w:val="en-US" w:eastAsia="zh-CN"/>
+              </w:rPr>
+            </w:pPr>
+            <w:r>
+              <w:rPr>
+                <w:rFonts w:hint="default" w:ascii="Times New Roman" w:hAnsi="Times New Roman" w:eastAsia="微软雅黑" w:cs="Times New Roman"/>
+                <w:color w:val="262626"/>
+                <w:sz w:val="21"/>
+                <w:szCs w:val="21"/>
+                <w:lang w:val="en-US" w:eastAsia="zh-CN" w:bidi="ar-SA"/>
+              </w:rPr>
+              <w:t>共检出{{summaryOfRresults.endocrineDifferentiationSize}}个神经内分泌分化相关突变</w:t>
+            </w:r>
+          </w:p>
+        </w:tc>
+      </w:tr>
+      <w:tr>
+        <w:tblPrEx>
+          <w:tblBorders>
+            <w:top w:val="none" w:color="auto" w:sz="0" w:space="0"/>
+            <w:left w:val="none" w:color="auto" w:sz="0" w:space="0"/>
+            <w:bottom w:val="none" w:color="auto" w:sz="0" w:space="0"/>
+            <w:right w:val="none" w:color="auto" w:sz="0" w:space="0"/>
+            <w:insideH w:val="none" w:color="auto" w:sz="0" w:space="0"/>
+            <w:insideV w:val="none" w:color="auto" w:sz="0" w:space="0"/>
+          </w:tblBorders>
+          <w:shd w:val="clear" w:color="auto" w:fill="auto"/>
+          <w:tblCellMar>
+            <w:top w:w="0" w:type="dxa"/>
+            <w:left w:w="0" w:type="dxa"/>
+            <w:bottom w:w="0" w:type="dxa"/>
+            <w:right w:w="0" w:type="dxa"/>
+          </w:tblCellMar>
+        </w:tblPrEx>
+        <w:trPr>
+          <w:trHeight w:val="397" w:hRule="atLeast"/>
+          <w:jc w:val="center"/>
+        </w:trPr>
+        <w:tc>
+          <w:tcPr>
+            <w:tcW w:w="5000" w:type="pct"/>
+            <w:gridSpan w:val="3"/>
+            <w:tcBorders>
+              <w:top w:val="single" w:color="31849B" w:sz="8" w:space="0"/>
+              <w:bottom w:val="single" w:color="31849B" w:sz="8" w:space="0"/>
+            </w:tcBorders>
+            <w:shd w:val="clear" w:color="auto" w:fill="auto"/>
+            <w:vAlign w:val="center"/>
+          </w:tcPr>
+          <w:p>
+            <w:pPr>
+              <w:pStyle w:val="21"/>
+              <w:keepNext w:val="0"/>
+              <w:keepLines w:val="0"/>
+              <w:pageBreakBefore w:val="0"/>
+              <w:widowControl w:val="0"/>
+              <w:kinsoku/>
+              <w:wordWrap/>
+              <w:overflowPunct/>
+              <w:topLinePunct w:val="0"/>
+              <w:autoSpaceDE/>
+              <w:autoSpaceDN/>
+              <w:bidi w:val="0"/>
+              <w:adjustRightInd w:val="0"/>
+              <w:snapToGrid w:val="0"/>
+              <w:spacing w:line="240" w:lineRule="auto"/>
+              <w:ind w:left="110" w:leftChars="50" w:right="119" w:rightChars="0"/>
+              <w:jc w:val="both"/>
+              <w:textAlignment w:val="auto"/>
+              <w:rPr>
+                <w:rFonts w:hint="default" w:ascii="Times New Roman" w:hAnsi="Times New Roman" w:eastAsia="微软雅黑" w:cs="Times New Roman"/>
+                <w:color w:val="262626"/>
+                <w:sz w:val="21"/>
+                <w:szCs w:val="21"/>
+                <w:lang w:val="en-US" w:eastAsia="zh-CN"/>
+              </w:rPr>
+            </w:pPr>
+            <w:r>
+              <w:rPr>
+                <w:rFonts w:hint="default" w:ascii="Times New Roman" w:hAnsi="Times New Roman" w:eastAsia="微软雅黑" w:cs="Times New Roman"/>
+                <w:color w:val="262626"/>
+                <w:sz w:val="21"/>
+                <w:szCs w:val="21"/>
+                <w:lang w:val="en-US" w:eastAsia="zh-CN"/>
+              </w:rPr>
+              <w:t>{%tr endif %}</w:t>
+            </w:r>
+          </w:p>
+        </w:tc>
+      </w:tr>
+      <w:tr>
+        <w:tblPrEx>
+          <w:tblBorders>
+            <w:top w:val="none" w:color="auto" w:sz="0" w:space="0"/>
+            <w:left w:val="none" w:color="auto" w:sz="0" w:space="0"/>
+            <w:bottom w:val="none" w:color="auto" w:sz="0" w:space="0"/>
+            <w:right w:val="none" w:color="auto" w:sz="0" w:space="0"/>
+            <w:insideH w:val="none" w:color="auto" w:sz="0" w:space="0"/>
+            <w:insideV w:val="none" w:color="auto" w:sz="0" w:space="0"/>
+          </w:tblBorders>
+          <w:shd w:val="clear" w:color="auto" w:fill="auto"/>
+          <w:tblCellMar>
+            <w:top w:w="0" w:type="dxa"/>
+            <w:left w:w="0" w:type="dxa"/>
+            <w:bottom w:w="0" w:type="dxa"/>
+            <w:right w:w="0" w:type="dxa"/>
+          </w:tblCellMar>
+        </w:tblPrEx>
+        <w:trPr>
+          <w:trHeight w:val="397" w:hRule="atLeast"/>
+          <w:jc w:val="center"/>
+        </w:trPr>
+        <w:tc>
+          <w:tcPr>
+            <w:tcW w:w="752" w:type="pct"/>
+            <w:vMerge w:val="restart"/>
+            <w:tcBorders>
+              <w:top w:val="single" w:color="31849B" w:sz="8" w:space="0"/>
               <w:right w:val="single" w:color="31849B" w:sz="8" w:space="0"/>
             </w:tcBorders>
             <w:shd w:val="clear" w:color="auto" w:fill="auto"/>
@@ -4313,7 +2557,61 @@
                 <w:szCs w:val="21"/>
                 <w:lang w:eastAsia="zh-CN"/>
               </w:rPr>
-              <w:t>化疗药物检测</w:t>
+              <w:t>免疫治疗相关标志物检测</w:t>
+            </w:r>
+          </w:p>
+        </w:tc>
+        <w:tc>
+          <w:tcPr>
+            <w:tcW w:w="1407" w:type="pct"/>
+            <w:tcBorders>
+              <w:top w:val="single" w:color="31849B" w:sz="8" w:space="0"/>
+              <w:left w:val="single" w:color="31849B" w:sz="8" w:space="0"/>
+              <w:bottom w:val="single" w:color="31849B" w:sz="8" w:space="0"/>
+              <w:right w:val="single" w:color="31849B" w:sz="8" w:space="0"/>
+            </w:tcBorders>
+            <w:shd w:val="clear" w:color="auto" w:fill="auto"/>
+            <w:vAlign w:val="center"/>
+          </w:tcPr>
+          <w:p>
+            <w:pPr>
+              <w:keepNext w:val="0"/>
+              <w:keepLines w:val="0"/>
+              <w:pageBreakBefore w:val="0"/>
+              <w:widowControl w:val="0"/>
+              <w:kinsoku/>
+              <w:wordWrap/>
+              <w:overflowPunct/>
+              <w:topLinePunct w:val="0"/>
+              <w:autoSpaceDE/>
+              <w:autoSpaceDN/>
+              <w:bidi w:val="0"/>
+              <w:adjustRightInd w:val="0"/>
+              <w:snapToGrid w:val="0"/>
+              <w:spacing w:line="240" w:lineRule="auto"/>
+              <w:ind w:left="110" w:leftChars="50"/>
+              <w:jc w:val="both"/>
+              <w:textAlignment w:val="auto"/>
+              <w:rPr>
+                <w:rFonts w:ascii="Times New Roman" w:hAnsi="Times New Roman" w:eastAsia="微软雅黑" w:cs="Times New Roman"/>
+                <w:b/>
+                <w:bCs/>
+                <w:color w:val="262626"/>
+                <w:sz w:val="21"/>
+                <w:szCs w:val="21"/>
+                <w:lang w:eastAsia="zh-CN"/>
+              </w:rPr>
+            </w:pPr>
+            <w:r>
+              <w:rPr>
+                <w:rFonts w:ascii="Times New Roman" w:hAnsi="Times New Roman" w:eastAsia="微软雅黑" w:cs="黑体"/>
+                <w:b/>
+                <w:bCs/>
+                <w:color w:val="262626"/>
+                <w:sz w:val="21"/>
+                <w:lang w:eastAsia="zh-CN"/>
+              </w:rPr>
+              <w:t>肿瘤突变负荷（TMB）</w:t>
             </w:r>
           </w:p>
         </w:tc>
@@ -4358,13 +2656,13 @@
             </w:pPr>
             <w:r>
               <w:rPr>
-                <w:rFonts w:ascii="Times New Roman" w:hAnsi="Times New Roman" w:eastAsia="微软雅黑" w:cs="Times New Roman"/>
-                <w:color w:val="262626"/>
-                <w:sz w:val="21"/>
-                <w:szCs w:val="21"/>
-                <w:lang w:eastAsia="zh-CN"/>
-              </w:rPr>
-              <w:t>详见“化疗药物检测解析”部分</w:t>
+                <w:rFonts w:hint="default" w:ascii="Times New Roman" w:hAnsi="Times New Roman" w:eastAsia="微软雅黑" w:cs="Times New Roman"/>
+                <w:color w:val="262626"/>
+                <w:sz w:val="21"/>
+                <w:szCs w:val="21"/>
+                <w:lang w:val="en-US" w:eastAsia="zh-CN" w:bidi="ar-SA"/>
+              </w:rPr>
+              <w:t>{% if summaryOfRresults.tmb_status == ‘TMB-H’ %}肿瘤突变负荷高{% else %}肿瘤突变负荷低{% endif %}（{{ summaryOfRresults.tmb_status}}，{{ summaryOfRresults.tmb }}Muts/Mb）</w:t>
             </w:r>
           </w:p>
         </w:tc>
@@ -4379,6 +2677,1736 @@
             <w:insideH w:val="none" w:color="auto" w:sz="0" w:space="0"/>
             <w:insideV w:val="none" w:color="auto" w:sz="0" w:space="0"/>
           </w:tblBorders>
+          <w:shd w:val="clear" w:color="auto" w:fill="auto"/>
+          <w:tblCellMar>
+            <w:top w:w="0" w:type="dxa"/>
+            <w:left w:w="0" w:type="dxa"/>
+            <w:bottom w:w="0" w:type="dxa"/>
+            <w:right w:w="0" w:type="dxa"/>
+          </w:tblCellMar>
+        </w:tblPrEx>
+        <w:trPr>
+          <w:trHeight w:val="397" w:hRule="atLeast"/>
+          <w:jc w:val="center"/>
+        </w:trPr>
+        <w:tc>
+          <w:tcPr>
+            <w:tcW w:w="752" w:type="pct"/>
+            <w:vMerge w:val="continue"/>
+            <w:tcBorders>
+              <w:right w:val="single" w:color="31849B" w:sz="8" w:space="0"/>
+            </w:tcBorders>
+            <w:shd w:val="clear" w:color="auto" w:fill="auto"/>
+            <w:vAlign w:val="center"/>
+          </w:tcPr>
+          <w:p>
+            <w:pPr>
+              <w:keepNext w:val="0"/>
+              <w:keepLines w:val="0"/>
+              <w:pageBreakBefore w:val="0"/>
+              <w:widowControl w:val="0"/>
+              <w:kinsoku/>
+              <w:wordWrap/>
+              <w:overflowPunct/>
+              <w:topLinePunct w:val="0"/>
+              <w:autoSpaceDE/>
+              <w:autoSpaceDN/>
+              <w:bidi w:val="0"/>
+              <w:adjustRightInd w:val="0"/>
+              <w:snapToGrid w:val="0"/>
+              <w:spacing w:line="240" w:lineRule="auto"/>
+              <w:ind w:left="110" w:leftChars="50"/>
+              <w:jc w:val="both"/>
+              <w:textAlignment w:val="auto"/>
+              <w:rPr>
+                <w:rFonts w:ascii="Times New Roman" w:hAnsi="Times New Roman" w:eastAsia="微软雅黑" w:cs="Times New Roman"/>
+                <w:b/>
+                <w:bCs/>
+                <w:color w:val="262626"/>
+                <w:sz w:val="21"/>
+                <w:szCs w:val="21"/>
+                <w:lang w:eastAsia="zh-CN"/>
+              </w:rPr>
+            </w:pPr>
+          </w:p>
+        </w:tc>
+        <w:tc>
+          <w:tcPr>
+            <w:tcW w:w="1407" w:type="pct"/>
+            <w:tcBorders>
+              <w:top w:val="single" w:color="31849B" w:sz="8" w:space="0"/>
+              <w:left w:val="single" w:color="31849B" w:sz="8" w:space="0"/>
+              <w:bottom w:val="single" w:color="31849B" w:sz="8" w:space="0"/>
+              <w:right w:val="single" w:color="31849B" w:sz="8" w:space="0"/>
+            </w:tcBorders>
+            <w:shd w:val="clear" w:color="auto" w:fill="auto"/>
+            <w:vAlign w:val="center"/>
+          </w:tcPr>
+          <w:p>
+            <w:pPr>
+              <w:keepNext w:val="0"/>
+              <w:keepLines w:val="0"/>
+              <w:pageBreakBefore w:val="0"/>
+              <w:widowControl w:val="0"/>
+              <w:kinsoku/>
+              <w:wordWrap/>
+              <w:overflowPunct/>
+              <w:topLinePunct w:val="0"/>
+              <w:autoSpaceDE/>
+              <w:autoSpaceDN/>
+              <w:bidi w:val="0"/>
+              <w:adjustRightInd w:val="0"/>
+              <w:snapToGrid w:val="0"/>
+              <w:spacing w:line="240" w:lineRule="auto"/>
+              <w:ind w:left="110" w:leftChars="50"/>
+              <w:jc w:val="both"/>
+              <w:textAlignment w:val="auto"/>
+              <w:rPr>
+                <w:rFonts w:ascii="Times New Roman" w:hAnsi="Times New Roman" w:eastAsia="微软雅黑" w:cs="Times New Roman"/>
+                <w:b/>
+                <w:bCs/>
+                <w:color w:val="262626"/>
+                <w:kern w:val="2"/>
+                <w:sz w:val="21"/>
+                <w:szCs w:val="21"/>
+                <w:lang w:val="en-US" w:eastAsia="zh-CN" w:bidi="ar-SA"/>
+              </w:rPr>
+            </w:pPr>
+            <w:r>
+              <w:rPr>
+                <w:rFonts w:ascii="Times New Roman" w:hAnsi="Times New Roman" w:eastAsia="微软雅黑" w:cs="黑体"/>
+                <w:b/>
+                <w:bCs/>
+                <w:color w:val="262626"/>
+                <w:sz w:val="21"/>
+                <w:lang w:eastAsia="zh-CN"/>
+              </w:rPr>
+              <w:t>微卫星不稳定性（MSI）</w:t>
+            </w:r>
+          </w:p>
+        </w:tc>
+        <w:tc>
+          <w:tcPr>
+            <w:tcW w:w="2839" w:type="pct"/>
+            <w:tcBorders>
+              <w:top w:val="single" w:color="31849B" w:sz="8" w:space="0"/>
+              <w:left w:val="single" w:color="31849B" w:sz="8" w:space="0"/>
+              <w:bottom w:val="single" w:color="31849B" w:sz="8" w:space="0"/>
+            </w:tcBorders>
+            <w:shd w:val="clear" w:color="auto" w:fill="auto"/>
+            <w:vAlign w:val="center"/>
+          </w:tcPr>
+          <w:p>
+            <w:pPr>
+              <w:pStyle w:val="21"/>
+              <w:keepNext w:val="0"/>
+              <w:keepLines w:val="0"/>
+              <w:pageBreakBefore w:val="0"/>
+              <w:widowControl w:val="0"/>
+              <w:kinsoku/>
+              <w:wordWrap/>
+              <w:overflowPunct/>
+              <w:topLinePunct w:val="0"/>
+              <w:autoSpaceDE/>
+              <w:autoSpaceDN/>
+              <w:bidi w:val="0"/>
+              <w:adjustRightInd w:val="0"/>
+              <w:snapToGrid w:val="0"/>
+              <w:spacing w:line="240" w:lineRule="auto"/>
+              <w:ind w:left="110" w:leftChars="50" w:right="119" w:rightChars="0"/>
+              <w:jc w:val="both"/>
+              <w:textAlignment w:val="auto"/>
+              <w:rPr>
+                <w:rFonts w:hint="eastAsia" w:ascii="微软雅黑" w:hAnsi="微软雅黑" w:eastAsia="微软雅黑" w:cs="微软雅黑"/>
+                <w:color w:val="262626"/>
+                <w:sz w:val="18"/>
+                <w:szCs w:val="18"/>
+                <w:lang w:eastAsia="zh-CN"/>
+              </w:rPr>
+            </w:pPr>
+            <w:r>
+              <w:rPr>
+                <w:rFonts w:hint="default" w:ascii="Times New Roman" w:hAnsi="Times New Roman" w:eastAsia="微软雅黑" w:cs="Times New Roman"/>
+                <w:color w:val="262626"/>
+                <w:sz w:val="21"/>
+                <w:szCs w:val="21"/>
+                <w:lang w:val="en-US" w:eastAsia="zh-CN" w:bidi="ar-SA"/>
+              </w:rPr>
+              <w:t>{{summaryOfRresults.msi_status</w:t>
+            </w:r>
+            <w:r>
+              <w:rPr>
+                <w:rFonts w:hint="eastAsia" w:ascii="Times New Roman" w:hAnsi="Times New Roman" w:eastAsia="微软雅黑" w:cs="Times New Roman"/>
+                <w:color w:val="262626"/>
+                <w:sz w:val="21"/>
+                <w:szCs w:val="21"/>
+                <w:lang w:val="en-US" w:eastAsia="zh-CN" w:bidi="ar-SA"/>
+              </w:rPr>
+              <w:t>_</w:t>
+            </w:r>
+            <w:r>
+              <w:rPr>
+                <w:rFonts w:hint="default" w:ascii="Times New Roman" w:hAnsi="Times New Roman" w:eastAsia="微软雅黑" w:cs="Times New Roman"/>
+                <w:color w:val="262626"/>
+                <w:sz w:val="21"/>
+                <w:szCs w:val="21"/>
+                <w:lang w:val="en-US" w:eastAsia="zh-CN" w:bidi="ar-SA"/>
+              </w:rPr>
+              <w:t>state}}</w:t>
+            </w:r>
+          </w:p>
+        </w:tc>
+      </w:tr>
+      <w:tr>
+        <w:tblPrEx>
+          <w:tblBorders>
+            <w:top w:val="none" w:color="auto" w:sz="0" w:space="0"/>
+            <w:left w:val="none" w:color="auto" w:sz="0" w:space="0"/>
+            <w:bottom w:val="none" w:color="auto" w:sz="0" w:space="0"/>
+            <w:right w:val="none" w:color="auto" w:sz="0" w:space="0"/>
+            <w:insideH w:val="none" w:color="auto" w:sz="0" w:space="0"/>
+            <w:insideV w:val="none" w:color="auto" w:sz="0" w:space="0"/>
+          </w:tblBorders>
+          <w:shd w:val="clear" w:color="auto" w:fill="auto"/>
+          <w:tblCellMar>
+            <w:top w:w="0" w:type="dxa"/>
+            <w:left w:w="0" w:type="dxa"/>
+            <w:bottom w:w="0" w:type="dxa"/>
+            <w:right w:w="0" w:type="dxa"/>
+          </w:tblCellMar>
+        </w:tblPrEx>
+        <w:trPr>
+          <w:trHeight w:val="397" w:hRule="atLeast"/>
+          <w:jc w:val="center"/>
+        </w:trPr>
+        <w:tc>
+          <w:tcPr>
+            <w:tcW w:w="752" w:type="pct"/>
+            <w:vMerge w:val="continue"/>
+            <w:tcBorders>
+              <w:right w:val="single" w:color="31849B" w:sz="8" w:space="0"/>
+            </w:tcBorders>
+            <w:shd w:val="clear" w:color="auto" w:fill="auto"/>
+            <w:vAlign w:val="center"/>
+          </w:tcPr>
+          <w:p>
+            <w:pPr>
+              <w:keepNext w:val="0"/>
+              <w:keepLines w:val="0"/>
+              <w:pageBreakBefore w:val="0"/>
+              <w:widowControl w:val="0"/>
+              <w:kinsoku/>
+              <w:wordWrap/>
+              <w:overflowPunct/>
+              <w:topLinePunct w:val="0"/>
+              <w:autoSpaceDE/>
+              <w:autoSpaceDN/>
+              <w:bidi w:val="0"/>
+              <w:adjustRightInd w:val="0"/>
+              <w:snapToGrid w:val="0"/>
+              <w:spacing w:line="240" w:lineRule="auto"/>
+              <w:ind w:left="110" w:leftChars="50"/>
+              <w:jc w:val="both"/>
+              <w:textAlignment w:val="auto"/>
+              <w:rPr>
+                <w:rFonts w:ascii="Times New Roman" w:hAnsi="Times New Roman" w:eastAsia="微软雅黑" w:cs="Times New Roman"/>
+                <w:b/>
+                <w:bCs/>
+                <w:color w:val="262626"/>
+                <w:sz w:val="21"/>
+                <w:szCs w:val="21"/>
+                <w:lang w:eastAsia="zh-CN"/>
+              </w:rPr>
+            </w:pPr>
+          </w:p>
+        </w:tc>
+        <w:tc>
+          <w:tcPr>
+            <w:tcW w:w="1407" w:type="pct"/>
+            <w:tcBorders>
+              <w:top w:val="single" w:color="31849B" w:sz="8" w:space="0"/>
+              <w:left w:val="single" w:color="31849B" w:sz="8" w:space="0"/>
+              <w:bottom w:val="single" w:color="31849B" w:sz="8" w:space="0"/>
+              <w:right w:val="single" w:color="31849B" w:sz="8" w:space="0"/>
+            </w:tcBorders>
+            <w:shd w:val="clear" w:color="auto" w:fill="auto"/>
+            <w:vAlign w:val="center"/>
+          </w:tcPr>
+          <w:p>
+            <w:pPr>
+              <w:keepNext w:val="0"/>
+              <w:keepLines w:val="0"/>
+              <w:pageBreakBefore w:val="0"/>
+              <w:widowControl w:val="0"/>
+              <w:kinsoku/>
+              <w:wordWrap/>
+              <w:overflowPunct/>
+              <w:topLinePunct w:val="0"/>
+              <w:autoSpaceDE/>
+              <w:autoSpaceDN/>
+              <w:bidi w:val="0"/>
+              <w:adjustRightInd w:val="0"/>
+              <w:snapToGrid w:val="0"/>
+              <w:spacing w:line="240" w:lineRule="auto"/>
+              <w:ind w:left="110" w:leftChars="50"/>
+              <w:jc w:val="both"/>
+              <w:textAlignment w:val="auto"/>
+              <w:rPr>
+                <w:rFonts w:ascii="Times New Roman" w:hAnsi="Times New Roman" w:eastAsia="微软雅黑" w:cs="Times New Roman"/>
+                <w:b/>
+                <w:bCs/>
+                <w:color w:val="262626"/>
+                <w:kern w:val="2"/>
+                <w:sz w:val="21"/>
+                <w:szCs w:val="21"/>
+                <w:lang w:val="en-US" w:eastAsia="zh-CN" w:bidi="ar-SA"/>
+              </w:rPr>
+            </w:pPr>
+            <w:r>
+              <w:rPr>
+                <w:rFonts w:hint="eastAsia" w:ascii="Times New Roman" w:hAnsi="Times New Roman" w:eastAsia="微软雅黑" w:cs="Times New Roman"/>
+                <w:b/>
+                <w:bCs/>
+                <w:color w:val="262626"/>
+                <w:sz w:val="21"/>
+                <w:szCs w:val="21"/>
+                <w:lang w:eastAsia="zh-CN"/>
+              </w:rPr>
+              <w:t>错配修复（MMR）基因</w:t>
+            </w:r>
+          </w:p>
+        </w:tc>
+        <w:tc>
+          <w:tcPr>
+            <w:tcW w:w="2839" w:type="pct"/>
+            <w:tcBorders>
+              <w:top w:val="single" w:color="31849B" w:sz="8" w:space="0"/>
+              <w:left w:val="single" w:color="31849B" w:sz="8" w:space="0"/>
+              <w:bottom w:val="single" w:color="31849B" w:sz="8" w:space="0"/>
+            </w:tcBorders>
+            <w:shd w:val="clear" w:color="auto" w:fill="auto"/>
+            <w:vAlign w:val="center"/>
+          </w:tcPr>
+          <w:p>
+            <w:pPr>
+              <w:pStyle w:val="21"/>
+              <w:keepNext w:val="0"/>
+              <w:keepLines w:val="0"/>
+              <w:pageBreakBefore w:val="0"/>
+              <w:widowControl w:val="0"/>
+              <w:kinsoku/>
+              <w:wordWrap/>
+              <w:overflowPunct/>
+              <w:topLinePunct w:val="0"/>
+              <w:autoSpaceDE/>
+              <w:autoSpaceDN/>
+              <w:bidi w:val="0"/>
+              <w:adjustRightInd w:val="0"/>
+              <w:snapToGrid w:val="0"/>
+              <w:spacing w:line="240" w:lineRule="auto"/>
+              <w:ind w:left="110" w:leftChars="50" w:right="119" w:rightChars="0"/>
+              <w:jc w:val="both"/>
+              <w:textAlignment w:val="auto"/>
+              <w:rPr>
+                <w:rFonts w:hint="eastAsia" w:ascii="微软雅黑" w:hAnsi="微软雅黑" w:eastAsia="微软雅黑" w:cs="微软雅黑"/>
+                <w:color w:val="262626"/>
+                <w:sz w:val="18"/>
+                <w:szCs w:val="18"/>
+                <w:lang w:eastAsia="zh-CN"/>
+              </w:rPr>
+            </w:pPr>
+            <w:r>
+              <w:rPr>
+                <w:rFonts w:hint="default" w:ascii="Times New Roman" w:hAnsi="Times New Roman" w:eastAsia="微软雅黑" w:cs="Times New Roman"/>
+                <w:color w:val="262626"/>
+                <w:sz w:val="21"/>
+                <w:szCs w:val="21"/>
+                <w:lang w:val="en-US" w:eastAsia="zh-CN" w:bidi="ar-SA"/>
+              </w:rPr>
+              <w:t>共检出{{summaryOfRresults.dMMRinfoSize}}个MMR基因失活突变</w:t>
+            </w:r>
+          </w:p>
+        </w:tc>
+      </w:tr>
+      <w:tr>
+        <w:tblPrEx>
+          <w:tblBorders>
+            <w:top w:val="none" w:color="auto" w:sz="0" w:space="0"/>
+            <w:left w:val="none" w:color="auto" w:sz="0" w:space="0"/>
+            <w:bottom w:val="none" w:color="auto" w:sz="0" w:space="0"/>
+            <w:right w:val="none" w:color="auto" w:sz="0" w:space="0"/>
+            <w:insideH w:val="none" w:color="auto" w:sz="0" w:space="0"/>
+            <w:insideV w:val="none" w:color="auto" w:sz="0" w:space="0"/>
+          </w:tblBorders>
+          <w:shd w:val="clear" w:color="auto" w:fill="auto"/>
+          <w:tblCellMar>
+            <w:top w:w="0" w:type="dxa"/>
+            <w:left w:w="0" w:type="dxa"/>
+            <w:bottom w:w="0" w:type="dxa"/>
+            <w:right w:w="0" w:type="dxa"/>
+          </w:tblCellMar>
+        </w:tblPrEx>
+        <w:trPr>
+          <w:trHeight w:val="397" w:hRule="atLeast"/>
+          <w:jc w:val="center"/>
+        </w:trPr>
+        <w:tc>
+          <w:tcPr>
+            <w:tcW w:w="752" w:type="pct"/>
+            <w:vMerge w:val="continue"/>
+            <w:tcBorders>
+              <w:bottom w:val="single" w:color="31849B" w:sz="8" w:space="0"/>
+              <w:right w:val="single" w:color="31849B" w:sz="8" w:space="0"/>
+            </w:tcBorders>
+            <w:shd w:val="clear" w:color="auto" w:fill="auto"/>
+            <w:vAlign w:val="center"/>
+          </w:tcPr>
+          <w:p>
+            <w:pPr>
+              <w:keepNext w:val="0"/>
+              <w:keepLines w:val="0"/>
+              <w:pageBreakBefore w:val="0"/>
+              <w:widowControl w:val="0"/>
+              <w:kinsoku/>
+              <w:wordWrap/>
+              <w:overflowPunct/>
+              <w:topLinePunct w:val="0"/>
+              <w:autoSpaceDE/>
+              <w:autoSpaceDN/>
+              <w:bidi w:val="0"/>
+              <w:adjustRightInd w:val="0"/>
+              <w:snapToGrid w:val="0"/>
+              <w:spacing w:line="240" w:lineRule="auto"/>
+              <w:ind w:left="110" w:leftChars="50"/>
+              <w:jc w:val="both"/>
+              <w:textAlignment w:val="auto"/>
+              <w:rPr>
+                <w:rFonts w:ascii="Times New Roman" w:hAnsi="Times New Roman" w:eastAsia="微软雅黑" w:cs="Times New Roman"/>
+                <w:b/>
+                <w:bCs/>
+                <w:color w:val="262626"/>
+                <w:sz w:val="21"/>
+                <w:szCs w:val="21"/>
+                <w:lang w:eastAsia="zh-CN"/>
+              </w:rPr>
+            </w:pPr>
+          </w:p>
+        </w:tc>
+        <w:tc>
+          <w:tcPr>
+            <w:tcW w:w="1407" w:type="pct"/>
+            <w:tcBorders>
+              <w:top w:val="single" w:color="31849B" w:sz="8" w:space="0"/>
+              <w:left w:val="single" w:color="31849B" w:sz="8" w:space="0"/>
+              <w:bottom w:val="single" w:color="31849B" w:sz="8" w:space="0"/>
+              <w:right w:val="single" w:color="31849B" w:sz="8" w:space="0"/>
+            </w:tcBorders>
+            <w:shd w:val="clear" w:color="auto" w:fill="auto"/>
+            <w:vAlign w:val="center"/>
+          </w:tcPr>
+          <w:p>
+            <w:pPr>
+              <w:pStyle w:val="21"/>
+              <w:keepNext w:val="0"/>
+              <w:keepLines w:val="0"/>
+              <w:pageBreakBefore w:val="0"/>
+              <w:widowControl w:val="0"/>
+              <w:kinsoku/>
+              <w:wordWrap/>
+              <w:overflowPunct/>
+              <w:topLinePunct w:val="0"/>
+              <w:autoSpaceDE/>
+              <w:autoSpaceDN/>
+              <w:bidi w:val="0"/>
+              <w:snapToGrid w:val="0"/>
+              <w:ind w:left="119" w:leftChars="0"/>
+              <w:textAlignment w:val="auto"/>
+              <w:rPr>
+                <w:rFonts w:ascii="Times New Roman" w:hAnsi="Times New Roman" w:eastAsia="微软雅黑" w:cs="Times New Roman"/>
+                <w:b/>
+                <w:bCs/>
+                <w:color w:val="262626"/>
+                <w:sz w:val="21"/>
+                <w:szCs w:val="21"/>
+                <w:lang w:eastAsia="zh-CN"/>
+              </w:rPr>
+            </w:pPr>
+            <w:r>
+              <w:rPr>
+                <w:rFonts w:hint="eastAsia" w:ascii="Times New Roman" w:hAnsi="Times New Roman" w:eastAsia="微软雅黑" w:cs="Times New Roman"/>
+                <w:b/>
+                <w:bCs/>
+                <w:color w:val="262626"/>
+                <w:sz w:val="21"/>
+                <w:szCs w:val="21"/>
+                <w:lang w:eastAsia="zh-CN"/>
+              </w:rPr>
+              <w:t>免疫</w:t>
+            </w:r>
+            <w:r>
+              <w:rPr>
+                <w:rFonts w:ascii="Times New Roman" w:hAnsi="Times New Roman" w:eastAsia="微软雅黑" w:cs="Times New Roman"/>
+                <w:b/>
+                <w:bCs/>
+                <w:color w:val="262626"/>
+                <w:sz w:val="21"/>
+                <w:szCs w:val="21"/>
+                <w:lang w:eastAsia="zh-CN"/>
+              </w:rPr>
+              <w:t>正相关基因</w:t>
+            </w:r>
+          </w:p>
+        </w:tc>
+        <w:tc>
+          <w:tcPr>
+            <w:tcW w:w="2839" w:type="pct"/>
+            <w:tcBorders>
+              <w:top w:val="single" w:color="31849B" w:sz="8" w:space="0"/>
+              <w:left w:val="single" w:color="31849B" w:sz="8" w:space="0"/>
+              <w:bottom w:val="single" w:color="31849B" w:sz="8" w:space="0"/>
+            </w:tcBorders>
+            <w:shd w:val="clear" w:color="auto" w:fill="auto"/>
+            <w:vAlign w:val="center"/>
+          </w:tcPr>
+          <w:p>
+            <w:pPr>
+              <w:pStyle w:val="21"/>
+              <w:keepNext w:val="0"/>
+              <w:keepLines w:val="0"/>
+              <w:pageBreakBefore w:val="0"/>
+              <w:widowControl w:val="0"/>
+              <w:kinsoku/>
+              <w:wordWrap/>
+              <w:overflowPunct/>
+              <w:topLinePunct w:val="0"/>
+              <w:autoSpaceDE/>
+              <w:autoSpaceDN/>
+              <w:bidi w:val="0"/>
+              <w:snapToGrid w:val="0"/>
+              <w:spacing w:before="100" w:line="187" w:lineRule="auto"/>
+              <w:ind w:left="119" w:leftChars="0" w:right="119" w:rightChars="0"/>
+              <w:jc w:val="both"/>
+              <w:textAlignment w:val="auto"/>
+              <w:rPr>
+                <w:rFonts w:ascii="Times New Roman" w:hAnsi="Times New Roman" w:eastAsia="微软雅黑" w:cs="Times New Roman"/>
+                <w:color w:val="262626"/>
+                <w:sz w:val="21"/>
+                <w:szCs w:val="21"/>
+                <w:lang w:eastAsia="zh-CN"/>
+              </w:rPr>
+            </w:pPr>
+            <w:r>
+              <w:rPr>
+                <w:rFonts w:hint="default" w:ascii="Times New Roman" w:hAnsi="Times New Roman" w:eastAsia="微软雅黑" w:cs="Times New Roman"/>
+                <w:color w:val="262626"/>
+                <w:sz w:val="21"/>
+                <w:szCs w:val="21"/>
+                <w:lang w:val="en-US" w:eastAsia="zh-CN" w:bidi="ar-SA"/>
+              </w:rPr>
+              <w:t>共检出{{summaryOfRresults.positiveImmnueNum}}个正相关突变</w:t>
+            </w:r>
+          </w:p>
+        </w:tc>
+      </w:tr>
+      <w:tr>
+        <w:tblPrEx>
+          <w:tblBorders>
+            <w:top w:val="none" w:color="auto" w:sz="0" w:space="0"/>
+            <w:left w:val="none" w:color="auto" w:sz="0" w:space="0"/>
+            <w:bottom w:val="none" w:color="auto" w:sz="0" w:space="0"/>
+            <w:right w:val="none" w:color="auto" w:sz="0" w:space="0"/>
+            <w:insideH w:val="none" w:color="auto" w:sz="0" w:space="0"/>
+            <w:insideV w:val="none" w:color="auto" w:sz="0" w:space="0"/>
+          </w:tblBorders>
+          <w:shd w:val="clear" w:color="auto" w:fill="auto"/>
+          <w:tblCellMar>
+            <w:top w:w="0" w:type="dxa"/>
+            <w:left w:w="0" w:type="dxa"/>
+            <w:bottom w:w="0" w:type="dxa"/>
+            <w:right w:w="0" w:type="dxa"/>
+          </w:tblCellMar>
+        </w:tblPrEx>
+        <w:trPr>
+          <w:trHeight w:val="397" w:hRule="atLeast"/>
+          <w:jc w:val="center"/>
+        </w:trPr>
+        <w:tc>
+          <w:tcPr>
+            <w:tcW w:w="752" w:type="pct"/>
+            <w:vMerge w:val="continue"/>
+            <w:tcBorders>
+              <w:bottom w:val="single" w:color="31849B" w:sz="8" w:space="0"/>
+              <w:right w:val="single" w:color="31849B" w:sz="8" w:space="0"/>
+            </w:tcBorders>
+            <w:shd w:val="clear" w:color="auto" w:fill="auto"/>
+            <w:vAlign w:val="center"/>
+          </w:tcPr>
+          <w:p>
+            <w:pPr>
+              <w:keepNext w:val="0"/>
+              <w:keepLines w:val="0"/>
+              <w:pageBreakBefore w:val="0"/>
+              <w:widowControl w:val="0"/>
+              <w:kinsoku/>
+              <w:wordWrap/>
+              <w:overflowPunct/>
+              <w:topLinePunct w:val="0"/>
+              <w:autoSpaceDE/>
+              <w:autoSpaceDN/>
+              <w:bidi w:val="0"/>
+              <w:adjustRightInd w:val="0"/>
+              <w:snapToGrid w:val="0"/>
+              <w:spacing w:line="240" w:lineRule="auto"/>
+              <w:ind w:left="110" w:leftChars="50"/>
+              <w:jc w:val="both"/>
+              <w:textAlignment w:val="auto"/>
+              <w:rPr>
+                <w:rFonts w:ascii="Times New Roman" w:hAnsi="Times New Roman" w:eastAsia="微软雅黑" w:cs="Times New Roman"/>
+                <w:b/>
+                <w:bCs/>
+                <w:color w:val="262626"/>
+                <w:sz w:val="21"/>
+                <w:szCs w:val="21"/>
+                <w:lang w:eastAsia="zh-CN"/>
+              </w:rPr>
+            </w:pPr>
+          </w:p>
+        </w:tc>
+        <w:tc>
+          <w:tcPr>
+            <w:tcW w:w="1407" w:type="pct"/>
+            <w:tcBorders>
+              <w:top w:val="single" w:color="31849B" w:sz="8" w:space="0"/>
+              <w:left w:val="single" w:color="31849B" w:sz="8" w:space="0"/>
+              <w:bottom w:val="single" w:color="31849B" w:sz="8" w:space="0"/>
+              <w:right w:val="single" w:color="31849B" w:sz="8" w:space="0"/>
+            </w:tcBorders>
+            <w:shd w:val="clear" w:color="auto" w:fill="auto"/>
+            <w:vAlign w:val="center"/>
+          </w:tcPr>
+          <w:p>
+            <w:pPr>
+              <w:pStyle w:val="21"/>
+              <w:keepNext w:val="0"/>
+              <w:keepLines w:val="0"/>
+              <w:pageBreakBefore w:val="0"/>
+              <w:widowControl w:val="0"/>
+              <w:kinsoku/>
+              <w:wordWrap/>
+              <w:overflowPunct/>
+              <w:topLinePunct w:val="0"/>
+              <w:autoSpaceDE/>
+              <w:autoSpaceDN/>
+              <w:bidi w:val="0"/>
+              <w:snapToGrid w:val="0"/>
+              <w:ind w:left="119" w:leftChars="0"/>
+              <w:textAlignment w:val="auto"/>
+              <w:rPr>
+                <w:rFonts w:ascii="Times New Roman" w:hAnsi="Times New Roman" w:eastAsia="微软雅黑" w:cs="Times New Roman"/>
+                <w:b/>
+                <w:bCs/>
+                <w:color w:val="262626"/>
+                <w:sz w:val="21"/>
+                <w:szCs w:val="21"/>
+                <w:lang w:eastAsia="zh-CN"/>
+              </w:rPr>
+            </w:pPr>
+            <w:r>
+              <w:rPr>
+                <w:rFonts w:hint="eastAsia" w:ascii="Times New Roman" w:hAnsi="Times New Roman" w:eastAsia="微软雅黑" w:cs="Times New Roman"/>
+                <w:b/>
+                <w:bCs/>
+                <w:color w:val="262626"/>
+                <w:sz w:val="21"/>
+                <w:szCs w:val="21"/>
+                <w:lang w:eastAsia="zh-CN"/>
+              </w:rPr>
+              <w:t>免疫负</w:t>
+            </w:r>
+            <w:r>
+              <w:rPr>
+                <w:rFonts w:ascii="Times New Roman" w:hAnsi="Times New Roman" w:eastAsia="微软雅黑" w:cs="Times New Roman"/>
+                <w:b/>
+                <w:bCs/>
+                <w:color w:val="262626"/>
+                <w:sz w:val="21"/>
+                <w:szCs w:val="21"/>
+                <w:lang w:eastAsia="zh-CN"/>
+              </w:rPr>
+              <w:t>相关基因</w:t>
+            </w:r>
+          </w:p>
+        </w:tc>
+        <w:tc>
+          <w:tcPr>
+            <w:tcW w:w="2839" w:type="pct"/>
+            <w:tcBorders>
+              <w:top w:val="single" w:color="31849B" w:sz="8" w:space="0"/>
+              <w:left w:val="single" w:color="31849B" w:sz="8" w:space="0"/>
+              <w:bottom w:val="single" w:color="31849B" w:sz="8" w:space="0"/>
+            </w:tcBorders>
+            <w:shd w:val="clear" w:color="auto" w:fill="auto"/>
+            <w:vAlign w:val="center"/>
+          </w:tcPr>
+          <w:p>
+            <w:pPr>
+              <w:pStyle w:val="21"/>
+              <w:keepNext w:val="0"/>
+              <w:keepLines w:val="0"/>
+              <w:pageBreakBefore w:val="0"/>
+              <w:widowControl w:val="0"/>
+              <w:kinsoku/>
+              <w:wordWrap/>
+              <w:overflowPunct/>
+              <w:topLinePunct w:val="0"/>
+              <w:autoSpaceDE/>
+              <w:autoSpaceDN/>
+              <w:bidi w:val="0"/>
+              <w:snapToGrid w:val="0"/>
+              <w:spacing w:before="100" w:line="187" w:lineRule="auto"/>
+              <w:ind w:left="119" w:leftChars="0" w:right="119" w:rightChars="0"/>
+              <w:jc w:val="both"/>
+              <w:textAlignment w:val="auto"/>
+              <w:rPr>
+                <w:rFonts w:ascii="Times New Roman" w:hAnsi="Times New Roman" w:eastAsia="微软雅黑" w:cs="Times New Roman"/>
+                <w:color w:val="262626"/>
+                <w:sz w:val="21"/>
+                <w:szCs w:val="21"/>
+                <w:lang w:eastAsia="zh-CN"/>
+              </w:rPr>
+            </w:pPr>
+            <w:r>
+              <w:rPr>
+                <w:rFonts w:hint="default" w:ascii="Times New Roman" w:hAnsi="Times New Roman" w:eastAsia="微软雅黑" w:cs="Times New Roman"/>
+                <w:color w:val="262626"/>
+                <w:sz w:val="21"/>
+                <w:szCs w:val="21"/>
+                <w:lang w:val="en-US" w:eastAsia="zh-CN" w:bidi="ar-SA"/>
+              </w:rPr>
+              <w:t>共检出{{summaryOfRresults.negativeImmnueNum}}个负相关突变</w:t>
+            </w:r>
+          </w:p>
+        </w:tc>
+      </w:tr>
+      <w:tr>
+        <w:tblPrEx>
+          <w:tblBorders>
+            <w:top w:val="none" w:color="auto" w:sz="0" w:space="0"/>
+            <w:left w:val="none" w:color="auto" w:sz="0" w:space="0"/>
+            <w:bottom w:val="none" w:color="auto" w:sz="0" w:space="0"/>
+            <w:right w:val="none" w:color="auto" w:sz="0" w:space="0"/>
+            <w:insideH w:val="none" w:color="auto" w:sz="0" w:space="0"/>
+            <w:insideV w:val="none" w:color="auto" w:sz="0" w:space="0"/>
+          </w:tblBorders>
+          <w:shd w:val="clear" w:color="auto" w:fill="auto"/>
+          <w:tblCellMar>
+            <w:top w:w="0" w:type="dxa"/>
+            <w:left w:w="0" w:type="dxa"/>
+            <w:bottom w:w="0" w:type="dxa"/>
+            <w:right w:w="0" w:type="dxa"/>
+          </w:tblCellMar>
+        </w:tblPrEx>
+        <w:trPr>
+          <w:trHeight w:val="397" w:hRule="atLeast"/>
+          <w:jc w:val="center"/>
+        </w:trPr>
+        <w:tc>
+          <w:tcPr>
+            <w:tcW w:w="752" w:type="pct"/>
+            <w:vMerge w:val="continue"/>
+            <w:tcBorders>
+              <w:bottom w:val="single" w:color="31849B" w:sz="8" w:space="0"/>
+              <w:right w:val="single" w:color="31849B" w:sz="8" w:space="0"/>
+            </w:tcBorders>
+            <w:shd w:val="clear" w:color="auto" w:fill="auto"/>
+            <w:vAlign w:val="center"/>
+          </w:tcPr>
+          <w:p>
+            <w:pPr>
+              <w:keepNext w:val="0"/>
+              <w:keepLines w:val="0"/>
+              <w:pageBreakBefore w:val="0"/>
+              <w:widowControl w:val="0"/>
+              <w:kinsoku/>
+              <w:wordWrap/>
+              <w:overflowPunct/>
+              <w:topLinePunct w:val="0"/>
+              <w:autoSpaceDE/>
+              <w:autoSpaceDN/>
+              <w:bidi w:val="0"/>
+              <w:adjustRightInd w:val="0"/>
+              <w:snapToGrid w:val="0"/>
+              <w:spacing w:line="240" w:lineRule="auto"/>
+              <w:ind w:left="110" w:leftChars="50"/>
+              <w:jc w:val="both"/>
+              <w:textAlignment w:val="auto"/>
+              <w:rPr>
+                <w:rFonts w:ascii="Times New Roman" w:hAnsi="Times New Roman" w:eastAsia="微软雅黑" w:cs="Times New Roman"/>
+                <w:b/>
+                <w:bCs/>
+                <w:color w:val="262626"/>
+                <w:sz w:val="21"/>
+                <w:szCs w:val="21"/>
+                <w:lang w:eastAsia="zh-CN"/>
+              </w:rPr>
+            </w:pPr>
+          </w:p>
+        </w:tc>
+        <w:tc>
+          <w:tcPr>
+            <w:tcW w:w="1407" w:type="pct"/>
+            <w:tcBorders>
+              <w:top w:val="single" w:color="31849B" w:sz="8" w:space="0"/>
+              <w:left w:val="single" w:color="31849B" w:sz="8" w:space="0"/>
+              <w:bottom w:val="single" w:color="31849B" w:sz="8" w:space="0"/>
+              <w:right w:val="single" w:color="31849B" w:sz="8" w:space="0"/>
+            </w:tcBorders>
+            <w:shd w:val="clear" w:color="auto" w:fill="auto"/>
+            <w:vAlign w:val="center"/>
+          </w:tcPr>
+          <w:p>
+            <w:pPr>
+              <w:keepNext w:val="0"/>
+              <w:keepLines w:val="0"/>
+              <w:pageBreakBefore w:val="0"/>
+              <w:widowControl w:val="0"/>
+              <w:kinsoku/>
+              <w:wordWrap/>
+              <w:overflowPunct/>
+              <w:topLinePunct w:val="0"/>
+              <w:autoSpaceDE/>
+              <w:autoSpaceDN/>
+              <w:bidi w:val="0"/>
+              <w:snapToGrid w:val="0"/>
+              <w:ind w:left="119" w:leftChars="0"/>
+              <w:textAlignment w:val="auto"/>
+              <w:rPr>
+                <w:rFonts w:ascii="Times New Roman" w:hAnsi="Times New Roman" w:eastAsia="微软雅黑" w:cs="Times New Roman"/>
+                <w:b/>
+                <w:bCs/>
+                <w:color w:val="262626"/>
+                <w:sz w:val="21"/>
+                <w:szCs w:val="21"/>
+                <w:lang w:eastAsia="zh-CN"/>
+              </w:rPr>
+            </w:pPr>
+            <w:r>
+              <w:rPr>
+                <w:rFonts w:hint="eastAsia" w:ascii="Times New Roman" w:hAnsi="Times New Roman" w:eastAsia="微软雅黑" w:cs="Times New Roman"/>
+                <w:b/>
+                <w:bCs/>
+                <w:color w:val="262626"/>
+                <w:sz w:val="21"/>
+                <w:szCs w:val="21"/>
+                <w:lang w:eastAsia="zh-CN"/>
+              </w:rPr>
+              <w:t>免疫超进展相关基因（HPD）</w:t>
+            </w:r>
+          </w:p>
+        </w:tc>
+        <w:tc>
+          <w:tcPr>
+            <w:tcW w:w="2839" w:type="pct"/>
+            <w:tcBorders>
+              <w:top w:val="single" w:color="31849B" w:sz="8" w:space="0"/>
+              <w:left w:val="single" w:color="31849B" w:sz="8" w:space="0"/>
+              <w:bottom w:val="single" w:color="31849B" w:sz="8" w:space="0"/>
+            </w:tcBorders>
+            <w:shd w:val="clear" w:color="auto" w:fill="auto"/>
+            <w:vAlign w:val="center"/>
+          </w:tcPr>
+          <w:p>
+            <w:pPr>
+              <w:pStyle w:val="21"/>
+              <w:keepNext w:val="0"/>
+              <w:keepLines w:val="0"/>
+              <w:pageBreakBefore w:val="0"/>
+              <w:widowControl w:val="0"/>
+              <w:kinsoku/>
+              <w:wordWrap/>
+              <w:overflowPunct/>
+              <w:topLinePunct w:val="0"/>
+              <w:autoSpaceDE/>
+              <w:autoSpaceDN/>
+              <w:bidi w:val="0"/>
+              <w:snapToGrid w:val="0"/>
+              <w:spacing w:before="77"/>
+              <w:ind w:left="119" w:leftChars="0" w:right="119" w:rightChars="0"/>
+              <w:jc w:val="both"/>
+              <w:textAlignment w:val="auto"/>
+              <w:rPr>
+                <w:rFonts w:hint="eastAsia" w:ascii="微软雅黑" w:hAnsi="微软雅黑" w:eastAsia="微软雅黑" w:cs="微软雅黑"/>
+                <w:color w:val="262626"/>
+                <w:sz w:val="18"/>
+                <w:szCs w:val="18"/>
+                <w:lang w:eastAsia="zh-CN"/>
+              </w:rPr>
+            </w:pPr>
+            <w:r>
+              <w:rPr>
+                <w:rFonts w:hint="default" w:ascii="Times New Roman" w:hAnsi="Times New Roman" w:eastAsia="微软雅黑" w:cs="Times New Roman"/>
+                <w:color w:val="262626"/>
+                <w:sz w:val="21"/>
+                <w:szCs w:val="21"/>
+                <w:lang w:val="en-US" w:eastAsia="zh-CN" w:bidi="ar-SA"/>
+              </w:rPr>
+              <w:t>共检出{{summaryOfRresults.hpdImmnueNum}}个超进展相关基因突变</w:t>
+            </w:r>
+          </w:p>
+        </w:tc>
+      </w:tr>
+      <w:tr>
+        <w:tblPrEx>
+          <w:tblBorders>
+            <w:top w:val="none" w:color="auto" w:sz="0" w:space="0"/>
+            <w:left w:val="none" w:color="auto" w:sz="0" w:space="0"/>
+            <w:bottom w:val="none" w:color="auto" w:sz="0" w:space="0"/>
+            <w:right w:val="none" w:color="auto" w:sz="0" w:space="0"/>
+            <w:insideH w:val="none" w:color="auto" w:sz="0" w:space="0"/>
+            <w:insideV w:val="none" w:color="auto" w:sz="0" w:space="0"/>
+          </w:tblBorders>
+          <w:shd w:val="clear" w:color="auto" w:fill="auto"/>
+          <w:tblCellMar>
+            <w:top w:w="0" w:type="dxa"/>
+            <w:left w:w="0" w:type="dxa"/>
+            <w:bottom w:w="0" w:type="dxa"/>
+            <w:right w:w="0" w:type="dxa"/>
+          </w:tblCellMar>
+        </w:tblPrEx>
+        <w:trPr>
+          <w:trHeight w:val="397" w:hRule="atLeast"/>
+          <w:jc w:val="center"/>
+        </w:trPr>
+        <w:tc>
+          <w:tcPr>
+            <w:tcW w:w="5000" w:type="pct"/>
+            <w:gridSpan w:val="3"/>
+            <w:tcBorders>
+              <w:top w:val="single" w:color="31849B" w:sz="8" w:space="0"/>
+              <w:bottom w:val="single" w:color="31849B" w:sz="8" w:space="0"/>
+            </w:tcBorders>
+            <w:shd w:val="clear" w:color="auto" w:fill="auto"/>
+            <w:vAlign w:val="center"/>
+          </w:tcPr>
+          <w:p>
+            <w:pPr>
+              <w:pStyle w:val="21"/>
+              <w:keepNext w:val="0"/>
+              <w:keepLines w:val="0"/>
+              <w:pageBreakBefore w:val="0"/>
+              <w:widowControl w:val="0"/>
+              <w:kinsoku/>
+              <w:wordWrap/>
+              <w:overflowPunct/>
+              <w:topLinePunct w:val="0"/>
+              <w:autoSpaceDE/>
+              <w:autoSpaceDN/>
+              <w:bidi w:val="0"/>
+              <w:adjustRightInd w:val="0"/>
+              <w:snapToGrid w:val="0"/>
+              <w:spacing w:line="240" w:lineRule="auto"/>
+              <w:ind w:left="110" w:leftChars="50" w:right="119" w:rightChars="0"/>
+              <w:jc w:val="both"/>
+              <w:textAlignment w:val="auto"/>
+              <w:rPr>
+                <w:rFonts w:ascii="Times New Roman" w:hAnsi="Times New Roman" w:eastAsia="微软雅黑" w:cs="Times New Roman"/>
+                <w:color w:val="262626"/>
+                <w:sz w:val="21"/>
+                <w:szCs w:val="21"/>
+                <w:lang w:eastAsia="zh-CN"/>
+              </w:rPr>
+            </w:pPr>
+            <w:r>
+              <w:rPr>
+                <w:rFonts w:hint="eastAsia" w:ascii="Times New Roman" w:hAnsi="Times New Roman" w:eastAsia="微软雅黑" w:cs="Times New Roman"/>
+                <w:color w:val="262626"/>
+                <w:sz w:val="21"/>
+                <w:szCs w:val="21"/>
+                <w:lang w:eastAsia="zh-CN"/>
+              </w:rPr>
+              <w:t>{%tr if reportInfo.conf.hrr%}</w:t>
+            </w:r>
+          </w:p>
+        </w:tc>
+      </w:tr>
+      <w:tr>
+        <w:tblPrEx>
+          <w:tblBorders>
+            <w:top w:val="none" w:color="auto" w:sz="0" w:space="0"/>
+            <w:left w:val="none" w:color="auto" w:sz="0" w:space="0"/>
+            <w:bottom w:val="none" w:color="auto" w:sz="0" w:space="0"/>
+            <w:right w:val="none" w:color="auto" w:sz="0" w:space="0"/>
+            <w:insideH w:val="none" w:color="auto" w:sz="0" w:space="0"/>
+            <w:insideV w:val="none" w:color="auto" w:sz="0" w:space="0"/>
+          </w:tblBorders>
+          <w:shd w:val="clear" w:color="auto" w:fill="auto"/>
+          <w:tblCellMar>
+            <w:top w:w="0" w:type="dxa"/>
+            <w:left w:w="0" w:type="dxa"/>
+            <w:bottom w:w="0" w:type="dxa"/>
+            <w:right w:w="0" w:type="dxa"/>
+          </w:tblCellMar>
+        </w:tblPrEx>
+        <w:trPr>
+          <w:trHeight w:val="397" w:hRule="atLeast"/>
+          <w:jc w:val="center"/>
+        </w:trPr>
+        <w:tc>
+          <w:tcPr>
+            <w:tcW w:w="2160" w:type="pct"/>
+            <w:gridSpan w:val="2"/>
+            <w:tcBorders>
+              <w:top w:val="single" w:color="31849B" w:sz="8" w:space="0"/>
+              <w:bottom w:val="single" w:color="31849B" w:sz="8" w:space="0"/>
+              <w:right w:val="single" w:color="31849B" w:sz="8" w:space="0"/>
+            </w:tcBorders>
+            <w:shd w:val="clear" w:color="auto" w:fill="auto"/>
+            <w:vAlign w:val="center"/>
+          </w:tcPr>
+          <w:p>
+            <w:pPr>
+              <w:pStyle w:val="21"/>
+              <w:keepNext w:val="0"/>
+              <w:keepLines w:val="0"/>
+              <w:pageBreakBefore w:val="0"/>
+              <w:widowControl w:val="0"/>
+              <w:kinsoku/>
+              <w:wordWrap/>
+              <w:overflowPunct/>
+              <w:topLinePunct w:val="0"/>
+              <w:autoSpaceDE/>
+              <w:autoSpaceDN/>
+              <w:bidi w:val="0"/>
+              <w:adjustRightInd w:val="0"/>
+              <w:snapToGrid w:val="0"/>
+              <w:spacing w:line="240" w:lineRule="auto"/>
+              <w:ind w:left="110" w:leftChars="50"/>
+              <w:jc w:val="both"/>
+              <w:textAlignment w:val="auto"/>
+              <w:rPr>
+                <w:rFonts w:ascii="Times New Roman" w:hAnsi="Times New Roman" w:eastAsia="微软雅黑" w:cs="Times New Roman"/>
+                <w:b/>
+                <w:bCs/>
+                <w:color w:val="262626"/>
+                <w:sz w:val="21"/>
+                <w:szCs w:val="21"/>
+                <w:lang w:eastAsia="zh-CN"/>
+              </w:rPr>
+            </w:pPr>
+            <w:r>
+              <w:rPr>
+                <w:rFonts w:ascii="微软雅黑" w:hAnsi="微软雅黑" w:eastAsia="微软雅黑" w:cs="微软雅黑"/>
+                <w:b/>
+                <w:bCs/>
+                <w:color w:val="262626"/>
+                <w:kern w:val="0"/>
+                <w:sz w:val="21"/>
+                <w:szCs w:val="21"/>
+                <w:lang w:val="en-US" w:eastAsia="zh-CN" w:bidi="ar"/>
+              </w:rPr>
+              <w:t>同源重组修复（</w:t>
+            </w:r>
+            <w:r>
+              <w:rPr>
+                <w:rFonts w:hint="default" w:ascii="Times New Roman" w:hAnsi="Times New Roman" w:eastAsia="宋体" w:cs="Times New Roman"/>
+                <w:b/>
+                <w:bCs/>
+                <w:color w:val="262626"/>
+                <w:kern w:val="0"/>
+                <w:sz w:val="21"/>
+                <w:szCs w:val="21"/>
+                <w:lang w:val="en-US" w:eastAsia="zh-CN" w:bidi="ar"/>
+              </w:rPr>
+              <w:t>HRR</w:t>
+            </w:r>
+            <w:r>
+              <w:rPr>
+                <w:rFonts w:hint="eastAsia" w:ascii="Times New Roman" w:hAnsi="Times New Roman" w:cs="Times New Roman"/>
+                <w:b/>
+                <w:bCs/>
+                <w:color w:val="262626"/>
+                <w:kern w:val="0"/>
+                <w:sz w:val="21"/>
+                <w:szCs w:val="21"/>
+                <w:lang w:val="en-US" w:eastAsia="zh-CN" w:bidi="ar"/>
+              </w:rPr>
+              <w:t>）</w:t>
+            </w:r>
+            <w:r>
+              <w:rPr>
+                <w:rFonts w:hint="eastAsia" w:ascii="微软雅黑" w:hAnsi="微软雅黑" w:eastAsia="微软雅黑" w:cs="微软雅黑"/>
+                <w:b/>
+                <w:bCs/>
+                <w:color w:val="262626"/>
+                <w:kern w:val="0"/>
+                <w:sz w:val="21"/>
+                <w:szCs w:val="21"/>
+                <w:lang w:val="en-US" w:eastAsia="zh-CN" w:bidi="ar"/>
+              </w:rPr>
+              <w:t>基因检测</w:t>
+            </w:r>
+          </w:p>
+        </w:tc>
+        <w:tc>
+          <w:tcPr>
+            <w:tcW w:w="2839" w:type="pct"/>
+            <w:tcBorders>
+              <w:top w:val="single" w:color="31849B" w:sz="8" w:space="0"/>
+              <w:left w:val="single" w:color="31849B" w:sz="8" w:space="0"/>
+              <w:bottom w:val="single" w:color="31849B" w:sz="8" w:space="0"/>
+            </w:tcBorders>
+            <w:shd w:val="clear" w:color="auto" w:fill="auto"/>
+            <w:vAlign w:val="center"/>
+          </w:tcPr>
+          <w:p>
+            <w:pPr>
+              <w:pStyle w:val="21"/>
+              <w:keepNext w:val="0"/>
+              <w:keepLines w:val="0"/>
+              <w:pageBreakBefore w:val="0"/>
+              <w:widowControl w:val="0"/>
+              <w:kinsoku/>
+              <w:wordWrap/>
+              <w:overflowPunct/>
+              <w:topLinePunct w:val="0"/>
+              <w:autoSpaceDE/>
+              <w:autoSpaceDN/>
+              <w:bidi w:val="0"/>
+              <w:adjustRightInd w:val="0"/>
+              <w:snapToGrid w:val="0"/>
+              <w:spacing w:line="240" w:lineRule="auto"/>
+              <w:ind w:left="110" w:leftChars="50" w:right="119" w:rightChars="0"/>
+              <w:jc w:val="both"/>
+              <w:textAlignment w:val="auto"/>
+              <w:rPr>
+                <w:rFonts w:ascii="Times New Roman" w:hAnsi="Times New Roman" w:eastAsia="微软雅黑" w:cs="Times New Roman"/>
+                <w:color w:val="262626"/>
+                <w:sz w:val="21"/>
+                <w:szCs w:val="21"/>
+                <w:lang w:eastAsia="zh-CN"/>
+              </w:rPr>
+            </w:pPr>
+            <w:r>
+              <w:rPr>
+                <w:rFonts w:hint="default" w:ascii="Times New Roman" w:hAnsi="Times New Roman" w:eastAsia="微软雅黑" w:cs="Times New Roman"/>
+                <w:color w:val="262626"/>
+                <w:kern w:val="0"/>
+                <w:sz w:val="21"/>
+                <w:szCs w:val="21"/>
+                <w:lang w:val="en-US" w:eastAsia="zh-CN" w:bidi="ar"/>
+              </w:rPr>
+              <w:t>共检出{{summaryOfRresults.HRRDetectedGeneCount}}个HRR基因失活突变</w:t>
+            </w:r>
+          </w:p>
+        </w:tc>
+      </w:tr>
+      <w:tr>
+        <w:tblPrEx>
+          <w:tblBorders>
+            <w:top w:val="none" w:color="auto" w:sz="0" w:space="0"/>
+            <w:left w:val="none" w:color="auto" w:sz="0" w:space="0"/>
+            <w:bottom w:val="none" w:color="auto" w:sz="0" w:space="0"/>
+            <w:right w:val="none" w:color="auto" w:sz="0" w:space="0"/>
+            <w:insideH w:val="none" w:color="auto" w:sz="0" w:space="0"/>
+            <w:insideV w:val="none" w:color="auto" w:sz="0" w:space="0"/>
+          </w:tblBorders>
+          <w:shd w:val="clear" w:color="auto" w:fill="auto"/>
+          <w:tblCellMar>
+            <w:top w:w="0" w:type="dxa"/>
+            <w:left w:w="0" w:type="dxa"/>
+            <w:bottom w:w="0" w:type="dxa"/>
+            <w:right w:w="0" w:type="dxa"/>
+          </w:tblCellMar>
+        </w:tblPrEx>
+        <w:trPr>
+          <w:trHeight w:val="397" w:hRule="atLeast"/>
+          <w:jc w:val="center"/>
+        </w:trPr>
+        <w:tc>
+          <w:tcPr>
+            <w:tcW w:w="5000" w:type="pct"/>
+            <w:gridSpan w:val="3"/>
+            <w:tcBorders>
+              <w:top w:val="single" w:color="31849B" w:sz="8" w:space="0"/>
+              <w:bottom w:val="single" w:color="31849B" w:sz="8" w:space="0"/>
+            </w:tcBorders>
+            <w:shd w:val="clear" w:color="auto" w:fill="auto"/>
+            <w:vAlign w:val="center"/>
+          </w:tcPr>
+          <w:p>
+            <w:pPr>
+              <w:pStyle w:val="21"/>
+              <w:keepNext w:val="0"/>
+              <w:keepLines w:val="0"/>
+              <w:pageBreakBefore w:val="0"/>
+              <w:widowControl w:val="0"/>
+              <w:kinsoku/>
+              <w:wordWrap/>
+              <w:overflowPunct/>
+              <w:topLinePunct w:val="0"/>
+              <w:autoSpaceDE/>
+              <w:autoSpaceDN/>
+              <w:bidi w:val="0"/>
+              <w:adjustRightInd w:val="0"/>
+              <w:snapToGrid w:val="0"/>
+              <w:spacing w:line="240" w:lineRule="auto"/>
+              <w:ind w:left="110" w:leftChars="50" w:right="119" w:rightChars="0"/>
+              <w:jc w:val="both"/>
+              <w:textAlignment w:val="auto"/>
+              <w:rPr>
+                <w:rFonts w:ascii="Times New Roman" w:hAnsi="Times New Roman" w:eastAsia="微软雅黑" w:cs="Times New Roman"/>
+                <w:color w:val="262626"/>
+                <w:sz w:val="21"/>
+                <w:szCs w:val="21"/>
+                <w:lang w:eastAsia="zh-CN"/>
+              </w:rPr>
+            </w:pPr>
+            <w:r>
+              <w:rPr>
+                <w:rFonts w:hint="eastAsia" w:ascii="Times New Roman" w:hAnsi="Times New Roman" w:eastAsia="微软雅黑" w:cs="Times New Roman"/>
+                <w:color w:val="262626"/>
+                <w:sz w:val="21"/>
+                <w:szCs w:val="21"/>
+                <w:lang w:eastAsia="zh-CN"/>
+              </w:rPr>
+              <w:t>{%tr endif %}</w:t>
+            </w:r>
+          </w:p>
+        </w:tc>
+      </w:tr>
+      <w:tr>
+        <w:tblPrEx>
+          <w:tblBorders>
+            <w:top w:val="none" w:color="auto" w:sz="0" w:space="0"/>
+            <w:left w:val="none" w:color="auto" w:sz="0" w:space="0"/>
+            <w:bottom w:val="none" w:color="auto" w:sz="0" w:space="0"/>
+            <w:right w:val="none" w:color="auto" w:sz="0" w:space="0"/>
+            <w:insideH w:val="none" w:color="auto" w:sz="0" w:space="0"/>
+            <w:insideV w:val="none" w:color="auto" w:sz="0" w:space="0"/>
+          </w:tblBorders>
+          <w:shd w:val="clear" w:color="auto" w:fill="auto"/>
+          <w:tblCellMar>
+            <w:top w:w="0" w:type="dxa"/>
+            <w:left w:w="0" w:type="dxa"/>
+            <w:bottom w:w="0" w:type="dxa"/>
+            <w:right w:w="0" w:type="dxa"/>
+          </w:tblCellMar>
+        </w:tblPrEx>
+        <w:trPr>
+          <w:trHeight w:val="397" w:hRule="atLeast"/>
+          <w:jc w:val="center"/>
+        </w:trPr>
+        <w:tc>
+          <w:tcPr>
+            <w:tcW w:w="5000" w:type="pct"/>
+            <w:gridSpan w:val="3"/>
+            <w:tcBorders>
+              <w:top w:val="single" w:color="31849B" w:sz="8" w:space="0"/>
+              <w:bottom w:val="single" w:color="31849B" w:sz="8" w:space="0"/>
+            </w:tcBorders>
+            <w:shd w:val="clear" w:color="auto" w:fill="auto"/>
+            <w:vAlign w:val="center"/>
+          </w:tcPr>
+          <w:p>
+            <w:pPr>
+              <w:pStyle w:val="21"/>
+              <w:keepNext w:val="0"/>
+              <w:keepLines w:val="0"/>
+              <w:pageBreakBefore w:val="0"/>
+              <w:widowControl w:val="0"/>
+              <w:kinsoku/>
+              <w:wordWrap/>
+              <w:overflowPunct/>
+              <w:topLinePunct w:val="0"/>
+              <w:autoSpaceDE/>
+              <w:autoSpaceDN/>
+              <w:bidi w:val="0"/>
+              <w:adjustRightInd w:val="0"/>
+              <w:snapToGrid w:val="0"/>
+              <w:spacing w:line="240" w:lineRule="auto"/>
+              <w:ind w:left="110" w:leftChars="50" w:right="119" w:rightChars="0"/>
+              <w:jc w:val="both"/>
+              <w:textAlignment w:val="auto"/>
+              <w:rPr>
+                <w:rFonts w:ascii="Times New Roman" w:hAnsi="Times New Roman" w:eastAsia="微软雅黑" w:cs="Times New Roman"/>
+                <w:color w:val="262626"/>
+                <w:sz w:val="21"/>
+                <w:szCs w:val="21"/>
+                <w:lang w:eastAsia="zh-CN"/>
+              </w:rPr>
+            </w:pPr>
+            <w:r>
+              <w:rPr>
+                <w:rFonts w:hint="eastAsia" w:ascii="Times New Roman" w:hAnsi="Times New Roman" w:eastAsia="微软雅黑" w:cs="Times New Roman"/>
+                <w:color w:val="262626"/>
+                <w:sz w:val="21"/>
+                <w:szCs w:val="21"/>
+                <w:lang w:eastAsia="zh-CN"/>
+              </w:rPr>
+              <w:t>{%tr if urinaryProstateDisease != ‘’%}</w:t>
+            </w:r>
+          </w:p>
+        </w:tc>
+      </w:tr>
+      <w:tr>
+        <w:tblPrEx>
+          <w:tblBorders>
+            <w:top w:val="none" w:color="auto" w:sz="0" w:space="0"/>
+            <w:left w:val="none" w:color="auto" w:sz="0" w:space="0"/>
+            <w:bottom w:val="none" w:color="auto" w:sz="0" w:space="0"/>
+            <w:right w:val="none" w:color="auto" w:sz="0" w:space="0"/>
+            <w:insideH w:val="none" w:color="auto" w:sz="0" w:space="0"/>
+            <w:insideV w:val="none" w:color="auto" w:sz="0" w:space="0"/>
+          </w:tblBorders>
+          <w:shd w:val="clear" w:color="auto" w:fill="auto"/>
+          <w:tblCellMar>
+            <w:top w:w="0" w:type="dxa"/>
+            <w:left w:w="0" w:type="dxa"/>
+            <w:bottom w:w="0" w:type="dxa"/>
+            <w:right w:w="0" w:type="dxa"/>
+          </w:tblCellMar>
+        </w:tblPrEx>
+        <w:trPr>
+          <w:trHeight w:val="397" w:hRule="atLeast"/>
+          <w:jc w:val="center"/>
+        </w:trPr>
+        <w:tc>
+          <w:tcPr>
+            <w:tcW w:w="2160" w:type="pct"/>
+            <w:gridSpan w:val="2"/>
+            <w:tcBorders>
+              <w:top w:val="single" w:color="31849B" w:sz="8" w:space="0"/>
+              <w:bottom w:val="single" w:color="31849B" w:sz="8" w:space="0"/>
+              <w:right w:val="single" w:color="31849B" w:sz="8" w:space="0"/>
+            </w:tcBorders>
+            <w:shd w:val="clear" w:color="auto" w:fill="auto"/>
+            <w:vAlign w:val="center"/>
+          </w:tcPr>
+          <w:p>
+            <w:pPr>
+              <w:pStyle w:val="21"/>
+              <w:keepNext w:val="0"/>
+              <w:keepLines w:val="0"/>
+              <w:pageBreakBefore w:val="0"/>
+              <w:widowControl w:val="0"/>
+              <w:kinsoku/>
+              <w:wordWrap/>
+              <w:overflowPunct/>
+              <w:topLinePunct w:val="0"/>
+              <w:autoSpaceDE/>
+              <w:autoSpaceDN/>
+              <w:bidi w:val="0"/>
+              <w:adjustRightInd w:val="0"/>
+              <w:snapToGrid w:val="0"/>
+              <w:spacing w:line="240" w:lineRule="auto"/>
+              <w:ind w:left="110" w:leftChars="50"/>
+              <w:jc w:val="both"/>
+              <w:textAlignment w:val="auto"/>
+              <w:rPr>
+                <w:rFonts w:ascii="Times New Roman" w:hAnsi="Times New Roman" w:eastAsia="微软雅黑" w:cs="Times New Roman"/>
+                <w:b/>
+                <w:bCs/>
+                <w:color w:val="262626"/>
+                <w:sz w:val="21"/>
+                <w:szCs w:val="21"/>
+                <w:lang w:eastAsia="zh-CN"/>
+              </w:rPr>
+            </w:pPr>
+            <w:r>
+              <w:rPr>
+                <w:rFonts w:hint="default" w:ascii="Times New Roman" w:hAnsi="Times New Roman" w:eastAsia="微软雅黑" w:cs="Times New Roman"/>
+                <w:b/>
+                <w:bCs/>
+                <w:color w:val="262626"/>
+                <w:sz w:val="21"/>
+                <w:szCs w:val="21"/>
+                <w:lang w:val="en-US" w:eastAsia="zh-CN" w:bidi="ar-SA"/>
+              </w:rPr>
+              <w:t>预后相关</w:t>
+            </w:r>
+          </w:p>
+        </w:tc>
+        <w:tc>
+          <w:tcPr>
+            <w:tcW w:w="2839" w:type="pct"/>
+            <w:tcBorders>
+              <w:top w:val="single" w:color="31849B" w:sz="8" w:space="0"/>
+              <w:left w:val="single" w:color="31849B" w:sz="8" w:space="0"/>
+              <w:bottom w:val="single" w:color="31849B" w:sz="8" w:space="0"/>
+            </w:tcBorders>
+            <w:shd w:val="clear" w:color="auto" w:fill="auto"/>
+            <w:vAlign w:val="center"/>
+          </w:tcPr>
+          <w:p>
+            <w:pPr>
+              <w:pStyle w:val="21"/>
+              <w:keepNext w:val="0"/>
+              <w:keepLines w:val="0"/>
+              <w:pageBreakBefore w:val="0"/>
+              <w:widowControl w:val="0"/>
+              <w:kinsoku/>
+              <w:wordWrap/>
+              <w:overflowPunct/>
+              <w:topLinePunct w:val="0"/>
+              <w:autoSpaceDE/>
+              <w:autoSpaceDN/>
+              <w:bidi w:val="0"/>
+              <w:adjustRightInd w:val="0"/>
+              <w:snapToGrid w:val="0"/>
+              <w:spacing w:line="240" w:lineRule="auto"/>
+              <w:ind w:left="110" w:leftChars="50" w:right="119" w:rightChars="0"/>
+              <w:jc w:val="both"/>
+              <w:textAlignment w:val="auto"/>
+              <w:rPr>
+                <w:rFonts w:ascii="Times New Roman" w:hAnsi="Times New Roman" w:eastAsia="微软雅黑" w:cs="Times New Roman"/>
+                <w:color w:val="262626"/>
+                <w:sz w:val="21"/>
+                <w:szCs w:val="21"/>
+                <w:lang w:eastAsia="zh-CN"/>
+              </w:rPr>
+            </w:pPr>
+            <w:r>
+              <w:rPr>
+                <w:rFonts w:hint="default" w:ascii="Times New Roman" w:hAnsi="Times New Roman" w:eastAsia="微软雅黑" w:cs="Times New Roman"/>
+                <w:color w:val="262626"/>
+                <w:sz w:val="21"/>
+                <w:szCs w:val="21"/>
+                <w:lang w:val="en-US" w:eastAsia="zh-CN" w:bidi="ar-SA"/>
+              </w:rPr>
+              <w:t>详见</w:t>
+            </w:r>
+            <w:r>
+              <w:rPr>
+                <w:rFonts w:hint="eastAsia" w:ascii="微软雅黑" w:hAnsi="微软雅黑" w:eastAsia="微软雅黑" w:cs="微软雅黑"/>
+                <w:color w:val="262626"/>
+                <w:sz w:val="21"/>
+                <w:szCs w:val="21"/>
+                <w:lang w:val="en-US" w:eastAsia="zh-CN" w:bidi="ar-SA"/>
+              </w:rPr>
+              <w:t>“</w:t>
+            </w:r>
+            <w:r>
+              <w:rPr>
+                <w:rFonts w:hint="default" w:ascii="Times New Roman" w:hAnsi="Times New Roman" w:eastAsia="微软雅黑" w:cs="Times New Roman"/>
+                <w:color w:val="262626"/>
+                <w:sz w:val="21"/>
+                <w:szCs w:val="21"/>
+                <w:lang w:val="en-US" w:eastAsia="zh-CN" w:bidi="ar-SA"/>
+              </w:rPr>
+              <w:t>预后相关基因检测结果及解析</w:t>
+            </w:r>
+            <w:r>
+              <w:rPr>
+                <w:rFonts w:hint="eastAsia" w:ascii="微软雅黑" w:hAnsi="微软雅黑" w:eastAsia="微软雅黑" w:cs="微软雅黑"/>
+                <w:color w:val="262626"/>
+                <w:sz w:val="21"/>
+                <w:szCs w:val="21"/>
+                <w:lang w:val="en-US" w:eastAsia="zh-CN" w:bidi="ar-SA"/>
+              </w:rPr>
+              <w:t>”</w:t>
+            </w:r>
+            <w:r>
+              <w:rPr>
+                <w:rFonts w:hint="default" w:ascii="Times New Roman" w:hAnsi="Times New Roman" w:eastAsia="微软雅黑" w:cs="Times New Roman"/>
+                <w:color w:val="262626"/>
+                <w:sz w:val="21"/>
+                <w:szCs w:val="21"/>
+                <w:lang w:val="en-US" w:eastAsia="zh-CN" w:bidi="ar-SA"/>
+              </w:rPr>
+              <w:t>部分</w:t>
+            </w:r>
+          </w:p>
+        </w:tc>
+      </w:tr>
+      <w:tr>
+        <w:tblPrEx>
+          <w:tblBorders>
+            <w:top w:val="none" w:color="auto" w:sz="0" w:space="0"/>
+            <w:left w:val="none" w:color="auto" w:sz="0" w:space="0"/>
+            <w:bottom w:val="none" w:color="auto" w:sz="0" w:space="0"/>
+            <w:right w:val="none" w:color="auto" w:sz="0" w:space="0"/>
+            <w:insideH w:val="none" w:color="auto" w:sz="0" w:space="0"/>
+            <w:insideV w:val="none" w:color="auto" w:sz="0" w:space="0"/>
+          </w:tblBorders>
+          <w:shd w:val="clear" w:color="auto" w:fill="auto"/>
+          <w:tblCellMar>
+            <w:top w:w="0" w:type="dxa"/>
+            <w:left w:w="0" w:type="dxa"/>
+            <w:bottom w:w="0" w:type="dxa"/>
+            <w:right w:w="0" w:type="dxa"/>
+          </w:tblCellMar>
+        </w:tblPrEx>
+        <w:trPr>
+          <w:trHeight w:val="397" w:hRule="atLeast"/>
+          <w:jc w:val="center"/>
+        </w:trPr>
+        <w:tc>
+          <w:tcPr>
+            <w:tcW w:w="5000" w:type="pct"/>
+            <w:gridSpan w:val="3"/>
+            <w:tcBorders>
+              <w:top w:val="single" w:color="31849B" w:sz="8" w:space="0"/>
+              <w:bottom w:val="single" w:color="31849B" w:sz="8" w:space="0"/>
+            </w:tcBorders>
+            <w:shd w:val="clear" w:color="auto" w:fill="auto"/>
+            <w:vAlign w:val="center"/>
+          </w:tcPr>
+          <w:p>
+            <w:pPr>
+              <w:pStyle w:val="21"/>
+              <w:keepNext w:val="0"/>
+              <w:keepLines w:val="0"/>
+              <w:pageBreakBefore w:val="0"/>
+              <w:widowControl w:val="0"/>
+              <w:kinsoku/>
+              <w:wordWrap/>
+              <w:overflowPunct/>
+              <w:topLinePunct w:val="0"/>
+              <w:autoSpaceDE/>
+              <w:autoSpaceDN/>
+              <w:bidi w:val="0"/>
+              <w:adjustRightInd w:val="0"/>
+              <w:snapToGrid w:val="0"/>
+              <w:spacing w:line="240" w:lineRule="auto"/>
+              <w:ind w:left="110" w:leftChars="50" w:right="119" w:rightChars="0"/>
+              <w:jc w:val="both"/>
+              <w:textAlignment w:val="auto"/>
+              <w:rPr>
+                <w:rFonts w:ascii="Times New Roman" w:hAnsi="Times New Roman" w:eastAsia="微软雅黑" w:cs="Times New Roman"/>
+                <w:color w:val="262626"/>
+                <w:sz w:val="21"/>
+                <w:szCs w:val="21"/>
+                <w:lang w:eastAsia="zh-CN"/>
+              </w:rPr>
+            </w:pPr>
+            <w:r>
+              <w:rPr>
+                <w:rFonts w:hint="eastAsia" w:ascii="Times New Roman" w:hAnsi="Times New Roman" w:eastAsia="微软雅黑" w:cs="Times New Roman"/>
+                <w:color w:val="262626"/>
+                <w:sz w:val="21"/>
+                <w:szCs w:val="21"/>
+                <w:lang w:eastAsia="zh-CN"/>
+              </w:rPr>
+              <w:t>{%tr endif %}</w:t>
+            </w:r>
+          </w:p>
+        </w:tc>
+      </w:tr>
+      <w:tr>
+        <w:tblPrEx>
+          <w:tblBorders>
+            <w:top w:val="none" w:color="auto" w:sz="0" w:space="0"/>
+            <w:left w:val="none" w:color="auto" w:sz="0" w:space="0"/>
+            <w:bottom w:val="none" w:color="auto" w:sz="0" w:space="0"/>
+            <w:right w:val="none" w:color="auto" w:sz="0" w:space="0"/>
+            <w:insideH w:val="none" w:color="auto" w:sz="0" w:space="0"/>
+            <w:insideV w:val="none" w:color="auto" w:sz="0" w:space="0"/>
+          </w:tblBorders>
+          <w:shd w:val="clear" w:color="auto" w:fill="auto"/>
+          <w:tblCellMar>
+            <w:top w:w="0" w:type="dxa"/>
+            <w:left w:w="0" w:type="dxa"/>
+            <w:bottom w:w="0" w:type="dxa"/>
+            <w:right w:w="0" w:type="dxa"/>
+          </w:tblCellMar>
+        </w:tblPrEx>
+        <w:trPr>
+          <w:trHeight w:val="397" w:hRule="atLeast"/>
+          <w:jc w:val="center"/>
+        </w:trPr>
+        <w:tc>
+          <w:tcPr>
+            <w:tcW w:w="5000" w:type="pct"/>
+            <w:gridSpan w:val="3"/>
+            <w:tcBorders>
+              <w:top w:val="single" w:color="31849B" w:sz="8" w:space="0"/>
+              <w:bottom w:val="single" w:color="31849B" w:sz="8" w:space="0"/>
+            </w:tcBorders>
+            <w:shd w:val="clear" w:color="auto" w:fill="auto"/>
+            <w:vAlign w:val="center"/>
+          </w:tcPr>
+          <w:p>
+            <w:pPr>
+              <w:pStyle w:val="21"/>
+              <w:keepNext w:val="0"/>
+              <w:keepLines w:val="0"/>
+              <w:pageBreakBefore w:val="0"/>
+              <w:widowControl w:val="0"/>
+              <w:kinsoku/>
+              <w:wordWrap/>
+              <w:overflowPunct/>
+              <w:topLinePunct w:val="0"/>
+              <w:autoSpaceDE/>
+              <w:autoSpaceDN/>
+              <w:bidi w:val="0"/>
+              <w:adjustRightInd w:val="0"/>
+              <w:snapToGrid w:val="0"/>
+              <w:spacing w:line="240" w:lineRule="auto"/>
+              <w:ind w:left="110" w:leftChars="50" w:right="119" w:rightChars="0"/>
+              <w:jc w:val="both"/>
+              <w:textAlignment w:val="auto"/>
+              <w:rPr>
+                <w:rFonts w:ascii="Times New Roman" w:hAnsi="Times New Roman" w:eastAsia="微软雅黑" w:cs="Times New Roman"/>
+                <w:color w:val="262626"/>
+                <w:sz w:val="21"/>
+                <w:szCs w:val="21"/>
+                <w:lang w:eastAsia="zh-CN"/>
+              </w:rPr>
+            </w:pPr>
+            <w:r>
+              <w:rPr>
+                <w:rFonts w:hint="eastAsia" w:ascii="Times New Roman" w:hAnsi="Times New Roman" w:eastAsia="微软雅黑" w:cs="Times New Roman"/>
+                <w:color w:val="262626"/>
+                <w:sz w:val="21"/>
+                <w:szCs w:val="21"/>
+                <w:lang w:eastAsia="zh-CN"/>
+              </w:rPr>
+              <w:t>{%tr if gastrointestinalStromalTumor == True %}</w:t>
+            </w:r>
+          </w:p>
+        </w:tc>
+      </w:tr>
+      <w:tr>
+        <w:tblPrEx>
+          <w:tblBorders>
+            <w:top w:val="none" w:color="auto" w:sz="0" w:space="0"/>
+            <w:left w:val="none" w:color="auto" w:sz="0" w:space="0"/>
+            <w:bottom w:val="none" w:color="auto" w:sz="0" w:space="0"/>
+            <w:right w:val="none" w:color="auto" w:sz="0" w:space="0"/>
+            <w:insideH w:val="none" w:color="auto" w:sz="0" w:space="0"/>
+            <w:insideV w:val="none" w:color="auto" w:sz="0" w:space="0"/>
+          </w:tblBorders>
+          <w:shd w:val="clear" w:color="auto" w:fill="auto"/>
+          <w:tblCellMar>
+            <w:top w:w="0" w:type="dxa"/>
+            <w:left w:w="0" w:type="dxa"/>
+            <w:bottom w:w="0" w:type="dxa"/>
+            <w:right w:w="0" w:type="dxa"/>
+          </w:tblCellMar>
+        </w:tblPrEx>
+        <w:trPr>
+          <w:trHeight w:val="397" w:hRule="atLeast"/>
+          <w:jc w:val="center"/>
+        </w:trPr>
+        <w:tc>
+          <w:tcPr>
+            <w:tcW w:w="2160" w:type="pct"/>
+            <w:gridSpan w:val="2"/>
+            <w:tcBorders>
+              <w:top w:val="single" w:color="31849B" w:sz="8" w:space="0"/>
+              <w:bottom w:val="single" w:color="31849B" w:sz="8" w:space="0"/>
+              <w:right w:val="single" w:color="31849B" w:sz="8" w:space="0"/>
+            </w:tcBorders>
+            <w:shd w:val="clear" w:color="auto" w:fill="auto"/>
+            <w:vAlign w:val="center"/>
+          </w:tcPr>
+          <w:p>
+            <w:pPr>
+              <w:pStyle w:val="21"/>
+              <w:keepNext w:val="0"/>
+              <w:keepLines w:val="0"/>
+              <w:pageBreakBefore w:val="0"/>
+              <w:widowControl w:val="0"/>
+              <w:kinsoku/>
+              <w:wordWrap/>
+              <w:overflowPunct/>
+              <w:topLinePunct w:val="0"/>
+              <w:autoSpaceDE/>
+              <w:autoSpaceDN/>
+              <w:bidi w:val="0"/>
+              <w:adjustRightInd w:val="0"/>
+              <w:snapToGrid w:val="0"/>
+              <w:spacing w:line="240" w:lineRule="auto"/>
+              <w:ind w:left="110" w:leftChars="50"/>
+              <w:jc w:val="both"/>
+              <w:textAlignment w:val="auto"/>
+              <w:rPr>
+                <w:rFonts w:ascii="Times New Roman" w:hAnsi="Times New Roman" w:eastAsia="微软雅黑" w:cs="Times New Roman"/>
+                <w:b/>
+                <w:bCs/>
+                <w:color w:val="262626"/>
+                <w:sz w:val="21"/>
+                <w:szCs w:val="21"/>
+                <w:lang w:eastAsia="zh-CN"/>
+              </w:rPr>
+            </w:pPr>
+            <w:r>
+              <w:rPr>
+                <w:rFonts w:ascii="Times New Roman" w:hAnsi="Times New Roman" w:eastAsia="微软雅黑" w:cs="Times New Roman"/>
+                <w:b/>
+                <w:bCs/>
+                <w:color w:val="262626"/>
+                <w:sz w:val="21"/>
+                <w:szCs w:val="21"/>
+                <w:lang w:eastAsia="zh-CN"/>
+              </w:rPr>
+              <w:t>化疗药物检测</w:t>
+            </w:r>
+          </w:p>
+        </w:tc>
+        <w:tc>
+          <w:tcPr>
+            <w:tcW w:w="2839" w:type="pct"/>
+            <w:tcBorders>
+              <w:top w:val="single" w:color="31849B" w:sz="8" w:space="0"/>
+              <w:left w:val="single" w:color="31849B" w:sz="8" w:space="0"/>
+              <w:bottom w:val="single" w:color="31849B" w:sz="8" w:space="0"/>
+            </w:tcBorders>
+            <w:shd w:val="clear" w:color="auto" w:fill="auto"/>
+            <w:vAlign w:val="center"/>
+          </w:tcPr>
+          <w:p>
+            <w:pPr>
+              <w:pStyle w:val="21"/>
+              <w:keepNext w:val="0"/>
+              <w:keepLines w:val="0"/>
+              <w:pageBreakBefore w:val="0"/>
+              <w:widowControl w:val="0"/>
+              <w:kinsoku/>
+              <w:wordWrap/>
+              <w:overflowPunct/>
+              <w:topLinePunct w:val="0"/>
+              <w:autoSpaceDE/>
+              <w:autoSpaceDN/>
+              <w:bidi w:val="0"/>
+              <w:adjustRightInd w:val="0"/>
+              <w:snapToGrid w:val="0"/>
+              <w:spacing w:line="240" w:lineRule="auto"/>
+              <w:ind w:left="110" w:leftChars="50" w:right="119" w:rightChars="0"/>
+              <w:jc w:val="both"/>
+              <w:textAlignment w:val="auto"/>
+              <w:rPr>
+                <w:rFonts w:hint="eastAsia" w:ascii="微软雅黑" w:hAnsi="微软雅黑" w:eastAsia="微软雅黑" w:cs="微软雅黑"/>
+                <w:color w:val="262626"/>
+                <w:sz w:val="18"/>
+                <w:szCs w:val="18"/>
+                <w:lang w:eastAsia="zh-CN"/>
+              </w:rPr>
+            </w:pPr>
+            <w:r>
+              <w:rPr>
+                <w:rFonts w:ascii="Times New Roman" w:hAnsi="Times New Roman" w:eastAsia="微软雅黑" w:cs="Times New Roman"/>
+                <w:color w:val="262626"/>
+                <w:sz w:val="21"/>
+                <w:szCs w:val="21"/>
+                <w:lang w:eastAsia="zh-CN"/>
+              </w:rPr>
+              <w:t>详见“化疗药物检测解析”部分</w:t>
+            </w:r>
+          </w:p>
+        </w:tc>
+      </w:tr>
+      <w:tr>
+        <w:tblPrEx>
+          <w:tblBorders>
+            <w:top w:val="none" w:color="auto" w:sz="0" w:space="0"/>
+            <w:left w:val="none" w:color="auto" w:sz="0" w:space="0"/>
+            <w:bottom w:val="none" w:color="auto" w:sz="0" w:space="0"/>
+            <w:right w:val="none" w:color="auto" w:sz="0" w:space="0"/>
+            <w:insideH w:val="none" w:color="auto" w:sz="0" w:space="0"/>
+            <w:insideV w:val="none" w:color="auto" w:sz="0" w:space="0"/>
+          </w:tblBorders>
+          <w:shd w:val="clear" w:color="auto" w:fill="auto"/>
           <w:tblCellMar>
             <w:top w:w="0" w:type="dxa"/>
             <w:left w:w="0" w:type="dxa"/>
@@ -5291,8 +5319,6 @@
           <w:lang w:val="en-US" w:eastAsia="zh-CN"/>
         </w:rPr>
       </w:pPr>
-      <w:bookmarkStart w:id="49" w:name="_GoBack"/>
-      <w:bookmarkEnd w:id="49"/>
       <w:r>
         <w:rPr>
           <w:rFonts w:hint="default" w:ascii="Times New Roman" w:hAnsi="Times New Roman" w:eastAsia="微软雅黑" w:cs="Times New Roman"/>
@@ -5696,8 +5722,8 @@
         </w:rPr>
         <w:t>{% endif %}</w:t>
       </w:r>
-      <w:bookmarkStart w:id="23" w:name="_Toc17140"/>
-      <w:bookmarkStart w:id="24" w:name="_Toc3740"/>
+      <w:bookmarkStart w:id="23" w:name="_Toc3740"/>
+      <w:bookmarkStart w:id="24" w:name="_Toc17140"/>
       <w:r>
         <w:rPr>
           <w:rFonts w:hint="default" w:ascii="Times New Roman" w:hAnsi="Times New Roman" w:eastAsia="微软雅黑" w:cs="Times New Roman"/>
@@ -6818,14 +6844,14 @@
         </w:rPr>
       </w:pPr>
       <w:bookmarkStart w:id="26" w:name="_Toc30265"/>
-      <w:bookmarkStart w:id="27" w:name="_Toc105081898"/>
-      <w:bookmarkStart w:id="28" w:name="_Toc149837258"/>
-      <w:bookmarkStart w:id="29" w:name="_Toc24979"/>
-      <w:bookmarkStart w:id="30" w:name="_Toc23375"/>
-      <w:bookmarkStart w:id="31" w:name="_Toc9088"/>
-      <w:bookmarkStart w:id="32" w:name="_Toc23434"/>
+      <w:bookmarkStart w:id="27" w:name="_Toc9088"/>
+      <w:bookmarkStart w:id="28" w:name="_Toc23434"/>
+      <w:bookmarkStart w:id="29" w:name="_Toc105081898"/>
+      <w:bookmarkStart w:id="30" w:name="_Toc22976"/>
+      <w:bookmarkStart w:id="31" w:name="_Toc23375"/>
+      <w:bookmarkStart w:id="32" w:name="_Toc149837258"/>
       <w:bookmarkStart w:id="33" w:name="_Toc11015_WPSOffice_Level2"/>
-      <w:bookmarkStart w:id="34" w:name="_Toc22976"/>
+      <w:bookmarkStart w:id="34" w:name="_Toc24979"/>
       <w:bookmarkStart w:id="35" w:name="_Toc18062_WPSOffice_Level2"/>
       <w:r>
         <w:rPr>
@@ -6936,6 +6962,12 @@
             <w:insideH w:val="single" w:color="31849B" w:sz="4" w:space="0"/>
             <w:insideV w:val="none" w:color="auto" w:sz="0" w:space="0"/>
           </w:tblBorders>
+          <w:tblCellMar>
+            <w:top w:w="0" w:type="dxa"/>
+            <w:left w:w="0" w:type="dxa"/>
+            <w:bottom w:w="0" w:type="dxa"/>
+            <w:right w:w="0" w:type="dxa"/>
+          </w:tblCellMar>
         </w:tblPrEx>
         <w:trPr>
           <w:trHeight w:val="510" w:hRule="atLeast"/>
@@ -6965,8 +6997,8 @@
                 <w:lang w:eastAsia="zh-CN"/>
               </w:rPr>
             </w:pPr>
-            <w:bookmarkStart w:id="36" w:name="_Toc149837259"/>
-            <w:bookmarkStart w:id="37" w:name="_Toc7697"/>
+            <w:bookmarkStart w:id="36" w:name="_Toc7697"/>
+            <w:bookmarkStart w:id="37" w:name="_Toc149837259"/>
             <w:r>
               <w:rPr>
                 <w:rFonts w:hint="default" w:ascii="Times New Roman" w:hAnsi="Times New Roman" w:eastAsia="微软雅黑" w:cs="Times New Roman"/>
@@ -11814,11 +11846,11 @@
           <w:lang w:val="en-US" w:eastAsia="zh-CN"/>
         </w:rPr>
       </w:pPr>
-      <w:bookmarkStart w:id="40" w:name="_Toc23725"/>
-      <w:bookmarkStart w:id="41" w:name="_Toc10059"/>
-      <w:bookmarkStart w:id="42" w:name="_Toc14639"/>
-      <w:bookmarkStart w:id="43" w:name="_Toc22042"/>
-      <w:bookmarkStart w:id="44" w:name="_Toc6573"/>
+      <w:bookmarkStart w:id="40" w:name="_Toc10059"/>
+      <w:bookmarkStart w:id="41" w:name="_Toc6573"/>
+      <w:bookmarkStart w:id="42" w:name="_Toc23725"/>
+      <w:bookmarkStart w:id="43" w:name="_Toc14639"/>
+      <w:bookmarkStart w:id="44" w:name="_Toc22042"/>
       <w:r>
         <w:rPr>
           <w:rFonts w:hint="default" w:ascii="微软雅黑" w:hAnsi="微软雅黑" w:cs="Times New Roman"/>
@@ -15149,9 +15181,9 @@
           <w:lang w:val="en-US" w:eastAsia="zh-CN"/>
         </w:rPr>
       </w:pPr>
-      <w:bookmarkStart w:id="45" w:name="_Toc17242"/>
+      <w:bookmarkStart w:id="45" w:name="_Toc20859"/>
       <w:bookmarkStart w:id="46" w:name="_Toc8577"/>
-      <w:bookmarkStart w:id="47" w:name="_Toc20859"/>
+      <w:bookmarkStart w:id="47" w:name="_Toc17242"/>
       <w:r>
         <w:rPr>
           <w:rFonts w:hint="eastAsia" w:ascii="微软雅黑" w:hAnsi="微软雅黑" w:cs="Times New Roman"/>
@@ -23386,11 +23418,26 @@
         <w:t>% endif %}</w:t>
       </w:r>
     </w:p>
+    <w:bookmarkEnd w:id="19"/>
     <w:p>
       <w:pPr>
-        <w:spacing w:before="188" w:line="252" w:lineRule="auto"/>
-        <w:ind w:right="213"/>
+        <w:keepNext w:val="0"/>
+        <w:keepLines w:val="0"/>
+        <w:pageBreakBefore w:val="0"/>
+        <w:widowControl w:val="0"/>
+        <w:kinsoku/>
+        <w:wordWrap/>
+        <w:overflowPunct/>
+        <w:topLinePunct w:val="0"/>
+        <w:autoSpaceDE/>
+        <w:autoSpaceDN/>
+        <w:bidi w:val="0"/>
+        <w:adjustRightInd/>
+        <w:snapToGrid/>
+        <w:spacing w:before="60" w:line="252" w:lineRule="auto"/>
+        <w:ind w:right="215"/>
         <w:jc w:val="both"/>
+        <w:textAlignment w:val="auto"/>
         <w:rPr>
           <w:rFonts w:ascii="Times New Roman" w:hAnsi="Times New Roman" w:eastAsia="微软雅黑" w:cs="Times New Roman"/>
           <w:sz w:val="21"/>
@@ -23398,135 +23445,65 @@
           <w:lang w:eastAsia="zh-CN"/>
         </w:rPr>
       </w:pPr>
+      <w:bookmarkStart w:id="49" w:name="_GoBack"/>
+      <w:bookmarkEnd w:id="49"/>
       <w:r>
         <w:rPr>
-          <w:sz w:val="28"/>
+          <w:rFonts w:hint="eastAsia" w:ascii="Times New Roman" w:hAnsi="Times New Roman" w:eastAsia="微软雅黑" w:cs="Times New Roman"/>
+          <w:sz w:val="24"/>
+          <w:szCs w:val="24"/>
+          <w:lang w:eastAsia="zh-CN"/>
         </w:rPr>
-        <mc:AlternateContent>
-          <mc:Choice Requires="wpg">
-            <w:drawing>
-              <wp:anchor distT="0" distB="0" distL="114300" distR="114300" simplePos="0" relativeHeight="251659264" behindDoc="0" locked="0" layoutInCell="1" allowOverlap="1">
-                <wp:simplePos x="0" y="0"/>
-                <wp:positionH relativeFrom="column">
-                  <wp:posOffset>575310</wp:posOffset>
-                </wp:positionH>
-                <wp:positionV relativeFrom="paragraph">
-                  <wp:posOffset>241935</wp:posOffset>
-                </wp:positionV>
-                <wp:extent cx="3068955" cy="426085"/>
-                <wp:effectExtent l="0" t="0" r="9525" b="635"/>
-                <wp:wrapNone/>
-                <wp:docPr id="2" name="组合 2"/>
-                <wp:cNvGraphicFramePr/>
-                <a:graphic xmlns:a="http://schemas.openxmlformats.org/drawingml/2006/main">
-                  <a:graphicData uri="http://schemas.microsoft.com/office/word/2010/wordprocessingGroup">
-                    <wpg:wgp>
-                      <wpg:cNvGrpSpPr/>
-                      <wpg:grpSpPr>
-                        <a:xfrm>
-                          <a:off x="0" y="0"/>
-                          <a:ext cx="3068955" cy="426085"/>
-                          <a:chOff x="5014" y="185467"/>
-                          <a:chExt cx="4833" cy="671"/>
-                        </a:xfrm>
-                      </wpg:grpSpPr>
-                      <pic:pic xmlns:pic="http://schemas.openxmlformats.org/drawingml/2006/picture">
-                        <pic:nvPicPr>
-                          <pic:cNvPr id="9" name="_x0000_s2450" descr="林俊雯 签名1"/>
-                          <pic:cNvPicPr>
-                            <a:picLocks noChangeAspect="1"/>
-                          </pic:cNvPicPr>
-                        </pic:nvPicPr>
-                        <pic:blipFill>
-                          <a:blip r:embed="rId5">
-                            <a:clrChange>
-                              <a:clrFrom>
-                                <a:srgbClr val="FFFFFF"/>
-                              </a:clrFrom>
-                              <a:clrTo>
-                                <a:srgbClr val="FFFFFF">
-                                  <a:alpha val="0"/>
-                                </a:srgbClr>
-                              </a:clrTo>
-                            </a:clrChange>
-                          </a:blip>
-                          <a:stretch>
-                            <a:fillRect/>
-                          </a:stretch>
-                        </pic:blipFill>
-                        <pic:spPr>
-                          <a:xfrm>
-                            <a:off x="5014" y="185467"/>
-                            <a:ext cx="1432" cy="636"/>
-                          </a:xfrm>
-                          <a:prstGeom prst="rect">
-                            <a:avLst/>
-                          </a:prstGeom>
-                        </pic:spPr>
-                      </pic:pic>
-                      <pic:pic xmlns:pic="http://schemas.openxmlformats.org/drawingml/2006/picture">
-                        <pic:nvPicPr>
-                          <pic:cNvPr id="10" name="_x0000_s2449" descr="杜景光  签名1"/>
-                          <pic:cNvPicPr>
-                            <a:picLocks noChangeAspect="1"/>
-                          </pic:cNvPicPr>
-                        </pic:nvPicPr>
-                        <pic:blipFill>
-                          <a:blip r:embed="rId6">
-                            <a:clrChange>
-                              <a:clrFrom>
-                                <a:srgbClr val="FDFDFD"/>
-                              </a:clrFrom>
-                              <a:clrTo>
-                                <a:srgbClr val="FDFDFD">
-                                  <a:alpha val="0"/>
-                                </a:srgbClr>
-                              </a:clrTo>
-                            </a:clrChange>
-                          </a:blip>
-                          <a:stretch>
-                            <a:fillRect/>
-                          </a:stretch>
-                        </pic:blipFill>
-                        <pic:spPr>
-                          <a:xfrm>
-                            <a:off x="8333" y="185478"/>
-                            <a:ext cx="1515" cy="661"/>
-                          </a:xfrm>
-                          <a:prstGeom prst="rect">
-                            <a:avLst/>
-                          </a:prstGeom>
-                        </pic:spPr>
-                      </pic:pic>
-                    </wpg:wgp>
-                  </a:graphicData>
-                </a:graphic>
-              </wp:anchor>
-            </w:drawing>
-          </mc:Choice>
-          <mc:Fallback>
-            <w:pict>
-              <v:group id="_x0000_s1026" o:spid="_x0000_s1026" o:spt="203" style="position:absolute;left:0pt;margin-left:45.3pt;margin-top:19.05pt;height:33.55pt;width:241.65pt;z-index:251659264;mso-width-relative:page;mso-height-relative:page;" coordorigin="5014,185467" coordsize="4833,671" o:gfxdata="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">
-                <o:lock v:ext="edit" aspectratio="f"/>
-                <v:shape id="_x0000_s2450" o:spid="_x0000_s1026" o:spt="75" alt="林俊雯 签名1" type="#_x0000_t75" style="position:absolute;left:5014;top:185467;height:636;width:1432;" filled="f" o:preferrelative="t" stroked="f" coordsize="21600,21600" o:gfxdata="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">
-                  <v:fill on="f" focussize="0,0"/>
-                  <v:stroke on="f"/>
-                  <v:imagedata r:id="rId5" chromakey="#FFFFFF" o:title=""/>
-                  <o:lock v:ext="edit" aspectratio="t"/>
-                </v:shape>
-                <v:shape id="_x0000_s2449" o:spid="_x0000_s1026" o:spt="75" alt="杜景光  签名1" type="#_x0000_t75" style="position:absolute;left:8333;top:185478;height:661;width:1515;" filled="f" o:preferrelative="t" stroked="f" coordsize="21600,21600" o:gfxdata="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">
-                  <v:fill on="f" focussize="0,0"/>
-                  <v:stroke on="f"/>
-                  <v:imagedata r:id="rId6" chromakey="#FDFDFD" o:title=""/>
-                  <o:lock v:ext="edit" aspectratio="t"/>
-                </v:shape>
-              </v:group>
-            </w:pict>
-          </mc:Fallback>
-        </mc:AlternateContent>
+        <w:t xml:space="preserve">{% if testedby == </w:t>
+      </w:r>
+      <w:r>
+        <w:rPr>
+          <w:rFonts w:ascii="Times New Roman" w:hAnsi="Times New Roman" w:eastAsia="微软雅黑" w:cs="Times New Roman"/>
+          <w:sz w:val="24"/>
+          <w:szCs w:val="24"/>
+          <w:lang w:eastAsia="zh-CN"/>
+        </w:rPr>
+        <w:t>“</w:t>
+      </w:r>
+      <w:r>
+        <w:rPr>
+          <w:rFonts w:hint="eastAsia" w:ascii="Times New Roman" w:hAnsi="Times New Roman" w:eastAsia="微软雅黑" w:cs="Times New Roman"/>
+          <w:sz w:val="24"/>
+          <w:szCs w:val="24"/>
+          <w:lang w:eastAsia="zh-CN"/>
+        </w:rPr>
+        <w:t>1</w:t>
+      </w:r>
+      <w:r>
+        <w:rPr>
+          <w:rFonts w:ascii="Times New Roman" w:hAnsi="Times New Roman" w:eastAsia="微软雅黑" w:cs="Times New Roman"/>
+          <w:sz w:val="24"/>
+          <w:szCs w:val="24"/>
+          <w:lang w:eastAsia="zh-CN"/>
+        </w:rPr>
+        <w:t>”</w:t>
+      </w:r>
+      <w:r>
+        <w:rPr>
+          <w:rFonts w:hint="eastAsia" w:ascii="Times New Roman" w:hAnsi="Times New Roman" w:eastAsia="微软雅黑" w:cs="Times New Roman"/>
+          <w:sz w:val="24"/>
+          <w:szCs w:val="24"/>
+          <w:lang w:eastAsia="zh-CN"/>
+        </w:rPr>
+        <w:t xml:space="preserve"> %}</w:t>
       </w:r>
     </w:p>
-    <w:bookmarkEnd w:id="19"/>
+    <w:p>
+      <w:pPr>
+        <w:widowControl/>
+        <w:rPr>
+          <w:rFonts w:ascii="Times New Roman" w:hAnsi="Times New Roman" w:eastAsia="微软雅黑" w:cs="Times New Roman"/>
+          <w:sz w:val="21"/>
+          <w:szCs w:val="21"/>
+          <w:lang w:eastAsia="zh-CN"/>
+        </w:rPr>
+      </w:pPr>
+    </w:p>
     <w:tbl>
       <w:tblPr>
         <w:tblStyle w:val="15"/>
@@ -23591,7 +23568,6 @@
                 <w:rFonts w:hint="eastAsia" w:ascii="微软雅黑" w:hAnsi="微软雅黑" w:eastAsia="微软雅黑" w:cs="微软雅黑"/>
                 <w:b/>
                 <w:bCs/>
-                <w:color w:val="262626"/>
                 <w:sz w:val="20"/>
                 <w:szCs w:val="20"/>
               </w:rPr>
@@ -23601,11 +23577,144 @@
                 <w:rFonts w:hint="eastAsia" w:ascii="微软雅黑" w:hAnsi="微软雅黑" w:eastAsia="微软雅黑" w:cs="微软雅黑"/>
                 <w:b/>
                 <w:bCs/>
-                <w:color w:val="262626"/>
                 <w:sz w:val="20"/>
                 <w:szCs w:val="20"/>
               </w:rPr>
               <w:t>检测者：</w:t>
+            </w:r>
+            <w:r>
+              <w:rPr>
+                <w:sz w:val="22"/>
+              </w:rPr>
+              <mc:AlternateContent>
+                <mc:Choice Requires="wpg">
+                  <w:drawing>
+                    <wp:anchor distT="0" distB="0" distL="114300" distR="114300" simplePos="0" relativeHeight="251660288" behindDoc="0" locked="0" layoutInCell="1" allowOverlap="1">
+                      <wp:simplePos x="0" y="0"/>
+                      <wp:positionH relativeFrom="column">
+                        <wp:posOffset>679450</wp:posOffset>
+                      </wp:positionH>
+                      <wp:positionV relativeFrom="paragraph">
+                        <wp:posOffset>-90805</wp:posOffset>
+                      </wp:positionV>
+                      <wp:extent cx="2597150" cy="360045"/>
+                      <wp:effectExtent l="0" t="0" r="0" b="5715"/>
+                      <wp:wrapNone/>
+                      <wp:docPr id="9" name="组合 9"/>
+                      <wp:cNvGraphicFramePr/>
+                      <a:graphic xmlns:a="http://schemas.openxmlformats.org/drawingml/2006/main">
+                        <a:graphicData uri="http://schemas.microsoft.com/office/word/2010/wordprocessingGroup">
+                          <wpg:wgp>
+                            <wpg:cNvGrpSpPr/>
+                            <wpg:grpSpPr>
+                              <a:xfrm>
+                                <a:off x="0" y="0"/>
+                                <a:ext cx="2597150" cy="360045"/>
+                                <a:chOff x="9632" y="12305"/>
+                                <a:chExt cx="4090" cy="567"/>
+                              </a:xfrm>
+                            </wpg:grpSpPr>
+                            <pic:pic xmlns:pic="http://schemas.openxmlformats.org/drawingml/2006/picture">
+                              <pic:nvPicPr>
+                                <pic:cNvPr id="16" name="图片 6" descr="蔡冬雪"/>
+                                <pic:cNvPicPr>
+                                  <a:picLocks noChangeAspect="1"/>
+                                </pic:cNvPicPr>
+                              </pic:nvPicPr>
+                              <pic:blipFill>
+                                <a:blip r:embed="rId5">
+                                  <a:clrChange>
+                                    <a:clrFrom>
+                                      <a:srgbClr val="FFFFFF">
+                                        <a:alpha val="100000"/>
+                                      </a:srgbClr>
+                                    </a:clrFrom>
+                                    <a:clrTo>
+                                      <a:srgbClr val="FFFFFF">
+                                        <a:alpha val="100000"/>
+                                        <a:alpha val="0"/>
+                                      </a:srgbClr>
+                                    </a:clrTo>
+                                  </a:clrChange>
+                                </a:blip>
+                                <a:srcRect l="18656" t="33322" r="18897" b="26699"/>
+                                <a:stretch>
+                                  <a:fillRect/>
+                                </a:stretch>
+                              </pic:blipFill>
+                              <pic:spPr>
+                                <a:xfrm>
+                                  <a:off x="9632" y="12347"/>
+                                  <a:ext cx="1010" cy="454"/>
+                                </a:xfrm>
+                                <a:prstGeom prst="rect">
+                                  <a:avLst/>
+                                </a:prstGeom>
+                              </pic:spPr>
+                            </pic:pic>
+                            <pic:pic xmlns:pic="http://schemas.openxmlformats.org/drawingml/2006/picture">
+                              <pic:nvPicPr>
+                                <pic:cNvPr id="12" name="图片 4" descr="王建丽"/>
+                                <pic:cNvPicPr>
+                                  <a:picLocks noChangeAspect="1"/>
+                                </pic:cNvPicPr>
+                              </pic:nvPicPr>
+                              <pic:blipFill>
+                                <a:blip r:embed="rId6">
+                                  <a:clrChange>
+                                    <a:clrFrom>
+                                      <a:srgbClr val="FFFFFF">
+                                        <a:alpha val="100000"/>
+                                      </a:srgbClr>
+                                    </a:clrFrom>
+                                    <a:clrTo>
+                                      <a:srgbClr val="FFFFFF">
+                                        <a:alpha val="100000"/>
+                                        <a:alpha val="0"/>
+                                      </a:srgbClr>
+                                    </a:clrTo>
+                                  </a:clrChange>
+                                </a:blip>
+                                <a:stretch>
+                                  <a:fillRect/>
+                                </a:stretch>
+                              </pic:blipFill>
+                              <pic:spPr>
+                                <a:xfrm>
+                                  <a:off x="12722" y="12305"/>
+                                  <a:ext cx="1000" cy="567"/>
+                                </a:xfrm>
+                                <a:prstGeom prst="rect">
+                                  <a:avLst/>
+                                </a:prstGeom>
+                              </pic:spPr>
+                            </pic:pic>
+                          </wpg:wgp>
+                        </a:graphicData>
+                      </a:graphic>
+                    </wp:anchor>
+                  </w:drawing>
+                </mc:Choice>
+                <mc:Fallback>
+                  <w:pict>
+                    <v:group id="_x0000_s1026" o:spid="_x0000_s1026" o:spt="203" style="position:absolute;left:0pt;margin-left:53.5pt;margin-top:-7.15pt;height:28.35pt;width:204.5pt;z-index:251660288;mso-width-relative:page;mso-height-relative:page;" coordorigin="9632,12305" coordsize="4090,567" o:gfxdata="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">
+                      <o:lock v:ext="edit" aspectratio="f"/>
+                      <v:shape id="图片 6" o:spid="_x0000_s1026" o:spt="75" alt="蔡冬雪" type="#_x0000_t75" style="position:absolute;left:9632;top:12347;height:454;width:1010;" filled="f" o:preferrelative="t" stroked="f" coordsize="21600,21600" o:gfxdata="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">
+                        <v:fill on="f" focussize="0,0"/>
+                        <v:stroke on="f"/>
+                        <v:imagedata r:id="rId5" cropleft="12226f" croptop="21838f" cropright="12384f" cropbottom="17497f" chromakey="#FFFFFF" o:title=""/>
+                        <o:lock v:ext="edit" aspectratio="t"/>
+                      </v:shape>
+                      <v:shape id="图片 4" o:spid="_x0000_s1026" o:spt="75" alt="王建丽" type="#_x0000_t75" style="position:absolute;left:12722;top:12305;height:567;width:1000;" filled="f" o:preferrelative="t" stroked="f" coordsize="21600,21600" o:gfxdata="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">
+                        <v:fill on="f" focussize="0,0"/>
+                        <v:stroke on="f"/>
+                        <v:imagedata r:id="rId6" chromakey="#FFFFFF" o:title=""/>
+                        <o:lock v:ext="edit" aspectratio="t"/>
+                      </v:shape>
+                    </v:group>
+                  </w:pict>
+                </mc:Fallback>
+              </mc:AlternateContent>
             </w:r>
           </w:p>
         </w:tc>
@@ -23627,7 +23736,6 @@
                 <w:rFonts w:hint="eastAsia" w:ascii="微软雅黑" w:hAnsi="微软雅黑" w:eastAsia="微软雅黑" w:cs="微软雅黑"/>
                 <w:b/>
                 <w:bCs/>
-                <w:color w:val="262626"/>
                 <w:sz w:val="20"/>
                 <w:szCs w:val="20"/>
               </w:rPr>
@@ -23637,7 +23745,6 @@
                 <w:rFonts w:hint="eastAsia" w:ascii="微软雅黑" w:hAnsi="微软雅黑" w:eastAsia="微软雅黑" w:cs="微软雅黑"/>
                 <w:b/>
                 <w:bCs/>
-                <w:color w:val="262626"/>
                 <w:sz w:val="20"/>
                 <w:szCs w:val="20"/>
               </w:rPr>
@@ -23663,7 +23770,6 @@
                 <w:rFonts w:hint="eastAsia" w:ascii="微软雅黑" w:hAnsi="微软雅黑" w:eastAsia="微软雅黑" w:cs="微软雅黑"/>
                 <w:b/>
                 <w:bCs/>
-                <w:color w:val="262626"/>
                 <w:sz w:val="20"/>
                 <w:szCs w:val="20"/>
               </w:rPr>
@@ -23673,7 +23779,6 @@
                 <w:rFonts w:hint="eastAsia" w:ascii="微软雅黑" w:hAnsi="微软雅黑" w:eastAsia="微软雅黑" w:cs="微软雅黑"/>
                 <w:b/>
                 <w:bCs/>
-                <w:color w:val="262626"/>
                 <w:sz w:val="20"/>
                 <w:szCs w:val="20"/>
                 <w:lang w:val="en-US" w:eastAsia="zh-CN"/>
@@ -23685,7 +23790,6 @@
                 <w:rFonts w:hint="eastAsia" w:ascii="微软雅黑" w:hAnsi="微软雅黑" w:eastAsia="微软雅黑" w:cs="微软雅黑"/>
                 <w:b/>
                 <w:bCs/>
-                <w:color w:val="262626"/>
                 <w:sz w:val="20"/>
                 <w:szCs w:val="20"/>
               </w:rPr>
@@ -23696,7 +23800,6 @@
                 <w:rFonts w:hint="eastAsia" w:ascii="微软雅黑" w:hAnsi="微软雅黑" w:eastAsia="微软雅黑" w:cs="微软雅黑"/>
                 <w:b w:val="0"/>
                 <w:bCs w:val="0"/>
-                <w:color w:val="262626"/>
                 <w:sz w:val="22"/>
                 <w:szCs w:val="22"/>
               </w:rPr>
@@ -23706,6 +23809,399 @@
         </w:tc>
       </w:tr>
     </w:tbl>
+    <w:p>
+      <w:pPr>
+        <w:widowControl/>
+        <w:rPr>
+          <w:rFonts w:ascii="Times New Roman" w:hAnsi="Times New Roman" w:eastAsia="微软雅黑" w:cs="Times New Roman"/>
+          <w:sz w:val="15"/>
+          <w:szCs w:val="15"/>
+        </w:rPr>
+      </w:pPr>
+      <w:r>
+        <w:rPr>
+          <w:rFonts w:hint="eastAsia" w:ascii="Times New Roman" w:hAnsi="Times New Roman" w:eastAsia="微软雅黑" w:cs="Times New Roman"/>
+          <w:sz w:val="24"/>
+          <w:szCs w:val="24"/>
+          <w:lang w:eastAsia="zh-CN"/>
+        </w:rPr>
+        <w:t xml:space="preserve">{% endif %}{% if testedby == </w:t>
+      </w:r>
+      <w:r>
+        <w:rPr>
+          <w:rFonts w:ascii="Times New Roman" w:hAnsi="Times New Roman" w:eastAsia="微软雅黑" w:cs="Times New Roman"/>
+          <w:sz w:val="24"/>
+          <w:szCs w:val="24"/>
+          <w:lang w:eastAsia="zh-CN"/>
+        </w:rPr>
+        <w:t>“</w:t>
+      </w:r>
+      <w:r>
+        <w:rPr>
+          <w:rFonts w:hint="eastAsia" w:ascii="Times New Roman" w:hAnsi="Times New Roman" w:eastAsia="微软雅黑" w:cs="Times New Roman"/>
+          <w:sz w:val="24"/>
+          <w:szCs w:val="24"/>
+          <w:lang w:eastAsia="zh-CN"/>
+        </w:rPr>
+        <w:t>2</w:t>
+      </w:r>
+      <w:r>
+        <w:rPr>
+          <w:rFonts w:ascii="Times New Roman" w:hAnsi="Times New Roman" w:eastAsia="微软雅黑" w:cs="Times New Roman"/>
+          <w:sz w:val="24"/>
+          <w:szCs w:val="24"/>
+          <w:lang w:eastAsia="zh-CN"/>
+        </w:rPr>
+        <w:t>”</w:t>
+      </w:r>
+      <w:r>
+        <w:rPr>
+          <w:rFonts w:hint="eastAsia" w:ascii="Times New Roman" w:hAnsi="Times New Roman" w:eastAsia="微软雅黑" w:cs="Times New Roman"/>
+          <w:sz w:val="24"/>
+          <w:szCs w:val="24"/>
+          <w:lang w:eastAsia="zh-CN"/>
+        </w:rPr>
+        <w:t xml:space="preserve"> %}</w:t>
+      </w:r>
+    </w:p>
+    <w:p>
+      <w:pPr>
+        <w:widowControl/>
+        <w:rPr>
+          <w:rFonts w:ascii="Times New Roman" w:hAnsi="Times New Roman" w:eastAsia="微软雅黑" w:cs="Times New Roman"/>
+          <w:sz w:val="21"/>
+          <w:szCs w:val="21"/>
+        </w:rPr>
+      </w:pPr>
+    </w:p>
+    <w:tbl>
+      <w:tblPr>
+        <w:tblStyle w:val="15"/>
+        <w:tblW w:w="9781" w:type="dxa"/>
+        <w:tblInd w:w="0" w:type="dxa"/>
+        <w:tblBorders>
+          <w:top w:val="none" w:color="auto" w:sz="0" w:space="0"/>
+          <w:left w:val="none" w:color="auto" w:sz="0" w:space="0"/>
+          <w:bottom w:val="none" w:color="auto" w:sz="0" w:space="0"/>
+          <w:right w:val="none" w:color="auto" w:sz="0" w:space="0"/>
+          <w:insideH w:val="none" w:color="auto" w:sz="0" w:space="0"/>
+          <w:insideV w:val="none" w:color="auto" w:sz="0" w:space="0"/>
+        </w:tblBorders>
+        <w:tblLayout w:type="fixed"/>
+        <w:tblCellMar>
+          <w:top w:w="113" w:type="dxa"/>
+          <w:left w:w="108" w:type="dxa"/>
+          <w:bottom w:w="113" w:type="dxa"/>
+          <w:right w:w="108" w:type="dxa"/>
+        </w:tblCellMar>
+      </w:tblPr>
+      <w:tblGrid>
+        <w:gridCol w:w="3260"/>
+        <w:gridCol w:w="3260"/>
+        <w:gridCol w:w="3261"/>
+      </w:tblGrid>
+      <w:tr>
+        <w:tblPrEx>
+          <w:tblBorders>
+            <w:top w:val="none" w:color="auto" w:sz="0" w:space="0"/>
+            <w:left w:val="none" w:color="auto" w:sz="0" w:space="0"/>
+            <w:bottom w:val="none" w:color="auto" w:sz="0" w:space="0"/>
+            <w:right w:val="none" w:color="auto" w:sz="0" w:space="0"/>
+            <w:insideH w:val="none" w:color="auto" w:sz="0" w:space="0"/>
+            <w:insideV w:val="none" w:color="auto" w:sz="0" w:space="0"/>
+          </w:tblBorders>
+          <w:tblCellMar>
+            <w:top w:w="113" w:type="dxa"/>
+            <w:left w:w="108" w:type="dxa"/>
+            <w:bottom w:w="113" w:type="dxa"/>
+            <w:right w:w="108" w:type="dxa"/>
+          </w:tblCellMar>
+        </w:tblPrEx>
+        <w:trPr>
+          <w:trHeight w:val="227" w:hRule="atLeast"/>
+        </w:trPr>
+        <w:tc>
+          <w:tcPr>
+            <w:tcW w:w="3260" w:type="dxa"/>
+            <w:shd w:val="clear" w:color="auto" w:fill="auto"/>
+            <w:tcMar>
+              <w:top w:w="28" w:type="dxa"/>
+              <w:left w:w="108" w:type="dxa"/>
+              <w:bottom w:w="28" w:type="dxa"/>
+              <w:right w:w="108" w:type="dxa"/>
+            </w:tcMar>
+            <w:vAlign w:val="top"/>
+          </w:tcPr>
+          <w:p>
+            <w:pPr>
+              <w:rPr>
+                <w:rFonts w:hint="eastAsia" w:ascii="微软雅黑" w:hAnsi="微软雅黑" w:eastAsia="微软雅黑" w:cs="微软雅黑"/>
+                <w:b/>
+                <w:bCs/>
+                <w:sz w:val="20"/>
+                <w:szCs w:val="20"/>
+              </w:rPr>
+            </w:pPr>
+            <w:r>
+              <w:rPr>
+                <w:rFonts w:hint="eastAsia" w:ascii="微软雅黑" w:hAnsi="微软雅黑" w:eastAsia="微软雅黑" w:cs="微软雅黑"/>
+                <w:b/>
+                <w:bCs/>
+                <w:sz w:val="20"/>
+                <w:szCs w:val="20"/>
+              </w:rPr>
+              <w:t>检测者：</w:t>
+            </w:r>
+            <w:r>
+              <w:rPr>
+                <w:sz w:val="24"/>
+              </w:rPr>
+              <mc:AlternateContent>
+                <mc:Choice Requires="wpg">
+                  <w:drawing>
+                    <wp:anchor distT="0" distB="0" distL="114300" distR="114300" simplePos="0" relativeHeight="251661312" behindDoc="0" locked="0" layoutInCell="1" allowOverlap="1">
+                      <wp:simplePos x="0" y="0"/>
+                      <wp:positionH relativeFrom="column">
+                        <wp:posOffset>655320</wp:posOffset>
+                      </wp:positionH>
+                      <wp:positionV relativeFrom="paragraph">
+                        <wp:posOffset>-91440</wp:posOffset>
+                      </wp:positionV>
+                      <wp:extent cx="2618740" cy="431800"/>
+                      <wp:effectExtent l="0" t="0" r="0" b="0"/>
+                      <wp:wrapNone/>
+                      <wp:docPr id="10" name="组合 10"/>
+                      <wp:cNvGraphicFramePr/>
+                      <a:graphic xmlns:a="http://schemas.openxmlformats.org/drawingml/2006/main">
+                        <a:graphicData uri="http://schemas.microsoft.com/office/word/2010/wordprocessingGroup">
+                          <wpg:wgp>
+                            <wpg:cNvGrpSpPr/>
+                            <wpg:grpSpPr>
+                              <a:xfrm>
+                                <a:off x="0" y="0"/>
+                                <a:ext cx="2618740" cy="431800"/>
+                                <a:chOff x="9633" y="114512"/>
+                                <a:chExt cx="4124" cy="680"/>
+                              </a:xfrm>
+                            </wpg:grpSpPr>
+                            <pic:pic xmlns:pic="http://schemas.openxmlformats.org/drawingml/2006/picture">
+                              <pic:nvPicPr>
+                                <pic:cNvPr id="6" name="图片 1"/>
+                                <pic:cNvPicPr>
+                                  <a:picLocks noChangeAspect="1"/>
+                                </pic:cNvPicPr>
+                              </pic:nvPicPr>
+                              <pic:blipFill>
+                                <a:blip r:embed="rId7">
+                                  <a:clrChange>
+                                    <a:clrFrom>
+                                      <a:srgbClr val="FFFFFF">
+                                        <a:alpha val="100000"/>
+                                      </a:srgbClr>
+                                    </a:clrFrom>
+                                    <a:clrTo>
+                                      <a:srgbClr val="FFFFFF">
+                                        <a:alpha val="100000"/>
+                                        <a:alpha val="0"/>
+                                      </a:srgbClr>
+                                    </a:clrTo>
+                                  </a:clrChange>
+                                </a:blip>
+                                <a:srcRect l="10922" t="11667"/>
+                                <a:stretch>
+                                  <a:fillRect/>
+                                </a:stretch>
+                              </pic:blipFill>
+                              <pic:spPr>
+                                <a:xfrm>
+                                  <a:off x="9633" y="114512"/>
+                                  <a:ext cx="1262" cy="680"/>
+                                </a:xfrm>
+                                <a:prstGeom prst="rect">
+                                  <a:avLst/>
+                                </a:prstGeom>
+                                <a:noFill/>
+                                <a:ln>
+                                  <a:noFill/>
+                                </a:ln>
+                              </pic:spPr>
+                            </pic:pic>
+                            <pic:pic xmlns:pic="http://schemas.openxmlformats.org/drawingml/2006/picture">
+                              <pic:nvPicPr>
+                                <pic:cNvPr id="11" name="图片 11" descr="王建丽"/>
+                                <pic:cNvPicPr>
+                                  <a:picLocks noChangeAspect="1"/>
+                                </pic:cNvPicPr>
+                              </pic:nvPicPr>
+                              <pic:blipFill>
+                                <a:blip r:embed="rId6">
+                                  <a:clrChange>
+                                    <a:clrFrom>
+                                      <a:srgbClr val="FFFFFF">
+                                        <a:alpha val="100000"/>
+                                      </a:srgbClr>
+                                    </a:clrFrom>
+                                    <a:clrTo>
+                                      <a:srgbClr val="FFFFFF">
+                                        <a:alpha val="100000"/>
+                                        <a:alpha val="0"/>
+                                      </a:srgbClr>
+                                    </a:clrTo>
+                                  </a:clrChange>
+                                </a:blip>
+                                <a:stretch>
+                                  <a:fillRect/>
+                                </a:stretch>
+                              </pic:blipFill>
+                              <pic:spPr>
+                                <a:xfrm>
+                                  <a:off x="12755" y="114524"/>
+                                  <a:ext cx="1002" cy="567"/>
+                                </a:xfrm>
+                                <a:prstGeom prst="rect">
+                                  <a:avLst/>
+                                </a:prstGeom>
+                              </pic:spPr>
+                            </pic:pic>
+                          </wpg:wgp>
+                        </a:graphicData>
+                      </a:graphic>
+                    </wp:anchor>
+                  </w:drawing>
+                </mc:Choice>
+                <mc:Fallback>
+                  <w:pict>
+                    <v:group id="_x0000_s1026" o:spid="_x0000_s1026" o:spt="203" style="position:absolute;left:0pt;margin-left:51.6pt;margin-top:-7.2pt;height:34pt;width:206.2pt;z-index:251661312;mso-width-relative:page;mso-height-relative:page;" coordorigin="9633,114512" coordsize="4124,680" o:gfxdata="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">
+                      <o:lock v:ext="edit" aspectratio="f"/>
+                      <v:shape id="图片 1" o:spid="_x0000_s1026" o:spt="75" type="#_x0000_t75" style="position:absolute;left:9633;top:114512;height:680;width:1262;" filled="f" o:preferrelative="t" stroked="f" coordsize="21600,21600" o:gfxdata="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">
+                        <v:fill on="f" focussize="0,0"/>
+                        <v:stroke on="f"/>
+                        <v:imagedata r:id="rId7" cropleft="7158f" croptop="7646f" chromakey="#FFFFFF" o:title=""/>
+                        <o:lock v:ext="edit" aspectratio="t"/>
+                      </v:shape>
+                      <v:shape id="_x0000_s1026" o:spid="_x0000_s1026" o:spt="75" alt="王建丽" type="#_x0000_t75" style="position:absolute;left:12755;top:114524;height:567;width:1002;" filled="f" o:preferrelative="t" stroked="f" coordsize="21600,21600" o:gfxdata="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">
+                        <v:fill on="f" focussize="0,0"/>
+                        <v:stroke on="f"/>
+                        <v:imagedata r:id="rId6" chromakey="#FFFFFF" o:title=""/>
+                        <o:lock v:ext="edit" aspectratio="t"/>
+                      </v:shape>
+                    </v:group>
+                  </w:pict>
+                </mc:Fallback>
+              </mc:AlternateContent>
+            </w:r>
+          </w:p>
+        </w:tc>
+        <w:tc>
+          <w:tcPr>
+            <w:tcW w:w="3260" w:type="dxa"/>
+            <w:shd w:val="clear" w:color="auto" w:fill="auto"/>
+            <w:tcMar>
+              <w:top w:w="28" w:type="dxa"/>
+              <w:left w:w="108" w:type="dxa"/>
+              <w:bottom w:w="28" w:type="dxa"/>
+              <w:right w:w="108" w:type="dxa"/>
+            </w:tcMar>
+            <w:vAlign w:val="top"/>
+          </w:tcPr>
+          <w:p>
+            <w:pPr>
+              <w:rPr>
+                <w:rFonts w:hint="eastAsia" w:ascii="微软雅黑" w:hAnsi="微软雅黑" w:eastAsia="微软雅黑" w:cs="微软雅黑"/>
+                <w:b/>
+                <w:bCs/>
+                <w:sz w:val="20"/>
+                <w:szCs w:val="20"/>
+              </w:rPr>
+            </w:pPr>
+            <w:r>
+              <w:rPr>
+                <w:rFonts w:hint="eastAsia" w:ascii="微软雅黑" w:hAnsi="微软雅黑" w:eastAsia="微软雅黑" w:cs="微软雅黑"/>
+                <w:b/>
+                <w:bCs/>
+                <w:sz w:val="20"/>
+                <w:szCs w:val="20"/>
+              </w:rPr>
+              <w:t>审核者：</w:t>
+            </w:r>
+          </w:p>
+        </w:tc>
+        <w:tc>
+          <w:tcPr>
+            <w:tcW w:w="3261" w:type="dxa"/>
+            <w:shd w:val="clear" w:color="auto" w:fill="auto"/>
+            <w:tcMar>
+              <w:top w:w="28" w:type="dxa"/>
+              <w:left w:w="108" w:type="dxa"/>
+              <w:bottom w:w="28" w:type="dxa"/>
+              <w:right w:w="108" w:type="dxa"/>
+            </w:tcMar>
+            <w:vAlign w:val="top"/>
+          </w:tcPr>
+          <w:p>
+            <w:pPr>
+              <w:rPr>
+                <w:rFonts w:hint="eastAsia" w:ascii="微软雅黑" w:hAnsi="微软雅黑" w:eastAsia="微软雅黑" w:cs="微软雅黑"/>
+                <w:b/>
+                <w:bCs/>
+                <w:sz w:val="20"/>
+                <w:szCs w:val="20"/>
+              </w:rPr>
+            </w:pPr>
+            <w:r>
+              <w:rPr>
+                <w:rFonts w:hint="eastAsia" w:ascii="微软雅黑" w:hAnsi="微软雅黑" w:eastAsia="微软雅黑" w:cs="微软雅黑"/>
+                <w:b/>
+                <w:bCs/>
+                <w:sz w:val="20"/>
+                <w:szCs w:val="20"/>
+                <w:lang w:val="en-US" w:eastAsia="zh-CN"/>
+              </w:rPr>
+              <w:t>报告</w:t>
+            </w:r>
+            <w:r>
+              <w:rPr>
+                <w:rFonts w:hint="eastAsia" w:ascii="微软雅黑" w:hAnsi="微软雅黑" w:eastAsia="微软雅黑" w:cs="微软雅黑"/>
+                <w:b/>
+                <w:bCs/>
+                <w:sz w:val="20"/>
+                <w:szCs w:val="20"/>
+              </w:rPr>
+              <w:t>时间：</w:t>
+            </w:r>
+            <w:r>
+              <w:rPr>
+                <w:rFonts w:hint="eastAsia" w:ascii="微软雅黑" w:hAnsi="微软雅黑" w:eastAsia="微软雅黑" w:cs="微软雅黑"/>
+                <w:b w:val="0"/>
+                <w:bCs w:val="0"/>
+                <w:sz w:val="22"/>
+                <w:szCs w:val="22"/>
+              </w:rPr>
+              <w:t>{{ reportdate }}</w:t>
+            </w:r>
+          </w:p>
+        </w:tc>
+      </w:tr>
+    </w:tbl>
+    <w:p>
+      <w:pPr>
+        <w:widowControl/>
+        <w:rPr>
+          <w:rFonts w:ascii="Times New Roman" w:hAnsi="Times New Roman" w:eastAsia="微软雅黑" w:cs="Times New Roman"/>
+          <w:sz w:val="15"/>
+          <w:szCs w:val="15"/>
+        </w:rPr>
+      </w:pPr>
+      <w:r>
+        <w:rPr>
+          <w:rFonts w:hint="eastAsia" w:ascii="Times New Roman" w:hAnsi="Times New Roman" w:eastAsia="微软雅黑" w:cs="Times New Roman"/>
+          <w:sz w:val="24"/>
+          <w:szCs w:val="24"/>
+          <w:lang w:eastAsia="zh-CN"/>
+        </w:rPr>
+        <w:t>{% endif %}</w:t>
+      </w:r>
+    </w:p>
     <w:p>
       <w:pPr>
         <w:widowControl/>
@@ -23746,7 +24242,7 @@
       <mc:AlternateContent>
         <mc:Choice Requires="wps">
           <w:drawing>
-            <wp:anchor distT="0" distB="0" distL="114300" distR="114300" simplePos="0" relativeHeight="251660288" behindDoc="0" locked="0" layoutInCell="1" allowOverlap="1">
+            <wp:anchor distT="0" distB="0" distL="114300" distR="114300" simplePos="0" relativeHeight="251659264" behindDoc="0" locked="0" layoutInCell="1" allowOverlap="1">
               <wp:simplePos x="0" y="0"/>
               <wp:positionH relativeFrom="margin">
                 <wp:align>center</wp:align>
@@ -23825,7 +24321,7 @@
         </mc:Choice>
         <mc:Fallback>
           <w:pict>
-            <v:shape id="_x0000_s1026" o:spid="_x0000_s1026" o:spt="202" type="#_x0000_t202" style="position:absolute;left:0pt;margin-top:0pt;height:144pt;width:144pt;mso-position-horizontal:center;mso-position-horizontal-relative:margin;mso-wrap-style:none;z-index:251660288;mso-width-relative:page;mso-height-relative:page;" filled="f" stroked="f" coordsize="21600,21600" o:gfxdata="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">
+            <v:shape id="_x0000_s1026" o:spid="_x0000_s1026" o:spt="202" type="#_x0000_t202" style="position:absolute;left:0pt;margin-top:0pt;height:144pt;width:144pt;mso-position-horizontal:center;mso-position-horizontal-relative:margin;mso-wrap-style:none;z-index:251659264;mso-width-relative:page;mso-height-relative:page;" filled="f" stroked="f" coordsize="21600,21600" o:gfxdata="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">
               <v:fill on="f" focussize="0,0"/>
               <v:stroke on="f" weight="0.5pt"/>
               <v:imagedata o:title=""/>

--- a/WebContent/docx/泛癌种500基因检测报告-简单版.docx
+++ b/WebContent/docx/泛癌种500基因检测报告-简单版.docx
@@ -11,14 +11,14 @@
         </w:rPr>
       </w:pPr>
       <w:bookmarkStart w:id="0" w:name="_Toc21009_WPSOffice_Level1"/>
-      <w:bookmarkStart w:id="1" w:name="_Toc21669"/>
-      <w:bookmarkStart w:id="2" w:name="_Toc13806"/>
-      <w:bookmarkStart w:id="3" w:name="_Toc105081892"/>
-      <w:bookmarkStart w:id="4" w:name="_Toc24397"/>
-      <w:bookmarkStart w:id="5" w:name="_Toc32054"/>
+      <w:bookmarkStart w:id="1" w:name="_Toc24397"/>
+      <w:bookmarkStart w:id="2" w:name="_Toc27500"/>
+      <w:bookmarkStart w:id="3" w:name="_Toc13806"/>
+      <w:bookmarkStart w:id="4" w:name="_Toc21669"/>
+      <w:bookmarkStart w:id="5" w:name="_Toc105081892"/>
       <w:bookmarkStart w:id="6" w:name="_Toc30143_WPSOffice_Level1"/>
-      <w:bookmarkStart w:id="7" w:name="_Toc27500"/>
-      <w:bookmarkStart w:id="8" w:name="_Toc24178_WPSOffice_Level1"/>
+      <w:bookmarkStart w:id="7" w:name="_Toc24178_WPSOffice_Level1"/>
+      <w:bookmarkStart w:id="8" w:name="_Toc32054"/>
       <w:r>
         <w:rPr>
           <w:rFonts w:hint="eastAsia" w:ascii="Times New Roman" w:hAnsi="Times New Roman" w:eastAsia="微软雅黑" w:cs="Times New Roman"/>
@@ -144,14 +144,14 @@
               </w:rPr>
             </w:pPr>
             <w:bookmarkStart w:id="9" w:name="_Hlk16792570"/>
-            <w:bookmarkStart w:id="10" w:name="_Toc6221_WPSOffice_Level1"/>
-            <w:bookmarkStart w:id="11" w:name="_Toc23369_WPSOffice_Level1"/>
-            <w:bookmarkStart w:id="12" w:name="_Toc105081895"/>
-            <w:bookmarkStart w:id="13" w:name="_Toc3871"/>
-            <w:bookmarkStart w:id="14" w:name="_Toc18058"/>
-            <w:bookmarkStart w:id="15" w:name="_Toc25920"/>
-            <w:bookmarkStart w:id="16" w:name="_Toc4088"/>
-            <w:bookmarkStart w:id="17" w:name="_Toc1410"/>
+            <w:bookmarkStart w:id="10" w:name="_Toc25920"/>
+            <w:bookmarkStart w:id="11" w:name="_Toc6221_WPSOffice_Level1"/>
+            <w:bookmarkStart w:id="12" w:name="_Toc3871"/>
+            <w:bookmarkStart w:id="13" w:name="_Toc18058"/>
+            <w:bookmarkStart w:id="14" w:name="_Toc1410"/>
+            <w:bookmarkStart w:id="15" w:name="_Toc23369_WPSOffice_Level1"/>
+            <w:bookmarkStart w:id="16" w:name="_Toc105081895"/>
+            <w:bookmarkStart w:id="17" w:name="_Toc4088"/>
             <w:bookmarkStart w:id="18" w:name="_Toc534807930"/>
             <w:bookmarkStart w:id="19" w:name="_Toc3823"/>
             <w:r>
@@ -1033,7 +1033,6 @@
             <w:insideH w:val="none" w:color="auto" w:sz="0" w:space="0"/>
             <w:insideV w:val="none" w:color="auto" w:sz="0" w:space="0"/>
           </w:tblBorders>
-          <w:shd w:val="clear" w:color="auto" w:fill="auto"/>
           <w:tblCellMar>
             <w:top w:w="0" w:type="dxa"/>
             <w:left w:w="0" w:type="dxa"/>
@@ -1092,6 +1091,127 @@
                 <w:lang w:eastAsia="zh-CN"/>
               </w:rPr>
               <w:t>{%tr if endometrialCarcinoma == True %}</w:t>
+            </w:r>
+          </w:p>
+        </w:tc>
+      </w:tr>
+      <w:tr>
+        <w:tblPrEx>
+          <w:tblBorders>
+            <w:top w:val="none" w:color="auto" w:sz="0" w:space="0"/>
+            <w:left w:val="none" w:color="auto" w:sz="0" w:space="0"/>
+            <w:bottom w:val="none" w:color="auto" w:sz="0" w:space="0"/>
+            <w:right w:val="none" w:color="auto" w:sz="0" w:space="0"/>
+            <w:insideH w:val="none" w:color="auto" w:sz="0" w:space="0"/>
+            <w:insideV w:val="none" w:color="auto" w:sz="0" w:space="0"/>
+          </w:tblBorders>
+          <w:tblCellMar>
+            <w:top w:w="0" w:type="dxa"/>
+            <w:left w:w="0" w:type="dxa"/>
+            <w:bottom w:w="0" w:type="dxa"/>
+            <w:right w:w="0" w:type="dxa"/>
+          </w:tblCellMar>
+        </w:tblPrEx>
+        <w:trPr>
+          <w:trHeight w:val="397" w:hRule="atLeast"/>
+          <w:jc w:val="center"/>
+        </w:trPr>
+        <w:tc>
+          <w:tcPr>
+            <w:tcW w:w="2160" w:type="pct"/>
+            <w:gridSpan w:val="2"/>
+            <w:tcBorders>
+              <w:top w:val="single" w:color="31849B" w:sz="8" w:space="0"/>
+              <w:bottom w:val="single" w:color="31849B" w:sz="8" w:space="0"/>
+              <w:right w:val="single" w:color="31849B" w:sz="8" w:space="0"/>
+            </w:tcBorders>
+            <w:shd w:val="clear" w:color="auto" w:fill="auto"/>
+            <w:vAlign w:val="center"/>
+          </w:tcPr>
+          <w:p>
+            <w:pPr>
+              <w:pStyle w:val="21"/>
+              <w:keepNext w:val="0"/>
+              <w:keepLines w:val="0"/>
+              <w:pageBreakBefore w:val="0"/>
+              <w:widowControl w:val="0"/>
+              <w:kinsoku/>
+              <w:wordWrap/>
+              <w:overflowPunct/>
+              <w:topLinePunct w:val="0"/>
+              <w:autoSpaceDE/>
+              <w:autoSpaceDN/>
+              <w:bidi w:val="0"/>
+              <w:snapToGrid w:val="0"/>
+              <w:ind w:left="119" w:leftChars="0"/>
+              <w:textAlignment w:val="auto"/>
+              <w:rPr>
+                <w:rFonts w:ascii="Times New Roman" w:hAnsi="Times New Roman" w:eastAsia="微软雅黑" w:cs="Times New Roman"/>
+                <w:b/>
+                <w:bCs/>
+                <w:color w:val="262626"/>
+                <w:sz w:val="21"/>
+                <w:szCs w:val="21"/>
+              </w:rPr>
+            </w:pPr>
+            <w:r>
+              <w:rPr>
+                <w:rFonts w:hint="eastAsia" w:ascii="Times New Roman" w:hAnsi="Times New Roman" w:eastAsia="微软雅黑" w:cs="Times New Roman"/>
+                <w:b/>
+                <w:bCs/>
+                <w:color w:val="262626"/>
+                <w:sz w:val="21"/>
+                <w:szCs w:val="21"/>
+                <w:lang w:eastAsia="zh-CN"/>
+              </w:rPr>
+              <w:t>子宫内膜癌分子分型</w:t>
+            </w:r>
+          </w:p>
+        </w:tc>
+        <w:tc>
+          <w:tcPr>
+            <w:tcW w:w="2839" w:type="pct"/>
+            <w:tcBorders>
+              <w:top w:val="single" w:color="31849B" w:sz="8" w:space="0"/>
+              <w:left w:val="single" w:color="31849B" w:sz="8" w:space="0"/>
+              <w:bottom w:val="single" w:color="31849B" w:sz="8" w:space="0"/>
+            </w:tcBorders>
+            <w:shd w:val="clear" w:color="auto" w:fill="auto"/>
+            <w:vAlign w:val="center"/>
+          </w:tcPr>
+          <w:p>
+            <w:pPr>
+              <w:pStyle w:val="21"/>
+              <w:keepNext w:val="0"/>
+              <w:keepLines w:val="0"/>
+              <w:pageBreakBefore w:val="0"/>
+              <w:widowControl w:val="0"/>
+              <w:kinsoku/>
+              <w:wordWrap/>
+              <w:overflowPunct/>
+              <w:topLinePunct w:val="0"/>
+              <w:autoSpaceDE/>
+              <w:autoSpaceDN/>
+              <w:bidi w:val="0"/>
+              <w:snapToGrid w:val="0"/>
+              <w:ind w:left="119" w:leftChars="0"/>
+              <w:textAlignment w:val="auto"/>
+              <w:rPr>
+                <w:rFonts w:ascii="Times New Roman" w:hAnsi="Times New Roman" w:eastAsia="微软雅黑" w:cs="Times New Roman"/>
+                <w:color w:val="262626"/>
+                <w:sz w:val="21"/>
+                <w:szCs w:val="21"/>
+                <w:lang w:eastAsia="zh-CN"/>
+              </w:rPr>
+            </w:pPr>
+            <w:r>
+              <w:rPr>
+                <w:rFonts w:hint="eastAsia" w:ascii="Times New Roman" w:hAnsi="Times New Roman" w:eastAsia="微软雅黑" w:cs="黑体"/>
+                <w:color w:val="262626"/>
+                <w:sz w:val="21"/>
+                <w:lang w:eastAsia="zh-CN"/>
+              </w:rPr>
+              <w:t>{{ summaryOfRresults.tcga }}</w:t>
             </w:r>
           </w:p>
         </w:tc>
@@ -1120,12 +1240,11 @@
         </w:trPr>
         <w:tc>
           <w:tcPr>
-            <w:tcW w:w="2160" w:type="pct"/>
-            <w:gridSpan w:val="2"/>
+            <w:tcW w:w="5000" w:type="pct"/>
+            <w:gridSpan w:val="3"/>
             <w:tcBorders>
               <w:top w:val="single" w:color="31849B" w:sz="8" w:space="0"/>
               <w:bottom w:val="single" w:color="31849B" w:sz="8" w:space="0"/>
-              <w:right w:val="single" w:color="31849B" w:sz="8" w:space="0"/>
             </w:tcBorders>
             <w:shd w:val="clear" w:color="auto" w:fill="auto"/>
             <w:vAlign w:val="center"/>
@@ -1149,71 +1268,22 @@
               <w:textAlignment w:val="auto"/>
               <w:rPr>
                 <w:rFonts w:ascii="Times New Roman" w:hAnsi="Times New Roman" w:eastAsia="微软雅黑" w:cs="Times New Roman"/>
+                <w:color w:val="262626"/>
+                <w:sz w:val="21"/>
+                <w:szCs w:val="21"/>
+                <w:lang w:eastAsia="zh-CN"/>
+              </w:rPr>
+            </w:pPr>
+            <w:r>
+              <w:rPr>
+                <w:rFonts w:hint="eastAsia" w:ascii="Times New Roman" w:hAnsi="Times New Roman" w:eastAsia="微软雅黑" w:cs="黑体"/>
                 <w:b/>
                 <w:bCs/>
                 <w:color w:val="262626"/>
                 <w:sz w:val="21"/>
-                <w:szCs w:val="21"/>
-              </w:rPr>
-            </w:pPr>
-            <w:r>
-              <w:rPr>
-                <w:rFonts w:hint="eastAsia" w:ascii="Times New Roman" w:hAnsi="Times New Roman" w:eastAsia="微软雅黑" w:cs="Times New Roman"/>
-                <w:b/>
-                <w:bCs/>
-                <w:color w:val="262626"/>
-                <w:sz w:val="21"/>
-                <w:szCs w:val="21"/>
-                <w:lang w:eastAsia="zh-CN"/>
-              </w:rPr>
-              <w:t>子宫内膜癌分子分型</w:t>
-            </w:r>
-          </w:p>
-        </w:tc>
-        <w:tc>
-          <w:tcPr>
-            <w:tcW w:w="2839" w:type="pct"/>
-            <w:tcBorders>
-              <w:top w:val="single" w:color="31849B" w:sz="8" w:space="0"/>
-              <w:left w:val="single" w:color="31849B" w:sz="8" w:space="0"/>
-              <w:bottom w:val="single" w:color="31849B" w:sz="8" w:space="0"/>
-            </w:tcBorders>
-            <w:shd w:val="clear" w:color="auto" w:fill="auto"/>
-            <w:vAlign w:val="center"/>
-          </w:tcPr>
-          <w:p>
-            <w:pPr>
-              <w:pStyle w:val="21"/>
-              <w:keepNext w:val="0"/>
-              <w:keepLines w:val="0"/>
-              <w:pageBreakBefore w:val="0"/>
-              <w:widowControl w:val="0"/>
-              <w:kinsoku/>
-              <w:wordWrap/>
-              <w:overflowPunct/>
-              <w:topLinePunct w:val="0"/>
-              <w:autoSpaceDE/>
-              <w:autoSpaceDN/>
-              <w:bidi w:val="0"/>
-              <w:snapToGrid w:val="0"/>
-              <w:ind w:left="119" w:leftChars="0"/>
-              <w:textAlignment w:val="auto"/>
-              <w:rPr>
-                <w:rFonts w:ascii="Times New Roman" w:hAnsi="Times New Roman" w:eastAsia="微软雅黑" w:cs="Times New Roman"/>
-                <w:color w:val="262626"/>
-                <w:sz w:val="21"/>
-                <w:szCs w:val="21"/>
-                <w:lang w:eastAsia="zh-CN"/>
-              </w:rPr>
-            </w:pPr>
-            <w:r>
-              <w:rPr>
-                <w:rFonts w:hint="eastAsia" w:ascii="Times New Roman" w:hAnsi="Times New Roman" w:eastAsia="微软雅黑" w:cs="黑体"/>
-                <w:color w:val="262626"/>
-                <w:sz w:val="21"/>
-                <w:lang w:eastAsia="zh-CN"/>
-              </w:rPr>
-              <w:t>{{ summaryOfRresults.tcga }}</w:t>
+                <w:lang w:eastAsia="zh-CN"/>
+              </w:rPr>
+              <w:t>{%tr endif %}</w:t>
             </w:r>
           </w:p>
         </w:tc>
@@ -1242,11 +1312,12 @@
         </w:trPr>
         <w:tc>
           <w:tcPr>
-            <w:tcW w:w="5000" w:type="pct"/>
-            <w:gridSpan w:val="3"/>
+            <w:tcW w:w="2160" w:type="pct"/>
+            <w:gridSpan w:val="2"/>
             <w:tcBorders>
               <w:top w:val="single" w:color="31849B" w:sz="8" w:space="0"/>
               <w:bottom w:val="single" w:color="31849B" w:sz="8" w:space="0"/>
+              <w:right w:val="single" w:color="31849B" w:sz="8" w:space="0"/>
             </w:tcBorders>
             <w:shd w:val="clear" w:color="auto" w:fill="auto"/>
             <w:vAlign w:val="center"/>
@@ -1265,27 +1336,121 @@
               <w:autoSpaceDE/>
               <w:autoSpaceDN/>
               <w:bidi w:val="0"/>
+              <w:adjustRightInd w:val="0"/>
               <w:snapToGrid w:val="0"/>
-              <w:ind w:left="119" w:leftChars="0"/>
+              <w:spacing w:line="240" w:lineRule="auto"/>
+              <w:ind w:left="110" w:leftChars="50"/>
+              <w:jc w:val="both"/>
               <w:textAlignment w:val="auto"/>
               <w:rPr>
                 <w:rFonts w:ascii="Times New Roman" w:hAnsi="Times New Roman" w:eastAsia="微软雅黑" w:cs="Times New Roman"/>
-                <w:color w:val="262626"/>
-                <w:sz w:val="21"/>
-                <w:szCs w:val="21"/>
-                <w:lang w:eastAsia="zh-CN"/>
-              </w:rPr>
-            </w:pPr>
-            <w:r>
-              <w:rPr>
-                <w:rFonts w:hint="eastAsia" w:ascii="Times New Roman" w:hAnsi="Times New Roman" w:eastAsia="微软雅黑" w:cs="黑体"/>
                 <w:b/>
                 <w:bCs/>
                 <w:color w:val="262626"/>
                 <w:sz w:val="21"/>
-                <w:lang w:eastAsia="zh-CN"/>
-              </w:rPr>
-              <w:t>{%tr endif %}</w:t>
+                <w:szCs w:val="21"/>
+              </w:rPr>
+            </w:pPr>
+            <w:r>
+              <w:rPr>
+                <w:rFonts w:ascii="Times New Roman" w:hAnsi="Times New Roman" w:eastAsia="微软雅黑" w:cs="Times New Roman"/>
+                <w:b/>
+                <w:bCs/>
+                <w:color w:val="262626"/>
+                <w:sz w:val="21"/>
+                <w:szCs w:val="21"/>
+              </w:rPr>
+              <w:t>靶向用药指导</w:t>
+            </w:r>
+          </w:p>
+        </w:tc>
+        <w:tc>
+          <w:tcPr>
+            <w:tcW w:w="2839" w:type="pct"/>
+            <w:tcBorders>
+              <w:top w:val="single" w:color="31849B" w:sz="8" w:space="0"/>
+              <w:left w:val="single" w:color="31849B" w:sz="8" w:space="0"/>
+              <w:bottom w:val="single" w:color="31849B" w:sz="8" w:space="0"/>
+            </w:tcBorders>
+            <w:shd w:val="clear" w:color="auto" w:fill="auto"/>
+            <w:vAlign w:val="center"/>
+          </w:tcPr>
+          <w:p>
+            <w:pPr>
+              <w:pStyle w:val="21"/>
+              <w:keepNext w:val="0"/>
+              <w:keepLines w:val="0"/>
+              <w:pageBreakBefore w:val="0"/>
+              <w:widowControl w:val="0"/>
+              <w:kinsoku/>
+              <w:wordWrap/>
+              <w:overflowPunct/>
+              <w:topLinePunct w:val="0"/>
+              <w:autoSpaceDE/>
+              <w:autoSpaceDN/>
+              <w:bidi w:val="0"/>
+              <w:adjustRightInd w:val="0"/>
+              <w:snapToGrid w:val="0"/>
+              <w:spacing w:line="240" w:lineRule="auto"/>
+              <w:ind w:left="110" w:leftChars="50" w:right="119" w:rightChars="0"/>
+              <w:jc w:val="both"/>
+              <w:textAlignment w:val="auto"/>
+              <w:rPr>
+                <w:rFonts w:hint="eastAsia" w:ascii="Times New Roman" w:hAnsi="Times New Roman" w:eastAsia="微软雅黑" w:cs="Times New Roman"/>
+                <w:color w:val="262626"/>
+                <w:sz w:val="21"/>
+                <w:szCs w:val="21"/>
+                <w:lang w:eastAsia="zh-CN"/>
+              </w:rPr>
+            </w:pPr>
+            <w:r>
+              <w:rPr>
+                <w:rFonts w:hint="eastAsia" w:ascii="Times New Roman" w:hAnsi="Times New Roman" w:eastAsia="微软雅黑" w:cs="Times New Roman"/>
+                <w:color w:val="262626"/>
+                <w:sz w:val="21"/>
+                <w:szCs w:val="21"/>
+                <w:lang w:eastAsia="zh-CN"/>
+              </w:rPr>
+              <w:t>共检出{{ summaryOfRresults.thisGeneticmarkerVwListSize }}个体细胞突变，其中{{ summaryOfRresults.somaticCellMedicationNum}}个与靶向药物相关{{bodyDrugStr}}；</w:t>
+            </w:r>
+          </w:p>
+          <w:p>
+            <w:pPr>
+              <w:pStyle w:val="21"/>
+              <w:keepNext w:val="0"/>
+              <w:keepLines w:val="0"/>
+              <w:pageBreakBefore w:val="0"/>
+              <w:widowControl w:val="0"/>
+              <w:kinsoku/>
+              <w:wordWrap/>
+              <w:overflowPunct/>
+              <w:topLinePunct w:val="0"/>
+              <w:autoSpaceDE/>
+              <w:autoSpaceDN/>
+              <w:bidi w:val="0"/>
+              <w:adjustRightInd w:val="0"/>
+              <w:snapToGrid w:val="0"/>
+              <w:spacing w:line="240" w:lineRule="auto"/>
+              <w:ind w:left="110" w:leftChars="50" w:right="119" w:rightChars="0"/>
+              <w:jc w:val="both"/>
+              <w:textAlignment w:val="auto"/>
+              <w:rPr>
+                <w:rFonts w:hint="eastAsia" w:ascii="微软雅黑" w:hAnsi="微软雅黑" w:eastAsia="微软雅黑" w:cs="微软雅黑"/>
+                <w:color w:val="262626"/>
+                <w:sz w:val="18"/>
+                <w:szCs w:val="18"/>
+                <w:lang w:eastAsia="zh-CN"/>
+              </w:rPr>
+            </w:pPr>
+            <w:r>
+              <w:rPr>
+                <w:rFonts w:hint="eastAsia" w:ascii="Times New Roman" w:hAnsi="Times New Roman" w:eastAsia="微软雅黑" w:cs="Times New Roman"/>
+                <w:color w:val="262626"/>
+                <w:sz w:val="21"/>
+                <w:szCs w:val="21"/>
+                <w:lang w:eastAsia="zh-CN"/>
+              </w:rPr>
+              <w:t>共检出{{ summaryOfRresults.crCheckLineStrYF1280Size }}个胚系突变，其中{{summaryOfRresults.crDrugList}}个与靶向药物相关{{embryonalDrugStr}}</w:t>
             </w:r>
           </w:p>
         </w:tc>
@@ -1326,7 +1491,6 @@
           </w:tcPr>
           <w:p>
             <w:pPr>
-              <w:pStyle w:val="21"/>
               <w:keepNext w:val="0"/>
               <w:keepLines w:val="0"/>
               <w:pageBreakBefore w:val="0"/>
@@ -1338,11 +1502,10 @@
               <w:autoSpaceDE/>
               <w:autoSpaceDN/>
               <w:bidi w:val="0"/>
-              <w:adjustRightInd w:val="0"/>
+              <w:adjustRightInd/>
               <w:snapToGrid w:val="0"/>
-              <w:spacing w:line="240" w:lineRule="auto"/>
-              <w:ind w:left="110" w:leftChars="50"/>
-              <w:jc w:val="both"/>
+              <w:ind w:left="57" w:leftChars="0" w:right="57" w:rightChars="0"/>
+              <w:jc w:val="left"/>
               <w:textAlignment w:val="auto"/>
               <w:rPr>
                 <w:rFonts w:ascii="Times New Roman" w:hAnsi="Times New Roman" w:eastAsia="微软雅黑" w:cs="Times New Roman"/>
@@ -1362,7 +1525,7 @@
                 <w:sz w:val="21"/>
                 <w:szCs w:val="21"/>
               </w:rPr>
-              <w:t>靶向用药指导</w:t>
+              <w:t>肿瘤遗传风险检测</w:t>
             </w:r>
           </w:p>
         </w:tc>
@@ -1407,15 +1570,179 @@
             </w:pPr>
             <w:r>
               <w:rPr>
+                <w:rFonts w:hint="default" w:ascii="Times New Roman" w:hAnsi="Times New Roman" w:eastAsia="微软雅黑" w:cs="Times New Roman"/>
+                <w:color w:val="262626"/>
+                <w:sz w:val="21"/>
+                <w:szCs w:val="21"/>
+                <w:lang w:val="en-US" w:eastAsia="zh-CN"/>
+              </w:rPr>
+              <w:t>共检出</w:t>
+            </w:r>
+            <w:r>
+              <w:rPr>
                 <w:rFonts w:hint="eastAsia" w:ascii="Times New Roman" w:hAnsi="Times New Roman" w:eastAsia="微软雅黑" w:cs="Times New Roman"/>
                 <w:color w:val="262626"/>
                 <w:sz w:val="21"/>
                 <w:szCs w:val="21"/>
-                <w:lang w:eastAsia="zh-CN"/>
-              </w:rPr>
-              <w:t>共检出{{ summaryOfRresults.thisGeneticmarkerVwListSize }}个体细胞突变，其中{{ summaryOfRresults.somaticCellMedicationNum}}个与靶向药物相关{{bodyDrugStr}}；</w:t>
-            </w:r>
-          </w:p>
+                <w:lang w:val="en-US" w:eastAsia="zh-CN"/>
+              </w:rPr>
+              <w:t>{{ summaryOfRresults.crCheckLineStrYF1280Size }}</w:t>
+            </w:r>
+            <w:r>
+              <w:rPr>
+                <w:rFonts w:hint="default" w:ascii="Times New Roman" w:hAnsi="Times New Roman" w:eastAsia="微软雅黑" w:cs="Times New Roman"/>
+                <w:color w:val="262626"/>
+                <w:sz w:val="21"/>
+                <w:szCs w:val="21"/>
+                <w:lang w:val="en-US" w:eastAsia="zh-CN"/>
+              </w:rPr>
+              <w:t>个胚系突变，其中</w:t>
+            </w:r>
+            <w:r>
+              <w:rPr>
+                <w:rFonts w:hint="eastAsia" w:ascii="Times New Roman" w:hAnsi="Times New Roman" w:eastAsia="微软雅黑" w:cs="Times New Roman"/>
+                <w:color w:val="262626"/>
+                <w:sz w:val="21"/>
+                <w:szCs w:val="21"/>
+                <w:lang w:val="en-US" w:eastAsia="zh-CN"/>
+              </w:rPr>
+              <w:t>{{summaryOfRresults.hasPathogenicityCount}}</w:t>
+            </w:r>
+            <w:r>
+              <w:rPr>
+                <w:rFonts w:hint="default" w:ascii="Times New Roman" w:hAnsi="Times New Roman" w:eastAsia="微软雅黑" w:cs="Times New Roman"/>
+                <w:color w:val="262626"/>
+                <w:sz w:val="21"/>
+                <w:szCs w:val="21"/>
+                <w:lang w:val="en-US" w:eastAsia="zh-CN"/>
+              </w:rPr>
+              <w:t>个为致病</w:t>
+            </w:r>
+            <w:r>
+              <w:rPr>
+                <w:rFonts w:hint="eastAsia" w:ascii="Times New Roman" w:hAnsi="Times New Roman" w:eastAsia="微软雅黑" w:cs="Times New Roman"/>
+                <w:color w:val="262626"/>
+                <w:sz w:val="21"/>
+                <w:szCs w:val="21"/>
+                <w:lang w:val="en-US" w:eastAsia="zh-CN"/>
+              </w:rPr>
+              <w:t>/可能</w:t>
+            </w:r>
+            <w:r>
+              <w:rPr>
+                <w:rFonts w:hint="default" w:ascii="Times New Roman" w:hAnsi="Times New Roman" w:eastAsia="微软雅黑" w:cs="Times New Roman"/>
+                <w:color w:val="262626"/>
+                <w:sz w:val="21"/>
+                <w:szCs w:val="21"/>
+                <w:lang w:val="en-US" w:eastAsia="zh-CN"/>
+              </w:rPr>
+              <w:t>致病</w:t>
+            </w:r>
+            <w:r>
+              <w:rPr>
+                <w:rFonts w:hint="eastAsia" w:ascii="Times New Roman" w:hAnsi="Times New Roman" w:eastAsia="微软雅黑" w:cs="Times New Roman"/>
+                <w:color w:val="262626"/>
+                <w:sz w:val="21"/>
+                <w:szCs w:val="21"/>
+                <w:lang w:val="en-US" w:eastAsia="zh-CN"/>
+              </w:rPr>
+              <w:t>性</w:t>
+            </w:r>
+            <w:r>
+              <w:rPr>
+                <w:rFonts w:hint="default" w:ascii="Times New Roman" w:hAnsi="Times New Roman" w:eastAsia="微软雅黑" w:cs="Times New Roman"/>
+                <w:color w:val="262626"/>
+                <w:sz w:val="21"/>
+                <w:szCs w:val="21"/>
+                <w:lang w:val="en-US" w:eastAsia="zh-CN"/>
+              </w:rPr>
+              <w:t>突变</w:t>
+            </w:r>
+            <w:r>
+              <w:rPr>
+                <w:rFonts w:hint="eastAsia" w:ascii="Times New Roman" w:hAnsi="Times New Roman" w:eastAsia="微软雅黑" w:cs="Times New Roman"/>
+                <w:color w:val="262626"/>
+                <w:sz w:val="21"/>
+                <w:szCs w:val="21"/>
+                <w:lang w:val="en-US" w:eastAsia="zh-CN"/>
+              </w:rPr>
+              <w:t>{{</w:t>
+            </w:r>
+            <w:r>
+              <w:rPr>
+                <w:rFonts w:hint="default" w:ascii="Times New Roman" w:hAnsi="Times New Roman" w:eastAsia="微软雅黑" w:cs="Times New Roman"/>
+                <w:color w:val="262626"/>
+                <w:sz w:val="21"/>
+                <w:szCs w:val="21"/>
+                <w:lang w:val="en-US" w:eastAsia="zh-CN"/>
+              </w:rPr>
+              <w:t>crCheckDrugStr</w:t>
+            </w:r>
+            <w:r>
+              <w:rPr>
+                <w:rFonts w:hint="eastAsia" w:ascii="Times New Roman" w:hAnsi="Times New Roman" w:eastAsia="微软雅黑" w:cs="Times New Roman"/>
+                <w:color w:val="262626"/>
+                <w:sz w:val="21"/>
+                <w:szCs w:val="21"/>
+                <w:lang w:val="en-US" w:eastAsia="zh-CN"/>
+              </w:rPr>
+              <w:t>}}{{summaryOfRresults.</w:t>
+            </w:r>
+            <w:r>
+              <w:rPr>
+                <w:rFonts w:hint="default" w:ascii="Times New Roman" w:hAnsi="Times New Roman" w:eastAsia="微软雅黑" w:cs="Times New Roman"/>
+                <w:color w:val="262626"/>
+                <w:sz w:val="21"/>
+                <w:szCs w:val="21"/>
+                <w:lang w:val="en-US" w:eastAsia="zh-CN"/>
+              </w:rPr>
+              <w:t>cr_tumors_desc</w:t>
+            </w:r>
+            <w:r>
+              <w:rPr>
+                <w:rFonts w:hint="eastAsia" w:ascii="Times New Roman" w:hAnsi="Times New Roman" w:eastAsia="微软雅黑" w:cs="Times New Roman"/>
+                <w:color w:val="262626"/>
+                <w:sz w:val="21"/>
+                <w:szCs w:val="21"/>
+                <w:lang w:val="en-US" w:eastAsia="zh-CN"/>
+              </w:rPr>
+              <w:t>}}</w:t>
+            </w:r>
+          </w:p>
+        </w:tc>
+      </w:tr>
+      <w:tr>
+        <w:tblPrEx>
+          <w:tblBorders>
+            <w:top w:val="none" w:color="auto" w:sz="0" w:space="0"/>
+            <w:left w:val="none" w:color="auto" w:sz="0" w:space="0"/>
+            <w:bottom w:val="none" w:color="auto" w:sz="0" w:space="0"/>
+            <w:right w:val="none" w:color="auto" w:sz="0" w:space="0"/>
+            <w:insideH w:val="none" w:color="auto" w:sz="0" w:space="0"/>
+            <w:insideV w:val="none" w:color="auto" w:sz="0" w:space="0"/>
+          </w:tblBorders>
+          <w:tblCellMar>
+            <w:top w:w="0" w:type="dxa"/>
+            <w:left w:w="0" w:type="dxa"/>
+            <w:bottom w:w="0" w:type="dxa"/>
+            <w:right w:w="0" w:type="dxa"/>
+          </w:tblCellMar>
+        </w:tblPrEx>
+        <w:trPr>
+          <w:trHeight w:val="397" w:hRule="atLeast"/>
+          <w:jc w:val="center"/>
+        </w:trPr>
+        <w:tc>
+          <w:tcPr>
+            <w:tcW w:w="5000" w:type="pct"/>
+            <w:gridSpan w:val="3"/>
+            <w:tcBorders>
+              <w:top w:val="single" w:color="31849B" w:sz="8" w:space="0"/>
+              <w:bottom w:val="single" w:color="31849B" w:sz="8" w:space="0"/>
+            </w:tcBorders>
+            <w:shd w:val="clear" w:color="auto" w:fill="auto"/>
+            <w:vAlign w:val="center"/>
+          </w:tcPr>
           <w:p>
             <w:pPr>
               <w:pStyle w:val="21"/>
@@ -1437,22 +1764,713 @@
               <w:jc w:val="both"/>
               <w:textAlignment w:val="auto"/>
               <w:rPr>
-                <w:rFonts w:hint="eastAsia" w:ascii="微软雅黑" w:hAnsi="微软雅黑" w:eastAsia="微软雅黑" w:cs="微软雅黑"/>
-                <w:color w:val="262626"/>
-                <w:sz w:val="18"/>
-                <w:szCs w:val="18"/>
-                <w:lang w:eastAsia="zh-CN"/>
+                <w:rFonts w:hint="default" w:ascii="Times New Roman" w:hAnsi="Times New Roman" w:eastAsia="微软雅黑" w:cs="Times New Roman"/>
+                <w:color w:val="262626"/>
+                <w:sz w:val="21"/>
+                <w:szCs w:val="21"/>
+                <w:lang w:val="en-US" w:eastAsia="zh-CN"/>
+              </w:rPr>
+            </w:pPr>
+            <w:r>
+              <w:rPr>
+                <w:rFonts w:hint="default" w:ascii="Times New Roman" w:hAnsi="Times New Roman" w:eastAsia="微软雅黑" w:cs="Times New Roman"/>
+                <w:color w:val="262626"/>
+                <w:sz w:val="21"/>
+                <w:szCs w:val="21"/>
+                <w:lang w:val="en-US" w:eastAsia="zh-CN"/>
+              </w:rPr>
+              <w:t>{%tr if (reportInfo.conf.thyroidCancerPrognosis and disease.ThyroidCarcinoma) or (reportInfo.conf.melanomaPrognosis)%}</w:t>
+            </w:r>
+          </w:p>
+        </w:tc>
+      </w:tr>
+      <w:tr>
+        <w:tblPrEx>
+          <w:tblBorders>
+            <w:top w:val="none" w:color="auto" w:sz="0" w:space="0"/>
+            <w:left w:val="none" w:color="auto" w:sz="0" w:space="0"/>
+            <w:bottom w:val="none" w:color="auto" w:sz="0" w:space="0"/>
+            <w:right w:val="none" w:color="auto" w:sz="0" w:space="0"/>
+            <w:insideH w:val="none" w:color="auto" w:sz="0" w:space="0"/>
+            <w:insideV w:val="none" w:color="auto" w:sz="0" w:space="0"/>
+          </w:tblBorders>
+          <w:tblCellMar>
+            <w:top w:w="0" w:type="dxa"/>
+            <w:left w:w="0" w:type="dxa"/>
+            <w:bottom w:w="0" w:type="dxa"/>
+            <w:right w:w="0" w:type="dxa"/>
+          </w:tblCellMar>
+        </w:tblPrEx>
+        <w:trPr>
+          <w:trHeight w:val="397" w:hRule="atLeast"/>
+          <w:jc w:val="center"/>
+        </w:trPr>
+        <w:tc>
+          <w:tcPr>
+            <w:tcW w:w="2160" w:type="pct"/>
+            <w:gridSpan w:val="2"/>
+            <w:tcBorders>
+              <w:top w:val="single" w:color="31849B" w:sz="8" w:space="0"/>
+              <w:bottom w:val="single" w:color="31849B" w:sz="8" w:space="0"/>
+              <w:right w:val="single" w:color="31849B" w:sz="8" w:space="0"/>
+            </w:tcBorders>
+            <w:shd w:val="clear" w:color="auto" w:fill="auto"/>
+            <w:vAlign w:val="center"/>
+          </w:tcPr>
+          <w:p>
+            <w:pPr>
+              <w:keepNext w:val="0"/>
+              <w:keepLines w:val="0"/>
+              <w:pageBreakBefore w:val="0"/>
+              <w:widowControl w:val="0"/>
+              <w:kinsoku/>
+              <w:wordWrap/>
+              <w:overflowPunct/>
+              <w:topLinePunct w:val="0"/>
+              <w:autoSpaceDE/>
+              <w:autoSpaceDN/>
+              <w:bidi w:val="0"/>
+              <w:adjustRightInd/>
+              <w:snapToGrid w:val="0"/>
+              <w:ind w:left="57" w:leftChars="0" w:right="57" w:rightChars="0"/>
+              <w:jc w:val="left"/>
+              <w:textAlignment w:val="auto"/>
+              <w:rPr>
+                <w:rFonts w:ascii="Times New Roman" w:hAnsi="Times New Roman" w:eastAsia="微软雅黑" w:cs="Times New Roman"/>
+                <w:b/>
+                <w:bCs/>
+                <w:color w:val="262626"/>
+                <w:sz w:val="21"/>
+                <w:szCs w:val="21"/>
               </w:rPr>
             </w:pPr>
             <w:r>
               <w:rPr>
                 <w:rFonts w:hint="eastAsia" w:ascii="Times New Roman" w:hAnsi="Times New Roman" w:eastAsia="微软雅黑" w:cs="Times New Roman"/>
-                <w:color w:val="262626"/>
-                <w:sz w:val="21"/>
-                <w:szCs w:val="21"/>
-                <w:lang w:eastAsia="zh-CN"/>
-              </w:rPr>
-              <w:t>共检出{{ summaryOfRresults.crCheckLineStrYF1280Size }}个胚系突变，其中{{summaryOfRresults.crDrugList}}个与靶向药物相关{{embryonalDrugStr}}</w:t>
+                <w:b/>
+                <w:bCs/>
+                <w:color w:val="262626"/>
+                <w:sz w:val="21"/>
+                <w:szCs w:val="21"/>
+                <w:lang w:eastAsia="zh-CN"/>
+              </w:rPr>
+              <w:t>预后评估</w:t>
+            </w:r>
+          </w:p>
+        </w:tc>
+        <w:tc>
+          <w:tcPr>
+            <w:tcW w:w="2839" w:type="pct"/>
+            <w:tcBorders>
+              <w:top w:val="single" w:color="31849B" w:sz="8" w:space="0"/>
+              <w:left w:val="single" w:color="31849B" w:sz="8" w:space="0"/>
+              <w:bottom w:val="single" w:color="31849B" w:sz="8" w:space="0"/>
+            </w:tcBorders>
+            <w:shd w:val="clear" w:color="auto" w:fill="auto"/>
+            <w:vAlign w:val="center"/>
+          </w:tcPr>
+          <w:p>
+            <w:pPr>
+              <w:pStyle w:val="21"/>
+              <w:keepNext w:val="0"/>
+              <w:keepLines w:val="0"/>
+              <w:pageBreakBefore w:val="0"/>
+              <w:widowControl w:val="0"/>
+              <w:kinsoku/>
+              <w:wordWrap/>
+              <w:overflowPunct/>
+              <w:topLinePunct w:val="0"/>
+              <w:autoSpaceDE/>
+              <w:autoSpaceDN/>
+              <w:bidi w:val="0"/>
+              <w:adjustRightInd w:val="0"/>
+              <w:snapToGrid w:val="0"/>
+              <w:spacing w:line="240" w:lineRule="auto"/>
+              <w:ind w:left="110" w:leftChars="50" w:right="119" w:rightChars="0"/>
+              <w:jc w:val="both"/>
+              <w:textAlignment w:val="auto"/>
+              <w:rPr>
+                <w:rFonts w:hint="default" w:ascii="Times New Roman" w:hAnsi="Times New Roman" w:eastAsia="微软雅黑" w:cs="Times New Roman"/>
+                <w:color w:val="262626"/>
+                <w:sz w:val="21"/>
+                <w:szCs w:val="21"/>
+                <w:lang w:val="en-US" w:eastAsia="zh-CN"/>
+              </w:rPr>
+            </w:pPr>
+            <w:r>
+              <w:rPr>
+                <w:rFonts w:hint="default" w:ascii="Times New Roman" w:hAnsi="Times New Roman" w:eastAsia="微软雅黑" w:cs="Times New Roman"/>
+                <w:color w:val="262626"/>
+                <w:sz w:val="21"/>
+                <w:szCs w:val="21"/>
+                <w:lang w:val="en-US" w:eastAsia="zh-CN"/>
+              </w:rPr>
+              <w:t>共检出{{ summaryOfRresults.thisGeneticmarkerVwListSize }}个体细胞突变，其中{{ summaryOfRresults.prognosticEvaluationSize }}个与预后相关{{ peDrugStr }}</w:t>
+            </w:r>
+          </w:p>
+        </w:tc>
+      </w:tr>
+      <w:tr>
+        <w:tblPrEx>
+          <w:tblBorders>
+            <w:top w:val="none" w:color="auto" w:sz="0" w:space="0"/>
+            <w:left w:val="none" w:color="auto" w:sz="0" w:space="0"/>
+            <w:bottom w:val="none" w:color="auto" w:sz="0" w:space="0"/>
+            <w:right w:val="none" w:color="auto" w:sz="0" w:space="0"/>
+            <w:insideH w:val="none" w:color="auto" w:sz="0" w:space="0"/>
+            <w:insideV w:val="none" w:color="auto" w:sz="0" w:space="0"/>
+          </w:tblBorders>
+          <w:tblCellMar>
+            <w:top w:w="0" w:type="dxa"/>
+            <w:left w:w="0" w:type="dxa"/>
+            <w:bottom w:w="0" w:type="dxa"/>
+            <w:right w:w="0" w:type="dxa"/>
+          </w:tblCellMar>
+        </w:tblPrEx>
+        <w:trPr>
+          <w:trHeight w:val="397" w:hRule="atLeast"/>
+          <w:jc w:val="center"/>
+        </w:trPr>
+        <w:tc>
+          <w:tcPr>
+            <w:tcW w:w="5000" w:type="pct"/>
+            <w:gridSpan w:val="3"/>
+            <w:tcBorders>
+              <w:top w:val="single" w:color="31849B" w:sz="8" w:space="0"/>
+              <w:bottom w:val="single" w:color="31849B" w:sz="8" w:space="0"/>
+            </w:tcBorders>
+            <w:shd w:val="clear" w:color="auto" w:fill="auto"/>
+            <w:vAlign w:val="center"/>
+          </w:tcPr>
+          <w:p>
+            <w:pPr>
+              <w:pStyle w:val="21"/>
+              <w:keepNext w:val="0"/>
+              <w:keepLines w:val="0"/>
+              <w:pageBreakBefore w:val="0"/>
+              <w:widowControl w:val="0"/>
+              <w:kinsoku/>
+              <w:wordWrap/>
+              <w:overflowPunct/>
+              <w:topLinePunct w:val="0"/>
+              <w:autoSpaceDE/>
+              <w:autoSpaceDN/>
+              <w:bidi w:val="0"/>
+              <w:adjustRightInd w:val="0"/>
+              <w:snapToGrid w:val="0"/>
+              <w:spacing w:line="240" w:lineRule="auto"/>
+              <w:ind w:left="110" w:leftChars="50" w:right="119" w:rightChars="0"/>
+              <w:jc w:val="both"/>
+              <w:textAlignment w:val="auto"/>
+              <w:rPr>
+                <w:rFonts w:hint="default" w:ascii="Times New Roman" w:hAnsi="Times New Roman" w:eastAsia="微软雅黑" w:cs="Times New Roman"/>
+                <w:color w:val="262626"/>
+                <w:sz w:val="21"/>
+                <w:szCs w:val="21"/>
+                <w:lang w:val="en-US" w:eastAsia="zh-CN"/>
+              </w:rPr>
+            </w:pPr>
+            <w:r>
+              <w:rPr>
+                <w:rFonts w:hint="default" w:ascii="Times New Roman" w:hAnsi="Times New Roman" w:eastAsia="微软雅黑" w:cs="Times New Roman"/>
+                <w:color w:val="262626"/>
+                <w:sz w:val="21"/>
+                <w:szCs w:val="21"/>
+                <w:lang w:val="en-US" w:eastAsia="zh-CN"/>
+              </w:rPr>
+              <w:t>{%tr endif %}</w:t>
+            </w:r>
+          </w:p>
+        </w:tc>
+      </w:tr>
+      <w:tr>
+        <w:tblPrEx>
+          <w:tblBorders>
+            <w:top w:val="none" w:color="auto" w:sz="0" w:space="0"/>
+            <w:left w:val="none" w:color="auto" w:sz="0" w:space="0"/>
+            <w:bottom w:val="none" w:color="auto" w:sz="0" w:space="0"/>
+            <w:right w:val="none" w:color="auto" w:sz="0" w:space="0"/>
+            <w:insideH w:val="none" w:color="auto" w:sz="0" w:space="0"/>
+            <w:insideV w:val="none" w:color="auto" w:sz="0" w:space="0"/>
+          </w:tblBorders>
+          <w:tblCellMar>
+            <w:top w:w="0" w:type="dxa"/>
+            <w:left w:w="0" w:type="dxa"/>
+            <w:bottom w:w="0" w:type="dxa"/>
+            <w:right w:w="0" w:type="dxa"/>
+          </w:tblCellMar>
+        </w:tblPrEx>
+        <w:trPr>
+          <w:trHeight w:val="397" w:hRule="atLeast"/>
+          <w:jc w:val="center"/>
+        </w:trPr>
+        <w:tc>
+          <w:tcPr>
+            <w:tcW w:w="5000" w:type="pct"/>
+            <w:gridSpan w:val="3"/>
+            <w:tcBorders>
+              <w:top w:val="single" w:color="31849B" w:sz="8" w:space="0"/>
+              <w:bottom w:val="single" w:color="31849B" w:sz="8" w:space="0"/>
+            </w:tcBorders>
+            <w:shd w:val="clear" w:color="auto" w:fill="auto"/>
+            <w:vAlign w:val="center"/>
+          </w:tcPr>
+          <w:p>
+            <w:pPr>
+              <w:pStyle w:val="21"/>
+              <w:keepNext w:val="0"/>
+              <w:keepLines w:val="0"/>
+              <w:pageBreakBefore w:val="0"/>
+              <w:widowControl w:val="0"/>
+              <w:kinsoku/>
+              <w:wordWrap/>
+              <w:overflowPunct/>
+              <w:topLinePunct w:val="0"/>
+              <w:autoSpaceDE/>
+              <w:autoSpaceDN/>
+              <w:bidi w:val="0"/>
+              <w:adjustRightInd w:val="0"/>
+              <w:snapToGrid w:val="0"/>
+              <w:spacing w:line="240" w:lineRule="auto"/>
+              <w:ind w:left="110" w:leftChars="50" w:right="119" w:rightChars="0"/>
+              <w:jc w:val="both"/>
+              <w:textAlignment w:val="auto"/>
+              <w:rPr>
+                <w:rFonts w:hint="default" w:ascii="Times New Roman" w:hAnsi="Times New Roman" w:eastAsia="微软雅黑" w:cs="Times New Roman"/>
+                <w:color w:val="262626"/>
+                <w:sz w:val="21"/>
+                <w:szCs w:val="21"/>
+                <w:lang w:val="en-US" w:eastAsia="zh-CN"/>
+              </w:rPr>
+            </w:pPr>
+            <w:r>
+              <w:rPr>
+                <w:rFonts w:hint="default" w:ascii="Times New Roman" w:hAnsi="Times New Roman" w:eastAsia="微软雅黑" w:cs="Times New Roman"/>
+                <w:color w:val="262626"/>
+                <w:sz w:val="21"/>
+                <w:szCs w:val="21"/>
+                <w:lang w:val="en-US" w:eastAsia="zh-CN"/>
+              </w:rPr>
+              <w:t>{%tr if prostateCancerFlag %}</w:t>
+            </w:r>
+          </w:p>
+        </w:tc>
+      </w:tr>
+      <w:tr>
+        <w:tblPrEx>
+          <w:tblBorders>
+            <w:top w:val="none" w:color="auto" w:sz="0" w:space="0"/>
+            <w:left w:val="none" w:color="auto" w:sz="0" w:space="0"/>
+            <w:bottom w:val="none" w:color="auto" w:sz="0" w:space="0"/>
+            <w:right w:val="none" w:color="auto" w:sz="0" w:space="0"/>
+            <w:insideH w:val="none" w:color="auto" w:sz="0" w:space="0"/>
+            <w:insideV w:val="none" w:color="auto" w:sz="0" w:space="0"/>
+          </w:tblBorders>
+          <w:tblCellMar>
+            <w:top w:w="0" w:type="dxa"/>
+            <w:left w:w="0" w:type="dxa"/>
+            <w:bottom w:w="0" w:type="dxa"/>
+            <w:right w:w="0" w:type="dxa"/>
+          </w:tblCellMar>
+        </w:tblPrEx>
+        <w:trPr>
+          <w:trHeight w:val="397" w:hRule="atLeast"/>
+          <w:jc w:val="center"/>
+        </w:trPr>
+        <w:tc>
+          <w:tcPr>
+            <w:tcW w:w="752" w:type="pct"/>
+            <w:vMerge w:val="restart"/>
+            <w:tcBorders>
+              <w:top w:val="single" w:color="31849B" w:sz="8" w:space="0"/>
+              <w:right w:val="single" w:color="31849B" w:sz="8" w:space="0"/>
+            </w:tcBorders>
+            <w:shd w:val="clear" w:color="auto" w:fill="auto"/>
+            <w:vAlign w:val="center"/>
+          </w:tcPr>
+          <w:p>
+            <w:pPr>
+              <w:keepNext w:val="0"/>
+              <w:keepLines w:val="0"/>
+              <w:pageBreakBefore w:val="0"/>
+              <w:widowControl w:val="0"/>
+              <w:kinsoku/>
+              <w:wordWrap/>
+              <w:overflowPunct/>
+              <w:topLinePunct w:val="0"/>
+              <w:autoSpaceDE/>
+              <w:autoSpaceDN/>
+              <w:bidi w:val="0"/>
+              <w:adjustRightInd/>
+              <w:snapToGrid w:val="0"/>
+              <w:ind w:left="57" w:leftChars="0" w:right="57" w:rightChars="0"/>
+              <w:jc w:val="left"/>
+              <w:textAlignment w:val="auto"/>
+              <w:rPr>
+                <w:rFonts w:hint="eastAsia" w:ascii="Times New Roman" w:hAnsi="Times New Roman" w:eastAsia="微软雅黑" w:cs="Times New Roman"/>
+                <w:b/>
+                <w:bCs/>
+                <w:color w:val="262626"/>
+                <w:sz w:val="21"/>
+                <w:szCs w:val="21"/>
+                <w:lang w:eastAsia="zh-CN"/>
+              </w:rPr>
+            </w:pPr>
+            <w:r>
+              <w:rPr>
+                <w:rFonts w:hint="default" w:ascii="Times New Roman" w:hAnsi="Times New Roman" w:eastAsia="微软雅黑" w:cs="Times New Roman"/>
+                <w:b/>
+                <w:bCs/>
+                <w:color w:val="262626"/>
+                <w:sz w:val="21"/>
+                <w:szCs w:val="21"/>
+                <w:lang w:val="en-US" w:eastAsia="zh-CN" w:bidi="ar-SA"/>
+              </w:rPr>
+              <w:t>内分泌相关</w:t>
+            </w:r>
+          </w:p>
+        </w:tc>
+        <w:tc>
+          <w:tcPr>
+            <w:tcW w:w="1407" w:type="pct"/>
+            <w:tcBorders>
+              <w:top w:val="single" w:color="31849B" w:sz="8" w:space="0"/>
+              <w:bottom w:val="single" w:color="31849B" w:sz="8" w:space="0"/>
+              <w:right w:val="single" w:color="31849B" w:sz="8" w:space="0"/>
+            </w:tcBorders>
+            <w:shd w:val="clear" w:color="auto" w:fill="auto"/>
+            <w:vAlign w:val="center"/>
+          </w:tcPr>
+          <w:p>
+            <w:pPr>
+              <w:keepNext w:val="0"/>
+              <w:keepLines w:val="0"/>
+              <w:pageBreakBefore w:val="0"/>
+              <w:widowControl w:val="0"/>
+              <w:kinsoku/>
+              <w:wordWrap/>
+              <w:overflowPunct/>
+              <w:topLinePunct w:val="0"/>
+              <w:autoSpaceDE/>
+              <w:autoSpaceDN/>
+              <w:bidi w:val="0"/>
+              <w:adjustRightInd/>
+              <w:snapToGrid w:val="0"/>
+              <w:ind w:left="57" w:leftChars="0" w:right="57" w:rightChars="0"/>
+              <w:jc w:val="left"/>
+              <w:textAlignment w:val="auto"/>
+              <w:rPr>
+                <w:rFonts w:hint="eastAsia" w:ascii="Times New Roman" w:hAnsi="Times New Roman" w:eastAsia="微软雅黑" w:cs="Times New Roman"/>
+                <w:b/>
+                <w:bCs/>
+                <w:color w:val="262626"/>
+                <w:sz w:val="21"/>
+                <w:szCs w:val="21"/>
+                <w:lang w:eastAsia="zh-CN"/>
+              </w:rPr>
+            </w:pPr>
+            <w:r>
+              <w:rPr>
+                <w:rFonts w:hint="default" w:ascii="Times New Roman" w:hAnsi="Times New Roman" w:eastAsia="微软雅黑" w:cs="Times New Roman"/>
+                <w:b/>
+                <w:bCs/>
+                <w:color w:val="262626"/>
+                <w:sz w:val="21"/>
+                <w:szCs w:val="21"/>
+                <w:lang w:val="en-US" w:eastAsia="zh-CN" w:bidi="ar-SA"/>
+              </w:rPr>
+              <w:t>内分泌治疗相关</w:t>
+            </w:r>
+          </w:p>
+        </w:tc>
+        <w:tc>
+          <w:tcPr>
+            <w:tcW w:w="2839" w:type="pct"/>
+            <w:tcBorders>
+              <w:top w:val="single" w:color="31849B" w:sz="8" w:space="0"/>
+              <w:left w:val="single" w:color="31849B" w:sz="8" w:space="0"/>
+              <w:bottom w:val="single" w:color="31849B" w:sz="8" w:space="0"/>
+            </w:tcBorders>
+            <w:shd w:val="clear" w:color="auto" w:fill="auto"/>
+            <w:vAlign w:val="center"/>
+          </w:tcPr>
+          <w:p>
+            <w:pPr>
+              <w:pStyle w:val="21"/>
+              <w:keepNext w:val="0"/>
+              <w:keepLines w:val="0"/>
+              <w:pageBreakBefore w:val="0"/>
+              <w:widowControl w:val="0"/>
+              <w:kinsoku/>
+              <w:wordWrap/>
+              <w:overflowPunct/>
+              <w:topLinePunct w:val="0"/>
+              <w:autoSpaceDE/>
+              <w:autoSpaceDN/>
+              <w:bidi w:val="0"/>
+              <w:adjustRightInd w:val="0"/>
+              <w:snapToGrid w:val="0"/>
+              <w:spacing w:line="240" w:lineRule="auto"/>
+              <w:ind w:left="110" w:leftChars="50" w:right="119" w:rightChars="0"/>
+              <w:jc w:val="both"/>
+              <w:textAlignment w:val="auto"/>
+              <w:rPr>
+                <w:rFonts w:hint="default" w:ascii="Times New Roman" w:hAnsi="Times New Roman" w:eastAsia="微软雅黑" w:cs="Times New Roman"/>
+                <w:color w:val="262626"/>
+                <w:sz w:val="21"/>
+                <w:szCs w:val="21"/>
+                <w:lang w:val="en-US" w:eastAsia="zh-CN"/>
+              </w:rPr>
+            </w:pPr>
+            <w:r>
+              <w:rPr>
+                <w:rFonts w:hint="default" w:ascii="Times New Roman" w:hAnsi="Times New Roman" w:eastAsia="微软雅黑" w:cs="Times New Roman"/>
+                <w:color w:val="262626"/>
+                <w:sz w:val="21"/>
+                <w:szCs w:val="21"/>
+                <w:lang w:val="en-US" w:eastAsia="zh-CN" w:bidi="ar-SA"/>
+              </w:rPr>
+              <w:t>共检出{{summaryOfRresults.endocrineTherapySize}}个内分泌治疗相关突变</w:t>
+            </w:r>
+          </w:p>
+        </w:tc>
+      </w:tr>
+      <w:tr>
+        <w:tblPrEx>
+          <w:tblBorders>
+            <w:top w:val="none" w:color="auto" w:sz="0" w:space="0"/>
+            <w:left w:val="none" w:color="auto" w:sz="0" w:space="0"/>
+            <w:bottom w:val="none" w:color="auto" w:sz="0" w:space="0"/>
+            <w:right w:val="none" w:color="auto" w:sz="0" w:space="0"/>
+            <w:insideH w:val="none" w:color="auto" w:sz="0" w:space="0"/>
+            <w:insideV w:val="none" w:color="auto" w:sz="0" w:space="0"/>
+          </w:tblBorders>
+          <w:tblCellMar>
+            <w:top w:w="0" w:type="dxa"/>
+            <w:left w:w="0" w:type="dxa"/>
+            <w:bottom w:w="0" w:type="dxa"/>
+            <w:right w:w="0" w:type="dxa"/>
+          </w:tblCellMar>
+        </w:tblPrEx>
+        <w:trPr>
+          <w:trHeight w:val="397" w:hRule="atLeast"/>
+          <w:jc w:val="center"/>
+        </w:trPr>
+        <w:tc>
+          <w:tcPr>
+            <w:tcW w:w="752" w:type="pct"/>
+            <w:vMerge w:val="continue"/>
+            <w:tcBorders>
+              <w:bottom w:val="single" w:color="31849B" w:sz="8" w:space="0"/>
+              <w:right w:val="single" w:color="31849B" w:sz="8" w:space="0"/>
+            </w:tcBorders>
+            <w:shd w:val="clear" w:color="auto" w:fill="auto"/>
+            <w:vAlign w:val="center"/>
+          </w:tcPr>
+          <w:p>
+            <w:pPr>
+              <w:keepNext w:val="0"/>
+              <w:keepLines w:val="0"/>
+              <w:pageBreakBefore w:val="0"/>
+              <w:widowControl w:val="0"/>
+              <w:kinsoku/>
+              <w:wordWrap/>
+              <w:overflowPunct/>
+              <w:topLinePunct w:val="0"/>
+              <w:autoSpaceDE/>
+              <w:autoSpaceDN/>
+              <w:bidi w:val="0"/>
+              <w:adjustRightInd/>
+              <w:snapToGrid w:val="0"/>
+              <w:ind w:left="57" w:leftChars="0" w:right="57" w:rightChars="0"/>
+              <w:jc w:val="left"/>
+              <w:textAlignment w:val="auto"/>
+              <w:rPr>
+                <w:rFonts w:hint="eastAsia" w:ascii="Times New Roman" w:hAnsi="Times New Roman" w:eastAsia="微软雅黑" w:cs="Times New Roman"/>
+                <w:b/>
+                <w:bCs/>
+                <w:color w:val="262626"/>
+                <w:sz w:val="21"/>
+                <w:szCs w:val="21"/>
+                <w:lang w:eastAsia="zh-CN"/>
+              </w:rPr>
+            </w:pPr>
+          </w:p>
+        </w:tc>
+        <w:tc>
+          <w:tcPr>
+            <w:tcW w:w="1407" w:type="pct"/>
+            <w:tcBorders>
+              <w:top w:val="single" w:color="31849B" w:sz="8" w:space="0"/>
+              <w:bottom w:val="single" w:color="31849B" w:sz="8" w:space="0"/>
+              <w:right w:val="single" w:color="31849B" w:sz="8" w:space="0"/>
+            </w:tcBorders>
+            <w:shd w:val="clear" w:color="auto" w:fill="auto"/>
+            <w:vAlign w:val="center"/>
+          </w:tcPr>
+          <w:p>
+            <w:pPr>
+              <w:keepNext w:val="0"/>
+              <w:keepLines w:val="0"/>
+              <w:pageBreakBefore w:val="0"/>
+              <w:widowControl w:val="0"/>
+              <w:kinsoku/>
+              <w:wordWrap/>
+              <w:overflowPunct/>
+              <w:topLinePunct w:val="0"/>
+              <w:autoSpaceDE/>
+              <w:autoSpaceDN/>
+              <w:bidi w:val="0"/>
+              <w:adjustRightInd/>
+              <w:snapToGrid w:val="0"/>
+              <w:ind w:left="57" w:leftChars="0" w:right="57" w:rightChars="0"/>
+              <w:jc w:val="left"/>
+              <w:textAlignment w:val="auto"/>
+              <w:rPr>
+                <w:rFonts w:hint="eastAsia" w:ascii="Times New Roman" w:hAnsi="Times New Roman" w:eastAsia="微软雅黑" w:cs="Times New Roman"/>
+                <w:b/>
+                <w:bCs/>
+                <w:color w:val="262626"/>
+                <w:sz w:val="21"/>
+                <w:szCs w:val="21"/>
+                <w:lang w:eastAsia="zh-CN"/>
+              </w:rPr>
+            </w:pPr>
+            <w:r>
+              <w:rPr>
+                <w:rFonts w:hint="default" w:ascii="Times New Roman" w:hAnsi="Times New Roman" w:eastAsia="微软雅黑" w:cs="Times New Roman"/>
+                <w:b/>
+                <w:bCs/>
+                <w:color w:val="262626"/>
+                <w:sz w:val="21"/>
+                <w:szCs w:val="21"/>
+                <w:lang w:val="en-US" w:eastAsia="en-US" w:bidi="ar-SA"/>
+              </w:rPr>
+              <w:t>神经内分泌分化相关</w:t>
+            </w:r>
+          </w:p>
+        </w:tc>
+        <w:tc>
+          <w:tcPr>
+            <w:tcW w:w="2839" w:type="pct"/>
+            <w:tcBorders>
+              <w:top w:val="single" w:color="31849B" w:sz="8" w:space="0"/>
+              <w:left w:val="single" w:color="31849B" w:sz="8" w:space="0"/>
+              <w:bottom w:val="single" w:color="31849B" w:sz="8" w:space="0"/>
+            </w:tcBorders>
+            <w:shd w:val="clear" w:color="auto" w:fill="auto"/>
+            <w:vAlign w:val="center"/>
+          </w:tcPr>
+          <w:p>
+            <w:pPr>
+              <w:pStyle w:val="21"/>
+              <w:keepNext w:val="0"/>
+              <w:keepLines w:val="0"/>
+              <w:pageBreakBefore w:val="0"/>
+              <w:widowControl w:val="0"/>
+              <w:kinsoku/>
+              <w:wordWrap/>
+              <w:overflowPunct/>
+              <w:topLinePunct w:val="0"/>
+              <w:autoSpaceDE/>
+              <w:autoSpaceDN/>
+              <w:bidi w:val="0"/>
+              <w:adjustRightInd w:val="0"/>
+              <w:snapToGrid w:val="0"/>
+              <w:spacing w:line="240" w:lineRule="auto"/>
+              <w:ind w:left="110" w:leftChars="50" w:right="119" w:rightChars="0"/>
+              <w:jc w:val="both"/>
+              <w:textAlignment w:val="auto"/>
+              <w:rPr>
+                <w:rFonts w:hint="default" w:ascii="Times New Roman" w:hAnsi="Times New Roman" w:eastAsia="微软雅黑" w:cs="Times New Roman"/>
+                <w:color w:val="262626"/>
+                <w:sz w:val="21"/>
+                <w:szCs w:val="21"/>
+                <w:lang w:val="en-US" w:eastAsia="zh-CN"/>
+              </w:rPr>
+            </w:pPr>
+            <w:r>
+              <w:rPr>
+                <w:rFonts w:hint="default" w:ascii="Times New Roman" w:hAnsi="Times New Roman" w:eastAsia="微软雅黑" w:cs="Times New Roman"/>
+                <w:color w:val="262626"/>
+                <w:sz w:val="21"/>
+                <w:szCs w:val="21"/>
+                <w:lang w:val="en-US" w:eastAsia="zh-CN" w:bidi="ar-SA"/>
+              </w:rPr>
+              <w:t>共检出{{summaryOfRresults.endocrineDifferentiationSize}}个神经内分泌分化相关突变</w:t>
+            </w:r>
+          </w:p>
+        </w:tc>
+      </w:tr>
+      <w:tr>
+        <w:tblPrEx>
+          <w:tblBorders>
+            <w:top w:val="none" w:color="auto" w:sz="0" w:space="0"/>
+            <w:left w:val="none" w:color="auto" w:sz="0" w:space="0"/>
+            <w:bottom w:val="none" w:color="auto" w:sz="0" w:space="0"/>
+            <w:right w:val="none" w:color="auto" w:sz="0" w:space="0"/>
+            <w:insideH w:val="none" w:color="auto" w:sz="0" w:space="0"/>
+            <w:insideV w:val="none" w:color="auto" w:sz="0" w:space="0"/>
+          </w:tblBorders>
+          <w:tblCellMar>
+            <w:top w:w="0" w:type="dxa"/>
+            <w:left w:w="0" w:type="dxa"/>
+            <w:bottom w:w="0" w:type="dxa"/>
+            <w:right w:w="0" w:type="dxa"/>
+          </w:tblCellMar>
+        </w:tblPrEx>
+        <w:trPr>
+          <w:trHeight w:val="397" w:hRule="atLeast"/>
+          <w:jc w:val="center"/>
+        </w:trPr>
+        <w:tc>
+          <w:tcPr>
+            <w:tcW w:w="5000" w:type="pct"/>
+            <w:gridSpan w:val="3"/>
+            <w:tcBorders>
+              <w:top w:val="single" w:color="31849B" w:sz="8" w:space="0"/>
+              <w:bottom w:val="single" w:color="31849B" w:sz="8" w:space="0"/>
+            </w:tcBorders>
+            <w:shd w:val="clear" w:color="auto" w:fill="auto"/>
+            <w:vAlign w:val="center"/>
+          </w:tcPr>
+          <w:p>
+            <w:pPr>
+              <w:pStyle w:val="21"/>
+              <w:keepNext w:val="0"/>
+              <w:keepLines w:val="0"/>
+              <w:pageBreakBefore w:val="0"/>
+              <w:widowControl w:val="0"/>
+              <w:kinsoku/>
+              <w:wordWrap/>
+              <w:overflowPunct/>
+              <w:topLinePunct w:val="0"/>
+              <w:autoSpaceDE/>
+              <w:autoSpaceDN/>
+              <w:bidi w:val="0"/>
+              <w:adjustRightInd w:val="0"/>
+              <w:snapToGrid w:val="0"/>
+              <w:spacing w:line="240" w:lineRule="auto"/>
+              <w:ind w:left="110" w:leftChars="50" w:right="119" w:rightChars="0"/>
+              <w:jc w:val="both"/>
+              <w:textAlignment w:val="auto"/>
+              <w:rPr>
+                <w:rFonts w:hint="default" w:ascii="Times New Roman" w:hAnsi="Times New Roman" w:eastAsia="微软雅黑" w:cs="Times New Roman"/>
+                <w:color w:val="262626"/>
+                <w:sz w:val="21"/>
+                <w:szCs w:val="21"/>
+                <w:lang w:val="en-US" w:eastAsia="zh-CN"/>
+              </w:rPr>
+            </w:pPr>
+            <w:r>
+              <w:rPr>
+                <w:rFonts w:hint="default" w:ascii="Times New Roman" w:hAnsi="Times New Roman" w:eastAsia="微软雅黑" w:cs="Times New Roman"/>
+                <w:color w:val="262626"/>
+                <w:sz w:val="21"/>
+                <w:szCs w:val="21"/>
+                <w:lang w:val="en-US" w:eastAsia="zh-CN"/>
+              </w:rPr>
+              <w:t>{%tr endif %}</w:t>
             </w:r>
           </w:p>
         </w:tc>
@@ -1481,11 +2499,10 @@
         </w:trPr>
         <w:tc>
           <w:tcPr>
-            <w:tcW w:w="2160" w:type="pct"/>
-            <w:gridSpan w:val="2"/>
+            <w:tcW w:w="752" w:type="pct"/>
+            <w:vMerge w:val="restart"/>
             <w:tcBorders>
               <w:top w:val="single" w:color="31849B" w:sz="8" w:space="0"/>
-              <w:bottom w:val="single" w:color="31849B" w:sz="8" w:space="0"/>
               <w:right w:val="single" w:color="31849B" w:sz="8" w:space="0"/>
             </w:tcBorders>
             <w:shd w:val="clear" w:color="auto" w:fill="auto"/>
@@ -1493,6 +2510,7 @@
           </w:tcPr>
           <w:p>
             <w:pPr>
+              <w:pStyle w:val="21"/>
               <w:keepNext w:val="0"/>
               <w:keepLines w:val="0"/>
               <w:pageBreakBefore w:val="0"/>
@@ -1504,10 +2522,11 @@
               <w:autoSpaceDE/>
               <w:autoSpaceDN/>
               <w:bidi w:val="0"/>
-              <w:adjustRightInd/>
+              <w:adjustRightInd w:val="0"/>
               <w:snapToGrid w:val="0"/>
-              <w:ind w:left="57" w:leftChars="0" w:right="57" w:rightChars="0"/>
-              <w:jc w:val="left"/>
+              <w:spacing w:line="240" w:lineRule="auto"/>
+              <w:ind w:left="110" w:leftChars="50"/>
+              <w:jc w:val="both"/>
               <w:textAlignment w:val="auto"/>
               <w:rPr>
                 <w:rFonts w:ascii="Times New Roman" w:hAnsi="Times New Roman" w:eastAsia="微软雅黑" w:cs="Times New Roman"/>
@@ -1516,6 +2535,7 @@
                 <w:color w:val="262626"/>
                 <w:sz w:val="21"/>
                 <w:szCs w:val="21"/>
+                <w:lang w:eastAsia="zh-CN"/>
               </w:rPr>
             </w:pPr>
             <w:r>
@@ -1526,8 +2546,63 @@
                 <w:color w:val="262626"/>
                 <w:sz w:val="21"/>
                 <w:szCs w:val="21"/>
-              </w:rPr>
-              <w:t>肿瘤遗传风险检测</w:t>
+                <w:lang w:eastAsia="zh-CN"/>
+              </w:rPr>
+              <w:t>免疫治疗相关标志物检测</w:t>
+            </w:r>
+          </w:p>
+        </w:tc>
+        <w:tc>
+          <w:tcPr>
+            <w:tcW w:w="1407" w:type="pct"/>
+            <w:tcBorders>
+              <w:top w:val="single" w:color="31849B" w:sz="8" w:space="0"/>
+              <w:left w:val="single" w:color="31849B" w:sz="8" w:space="0"/>
+              <w:bottom w:val="single" w:color="31849B" w:sz="8" w:space="0"/>
+              <w:right w:val="single" w:color="31849B" w:sz="8" w:space="0"/>
+            </w:tcBorders>
+            <w:shd w:val="clear" w:color="auto" w:fill="auto"/>
+            <w:vAlign w:val="center"/>
+          </w:tcPr>
+          <w:p>
+            <w:pPr>
+              <w:keepNext w:val="0"/>
+              <w:keepLines w:val="0"/>
+              <w:pageBreakBefore w:val="0"/>
+              <w:widowControl w:val="0"/>
+              <w:kinsoku/>
+              <w:wordWrap/>
+              <w:overflowPunct/>
+              <w:topLinePunct w:val="0"/>
+              <w:autoSpaceDE/>
+              <w:autoSpaceDN/>
+              <w:bidi w:val="0"/>
+              <w:adjustRightInd w:val="0"/>
+              <w:snapToGrid w:val="0"/>
+              <w:spacing w:line="240" w:lineRule="auto"/>
+              <w:ind w:left="110" w:leftChars="50"/>
+              <w:jc w:val="both"/>
+              <w:textAlignment w:val="auto"/>
+              <w:rPr>
+                <w:rFonts w:ascii="Times New Roman" w:hAnsi="Times New Roman" w:eastAsia="微软雅黑" w:cs="Times New Roman"/>
+                <w:b/>
+                <w:bCs/>
+                <w:color w:val="262626"/>
+                <w:sz w:val="21"/>
+                <w:szCs w:val="21"/>
+                <w:lang w:eastAsia="zh-CN"/>
+              </w:rPr>
+            </w:pPr>
+            <w:r>
+              <w:rPr>
+                <w:rFonts w:ascii="Times New Roman" w:hAnsi="Times New Roman" w:eastAsia="微软雅黑" w:cs="黑体"/>
+                <w:b/>
+                <w:bCs/>
+                <w:color w:val="262626"/>
+                <w:sz w:val="21"/>
+                <w:lang w:eastAsia="zh-CN"/>
+              </w:rPr>
+              <w:t>肿瘤突变负荷（TMB）</w:t>
             </w:r>
           </w:p>
         </w:tc>
@@ -1563,152 +2638,739 @@
               <w:jc w:val="both"/>
               <w:textAlignment w:val="auto"/>
               <w:rPr>
+                <w:rFonts w:hint="eastAsia" w:ascii="微软雅黑" w:hAnsi="微软雅黑" w:eastAsia="微软雅黑" w:cs="微软雅黑"/>
+                <w:color w:val="262626"/>
+                <w:sz w:val="18"/>
+                <w:szCs w:val="18"/>
+                <w:lang w:eastAsia="zh-CN"/>
+              </w:rPr>
+            </w:pPr>
+            <w:r>
+              <w:rPr>
+                <w:rFonts w:hint="default" w:ascii="Times New Roman" w:hAnsi="Times New Roman" w:eastAsia="微软雅黑" w:cs="Times New Roman"/>
+                <w:color w:val="262626"/>
+                <w:sz w:val="21"/>
+                <w:szCs w:val="21"/>
+                <w:lang w:val="en-US" w:eastAsia="zh-CN" w:bidi="ar-SA"/>
+              </w:rPr>
+              <w:t>{% if summaryOfRresults.tmb_status == ‘TMB-H’ %}肿瘤突变负荷高{% else %}肿瘤突变负荷低{% endif %}（{{ summaryOfRresults.tmb_status}}，{{ summaryOfRresults.tmb }}Muts/Mb）</w:t>
+            </w:r>
+          </w:p>
+        </w:tc>
+      </w:tr>
+      <w:tr>
+        <w:tblPrEx>
+          <w:tblBorders>
+            <w:top w:val="none" w:color="auto" w:sz="0" w:space="0"/>
+            <w:left w:val="none" w:color="auto" w:sz="0" w:space="0"/>
+            <w:bottom w:val="none" w:color="auto" w:sz="0" w:space="0"/>
+            <w:right w:val="none" w:color="auto" w:sz="0" w:space="0"/>
+            <w:insideH w:val="none" w:color="auto" w:sz="0" w:space="0"/>
+            <w:insideV w:val="none" w:color="auto" w:sz="0" w:space="0"/>
+          </w:tblBorders>
+          <w:tblCellMar>
+            <w:top w:w="0" w:type="dxa"/>
+            <w:left w:w="0" w:type="dxa"/>
+            <w:bottom w:w="0" w:type="dxa"/>
+            <w:right w:w="0" w:type="dxa"/>
+          </w:tblCellMar>
+        </w:tblPrEx>
+        <w:trPr>
+          <w:trHeight w:val="397" w:hRule="atLeast"/>
+          <w:jc w:val="center"/>
+        </w:trPr>
+        <w:tc>
+          <w:tcPr>
+            <w:tcW w:w="752" w:type="pct"/>
+            <w:vMerge w:val="continue"/>
+            <w:tcBorders>
+              <w:right w:val="single" w:color="31849B" w:sz="8" w:space="0"/>
+            </w:tcBorders>
+            <w:shd w:val="clear" w:color="auto" w:fill="auto"/>
+            <w:vAlign w:val="center"/>
+          </w:tcPr>
+          <w:p>
+            <w:pPr>
+              <w:keepNext w:val="0"/>
+              <w:keepLines w:val="0"/>
+              <w:pageBreakBefore w:val="0"/>
+              <w:widowControl w:val="0"/>
+              <w:kinsoku/>
+              <w:wordWrap/>
+              <w:overflowPunct/>
+              <w:topLinePunct w:val="0"/>
+              <w:autoSpaceDE/>
+              <w:autoSpaceDN/>
+              <w:bidi w:val="0"/>
+              <w:adjustRightInd w:val="0"/>
+              <w:snapToGrid w:val="0"/>
+              <w:spacing w:line="240" w:lineRule="auto"/>
+              <w:ind w:left="110" w:leftChars="50"/>
+              <w:jc w:val="both"/>
+              <w:textAlignment w:val="auto"/>
+              <w:rPr>
+                <w:rFonts w:ascii="Times New Roman" w:hAnsi="Times New Roman" w:eastAsia="微软雅黑" w:cs="Times New Roman"/>
+                <w:b/>
+                <w:bCs/>
+                <w:color w:val="262626"/>
+                <w:sz w:val="21"/>
+                <w:szCs w:val="21"/>
+                <w:lang w:eastAsia="zh-CN"/>
+              </w:rPr>
+            </w:pPr>
+          </w:p>
+        </w:tc>
+        <w:tc>
+          <w:tcPr>
+            <w:tcW w:w="1407" w:type="pct"/>
+            <w:tcBorders>
+              <w:top w:val="single" w:color="31849B" w:sz="8" w:space="0"/>
+              <w:left w:val="single" w:color="31849B" w:sz="8" w:space="0"/>
+              <w:bottom w:val="single" w:color="31849B" w:sz="8" w:space="0"/>
+              <w:right w:val="single" w:color="31849B" w:sz="8" w:space="0"/>
+            </w:tcBorders>
+            <w:shd w:val="clear" w:color="auto" w:fill="auto"/>
+            <w:vAlign w:val="center"/>
+          </w:tcPr>
+          <w:p>
+            <w:pPr>
+              <w:keepNext w:val="0"/>
+              <w:keepLines w:val="0"/>
+              <w:pageBreakBefore w:val="0"/>
+              <w:widowControl w:val="0"/>
+              <w:kinsoku/>
+              <w:wordWrap/>
+              <w:overflowPunct/>
+              <w:topLinePunct w:val="0"/>
+              <w:autoSpaceDE/>
+              <w:autoSpaceDN/>
+              <w:bidi w:val="0"/>
+              <w:adjustRightInd w:val="0"/>
+              <w:snapToGrid w:val="0"/>
+              <w:spacing w:line="240" w:lineRule="auto"/>
+              <w:ind w:left="110" w:leftChars="50"/>
+              <w:jc w:val="both"/>
+              <w:textAlignment w:val="auto"/>
+              <w:rPr>
+                <w:rFonts w:ascii="Times New Roman" w:hAnsi="Times New Roman" w:eastAsia="微软雅黑" w:cs="Times New Roman"/>
+                <w:b/>
+                <w:bCs/>
+                <w:color w:val="262626"/>
+                <w:kern w:val="2"/>
+                <w:sz w:val="21"/>
+                <w:szCs w:val="21"/>
+                <w:lang w:val="en-US" w:eastAsia="zh-CN" w:bidi="ar-SA"/>
+              </w:rPr>
+            </w:pPr>
+            <w:r>
+              <w:rPr>
+                <w:rFonts w:ascii="Times New Roman" w:hAnsi="Times New Roman" w:eastAsia="微软雅黑" w:cs="黑体"/>
+                <w:b/>
+                <w:bCs/>
+                <w:color w:val="262626"/>
+                <w:sz w:val="21"/>
+                <w:lang w:eastAsia="zh-CN"/>
+              </w:rPr>
+              <w:t>微卫星不稳定性（MSI）</w:t>
+            </w:r>
+          </w:p>
+        </w:tc>
+        <w:tc>
+          <w:tcPr>
+            <w:tcW w:w="2839" w:type="pct"/>
+            <w:tcBorders>
+              <w:top w:val="single" w:color="31849B" w:sz="8" w:space="0"/>
+              <w:left w:val="single" w:color="31849B" w:sz="8" w:space="0"/>
+              <w:bottom w:val="single" w:color="31849B" w:sz="8" w:space="0"/>
+            </w:tcBorders>
+            <w:shd w:val="clear" w:color="auto" w:fill="auto"/>
+            <w:vAlign w:val="center"/>
+          </w:tcPr>
+          <w:p>
+            <w:pPr>
+              <w:pStyle w:val="21"/>
+              <w:keepNext w:val="0"/>
+              <w:keepLines w:val="0"/>
+              <w:pageBreakBefore w:val="0"/>
+              <w:widowControl w:val="0"/>
+              <w:kinsoku/>
+              <w:wordWrap/>
+              <w:overflowPunct/>
+              <w:topLinePunct w:val="0"/>
+              <w:autoSpaceDE/>
+              <w:autoSpaceDN/>
+              <w:bidi w:val="0"/>
+              <w:adjustRightInd w:val="0"/>
+              <w:snapToGrid w:val="0"/>
+              <w:spacing w:line="240" w:lineRule="auto"/>
+              <w:ind w:left="110" w:leftChars="50" w:right="119" w:rightChars="0"/>
+              <w:jc w:val="both"/>
+              <w:textAlignment w:val="auto"/>
+              <w:rPr>
+                <w:rFonts w:hint="eastAsia" w:ascii="微软雅黑" w:hAnsi="微软雅黑" w:eastAsia="微软雅黑" w:cs="微软雅黑"/>
+                <w:color w:val="262626"/>
+                <w:sz w:val="18"/>
+                <w:szCs w:val="18"/>
+                <w:lang w:eastAsia="zh-CN"/>
+              </w:rPr>
+            </w:pPr>
+            <w:r>
+              <w:rPr>
+                <w:rFonts w:hint="default" w:ascii="Times New Roman" w:hAnsi="Times New Roman" w:eastAsia="微软雅黑" w:cs="Times New Roman"/>
+                <w:color w:val="262626"/>
+                <w:sz w:val="21"/>
+                <w:szCs w:val="21"/>
+                <w:lang w:val="en-US" w:eastAsia="zh-CN" w:bidi="ar-SA"/>
+              </w:rPr>
+              <w:t>{{summaryOfRresults.msi_status</w:t>
+            </w:r>
+            <w:r>
+              <w:rPr>
                 <w:rFonts w:hint="eastAsia" w:ascii="Times New Roman" w:hAnsi="Times New Roman" w:eastAsia="微软雅黑" w:cs="Times New Roman"/>
                 <w:color w:val="262626"/>
                 <w:sz w:val="21"/>
                 <w:szCs w:val="21"/>
-                <w:lang w:eastAsia="zh-CN"/>
-              </w:rPr>
-            </w:pPr>
-            <w:r>
-              <w:rPr>
-                <w:rFonts w:hint="default" w:ascii="Times New Roman" w:hAnsi="Times New Roman" w:eastAsia="微软雅黑" w:cs="Times New Roman"/>
-                <w:color w:val="262626"/>
-                <w:sz w:val="21"/>
-                <w:szCs w:val="21"/>
-                <w:lang w:val="en-US" w:eastAsia="zh-CN"/>
-              </w:rPr>
-              <w:t>共检出</w:t>
-            </w:r>
+                <w:lang w:val="en-US" w:eastAsia="zh-CN" w:bidi="ar-SA"/>
+              </w:rPr>
+              <w:t>_</w:t>
+            </w:r>
+            <w:r>
+              <w:rPr>
+                <w:rFonts w:hint="default" w:ascii="Times New Roman" w:hAnsi="Times New Roman" w:eastAsia="微软雅黑" w:cs="Times New Roman"/>
+                <w:color w:val="262626"/>
+                <w:sz w:val="21"/>
+                <w:szCs w:val="21"/>
+                <w:lang w:val="en-US" w:eastAsia="zh-CN" w:bidi="ar-SA"/>
+              </w:rPr>
+              <w:t>state}}</w:t>
+            </w:r>
+          </w:p>
+        </w:tc>
+      </w:tr>
+      <w:tr>
+        <w:tblPrEx>
+          <w:tblBorders>
+            <w:top w:val="none" w:color="auto" w:sz="0" w:space="0"/>
+            <w:left w:val="none" w:color="auto" w:sz="0" w:space="0"/>
+            <w:bottom w:val="none" w:color="auto" w:sz="0" w:space="0"/>
+            <w:right w:val="none" w:color="auto" w:sz="0" w:space="0"/>
+            <w:insideH w:val="none" w:color="auto" w:sz="0" w:space="0"/>
+            <w:insideV w:val="none" w:color="auto" w:sz="0" w:space="0"/>
+          </w:tblBorders>
+          <w:tblCellMar>
+            <w:top w:w="0" w:type="dxa"/>
+            <w:left w:w="0" w:type="dxa"/>
+            <w:bottom w:w="0" w:type="dxa"/>
+            <w:right w:w="0" w:type="dxa"/>
+          </w:tblCellMar>
+        </w:tblPrEx>
+        <w:trPr>
+          <w:trHeight w:val="397" w:hRule="atLeast"/>
+          <w:jc w:val="center"/>
+        </w:trPr>
+        <w:tc>
+          <w:tcPr>
+            <w:tcW w:w="752" w:type="pct"/>
+            <w:vMerge w:val="continue"/>
+            <w:tcBorders>
+              <w:right w:val="single" w:color="31849B" w:sz="8" w:space="0"/>
+            </w:tcBorders>
+            <w:shd w:val="clear" w:color="auto" w:fill="auto"/>
+            <w:vAlign w:val="center"/>
+          </w:tcPr>
+          <w:p>
+            <w:pPr>
+              <w:keepNext w:val="0"/>
+              <w:keepLines w:val="0"/>
+              <w:pageBreakBefore w:val="0"/>
+              <w:widowControl w:val="0"/>
+              <w:kinsoku/>
+              <w:wordWrap/>
+              <w:overflowPunct/>
+              <w:topLinePunct w:val="0"/>
+              <w:autoSpaceDE/>
+              <w:autoSpaceDN/>
+              <w:bidi w:val="0"/>
+              <w:adjustRightInd w:val="0"/>
+              <w:snapToGrid w:val="0"/>
+              <w:spacing w:line="240" w:lineRule="auto"/>
+              <w:ind w:left="110" w:leftChars="50"/>
+              <w:jc w:val="both"/>
+              <w:textAlignment w:val="auto"/>
+              <w:rPr>
+                <w:rFonts w:ascii="Times New Roman" w:hAnsi="Times New Roman" w:eastAsia="微软雅黑" w:cs="Times New Roman"/>
+                <w:b/>
+                <w:bCs/>
+                <w:color w:val="262626"/>
+                <w:sz w:val="21"/>
+                <w:szCs w:val="21"/>
+                <w:lang w:eastAsia="zh-CN"/>
+              </w:rPr>
+            </w:pPr>
+          </w:p>
+        </w:tc>
+        <w:tc>
+          <w:tcPr>
+            <w:tcW w:w="1407" w:type="pct"/>
+            <w:tcBorders>
+              <w:top w:val="single" w:color="31849B" w:sz="8" w:space="0"/>
+              <w:left w:val="single" w:color="31849B" w:sz="8" w:space="0"/>
+              <w:bottom w:val="single" w:color="31849B" w:sz="8" w:space="0"/>
+              <w:right w:val="single" w:color="31849B" w:sz="8" w:space="0"/>
+            </w:tcBorders>
+            <w:shd w:val="clear" w:color="auto" w:fill="auto"/>
+            <w:vAlign w:val="center"/>
+          </w:tcPr>
+          <w:p>
+            <w:pPr>
+              <w:keepNext w:val="0"/>
+              <w:keepLines w:val="0"/>
+              <w:pageBreakBefore w:val="0"/>
+              <w:widowControl w:val="0"/>
+              <w:kinsoku/>
+              <w:wordWrap/>
+              <w:overflowPunct/>
+              <w:topLinePunct w:val="0"/>
+              <w:autoSpaceDE/>
+              <w:autoSpaceDN/>
+              <w:bidi w:val="0"/>
+              <w:adjustRightInd w:val="0"/>
+              <w:snapToGrid w:val="0"/>
+              <w:spacing w:line="240" w:lineRule="auto"/>
+              <w:ind w:left="110" w:leftChars="50"/>
+              <w:jc w:val="both"/>
+              <w:textAlignment w:val="auto"/>
+              <w:rPr>
+                <w:rFonts w:ascii="Times New Roman" w:hAnsi="Times New Roman" w:eastAsia="微软雅黑" w:cs="Times New Roman"/>
+                <w:b/>
+                <w:bCs/>
+                <w:color w:val="262626"/>
+                <w:kern w:val="2"/>
+                <w:sz w:val="21"/>
+                <w:szCs w:val="21"/>
+                <w:lang w:val="en-US" w:eastAsia="zh-CN" w:bidi="ar-SA"/>
+              </w:rPr>
+            </w:pPr>
             <w:r>
               <w:rPr>
                 <w:rFonts w:hint="eastAsia" w:ascii="Times New Roman" w:hAnsi="Times New Roman" w:eastAsia="微软雅黑" w:cs="Times New Roman"/>
-                <w:color w:val="262626"/>
-                <w:sz w:val="21"/>
-                <w:szCs w:val="21"/>
-                <w:lang w:val="en-US" w:eastAsia="zh-CN"/>
-              </w:rPr>
-              <w:t>{{ summaryOfRresults.crCheckLineStrYF1280Size }}</w:t>
-            </w:r>
-            <w:r>
-              <w:rPr>
-                <w:rFonts w:hint="default" w:ascii="Times New Roman" w:hAnsi="Times New Roman" w:eastAsia="微软雅黑" w:cs="Times New Roman"/>
-                <w:color w:val="262626"/>
-                <w:sz w:val="21"/>
-                <w:szCs w:val="21"/>
-                <w:lang w:val="en-US" w:eastAsia="zh-CN"/>
-              </w:rPr>
-              <w:t>个胚系突变，其中</w:t>
-            </w:r>
+                <w:b/>
+                <w:bCs/>
+                <w:color w:val="262626"/>
+                <w:sz w:val="21"/>
+                <w:szCs w:val="21"/>
+                <w:lang w:eastAsia="zh-CN"/>
+              </w:rPr>
+              <w:t>错配修复（MMR）基因</w:t>
+            </w:r>
+          </w:p>
+        </w:tc>
+        <w:tc>
+          <w:tcPr>
+            <w:tcW w:w="2839" w:type="pct"/>
+            <w:tcBorders>
+              <w:top w:val="single" w:color="31849B" w:sz="8" w:space="0"/>
+              <w:left w:val="single" w:color="31849B" w:sz="8" w:space="0"/>
+              <w:bottom w:val="single" w:color="31849B" w:sz="8" w:space="0"/>
+            </w:tcBorders>
+            <w:shd w:val="clear" w:color="auto" w:fill="auto"/>
+            <w:vAlign w:val="center"/>
+          </w:tcPr>
+          <w:p>
+            <w:pPr>
+              <w:pStyle w:val="21"/>
+              <w:keepNext w:val="0"/>
+              <w:keepLines w:val="0"/>
+              <w:pageBreakBefore w:val="0"/>
+              <w:widowControl w:val="0"/>
+              <w:kinsoku/>
+              <w:wordWrap/>
+              <w:overflowPunct/>
+              <w:topLinePunct w:val="0"/>
+              <w:autoSpaceDE/>
+              <w:autoSpaceDN/>
+              <w:bidi w:val="0"/>
+              <w:adjustRightInd w:val="0"/>
+              <w:snapToGrid w:val="0"/>
+              <w:spacing w:line="240" w:lineRule="auto"/>
+              <w:ind w:left="110" w:leftChars="50" w:right="119" w:rightChars="0"/>
+              <w:jc w:val="both"/>
+              <w:textAlignment w:val="auto"/>
+              <w:rPr>
+                <w:rFonts w:hint="eastAsia" w:ascii="微软雅黑" w:hAnsi="微软雅黑" w:eastAsia="微软雅黑" w:cs="微软雅黑"/>
+                <w:color w:val="262626"/>
+                <w:sz w:val="18"/>
+                <w:szCs w:val="18"/>
+                <w:lang w:eastAsia="zh-CN"/>
+              </w:rPr>
+            </w:pPr>
+            <w:r>
+              <w:rPr>
+                <w:rFonts w:hint="default" w:ascii="Times New Roman" w:hAnsi="Times New Roman" w:eastAsia="微软雅黑" w:cs="Times New Roman"/>
+                <w:color w:val="262626"/>
+                <w:sz w:val="21"/>
+                <w:szCs w:val="21"/>
+                <w:lang w:val="en-US" w:eastAsia="zh-CN" w:bidi="ar-SA"/>
+              </w:rPr>
+              <w:t>共检出{{summaryOfRresults.dMMRinfoSize}}个MMR基因失活突变</w:t>
+            </w:r>
+          </w:p>
+        </w:tc>
+      </w:tr>
+      <w:tr>
+        <w:tblPrEx>
+          <w:tblBorders>
+            <w:top w:val="none" w:color="auto" w:sz="0" w:space="0"/>
+            <w:left w:val="none" w:color="auto" w:sz="0" w:space="0"/>
+            <w:bottom w:val="none" w:color="auto" w:sz="0" w:space="0"/>
+            <w:right w:val="none" w:color="auto" w:sz="0" w:space="0"/>
+            <w:insideH w:val="none" w:color="auto" w:sz="0" w:space="0"/>
+            <w:insideV w:val="none" w:color="auto" w:sz="0" w:space="0"/>
+          </w:tblBorders>
+          <w:tblCellMar>
+            <w:top w:w="0" w:type="dxa"/>
+            <w:left w:w="0" w:type="dxa"/>
+            <w:bottom w:w="0" w:type="dxa"/>
+            <w:right w:w="0" w:type="dxa"/>
+          </w:tblCellMar>
+        </w:tblPrEx>
+        <w:trPr>
+          <w:trHeight w:val="397" w:hRule="atLeast"/>
+          <w:jc w:val="center"/>
+        </w:trPr>
+        <w:tc>
+          <w:tcPr>
+            <w:tcW w:w="752" w:type="pct"/>
+            <w:vMerge w:val="continue"/>
+            <w:tcBorders>
+              <w:bottom w:val="single" w:color="31849B" w:sz="8" w:space="0"/>
+              <w:right w:val="single" w:color="31849B" w:sz="8" w:space="0"/>
+            </w:tcBorders>
+            <w:shd w:val="clear" w:color="auto" w:fill="auto"/>
+            <w:vAlign w:val="center"/>
+          </w:tcPr>
+          <w:p>
+            <w:pPr>
+              <w:keepNext w:val="0"/>
+              <w:keepLines w:val="0"/>
+              <w:pageBreakBefore w:val="0"/>
+              <w:widowControl w:val="0"/>
+              <w:kinsoku/>
+              <w:wordWrap/>
+              <w:overflowPunct/>
+              <w:topLinePunct w:val="0"/>
+              <w:autoSpaceDE/>
+              <w:autoSpaceDN/>
+              <w:bidi w:val="0"/>
+              <w:adjustRightInd w:val="0"/>
+              <w:snapToGrid w:val="0"/>
+              <w:spacing w:line="240" w:lineRule="auto"/>
+              <w:ind w:left="110" w:leftChars="50"/>
+              <w:jc w:val="both"/>
+              <w:textAlignment w:val="auto"/>
+              <w:rPr>
+                <w:rFonts w:ascii="Times New Roman" w:hAnsi="Times New Roman" w:eastAsia="微软雅黑" w:cs="Times New Roman"/>
+                <w:b/>
+                <w:bCs/>
+                <w:color w:val="262626"/>
+                <w:sz w:val="21"/>
+                <w:szCs w:val="21"/>
+                <w:lang w:eastAsia="zh-CN"/>
+              </w:rPr>
+            </w:pPr>
+          </w:p>
+        </w:tc>
+        <w:tc>
+          <w:tcPr>
+            <w:tcW w:w="1407" w:type="pct"/>
+            <w:tcBorders>
+              <w:top w:val="single" w:color="31849B" w:sz="8" w:space="0"/>
+              <w:left w:val="single" w:color="31849B" w:sz="8" w:space="0"/>
+              <w:bottom w:val="single" w:color="31849B" w:sz="8" w:space="0"/>
+              <w:right w:val="single" w:color="31849B" w:sz="8" w:space="0"/>
+            </w:tcBorders>
+            <w:shd w:val="clear" w:color="auto" w:fill="auto"/>
+            <w:vAlign w:val="center"/>
+          </w:tcPr>
+          <w:p>
+            <w:pPr>
+              <w:pStyle w:val="21"/>
+              <w:keepNext w:val="0"/>
+              <w:keepLines w:val="0"/>
+              <w:pageBreakBefore w:val="0"/>
+              <w:widowControl w:val="0"/>
+              <w:kinsoku/>
+              <w:wordWrap/>
+              <w:overflowPunct/>
+              <w:topLinePunct w:val="0"/>
+              <w:autoSpaceDE/>
+              <w:autoSpaceDN/>
+              <w:bidi w:val="0"/>
+              <w:snapToGrid w:val="0"/>
+              <w:ind w:left="119" w:leftChars="0"/>
+              <w:textAlignment w:val="auto"/>
+              <w:rPr>
+                <w:rFonts w:ascii="Times New Roman" w:hAnsi="Times New Roman" w:eastAsia="微软雅黑" w:cs="Times New Roman"/>
+                <w:b/>
+                <w:bCs/>
+                <w:color w:val="262626"/>
+                <w:sz w:val="21"/>
+                <w:szCs w:val="21"/>
+                <w:lang w:eastAsia="zh-CN"/>
+              </w:rPr>
+            </w:pPr>
             <w:r>
               <w:rPr>
                 <w:rFonts w:hint="eastAsia" w:ascii="Times New Roman" w:hAnsi="Times New Roman" w:eastAsia="微软雅黑" w:cs="Times New Roman"/>
-                <w:color w:val="262626"/>
-                <w:sz w:val="21"/>
-                <w:szCs w:val="21"/>
-                <w:lang w:val="en-US" w:eastAsia="zh-CN"/>
-              </w:rPr>
-              <w:t>{{summaryOfRresults.hasPathogenicityCount}}</w:t>
-            </w:r>
-            <w:r>
-              <w:rPr>
-                <w:rFonts w:hint="default" w:ascii="Times New Roman" w:hAnsi="Times New Roman" w:eastAsia="微软雅黑" w:cs="Times New Roman"/>
-                <w:color w:val="262626"/>
-                <w:sz w:val="21"/>
-                <w:szCs w:val="21"/>
-                <w:lang w:val="en-US" w:eastAsia="zh-CN"/>
-              </w:rPr>
-              <w:t>个为致病</w:t>
-            </w:r>
+                <w:b/>
+                <w:bCs/>
+                <w:color w:val="262626"/>
+                <w:sz w:val="21"/>
+                <w:szCs w:val="21"/>
+                <w:lang w:eastAsia="zh-CN"/>
+              </w:rPr>
+              <w:t>免疫</w:t>
+            </w:r>
+            <w:r>
+              <w:rPr>
+                <w:rFonts w:ascii="Times New Roman" w:hAnsi="Times New Roman" w:eastAsia="微软雅黑" w:cs="Times New Roman"/>
+                <w:b/>
+                <w:bCs/>
+                <w:color w:val="262626"/>
+                <w:sz w:val="21"/>
+                <w:szCs w:val="21"/>
+                <w:lang w:eastAsia="zh-CN"/>
+              </w:rPr>
+              <w:t>正相关基因</w:t>
+            </w:r>
+          </w:p>
+        </w:tc>
+        <w:tc>
+          <w:tcPr>
+            <w:tcW w:w="2839" w:type="pct"/>
+            <w:tcBorders>
+              <w:top w:val="single" w:color="31849B" w:sz="8" w:space="0"/>
+              <w:left w:val="single" w:color="31849B" w:sz="8" w:space="0"/>
+              <w:bottom w:val="single" w:color="31849B" w:sz="8" w:space="0"/>
+            </w:tcBorders>
+            <w:shd w:val="clear" w:color="auto" w:fill="auto"/>
+            <w:vAlign w:val="center"/>
+          </w:tcPr>
+          <w:p>
+            <w:pPr>
+              <w:pStyle w:val="21"/>
+              <w:keepNext w:val="0"/>
+              <w:keepLines w:val="0"/>
+              <w:pageBreakBefore w:val="0"/>
+              <w:widowControl w:val="0"/>
+              <w:kinsoku/>
+              <w:wordWrap/>
+              <w:overflowPunct/>
+              <w:topLinePunct w:val="0"/>
+              <w:autoSpaceDE/>
+              <w:autoSpaceDN/>
+              <w:bidi w:val="0"/>
+              <w:snapToGrid w:val="0"/>
+              <w:spacing w:before="100" w:line="187" w:lineRule="auto"/>
+              <w:ind w:left="119" w:leftChars="0" w:right="119" w:rightChars="0"/>
+              <w:jc w:val="both"/>
+              <w:textAlignment w:val="auto"/>
+              <w:rPr>
+                <w:rFonts w:ascii="Times New Roman" w:hAnsi="Times New Roman" w:eastAsia="微软雅黑" w:cs="Times New Roman"/>
+                <w:color w:val="262626"/>
+                <w:sz w:val="21"/>
+                <w:szCs w:val="21"/>
+                <w:lang w:eastAsia="zh-CN"/>
+              </w:rPr>
+            </w:pPr>
+            <w:r>
+              <w:rPr>
+                <w:rFonts w:hint="default" w:ascii="Times New Roman" w:hAnsi="Times New Roman" w:eastAsia="微软雅黑" w:cs="Times New Roman"/>
+                <w:color w:val="262626"/>
+                <w:sz w:val="21"/>
+                <w:szCs w:val="21"/>
+                <w:lang w:val="en-US" w:eastAsia="zh-CN" w:bidi="ar-SA"/>
+              </w:rPr>
+              <w:t>共检出{{summaryOfRresults.positiveImmnueNum}}个正相关突变</w:t>
+            </w:r>
+          </w:p>
+        </w:tc>
+      </w:tr>
+      <w:tr>
+        <w:tblPrEx>
+          <w:tblBorders>
+            <w:top w:val="none" w:color="auto" w:sz="0" w:space="0"/>
+            <w:left w:val="none" w:color="auto" w:sz="0" w:space="0"/>
+            <w:bottom w:val="none" w:color="auto" w:sz="0" w:space="0"/>
+            <w:right w:val="none" w:color="auto" w:sz="0" w:space="0"/>
+            <w:insideH w:val="none" w:color="auto" w:sz="0" w:space="0"/>
+            <w:insideV w:val="none" w:color="auto" w:sz="0" w:space="0"/>
+          </w:tblBorders>
+          <w:tblCellMar>
+            <w:top w:w="0" w:type="dxa"/>
+            <w:left w:w="0" w:type="dxa"/>
+            <w:bottom w:w="0" w:type="dxa"/>
+            <w:right w:w="0" w:type="dxa"/>
+          </w:tblCellMar>
+        </w:tblPrEx>
+        <w:trPr>
+          <w:trHeight w:val="397" w:hRule="atLeast"/>
+          <w:jc w:val="center"/>
+        </w:trPr>
+        <w:tc>
+          <w:tcPr>
+            <w:tcW w:w="752" w:type="pct"/>
+            <w:vMerge w:val="continue"/>
+            <w:tcBorders>
+              <w:bottom w:val="single" w:color="31849B" w:sz="8" w:space="0"/>
+              <w:right w:val="single" w:color="31849B" w:sz="8" w:space="0"/>
+            </w:tcBorders>
+            <w:shd w:val="clear" w:color="auto" w:fill="auto"/>
+            <w:vAlign w:val="center"/>
+          </w:tcPr>
+          <w:p>
+            <w:pPr>
+              <w:keepNext w:val="0"/>
+              <w:keepLines w:val="0"/>
+              <w:pageBreakBefore w:val="0"/>
+              <w:widowControl w:val="0"/>
+              <w:kinsoku/>
+              <w:wordWrap/>
+              <w:overflowPunct/>
+              <w:topLinePunct w:val="0"/>
+              <w:autoSpaceDE/>
+              <w:autoSpaceDN/>
+              <w:bidi w:val="0"/>
+              <w:adjustRightInd w:val="0"/>
+              <w:snapToGrid w:val="0"/>
+              <w:spacing w:line="240" w:lineRule="auto"/>
+              <w:ind w:left="110" w:leftChars="50"/>
+              <w:jc w:val="both"/>
+              <w:textAlignment w:val="auto"/>
+              <w:rPr>
+                <w:rFonts w:ascii="Times New Roman" w:hAnsi="Times New Roman" w:eastAsia="微软雅黑" w:cs="Times New Roman"/>
+                <w:b/>
+                <w:bCs/>
+                <w:color w:val="262626"/>
+                <w:sz w:val="21"/>
+                <w:szCs w:val="21"/>
+                <w:lang w:eastAsia="zh-CN"/>
+              </w:rPr>
+            </w:pPr>
+          </w:p>
+        </w:tc>
+        <w:tc>
+          <w:tcPr>
+            <w:tcW w:w="1407" w:type="pct"/>
+            <w:tcBorders>
+              <w:top w:val="single" w:color="31849B" w:sz="8" w:space="0"/>
+              <w:left w:val="single" w:color="31849B" w:sz="8" w:space="0"/>
+              <w:bottom w:val="single" w:color="31849B" w:sz="8" w:space="0"/>
+              <w:right w:val="single" w:color="31849B" w:sz="8" w:space="0"/>
+            </w:tcBorders>
+            <w:shd w:val="clear" w:color="auto" w:fill="auto"/>
+            <w:vAlign w:val="center"/>
+          </w:tcPr>
+          <w:p>
+            <w:pPr>
+              <w:pStyle w:val="21"/>
+              <w:keepNext w:val="0"/>
+              <w:keepLines w:val="0"/>
+              <w:pageBreakBefore w:val="0"/>
+              <w:widowControl w:val="0"/>
+              <w:kinsoku/>
+              <w:wordWrap/>
+              <w:overflowPunct/>
+              <w:topLinePunct w:val="0"/>
+              <w:autoSpaceDE/>
+              <w:autoSpaceDN/>
+              <w:bidi w:val="0"/>
+              <w:snapToGrid w:val="0"/>
+              <w:ind w:left="119" w:leftChars="0"/>
+              <w:textAlignment w:val="auto"/>
+              <w:rPr>
+                <w:rFonts w:ascii="Times New Roman" w:hAnsi="Times New Roman" w:eastAsia="微软雅黑" w:cs="Times New Roman"/>
+                <w:b/>
+                <w:bCs/>
+                <w:color w:val="262626"/>
+                <w:sz w:val="21"/>
+                <w:szCs w:val="21"/>
+                <w:lang w:eastAsia="zh-CN"/>
+              </w:rPr>
+            </w:pPr>
             <w:r>
               <w:rPr>
                 <w:rFonts w:hint="eastAsia" w:ascii="Times New Roman" w:hAnsi="Times New Roman" w:eastAsia="微软雅黑" w:cs="Times New Roman"/>
-                <w:color w:val="262626"/>
-                <w:sz w:val="21"/>
-                <w:szCs w:val="21"/>
-                <w:lang w:val="en-US" w:eastAsia="zh-CN"/>
-              </w:rPr>
-              <w:t>/可能</w:t>
-            </w:r>
-            <w:r>
-              <w:rPr>
-                <w:rFonts w:hint="default" w:ascii="Times New Roman" w:hAnsi="Times New Roman" w:eastAsia="微软雅黑" w:cs="Times New Roman"/>
-                <w:color w:val="262626"/>
-                <w:sz w:val="21"/>
-                <w:szCs w:val="21"/>
-                <w:lang w:val="en-US" w:eastAsia="zh-CN"/>
-              </w:rPr>
-              <w:t>致病</w:t>
-            </w:r>
-            <w:r>
-              <w:rPr>
-                <w:rFonts w:hint="eastAsia" w:ascii="Times New Roman" w:hAnsi="Times New Roman" w:eastAsia="微软雅黑" w:cs="Times New Roman"/>
-                <w:color w:val="262626"/>
-                <w:sz w:val="21"/>
-                <w:szCs w:val="21"/>
-                <w:lang w:val="en-US" w:eastAsia="zh-CN"/>
-              </w:rPr>
-              <w:t>性</w:t>
-            </w:r>
-            <w:r>
-              <w:rPr>
-                <w:rFonts w:hint="default" w:ascii="Times New Roman" w:hAnsi="Times New Roman" w:eastAsia="微软雅黑" w:cs="Times New Roman"/>
-                <w:color w:val="262626"/>
-                <w:sz w:val="21"/>
-                <w:szCs w:val="21"/>
-                <w:lang w:val="en-US" w:eastAsia="zh-CN"/>
-              </w:rPr>
-              <w:t>突变</w:t>
-            </w:r>
-            <w:r>
-              <w:rPr>
-                <w:rFonts w:hint="eastAsia" w:ascii="Times New Roman" w:hAnsi="Times New Roman" w:eastAsia="微软雅黑" w:cs="Times New Roman"/>
-                <w:color w:val="262626"/>
-                <w:sz w:val="21"/>
-                <w:szCs w:val="21"/>
-                <w:lang w:val="en-US" w:eastAsia="zh-CN"/>
-              </w:rPr>
-              <w:t>{{</w:t>
-            </w:r>
-            <w:r>
-              <w:rPr>
-                <w:rFonts w:hint="default" w:ascii="Times New Roman" w:hAnsi="Times New Roman" w:eastAsia="微软雅黑" w:cs="Times New Roman"/>
-                <w:color w:val="262626"/>
-                <w:sz w:val="21"/>
-                <w:szCs w:val="21"/>
-                <w:lang w:val="en-US" w:eastAsia="zh-CN"/>
-              </w:rPr>
-              <w:t>crCheckDrugStr</w:t>
-            </w:r>
-            <w:r>
-              <w:rPr>
-                <w:rFonts w:hint="eastAsia" w:ascii="Times New Roman" w:hAnsi="Times New Roman" w:eastAsia="微软雅黑" w:cs="Times New Roman"/>
-                <w:color w:val="262626"/>
-                <w:sz w:val="21"/>
-                <w:szCs w:val="21"/>
-                <w:lang w:val="en-US" w:eastAsia="zh-CN"/>
-              </w:rPr>
-              <w:t>}}{{summaryOfRresults.</w:t>
-            </w:r>
-            <w:r>
-              <w:rPr>
-                <w:rFonts w:hint="default" w:ascii="Times New Roman" w:hAnsi="Times New Roman" w:eastAsia="微软雅黑" w:cs="Times New Roman"/>
-                <w:color w:val="262626"/>
-                <w:sz w:val="21"/>
-                <w:szCs w:val="21"/>
-                <w:lang w:val="en-US" w:eastAsia="zh-CN"/>
-              </w:rPr>
-              <w:t>cr_tumors_desc</w:t>
-            </w:r>
-            <w:r>
-              <w:rPr>
-                <w:rFonts w:hint="eastAsia" w:ascii="Times New Roman" w:hAnsi="Times New Roman" w:eastAsia="微软雅黑" w:cs="Times New Roman"/>
-                <w:color w:val="262626"/>
-                <w:sz w:val="21"/>
-                <w:szCs w:val="21"/>
-                <w:lang w:val="en-US" w:eastAsia="zh-CN"/>
-              </w:rPr>
-              <w:t>}}</w:t>
+                <w:b/>
+                <w:bCs/>
+                <w:color w:val="262626"/>
+                <w:sz w:val="21"/>
+                <w:szCs w:val="21"/>
+                <w:lang w:eastAsia="zh-CN"/>
+              </w:rPr>
+              <w:t>免疫负</w:t>
+            </w:r>
+            <w:r>
+              <w:rPr>
+                <w:rFonts w:ascii="Times New Roman" w:hAnsi="Times New Roman" w:eastAsia="微软雅黑" w:cs="Times New Roman"/>
+                <w:b/>
+                <w:bCs/>
+                <w:color w:val="262626"/>
+                <w:sz w:val="21"/>
+                <w:szCs w:val="21"/>
+                <w:lang w:eastAsia="zh-CN"/>
+              </w:rPr>
+              <w:t>相关基因</w:t>
+            </w:r>
+          </w:p>
+        </w:tc>
+        <w:tc>
+          <w:tcPr>
+            <w:tcW w:w="2839" w:type="pct"/>
+            <w:tcBorders>
+              <w:top w:val="single" w:color="31849B" w:sz="8" w:space="0"/>
+              <w:left w:val="single" w:color="31849B" w:sz="8" w:space="0"/>
+              <w:bottom w:val="single" w:color="31849B" w:sz="8" w:space="0"/>
+            </w:tcBorders>
+            <w:shd w:val="clear" w:color="auto" w:fill="auto"/>
+            <w:vAlign w:val="center"/>
+          </w:tcPr>
+          <w:p>
+            <w:pPr>
+              <w:pStyle w:val="21"/>
+              <w:keepNext w:val="0"/>
+              <w:keepLines w:val="0"/>
+              <w:pageBreakBefore w:val="0"/>
+              <w:widowControl w:val="0"/>
+              <w:kinsoku/>
+              <w:wordWrap/>
+              <w:overflowPunct/>
+              <w:topLinePunct w:val="0"/>
+              <w:autoSpaceDE/>
+              <w:autoSpaceDN/>
+              <w:bidi w:val="0"/>
+              <w:snapToGrid w:val="0"/>
+              <w:spacing w:before="100" w:line="187" w:lineRule="auto"/>
+              <w:ind w:left="119" w:leftChars="0" w:right="119" w:rightChars="0"/>
+              <w:jc w:val="both"/>
+              <w:textAlignment w:val="auto"/>
+              <w:rPr>
+                <w:rFonts w:ascii="Times New Roman" w:hAnsi="Times New Roman" w:eastAsia="微软雅黑" w:cs="Times New Roman"/>
+                <w:color w:val="262626"/>
+                <w:sz w:val="21"/>
+                <w:szCs w:val="21"/>
+                <w:lang w:eastAsia="zh-CN"/>
+              </w:rPr>
+            </w:pPr>
+            <w:r>
+              <w:rPr>
+                <w:rFonts w:hint="default" w:ascii="Times New Roman" w:hAnsi="Times New Roman" w:eastAsia="微软雅黑" w:cs="Times New Roman"/>
+                <w:color w:val="262626"/>
+                <w:sz w:val="21"/>
+                <w:szCs w:val="21"/>
+                <w:lang w:val="en-US" w:eastAsia="zh-CN" w:bidi="ar-SA"/>
+              </w:rPr>
+              <w:t>共检出{{summaryOfRresults.negativeImmnueNum}}个负相关突变</w:t>
             </w:r>
           </w:p>
         </w:tc>
@@ -1737,6 +3399,172 @@
         </w:trPr>
         <w:tc>
           <w:tcPr>
+            <w:tcW w:w="752" w:type="pct"/>
+            <w:vMerge w:val="continue"/>
+            <w:tcBorders>
+              <w:bottom w:val="single" w:color="31849B" w:sz="8" w:space="0"/>
+              <w:right w:val="single" w:color="31849B" w:sz="8" w:space="0"/>
+            </w:tcBorders>
+            <w:shd w:val="clear" w:color="auto" w:fill="auto"/>
+            <w:vAlign w:val="center"/>
+          </w:tcPr>
+          <w:p>
+            <w:pPr>
+              <w:keepNext w:val="0"/>
+              <w:keepLines w:val="0"/>
+              <w:pageBreakBefore w:val="0"/>
+              <w:widowControl w:val="0"/>
+              <w:kinsoku/>
+              <w:wordWrap/>
+              <w:overflowPunct/>
+              <w:topLinePunct w:val="0"/>
+              <w:autoSpaceDE/>
+              <w:autoSpaceDN/>
+              <w:bidi w:val="0"/>
+              <w:adjustRightInd w:val="0"/>
+              <w:snapToGrid w:val="0"/>
+              <w:spacing w:line="240" w:lineRule="auto"/>
+              <w:ind w:left="110" w:leftChars="50"/>
+              <w:jc w:val="both"/>
+              <w:textAlignment w:val="auto"/>
+              <w:rPr>
+                <w:rFonts w:ascii="Times New Roman" w:hAnsi="Times New Roman" w:eastAsia="微软雅黑" w:cs="Times New Roman"/>
+                <w:b/>
+                <w:bCs/>
+                <w:color w:val="262626"/>
+                <w:sz w:val="21"/>
+                <w:szCs w:val="21"/>
+                <w:lang w:eastAsia="zh-CN"/>
+              </w:rPr>
+            </w:pPr>
+          </w:p>
+        </w:tc>
+        <w:tc>
+          <w:tcPr>
+            <w:tcW w:w="1407" w:type="pct"/>
+            <w:tcBorders>
+              <w:top w:val="single" w:color="31849B" w:sz="8" w:space="0"/>
+              <w:left w:val="single" w:color="31849B" w:sz="8" w:space="0"/>
+              <w:bottom w:val="single" w:color="31849B" w:sz="8" w:space="0"/>
+              <w:right w:val="single" w:color="31849B" w:sz="8" w:space="0"/>
+            </w:tcBorders>
+            <w:shd w:val="clear" w:color="auto" w:fill="auto"/>
+            <w:vAlign w:val="center"/>
+          </w:tcPr>
+          <w:p>
+            <w:pPr>
+              <w:keepNext w:val="0"/>
+              <w:keepLines w:val="0"/>
+              <w:pageBreakBefore w:val="0"/>
+              <w:widowControl w:val="0"/>
+              <w:kinsoku/>
+              <w:wordWrap/>
+              <w:overflowPunct/>
+              <w:topLinePunct w:val="0"/>
+              <w:autoSpaceDE/>
+              <w:autoSpaceDN/>
+              <w:bidi w:val="0"/>
+              <w:snapToGrid w:val="0"/>
+              <w:ind w:left="119" w:leftChars="0"/>
+              <w:textAlignment w:val="auto"/>
+              <w:rPr>
+                <w:rFonts w:ascii="Times New Roman" w:hAnsi="Times New Roman" w:eastAsia="微软雅黑" w:cs="Times New Roman"/>
+                <w:b/>
+                <w:bCs/>
+                <w:color w:val="262626"/>
+                <w:sz w:val="21"/>
+                <w:szCs w:val="21"/>
+                <w:lang w:eastAsia="zh-CN"/>
+              </w:rPr>
+            </w:pPr>
+            <w:r>
+              <w:rPr>
+                <w:rFonts w:hint="eastAsia" w:ascii="Times New Roman" w:hAnsi="Times New Roman" w:eastAsia="微软雅黑" w:cs="Times New Roman"/>
+                <w:b/>
+                <w:bCs/>
+                <w:color w:val="262626"/>
+                <w:sz w:val="21"/>
+                <w:szCs w:val="21"/>
+                <w:lang w:eastAsia="zh-CN"/>
+              </w:rPr>
+              <w:t>免疫超进展相关基因（HPD）</w:t>
+            </w:r>
+          </w:p>
+        </w:tc>
+        <w:tc>
+          <w:tcPr>
+            <w:tcW w:w="2839" w:type="pct"/>
+            <w:tcBorders>
+              <w:top w:val="single" w:color="31849B" w:sz="8" w:space="0"/>
+              <w:left w:val="single" w:color="31849B" w:sz="8" w:space="0"/>
+              <w:bottom w:val="single" w:color="31849B" w:sz="8" w:space="0"/>
+            </w:tcBorders>
+            <w:shd w:val="clear" w:color="auto" w:fill="auto"/>
+            <w:vAlign w:val="center"/>
+          </w:tcPr>
+          <w:p>
+            <w:pPr>
+              <w:pStyle w:val="21"/>
+              <w:keepNext w:val="0"/>
+              <w:keepLines w:val="0"/>
+              <w:pageBreakBefore w:val="0"/>
+              <w:widowControl w:val="0"/>
+              <w:kinsoku/>
+              <w:wordWrap/>
+              <w:overflowPunct/>
+              <w:topLinePunct w:val="0"/>
+              <w:autoSpaceDE/>
+              <w:autoSpaceDN/>
+              <w:bidi w:val="0"/>
+              <w:snapToGrid w:val="0"/>
+              <w:spacing w:before="77"/>
+              <w:ind w:left="119" w:leftChars="0" w:right="119" w:rightChars="0"/>
+              <w:jc w:val="both"/>
+              <w:textAlignment w:val="auto"/>
+              <w:rPr>
+                <w:rFonts w:hint="eastAsia" w:ascii="微软雅黑" w:hAnsi="微软雅黑" w:eastAsia="微软雅黑" w:cs="微软雅黑"/>
+                <w:color w:val="262626"/>
+                <w:sz w:val="18"/>
+                <w:szCs w:val="18"/>
+                <w:lang w:eastAsia="zh-CN"/>
+              </w:rPr>
+            </w:pPr>
+            <w:r>
+              <w:rPr>
+                <w:rFonts w:hint="default" w:ascii="Times New Roman" w:hAnsi="Times New Roman" w:eastAsia="微软雅黑" w:cs="Times New Roman"/>
+                <w:color w:val="262626"/>
+                <w:sz w:val="21"/>
+                <w:szCs w:val="21"/>
+                <w:lang w:val="en-US" w:eastAsia="zh-CN" w:bidi="ar-SA"/>
+              </w:rPr>
+              <w:t>共检出{{summaryOfRresults.hpdImmnueNum}}个超进展相关基因突变</w:t>
+            </w:r>
+          </w:p>
+        </w:tc>
+      </w:tr>
+      <w:tr>
+        <w:tblPrEx>
+          <w:tblBorders>
+            <w:top w:val="none" w:color="auto" w:sz="0" w:space="0"/>
+            <w:left w:val="none" w:color="auto" w:sz="0" w:space="0"/>
+            <w:bottom w:val="none" w:color="auto" w:sz="0" w:space="0"/>
+            <w:right w:val="none" w:color="auto" w:sz="0" w:space="0"/>
+            <w:insideH w:val="none" w:color="auto" w:sz="0" w:space="0"/>
+            <w:insideV w:val="none" w:color="auto" w:sz="0" w:space="0"/>
+          </w:tblBorders>
+          <w:tblCellMar>
+            <w:top w:w="0" w:type="dxa"/>
+            <w:left w:w="0" w:type="dxa"/>
+            <w:bottom w:w="0" w:type="dxa"/>
+            <w:right w:w="0" w:type="dxa"/>
+          </w:tblCellMar>
+        </w:tblPrEx>
+        <w:trPr>
+          <w:trHeight w:val="397" w:hRule="atLeast"/>
+          <w:jc w:val="center"/>
+        </w:trPr>
+        <w:tc>
+          <w:tcPr>
             <w:tcW w:w="5000" w:type="pct"/>
             <w:gridSpan w:val="3"/>
             <w:tcBorders>
@@ -1767,22 +3595,192 @@
               <w:jc w:val="both"/>
               <w:textAlignment w:val="auto"/>
               <w:rPr>
-                <w:rFonts w:hint="default" w:ascii="Times New Roman" w:hAnsi="Times New Roman" w:eastAsia="微软雅黑" w:cs="Times New Roman"/>
-                <w:color w:val="262626"/>
-                <w:sz w:val="21"/>
-                <w:szCs w:val="21"/>
-                <w:lang w:val="en-US" w:eastAsia="zh-CN"/>
-              </w:rPr>
-            </w:pPr>
-            <w:r>
-              <w:rPr>
-                <w:rFonts w:hint="default" w:ascii="Times New Roman" w:hAnsi="Times New Roman" w:eastAsia="微软雅黑" w:cs="Times New Roman"/>
-                <w:color w:val="262626"/>
-                <w:sz w:val="21"/>
-                <w:szCs w:val="21"/>
-                <w:lang w:val="en-US" w:eastAsia="zh-CN"/>
-              </w:rPr>
-              <w:t>{%tr if reportInfo.conf.thyroidCancerPrognosis and disease.ThyroidCarcinoma %}</w:t>
+                <w:rFonts w:ascii="Times New Roman" w:hAnsi="Times New Roman" w:eastAsia="微软雅黑" w:cs="Times New Roman"/>
+                <w:color w:val="262626"/>
+                <w:sz w:val="21"/>
+                <w:szCs w:val="21"/>
+                <w:lang w:eastAsia="zh-CN"/>
+              </w:rPr>
+            </w:pPr>
+            <w:r>
+              <w:rPr>
+                <w:rFonts w:hint="eastAsia" w:ascii="Times New Roman" w:hAnsi="Times New Roman" w:eastAsia="微软雅黑" w:cs="Times New Roman"/>
+                <w:color w:val="262626"/>
+                <w:sz w:val="21"/>
+                <w:szCs w:val="21"/>
+                <w:lang w:eastAsia="zh-CN"/>
+              </w:rPr>
+              <w:t>{%tr if reportInfo.conf.hrr%}</w:t>
+            </w:r>
+          </w:p>
+        </w:tc>
+      </w:tr>
+      <w:tr>
+        <w:tblPrEx>
+          <w:tblBorders>
+            <w:top w:val="none" w:color="auto" w:sz="0" w:space="0"/>
+            <w:left w:val="none" w:color="auto" w:sz="0" w:space="0"/>
+            <w:bottom w:val="none" w:color="auto" w:sz="0" w:space="0"/>
+            <w:right w:val="none" w:color="auto" w:sz="0" w:space="0"/>
+            <w:insideH w:val="none" w:color="auto" w:sz="0" w:space="0"/>
+            <w:insideV w:val="none" w:color="auto" w:sz="0" w:space="0"/>
+          </w:tblBorders>
+          <w:tblCellMar>
+            <w:top w:w="0" w:type="dxa"/>
+            <w:left w:w="0" w:type="dxa"/>
+            <w:bottom w:w="0" w:type="dxa"/>
+            <w:right w:w="0" w:type="dxa"/>
+          </w:tblCellMar>
+        </w:tblPrEx>
+        <w:trPr>
+          <w:trHeight w:val="397" w:hRule="atLeast"/>
+          <w:jc w:val="center"/>
+        </w:trPr>
+        <w:tc>
+          <w:tcPr>
+            <w:tcW w:w="2160" w:type="pct"/>
+            <w:gridSpan w:val="2"/>
+            <w:tcBorders>
+              <w:top w:val="single" w:color="31849B" w:sz="8" w:space="0"/>
+              <w:bottom w:val="single" w:color="31849B" w:sz="8" w:space="0"/>
+              <w:right w:val="single" w:color="31849B" w:sz="8" w:space="0"/>
+            </w:tcBorders>
+            <w:shd w:val="clear" w:color="auto" w:fill="auto"/>
+            <w:vAlign w:val="center"/>
+          </w:tcPr>
+          <w:p>
+            <w:pPr>
+              <w:pStyle w:val="21"/>
+              <w:keepNext w:val="0"/>
+              <w:keepLines w:val="0"/>
+              <w:pageBreakBefore w:val="0"/>
+              <w:widowControl w:val="0"/>
+              <w:kinsoku/>
+              <w:wordWrap/>
+              <w:overflowPunct/>
+              <w:topLinePunct w:val="0"/>
+              <w:autoSpaceDE/>
+              <w:autoSpaceDN/>
+              <w:bidi w:val="0"/>
+              <w:adjustRightInd w:val="0"/>
+              <w:snapToGrid w:val="0"/>
+              <w:spacing w:line="240" w:lineRule="auto"/>
+              <w:ind w:left="110" w:leftChars="50"/>
+              <w:jc w:val="both"/>
+              <w:textAlignment w:val="auto"/>
+              <w:rPr>
+                <w:rFonts w:ascii="Times New Roman" w:hAnsi="Times New Roman" w:eastAsia="微软雅黑" w:cs="Times New Roman"/>
+                <w:b/>
+                <w:bCs/>
+                <w:color w:val="262626"/>
+                <w:sz w:val="21"/>
+                <w:szCs w:val="21"/>
+                <w:lang w:eastAsia="zh-CN"/>
+              </w:rPr>
+            </w:pPr>
+            <w:r>
+              <w:rPr>
+                <w:rFonts w:ascii="微软雅黑" w:hAnsi="微软雅黑" w:eastAsia="微软雅黑" w:cs="微软雅黑"/>
+                <w:b/>
+                <w:bCs/>
+                <w:color w:val="262626"/>
+                <w:kern w:val="0"/>
+                <w:sz w:val="21"/>
+                <w:szCs w:val="21"/>
+                <w:lang w:val="en-US" w:eastAsia="zh-CN" w:bidi="ar"/>
+              </w:rPr>
+              <w:t>同源重组修复（</w:t>
+            </w:r>
+            <w:r>
+              <w:rPr>
+                <w:rFonts w:hint="default" w:ascii="Times New Roman" w:hAnsi="Times New Roman" w:eastAsia="宋体" w:cs="Times New Roman"/>
+                <w:b/>
+                <w:bCs/>
+                <w:color w:val="262626"/>
+                <w:kern w:val="0"/>
+                <w:sz w:val="21"/>
+                <w:szCs w:val="21"/>
+                <w:lang w:val="en-US" w:eastAsia="zh-CN" w:bidi="ar"/>
+              </w:rPr>
+              <w:t>HRR</w:t>
+            </w:r>
+            <w:r>
+              <w:rPr>
+                <w:rFonts w:hint="eastAsia" w:ascii="Times New Roman" w:hAnsi="Times New Roman" w:cs="Times New Roman"/>
+                <w:b/>
+                <w:bCs/>
+                <w:color w:val="262626"/>
+                <w:kern w:val="0"/>
+                <w:sz w:val="21"/>
+                <w:szCs w:val="21"/>
+                <w:lang w:val="en-US" w:eastAsia="zh-CN" w:bidi="ar"/>
+              </w:rPr>
+              <w:t>）</w:t>
+            </w:r>
+            <w:r>
+              <w:rPr>
+                <w:rFonts w:hint="eastAsia" w:ascii="微软雅黑" w:hAnsi="微软雅黑" w:eastAsia="微软雅黑" w:cs="微软雅黑"/>
+                <w:b/>
+                <w:bCs/>
+                <w:color w:val="262626"/>
+                <w:kern w:val="0"/>
+                <w:sz w:val="21"/>
+                <w:szCs w:val="21"/>
+                <w:lang w:val="en-US" w:eastAsia="zh-CN" w:bidi="ar"/>
+              </w:rPr>
+              <w:t>基因检测</w:t>
+            </w:r>
+          </w:p>
+        </w:tc>
+        <w:tc>
+          <w:tcPr>
+            <w:tcW w:w="2839" w:type="pct"/>
+            <w:tcBorders>
+              <w:top w:val="single" w:color="31849B" w:sz="8" w:space="0"/>
+              <w:left w:val="single" w:color="31849B" w:sz="8" w:space="0"/>
+              <w:bottom w:val="single" w:color="31849B" w:sz="8" w:space="0"/>
+            </w:tcBorders>
+            <w:shd w:val="clear" w:color="auto" w:fill="auto"/>
+            <w:vAlign w:val="center"/>
+          </w:tcPr>
+          <w:p>
+            <w:pPr>
+              <w:pStyle w:val="21"/>
+              <w:keepNext w:val="0"/>
+              <w:keepLines w:val="0"/>
+              <w:pageBreakBefore w:val="0"/>
+              <w:widowControl w:val="0"/>
+              <w:kinsoku/>
+              <w:wordWrap/>
+              <w:overflowPunct/>
+              <w:topLinePunct w:val="0"/>
+              <w:autoSpaceDE/>
+              <w:autoSpaceDN/>
+              <w:bidi w:val="0"/>
+              <w:adjustRightInd w:val="0"/>
+              <w:snapToGrid w:val="0"/>
+              <w:spacing w:line="240" w:lineRule="auto"/>
+              <w:ind w:left="110" w:leftChars="50" w:right="119" w:rightChars="0"/>
+              <w:jc w:val="both"/>
+              <w:textAlignment w:val="auto"/>
+              <w:rPr>
+                <w:rFonts w:ascii="Times New Roman" w:hAnsi="Times New Roman" w:eastAsia="微软雅黑" w:cs="Times New Roman"/>
+                <w:color w:val="262626"/>
+                <w:sz w:val="21"/>
+                <w:szCs w:val="21"/>
+                <w:lang w:eastAsia="zh-CN"/>
+              </w:rPr>
+            </w:pPr>
+            <w:r>
+              <w:rPr>
+                <w:rFonts w:hint="default" w:ascii="Times New Roman" w:hAnsi="Times New Roman" w:eastAsia="微软雅黑" w:cs="Times New Roman"/>
+                <w:color w:val="262626"/>
+                <w:kern w:val="0"/>
+                <w:sz w:val="21"/>
+                <w:szCs w:val="21"/>
+                <w:lang w:val="en-US" w:eastAsia="zh-CN" w:bidi="ar"/>
+              </w:rPr>
+              <w:t>共检出{{summaryOfRresults.HRRDetectedGeneCount}}个HRR基因失活突变</w:t>
             </w:r>
           </w:p>
         </w:tc>
@@ -1811,63 +3809,10 @@
         </w:trPr>
         <w:tc>
           <w:tcPr>
-            <w:tcW w:w="2160" w:type="pct"/>
-            <w:gridSpan w:val="2"/>
+            <w:tcW w:w="5000" w:type="pct"/>
+            <w:gridSpan w:val="3"/>
             <w:tcBorders>
               <w:top w:val="single" w:color="31849B" w:sz="8" w:space="0"/>
-              <w:bottom w:val="single" w:color="31849B" w:sz="8" w:space="0"/>
-              <w:right w:val="single" w:color="31849B" w:sz="8" w:space="0"/>
-            </w:tcBorders>
-            <w:shd w:val="clear" w:color="auto" w:fill="auto"/>
-            <w:vAlign w:val="center"/>
-          </w:tcPr>
-          <w:p>
-            <w:pPr>
-              <w:keepNext w:val="0"/>
-              <w:keepLines w:val="0"/>
-              <w:pageBreakBefore w:val="0"/>
-              <w:widowControl w:val="0"/>
-              <w:kinsoku/>
-              <w:wordWrap/>
-              <w:overflowPunct/>
-              <w:topLinePunct w:val="0"/>
-              <w:autoSpaceDE/>
-              <w:autoSpaceDN/>
-              <w:bidi w:val="0"/>
-              <w:adjustRightInd/>
-              <w:snapToGrid w:val="0"/>
-              <w:ind w:left="57" w:leftChars="0" w:right="57" w:rightChars="0"/>
-              <w:jc w:val="left"/>
-              <w:textAlignment w:val="auto"/>
-              <w:rPr>
-                <w:rFonts w:ascii="Times New Roman" w:hAnsi="Times New Roman" w:eastAsia="微软雅黑" w:cs="Times New Roman"/>
-                <w:b/>
-                <w:bCs/>
-                <w:color w:val="262626"/>
-                <w:sz w:val="21"/>
-                <w:szCs w:val="21"/>
-              </w:rPr>
-            </w:pPr>
-            <w:r>
-              <w:rPr>
-                <w:rFonts w:hint="eastAsia" w:ascii="Times New Roman" w:hAnsi="Times New Roman" w:eastAsia="微软雅黑" w:cs="Times New Roman"/>
-                <w:b/>
-                <w:bCs/>
-                <w:color w:val="262626"/>
-                <w:sz w:val="21"/>
-                <w:szCs w:val="21"/>
-                <w:lang w:eastAsia="zh-CN"/>
-              </w:rPr>
-              <w:t>预后评估</w:t>
-            </w:r>
-          </w:p>
-        </w:tc>
-        <w:tc>
-          <w:tcPr>
-            <w:tcW w:w="2839" w:type="pct"/>
-            <w:tcBorders>
-              <w:top w:val="single" w:color="31849B" w:sz="8" w:space="0"/>
-              <w:left w:val="single" w:color="31849B" w:sz="8" w:space="0"/>
               <w:bottom w:val="single" w:color="31849B" w:sz="8" w:space="0"/>
             </w:tcBorders>
             <w:shd w:val="clear" w:color="auto" w:fill="auto"/>
@@ -1894,22 +3839,22 @@
               <w:jc w:val="both"/>
               <w:textAlignment w:val="auto"/>
               <w:rPr>
-                <w:rFonts w:hint="default" w:ascii="Times New Roman" w:hAnsi="Times New Roman" w:eastAsia="微软雅黑" w:cs="Times New Roman"/>
-                <w:color w:val="262626"/>
-                <w:sz w:val="21"/>
-                <w:szCs w:val="21"/>
-                <w:lang w:val="en-US" w:eastAsia="zh-CN"/>
-              </w:rPr>
-            </w:pPr>
-            <w:r>
-              <w:rPr>
-                <w:rFonts w:hint="default" w:ascii="Times New Roman" w:hAnsi="Times New Roman" w:eastAsia="微软雅黑" w:cs="Times New Roman"/>
-                <w:color w:val="262626"/>
-                <w:sz w:val="21"/>
-                <w:szCs w:val="21"/>
-                <w:lang w:val="en-US" w:eastAsia="zh-CN"/>
-              </w:rPr>
-              <w:t>共检出{{ summaryOfRresults.thisGeneticmarkerVwListSize }}个体细胞突变，其中{{ summaryOfRresults.prognosticEvaluationSize }}个与预后相关{{ peDrugStr }}</w:t>
+                <w:rFonts w:ascii="Times New Roman" w:hAnsi="Times New Roman" w:eastAsia="微软雅黑" w:cs="Times New Roman"/>
+                <w:color w:val="262626"/>
+                <w:sz w:val="21"/>
+                <w:szCs w:val="21"/>
+                <w:lang w:eastAsia="zh-CN"/>
+              </w:rPr>
+            </w:pPr>
+            <w:r>
+              <w:rPr>
+                <w:rFonts w:hint="eastAsia" w:ascii="Times New Roman" w:hAnsi="Times New Roman" w:eastAsia="微软雅黑" w:cs="Times New Roman"/>
+                <w:color w:val="262626"/>
+                <w:sz w:val="21"/>
+                <w:szCs w:val="21"/>
+                <w:lang w:eastAsia="zh-CN"/>
+              </w:rPr>
+              <w:t>{%tr endif %}</w:t>
             </w:r>
           </w:p>
         </w:tc>
@@ -1924,7 +3869,6 @@
             <w:insideH w:val="none" w:color="auto" w:sz="0" w:space="0"/>
             <w:insideV w:val="none" w:color="auto" w:sz="0" w:space="0"/>
           </w:tblBorders>
-          <w:shd w:val="clear" w:color="auto" w:fill="auto"/>
           <w:tblCellMar>
             <w:top w:w="0" w:type="dxa"/>
             <w:left w:w="0" w:type="dxa"/>
@@ -1968,22 +3912,22 @@
               <w:jc w:val="both"/>
               <w:textAlignment w:val="auto"/>
               <w:rPr>
-                <w:rFonts w:hint="default" w:ascii="Times New Roman" w:hAnsi="Times New Roman" w:eastAsia="微软雅黑" w:cs="Times New Roman"/>
-                <w:color w:val="262626"/>
-                <w:sz w:val="21"/>
-                <w:szCs w:val="21"/>
-                <w:lang w:val="en-US" w:eastAsia="zh-CN"/>
-              </w:rPr>
-            </w:pPr>
-            <w:r>
-              <w:rPr>
-                <w:rFonts w:hint="default" w:ascii="Times New Roman" w:hAnsi="Times New Roman" w:eastAsia="微软雅黑" w:cs="Times New Roman"/>
-                <w:color w:val="262626"/>
-                <w:sz w:val="21"/>
-                <w:szCs w:val="21"/>
-                <w:lang w:val="en-US" w:eastAsia="zh-CN"/>
-              </w:rPr>
-              <w:t>{%tr endif %}</w:t>
+                <w:rFonts w:ascii="Times New Roman" w:hAnsi="Times New Roman" w:eastAsia="微软雅黑" w:cs="Times New Roman"/>
+                <w:color w:val="262626"/>
+                <w:sz w:val="21"/>
+                <w:szCs w:val="21"/>
+                <w:lang w:eastAsia="zh-CN"/>
+              </w:rPr>
+            </w:pPr>
+            <w:r>
+              <w:rPr>
+                <w:rFonts w:hint="eastAsia" w:ascii="Times New Roman" w:hAnsi="Times New Roman" w:eastAsia="微软雅黑" w:cs="Times New Roman"/>
+                <w:color w:val="262626"/>
+                <w:sz w:val="21"/>
+                <w:szCs w:val="21"/>
+                <w:lang w:eastAsia="zh-CN"/>
+              </w:rPr>
+              <w:t>{%tr if urinaryProstateDisease != ‘’%}</w:t>
             </w:r>
           </w:p>
         </w:tc>
@@ -1998,7 +3942,6 @@
             <w:insideH w:val="none" w:color="auto" w:sz="0" w:space="0"/>
             <w:insideV w:val="none" w:color="auto" w:sz="0" w:space="0"/>
           </w:tblBorders>
-          <w:shd w:val="clear" w:color="auto" w:fill="auto"/>
           <w:tblCellMar>
             <w:top w:w="0" w:type="dxa"/>
             <w:left w:w="0" w:type="dxa"/>
@@ -2012,10 +3955,66 @@
         </w:trPr>
         <w:tc>
           <w:tcPr>
-            <w:tcW w:w="5000" w:type="pct"/>
-            <w:gridSpan w:val="3"/>
+            <w:tcW w:w="2160" w:type="pct"/>
+            <w:gridSpan w:val="2"/>
             <w:tcBorders>
               <w:top w:val="single" w:color="31849B" w:sz="8" w:space="0"/>
+              <w:bottom w:val="single" w:color="31849B" w:sz="8" w:space="0"/>
+              <w:right w:val="single" w:color="31849B" w:sz="8" w:space="0"/>
+            </w:tcBorders>
+            <w:shd w:val="clear" w:color="auto" w:fill="auto"/>
+            <w:vAlign w:val="center"/>
+          </w:tcPr>
+          <w:p>
+            <w:pPr>
+              <w:pStyle w:val="21"/>
+              <w:keepNext w:val="0"/>
+              <w:keepLines w:val="0"/>
+              <w:pageBreakBefore w:val="0"/>
+              <w:widowControl w:val="0"/>
+              <w:kinsoku/>
+              <w:wordWrap/>
+              <w:overflowPunct/>
+              <w:topLinePunct w:val="0"/>
+              <w:autoSpaceDE/>
+              <w:autoSpaceDN/>
+              <w:bidi w:val="0"/>
+              <w:adjustRightInd w:val="0"/>
+              <w:snapToGrid w:val="0"/>
+              <w:spacing w:line="240" w:lineRule="auto"/>
+              <w:ind w:left="110" w:leftChars="50"/>
+              <w:jc w:val="both"/>
+              <w:textAlignment w:val="auto"/>
+              <w:rPr>
+                <w:rFonts w:ascii="Times New Roman" w:hAnsi="Times New Roman" w:eastAsia="微软雅黑" w:cs="Times New Roman"/>
+                <w:b/>
+                <w:bCs/>
+                <w:color w:val="262626"/>
+                <w:sz w:val="21"/>
+                <w:szCs w:val="21"/>
+                <w:lang w:eastAsia="zh-CN"/>
+              </w:rPr>
+            </w:pPr>
+            <w:r>
+              <w:rPr>
+                <w:rFonts w:hint="default" w:ascii="Times New Roman" w:hAnsi="Times New Roman" w:eastAsia="微软雅黑" w:cs="Times New Roman"/>
+                <w:b/>
+                <w:bCs/>
+                <w:color w:val="262626"/>
+                <w:sz w:val="21"/>
+                <w:szCs w:val="21"/>
+                <w:lang w:val="en-US" w:eastAsia="zh-CN" w:bidi="ar-SA"/>
+              </w:rPr>
+              <w:t>预后相关</w:t>
+            </w:r>
+          </w:p>
+        </w:tc>
+        <w:tc>
+          <w:tcPr>
+            <w:tcW w:w="2839" w:type="pct"/>
+            <w:tcBorders>
+              <w:top w:val="single" w:color="31849B" w:sz="8" w:space="0"/>
+              <w:left w:val="single" w:color="31849B" w:sz="8" w:space="0"/>
               <w:bottom w:val="single" w:color="31849B" w:sz="8" w:space="0"/>
             </w:tcBorders>
             <w:shd w:val="clear" w:color="auto" w:fill="auto"/>
@@ -2042,22 +4041,62 @@
               <w:jc w:val="both"/>
               <w:textAlignment w:val="auto"/>
               <w:rPr>
-                <w:rFonts w:hint="default" w:ascii="Times New Roman" w:hAnsi="Times New Roman" w:eastAsia="微软雅黑" w:cs="Times New Roman"/>
-                <w:color w:val="262626"/>
-                <w:sz w:val="21"/>
-                <w:szCs w:val="21"/>
-                <w:lang w:val="en-US" w:eastAsia="zh-CN"/>
-              </w:rPr>
-            </w:pPr>
-            <w:r>
-              <w:rPr>
-                <w:rFonts w:hint="default" w:ascii="Times New Roman" w:hAnsi="Times New Roman" w:eastAsia="微软雅黑" w:cs="Times New Roman"/>
-                <w:color w:val="262626"/>
-                <w:sz w:val="21"/>
-                <w:szCs w:val="21"/>
-                <w:lang w:val="en-US" w:eastAsia="zh-CN"/>
-              </w:rPr>
-              <w:t>{%tr if prostateCancerFlag %}</w:t>
+                <w:rFonts w:ascii="Times New Roman" w:hAnsi="Times New Roman" w:eastAsia="微软雅黑" w:cs="Times New Roman"/>
+                <w:color w:val="262626"/>
+                <w:sz w:val="21"/>
+                <w:szCs w:val="21"/>
+                <w:lang w:eastAsia="zh-CN"/>
+              </w:rPr>
+            </w:pPr>
+            <w:r>
+              <w:rPr>
+                <w:rFonts w:hint="default" w:ascii="Times New Roman" w:hAnsi="Times New Roman" w:eastAsia="微软雅黑" w:cs="Times New Roman"/>
+                <w:color w:val="262626"/>
+                <w:sz w:val="21"/>
+                <w:szCs w:val="21"/>
+                <w:lang w:val="en-US" w:eastAsia="zh-CN" w:bidi="ar-SA"/>
+              </w:rPr>
+              <w:t>详见</w:t>
+            </w:r>
+            <w:r>
+              <w:rPr>
+                <w:rFonts w:hint="eastAsia" w:ascii="微软雅黑" w:hAnsi="微软雅黑" w:eastAsia="微软雅黑" w:cs="微软雅黑"/>
+                <w:color w:val="262626"/>
+                <w:sz w:val="21"/>
+                <w:szCs w:val="21"/>
+                <w:lang w:val="en-US" w:eastAsia="zh-CN" w:bidi="ar-SA"/>
+              </w:rPr>
+              <w:t>“</w:t>
+            </w:r>
+            <w:r>
+              <w:rPr>
+                <w:rFonts w:hint="default" w:ascii="Times New Roman" w:hAnsi="Times New Roman" w:eastAsia="微软雅黑" w:cs="Times New Roman"/>
+                <w:color w:val="262626"/>
+                <w:sz w:val="21"/>
+                <w:szCs w:val="21"/>
+                <w:lang w:val="en-US" w:eastAsia="zh-CN" w:bidi="ar-SA"/>
+              </w:rPr>
+              <w:t>预后相关基因检测结果及解析</w:t>
+            </w:r>
+            <w:r>
+              <w:rPr>
+                <w:rFonts w:hint="eastAsia" w:ascii="微软雅黑" w:hAnsi="微软雅黑" w:eastAsia="微软雅黑" w:cs="微软雅黑"/>
+                <w:color w:val="262626"/>
+                <w:sz w:val="21"/>
+                <w:szCs w:val="21"/>
+                <w:lang w:val="en-US" w:eastAsia="zh-CN" w:bidi="ar-SA"/>
+              </w:rPr>
+              <w:t>”</w:t>
+            </w:r>
+            <w:r>
+              <w:rPr>
+                <w:rFonts w:hint="default" w:ascii="Times New Roman" w:hAnsi="Times New Roman" w:eastAsia="微软雅黑" w:cs="Times New Roman"/>
+                <w:color w:val="262626"/>
+                <w:sz w:val="21"/>
+                <w:szCs w:val="21"/>
+                <w:lang w:val="en-US" w:eastAsia="zh-CN" w:bidi="ar-SA"/>
+              </w:rPr>
+              <w:t>部分</w:t>
             </w:r>
           </w:p>
         </w:tc>
@@ -2072,7 +4111,6 @@
             <w:insideH w:val="none" w:color="auto" w:sz="0" w:space="0"/>
             <w:insideV w:val="none" w:color="auto" w:sz="0" w:space="0"/>
           </w:tblBorders>
-          <w:shd w:val="clear" w:color="auto" w:fill="auto"/>
           <w:tblCellMar>
             <w:top w:w="0" w:type="dxa"/>
             <w:left w:w="0" w:type="dxa"/>
@@ -2086,116 +4124,10 @@
         </w:trPr>
         <w:tc>
           <w:tcPr>
-            <w:tcW w:w="752" w:type="pct"/>
-            <w:vMerge w:val="restart"/>
+            <w:tcW w:w="5000" w:type="pct"/>
+            <w:gridSpan w:val="3"/>
             <w:tcBorders>
               <w:top w:val="single" w:color="31849B" w:sz="8" w:space="0"/>
-              <w:right w:val="single" w:color="31849B" w:sz="8" w:space="0"/>
-            </w:tcBorders>
-            <w:shd w:val="clear" w:color="auto" w:fill="auto"/>
-            <w:vAlign w:val="center"/>
-          </w:tcPr>
-          <w:p>
-            <w:pPr>
-              <w:keepNext w:val="0"/>
-              <w:keepLines w:val="0"/>
-              <w:pageBreakBefore w:val="0"/>
-              <w:widowControl w:val="0"/>
-              <w:kinsoku/>
-              <w:wordWrap/>
-              <w:overflowPunct/>
-              <w:topLinePunct w:val="0"/>
-              <w:autoSpaceDE/>
-              <w:autoSpaceDN/>
-              <w:bidi w:val="0"/>
-              <w:adjustRightInd/>
-              <w:snapToGrid w:val="0"/>
-              <w:ind w:left="57" w:leftChars="0" w:right="57" w:rightChars="0"/>
-              <w:jc w:val="left"/>
-              <w:textAlignment w:val="auto"/>
-              <w:rPr>
-                <w:rFonts w:hint="eastAsia" w:ascii="Times New Roman" w:hAnsi="Times New Roman" w:eastAsia="微软雅黑" w:cs="Times New Roman"/>
-                <w:b/>
-                <w:bCs/>
-                <w:color w:val="262626"/>
-                <w:sz w:val="21"/>
-                <w:szCs w:val="21"/>
-                <w:lang w:eastAsia="zh-CN"/>
-              </w:rPr>
-            </w:pPr>
-            <w:r>
-              <w:rPr>
-                <w:rFonts w:hint="default" w:ascii="Times New Roman" w:hAnsi="Times New Roman" w:eastAsia="微软雅黑" w:cs="Times New Roman"/>
-                <w:b/>
-                <w:bCs/>
-                <w:color w:val="262626"/>
-                <w:sz w:val="21"/>
-                <w:szCs w:val="21"/>
-                <w:lang w:val="en-US" w:eastAsia="zh-CN" w:bidi="ar-SA"/>
-              </w:rPr>
-              <w:t>内分泌相关</w:t>
-            </w:r>
-          </w:p>
-        </w:tc>
-        <w:tc>
-          <w:tcPr>
-            <w:tcW w:w="1407" w:type="pct"/>
-            <w:tcBorders>
-              <w:top w:val="single" w:color="31849B" w:sz="8" w:space="0"/>
-              <w:bottom w:val="single" w:color="31849B" w:sz="8" w:space="0"/>
-              <w:right w:val="single" w:color="31849B" w:sz="8" w:space="0"/>
-            </w:tcBorders>
-            <w:shd w:val="clear" w:color="auto" w:fill="auto"/>
-            <w:vAlign w:val="center"/>
-          </w:tcPr>
-          <w:p>
-            <w:pPr>
-              <w:keepNext w:val="0"/>
-              <w:keepLines w:val="0"/>
-              <w:pageBreakBefore w:val="0"/>
-              <w:widowControl w:val="0"/>
-              <w:kinsoku/>
-              <w:wordWrap/>
-              <w:overflowPunct/>
-              <w:topLinePunct w:val="0"/>
-              <w:autoSpaceDE/>
-              <w:autoSpaceDN/>
-              <w:bidi w:val="0"/>
-              <w:adjustRightInd/>
-              <w:snapToGrid w:val="0"/>
-              <w:ind w:left="57" w:leftChars="0" w:right="57" w:rightChars="0"/>
-              <w:jc w:val="left"/>
-              <w:textAlignment w:val="auto"/>
-              <w:rPr>
-                <w:rFonts w:hint="eastAsia" w:ascii="Times New Roman" w:hAnsi="Times New Roman" w:eastAsia="微软雅黑" w:cs="Times New Roman"/>
-                <w:b/>
-                <w:bCs/>
-                <w:color w:val="262626"/>
-                <w:sz w:val="21"/>
-                <w:szCs w:val="21"/>
-                <w:lang w:eastAsia="zh-CN"/>
-              </w:rPr>
-            </w:pPr>
-            <w:r>
-              <w:rPr>
-                <w:rFonts w:hint="default" w:ascii="Times New Roman" w:hAnsi="Times New Roman" w:eastAsia="微软雅黑" w:cs="Times New Roman"/>
-                <w:b/>
-                <w:bCs/>
-                <w:color w:val="262626"/>
-                <w:sz w:val="21"/>
-                <w:szCs w:val="21"/>
-                <w:lang w:val="en-US" w:eastAsia="zh-CN" w:bidi="ar-SA"/>
-              </w:rPr>
-              <w:t>内分泌治疗相关</w:t>
-            </w:r>
-          </w:p>
-        </w:tc>
-        <w:tc>
-          <w:tcPr>
-            <w:tcW w:w="2839" w:type="pct"/>
-            <w:tcBorders>
-              <w:top w:val="single" w:color="31849B" w:sz="8" w:space="0"/>
-              <w:left w:val="single" w:color="31849B" w:sz="8" w:space="0"/>
               <w:bottom w:val="single" w:color="31849B" w:sz="8" w:space="0"/>
             </w:tcBorders>
             <w:shd w:val="clear" w:color="auto" w:fill="auto"/>
@@ -2222,22 +4154,22 @@
               <w:jc w:val="both"/>
               <w:textAlignment w:val="auto"/>
               <w:rPr>
-                <w:rFonts w:hint="default" w:ascii="Times New Roman" w:hAnsi="Times New Roman" w:eastAsia="微软雅黑" w:cs="Times New Roman"/>
-                <w:color w:val="262626"/>
-                <w:sz w:val="21"/>
-                <w:szCs w:val="21"/>
-                <w:lang w:val="en-US" w:eastAsia="zh-CN"/>
-              </w:rPr>
-            </w:pPr>
-            <w:r>
-              <w:rPr>
-                <w:rFonts w:hint="default" w:ascii="Times New Roman" w:hAnsi="Times New Roman" w:eastAsia="微软雅黑" w:cs="Times New Roman"/>
-                <w:color w:val="262626"/>
-                <w:sz w:val="21"/>
-                <w:szCs w:val="21"/>
-                <w:lang w:val="en-US" w:eastAsia="zh-CN" w:bidi="ar-SA"/>
-              </w:rPr>
-              <w:t>共检出{{summaryOfRresults.endocrineTherapySize}}个内分泌治疗相关突变</w:t>
+                <w:rFonts w:ascii="Times New Roman" w:hAnsi="Times New Roman" w:eastAsia="微软雅黑" w:cs="Times New Roman"/>
+                <w:color w:val="262626"/>
+                <w:sz w:val="21"/>
+                <w:szCs w:val="21"/>
+                <w:lang w:eastAsia="zh-CN"/>
+              </w:rPr>
+            </w:pPr>
+            <w:r>
+              <w:rPr>
+                <w:rFonts w:hint="eastAsia" w:ascii="Times New Roman" w:hAnsi="Times New Roman" w:eastAsia="微软雅黑" w:cs="Times New Roman"/>
+                <w:color w:val="262626"/>
+                <w:sz w:val="21"/>
+                <w:szCs w:val="21"/>
+                <w:lang w:eastAsia="zh-CN"/>
+              </w:rPr>
+              <w:t>{%tr endif %}</w:t>
             </w:r>
           </w:p>
         </w:tc>
@@ -2252,7 +4184,6 @@
             <w:insideH w:val="none" w:color="auto" w:sz="0" w:space="0"/>
             <w:insideV w:val="none" w:color="auto" w:sz="0" w:space="0"/>
           </w:tblBorders>
-          <w:shd w:val="clear" w:color="auto" w:fill="auto"/>
           <w:tblCellMar>
             <w:top w:w="0" w:type="dxa"/>
             <w:left w:w="0" w:type="dxa"/>
@@ -2266,104 +4197,10 @@
         </w:trPr>
         <w:tc>
           <w:tcPr>
-            <w:tcW w:w="752" w:type="pct"/>
-            <w:vMerge w:val="continue"/>
-            <w:tcBorders>
-              <w:bottom w:val="single" w:color="31849B" w:sz="8" w:space="0"/>
-              <w:right w:val="single" w:color="31849B" w:sz="8" w:space="0"/>
-            </w:tcBorders>
-            <w:shd w:val="clear" w:color="auto" w:fill="auto"/>
-            <w:vAlign w:val="center"/>
-          </w:tcPr>
-          <w:p>
-            <w:pPr>
-              <w:keepNext w:val="0"/>
-              <w:keepLines w:val="0"/>
-              <w:pageBreakBefore w:val="0"/>
-              <w:widowControl w:val="0"/>
-              <w:kinsoku/>
-              <w:wordWrap/>
-              <w:overflowPunct/>
-              <w:topLinePunct w:val="0"/>
-              <w:autoSpaceDE/>
-              <w:autoSpaceDN/>
-              <w:bidi w:val="0"/>
-              <w:adjustRightInd/>
-              <w:snapToGrid w:val="0"/>
-              <w:ind w:left="57" w:leftChars="0" w:right="57" w:rightChars="0"/>
-              <w:jc w:val="left"/>
-              <w:textAlignment w:val="auto"/>
-              <w:rPr>
-                <w:rFonts w:hint="eastAsia" w:ascii="Times New Roman" w:hAnsi="Times New Roman" w:eastAsia="微软雅黑" w:cs="Times New Roman"/>
-                <w:b/>
-                <w:bCs/>
-                <w:color w:val="262626"/>
-                <w:sz w:val="21"/>
-                <w:szCs w:val="21"/>
-                <w:lang w:eastAsia="zh-CN"/>
-              </w:rPr>
-            </w:pPr>
-          </w:p>
-        </w:tc>
-        <w:tc>
-          <w:tcPr>
-            <w:tcW w:w="1407" w:type="pct"/>
+            <w:tcW w:w="5000" w:type="pct"/>
+            <w:gridSpan w:val="3"/>
             <w:tcBorders>
               <w:top w:val="single" w:color="31849B" w:sz="8" w:space="0"/>
-              <w:bottom w:val="single" w:color="31849B" w:sz="8" w:space="0"/>
-              <w:right w:val="single" w:color="31849B" w:sz="8" w:space="0"/>
-            </w:tcBorders>
-            <w:shd w:val="clear" w:color="auto" w:fill="auto"/>
-            <w:vAlign w:val="center"/>
-          </w:tcPr>
-          <w:p>
-            <w:pPr>
-              <w:keepNext w:val="0"/>
-              <w:keepLines w:val="0"/>
-              <w:pageBreakBefore w:val="0"/>
-              <w:widowControl w:val="0"/>
-              <w:kinsoku/>
-              <w:wordWrap/>
-              <w:overflowPunct/>
-              <w:topLinePunct w:val="0"/>
-              <w:autoSpaceDE/>
-              <w:autoSpaceDN/>
-              <w:bidi w:val="0"/>
-              <w:adjustRightInd/>
-              <w:snapToGrid w:val="0"/>
-              <w:ind w:left="57" w:leftChars="0" w:right="57" w:rightChars="0"/>
-              <w:jc w:val="left"/>
-              <w:textAlignment w:val="auto"/>
-              <w:rPr>
-                <w:rFonts w:hint="eastAsia" w:ascii="Times New Roman" w:hAnsi="Times New Roman" w:eastAsia="微软雅黑" w:cs="Times New Roman"/>
-                <w:b/>
-                <w:bCs/>
-                <w:color w:val="262626"/>
-                <w:sz w:val="21"/>
-                <w:szCs w:val="21"/>
-                <w:lang w:eastAsia="zh-CN"/>
-              </w:rPr>
-            </w:pPr>
-            <w:r>
-              <w:rPr>
-                <w:rFonts w:hint="default" w:ascii="Times New Roman" w:hAnsi="Times New Roman" w:eastAsia="微软雅黑" w:cs="Times New Roman"/>
-                <w:b/>
-                <w:bCs/>
-                <w:color w:val="262626"/>
-                <w:sz w:val="21"/>
-                <w:szCs w:val="21"/>
-                <w:lang w:val="en-US" w:eastAsia="en-US" w:bidi="ar-SA"/>
-              </w:rPr>
-              <w:t>神经内分泌分化相关</w:t>
-            </w:r>
-          </w:p>
-        </w:tc>
-        <w:tc>
-          <w:tcPr>
-            <w:tcW w:w="2839" w:type="pct"/>
-            <w:tcBorders>
-              <w:top w:val="single" w:color="31849B" w:sz="8" w:space="0"/>
-              <w:left w:val="single" w:color="31849B" w:sz="8" w:space="0"/>
               <w:bottom w:val="single" w:color="31849B" w:sz="8" w:space="0"/>
             </w:tcBorders>
             <w:shd w:val="clear" w:color="auto" w:fill="auto"/>
@@ -2390,22 +4227,22 @@
               <w:jc w:val="both"/>
               <w:textAlignment w:val="auto"/>
               <w:rPr>
-                <w:rFonts w:hint="default" w:ascii="Times New Roman" w:hAnsi="Times New Roman" w:eastAsia="微软雅黑" w:cs="Times New Roman"/>
-                <w:color w:val="262626"/>
-                <w:sz w:val="21"/>
-                <w:szCs w:val="21"/>
-                <w:lang w:val="en-US" w:eastAsia="zh-CN"/>
-              </w:rPr>
-            </w:pPr>
-            <w:r>
-              <w:rPr>
-                <w:rFonts w:hint="default" w:ascii="Times New Roman" w:hAnsi="Times New Roman" w:eastAsia="微软雅黑" w:cs="Times New Roman"/>
-                <w:color w:val="262626"/>
-                <w:sz w:val="21"/>
-                <w:szCs w:val="21"/>
-                <w:lang w:val="en-US" w:eastAsia="zh-CN" w:bidi="ar-SA"/>
-              </w:rPr>
-              <w:t>共检出{{summaryOfRresults.endocrineDifferentiationSize}}个神经内分泌分化相关突变</w:t>
+                <w:rFonts w:ascii="Times New Roman" w:hAnsi="Times New Roman" w:eastAsia="微软雅黑" w:cs="Times New Roman"/>
+                <w:color w:val="262626"/>
+                <w:sz w:val="21"/>
+                <w:szCs w:val="21"/>
+                <w:lang w:eastAsia="zh-CN"/>
+              </w:rPr>
+            </w:pPr>
+            <w:r>
+              <w:rPr>
+                <w:rFonts w:hint="eastAsia" w:ascii="Times New Roman" w:hAnsi="Times New Roman" w:eastAsia="微软雅黑" w:cs="Times New Roman"/>
+                <w:color w:val="262626"/>
+                <w:sz w:val="21"/>
+                <w:szCs w:val="21"/>
+                <w:lang w:eastAsia="zh-CN"/>
+              </w:rPr>
+              <w:t>{%tr if gastrointestinalStromalTumor == True %}</w:t>
             </w:r>
           </w:p>
         </w:tc>
@@ -2420,7 +4257,6 @@
             <w:insideH w:val="none" w:color="auto" w:sz="0" w:space="0"/>
             <w:insideV w:val="none" w:color="auto" w:sz="0" w:space="0"/>
           </w:tblBorders>
-          <w:shd w:val="clear" w:color="auto" w:fill="auto"/>
           <w:tblCellMar>
             <w:top w:w="0" w:type="dxa"/>
             <w:left w:w="0" w:type="dxa"/>
@@ -2434,10 +4270,66 @@
         </w:trPr>
         <w:tc>
           <w:tcPr>
-            <w:tcW w:w="5000" w:type="pct"/>
-            <w:gridSpan w:val="3"/>
+            <w:tcW w:w="2160" w:type="pct"/>
+            <w:gridSpan w:val="2"/>
             <w:tcBorders>
               <w:top w:val="single" w:color="31849B" w:sz="8" w:space="0"/>
+              <w:bottom w:val="single" w:color="31849B" w:sz="8" w:space="0"/>
+              <w:right w:val="single" w:color="31849B" w:sz="8" w:space="0"/>
+            </w:tcBorders>
+            <w:shd w:val="clear" w:color="auto" w:fill="auto"/>
+            <w:vAlign w:val="center"/>
+          </w:tcPr>
+          <w:p>
+            <w:pPr>
+              <w:pStyle w:val="21"/>
+              <w:keepNext w:val="0"/>
+              <w:keepLines w:val="0"/>
+              <w:pageBreakBefore w:val="0"/>
+              <w:widowControl w:val="0"/>
+              <w:kinsoku/>
+              <w:wordWrap/>
+              <w:overflowPunct/>
+              <w:topLinePunct w:val="0"/>
+              <w:autoSpaceDE/>
+              <w:autoSpaceDN/>
+              <w:bidi w:val="0"/>
+              <w:adjustRightInd w:val="0"/>
+              <w:snapToGrid w:val="0"/>
+              <w:spacing w:line="240" w:lineRule="auto"/>
+              <w:ind w:left="110" w:leftChars="50"/>
+              <w:jc w:val="both"/>
+              <w:textAlignment w:val="auto"/>
+              <w:rPr>
+                <w:rFonts w:ascii="Times New Roman" w:hAnsi="Times New Roman" w:eastAsia="微软雅黑" w:cs="Times New Roman"/>
+                <w:b/>
+                <w:bCs/>
+                <w:color w:val="262626"/>
+                <w:sz w:val="21"/>
+                <w:szCs w:val="21"/>
+                <w:lang w:eastAsia="zh-CN"/>
+              </w:rPr>
+            </w:pPr>
+            <w:r>
+              <w:rPr>
+                <w:rFonts w:ascii="Times New Roman" w:hAnsi="Times New Roman" w:eastAsia="微软雅黑" w:cs="Times New Roman"/>
+                <w:b/>
+                <w:bCs/>
+                <w:color w:val="262626"/>
+                <w:sz w:val="21"/>
+                <w:szCs w:val="21"/>
+                <w:lang w:eastAsia="zh-CN"/>
+              </w:rPr>
+              <w:t>化疗药物检测</w:t>
+            </w:r>
+          </w:p>
+        </w:tc>
+        <w:tc>
+          <w:tcPr>
+            <w:tcW w:w="2839" w:type="pct"/>
+            <w:tcBorders>
+              <w:top w:val="single" w:color="31849B" w:sz="8" w:space="0"/>
+              <w:left w:val="single" w:color="31849B" w:sz="8" w:space="0"/>
               <w:bottom w:val="single" w:color="31849B" w:sz="8" w:space="0"/>
             </w:tcBorders>
             <w:shd w:val="clear" w:color="auto" w:fill="auto"/>
@@ -2464,22 +4356,22 @@
               <w:jc w:val="both"/>
               <w:textAlignment w:val="auto"/>
               <w:rPr>
-                <w:rFonts w:hint="default" w:ascii="Times New Roman" w:hAnsi="Times New Roman" w:eastAsia="微软雅黑" w:cs="Times New Roman"/>
-                <w:color w:val="262626"/>
-                <w:sz w:val="21"/>
-                <w:szCs w:val="21"/>
-                <w:lang w:val="en-US" w:eastAsia="zh-CN"/>
-              </w:rPr>
-            </w:pPr>
-            <w:r>
-              <w:rPr>
-                <w:rFonts w:hint="default" w:ascii="Times New Roman" w:hAnsi="Times New Roman" w:eastAsia="微软雅黑" w:cs="Times New Roman"/>
-                <w:color w:val="262626"/>
-                <w:sz w:val="21"/>
-                <w:szCs w:val="21"/>
-                <w:lang w:val="en-US" w:eastAsia="zh-CN"/>
-              </w:rPr>
-              <w:t>{%tr endif %}</w:t>
+                <w:rFonts w:hint="eastAsia" w:ascii="微软雅黑" w:hAnsi="微软雅黑" w:eastAsia="微软雅黑" w:cs="微软雅黑"/>
+                <w:color w:val="262626"/>
+                <w:sz w:val="18"/>
+                <w:szCs w:val="18"/>
+                <w:lang w:eastAsia="zh-CN"/>
+              </w:rPr>
+            </w:pPr>
+            <w:r>
+              <w:rPr>
+                <w:rFonts w:ascii="Times New Roman" w:hAnsi="Times New Roman" w:eastAsia="微软雅黑" w:cs="Times New Roman"/>
+                <w:color w:val="262626"/>
+                <w:sz w:val="21"/>
+                <w:szCs w:val="21"/>
+                <w:lang w:eastAsia="zh-CN"/>
+              </w:rPr>
+              <w:t>详见“化疗药物检测解析”部分</w:t>
             </w:r>
           </w:p>
         </w:tc>
@@ -2494,7 +4386,6 @@
             <w:insideH w:val="none" w:color="auto" w:sz="0" w:space="0"/>
             <w:insideV w:val="none" w:color="auto" w:sz="0" w:space="0"/>
           </w:tblBorders>
-          <w:shd w:val="clear" w:color="auto" w:fill="auto"/>
           <w:tblCellMar>
             <w:top w:w="0" w:type="dxa"/>
             <w:left w:w="0" w:type="dxa"/>
@@ -2508,119 +4399,10 @@
         </w:trPr>
         <w:tc>
           <w:tcPr>
-            <w:tcW w:w="752" w:type="pct"/>
-            <w:vMerge w:val="restart"/>
+            <w:tcW w:w="5000" w:type="pct"/>
+            <w:gridSpan w:val="3"/>
             <w:tcBorders>
               <w:top w:val="single" w:color="31849B" w:sz="8" w:space="0"/>
-              <w:right w:val="single" w:color="31849B" w:sz="8" w:space="0"/>
-            </w:tcBorders>
-            <w:shd w:val="clear" w:color="auto" w:fill="auto"/>
-            <w:vAlign w:val="center"/>
-          </w:tcPr>
-          <w:p>
-            <w:pPr>
-              <w:pStyle w:val="21"/>
-              <w:keepNext w:val="0"/>
-              <w:keepLines w:val="0"/>
-              <w:pageBreakBefore w:val="0"/>
-              <w:widowControl w:val="0"/>
-              <w:kinsoku/>
-              <w:wordWrap/>
-              <w:overflowPunct/>
-              <w:topLinePunct w:val="0"/>
-              <w:autoSpaceDE/>
-              <w:autoSpaceDN/>
-              <w:bidi w:val="0"/>
-              <w:adjustRightInd w:val="0"/>
-              <w:snapToGrid w:val="0"/>
-              <w:spacing w:line="240" w:lineRule="auto"/>
-              <w:ind w:left="110" w:leftChars="50"/>
-              <w:jc w:val="both"/>
-              <w:textAlignment w:val="auto"/>
-              <w:rPr>
-                <w:rFonts w:ascii="Times New Roman" w:hAnsi="Times New Roman" w:eastAsia="微软雅黑" w:cs="Times New Roman"/>
-                <w:b/>
-                <w:bCs/>
-                <w:color w:val="262626"/>
-                <w:sz w:val="21"/>
-                <w:szCs w:val="21"/>
-                <w:lang w:eastAsia="zh-CN"/>
-              </w:rPr>
-            </w:pPr>
-            <w:r>
-              <w:rPr>
-                <w:rFonts w:ascii="Times New Roman" w:hAnsi="Times New Roman" w:eastAsia="微软雅黑" w:cs="Times New Roman"/>
-                <w:b/>
-                <w:bCs/>
-                <w:color w:val="262626"/>
-                <w:sz w:val="21"/>
-                <w:szCs w:val="21"/>
-                <w:lang w:eastAsia="zh-CN"/>
-              </w:rPr>
-              <w:t>免疫治疗相关标志物检测</w:t>
-            </w:r>
-          </w:p>
-        </w:tc>
-        <w:tc>
-          <w:tcPr>
-            <w:tcW w:w="1407" w:type="pct"/>
-            <w:tcBorders>
-              <w:top w:val="single" w:color="31849B" w:sz="8" w:space="0"/>
-              <w:left w:val="single" w:color="31849B" w:sz="8" w:space="0"/>
-              <w:bottom w:val="single" w:color="31849B" w:sz="8" w:space="0"/>
-              <w:right w:val="single" w:color="31849B" w:sz="8" w:space="0"/>
-            </w:tcBorders>
-            <w:shd w:val="clear" w:color="auto" w:fill="auto"/>
-            <w:vAlign w:val="center"/>
-          </w:tcPr>
-          <w:p>
-            <w:pPr>
-              <w:keepNext w:val="0"/>
-              <w:keepLines w:val="0"/>
-              <w:pageBreakBefore w:val="0"/>
-              <w:widowControl w:val="0"/>
-              <w:kinsoku/>
-              <w:wordWrap/>
-              <w:overflowPunct/>
-              <w:topLinePunct w:val="0"/>
-              <w:autoSpaceDE/>
-              <w:autoSpaceDN/>
-              <w:bidi w:val="0"/>
-              <w:adjustRightInd w:val="0"/>
-              <w:snapToGrid w:val="0"/>
-              <w:spacing w:line="240" w:lineRule="auto"/>
-              <w:ind w:left="110" w:leftChars="50"/>
-              <w:jc w:val="both"/>
-              <w:textAlignment w:val="auto"/>
-              <w:rPr>
-                <w:rFonts w:ascii="Times New Roman" w:hAnsi="Times New Roman" w:eastAsia="微软雅黑" w:cs="Times New Roman"/>
-                <w:b/>
-                <w:bCs/>
-                <w:color w:val="262626"/>
-                <w:sz w:val="21"/>
-                <w:szCs w:val="21"/>
-                <w:lang w:eastAsia="zh-CN"/>
-              </w:rPr>
-            </w:pPr>
-            <w:r>
-              <w:rPr>
-                <w:rFonts w:ascii="Times New Roman" w:hAnsi="Times New Roman" w:eastAsia="微软雅黑" w:cs="黑体"/>
-                <w:b/>
-                <w:bCs/>
-                <w:color w:val="262626"/>
-                <w:sz w:val="21"/>
-                <w:lang w:eastAsia="zh-CN"/>
-              </w:rPr>
-              <w:t>肿瘤突变负荷（TMB）</w:t>
-            </w:r>
-          </w:p>
-        </w:tc>
-        <w:tc>
-          <w:tcPr>
-            <w:tcW w:w="2839" w:type="pct"/>
-            <w:tcBorders>
-              <w:top w:val="single" w:color="31849B" w:sz="8" w:space="0"/>
-              <w:left w:val="single" w:color="31849B" w:sz="8" w:space="0"/>
               <w:bottom w:val="single" w:color="31849B" w:sz="8" w:space="0"/>
             </w:tcBorders>
             <w:shd w:val="clear" w:color="auto" w:fill="auto"/>
@@ -2647,22 +4429,22 @@
               <w:jc w:val="both"/>
               <w:textAlignment w:val="auto"/>
               <w:rPr>
-                <w:rFonts w:hint="eastAsia" w:ascii="微软雅黑" w:hAnsi="微软雅黑" w:eastAsia="微软雅黑" w:cs="微软雅黑"/>
-                <w:color w:val="262626"/>
-                <w:sz w:val="18"/>
-                <w:szCs w:val="18"/>
-                <w:lang w:eastAsia="zh-CN"/>
-              </w:rPr>
-            </w:pPr>
-            <w:r>
-              <w:rPr>
-                <w:rFonts w:hint="default" w:ascii="Times New Roman" w:hAnsi="Times New Roman" w:eastAsia="微软雅黑" w:cs="Times New Roman"/>
-                <w:color w:val="262626"/>
-                <w:sz w:val="21"/>
-                <w:szCs w:val="21"/>
-                <w:lang w:val="en-US" w:eastAsia="zh-CN" w:bidi="ar-SA"/>
-              </w:rPr>
-              <w:t>{% if summaryOfRresults.tmb_status == ‘TMB-H’ %}肿瘤突变负荷高{% else %}肿瘤突变负荷低{% endif %}（{{ summaryOfRresults.tmb_status}}，{{ summaryOfRresults.tmb }}Muts/Mb）</w:t>
+                <w:rFonts w:ascii="Times New Roman" w:hAnsi="Times New Roman" w:eastAsia="微软雅黑" w:cs="Times New Roman"/>
+                <w:color w:val="262626"/>
+                <w:sz w:val="21"/>
+                <w:szCs w:val="21"/>
+                <w:lang w:eastAsia="zh-CN"/>
+              </w:rPr>
+            </w:pPr>
+            <w:r>
+              <w:rPr>
+                <w:rFonts w:hint="eastAsia" w:ascii="Times New Roman" w:hAnsi="Times New Roman" w:eastAsia="微软雅黑" w:cs="Times New Roman"/>
+                <w:color w:val="262626"/>
+                <w:sz w:val="21"/>
+                <w:szCs w:val="21"/>
+                <w:lang w:eastAsia="zh-CN"/>
+              </w:rPr>
+              <w:t>{%tr endif %}</w:t>
             </w:r>
           </w:p>
         </w:tc>
@@ -2677,1810 +4459,6 @@
             <w:insideH w:val="none" w:color="auto" w:sz="0" w:space="0"/>
             <w:insideV w:val="none" w:color="auto" w:sz="0" w:space="0"/>
           </w:tblBorders>
-          <w:shd w:val="clear" w:color="auto" w:fill="auto"/>
-          <w:tblCellMar>
-            <w:top w:w="0" w:type="dxa"/>
-            <w:left w:w="0" w:type="dxa"/>
-            <w:bottom w:w="0" w:type="dxa"/>
-            <w:right w:w="0" w:type="dxa"/>
-          </w:tblCellMar>
-        </w:tblPrEx>
-        <w:trPr>
-          <w:trHeight w:val="397" w:hRule="atLeast"/>
-          <w:jc w:val="center"/>
-        </w:trPr>
-        <w:tc>
-          <w:tcPr>
-            <w:tcW w:w="752" w:type="pct"/>
-            <w:vMerge w:val="continue"/>
-            <w:tcBorders>
-              <w:right w:val="single" w:color="31849B" w:sz="8" w:space="0"/>
-            </w:tcBorders>
-            <w:shd w:val="clear" w:color="auto" w:fill="auto"/>
-            <w:vAlign w:val="center"/>
-          </w:tcPr>
-          <w:p>
-            <w:pPr>
-              <w:keepNext w:val="0"/>
-              <w:keepLines w:val="0"/>
-              <w:pageBreakBefore w:val="0"/>
-              <w:widowControl w:val="0"/>
-              <w:kinsoku/>
-              <w:wordWrap/>
-              <w:overflowPunct/>
-              <w:topLinePunct w:val="0"/>
-              <w:autoSpaceDE/>
-              <w:autoSpaceDN/>
-              <w:bidi w:val="0"/>
-              <w:adjustRightInd w:val="0"/>
-              <w:snapToGrid w:val="0"/>
-              <w:spacing w:line="240" w:lineRule="auto"/>
-              <w:ind w:left="110" w:leftChars="50"/>
-              <w:jc w:val="both"/>
-              <w:textAlignment w:val="auto"/>
-              <w:rPr>
-                <w:rFonts w:ascii="Times New Roman" w:hAnsi="Times New Roman" w:eastAsia="微软雅黑" w:cs="Times New Roman"/>
-                <w:b/>
-                <w:bCs/>
-                <w:color w:val="262626"/>
-                <w:sz w:val="21"/>
-                <w:szCs w:val="21"/>
-                <w:lang w:eastAsia="zh-CN"/>
-              </w:rPr>
-            </w:pPr>
-          </w:p>
-        </w:tc>
-        <w:tc>
-          <w:tcPr>
-            <w:tcW w:w="1407" w:type="pct"/>
-            <w:tcBorders>
-              <w:top w:val="single" w:color="31849B" w:sz="8" w:space="0"/>
-              <w:left w:val="single" w:color="31849B" w:sz="8" w:space="0"/>
-              <w:bottom w:val="single" w:color="31849B" w:sz="8" w:space="0"/>
-              <w:right w:val="single" w:color="31849B" w:sz="8" w:space="0"/>
-            </w:tcBorders>
-            <w:shd w:val="clear" w:color="auto" w:fill="auto"/>
-            <w:vAlign w:val="center"/>
-          </w:tcPr>
-          <w:p>
-            <w:pPr>
-              <w:keepNext w:val="0"/>
-              <w:keepLines w:val="0"/>
-              <w:pageBreakBefore w:val="0"/>
-              <w:widowControl w:val="0"/>
-              <w:kinsoku/>
-              <w:wordWrap/>
-              <w:overflowPunct/>
-              <w:topLinePunct w:val="0"/>
-              <w:autoSpaceDE/>
-              <w:autoSpaceDN/>
-              <w:bidi w:val="0"/>
-              <w:adjustRightInd w:val="0"/>
-              <w:snapToGrid w:val="0"/>
-              <w:spacing w:line="240" w:lineRule="auto"/>
-              <w:ind w:left="110" w:leftChars="50"/>
-              <w:jc w:val="both"/>
-              <w:textAlignment w:val="auto"/>
-              <w:rPr>
-                <w:rFonts w:ascii="Times New Roman" w:hAnsi="Times New Roman" w:eastAsia="微软雅黑" w:cs="Times New Roman"/>
-                <w:b/>
-                <w:bCs/>
-                <w:color w:val="262626"/>
-                <w:kern w:val="2"/>
-                <w:sz w:val="21"/>
-                <w:szCs w:val="21"/>
-                <w:lang w:val="en-US" w:eastAsia="zh-CN" w:bidi="ar-SA"/>
-              </w:rPr>
-            </w:pPr>
-            <w:r>
-              <w:rPr>
-                <w:rFonts w:ascii="Times New Roman" w:hAnsi="Times New Roman" w:eastAsia="微软雅黑" w:cs="黑体"/>
-                <w:b/>
-                <w:bCs/>
-                <w:color w:val="262626"/>
-                <w:sz w:val="21"/>
-                <w:lang w:eastAsia="zh-CN"/>
-              </w:rPr>
-              <w:t>微卫星不稳定性（MSI）</w:t>
-            </w:r>
-          </w:p>
-        </w:tc>
-        <w:tc>
-          <w:tcPr>
-            <w:tcW w:w="2839" w:type="pct"/>
-            <w:tcBorders>
-              <w:top w:val="single" w:color="31849B" w:sz="8" w:space="0"/>
-              <w:left w:val="single" w:color="31849B" w:sz="8" w:space="0"/>
-              <w:bottom w:val="single" w:color="31849B" w:sz="8" w:space="0"/>
-            </w:tcBorders>
-            <w:shd w:val="clear" w:color="auto" w:fill="auto"/>
-            <w:vAlign w:val="center"/>
-          </w:tcPr>
-          <w:p>
-            <w:pPr>
-              <w:pStyle w:val="21"/>
-              <w:keepNext w:val="0"/>
-              <w:keepLines w:val="0"/>
-              <w:pageBreakBefore w:val="0"/>
-              <w:widowControl w:val="0"/>
-              <w:kinsoku/>
-              <w:wordWrap/>
-              <w:overflowPunct/>
-              <w:topLinePunct w:val="0"/>
-              <w:autoSpaceDE/>
-              <w:autoSpaceDN/>
-              <w:bidi w:val="0"/>
-              <w:adjustRightInd w:val="0"/>
-              <w:snapToGrid w:val="0"/>
-              <w:spacing w:line="240" w:lineRule="auto"/>
-              <w:ind w:left="110" w:leftChars="50" w:right="119" w:rightChars="0"/>
-              <w:jc w:val="both"/>
-              <w:textAlignment w:val="auto"/>
-              <w:rPr>
-                <w:rFonts w:hint="eastAsia" w:ascii="微软雅黑" w:hAnsi="微软雅黑" w:eastAsia="微软雅黑" w:cs="微软雅黑"/>
-                <w:color w:val="262626"/>
-                <w:sz w:val="18"/>
-                <w:szCs w:val="18"/>
-                <w:lang w:eastAsia="zh-CN"/>
-              </w:rPr>
-            </w:pPr>
-            <w:r>
-              <w:rPr>
-                <w:rFonts w:hint="default" w:ascii="Times New Roman" w:hAnsi="Times New Roman" w:eastAsia="微软雅黑" w:cs="Times New Roman"/>
-                <w:color w:val="262626"/>
-                <w:sz w:val="21"/>
-                <w:szCs w:val="21"/>
-                <w:lang w:val="en-US" w:eastAsia="zh-CN" w:bidi="ar-SA"/>
-              </w:rPr>
-              <w:t>{{summaryOfRresults.msi_status</w:t>
-            </w:r>
-            <w:r>
-              <w:rPr>
-                <w:rFonts w:hint="eastAsia" w:ascii="Times New Roman" w:hAnsi="Times New Roman" w:eastAsia="微软雅黑" w:cs="Times New Roman"/>
-                <w:color w:val="262626"/>
-                <w:sz w:val="21"/>
-                <w:szCs w:val="21"/>
-                <w:lang w:val="en-US" w:eastAsia="zh-CN" w:bidi="ar-SA"/>
-              </w:rPr>
-              <w:t>_</w:t>
-            </w:r>
-            <w:r>
-              <w:rPr>
-                <w:rFonts w:hint="default" w:ascii="Times New Roman" w:hAnsi="Times New Roman" w:eastAsia="微软雅黑" w:cs="Times New Roman"/>
-                <w:color w:val="262626"/>
-                <w:sz w:val="21"/>
-                <w:szCs w:val="21"/>
-                <w:lang w:val="en-US" w:eastAsia="zh-CN" w:bidi="ar-SA"/>
-              </w:rPr>
-              <w:t>state}}</w:t>
-            </w:r>
-          </w:p>
-        </w:tc>
-      </w:tr>
-      <w:tr>
-        <w:tblPrEx>
-          <w:tblBorders>
-            <w:top w:val="none" w:color="auto" w:sz="0" w:space="0"/>
-            <w:left w:val="none" w:color="auto" w:sz="0" w:space="0"/>
-            <w:bottom w:val="none" w:color="auto" w:sz="0" w:space="0"/>
-            <w:right w:val="none" w:color="auto" w:sz="0" w:space="0"/>
-            <w:insideH w:val="none" w:color="auto" w:sz="0" w:space="0"/>
-            <w:insideV w:val="none" w:color="auto" w:sz="0" w:space="0"/>
-          </w:tblBorders>
-          <w:shd w:val="clear" w:color="auto" w:fill="auto"/>
-          <w:tblCellMar>
-            <w:top w:w="0" w:type="dxa"/>
-            <w:left w:w="0" w:type="dxa"/>
-            <w:bottom w:w="0" w:type="dxa"/>
-            <w:right w:w="0" w:type="dxa"/>
-          </w:tblCellMar>
-        </w:tblPrEx>
-        <w:trPr>
-          <w:trHeight w:val="397" w:hRule="atLeast"/>
-          <w:jc w:val="center"/>
-        </w:trPr>
-        <w:tc>
-          <w:tcPr>
-            <w:tcW w:w="752" w:type="pct"/>
-            <w:vMerge w:val="continue"/>
-            <w:tcBorders>
-              <w:right w:val="single" w:color="31849B" w:sz="8" w:space="0"/>
-            </w:tcBorders>
-            <w:shd w:val="clear" w:color="auto" w:fill="auto"/>
-            <w:vAlign w:val="center"/>
-          </w:tcPr>
-          <w:p>
-            <w:pPr>
-              <w:keepNext w:val="0"/>
-              <w:keepLines w:val="0"/>
-              <w:pageBreakBefore w:val="0"/>
-              <w:widowControl w:val="0"/>
-              <w:kinsoku/>
-              <w:wordWrap/>
-              <w:overflowPunct/>
-              <w:topLinePunct w:val="0"/>
-              <w:autoSpaceDE/>
-              <w:autoSpaceDN/>
-              <w:bidi w:val="0"/>
-              <w:adjustRightInd w:val="0"/>
-              <w:snapToGrid w:val="0"/>
-              <w:spacing w:line="240" w:lineRule="auto"/>
-              <w:ind w:left="110" w:leftChars="50"/>
-              <w:jc w:val="both"/>
-              <w:textAlignment w:val="auto"/>
-              <w:rPr>
-                <w:rFonts w:ascii="Times New Roman" w:hAnsi="Times New Roman" w:eastAsia="微软雅黑" w:cs="Times New Roman"/>
-                <w:b/>
-                <w:bCs/>
-                <w:color w:val="262626"/>
-                <w:sz w:val="21"/>
-                <w:szCs w:val="21"/>
-                <w:lang w:eastAsia="zh-CN"/>
-              </w:rPr>
-            </w:pPr>
-          </w:p>
-        </w:tc>
-        <w:tc>
-          <w:tcPr>
-            <w:tcW w:w="1407" w:type="pct"/>
-            <w:tcBorders>
-              <w:top w:val="single" w:color="31849B" w:sz="8" w:space="0"/>
-              <w:left w:val="single" w:color="31849B" w:sz="8" w:space="0"/>
-              <w:bottom w:val="single" w:color="31849B" w:sz="8" w:space="0"/>
-              <w:right w:val="single" w:color="31849B" w:sz="8" w:space="0"/>
-            </w:tcBorders>
-            <w:shd w:val="clear" w:color="auto" w:fill="auto"/>
-            <w:vAlign w:val="center"/>
-          </w:tcPr>
-          <w:p>
-            <w:pPr>
-              <w:keepNext w:val="0"/>
-              <w:keepLines w:val="0"/>
-              <w:pageBreakBefore w:val="0"/>
-              <w:widowControl w:val="0"/>
-              <w:kinsoku/>
-              <w:wordWrap/>
-              <w:overflowPunct/>
-              <w:topLinePunct w:val="0"/>
-              <w:autoSpaceDE/>
-              <w:autoSpaceDN/>
-              <w:bidi w:val="0"/>
-              <w:adjustRightInd w:val="0"/>
-              <w:snapToGrid w:val="0"/>
-              <w:spacing w:line="240" w:lineRule="auto"/>
-              <w:ind w:left="110" w:leftChars="50"/>
-              <w:jc w:val="both"/>
-              <w:textAlignment w:val="auto"/>
-              <w:rPr>
-                <w:rFonts w:ascii="Times New Roman" w:hAnsi="Times New Roman" w:eastAsia="微软雅黑" w:cs="Times New Roman"/>
-                <w:b/>
-                <w:bCs/>
-                <w:color w:val="262626"/>
-                <w:kern w:val="2"/>
-                <w:sz w:val="21"/>
-                <w:szCs w:val="21"/>
-                <w:lang w:val="en-US" w:eastAsia="zh-CN" w:bidi="ar-SA"/>
-              </w:rPr>
-            </w:pPr>
-            <w:r>
-              <w:rPr>
-                <w:rFonts w:hint="eastAsia" w:ascii="Times New Roman" w:hAnsi="Times New Roman" w:eastAsia="微软雅黑" w:cs="Times New Roman"/>
-                <w:b/>
-                <w:bCs/>
-                <w:color w:val="262626"/>
-                <w:sz w:val="21"/>
-                <w:szCs w:val="21"/>
-                <w:lang w:eastAsia="zh-CN"/>
-              </w:rPr>
-              <w:t>错配修复（MMR）基因</w:t>
-            </w:r>
-          </w:p>
-        </w:tc>
-        <w:tc>
-          <w:tcPr>
-            <w:tcW w:w="2839" w:type="pct"/>
-            <w:tcBorders>
-              <w:top w:val="single" w:color="31849B" w:sz="8" w:space="0"/>
-              <w:left w:val="single" w:color="31849B" w:sz="8" w:space="0"/>
-              <w:bottom w:val="single" w:color="31849B" w:sz="8" w:space="0"/>
-            </w:tcBorders>
-            <w:shd w:val="clear" w:color="auto" w:fill="auto"/>
-            <w:vAlign w:val="center"/>
-          </w:tcPr>
-          <w:p>
-            <w:pPr>
-              <w:pStyle w:val="21"/>
-              <w:keepNext w:val="0"/>
-              <w:keepLines w:val="0"/>
-              <w:pageBreakBefore w:val="0"/>
-              <w:widowControl w:val="0"/>
-              <w:kinsoku/>
-              <w:wordWrap/>
-              <w:overflowPunct/>
-              <w:topLinePunct w:val="0"/>
-              <w:autoSpaceDE/>
-              <w:autoSpaceDN/>
-              <w:bidi w:val="0"/>
-              <w:adjustRightInd w:val="0"/>
-              <w:snapToGrid w:val="0"/>
-              <w:spacing w:line="240" w:lineRule="auto"/>
-              <w:ind w:left="110" w:leftChars="50" w:right="119" w:rightChars="0"/>
-              <w:jc w:val="both"/>
-              <w:textAlignment w:val="auto"/>
-              <w:rPr>
-                <w:rFonts w:hint="eastAsia" w:ascii="微软雅黑" w:hAnsi="微软雅黑" w:eastAsia="微软雅黑" w:cs="微软雅黑"/>
-                <w:color w:val="262626"/>
-                <w:sz w:val="18"/>
-                <w:szCs w:val="18"/>
-                <w:lang w:eastAsia="zh-CN"/>
-              </w:rPr>
-            </w:pPr>
-            <w:r>
-              <w:rPr>
-                <w:rFonts w:hint="default" w:ascii="Times New Roman" w:hAnsi="Times New Roman" w:eastAsia="微软雅黑" w:cs="Times New Roman"/>
-                <w:color w:val="262626"/>
-                <w:sz w:val="21"/>
-                <w:szCs w:val="21"/>
-                <w:lang w:val="en-US" w:eastAsia="zh-CN" w:bidi="ar-SA"/>
-              </w:rPr>
-              <w:t>共检出{{summaryOfRresults.dMMRinfoSize}}个MMR基因失活突变</w:t>
-            </w:r>
-          </w:p>
-        </w:tc>
-      </w:tr>
-      <w:tr>
-        <w:tblPrEx>
-          <w:tblBorders>
-            <w:top w:val="none" w:color="auto" w:sz="0" w:space="0"/>
-            <w:left w:val="none" w:color="auto" w:sz="0" w:space="0"/>
-            <w:bottom w:val="none" w:color="auto" w:sz="0" w:space="0"/>
-            <w:right w:val="none" w:color="auto" w:sz="0" w:space="0"/>
-            <w:insideH w:val="none" w:color="auto" w:sz="0" w:space="0"/>
-            <w:insideV w:val="none" w:color="auto" w:sz="0" w:space="0"/>
-          </w:tblBorders>
-          <w:shd w:val="clear" w:color="auto" w:fill="auto"/>
-          <w:tblCellMar>
-            <w:top w:w="0" w:type="dxa"/>
-            <w:left w:w="0" w:type="dxa"/>
-            <w:bottom w:w="0" w:type="dxa"/>
-            <w:right w:w="0" w:type="dxa"/>
-          </w:tblCellMar>
-        </w:tblPrEx>
-        <w:trPr>
-          <w:trHeight w:val="397" w:hRule="atLeast"/>
-          <w:jc w:val="center"/>
-        </w:trPr>
-        <w:tc>
-          <w:tcPr>
-            <w:tcW w:w="752" w:type="pct"/>
-            <w:vMerge w:val="continue"/>
-            <w:tcBorders>
-              <w:bottom w:val="single" w:color="31849B" w:sz="8" w:space="0"/>
-              <w:right w:val="single" w:color="31849B" w:sz="8" w:space="0"/>
-            </w:tcBorders>
-            <w:shd w:val="clear" w:color="auto" w:fill="auto"/>
-            <w:vAlign w:val="center"/>
-          </w:tcPr>
-          <w:p>
-            <w:pPr>
-              <w:keepNext w:val="0"/>
-              <w:keepLines w:val="0"/>
-              <w:pageBreakBefore w:val="0"/>
-              <w:widowControl w:val="0"/>
-              <w:kinsoku/>
-              <w:wordWrap/>
-              <w:overflowPunct/>
-              <w:topLinePunct w:val="0"/>
-              <w:autoSpaceDE/>
-              <w:autoSpaceDN/>
-              <w:bidi w:val="0"/>
-              <w:adjustRightInd w:val="0"/>
-              <w:snapToGrid w:val="0"/>
-              <w:spacing w:line="240" w:lineRule="auto"/>
-              <w:ind w:left="110" w:leftChars="50"/>
-              <w:jc w:val="both"/>
-              <w:textAlignment w:val="auto"/>
-              <w:rPr>
-                <w:rFonts w:ascii="Times New Roman" w:hAnsi="Times New Roman" w:eastAsia="微软雅黑" w:cs="Times New Roman"/>
-                <w:b/>
-                <w:bCs/>
-                <w:color w:val="262626"/>
-                <w:sz w:val="21"/>
-                <w:szCs w:val="21"/>
-                <w:lang w:eastAsia="zh-CN"/>
-              </w:rPr>
-            </w:pPr>
-          </w:p>
-        </w:tc>
-        <w:tc>
-          <w:tcPr>
-            <w:tcW w:w="1407" w:type="pct"/>
-            <w:tcBorders>
-              <w:top w:val="single" w:color="31849B" w:sz="8" w:space="0"/>
-              <w:left w:val="single" w:color="31849B" w:sz="8" w:space="0"/>
-              <w:bottom w:val="single" w:color="31849B" w:sz="8" w:space="0"/>
-              <w:right w:val="single" w:color="31849B" w:sz="8" w:space="0"/>
-            </w:tcBorders>
-            <w:shd w:val="clear" w:color="auto" w:fill="auto"/>
-            <w:vAlign w:val="center"/>
-          </w:tcPr>
-          <w:p>
-            <w:pPr>
-              <w:pStyle w:val="21"/>
-              <w:keepNext w:val="0"/>
-              <w:keepLines w:val="0"/>
-              <w:pageBreakBefore w:val="0"/>
-              <w:widowControl w:val="0"/>
-              <w:kinsoku/>
-              <w:wordWrap/>
-              <w:overflowPunct/>
-              <w:topLinePunct w:val="0"/>
-              <w:autoSpaceDE/>
-              <w:autoSpaceDN/>
-              <w:bidi w:val="0"/>
-              <w:snapToGrid w:val="0"/>
-              <w:ind w:left="119" w:leftChars="0"/>
-              <w:textAlignment w:val="auto"/>
-              <w:rPr>
-                <w:rFonts w:ascii="Times New Roman" w:hAnsi="Times New Roman" w:eastAsia="微软雅黑" w:cs="Times New Roman"/>
-                <w:b/>
-                <w:bCs/>
-                <w:color w:val="262626"/>
-                <w:sz w:val="21"/>
-                <w:szCs w:val="21"/>
-                <w:lang w:eastAsia="zh-CN"/>
-              </w:rPr>
-            </w:pPr>
-            <w:r>
-              <w:rPr>
-                <w:rFonts w:hint="eastAsia" w:ascii="Times New Roman" w:hAnsi="Times New Roman" w:eastAsia="微软雅黑" w:cs="Times New Roman"/>
-                <w:b/>
-                <w:bCs/>
-                <w:color w:val="262626"/>
-                <w:sz w:val="21"/>
-                <w:szCs w:val="21"/>
-                <w:lang w:eastAsia="zh-CN"/>
-              </w:rPr>
-              <w:t>免疫</w:t>
-            </w:r>
-            <w:r>
-              <w:rPr>
-                <w:rFonts w:ascii="Times New Roman" w:hAnsi="Times New Roman" w:eastAsia="微软雅黑" w:cs="Times New Roman"/>
-                <w:b/>
-                <w:bCs/>
-                <w:color w:val="262626"/>
-                <w:sz w:val="21"/>
-                <w:szCs w:val="21"/>
-                <w:lang w:eastAsia="zh-CN"/>
-              </w:rPr>
-              <w:t>正相关基因</w:t>
-            </w:r>
-          </w:p>
-        </w:tc>
-        <w:tc>
-          <w:tcPr>
-            <w:tcW w:w="2839" w:type="pct"/>
-            <w:tcBorders>
-              <w:top w:val="single" w:color="31849B" w:sz="8" w:space="0"/>
-              <w:left w:val="single" w:color="31849B" w:sz="8" w:space="0"/>
-              <w:bottom w:val="single" w:color="31849B" w:sz="8" w:space="0"/>
-            </w:tcBorders>
-            <w:shd w:val="clear" w:color="auto" w:fill="auto"/>
-            <w:vAlign w:val="center"/>
-          </w:tcPr>
-          <w:p>
-            <w:pPr>
-              <w:pStyle w:val="21"/>
-              <w:keepNext w:val="0"/>
-              <w:keepLines w:val="0"/>
-              <w:pageBreakBefore w:val="0"/>
-              <w:widowControl w:val="0"/>
-              <w:kinsoku/>
-              <w:wordWrap/>
-              <w:overflowPunct/>
-              <w:topLinePunct w:val="0"/>
-              <w:autoSpaceDE/>
-              <w:autoSpaceDN/>
-              <w:bidi w:val="0"/>
-              <w:snapToGrid w:val="0"/>
-              <w:spacing w:before="100" w:line="187" w:lineRule="auto"/>
-              <w:ind w:left="119" w:leftChars="0" w:right="119" w:rightChars="0"/>
-              <w:jc w:val="both"/>
-              <w:textAlignment w:val="auto"/>
-              <w:rPr>
-                <w:rFonts w:ascii="Times New Roman" w:hAnsi="Times New Roman" w:eastAsia="微软雅黑" w:cs="Times New Roman"/>
-                <w:color w:val="262626"/>
-                <w:sz w:val="21"/>
-                <w:szCs w:val="21"/>
-                <w:lang w:eastAsia="zh-CN"/>
-              </w:rPr>
-            </w:pPr>
-            <w:r>
-              <w:rPr>
-                <w:rFonts w:hint="default" w:ascii="Times New Roman" w:hAnsi="Times New Roman" w:eastAsia="微软雅黑" w:cs="Times New Roman"/>
-                <w:color w:val="262626"/>
-                <w:sz w:val="21"/>
-                <w:szCs w:val="21"/>
-                <w:lang w:val="en-US" w:eastAsia="zh-CN" w:bidi="ar-SA"/>
-              </w:rPr>
-              <w:t>共检出{{summaryOfRresults.positiveImmnueNum}}个正相关突变</w:t>
-            </w:r>
-          </w:p>
-        </w:tc>
-      </w:tr>
-      <w:tr>
-        <w:tblPrEx>
-          <w:tblBorders>
-            <w:top w:val="none" w:color="auto" w:sz="0" w:space="0"/>
-            <w:left w:val="none" w:color="auto" w:sz="0" w:space="0"/>
-            <w:bottom w:val="none" w:color="auto" w:sz="0" w:space="0"/>
-            <w:right w:val="none" w:color="auto" w:sz="0" w:space="0"/>
-            <w:insideH w:val="none" w:color="auto" w:sz="0" w:space="0"/>
-            <w:insideV w:val="none" w:color="auto" w:sz="0" w:space="0"/>
-          </w:tblBorders>
-          <w:shd w:val="clear" w:color="auto" w:fill="auto"/>
-          <w:tblCellMar>
-            <w:top w:w="0" w:type="dxa"/>
-            <w:left w:w="0" w:type="dxa"/>
-            <w:bottom w:w="0" w:type="dxa"/>
-            <w:right w:w="0" w:type="dxa"/>
-          </w:tblCellMar>
-        </w:tblPrEx>
-        <w:trPr>
-          <w:trHeight w:val="397" w:hRule="atLeast"/>
-          <w:jc w:val="center"/>
-        </w:trPr>
-        <w:tc>
-          <w:tcPr>
-            <w:tcW w:w="752" w:type="pct"/>
-            <w:vMerge w:val="continue"/>
-            <w:tcBorders>
-              <w:bottom w:val="single" w:color="31849B" w:sz="8" w:space="0"/>
-              <w:right w:val="single" w:color="31849B" w:sz="8" w:space="0"/>
-            </w:tcBorders>
-            <w:shd w:val="clear" w:color="auto" w:fill="auto"/>
-            <w:vAlign w:val="center"/>
-          </w:tcPr>
-          <w:p>
-            <w:pPr>
-              <w:keepNext w:val="0"/>
-              <w:keepLines w:val="0"/>
-              <w:pageBreakBefore w:val="0"/>
-              <w:widowControl w:val="0"/>
-              <w:kinsoku/>
-              <w:wordWrap/>
-              <w:overflowPunct/>
-              <w:topLinePunct w:val="0"/>
-              <w:autoSpaceDE/>
-              <w:autoSpaceDN/>
-              <w:bidi w:val="0"/>
-              <w:adjustRightInd w:val="0"/>
-              <w:snapToGrid w:val="0"/>
-              <w:spacing w:line="240" w:lineRule="auto"/>
-              <w:ind w:left="110" w:leftChars="50"/>
-              <w:jc w:val="both"/>
-              <w:textAlignment w:val="auto"/>
-              <w:rPr>
-                <w:rFonts w:ascii="Times New Roman" w:hAnsi="Times New Roman" w:eastAsia="微软雅黑" w:cs="Times New Roman"/>
-                <w:b/>
-                <w:bCs/>
-                <w:color w:val="262626"/>
-                <w:sz w:val="21"/>
-                <w:szCs w:val="21"/>
-                <w:lang w:eastAsia="zh-CN"/>
-              </w:rPr>
-            </w:pPr>
-          </w:p>
-        </w:tc>
-        <w:tc>
-          <w:tcPr>
-            <w:tcW w:w="1407" w:type="pct"/>
-            <w:tcBorders>
-              <w:top w:val="single" w:color="31849B" w:sz="8" w:space="0"/>
-              <w:left w:val="single" w:color="31849B" w:sz="8" w:space="0"/>
-              <w:bottom w:val="single" w:color="31849B" w:sz="8" w:space="0"/>
-              <w:right w:val="single" w:color="31849B" w:sz="8" w:space="0"/>
-            </w:tcBorders>
-            <w:shd w:val="clear" w:color="auto" w:fill="auto"/>
-            <w:vAlign w:val="center"/>
-          </w:tcPr>
-          <w:p>
-            <w:pPr>
-              <w:pStyle w:val="21"/>
-              <w:keepNext w:val="0"/>
-              <w:keepLines w:val="0"/>
-              <w:pageBreakBefore w:val="0"/>
-              <w:widowControl w:val="0"/>
-              <w:kinsoku/>
-              <w:wordWrap/>
-              <w:overflowPunct/>
-              <w:topLinePunct w:val="0"/>
-              <w:autoSpaceDE/>
-              <w:autoSpaceDN/>
-              <w:bidi w:val="0"/>
-              <w:snapToGrid w:val="0"/>
-              <w:ind w:left="119" w:leftChars="0"/>
-              <w:textAlignment w:val="auto"/>
-              <w:rPr>
-                <w:rFonts w:ascii="Times New Roman" w:hAnsi="Times New Roman" w:eastAsia="微软雅黑" w:cs="Times New Roman"/>
-                <w:b/>
-                <w:bCs/>
-                <w:color w:val="262626"/>
-                <w:sz w:val="21"/>
-                <w:szCs w:val="21"/>
-                <w:lang w:eastAsia="zh-CN"/>
-              </w:rPr>
-            </w:pPr>
-            <w:r>
-              <w:rPr>
-                <w:rFonts w:hint="eastAsia" w:ascii="Times New Roman" w:hAnsi="Times New Roman" w:eastAsia="微软雅黑" w:cs="Times New Roman"/>
-                <w:b/>
-                <w:bCs/>
-                <w:color w:val="262626"/>
-                <w:sz w:val="21"/>
-                <w:szCs w:val="21"/>
-                <w:lang w:eastAsia="zh-CN"/>
-              </w:rPr>
-              <w:t>免疫负</w:t>
-            </w:r>
-            <w:r>
-              <w:rPr>
-                <w:rFonts w:ascii="Times New Roman" w:hAnsi="Times New Roman" w:eastAsia="微软雅黑" w:cs="Times New Roman"/>
-                <w:b/>
-                <w:bCs/>
-                <w:color w:val="262626"/>
-                <w:sz w:val="21"/>
-                <w:szCs w:val="21"/>
-                <w:lang w:eastAsia="zh-CN"/>
-              </w:rPr>
-              <w:t>相关基因</w:t>
-            </w:r>
-          </w:p>
-        </w:tc>
-        <w:tc>
-          <w:tcPr>
-            <w:tcW w:w="2839" w:type="pct"/>
-            <w:tcBorders>
-              <w:top w:val="single" w:color="31849B" w:sz="8" w:space="0"/>
-              <w:left w:val="single" w:color="31849B" w:sz="8" w:space="0"/>
-              <w:bottom w:val="single" w:color="31849B" w:sz="8" w:space="0"/>
-            </w:tcBorders>
-            <w:shd w:val="clear" w:color="auto" w:fill="auto"/>
-            <w:vAlign w:val="center"/>
-          </w:tcPr>
-          <w:p>
-            <w:pPr>
-              <w:pStyle w:val="21"/>
-              <w:keepNext w:val="0"/>
-              <w:keepLines w:val="0"/>
-              <w:pageBreakBefore w:val="0"/>
-              <w:widowControl w:val="0"/>
-              <w:kinsoku/>
-              <w:wordWrap/>
-              <w:overflowPunct/>
-              <w:topLinePunct w:val="0"/>
-              <w:autoSpaceDE/>
-              <w:autoSpaceDN/>
-              <w:bidi w:val="0"/>
-              <w:snapToGrid w:val="0"/>
-              <w:spacing w:before="100" w:line="187" w:lineRule="auto"/>
-              <w:ind w:left="119" w:leftChars="0" w:right="119" w:rightChars="0"/>
-              <w:jc w:val="both"/>
-              <w:textAlignment w:val="auto"/>
-              <w:rPr>
-                <w:rFonts w:ascii="Times New Roman" w:hAnsi="Times New Roman" w:eastAsia="微软雅黑" w:cs="Times New Roman"/>
-                <w:color w:val="262626"/>
-                <w:sz w:val="21"/>
-                <w:szCs w:val="21"/>
-                <w:lang w:eastAsia="zh-CN"/>
-              </w:rPr>
-            </w:pPr>
-            <w:r>
-              <w:rPr>
-                <w:rFonts w:hint="default" w:ascii="Times New Roman" w:hAnsi="Times New Roman" w:eastAsia="微软雅黑" w:cs="Times New Roman"/>
-                <w:color w:val="262626"/>
-                <w:sz w:val="21"/>
-                <w:szCs w:val="21"/>
-                <w:lang w:val="en-US" w:eastAsia="zh-CN" w:bidi="ar-SA"/>
-              </w:rPr>
-              <w:t>共检出{{summaryOfRresults.negativeImmnueNum}}个负相关突变</w:t>
-            </w:r>
-          </w:p>
-        </w:tc>
-      </w:tr>
-      <w:tr>
-        <w:tblPrEx>
-          <w:tblBorders>
-            <w:top w:val="none" w:color="auto" w:sz="0" w:space="0"/>
-            <w:left w:val="none" w:color="auto" w:sz="0" w:space="0"/>
-            <w:bottom w:val="none" w:color="auto" w:sz="0" w:space="0"/>
-            <w:right w:val="none" w:color="auto" w:sz="0" w:space="0"/>
-            <w:insideH w:val="none" w:color="auto" w:sz="0" w:space="0"/>
-            <w:insideV w:val="none" w:color="auto" w:sz="0" w:space="0"/>
-          </w:tblBorders>
-          <w:shd w:val="clear" w:color="auto" w:fill="auto"/>
-          <w:tblCellMar>
-            <w:top w:w="0" w:type="dxa"/>
-            <w:left w:w="0" w:type="dxa"/>
-            <w:bottom w:w="0" w:type="dxa"/>
-            <w:right w:w="0" w:type="dxa"/>
-          </w:tblCellMar>
-        </w:tblPrEx>
-        <w:trPr>
-          <w:trHeight w:val="397" w:hRule="atLeast"/>
-          <w:jc w:val="center"/>
-        </w:trPr>
-        <w:tc>
-          <w:tcPr>
-            <w:tcW w:w="752" w:type="pct"/>
-            <w:vMerge w:val="continue"/>
-            <w:tcBorders>
-              <w:bottom w:val="single" w:color="31849B" w:sz="8" w:space="0"/>
-              <w:right w:val="single" w:color="31849B" w:sz="8" w:space="0"/>
-            </w:tcBorders>
-            <w:shd w:val="clear" w:color="auto" w:fill="auto"/>
-            <w:vAlign w:val="center"/>
-          </w:tcPr>
-          <w:p>
-            <w:pPr>
-              <w:keepNext w:val="0"/>
-              <w:keepLines w:val="0"/>
-              <w:pageBreakBefore w:val="0"/>
-              <w:widowControl w:val="0"/>
-              <w:kinsoku/>
-              <w:wordWrap/>
-              <w:overflowPunct/>
-              <w:topLinePunct w:val="0"/>
-              <w:autoSpaceDE/>
-              <w:autoSpaceDN/>
-              <w:bidi w:val="0"/>
-              <w:adjustRightInd w:val="0"/>
-              <w:snapToGrid w:val="0"/>
-              <w:spacing w:line="240" w:lineRule="auto"/>
-              <w:ind w:left="110" w:leftChars="50"/>
-              <w:jc w:val="both"/>
-              <w:textAlignment w:val="auto"/>
-              <w:rPr>
-                <w:rFonts w:ascii="Times New Roman" w:hAnsi="Times New Roman" w:eastAsia="微软雅黑" w:cs="Times New Roman"/>
-                <w:b/>
-                <w:bCs/>
-                <w:color w:val="262626"/>
-                <w:sz w:val="21"/>
-                <w:szCs w:val="21"/>
-                <w:lang w:eastAsia="zh-CN"/>
-              </w:rPr>
-            </w:pPr>
-          </w:p>
-        </w:tc>
-        <w:tc>
-          <w:tcPr>
-            <w:tcW w:w="1407" w:type="pct"/>
-            <w:tcBorders>
-              <w:top w:val="single" w:color="31849B" w:sz="8" w:space="0"/>
-              <w:left w:val="single" w:color="31849B" w:sz="8" w:space="0"/>
-              <w:bottom w:val="single" w:color="31849B" w:sz="8" w:space="0"/>
-              <w:right w:val="single" w:color="31849B" w:sz="8" w:space="0"/>
-            </w:tcBorders>
-            <w:shd w:val="clear" w:color="auto" w:fill="auto"/>
-            <w:vAlign w:val="center"/>
-          </w:tcPr>
-          <w:p>
-            <w:pPr>
-              <w:keepNext w:val="0"/>
-              <w:keepLines w:val="0"/>
-              <w:pageBreakBefore w:val="0"/>
-              <w:widowControl w:val="0"/>
-              <w:kinsoku/>
-              <w:wordWrap/>
-              <w:overflowPunct/>
-              <w:topLinePunct w:val="0"/>
-              <w:autoSpaceDE/>
-              <w:autoSpaceDN/>
-              <w:bidi w:val="0"/>
-              <w:snapToGrid w:val="0"/>
-              <w:ind w:left="119" w:leftChars="0"/>
-              <w:textAlignment w:val="auto"/>
-              <w:rPr>
-                <w:rFonts w:ascii="Times New Roman" w:hAnsi="Times New Roman" w:eastAsia="微软雅黑" w:cs="Times New Roman"/>
-                <w:b/>
-                <w:bCs/>
-                <w:color w:val="262626"/>
-                <w:sz w:val="21"/>
-                <w:szCs w:val="21"/>
-                <w:lang w:eastAsia="zh-CN"/>
-              </w:rPr>
-            </w:pPr>
-            <w:r>
-              <w:rPr>
-                <w:rFonts w:hint="eastAsia" w:ascii="Times New Roman" w:hAnsi="Times New Roman" w:eastAsia="微软雅黑" w:cs="Times New Roman"/>
-                <w:b/>
-                <w:bCs/>
-                <w:color w:val="262626"/>
-                <w:sz w:val="21"/>
-                <w:szCs w:val="21"/>
-                <w:lang w:eastAsia="zh-CN"/>
-              </w:rPr>
-              <w:t>免疫超进展相关基因（HPD）</w:t>
-            </w:r>
-          </w:p>
-        </w:tc>
-        <w:tc>
-          <w:tcPr>
-            <w:tcW w:w="2839" w:type="pct"/>
-            <w:tcBorders>
-              <w:top w:val="single" w:color="31849B" w:sz="8" w:space="0"/>
-              <w:left w:val="single" w:color="31849B" w:sz="8" w:space="0"/>
-              <w:bottom w:val="single" w:color="31849B" w:sz="8" w:space="0"/>
-            </w:tcBorders>
-            <w:shd w:val="clear" w:color="auto" w:fill="auto"/>
-            <w:vAlign w:val="center"/>
-          </w:tcPr>
-          <w:p>
-            <w:pPr>
-              <w:pStyle w:val="21"/>
-              <w:keepNext w:val="0"/>
-              <w:keepLines w:val="0"/>
-              <w:pageBreakBefore w:val="0"/>
-              <w:widowControl w:val="0"/>
-              <w:kinsoku/>
-              <w:wordWrap/>
-              <w:overflowPunct/>
-              <w:topLinePunct w:val="0"/>
-              <w:autoSpaceDE/>
-              <w:autoSpaceDN/>
-              <w:bidi w:val="0"/>
-              <w:snapToGrid w:val="0"/>
-              <w:spacing w:before="77"/>
-              <w:ind w:left="119" w:leftChars="0" w:right="119" w:rightChars="0"/>
-              <w:jc w:val="both"/>
-              <w:textAlignment w:val="auto"/>
-              <w:rPr>
-                <w:rFonts w:hint="eastAsia" w:ascii="微软雅黑" w:hAnsi="微软雅黑" w:eastAsia="微软雅黑" w:cs="微软雅黑"/>
-                <w:color w:val="262626"/>
-                <w:sz w:val="18"/>
-                <w:szCs w:val="18"/>
-                <w:lang w:eastAsia="zh-CN"/>
-              </w:rPr>
-            </w:pPr>
-            <w:r>
-              <w:rPr>
-                <w:rFonts w:hint="default" w:ascii="Times New Roman" w:hAnsi="Times New Roman" w:eastAsia="微软雅黑" w:cs="Times New Roman"/>
-                <w:color w:val="262626"/>
-                <w:sz w:val="21"/>
-                <w:szCs w:val="21"/>
-                <w:lang w:val="en-US" w:eastAsia="zh-CN" w:bidi="ar-SA"/>
-              </w:rPr>
-              <w:t>共检出{{summaryOfRresults.hpdImmnueNum}}个超进展相关基因突变</w:t>
-            </w:r>
-          </w:p>
-        </w:tc>
-      </w:tr>
-      <w:tr>
-        <w:tblPrEx>
-          <w:tblBorders>
-            <w:top w:val="none" w:color="auto" w:sz="0" w:space="0"/>
-            <w:left w:val="none" w:color="auto" w:sz="0" w:space="0"/>
-            <w:bottom w:val="none" w:color="auto" w:sz="0" w:space="0"/>
-            <w:right w:val="none" w:color="auto" w:sz="0" w:space="0"/>
-            <w:insideH w:val="none" w:color="auto" w:sz="0" w:space="0"/>
-            <w:insideV w:val="none" w:color="auto" w:sz="0" w:space="0"/>
-          </w:tblBorders>
-          <w:shd w:val="clear" w:color="auto" w:fill="auto"/>
-          <w:tblCellMar>
-            <w:top w:w="0" w:type="dxa"/>
-            <w:left w:w="0" w:type="dxa"/>
-            <w:bottom w:w="0" w:type="dxa"/>
-            <w:right w:w="0" w:type="dxa"/>
-          </w:tblCellMar>
-        </w:tblPrEx>
-        <w:trPr>
-          <w:trHeight w:val="397" w:hRule="atLeast"/>
-          <w:jc w:val="center"/>
-        </w:trPr>
-        <w:tc>
-          <w:tcPr>
-            <w:tcW w:w="5000" w:type="pct"/>
-            <w:gridSpan w:val="3"/>
-            <w:tcBorders>
-              <w:top w:val="single" w:color="31849B" w:sz="8" w:space="0"/>
-              <w:bottom w:val="single" w:color="31849B" w:sz="8" w:space="0"/>
-            </w:tcBorders>
-            <w:shd w:val="clear" w:color="auto" w:fill="auto"/>
-            <w:vAlign w:val="center"/>
-          </w:tcPr>
-          <w:p>
-            <w:pPr>
-              <w:pStyle w:val="21"/>
-              <w:keepNext w:val="0"/>
-              <w:keepLines w:val="0"/>
-              <w:pageBreakBefore w:val="0"/>
-              <w:widowControl w:val="0"/>
-              <w:kinsoku/>
-              <w:wordWrap/>
-              <w:overflowPunct/>
-              <w:topLinePunct w:val="0"/>
-              <w:autoSpaceDE/>
-              <w:autoSpaceDN/>
-              <w:bidi w:val="0"/>
-              <w:adjustRightInd w:val="0"/>
-              <w:snapToGrid w:val="0"/>
-              <w:spacing w:line="240" w:lineRule="auto"/>
-              <w:ind w:left="110" w:leftChars="50" w:right="119" w:rightChars="0"/>
-              <w:jc w:val="both"/>
-              <w:textAlignment w:val="auto"/>
-              <w:rPr>
-                <w:rFonts w:ascii="Times New Roman" w:hAnsi="Times New Roman" w:eastAsia="微软雅黑" w:cs="Times New Roman"/>
-                <w:color w:val="262626"/>
-                <w:sz w:val="21"/>
-                <w:szCs w:val="21"/>
-                <w:lang w:eastAsia="zh-CN"/>
-              </w:rPr>
-            </w:pPr>
-            <w:r>
-              <w:rPr>
-                <w:rFonts w:hint="eastAsia" w:ascii="Times New Roman" w:hAnsi="Times New Roman" w:eastAsia="微软雅黑" w:cs="Times New Roman"/>
-                <w:color w:val="262626"/>
-                <w:sz w:val="21"/>
-                <w:szCs w:val="21"/>
-                <w:lang w:eastAsia="zh-CN"/>
-              </w:rPr>
-              <w:t>{%tr if reportInfo.conf.hrr%}</w:t>
-            </w:r>
-          </w:p>
-        </w:tc>
-      </w:tr>
-      <w:tr>
-        <w:tblPrEx>
-          <w:tblBorders>
-            <w:top w:val="none" w:color="auto" w:sz="0" w:space="0"/>
-            <w:left w:val="none" w:color="auto" w:sz="0" w:space="0"/>
-            <w:bottom w:val="none" w:color="auto" w:sz="0" w:space="0"/>
-            <w:right w:val="none" w:color="auto" w:sz="0" w:space="0"/>
-            <w:insideH w:val="none" w:color="auto" w:sz="0" w:space="0"/>
-            <w:insideV w:val="none" w:color="auto" w:sz="0" w:space="0"/>
-          </w:tblBorders>
-          <w:shd w:val="clear" w:color="auto" w:fill="auto"/>
-          <w:tblCellMar>
-            <w:top w:w="0" w:type="dxa"/>
-            <w:left w:w="0" w:type="dxa"/>
-            <w:bottom w:w="0" w:type="dxa"/>
-            <w:right w:w="0" w:type="dxa"/>
-          </w:tblCellMar>
-        </w:tblPrEx>
-        <w:trPr>
-          <w:trHeight w:val="397" w:hRule="atLeast"/>
-          <w:jc w:val="center"/>
-        </w:trPr>
-        <w:tc>
-          <w:tcPr>
-            <w:tcW w:w="2160" w:type="pct"/>
-            <w:gridSpan w:val="2"/>
-            <w:tcBorders>
-              <w:top w:val="single" w:color="31849B" w:sz="8" w:space="0"/>
-              <w:bottom w:val="single" w:color="31849B" w:sz="8" w:space="0"/>
-              <w:right w:val="single" w:color="31849B" w:sz="8" w:space="0"/>
-            </w:tcBorders>
-            <w:shd w:val="clear" w:color="auto" w:fill="auto"/>
-            <w:vAlign w:val="center"/>
-          </w:tcPr>
-          <w:p>
-            <w:pPr>
-              <w:pStyle w:val="21"/>
-              <w:keepNext w:val="0"/>
-              <w:keepLines w:val="0"/>
-              <w:pageBreakBefore w:val="0"/>
-              <w:widowControl w:val="0"/>
-              <w:kinsoku/>
-              <w:wordWrap/>
-              <w:overflowPunct/>
-              <w:topLinePunct w:val="0"/>
-              <w:autoSpaceDE/>
-              <w:autoSpaceDN/>
-              <w:bidi w:val="0"/>
-              <w:adjustRightInd w:val="0"/>
-              <w:snapToGrid w:val="0"/>
-              <w:spacing w:line="240" w:lineRule="auto"/>
-              <w:ind w:left="110" w:leftChars="50"/>
-              <w:jc w:val="both"/>
-              <w:textAlignment w:val="auto"/>
-              <w:rPr>
-                <w:rFonts w:ascii="Times New Roman" w:hAnsi="Times New Roman" w:eastAsia="微软雅黑" w:cs="Times New Roman"/>
-                <w:b/>
-                <w:bCs/>
-                <w:color w:val="262626"/>
-                <w:sz w:val="21"/>
-                <w:szCs w:val="21"/>
-                <w:lang w:eastAsia="zh-CN"/>
-              </w:rPr>
-            </w:pPr>
-            <w:r>
-              <w:rPr>
-                <w:rFonts w:ascii="微软雅黑" w:hAnsi="微软雅黑" w:eastAsia="微软雅黑" w:cs="微软雅黑"/>
-                <w:b/>
-                <w:bCs/>
-                <w:color w:val="262626"/>
-                <w:kern w:val="0"/>
-                <w:sz w:val="21"/>
-                <w:szCs w:val="21"/>
-                <w:lang w:val="en-US" w:eastAsia="zh-CN" w:bidi="ar"/>
-              </w:rPr>
-              <w:t>同源重组修复（</w:t>
-            </w:r>
-            <w:r>
-              <w:rPr>
-                <w:rFonts w:hint="default" w:ascii="Times New Roman" w:hAnsi="Times New Roman" w:eastAsia="宋体" w:cs="Times New Roman"/>
-                <w:b/>
-                <w:bCs/>
-                <w:color w:val="262626"/>
-                <w:kern w:val="0"/>
-                <w:sz w:val="21"/>
-                <w:szCs w:val="21"/>
-                <w:lang w:val="en-US" w:eastAsia="zh-CN" w:bidi="ar"/>
-              </w:rPr>
-              <w:t>HRR</w:t>
-            </w:r>
-            <w:r>
-              <w:rPr>
-                <w:rFonts w:hint="eastAsia" w:ascii="Times New Roman" w:hAnsi="Times New Roman" w:cs="Times New Roman"/>
-                <w:b/>
-                <w:bCs/>
-                <w:color w:val="262626"/>
-                <w:kern w:val="0"/>
-                <w:sz w:val="21"/>
-                <w:szCs w:val="21"/>
-                <w:lang w:val="en-US" w:eastAsia="zh-CN" w:bidi="ar"/>
-              </w:rPr>
-              <w:t>）</w:t>
-            </w:r>
-            <w:r>
-              <w:rPr>
-                <w:rFonts w:hint="eastAsia" w:ascii="微软雅黑" w:hAnsi="微软雅黑" w:eastAsia="微软雅黑" w:cs="微软雅黑"/>
-                <w:b/>
-                <w:bCs/>
-                <w:color w:val="262626"/>
-                <w:kern w:val="0"/>
-                <w:sz w:val="21"/>
-                <w:szCs w:val="21"/>
-                <w:lang w:val="en-US" w:eastAsia="zh-CN" w:bidi="ar"/>
-              </w:rPr>
-              <w:t>基因检测</w:t>
-            </w:r>
-          </w:p>
-        </w:tc>
-        <w:tc>
-          <w:tcPr>
-            <w:tcW w:w="2839" w:type="pct"/>
-            <w:tcBorders>
-              <w:top w:val="single" w:color="31849B" w:sz="8" w:space="0"/>
-              <w:left w:val="single" w:color="31849B" w:sz="8" w:space="0"/>
-              <w:bottom w:val="single" w:color="31849B" w:sz="8" w:space="0"/>
-            </w:tcBorders>
-            <w:shd w:val="clear" w:color="auto" w:fill="auto"/>
-            <w:vAlign w:val="center"/>
-          </w:tcPr>
-          <w:p>
-            <w:pPr>
-              <w:pStyle w:val="21"/>
-              <w:keepNext w:val="0"/>
-              <w:keepLines w:val="0"/>
-              <w:pageBreakBefore w:val="0"/>
-              <w:widowControl w:val="0"/>
-              <w:kinsoku/>
-              <w:wordWrap/>
-              <w:overflowPunct/>
-              <w:topLinePunct w:val="0"/>
-              <w:autoSpaceDE/>
-              <w:autoSpaceDN/>
-              <w:bidi w:val="0"/>
-              <w:adjustRightInd w:val="0"/>
-              <w:snapToGrid w:val="0"/>
-              <w:spacing w:line="240" w:lineRule="auto"/>
-              <w:ind w:left="110" w:leftChars="50" w:right="119" w:rightChars="0"/>
-              <w:jc w:val="both"/>
-              <w:textAlignment w:val="auto"/>
-              <w:rPr>
-                <w:rFonts w:ascii="Times New Roman" w:hAnsi="Times New Roman" w:eastAsia="微软雅黑" w:cs="Times New Roman"/>
-                <w:color w:val="262626"/>
-                <w:sz w:val="21"/>
-                <w:szCs w:val="21"/>
-                <w:lang w:eastAsia="zh-CN"/>
-              </w:rPr>
-            </w:pPr>
-            <w:r>
-              <w:rPr>
-                <w:rFonts w:hint="default" w:ascii="Times New Roman" w:hAnsi="Times New Roman" w:eastAsia="微软雅黑" w:cs="Times New Roman"/>
-                <w:color w:val="262626"/>
-                <w:kern w:val="0"/>
-                <w:sz w:val="21"/>
-                <w:szCs w:val="21"/>
-                <w:lang w:val="en-US" w:eastAsia="zh-CN" w:bidi="ar"/>
-              </w:rPr>
-              <w:t>共检出{{summaryOfRresults.HRRDetectedGeneCount}}个HRR基因失活突变</w:t>
-            </w:r>
-          </w:p>
-        </w:tc>
-      </w:tr>
-      <w:tr>
-        <w:tblPrEx>
-          <w:tblBorders>
-            <w:top w:val="none" w:color="auto" w:sz="0" w:space="0"/>
-            <w:left w:val="none" w:color="auto" w:sz="0" w:space="0"/>
-            <w:bottom w:val="none" w:color="auto" w:sz="0" w:space="0"/>
-            <w:right w:val="none" w:color="auto" w:sz="0" w:space="0"/>
-            <w:insideH w:val="none" w:color="auto" w:sz="0" w:space="0"/>
-            <w:insideV w:val="none" w:color="auto" w:sz="0" w:space="0"/>
-          </w:tblBorders>
-          <w:shd w:val="clear" w:color="auto" w:fill="auto"/>
-          <w:tblCellMar>
-            <w:top w:w="0" w:type="dxa"/>
-            <w:left w:w="0" w:type="dxa"/>
-            <w:bottom w:w="0" w:type="dxa"/>
-            <w:right w:w="0" w:type="dxa"/>
-          </w:tblCellMar>
-        </w:tblPrEx>
-        <w:trPr>
-          <w:trHeight w:val="397" w:hRule="atLeast"/>
-          <w:jc w:val="center"/>
-        </w:trPr>
-        <w:tc>
-          <w:tcPr>
-            <w:tcW w:w="5000" w:type="pct"/>
-            <w:gridSpan w:val="3"/>
-            <w:tcBorders>
-              <w:top w:val="single" w:color="31849B" w:sz="8" w:space="0"/>
-              <w:bottom w:val="single" w:color="31849B" w:sz="8" w:space="0"/>
-            </w:tcBorders>
-            <w:shd w:val="clear" w:color="auto" w:fill="auto"/>
-            <w:vAlign w:val="center"/>
-          </w:tcPr>
-          <w:p>
-            <w:pPr>
-              <w:pStyle w:val="21"/>
-              <w:keepNext w:val="0"/>
-              <w:keepLines w:val="0"/>
-              <w:pageBreakBefore w:val="0"/>
-              <w:widowControl w:val="0"/>
-              <w:kinsoku/>
-              <w:wordWrap/>
-              <w:overflowPunct/>
-              <w:topLinePunct w:val="0"/>
-              <w:autoSpaceDE/>
-              <w:autoSpaceDN/>
-              <w:bidi w:val="0"/>
-              <w:adjustRightInd w:val="0"/>
-              <w:snapToGrid w:val="0"/>
-              <w:spacing w:line="240" w:lineRule="auto"/>
-              <w:ind w:left="110" w:leftChars="50" w:right="119" w:rightChars="0"/>
-              <w:jc w:val="both"/>
-              <w:textAlignment w:val="auto"/>
-              <w:rPr>
-                <w:rFonts w:ascii="Times New Roman" w:hAnsi="Times New Roman" w:eastAsia="微软雅黑" w:cs="Times New Roman"/>
-                <w:color w:val="262626"/>
-                <w:sz w:val="21"/>
-                <w:szCs w:val="21"/>
-                <w:lang w:eastAsia="zh-CN"/>
-              </w:rPr>
-            </w:pPr>
-            <w:r>
-              <w:rPr>
-                <w:rFonts w:hint="eastAsia" w:ascii="Times New Roman" w:hAnsi="Times New Roman" w:eastAsia="微软雅黑" w:cs="Times New Roman"/>
-                <w:color w:val="262626"/>
-                <w:sz w:val="21"/>
-                <w:szCs w:val="21"/>
-                <w:lang w:eastAsia="zh-CN"/>
-              </w:rPr>
-              <w:t>{%tr endif %}</w:t>
-            </w:r>
-          </w:p>
-        </w:tc>
-      </w:tr>
-      <w:tr>
-        <w:tblPrEx>
-          <w:tblBorders>
-            <w:top w:val="none" w:color="auto" w:sz="0" w:space="0"/>
-            <w:left w:val="none" w:color="auto" w:sz="0" w:space="0"/>
-            <w:bottom w:val="none" w:color="auto" w:sz="0" w:space="0"/>
-            <w:right w:val="none" w:color="auto" w:sz="0" w:space="0"/>
-            <w:insideH w:val="none" w:color="auto" w:sz="0" w:space="0"/>
-            <w:insideV w:val="none" w:color="auto" w:sz="0" w:space="0"/>
-          </w:tblBorders>
-          <w:shd w:val="clear" w:color="auto" w:fill="auto"/>
-          <w:tblCellMar>
-            <w:top w:w="0" w:type="dxa"/>
-            <w:left w:w="0" w:type="dxa"/>
-            <w:bottom w:w="0" w:type="dxa"/>
-            <w:right w:w="0" w:type="dxa"/>
-          </w:tblCellMar>
-        </w:tblPrEx>
-        <w:trPr>
-          <w:trHeight w:val="397" w:hRule="atLeast"/>
-          <w:jc w:val="center"/>
-        </w:trPr>
-        <w:tc>
-          <w:tcPr>
-            <w:tcW w:w="5000" w:type="pct"/>
-            <w:gridSpan w:val="3"/>
-            <w:tcBorders>
-              <w:top w:val="single" w:color="31849B" w:sz="8" w:space="0"/>
-              <w:bottom w:val="single" w:color="31849B" w:sz="8" w:space="0"/>
-            </w:tcBorders>
-            <w:shd w:val="clear" w:color="auto" w:fill="auto"/>
-            <w:vAlign w:val="center"/>
-          </w:tcPr>
-          <w:p>
-            <w:pPr>
-              <w:pStyle w:val="21"/>
-              <w:keepNext w:val="0"/>
-              <w:keepLines w:val="0"/>
-              <w:pageBreakBefore w:val="0"/>
-              <w:widowControl w:val="0"/>
-              <w:kinsoku/>
-              <w:wordWrap/>
-              <w:overflowPunct/>
-              <w:topLinePunct w:val="0"/>
-              <w:autoSpaceDE/>
-              <w:autoSpaceDN/>
-              <w:bidi w:val="0"/>
-              <w:adjustRightInd w:val="0"/>
-              <w:snapToGrid w:val="0"/>
-              <w:spacing w:line="240" w:lineRule="auto"/>
-              <w:ind w:left="110" w:leftChars="50" w:right="119" w:rightChars="0"/>
-              <w:jc w:val="both"/>
-              <w:textAlignment w:val="auto"/>
-              <w:rPr>
-                <w:rFonts w:ascii="Times New Roman" w:hAnsi="Times New Roman" w:eastAsia="微软雅黑" w:cs="Times New Roman"/>
-                <w:color w:val="262626"/>
-                <w:sz w:val="21"/>
-                <w:szCs w:val="21"/>
-                <w:lang w:eastAsia="zh-CN"/>
-              </w:rPr>
-            </w:pPr>
-            <w:r>
-              <w:rPr>
-                <w:rFonts w:hint="eastAsia" w:ascii="Times New Roman" w:hAnsi="Times New Roman" w:eastAsia="微软雅黑" w:cs="Times New Roman"/>
-                <w:color w:val="262626"/>
-                <w:sz w:val="21"/>
-                <w:szCs w:val="21"/>
-                <w:lang w:eastAsia="zh-CN"/>
-              </w:rPr>
-              <w:t>{%tr if urinaryProstateDisease != ‘’%}</w:t>
-            </w:r>
-          </w:p>
-        </w:tc>
-      </w:tr>
-      <w:tr>
-        <w:tblPrEx>
-          <w:tblBorders>
-            <w:top w:val="none" w:color="auto" w:sz="0" w:space="0"/>
-            <w:left w:val="none" w:color="auto" w:sz="0" w:space="0"/>
-            <w:bottom w:val="none" w:color="auto" w:sz="0" w:space="0"/>
-            <w:right w:val="none" w:color="auto" w:sz="0" w:space="0"/>
-            <w:insideH w:val="none" w:color="auto" w:sz="0" w:space="0"/>
-            <w:insideV w:val="none" w:color="auto" w:sz="0" w:space="0"/>
-          </w:tblBorders>
-          <w:shd w:val="clear" w:color="auto" w:fill="auto"/>
-          <w:tblCellMar>
-            <w:top w:w="0" w:type="dxa"/>
-            <w:left w:w="0" w:type="dxa"/>
-            <w:bottom w:w="0" w:type="dxa"/>
-            <w:right w:w="0" w:type="dxa"/>
-          </w:tblCellMar>
-        </w:tblPrEx>
-        <w:trPr>
-          <w:trHeight w:val="397" w:hRule="atLeast"/>
-          <w:jc w:val="center"/>
-        </w:trPr>
-        <w:tc>
-          <w:tcPr>
-            <w:tcW w:w="2160" w:type="pct"/>
-            <w:gridSpan w:val="2"/>
-            <w:tcBorders>
-              <w:top w:val="single" w:color="31849B" w:sz="8" w:space="0"/>
-              <w:bottom w:val="single" w:color="31849B" w:sz="8" w:space="0"/>
-              <w:right w:val="single" w:color="31849B" w:sz="8" w:space="0"/>
-            </w:tcBorders>
-            <w:shd w:val="clear" w:color="auto" w:fill="auto"/>
-            <w:vAlign w:val="center"/>
-          </w:tcPr>
-          <w:p>
-            <w:pPr>
-              <w:pStyle w:val="21"/>
-              <w:keepNext w:val="0"/>
-              <w:keepLines w:val="0"/>
-              <w:pageBreakBefore w:val="0"/>
-              <w:widowControl w:val="0"/>
-              <w:kinsoku/>
-              <w:wordWrap/>
-              <w:overflowPunct/>
-              <w:topLinePunct w:val="0"/>
-              <w:autoSpaceDE/>
-              <w:autoSpaceDN/>
-              <w:bidi w:val="0"/>
-              <w:adjustRightInd w:val="0"/>
-              <w:snapToGrid w:val="0"/>
-              <w:spacing w:line="240" w:lineRule="auto"/>
-              <w:ind w:left="110" w:leftChars="50"/>
-              <w:jc w:val="both"/>
-              <w:textAlignment w:val="auto"/>
-              <w:rPr>
-                <w:rFonts w:ascii="Times New Roman" w:hAnsi="Times New Roman" w:eastAsia="微软雅黑" w:cs="Times New Roman"/>
-                <w:b/>
-                <w:bCs/>
-                <w:color w:val="262626"/>
-                <w:sz w:val="21"/>
-                <w:szCs w:val="21"/>
-                <w:lang w:eastAsia="zh-CN"/>
-              </w:rPr>
-            </w:pPr>
-            <w:r>
-              <w:rPr>
-                <w:rFonts w:hint="default" w:ascii="Times New Roman" w:hAnsi="Times New Roman" w:eastAsia="微软雅黑" w:cs="Times New Roman"/>
-                <w:b/>
-                <w:bCs/>
-                <w:color w:val="262626"/>
-                <w:sz w:val="21"/>
-                <w:szCs w:val="21"/>
-                <w:lang w:val="en-US" w:eastAsia="zh-CN" w:bidi="ar-SA"/>
-              </w:rPr>
-              <w:t>预后相关</w:t>
-            </w:r>
-          </w:p>
-        </w:tc>
-        <w:tc>
-          <w:tcPr>
-            <w:tcW w:w="2839" w:type="pct"/>
-            <w:tcBorders>
-              <w:top w:val="single" w:color="31849B" w:sz="8" w:space="0"/>
-              <w:left w:val="single" w:color="31849B" w:sz="8" w:space="0"/>
-              <w:bottom w:val="single" w:color="31849B" w:sz="8" w:space="0"/>
-            </w:tcBorders>
-            <w:shd w:val="clear" w:color="auto" w:fill="auto"/>
-            <w:vAlign w:val="center"/>
-          </w:tcPr>
-          <w:p>
-            <w:pPr>
-              <w:pStyle w:val="21"/>
-              <w:keepNext w:val="0"/>
-              <w:keepLines w:val="0"/>
-              <w:pageBreakBefore w:val="0"/>
-              <w:widowControl w:val="0"/>
-              <w:kinsoku/>
-              <w:wordWrap/>
-              <w:overflowPunct/>
-              <w:topLinePunct w:val="0"/>
-              <w:autoSpaceDE/>
-              <w:autoSpaceDN/>
-              <w:bidi w:val="0"/>
-              <w:adjustRightInd w:val="0"/>
-              <w:snapToGrid w:val="0"/>
-              <w:spacing w:line="240" w:lineRule="auto"/>
-              <w:ind w:left="110" w:leftChars="50" w:right="119" w:rightChars="0"/>
-              <w:jc w:val="both"/>
-              <w:textAlignment w:val="auto"/>
-              <w:rPr>
-                <w:rFonts w:ascii="Times New Roman" w:hAnsi="Times New Roman" w:eastAsia="微软雅黑" w:cs="Times New Roman"/>
-                <w:color w:val="262626"/>
-                <w:sz w:val="21"/>
-                <w:szCs w:val="21"/>
-                <w:lang w:eastAsia="zh-CN"/>
-              </w:rPr>
-            </w:pPr>
-            <w:r>
-              <w:rPr>
-                <w:rFonts w:hint="default" w:ascii="Times New Roman" w:hAnsi="Times New Roman" w:eastAsia="微软雅黑" w:cs="Times New Roman"/>
-                <w:color w:val="262626"/>
-                <w:sz w:val="21"/>
-                <w:szCs w:val="21"/>
-                <w:lang w:val="en-US" w:eastAsia="zh-CN" w:bidi="ar-SA"/>
-              </w:rPr>
-              <w:t>详见</w:t>
-            </w:r>
-            <w:r>
-              <w:rPr>
-                <w:rFonts w:hint="eastAsia" w:ascii="微软雅黑" w:hAnsi="微软雅黑" w:eastAsia="微软雅黑" w:cs="微软雅黑"/>
-                <w:color w:val="262626"/>
-                <w:sz w:val="21"/>
-                <w:szCs w:val="21"/>
-                <w:lang w:val="en-US" w:eastAsia="zh-CN" w:bidi="ar-SA"/>
-              </w:rPr>
-              <w:t>“</w:t>
-            </w:r>
-            <w:r>
-              <w:rPr>
-                <w:rFonts w:hint="default" w:ascii="Times New Roman" w:hAnsi="Times New Roman" w:eastAsia="微软雅黑" w:cs="Times New Roman"/>
-                <w:color w:val="262626"/>
-                <w:sz w:val="21"/>
-                <w:szCs w:val="21"/>
-                <w:lang w:val="en-US" w:eastAsia="zh-CN" w:bidi="ar-SA"/>
-              </w:rPr>
-              <w:t>预后相关基因检测结果及解析</w:t>
-            </w:r>
-            <w:r>
-              <w:rPr>
-                <w:rFonts w:hint="eastAsia" w:ascii="微软雅黑" w:hAnsi="微软雅黑" w:eastAsia="微软雅黑" w:cs="微软雅黑"/>
-                <w:color w:val="262626"/>
-                <w:sz w:val="21"/>
-                <w:szCs w:val="21"/>
-                <w:lang w:val="en-US" w:eastAsia="zh-CN" w:bidi="ar-SA"/>
-              </w:rPr>
-              <w:t>”</w:t>
-            </w:r>
-            <w:r>
-              <w:rPr>
-                <w:rFonts w:hint="default" w:ascii="Times New Roman" w:hAnsi="Times New Roman" w:eastAsia="微软雅黑" w:cs="Times New Roman"/>
-                <w:color w:val="262626"/>
-                <w:sz w:val="21"/>
-                <w:szCs w:val="21"/>
-                <w:lang w:val="en-US" w:eastAsia="zh-CN" w:bidi="ar-SA"/>
-              </w:rPr>
-              <w:t>部分</w:t>
-            </w:r>
-          </w:p>
-        </w:tc>
-      </w:tr>
-      <w:tr>
-        <w:tblPrEx>
-          <w:tblBorders>
-            <w:top w:val="none" w:color="auto" w:sz="0" w:space="0"/>
-            <w:left w:val="none" w:color="auto" w:sz="0" w:space="0"/>
-            <w:bottom w:val="none" w:color="auto" w:sz="0" w:space="0"/>
-            <w:right w:val="none" w:color="auto" w:sz="0" w:space="0"/>
-            <w:insideH w:val="none" w:color="auto" w:sz="0" w:space="0"/>
-            <w:insideV w:val="none" w:color="auto" w:sz="0" w:space="0"/>
-          </w:tblBorders>
-          <w:shd w:val="clear" w:color="auto" w:fill="auto"/>
-          <w:tblCellMar>
-            <w:top w:w="0" w:type="dxa"/>
-            <w:left w:w="0" w:type="dxa"/>
-            <w:bottom w:w="0" w:type="dxa"/>
-            <w:right w:w="0" w:type="dxa"/>
-          </w:tblCellMar>
-        </w:tblPrEx>
-        <w:trPr>
-          <w:trHeight w:val="397" w:hRule="atLeast"/>
-          <w:jc w:val="center"/>
-        </w:trPr>
-        <w:tc>
-          <w:tcPr>
-            <w:tcW w:w="5000" w:type="pct"/>
-            <w:gridSpan w:val="3"/>
-            <w:tcBorders>
-              <w:top w:val="single" w:color="31849B" w:sz="8" w:space="0"/>
-              <w:bottom w:val="single" w:color="31849B" w:sz="8" w:space="0"/>
-            </w:tcBorders>
-            <w:shd w:val="clear" w:color="auto" w:fill="auto"/>
-            <w:vAlign w:val="center"/>
-          </w:tcPr>
-          <w:p>
-            <w:pPr>
-              <w:pStyle w:val="21"/>
-              <w:keepNext w:val="0"/>
-              <w:keepLines w:val="0"/>
-              <w:pageBreakBefore w:val="0"/>
-              <w:widowControl w:val="0"/>
-              <w:kinsoku/>
-              <w:wordWrap/>
-              <w:overflowPunct/>
-              <w:topLinePunct w:val="0"/>
-              <w:autoSpaceDE/>
-              <w:autoSpaceDN/>
-              <w:bidi w:val="0"/>
-              <w:adjustRightInd w:val="0"/>
-              <w:snapToGrid w:val="0"/>
-              <w:spacing w:line="240" w:lineRule="auto"/>
-              <w:ind w:left="110" w:leftChars="50" w:right="119" w:rightChars="0"/>
-              <w:jc w:val="both"/>
-              <w:textAlignment w:val="auto"/>
-              <w:rPr>
-                <w:rFonts w:ascii="Times New Roman" w:hAnsi="Times New Roman" w:eastAsia="微软雅黑" w:cs="Times New Roman"/>
-                <w:color w:val="262626"/>
-                <w:sz w:val="21"/>
-                <w:szCs w:val="21"/>
-                <w:lang w:eastAsia="zh-CN"/>
-              </w:rPr>
-            </w:pPr>
-            <w:r>
-              <w:rPr>
-                <w:rFonts w:hint="eastAsia" w:ascii="Times New Roman" w:hAnsi="Times New Roman" w:eastAsia="微软雅黑" w:cs="Times New Roman"/>
-                <w:color w:val="262626"/>
-                <w:sz w:val="21"/>
-                <w:szCs w:val="21"/>
-                <w:lang w:eastAsia="zh-CN"/>
-              </w:rPr>
-              <w:t>{%tr endif %}</w:t>
-            </w:r>
-          </w:p>
-        </w:tc>
-      </w:tr>
-      <w:tr>
-        <w:tblPrEx>
-          <w:tblBorders>
-            <w:top w:val="none" w:color="auto" w:sz="0" w:space="0"/>
-            <w:left w:val="none" w:color="auto" w:sz="0" w:space="0"/>
-            <w:bottom w:val="none" w:color="auto" w:sz="0" w:space="0"/>
-            <w:right w:val="none" w:color="auto" w:sz="0" w:space="0"/>
-            <w:insideH w:val="none" w:color="auto" w:sz="0" w:space="0"/>
-            <w:insideV w:val="none" w:color="auto" w:sz="0" w:space="0"/>
-          </w:tblBorders>
-          <w:shd w:val="clear" w:color="auto" w:fill="auto"/>
-          <w:tblCellMar>
-            <w:top w:w="0" w:type="dxa"/>
-            <w:left w:w="0" w:type="dxa"/>
-            <w:bottom w:w="0" w:type="dxa"/>
-            <w:right w:w="0" w:type="dxa"/>
-          </w:tblCellMar>
-        </w:tblPrEx>
-        <w:trPr>
-          <w:trHeight w:val="397" w:hRule="atLeast"/>
-          <w:jc w:val="center"/>
-        </w:trPr>
-        <w:tc>
-          <w:tcPr>
-            <w:tcW w:w="5000" w:type="pct"/>
-            <w:gridSpan w:val="3"/>
-            <w:tcBorders>
-              <w:top w:val="single" w:color="31849B" w:sz="8" w:space="0"/>
-              <w:bottom w:val="single" w:color="31849B" w:sz="8" w:space="0"/>
-            </w:tcBorders>
-            <w:shd w:val="clear" w:color="auto" w:fill="auto"/>
-            <w:vAlign w:val="center"/>
-          </w:tcPr>
-          <w:p>
-            <w:pPr>
-              <w:pStyle w:val="21"/>
-              <w:keepNext w:val="0"/>
-              <w:keepLines w:val="0"/>
-              <w:pageBreakBefore w:val="0"/>
-              <w:widowControl w:val="0"/>
-              <w:kinsoku/>
-              <w:wordWrap/>
-              <w:overflowPunct/>
-              <w:topLinePunct w:val="0"/>
-              <w:autoSpaceDE/>
-              <w:autoSpaceDN/>
-              <w:bidi w:val="0"/>
-              <w:adjustRightInd w:val="0"/>
-              <w:snapToGrid w:val="0"/>
-              <w:spacing w:line="240" w:lineRule="auto"/>
-              <w:ind w:left="110" w:leftChars="50" w:right="119" w:rightChars="0"/>
-              <w:jc w:val="both"/>
-              <w:textAlignment w:val="auto"/>
-              <w:rPr>
-                <w:rFonts w:ascii="Times New Roman" w:hAnsi="Times New Roman" w:eastAsia="微软雅黑" w:cs="Times New Roman"/>
-                <w:color w:val="262626"/>
-                <w:sz w:val="21"/>
-                <w:szCs w:val="21"/>
-                <w:lang w:eastAsia="zh-CN"/>
-              </w:rPr>
-            </w:pPr>
-            <w:r>
-              <w:rPr>
-                <w:rFonts w:hint="eastAsia" w:ascii="Times New Roman" w:hAnsi="Times New Roman" w:eastAsia="微软雅黑" w:cs="Times New Roman"/>
-                <w:color w:val="262626"/>
-                <w:sz w:val="21"/>
-                <w:szCs w:val="21"/>
-                <w:lang w:eastAsia="zh-CN"/>
-              </w:rPr>
-              <w:t>{%tr if gastrointestinalStromalTumor == True %}</w:t>
-            </w:r>
-          </w:p>
-        </w:tc>
-      </w:tr>
-      <w:tr>
-        <w:tblPrEx>
-          <w:tblBorders>
-            <w:top w:val="none" w:color="auto" w:sz="0" w:space="0"/>
-            <w:left w:val="none" w:color="auto" w:sz="0" w:space="0"/>
-            <w:bottom w:val="none" w:color="auto" w:sz="0" w:space="0"/>
-            <w:right w:val="none" w:color="auto" w:sz="0" w:space="0"/>
-            <w:insideH w:val="none" w:color="auto" w:sz="0" w:space="0"/>
-            <w:insideV w:val="none" w:color="auto" w:sz="0" w:space="0"/>
-          </w:tblBorders>
-          <w:shd w:val="clear" w:color="auto" w:fill="auto"/>
-          <w:tblCellMar>
-            <w:top w:w="0" w:type="dxa"/>
-            <w:left w:w="0" w:type="dxa"/>
-            <w:bottom w:w="0" w:type="dxa"/>
-            <w:right w:w="0" w:type="dxa"/>
-          </w:tblCellMar>
-        </w:tblPrEx>
-        <w:trPr>
-          <w:trHeight w:val="397" w:hRule="atLeast"/>
-          <w:jc w:val="center"/>
-        </w:trPr>
-        <w:tc>
-          <w:tcPr>
-            <w:tcW w:w="2160" w:type="pct"/>
-            <w:gridSpan w:val="2"/>
-            <w:tcBorders>
-              <w:top w:val="single" w:color="31849B" w:sz="8" w:space="0"/>
-              <w:bottom w:val="single" w:color="31849B" w:sz="8" w:space="0"/>
-              <w:right w:val="single" w:color="31849B" w:sz="8" w:space="0"/>
-            </w:tcBorders>
-            <w:shd w:val="clear" w:color="auto" w:fill="auto"/>
-            <w:vAlign w:val="center"/>
-          </w:tcPr>
-          <w:p>
-            <w:pPr>
-              <w:pStyle w:val="21"/>
-              <w:keepNext w:val="0"/>
-              <w:keepLines w:val="0"/>
-              <w:pageBreakBefore w:val="0"/>
-              <w:widowControl w:val="0"/>
-              <w:kinsoku/>
-              <w:wordWrap/>
-              <w:overflowPunct/>
-              <w:topLinePunct w:val="0"/>
-              <w:autoSpaceDE/>
-              <w:autoSpaceDN/>
-              <w:bidi w:val="0"/>
-              <w:adjustRightInd w:val="0"/>
-              <w:snapToGrid w:val="0"/>
-              <w:spacing w:line="240" w:lineRule="auto"/>
-              <w:ind w:left="110" w:leftChars="50"/>
-              <w:jc w:val="both"/>
-              <w:textAlignment w:val="auto"/>
-              <w:rPr>
-                <w:rFonts w:ascii="Times New Roman" w:hAnsi="Times New Roman" w:eastAsia="微软雅黑" w:cs="Times New Roman"/>
-                <w:b/>
-                <w:bCs/>
-                <w:color w:val="262626"/>
-                <w:sz w:val="21"/>
-                <w:szCs w:val="21"/>
-                <w:lang w:eastAsia="zh-CN"/>
-              </w:rPr>
-            </w:pPr>
-            <w:r>
-              <w:rPr>
-                <w:rFonts w:ascii="Times New Roman" w:hAnsi="Times New Roman" w:eastAsia="微软雅黑" w:cs="Times New Roman"/>
-                <w:b/>
-                <w:bCs/>
-                <w:color w:val="262626"/>
-                <w:sz w:val="21"/>
-                <w:szCs w:val="21"/>
-                <w:lang w:eastAsia="zh-CN"/>
-              </w:rPr>
-              <w:t>化疗药物检测</w:t>
-            </w:r>
-          </w:p>
-        </w:tc>
-        <w:tc>
-          <w:tcPr>
-            <w:tcW w:w="2839" w:type="pct"/>
-            <w:tcBorders>
-              <w:top w:val="single" w:color="31849B" w:sz="8" w:space="0"/>
-              <w:left w:val="single" w:color="31849B" w:sz="8" w:space="0"/>
-              <w:bottom w:val="single" w:color="31849B" w:sz="8" w:space="0"/>
-            </w:tcBorders>
-            <w:shd w:val="clear" w:color="auto" w:fill="auto"/>
-            <w:vAlign w:val="center"/>
-          </w:tcPr>
-          <w:p>
-            <w:pPr>
-              <w:pStyle w:val="21"/>
-              <w:keepNext w:val="0"/>
-              <w:keepLines w:val="0"/>
-              <w:pageBreakBefore w:val="0"/>
-              <w:widowControl w:val="0"/>
-              <w:kinsoku/>
-              <w:wordWrap/>
-              <w:overflowPunct/>
-              <w:topLinePunct w:val="0"/>
-              <w:autoSpaceDE/>
-              <w:autoSpaceDN/>
-              <w:bidi w:val="0"/>
-              <w:adjustRightInd w:val="0"/>
-              <w:snapToGrid w:val="0"/>
-              <w:spacing w:line="240" w:lineRule="auto"/>
-              <w:ind w:left="110" w:leftChars="50" w:right="119" w:rightChars="0"/>
-              <w:jc w:val="both"/>
-              <w:textAlignment w:val="auto"/>
-              <w:rPr>
-                <w:rFonts w:hint="eastAsia" w:ascii="微软雅黑" w:hAnsi="微软雅黑" w:eastAsia="微软雅黑" w:cs="微软雅黑"/>
-                <w:color w:val="262626"/>
-                <w:sz w:val="18"/>
-                <w:szCs w:val="18"/>
-                <w:lang w:eastAsia="zh-CN"/>
-              </w:rPr>
-            </w:pPr>
-            <w:r>
-              <w:rPr>
-                <w:rFonts w:ascii="Times New Roman" w:hAnsi="Times New Roman" w:eastAsia="微软雅黑" w:cs="Times New Roman"/>
-                <w:color w:val="262626"/>
-                <w:sz w:val="21"/>
-                <w:szCs w:val="21"/>
-                <w:lang w:eastAsia="zh-CN"/>
-              </w:rPr>
-              <w:t>详见“化疗药物检测解析”部分</w:t>
-            </w:r>
-          </w:p>
-        </w:tc>
-      </w:tr>
-      <w:tr>
-        <w:tblPrEx>
-          <w:tblBorders>
-            <w:top w:val="none" w:color="auto" w:sz="0" w:space="0"/>
-            <w:left w:val="none" w:color="auto" w:sz="0" w:space="0"/>
-            <w:bottom w:val="none" w:color="auto" w:sz="0" w:space="0"/>
-            <w:right w:val="none" w:color="auto" w:sz="0" w:space="0"/>
-            <w:insideH w:val="none" w:color="auto" w:sz="0" w:space="0"/>
-            <w:insideV w:val="none" w:color="auto" w:sz="0" w:space="0"/>
-          </w:tblBorders>
-          <w:shd w:val="clear" w:color="auto" w:fill="auto"/>
-          <w:tblCellMar>
-            <w:top w:w="0" w:type="dxa"/>
-            <w:left w:w="0" w:type="dxa"/>
-            <w:bottom w:w="0" w:type="dxa"/>
-            <w:right w:w="0" w:type="dxa"/>
-          </w:tblCellMar>
-        </w:tblPrEx>
-        <w:trPr>
-          <w:trHeight w:val="397" w:hRule="atLeast"/>
-          <w:jc w:val="center"/>
-        </w:trPr>
-        <w:tc>
-          <w:tcPr>
-            <w:tcW w:w="5000" w:type="pct"/>
-            <w:gridSpan w:val="3"/>
-            <w:tcBorders>
-              <w:top w:val="single" w:color="31849B" w:sz="8" w:space="0"/>
-              <w:bottom w:val="single" w:color="31849B" w:sz="8" w:space="0"/>
-            </w:tcBorders>
-            <w:shd w:val="clear" w:color="auto" w:fill="auto"/>
-            <w:vAlign w:val="center"/>
-          </w:tcPr>
-          <w:p>
-            <w:pPr>
-              <w:pStyle w:val="21"/>
-              <w:keepNext w:val="0"/>
-              <w:keepLines w:val="0"/>
-              <w:pageBreakBefore w:val="0"/>
-              <w:widowControl w:val="0"/>
-              <w:kinsoku/>
-              <w:wordWrap/>
-              <w:overflowPunct/>
-              <w:topLinePunct w:val="0"/>
-              <w:autoSpaceDE/>
-              <w:autoSpaceDN/>
-              <w:bidi w:val="0"/>
-              <w:adjustRightInd w:val="0"/>
-              <w:snapToGrid w:val="0"/>
-              <w:spacing w:line="240" w:lineRule="auto"/>
-              <w:ind w:left="110" w:leftChars="50" w:right="119" w:rightChars="0"/>
-              <w:jc w:val="both"/>
-              <w:textAlignment w:val="auto"/>
-              <w:rPr>
-                <w:rFonts w:ascii="Times New Roman" w:hAnsi="Times New Roman" w:eastAsia="微软雅黑" w:cs="Times New Roman"/>
-                <w:color w:val="262626"/>
-                <w:sz w:val="21"/>
-                <w:szCs w:val="21"/>
-                <w:lang w:eastAsia="zh-CN"/>
-              </w:rPr>
-            </w:pPr>
-            <w:r>
-              <w:rPr>
-                <w:rFonts w:hint="eastAsia" w:ascii="Times New Roman" w:hAnsi="Times New Roman" w:eastAsia="微软雅黑" w:cs="Times New Roman"/>
-                <w:color w:val="262626"/>
-                <w:sz w:val="21"/>
-                <w:szCs w:val="21"/>
-                <w:lang w:eastAsia="zh-CN"/>
-              </w:rPr>
-              <w:t>{%tr endif %}</w:t>
-            </w:r>
-          </w:p>
-        </w:tc>
-      </w:tr>
-      <w:tr>
-        <w:tblPrEx>
-          <w:tblBorders>
-            <w:top w:val="none" w:color="auto" w:sz="0" w:space="0"/>
-            <w:left w:val="none" w:color="auto" w:sz="0" w:space="0"/>
-            <w:bottom w:val="none" w:color="auto" w:sz="0" w:space="0"/>
-            <w:right w:val="none" w:color="auto" w:sz="0" w:space="0"/>
-            <w:insideH w:val="none" w:color="auto" w:sz="0" w:space="0"/>
-            <w:insideV w:val="none" w:color="auto" w:sz="0" w:space="0"/>
-          </w:tblBorders>
-          <w:shd w:val="clear" w:color="auto" w:fill="auto"/>
           <w:tblCellMar>
             <w:top w:w="0" w:type="dxa"/>
             <w:left w:w="0" w:type="dxa"/>
@@ -5419,8 +5397,8 @@
           <w:lang w:val="en-US" w:eastAsia="zh-CN"/>
         </w:rPr>
       </w:pPr>
-      <w:bookmarkStart w:id="21" w:name="_Toc5090"/>
-      <w:bookmarkStart w:id="22" w:name="_Toc21615"/>
+      <w:bookmarkStart w:id="21" w:name="_Toc21615"/>
+      <w:bookmarkStart w:id="22" w:name="_Toc5090"/>
       <w:r>
         <w:rPr>
           <w:rFonts w:hint="eastAsia" w:ascii="微软雅黑" w:hAnsi="微软雅黑" w:cs="Times New Roman"/>
@@ -5722,8 +5700,8 @@
         </w:rPr>
         <w:t>{% endif %}</w:t>
       </w:r>
-      <w:bookmarkStart w:id="23" w:name="_Toc3740"/>
-      <w:bookmarkStart w:id="24" w:name="_Toc17140"/>
+      <w:bookmarkStart w:id="23" w:name="_Toc17140"/>
+      <w:bookmarkStart w:id="24" w:name="_Toc3740"/>
       <w:r>
         <w:rPr>
           <w:rFonts w:hint="default" w:ascii="Times New Roman" w:hAnsi="Times New Roman" w:eastAsia="微软雅黑" w:cs="Times New Roman"/>
@@ -6843,16 +6821,16 @@
           <w:lang w:val="en-US" w:eastAsia="zh-CN"/>
         </w:rPr>
       </w:pPr>
-      <w:bookmarkStart w:id="26" w:name="_Toc30265"/>
-      <w:bookmarkStart w:id="27" w:name="_Toc9088"/>
-      <w:bookmarkStart w:id="28" w:name="_Toc23434"/>
-      <w:bookmarkStart w:id="29" w:name="_Toc105081898"/>
-      <w:bookmarkStart w:id="30" w:name="_Toc22976"/>
-      <w:bookmarkStart w:id="31" w:name="_Toc23375"/>
-      <w:bookmarkStart w:id="32" w:name="_Toc149837258"/>
-      <w:bookmarkStart w:id="33" w:name="_Toc11015_WPSOffice_Level2"/>
-      <w:bookmarkStart w:id="34" w:name="_Toc24979"/>
-      <w:bookmarkStart w:id="35" w:name="_Toc18062_WPSOffice_Level2"/>
+      <w:bookmarkStart w:id="26" w:name="_Toc23434"/>
+      <w:bookmarkStart w:id="27" w:name="_Toc30265"/>
+      <w:bookmarkStart w:id="28" w:name="_Toc105081898"/>
+      <w:bookmarkStart w:id="29" w:name="_Toc9088"/>
+      <w:bookmarkStart w:id="30" w:name="_Toc24979"/>
+      <w:bookmarkStart w:id="31" w:name="_Toc18062_WPSOffice_Level2"/>
+      <w:bookmarkStart w:id="32" w:name="_Toc22976"/>
+      <w:bookmarkStart w:id="33" w:name="_Toc149837258"/>
+      <w:bookmarkStart w:id="34" w:name="_Toc23375"/>
+      <w:bookmarkStart w:id="35" w:name="_Toc11015_WPSOffice_Level2"/>
       <w:r>
         <w:rPr>
           <w:rFonts w:hint="eastAsia" w:ascii="微软雅黑" w:hAnsi="微软雅黑" w:cs="Times New Roman"/>
@@ -6997,8 +6975,8 @@
                 <w:lang w:eastAsia="zh-CN"/>
               </w:rPr>
             </w:pPr>
-            <w:bookmarkStart w:id="36" w:name="_Toc7697"/>
-            <w:bookmarkStart w:id="37" w:name="_Toc149837259"/>
+            <w:bookmarkStart w:id="36" w:name="_Toc149837259"/>
+            <w:bookmarkStart w:id="37" w:name="_Toc7697"/>
             <w:r>
               <w:rPr>
                 <w:rFonts w:hint="default" w:ascii="Times New Roman" w:hAnsi="Times New Roman" w:eastAsia="微软雅黑" w:cs="Times New Roman"/>
@@ -10847,8 +10825,8 @@
                 <w:szCs w:val="21"/>
               </w:rPr>
             </w:pPr>
-            <w:bookmarkStart w:id="38" w:name="_Toc20137"/>
-            <w:bookmarkStart w:id="39" w:name="_Toc26758"/>
+            <w:bookmarkStart w:id="38" w:name="_Toc26758"/>
+            <w:bookmarkStart w:id="39" w:name="_Toc20137"/>
             <w:r>
               <w:rPr>
                 <w:rFonts w:hint="default" w:ascii="Times New Roman" w:hAnsi="Times New Roman" w:eastAsia="微软雅黑" w:cs="Times New Roman"/>
@@ -11846,11 +11824,11 @@
           <w:lang w:val="en-US" w:eastAsia="zh-CN"/>
         </w:rPr>
       </w:pPr>
-      <w:bookmarkStart w:id="40" w:name="_Toc10059"/>
-      <w:bookmarkStart w:id="41" w:name="_Toc6573"/>
-      <w:bookmarkStart w:id="42" w:name="_Toc23725"/>
-      <w:bookmarkStart w:id="43" w:name="_Toc14639"/>
-      <w:bookmarkStart w:id="44" w:name="_Toc22042"/>
+      <w:bookmarkStart w:id="40" w:name="_Toc14639"/>
+      <w:bookmarkStart w:id="41" w:name="_Toc22042"/>
+      <w:bookmarkStart w:id="42" w:name="_Toc6573"/>
+      <w:bookmarkStart w:id="43" w:name="_Toc10059"/>
+      <w:bookmarkStart w:id="44" w:name="_Toc23725"/>
       <w:r>
         <w:rPr>
           <w:rFonts w:hint="default" w:ascii="微软雅黑" w:hAnsi="微软雅黑" w:cs="Times New Roman"/>
@@ -15121,31 +15099,10 @@
           <w:highlight w:val="none"/>
           <w:lang w:eastAsia="zh-CN"/>
         </w:rPr>
-        <w:t xml:space="preserve">{% endif %}{%if reportInfo.conf.thyroidCancerPrognosis </w:t>
+        <w:t>{% endif %}{%if (reportInfo.conf.thyroidCancerPrognosis and disease.ThyroidCarcinoma) or (reportInfo.conf.melanomaPrognosis)%}</w:t>
       </w:r>
-      <w:r>
-        <w:rPr>
-          <w:rStyle w:val="19"/>
-          <w:rFonts w:hint="eastAsia" w:ascii="Times New Roman" w:hAnsi="Times New Roman" w:eastAsia="微软雅黑" w:cs="Times New Roman"/>
-          <w:color w:val="262626"/>
-          <w:sz w:val="24"/>
-          <w:szCs w:val="24"/>
-          <w:highlight w:val="none"/>
-          <w:lang w:val="en-US" w:eastAsia="zh-CN"/>
-        </w:rPr>
-        <w:t>and disease.ThyroidCarcinoma</w:t>
-      </w:r>
-      <w:r>
-        <w:rPr>
-          <w:rFonts w:hint="default" w:ascii="Times New Roman" w:hAnsi="Times New Roman" w:eastAsia="微软雅黑" w:cs="Times New Roman"/>
-          <w:color w:val="262626"/>
-          <w:sz w:val="24"/>
-          <w:szCs w:val="24"/>
-          <w:highlight w:val="none"/>
-          <w:lang w:eastAsia="zh-CN"/>
-        </w:rPr>
-        <w:t>%}</w:t>
-      </w:r>
+      <w:bookmarkStart w:id="49" w:name="_GoBack"/>
+      <w:bookmarkEnd w:id="49"/>
     </w:p>
     <w:p>
       <w:pPr>
@@ -15181,8 +15138,8 @@
           <w:lang w:val="en-US" w:eastAsia="zh-CN"/>
         </w:rPr>
       </w:pPr>
-      <w:bookmarkStart w:id="45" w:name="_Toc20859"/>
-      <w:bookmarkStart w:id="46" w:name="_Toc8577"/>
+      <w:bookmarkStart w:id="45" w:name="_Toc8577"/>
+      <w:bookmarkStart w:id="46" w:name="_Toc20859"/>
       <w:bookmarkStart w:id="47" w:name="_Toc17242"/>
       <w:r>
         <w:rPr>
@@ -23445,8 +23402,6 @@
           <w:lang w:eastAsia="zh-CN"/>
         </w:rPr>
       </w:pPr>
-      <w:bookmarkStart w:id="49" w:name="_GoBack"/>
-      <w:bookmarkEnd w:id="49"/>
       <w:r>
         <w:rPr>
           <w:rFonts w:hint="eastAsia" w:ascii="Times New Roman" w:hAnsi="Times New Roman" w:eastAsia="微软雅黑" w:cs="Times New Roman"/>

--- a/WebContent/docx/泛癌种500基因检测报告-简单版.docx
+++ b/WebContent/docx/泛癌种500基因检测报告-简单版.docx
@@ -13,12 +13,12 @@
       <w:bookmarkStart w:id="0" w:name="_Toc21009_WPSOffice_Level1"/>
       <w:bookmarkStart w:id="1" w:name="_Toc24397"/>
       <w:bookmarkStart w:id="2" w:name="_Toc27500"/>
-      <w:bookmarkStart w:id="3" w:name="_Toc13806"/>
-      <w:bookmarkStart w:id="4" w:name="_Toc21669"/>
-      <w:bookmarkStart w:id="5" w:name="_Toc105081892"/>
-      <w:bookmarkStart w:id="6" w:name="_Toc30143_WPSOffice_Level1"/>
-      <w:bookmarkStart w:id="7" w:name="_Toc24178_WPSOffice_Level1"/>
-      <w:bookmarkStart w:id="8" w:name="_Toc32054"/>
+      <w:bookmarkStart w:id="3" w:name="_Toc105081892"/>
+      <w:bookmarkStart w:id="4" w:name="_Toc32054"/>
+      <w:bookmarkStart w:id="5" w:name="_Toc13806"/>
+      <w:bookmarkStart w:id="6" w:name="_Toc21669"/>
+      <w:bookmarkStart w:id="7" w:name="_Toc30143_WPSOffice_Level1"/>
+      <w:bookmarkStart w:id="8" w:name="_Toc24178_WPSOffice_Level1"/>
       <w:r>
         <w:rPr>
           <w:rFonts w:hint="eastAsia" w:ascii="Times New Roman" w:hAnsi="Times New Roman" w:eastAsia="微软雅黑" w:cs="Times New Roman"/>
@@ -144,12 +144,12 @@
               </w:rPr>
             </w:pPr>
             <w:bookmarkStart w:id="9" w:name="_Hlk16792570"/>
-            <w:bookmarkStart w:id="10" w:name="_Toc25920"/>
-            <w:bookmarkStart w:id="11" w:name="_Toc6221_WPSOffice_Level1"/>
-            <w:bookmarkStart w:id="12" w:name="_Toc3871"/>
-            <w:bookmarkStart w:id="13" w:name="_Toc18058"/>
-            <w:bookmarkStart w:id="14" w:name="_Toc1410"/>
-            <w:bookmarkStart w:id="15" w:name="_Toc23369_WPSOffice_Level1"/>
+            <w:bookmarkStart w:id="10" w:name="_Toc18058"/>
+            <w:bookmarkStart w:id="11" w:name="_Toc3871"/>
+            <w:bookmarkStart w:id="12" w:name="_Toc1410"/>
+            <w:bookmarkStart w:id="13" w:name="_Toc25920"/>
+            <w:bookmarkStart w:id="14" w:name="_Toc23369_WPSOffice_Level1"/>
+            <w:bookmarkStart w:id="15" w:name="_Toc6221_WPSOffice_Level1"/>
             <w:bookmarkStart w:id="16" w:name="_Toc105081895"/>
             <w:bookmarkStart w:id="17" w:name="_Toc4088"/>
             <w:bookmarkStart w:id="18" w:name="_Toc534807930"/>
@@ -1226,7 +1226,6 @@
             <w:insideH w:val="none" w:color="auto" w:sz="0" w:space="0"/>
             <w:insideV w:val="none" w:color="auto" w:sz="0" w:space="0"/>
           </w:tblBorders>
-          <w:shd w:val="clear" w:color="auto" w:fill="auto"/>
           <w:tblCellMar>
             <w:top w:w="0" w:type="dxa"/>
             <w:left w:w="0" w:type="dxa"/>
@@ -1284,6 +1283,172 @@
                 <w:lang w:eastAsia="zh-CN"/>
               </w:rPr>
               <w:t>{%tr endif %}</w:t>
+            </w:r>
+          </w:p>
+        </w:tc>
+      </w:tr>
+      <w:tr>
+        <w:tblPrEx>
+          <w:tblBorders>
+            <w:top w:val="none" w:color="auto" w:sz="0" w:space="0"/>
+            <w:left w:val="none" w:color="auto" w:sz="0" w:space="0"/>
+            <w:bottom w:val="none" w:color="auto" w:sz="0" w:space="0"/>
+            <w:right w:val="none" w:color="auto" w:sz="0" w:space="0"/>
+            <w:insideH w:val="none" w:color="auto" w:sz="0" w:space="0"/>
+            <w:insideV w:val="none" w:color="auto" w:sz="0" w:space="0"/>
+          </w:tblBorders>
+          <w:tblCellMar>
+            <w:top w:w="0" w:type="dxa"/>
+            <w:left w:w="0" w:type="dxa"/>
+            <w:bottom w:w="0" w:type="dxa"/>
+            <w:right w:w="0" w:type="dxa"/>
+          </w:tblCellMar>
+        </w:tblPrEx>
+        <w:trPr>
+          <w:trHeight w:val="397" w:hRule="atLeast"/>
+          <w:jc w:val="center"/>
+        </w:trPr>
+        <w:tc>
+          <w:tcPr>
+            <w:tcW w:w="2160" w:type="pct"/>
+            <w:gridSpan w:val="2"/>
+            <w:tcBorders>
+              <w:top w:val="single" w:color="31849B" w:sz="8" w:space="0"/>
+              <w:bottom w:val="single" w:color="31849B" w:sz="8" w:space="0"/>
+              <w:right w:val="single" w:color="31849B" w:sz="8" w:space="0"/>
+            </w:tcBorders>
+            <w:shd w:val="clear" w:color="auto" w:fill="auto"/>
+            <w:vAlign w:val="center"/>
+          </w:tcPr>
+          <w:p>
+            <w:pPr>
+              <w:pStyle w:val="21"/>
+              <w:keepNext w:val="0"/>
+              <w:keepLines w:val="0"/>
+              <w:pageBreakBefore w:val="0"/>
+              <w:widowControl w:val="0"/>
+              <w:kinsoku/>
+              <w:wordWrap/>
+              <w:overflowPunct/>
+              <w:topLinePunct w:val="0"/>
+              <w:autoSpaceDE/>
+              <w:autoSpaceDN/>
+              <w:bidi w:val="0"/>
+              <w:adjustRightInd w:val="0"/>
+              <w:snapToGrid w:val="0"/>
+              <w:spacing w:line="240" w:lineRule="auto"/>
+              <w:ind w:left="110" w:leftChars="50"/>
+              <w:jc w:val="both"/>
+              <w:textAlignment w:val="auto"/>
+              <w:rPr>
+                <w:rFonts w:ascii="Times New Roman" w:hAnsi="Times New Roman" w:eastAsia="微软雅黑" w:cs="Times New Roman"/>
+                <w:b/>
+                <w:bCs/>
+                <w:color w:val="262626"/>
+                <w:sz w:val="21"/>
+                <w:szCs w:val="21"/>
+              </w:rPr>
+            </w:pPr>
+            <w:r>
+              <w:rPr>
+                <w:rFonts w:ascii="Times New Roman" w:hAnsi="Times New Roman" w:eastAsia="微软雅黑" w:cs="Times New Roman"/>
+                <w:b/>
+                <w:bCs/>
+                <w:color w:val="262626"/>
+                <w:sz w:val="21"/>
+                <w:szCs w:val="21"/>
+              </w:rPr>
+              <w:t>靶向用药指导</w:t>
+            </w:r>
+          </w:p>
+        </w:tc>
+        <w:tc>
+          <w:tcPr>
+            <w:tcW w:w="2839" w:type="pct"/>
+            <w:tcBorders>
+              <w:top w:val="single" w:color="31849B" w:sz="8" w:space="0"/>
+              <w:left w:val="single" w:color="31849B" w:sz="8" w:space="0"/>
+              <w:bottom w:val="single" w:color="31849B" w:sz="8" w:space="0"/>
+            </w:tcBorders>
+            <w:shd w:val="clear" w:color="auto" w:fill="auto"/>
+            <w:vAlign w:val="center"/>
+          </w:tcPr>
+          <w:p>
+            <w:pPr>
+              <w:pStyle w:val="21"/>
+              <w:keepNext w:val="0"/>
+              <w:keepLines w:val="0"/>
+              <w:pageBreakBefore w:val="0"/>
+              <w:widowControl w:val="0"/>
+              <w:kinsoku/>
+              <w:wordWrap/>
+              <w:overflowPunct/>
+              <w:topLinePunct w:val="0"/>
+              <w:autoSpaceDE/>
+              <w:autoSpaceDN/>
+              <w:bidi w:val="0"/>
+              <w:adjustRightInd w:val="0"/>
+              <w:snapToGrid w:val="0"/>
+              <w:spacing w:line="240" w:lineRule="auto"/>
+              <w:ind w:left="110" w:leftChars="50" w:right="119" w:rightChars="0"/>
+              <w:jc w:val="both"/>
+              <w:textAlignment w:val="auto"/>
+              <w:rPr>
+                <w:rFonts w:hint="eastAsia" w:ascii="Times New Roman" w:hAnsi="Times New Roman" w:eastAsia="微软雅黑" w:cs="Times New Roman"/>
+                <w:color w:val="262626"/>
+                <w:sz w:val="21"/>
+                <w:szCs w:val="21"/>
+                <w:lang w:eastAsia="zh-CN"/>
+              </w:rPr>
+            </w:pPr>
+            <w:r>
+              <w:rPr>
+                <w:rFonts w:hint="eastAsia" w:ascii="Times New Roman" w:hAnsi="Times New Roman" w:eastAsia="微软雅黑" w:cs="Times New Roman"/>
+                <w:color w:val="262626"/>
+                <w:sz w:val="21"/>
+                <w:szCs w:val="21"/>
+                <w:lang w:eastAsia="zh-CN"/>
+              </w:rPr>
+              <w:t>共检出{{ summaryOfRresults.thisGeneticmarkerVwListSize }}个体细胞突变，其中{{ summaryOfRresults.somaticCellMedicationNum}}个与靶向药物相关{{bodyDrugStr}}；</w:t>
+            </w:r>
+          </w:p>
+          <w:p>
+            <w:pPr>
+              <w:pStyle w:val="21"/>
+              <w:keepNext w:val="0"/>
+              <w:keepLines w:val="0"/>
+              <w:pageBreakBefore w:val="0"/>
+              <w:widowControl w:val="0"/>
+              <w:kinsoku/>
+              <w:wordWrap/>
+              <w:overflowPunct/>
+              <w:topLinePunct w:val="0"/>
+              <w:autoSpaceDE/>
+              <w:autoSpaceDN/>
+              <w:bidi w:val="0"/>
+              <w:adjustRightInd w:val="0"/>
+              <w:snapToGrid w:val="0"/>
+              <w:spacing w:line="240" w:lineRule="auto"/>
+              <w:ind w:left="110" w:leftChars="50" w:right="119" w:rightChars="0"/>
+              <w:jc w:val="both"/>
+              <w:textAlignment w:val="auto"/>
+              <w:rPr>
+                <w:rFonts w:hint="eastAsia" w:ascii="微软雅黑" w:hAnsi="微软雅黑" w:eastAsia="微软雅黑" w:cs="微软雅黑"/>
+                <w:color w:val="262626"/>
+                <w:sz w:val="18"/>
+                <w:szCs w:val="18"/>
+                <w:lang w:eastAsia="zh-CN"/>
+              </w:rPr>
+            </w:pPr>
+            <w:r>
+              <w:rPr>
+                <w:rFonts w:hint="eastAsia" w:ascii="Times New Roman" w:hAnsi="Times New Roman" w:eastAsia="微软雅黑" w:cs="Times New Roman"/>
+                <w:color w:val="262626"/>
+                <w:sz w:val="21"/>
+                <w:szCs w:val="21"/>
+                <w:lang w:eastAsia="zh-CN"/>
+              </w:rPr>
+              <w:t>共检出{{ summaryOfRresults.crCheckLineStrYF1280Size }}个胚系突变，其中{{summaryOfRresults.crDrugList}}个与靶向药物相关{{embryonalDrugStr}}</w:t>
             </w:r>
           </w:p>
         </w:tc>
@@ -1324,7 +1489,6 @@
           </w:tcPr>
           <w:p>
             <w:pPr>
-              <w:pStyle w:val="21"/>
               <w:keepNext w:val="0"/>
               <w:keepLines w:val="0"/>
               <w:pageBreakBefore w:val="0"/>
@@ -1336,11 +1500,10 @@
               <w:autoSpaceDE/>
               <w:autoSpaceDN/>
               <w:bidi w:val="0"/>
-              <w:adjustRightInd w:val="0"/>
+              <w:adjustRightInd/>
               <w:snapToGrid w:val="0"/>
-              <w:spacing w:line="240" w:lineRule="auto"/>
-              <w:ind w:left="110" w:leftChars="50"/>
-              <w:jc w:val="both"/>
+              <w:ind w:left="57" w:leftChars="0" w:right="57" w:rightChars="0"/>
+              <w:jc w:val="left"/>
               <w:textAlignment w:val="auto"/>
               <w:rPr>
                 <w:rFonts w:ascii="Times New Roman" w:hAnsi="Times New Roman" w:eastAsia="微软雅黑" w:cs="Times New Roman"/>
@@ -1360,7 +1523,7 @@
                 <w:sz w:val="21"/>
                 <w:szCs w:val="21"/>
               </w:rPr>
-              <w:t>靶向用药指导</w:t>
+              <w:t>肿瘤遗传风险检测</w:t>
             </w:r>
           </w:p>
         </w:tc>
@@ -1405,52 +1568,143 @@
             </w:pPr>
             <w:r>
               <w:rPr>
+                <w:rFonts w:hint="default" w:ascii="Times New Roman" w:hAnsi="Times New Roman" w:eastAsia="微软雅黑" w:cs="Times New Roman"/>
+                <w:color w:val="262626"/>
+                <w:sz w:val="21"/>
+                <w:szCs w:val="21"/>
+                <w:lang w:val="en-US" w:eastAsia="zh-CN"/>
+              </w:rPr>
+              <w:t>共检出</w:t>
+            </w:r>
+            <w:r>
+              <w:rPr>
                 <w:rFonts w:hint="eastAsia" w:ascii="Times New Roman" w:hAnsi="Times New Roman" w:eastAsia="微软雅黑" w:cs="Times New Roman"/>
                 <w:color w:val="262626"/>
                 <w:sz w:val="21"/>
                 <w:szCs w:val="21"/>
-                <w:lang w:eastAsia="zh-CN"/>
-              </w:rPr>
-              <w:t>共检出{{ summaryOfRresults.thisGeneticmarkerVwListSize }}个体细胞突变，其中{{ summaryOfRresults.somaticCellMedicationNum}}个与靶向药物相关{{bodyDrugStr}}；</w:t>
-            </w:r>
-          </w:p>
-          <w:p>
-            <w:pPr>
-              <w:pStyle w:val="21"/>
-              <w:keepNext w:val="0"/>
-              <w:keepLines w:val="0"/>
-              <w:pageBreakBefore w:val="0"/>
-              <w:widowControl w:val="0"/>
-              <w:kinsoku/>
-              <w:wordWrap/>
-              <w:overflowPunct/>
-              <w:topLinePunct w:val="0"/>
-              <w:autoSpaceDE/>
-              <w:autoSpaceDN/>
-              <w:bidi w:val="0"/>
-              <w:adjustRightInd w:val="0"/>
-              <w:snapToGrid w:val="0"/>
-              <w:spacing w:line="240" w:lineRule="auto"/>
-              <w:ind w:left="110" w:leftChars="50" w:right="119" w:rightChars="0"/>
-              <w:jc w:val="both"/>
-              <w:textAlignment w:val="auto"/>
-              <w:rPr>
-                <w:rFonts w:hint="eastAsia" w:ascii="微软雅黑" w:hAnsi="微软雅黑" w:eastAsia="微软雅黑" w:cs="微软雅黑"/>
-                <w:color w:val="262626"/>
-                <w:sz w:val="18"/>
-                <w:szCs w:val="18"/>
-                <w:lang w:eastAsia="zh-CN"/>
-              </w:rPr>
-            </w:pPr>
+                <w:lang w:val="en-US" w:eastAsia="zh-CN"/>
+              </w:rPr>
+              <w:t>{{ summaryOfRresults.crCheckLineStrYF1280Size }}</w:t>
+            </w:r>
+            <w:r>
+              <w:rPr>
+                <w:rFonts w:hint="default" w:ascii="Times New Roman" w:hAnsi="Times New Roman" w:eastAsia="微软雅黑" w:cs="Times New Roman"/>
+                <w:color w:val="262626"/>
+                <w:sz w:val="21"/>
+                <w:szCs w:val="21"/>
+                <w:lang w:val="en-US" w:eastAsia="zh-CN"/>
+              </w:rPr>
+              <w:t>个胚系突变，其中</w:t>
+            </w:r>
             <w:r>
               <w:rPr>
                 <w:rFonts w:hint="eastAsia" w:ascii="Times New Roman" w:hAnsi="Times New Roman" w:eastAsia="微软雅黑" w:cs="Times New Roman"/>
                 <w:color w:val="262626"/>
                 <w:sz w:val="21"/>
                 <w:szCs w:val="21"/>
-                <w:lang w:eastAsia="zh-CN"/>
-              </w:rPr>
-              <w:t>共检出{{ summaryOfRresults.crCheckLineStrYF1280Size }}个胚系突变，其中{{summaryOfRresults.crDrugList}}个与靶向药物相关{{embryonalDrugStr}}</w:t>
+                <w:lang w:val="en-US" w:eastAsia="zh-CN"/>
+              </w:rPr>
+              <w:t>{{summaryOfRresults.hasPathogenicityCount}}</w:t>
+            </w:r>
+            <w:r>
+              <w:rPr>
+                <w:rFonts w:hint="default" w:ascii="Times New Roman" w:hAnsi="Times New Roman" w:eastAsia="微软雅黑" w:cs="Times New Roman"/>
+                <w:color w:val="262626"/>
+                <w:sz w:val="21"/>
+                <w:szCs w:val="21"/>
+                <w:lang w:val="en-US" w:eastAsia="zh-CN"/>
+              </w:rPr>
+              <w:t>个为致病</w:t>
+            </w:r>
+            <w:r>
+              <w:rPr>
+                <w:rFonts w:hint="eastAsia" w:ascii="Times New Roman" w:hAnsi="Times New Roman" w:eastAsia="微软雅黑" w:cs="Times New Roman"/>
+                <w:color w:val="262626"/>
+                <w:sz w:val="21"/>
+                <w:szCs w:val="21"/>
+                <w:lang w:val="en-US" w:eastAsia="zh-CN"/>
+              </w:rPr>
+              <w:t>/可能</w:t>
+            </w:r>
+            <w:r>
+              <w:rPr>
+                <w:rFonts w:hint="default" w:ascii="Times New Roman" w:hAnsi="Times New Roman" w:eastAsia="微软雅黑" w:cs="Times New Roman"/>
+                <w:color w:val="262626"/>
+                <w:sz w:val="21"/>
+                <w:szCs w:val="21"/>
+                <w:lang w:val="en-US" w:eastAsia="zh-CN"/>
+              </w:rPr>
+              <w:t>致病</w:t>
+            </w:r>
+            <w:r>
+              <w:rPr>
+                <w:rFonts w:hint="eastAsia" w:ascii="Times New Roman" w:hAnsi="Times New Roman" w:eastAsia="微软雅黑" w:cs="Times New Roman"/>
+                <w:color w:val="262626"/>
+                <w:sz w:val="21"/>
+                <w:szCs w:val="21"/>
+                <w:lang w:val="en-US" w:eastAsia="zh-CN"/>
+              </w:rPr>
+              <w:t>性</w:t>
+            </w:r>
+            <w:r>
+              <w:rPr>
+                <w:rFonts w:hint="default" w:ascii="Times New Roman" w:hAnsi="Times New Roman" w:eastAsia="微软雅黑" w:cs="Times New Roman"/>
+                <w:color w:val="262626"/>
+                <w:sz w:val="21"/>
+                <w:szCs w:val="21"/>
+                <w:lang w:val="en-US" w:eastAsia="zh-CN"/>
+              </w:rPr>
+              <w:t>突变</w:t>
+            </w:r>
+            <w:r>
+              <w:rPr>
+                <w:rFonts w:hint="eastAsia" w:ascii="Times New Roman" w:hAnsi="Times New Roman" w:eastAsia="微软雅黑" w:cs="Times New Roman"/>
+                <w:color w:val="262626"/>
+                <w:sz w:val="21"/>
+                <w:szCs w:val="21"/>
+                <w:lang w:val="en-US" w:eastAsia="zh-CN"/>
+              </w:rPr>
+              <w:t>{{</w:t>
+            </w:r>
+            <w:r>
+              <w:rPr>
+                <w:rFonts w:hint="default" w:ascii="Times New Roman" w:hAnsi="Times New Roman" w:eastAsia="微软雅黑" w:cs="Times New Roman"/>
+                <w:color w:val="262626"/>
+                <w:sz w:val="21"/>
+                <w:szCs w:val="21"/>
+                <w:lang w:val="en-US" w:eastAsia="zh-CN"/>
+              </w:rPr>
+              <w:t>crCheckDrugStr</w:t>
+            </w:r>
+            <w:r>
+              <w:rPr>
+                <w:rFonts w:hint="eastAsia" w:ascii="Times New Roman" w:hAnsi="Times New Roman" w:eastAsia="微软雅黑" w:cs="Times New Roman"/>
+                <w:color w:val="262626"/>
+                <w:sz w:val="21"/>
+                <w:szCs w:val="21"/>
+                <w:lang w:val="en-US" w:eastAsia="zh-CN"/>
+              </w:rPr>
+              <w:t>}}{{summaryOfRresults.</w:t>
+            </w:r>
+            <w:r>
+              <w:rPr>
+                <w:rFonts w:hint="default" w:ascii="Times New Roman" w:hAnsi="Times New Roman" w:eastAsia="微软雅黑" w:cs="Times New Roman"/>
+                <w:color w:val="262626"/>
+                <w:sz w:val="21"/>
+                <w:szCs w:val="21"/>
+                <w:lang w:val="en-US" w:eastAsia="zh-CN"/>
+              </w:rPr>
+              <w:t>cr_tumors_desc</w:t>
+            </w:r>
+            <w:r>
+              <w:rPr>
+                <w:rFonts w:hint="eastAsia" w:ascii="Times New Roman" w:hAnsi="Times New Roman" w:eastAsia="微软雅黑" w:cs="Times New Roman"/>
+                <w:color w:val="262626"/>
+                <w:sz w:val="21"/>
+                <w:szCs w:val="21"/>
+                <w:lang w:val="en-US" w:eastAsia="zh-CN"/>
+              </w:rPr>
+              <w:t>}}</w:t>
             </w:r>
           </w:p>
         </w:tc>
@@ -1479,62 +1733,10 @@
         </w:trPr>
         <w:tc>
           <w:tcPr>
-            <w:tcW w:w="2160" w:type="pct"/>
-            <w:gridSpan w:val="2"/>
+            <w:tcW w:w="5000" w:type="pct"/>
+            <w:gridSpan w:val="3"/>
             <w:tcBorders>
               <w:top w:val="single" w:color="31849B" w:sz="8" w:space="0"/>
-              <w:bottom w:val="single" w:color="31849B" w:sz="8" w:space="0"/>
-              <w:right w:val="single" w:color="31849B" w:sz="8" w:space="0"/>
-            </w:tcBorders>
-            <w:shd w:val="clear" w:color="auto" w:fill="auto"/>
-            <w:vAlign w:val="center"/>
-          </w:tcPr>
-          <w:p>
-            <w:pPr>
-              <w:keepNext w:val="0"/>
-              <w:keepLines w:val="0"/>
-              <w:pageBreakBefore w:val="0"/>
-              <w:widowControl w:val="0"/>
-              <w:kinsoku/>
-              <w:wordWrap/>
-              <w:overflowPunct/>
-              <w:topLinePunct w:val="0"/>
-              <w:autoSpaceDE/>
-              <w:autoSpaceDN/>
-              <w:bidi w:val="0"/>
-              <w:adjustRightInd/>
-              <w:snapToGrid w:val="0"/>
-              <w:ind w:left="57" w:leftChars="0" w:right="57" w:rightChars="0"/>
-              <w:jc w:val="left"/>
-              <w:textAlignment w:val="auto"/>
-              <w:rPr>
-                <w:rFonts w:ascii="Times New Roman" w:hAnsi="Times New Roman" w:eastAsia="微软雅黑" w:cs="Times New Roman"/>
-                <w:b/>
-                <w:bCs/>
-                <w:color w:val="262626"/>
-                <w:sz w:val="21"/>
-                <w:szCs w:val="21"/>
-              </w:rPr>
-            </w:pPr>
-            <w:r>
-              <w:rPr>
-                <w:rFonts w:ascii="Times New Roman" w:hAnsi="Times New Roman" w:eastAsia="微软雅黑" w:cs="Times New Roman"/>
-                <w:b/>
-                <w:bCs/>
-                <w:color w:val="262626"/>
-                <w:sz w:val="21"/>
-                <w:szCs w:val="21"/>
-              </w:rPr>
-              <w:t>肿瘤遗传风险检测</w:t>
-            </w:r>
-          </w:p>
-        </w:tc>
-        <w:tc>
-          <w:tcPr>
-            <w:tcW w:w="2839" w:type="pct"/>
-            <w:tcBorders>
-              <w:top w:val="single" w:color="31849B" w:sz="8" w:space="0"/>
-              <w:left w:val="single" w:color="31849B" w:sz="8" w:space="0"/>
               <w:bottom w:val="single" w:color="31849B" w:sz="8" w:space="0"/>
             </w:tcBorders>
             <w:shd w:val="clear" w:color="auto" w:fill="auto"/>
@@ -1561,32 +1763,43 @@
               <w:jc w:val="both"/>
               <w:textAlignment w:val="auto"/>
               <w:rPr>
+                <w:rFonts w:hint="default" w:ascii="Times New Roman" w:hAnsi="Times New Roman" w:eastAsia="微软雅黑" w:cs="Times New Roman"/>
+                <w:color w:val="262626"/>
+                <w:sz w:val="21"/>
+                <w:szCs w:val="21"/>
+                <w:lang w:val="en-US" w:eastAsia="zh-CN"/>
+              </w:rPr>
+            </w:pPr>
+            <w:r>
+              <w:rPr>
+                <w:rFonts w:hint="default" w:ascii="Times New Roman" w:hAnsi="Times New Roman" w:eastAsia="微软雅黑" w:cs="Times New Roman"/>
+                <w:color w:val="262626"/>
+                <w:sz w:val="21"/>
+                <w:szCs w:val="21"/>
+                <w:lang w:val="en-US" w:eastAsia="zh-CN"/>
+              </w:rPr>
+              <w:t>{%tr if (reportInfo.conf.thyroidCancerPrognosis and disease.ThyroidCarcinoma) or (reportInfo.conf.melanomaPrognosis</w:t>
+            </w:r>
+            <w:r>
+              <w:rPr>
                 <w:rFonts w:hint="eastAsia" w:ascii="Times New Roman" w:hAnsi="Times New Roman" w:eastAsia="微软雅黑" w:cs="Times New Roman"/>
                 <w:color w:val="262626"/>
                 <w:sz w:val="21"/>
                 <w:szCs w:val="21"/>
-                <w:lang w:eastAsia="zh-CN"/>
-              </w:rPr>
-            </w:pPr>
-            <w:r>
-              <w:rPr>
-                <w:rFonts w:hint="default" w:ascii="Times New Roman" w:hAnsi="Times New Roman" w:eastAsia="微软雅黑" w:cs="Times New Roman"/>
-                <w:color w:val="262626"/>
-                <w:sz w:val="21"/>
-                <w:szCs w:val="21"/>
                 <w:lang w:val="en-US" w:eastAsia="zh-CN"/>
               </w:rPr>
-              <w:t>共检出</w:t>
-            </w:r>
-            <w:r>
-              <w:rPr>
-                <w:rFonts w:hint="eastAsia" w:ascii="Times New Roman" w:hAnsi="Times New Roman" w:eastAsia="微软雅黑" w:cs="Times New Roman"/>
-                <w:color w:val="262626"/>
+              <w:t xml:space="preserve"> </w:t>
+            </w:r>
+            <w:r>
+              <w:rPr>
+                <w:rFonts w:hint="eastAsia" w:ascii="Times New Roman" w:hAnsi="Times New Roman" w:cs="Times New Roman"/>
+                <w:color w:val="3F3F3F"/>
+                <w:kern w:val="0"/>
                 <w:sz w:val="21"/>
                 <w:szCs w:val="21"/>
                 <w:lang w:val="en-US" w:eastAsia="zh-CN"/>
               </w:rPr>
-              <w:t>{{ summaryOfRresults.crCheckLineStrYF1280Size }}</w:t>
+              <w:t>and disease.Melanoma</w:t>
             </w:r>
             <w:r>
               <w:rPr>
@@ -1596,117 +1809,7 @@
                 <w:szCs w:val="21"/>
                 <w:lang w:val="en-US" w:eastAsia="zh-CN"/>
               </w:rPr>
-              <w:t>个胚系突变，其中</w:t>
-            </w:r>
-            <w:r>
-              <w:rPr>
-                <w:rFonts w:hint="eastAsia" w:ascii="Times New Roman" w:hAnsi="Times New Roman" w:eastAsia="微软雅黑" w:cs="Times New Roman"/>
-                <w:color w:val="262626"/>
-                <w:sz w:val="21"/>
-                <w:szCs w:val="21"/>
-                <w:lang w:val="en-US" w:eastAsia="zh-CN"/>
-              </w:rPr>
-              <w:t>{{summaryOfRresults.hasPathogenicityCount}}</w:t>
-            </w:r>
-            <w:r>
-              <w:rPr>
-                <w:rFonts w:hint="default" w:ascii="Times New Roman" w:hAnsi="Times New Roman" w:eastAsia="微软雅黑" w:cs="Times New Roman"/>
-                <w:color w:val="262626"/>
-                <w:sz w:val="21"/>
-                <w:szCs w:val="21"/>
-                <w:lang w:val="en-US" w:eastAsia="zh-CN"/>
-              </w:rPr>
-              <w:t>个为致病</w:t>
-            </w:r>
-            <w:r>
-              <w:rPr>
-                <w:rFonts w:hint="eastAsia" w:ascii="Times New Roman" w:hAnsi="Times New Roman" w:eastAsia="微软雅黑" w:cs="Times New Roman"/>
-                <w:color w:val="262626"/>
-                <w:sz w:val="21"/>
-                <w:szCs w:val="21"/>
-                <w:lang w:val="en-US" w:eastAsia="zh-CN"/>
-              </w:rPr>
-              <w:t>/可能</w:t>
-            </w:r>
-            <w:r>
-              <w:rPr>
-                <w:rFonts w:hint="default" w:ascii="Times New Roman" w:hAnsi="Times New Roman" w:eastAsia="微软雅黑" w:cs="Times New Roman"/>
-                <w:color w:val="262626"/>
-                <w:sz w:val="21"/>
-                <w:szCs w:val="21"/>
-                <w:lang w:val="en-US" w:eastAsia="zh-CN"/>
-              </w:rPr>
-              <w:t>致病</w:t>
-            </w:r>
-            <w:r>
-              <w:rPr>
-                <w:rFonts w:hint="eastAsia" w:ascii="Times New Roman" w:hAnsi="Times New Roman" w:eastAsia="微软雅黑" w:cs="Times New Roman"/>
-                <w:color w:val="262626"/>
-                <w:sz w:val="21"/>
-                <w:szCs w:val="21"/>
-                <w:lang w:val="en-US" w:eastAsia="zh-CN"/>
-              </w:rPr>
-              <w:t>性</w:t>
-            </w:r>
-            <w:r>
-              <w:rPr>
-                <w:rFonts w:hint="default" w:ascii="Times New Roman" w:hAnsi="Times New Roman" w:eastAsia="微软雅黑" w:cs="Times New Roman"/>
-                <w:color w:val="262626"/>
-                <w:sz w:val="21"/>
-                <w:szCs w:val="21"/>
-                <w:lang w:val="en-US" w:eastAsia="zh-CN"/>
-              </w:rPr>
-              <w:t>突变</w:t>
-            </w:r>
-            <w:r>
-              <w:rPr>
-                <w:rFonts w:hint="eastAsia" w:ascii="Times New Roman" w:hAnsi="Times New Roman" w:eastAsia="微软雅黑" w:cs="Times New Roman"/>
-                <w:color w:val="262626"/>
-                <w:sz w:val="21"/>
-                <w:szCs w:val="21"/>
-                <w:lang w:val="en-US" w:eastAsia="zh-CN"/>
-              </w:rPr>
-              <w:t>{{</w:t>
-            </w:r>
-            <w:r>
-              <w:rPr>
-                <w:rFonts w:hint="default" w:ascii="Times New Roman" w:hAnsi="Times New Roman" w:eastAsia="微软雅黑" w:cs="Times New Roman"/>
-                <w:color w:val="262626"/>
-                <w:sz w:val="21"/>
-                <w:szCs w:val="21"/>
-                <w:lang w:val="en-US" w:eastAsia="zh-CN"/>
-              </w:rPr>
-              <w:t>crCheckDrugStr</w:t>
-            </w:r>
-            <w:r>
-              <w:rPr>
-                <w:rFonts w:hint="eastAsia" w:ascii="Times New Roman" w:hAnsi="Times New Roman" w:eastAsia="微软雅黑" w:cs="Times New Roman"/>
-                <w:color w:val="262626"/>
-                <w:sz w:val="21"/>
-                <w:szCs w:val="21"/>
-                <w:lang w:val="en-US" w:eastAsia="zh-CN"/>
-              </w:rPr>
-              <w:t>}}{{summaryOfRresults.</w:t>
-            </w:r>
-            <w:r>
-              <w:rPr>
-                <w:rFonts w:hint="default" w:ascii="Times New Roman" w:hAnsi="Times New Roman" w:eastAsia="微软雅黑" w:cs="Times New Roman"/>
-                <w:color w:val="262626"/>
-                <w:sz w:val="21"/>
-                <w:szCs w:val="21"/>
-                <w:lang w:val="en-US" w:eastAsia="zh-CN"/>
-              </w:rPr>
-              <w:t>cr_tumors_desc</w:t>
-            </w:r>
-            <w:r>
-              <w:rPr>
-                <w:rFonts w:hint="eastAsia" w:ascii="Times New Roman" w:hAnsi="Times New Roman" w:eastAsia="微软雅黑" w:cs="Times New Roman"/>
-                <w:color w:val="262626"/>
-                <w:sz w:val="21"/>
-                <w:szCs w:val="21"/>
-                <w:lang w:val="en-US" w:eastAsia="zh-CN"/>
-              </w:rPr>
-              <w:t>}}</w:t>
+              <w:t>)%}</w:t>
             </w:r>
           </w:p>
         </w:tc>
@@ -1734,10 +1837,63 @@
         </w:trPr>
         <w:tc>
           <w:tcPr>
-            <w:tcW w:w="5000" w:type="pct"/>
-            <w:gridSpan w:val="3"/>
+            <w:tcW w:w="2160" w:type="pct"/>
+            <w:gridSpan w:val="2"/>
             <w:tcBorders>
               <w:top w:val="single" w:color="31849B" w:sz="8" w:space="0"/>
+              <w:bottom w:val="single" w:color="31849B" w:sz="8" w:space="0"/>
+              <w:right w:val="single" w:color="31849B" w:sz="8" w:space="0"/>
+            </w:tcBorders>
+            <w:shd w:val="clear" w:color="auto" w:fill="auto"/>
+            <w:vAlign w:val="center"/>
+          </w:tcPr>
+          <w:p>
+            <w:pPr>
+              <w:keepNext w:val="0"/>
+              <w:keepLines w:val="0"/>
+              <w:pageBreakBefore w:val="0"/>
+              <w:widowControl w:val="0"/>
+              <w:kinsoku/>
+              <w:wordWrap/>
+              <w:overflowPunct/>
+              <w:topLinePunct w:val="0"/>
+              <w:autoSpaceDE/>
+              <w:autoSpaceDN/>
+              <w:bidi w:val="0"/>
+              <w:adjustRightInd/>
+              <w:snapToGrid w:val="0"/>
+              <w:ind w:left="57" w:leftChars="0" w:right="57" w:rightChars="0"/>
+              <w:jc w:val="left"/>
+              <w:textAlignment w:val="auto"/>
+              <w:rPr>
+                <w:rFonts w:ascii="Times New Roman" w:hAnsi="Times New Roman" w:eastAsia="微软雅黑" w:cs="Times New Roman"/>
+                <w:b/>
+                <w:bCs/>
+                <w:color w:val="262626"/>
+                <w:sz w:val="21"/>
+                <w:szCs w:val="21"/>
+              </w:rPr>
+            </w:pPr>
+            <w:r>
+              <w:rPr>
+                <w:rFonts w:hint="eastAsia" w:ascii="Times New Roman" w:hAnsi="Times New Roman" w:eastAsia="微软雅黑" w:cs="Times New Roman"/>
+                <w:b/>
+                <w:bCs/>
+                <w:color w:val="262626"/>
+                <w:sz w:val="21"/>
+                <w:szCs w:val="21"/>
+                <w:lang w:eastAsia="zh-CN"/>
+              </w:rPr>
+              <w:t>预后评估</w:t>
+            </w:r>
+          </w:p>
+        </w:tc>
+        <w:tc>
+          <w:tcPr>
+            <w:tcW w:w="2839" w:type="pct"/>
+            <w:tcBorders>
+              <w:top w:val="single" w:color="31849B" w:sz="8" w:space="0"/>
+              <w:left w:val="single" w:color="31849B" w:sz="8" w:space="0"/>
               <w:bottom w:val="single" w:color="31849B" w:sz="8" w:space="0"/>
             </w:tcBorders>
             <w:shd w:val="clear" w:color="auto" w:fill="auto"/>
@@ -1779,698 +1935,7 @@
                 <w:szCs w:val="21"/>
                 <w:lang w:val="en-US" w:eastAsia="zh-CN"/>
               </w:rPr>
-              <w:t>{%tr if (reportInfo.conf.thyroidCancerPrognosis and disease.ThyroidCarcinoma) or (reportInfo.conf.melanomaPrognosis)%}</w:t>
-            </w:r>
-          </w:p>
-        </w:tc>
-      </w:tr>
-      <w:tr>
-        <w:tblPrEx>
-          <w:tblBorders>
-            <w:top w:val="none" w:color="auto" w:sz="0" w:space="0"/>
-            <w:left w:val="none" w:color="auto" w:sz="0" w:space="0"/>
-            <w:bottom w:val="none" w:color="auto" w:sz="0" w:space="0"/>
-            <w:right w:val="none" w:color="auto" w:sz="0" w:space="0"/>
-            <w:insideH w:val="none" w:color="auto" w:sz="0" w:space="0"/>
-            <w:insideV w:val="none" w:color="auto" w:sz="0" w:space="0"/>
-          </w:tblBorders>
-          <w:tblCellMar>
-            <w:top w:w="0" w:type="dxa"/>
-            <w:left w:w="0" w:type="dxa"/>
-            <w:bottom w:w="0" w:type="dxa"/>
-            <w:right w:w="0" w:type="dxa"/>
-          </w:tblCellMar>
-        </w:tblPrEx>
-        <w:trPr>
-          <w:trHeight w:val="397" w:hRule="atLeast"/>
-          <w:jc w:val="center"/>
-        </w:trPr>
-        <w:tc>
-          <w:tcPr>
-            <w:tcW w:w="2160" w:type="pct"/>
-            <w:gridSpan w:val="2"/>
-            <w:tcBorders>
-              <w:top w:val="single" w:color="31849B" w:sz="8" w:space="0"/>
-              <w:bottom w:val="single" w:color="31849B" w:sz="8" w:space="0"/>
-              <w:right w:val="single" w:color="31849B" w:sz="8" w:space="0"/>
-            </w:tcBorders>
-            <w:shd w:val="clear" w:color="auto" w:fill="auto"/>
-            <w:vAlign w:val="center"/>
-          </w:tcPr>
-          <w:p>
-            <w:pPr>
-              <w:keepNext w:val="0"/>
-              <w:keepLines w:val="0"/>
-              <w:pageBreakBefore w:val="0"/>
-              <w:widowControl w:val="0"/>
-              <w:kinsoku/>
-              <w:wordWrap/>
-              <w:overflowPunct/>
-              <w:topLinePunct w:val="0"/>
-              <w:autoSpaceDE/>
-              <w:autoSpaceDN/>
-              <w:bidi w:val="0"/>
-              <w:adjustRightInd/>
-              <w:snapToGrid w:val="0"/>
-              <w:ind w:left="57" w:leftChars="0" w:right="57" w:rightChars="0"/>
-              <w:jc w:val="left"/>
-              <w:textAlignment w:val="auto"/>
-              <w:rPr>
-                <w:rFonts w:ascii="Times New Roman" w:hAnsi="Times New Roman" w:eastAsia="微软雅黑" w:cs="Times New Roman"/>
-                <w:b/>
-                <w:bCs/>
-                <w:color w:val="262626"/>
-                <w:sz w:val="21"/>
-                <w:szCs w:val="21"/>
-              </w:rPr>
-            </w:pPr>
-            <w:r>
-              <w:rPr>
-                <w:rFonts w:hint="eastAsia" w:ascii="Times New Roman" w:hAnsi="Times New Roman" w:eastAsia="微软雅黑" w:cs="Times New Roman"/>
-                <w:b/>
-                <w:bCs/>
-                <w:color w:val="262626"/>
-                <w:sz w:val="21"/>
-                <w:szCs w:val="21"/>
-                <w:lang w:eastAsia="zh-CN"/>
-              </w:rPr>
-              <w:t>预后评估</w:t>
-            </w:r>
-          </w:p>
-        </w:tc>
-        <w:tc>
-          <w:tcPr>
-            <w:tcW w:w="2839" w:type="pct"/>
-            <w:tcBorders>
-              <w:top w:val="single" w:color="31849B" w:sz="8" w:space="0"/>
-              <w:left w:val="single" w:color="31849B" w:sz="8" w:space="0"/>
-              <w:bottom w:val="single" w:color="31849B" w:sz="8" w:space="0"/>
-            </w:tcBorders>
-            <w:shd w:val="clear" w:color="auto" w:fill="auto"/>
-            <w:vAlign w:val="center"/>
-          </w:tcPr>
-          <w:p>
-            <w:pPr>
-              <w:pStyle w:val="21"/>
-              <w:keepNext w:val="0"/>
-              <w:keepLines w:val="0"/>
-              <w:pageBreakBefore w:val="0"/>
-              <w:widowControl w:val="0"/>
-              <w:kinsoku/>
-              <w:wordWrap/>
-              <w:overflowPunct/>
-              <w:topLinePunct w:val="0"/>
-              <w:autoSpaceDE/>
-              <w:autoSpaceDN/>
-              <w:bidi w:val="0"/>
-              <w:adjustRightInd w:val="0"/>
-              <w:snapToGrid w:val="0"/>
-              <w:spacing w:line="240" w:lineRule="auto"/>
-              <w:ind w:left="110" w:leftChars="50" w:right="119" w:rightChars="0"/>
-              <w:jc w:val="both"/>
-              <w:textAlignment w:val="auto"/>
-              <w:rPr>
-                <w:rFonts w:hint="default" w:ascii="Times New Roman" w:hAnsi="Times New Roman" w:eastAsia="微软雅黑" w:cs="Times New Roman"/>
-                <w:color w:val="262626"/>
-                <w:sz w:val="21"/>
-                <w:szCs w:val="21"/>
-                <w:lang w:val="en-US" w:eastAsia="zh-CN"/>
-              </w:rPr>
-            </w:pPr>
-            <w:r>
-              <w:rPr>
-                <w:rFonts w:hint="default" w:ascii="Times New Roman" w:hAnsi="Times New Roman" w:eastAsia="微软雅黑" w:cs="Times New Roman"/>
-                <w:color w:val="262626"/>
-                <w:sz w:val="21"/>
-                <w:szCs w:val="21"/>
-                <w:lang w:val="en-US" w:eastAsia="zh-CN"/>
-              </w:rPr>
               <w:t>共检出{{ summaryOfRresults.thisGeneticmarkerVwListSize }}个体细胞突变，其中{{ summaryOfRresults.prognosticEvaluationSize }}个与预后相关{{ peDrugStr }}</w:t>
-            </w:r>
-          </w:p>
-        </w:tc>
-      </w:tr>
-      <w:tr>
-        <w:tblPrEx>
-          <w:tblBorders>
-            <w:top w:val="none" w:color="auto" w:sz="0" w:space="0"/>
-            <w:left w:val="none" w:color="auto" w:sz="0" w:space="0"/>
-            <w:bottom w:val="none" w:color="auto" w:sz="0" w:space="0"/>
-            <w:right w:val="none" w:color="auto" w:sz="0" w:space="0"/>
-            <w:insideH w:val="none" w:color="auto" w:sz="0" w:space="0"/>
-            <w:insideV w:val="none" w:color="auto" w:sz="0" w:space="0"/>
-          </w:tblBorders>
-          <w:tblCellMar>
-            <w:top w:w="0" w:type="dxa"/>
-            <w:left w:w="0" w:type="dxa"/>
-            <w:bottom w:w="0" w:type="dxa"/>
-            <w:right w:w="0" w:type="dxa"/>
-          </w:tblCellMar>
-        </w:tblPrEx>
-        <w:trPr>
-          <w:trHeight w:val="397" w:hRule="atLeast"/>
-          <w:jc w:val="center"/>
-        </w:trPr>
-        <w:tc>
-          <w:tcPr>
-            <w:tcW w:w="5000" w:type="pct"/>
-            <w:gridSpan w:val="3"/>
-            <w:tcBorders>
-              <w:top w:val="single" w:color="31849B" w:sz="8" w:space="0"/>
-              <w:bottom w:val="single" w:color="31849B" w:sz="8" w:space="0"/>
-            </w:tcBorders>
-            <w:shd w:val="clear" w:color="auto" w:fill="auto"/>
-            <w:vAlign w:val="center"/>
-          </w:tcPr>
-          <w:p>
-            <w:pPr>
-              <w:pStyle w:val="21"/>
-              <w:keepNext w:val="0"/>
-              <w:keepLines w:val="0"/>
-              <w:pageBreakBefore w:val="0"/>
-              <w:widowControl w:val="0"/>
-              <w:kinsoku/>
-              <w:wordWrap/>
-              <w:overflowPunct/>
-              <w:topLinePunct w:val="0"/>
-              <w:autoSpaceDE/>
-              <w:autoSpaceDN/>
-              <w:bidi w:val="0"/>
-              <w:adjustRightInd w:val="0"/>
-              <w:snapToGrid w:val="0"/>
-              <w:spacing w:line="240" w:lineRule="auto"/>
-              <w:ind w:left="110" w:leftChars="50" w:right="119" w:rightChars="0"/>
-              <w:jc w:val="both"/>
-              <w:textAlignment w:val="auto"/>
-              <w:rPr>
-                <w:rFonts w:hint="default" w:ascii="Times New Roman" w:hAnsi="Times New Roman" w:eastAsia="微软雅黑" w:cs="Times New Roman"/>
-                <w:color w:val="262626"/>
-                <w:sz w:val="21"/>
-                <w:szCs w:val="21"/>
-                <w:lang w:val="en-US" w:eastAsia="zh-CN"/>
-              </w:rPr>
-            </w:pPr>
-            <w:r>
-              <w:rPr>
-                <w:rFonts w:hint="default" w:ascii="Times New Roman" w:hAnsi="Times New Roman" w:eastAsia="微软雅黑" w:cs="Times New Roman"/>
-                <w:color w:val="262626"/>
-                <w:sz w:val="21"/>
-                <w:szCs w:val="21"/>
-                <w:lang w:val="en-US" w:eastAsia="zh-CN"/>
-              </w:rPr>
-              <w:t>{%tr endif %}</w:t>
-            </w:r>
-          </w:p>
-        </w:tc>
-      </w:tr>
-      <w:tr>
-        <w:tblPrEx>
-          <w:tblBorders>
-            <w:top w:val="none" w:color="auto" w:sz="0" w:space="0"/>
-            <w:left w:val="none" w:color="auto" w:sz="0" w:space="0"/>
-            <w:bottom w:val="none" w:color="auto" w:sz="0" w:space="0"/>
-            <w:right w:val="none" w:color="auto" w:sz="0" w:space="0"/>
-            <w:insideH w:val="none" w:color="auto" w:sz="0" w:space="0"/>
-            <w:insideV w:val="none" w:color="auto" w:sz="0" w:space="0"/>
-          </w:tblBorders>
-          <w:tblCellMar>
-            <w:top w:w="0" w:type="dxa"/>
-            <w:left w:w="0" w:type="dxa"/>
-            <w:bottom w:w="0" w:type="dxa"/>
-            <w:right w:w="0" w:type="dxa"/>
-          </w:tblCellMar>
-        </w:tblPrEx>
-        <w:trPr>
-          <w:trHeight w:val="397" w:hRule="atLeast"/>
-          <w:jc w:val="center"/>
-        </w:trPr>
-        <w:tc>
-          <w:tcPr>
-            <w:tcW w:w="5000" w:type="pct"/>
-            <w:gridSpan w:val="3"/>
-            <w:tcBorders>
-              <w:top w:val="single" w:color="31849B" w:sz="8" w:space="0"/>
-              <w:bottom w:val="single" w:color="31849B" w:sz="8" w:space="0"/>
-            </w:tcBorders>
-            <w:shd w:val="clear" w:color="auto" w:fill="auto"/>
-            <w:vAlign w:val="center"/>
-          </w:tcPr>
-          <w:p>
-            <w:pPr>
-              <w:pStyle w:val="21"/>
-              <w:keepNext w:val="0"/>
-              <w:keepLines w:val="0"/>
-              <w:pageBreakBefore w:val="0"/>
-              <w:widowControl w:val="0"/>
-              <w:kinsoku/>
-              <w:wordWrap/>
-              <w:overflowPunct/>
-              <w:topLinePunct w:val="0"/>
-              <w:autoSpaceDE/>
-              <w:autoSpaceDN/>
-              <w:bidi w:val="0"/>
-              <w:adjustRightInd w:val="0"/>
-              <w:snapToGrid w:val="0"/>
-              <w:spacing w:line="240" w:lineRule="auto"/>
-              <w:ind w:left="110" w:leftChars="50" w:right="119" w:rightChars="0"/>
-              <w:jc w:val="both"/>
-              <w:textAlignment w:val="auto"/>
-              <w:rPr>
-                <w:rFonts w:hint="default" w:ascii="Times New Roman" w:hAnsi="Times New Roman" w:eastAsia="微软雅黑" w:cs="Times New Roman"/>
-                <w:color w:val="262626"/>
-                <w:sz w:val="21"/>
-                <w:szCs w:val="21"/>
-                <w:lang w:val="en-US" w:eastAsia="zh-CN"/>
-              </w:rPr>
-            </w:pPr>
-            <w:r>
-              <w:rPr>
-                <w:rFonts w:hint="default" w:ascii="Times New Roman" w:hAnsi="Times New Roman" w:eastAsia="微软雅黑" w:cs="Times New Roman"/>
-                <w:color w:val="262626"/>
-                <w:sz w:val="21"/>
-                <w:szCs w:val="21"/>
-                <w:lang w:val="en-US" w:eastAsia="zh-CN"/>
-              </w:rPr>
-              <w:t>{%tr if prostateCancerFlag %}</w:t>
-            </w:r>
-          </w:p>
-        </w:tc>
-      </w:tr>
-      <w:tr>
-        <w:tblPrEx>
-          <w:tblBorders>
-            <w:top w:val="none" w:color="auto" w:sz="0" w:space="0"/>
-            <w:left w:val="none" w:color="auto" w:sz="0" w:space="0"/>
-            <w:bottom w:val="none" w:color="auto" w:sz="0" w:space="0"/>
-            <w:right w:val="none" w:color="auto" w:sz="0" w:space="0"/>
-            <w:insideH w:val="none" w:color="auto" w:sz="0" w:space="0"/>
-            <w:insideV w:val="none" w:color="auto" w:sz="0" w:space="0"/>
-          </w:tblBorders>
-          <w:tblCellMar>
-            <w:top w:w="0" w:type="dxa"/>
-            <w:left w:w="0" w:type="dxa"/>
-            <w:bottom w:w="0" w:type="dxa"/>
-            <w:right w:w="0" w:type="dxa"/>
-          </w:tblCellMar>
-        </w:tblPrEx>
-        <w:trPr>
-          <w:trHeight w:val="397" w:hRule="atLeast"/>
-          <w:jc w:val="center"/>
-        </w:trPr>
-        <w:tc>
-          <w:tcPr>
-            <w:tcW w:w="752" w:type="pct"/>
-            <w:vMerge w:val="restart"/>
-            <w:tcBorders>
-              <w:top w:val="single" w:color="31849B" w:sz="8" w:space="0"/>
-              <w:right w:val="single" w:color="31849B" w:sz="8" w:space="0"/>
-            </w:tcBorders>
-            <w:shd w:val="clear" w:color="auto" w:fill="auto"/>
-            <w:vAlign w:val="center"/>
-          </w:tcPr>
-          <w:p>
-            <w:pPr>
-              <w:keepNext w:val="0"/>
-              <w:keepLines w:val="0"/>
-              <w:pageBreakBefore w:val="0"/>
-              <w:widowControl w:val="0"/>
-              <w:kinsoku/>
-              <w:wordWrap/>
-              <w:overflowPunct/>
-              <w:topLinePunct w:val="0"/>
-              <w:autoSpaceDE/>
-              <w:autoSpaceDN/>
-              <w:bidi w:val="0"/>
-              <w:adjustRightInd/>
-              <w:snapToGrid w:val="0"/>
-              <w:ind w:left="57" w:leftChars="0" w:right="57" w:rightChars="0"/>
-              <w:jc w:val="left"/>
-              <w:textAlignment w:val="auto"/>
-              <w:rPr>
-                <w:rFonts w:hint="eastAsia" w:ascii="Times New Roman" w:hAnsi="Times New Roman" w:eastAsia="微软雅黑" w:cs="Times New Roman"/>
-                <w:b/>
-                <w:bCs/>
-                <w:color w:val="262626"/>
-                <w:sz w:val="21"/>
-                <w:szCs w:val="21"/>
-                <w:lang w:eastAsia="zh-CN"/>
-              </w:rPr>
-            </w:pPr>
-            <w:r>
-              <w:rPr>
-                <w:rFonts w:hint="default" w:ascii="Times New Roman" w:hAnsi="Times New Roman" w:eastAsia="微软雅黑" w:cs="Times New Roman"/>
-                <w:b/>
-                <w:bCs/>
-                <w:color w:val="262626"/>
-                <w:sz w:val="21"/>
-                <w:szCs w:val="21"/>
-                <w:lang w:val="en-US" w:eastAsia="zh-CN" w:bidi="ar-SA"/>
-              </w:rPr>
-              <w:t>内分泌相关</w:t>
-            </w:r>
-          </w:p>
-        </w:tc>
-        <w:tc>
-          <w:tcPr>
-            <w:tcW w:w="1407" w:type="pct"/>
-            <w:tcBorders>
-              <w:top w:val="single" w:color="31849B" w:sz="8" w:space="0"/>
-              <w:bottom w:val="single" w:color="31849B" w:sz="8" w:space="0"/>
-              <w:right w:val="single" w:color="31849B" w:sz="8" w:space="0"/>
-            </w:tcBorders>
-            <w:shd w:val="clear" w:color="auto" w:fill="auto"/>
-            <w:vAlign w:val="center"/>
-          </w:tcPr>
-          <w:p>
-            <w:pPr>
-              <w:keepNext w:val="0"/>
-              <w:keepLines w:val="0"/>
-              <w:pageBreakBefore w:val="0"/>
-              <w:widowControl w:val="0"/>
-              <w:kinsoku/>
-              <w:wordWrap/>
-              <w:overflowPunct/>
-              <w:topLinePunct w:val="0"/>
-              <w:autoSpaceDE/>
-              <w:autoSpaceDN/>
-              <w:bidi w:val="0"/>
-              <w:adjustRightInd/>
-              <w:snapToGrid w:val="0"/>
-              <w:ind w:left="57" w:leftChars="0" w:right="57" w:rightChars="0"/>
-              <w:jc w:val="left"/>
-              <w:textAlignment w:val="auto"/>
-              <w:rPr>
-                <w:rFonts w:hint="eastAsia" w:ascii="Times New Roman" w:hAnsi="Times New Roman" w:eastAsia="微软雅黑" w:cs="Times New Roman"/>
-                <w:b/>
-                <w:bCs/>
-                <w:color w:val="262626"/>
-                <w:sz w:val="21"/>
-                <w:szCs w:val="21"/>
-                <w:lang w:eastAsia="zh-CN"/>
-              </w:rPr>
-            </w:pPr>
-            <w:r>
-              <w:rPr>
-                <w:rFonts w:hint="default" w:ascii="Times New Roman" w:hAnsi="Times New Roman" w:eastAsia="微软雅黑" w:cs="Times New Roman"/>
-                <w:b/>
-                <w:bCs/>
-                <w:color w:val="262626"/>
-                <w:sz w:val="21"/>
-                <w:szCs w:val="21"/>
-                <w:lang w:val="en-US" w:eastAsia="zh-CN" w:bidi="ar-SA"/>
-              </w:rPr>
-              <w:t>内分泌治疗相关</w:t>
-            </w:r>
-          </w:p>
-        </w:tc>
-        <w:tc>
-          <w:tcPr>
-            <w:tcW w:w="2839" w:type="pct"/>
-            <w:tcBorders>
-              <w:top w:val="single" w:color="31849B" w:sz="8" w:space="0"/>
-              <w:left w:val="single" w:color="31849B" w:sz="8" w:space="0"/>
-              <w:bottom w:val="single" w:color="31849B" w:sz="8" w:space="0"/>
-            </w:tcBorders>
-            <w:shd w:val="clear" w:color="auto" w:fill="auto"/>
-            <w:vAlign w:val="center"/>
-          </w:tcPr>
-          <w:p>
-            <w:pPr>
-              <w:pStyle w:val="21"/>
-              <w:keepNext w:val="0"/>
-              <w:keepLines w:val="0"/>
-              <w:pageBreakBefore w:val="0"/>
-              <w:widowControl w:val="0"/>
-              <w:kinsoku/>
-              <w:wordWrap/>
-              <w:overflowPunct/>
-              <w:topLinePunct w:val="0"/>
-              <w:autoSpaceDE/>
-              <w:autoSpaceDN/>
-              <w:bidi w:val="0"/>
-              <w:adjustRightInd w:val="0"/>
-              <w:snapToGrid w:val="0"/>
-              <w:spacing w:line="240" w:lineRule="auto"/>
-              <w:ind w:left="110" w:leftChars="50" w:right="119" w:rightChars="0"/>
-              <w:jc w:val="both"/>
-              <w:textAlignment w:val="auto"/>
-              <w:rPr>
-                <w:rFonts w:hint="default" w:ascii="Times New Roman" w:hAnsi="Times New Roman" w:eastAsia="微软雅黑" w:cs="Times New Roman"/>
-                <w:color w:val="262626"/>
-                <w:sz w:val="21"/>
-                <w:szCs w:val="21"/>
-                <w:lang w:val="en-US" w:eastAsia="zh-CN"/>
-              </w:rPr>
-            </w:pPr>
-            <w:r>
-              <w:rPr>
-                <w:rFonts w:hint="default" w:ascii="Times New Roman" w:hAnsi="Times New Roman" w:eastAsia="微软雅黑" w:cs="Times New Roman"/>
-                <w:color w:val="262626"/>
-                <w:sz w:val="21"/>
-                <w:szCs w:val="21"/>
-                <w:lang w:val="en-US" w:eastAsia="zh-CN" w:bidi="ar-SA"/>
-              </w:rPr>
-              <w:t>共检出{{summaryOfRresults.endocrineTherapySize}}个内分泌治疗相关突变</w:t>
-            </w:r>
-          </w:p>
-        </w:tc>
-      </w:tr>
-      <w:tr>
-        <w:tblPrEx>
-          <w:tblBorders>
-            <w:top w:val="none" w:color="auto" w:sz="0" w:space="0"/>
-            <w:left w:val="none" w:color="auto" w:sz="0" w:space="0"/>
-            <w:bottom w:val="none" w:color="auto" w:sz="0" w:space="0"/>
-            <w:right w:val="none" w:color="auto" w:sz="0" w:space="0"/>
-            <w:insideH w:val="none" w:color="auto" w:sz="0" w:space="0"/>
-            <w:insideV w:val="none" w:color="auto" w:sz="0" w:space="0"/>
-          </w:tblBorders>
-          <w:tblCellMar>
-            <w:top w:w="0" w:type="dxa"/>
-            <w:left w:w="0" w:type="dxa"/>
-            <w:bottom w:w="0" w:type="dxa"/>
-            <w:right w:w="0" w:type="dxa"/>
-          </w:tblCellMar>
-        </w:tblPrEx>
-        <w:trPr>
-          <w:trHeight w:val="397" w:hRule="atLeast"/>
-          <w:jc w:val="center"/>
-        </w:trPr>
-        <w:tc>
-          <w:tcPr>
-            <w:tcW w:w="752" w:type="pct"/>
-            <w:vMerge w:val="continue"/>
-            <w:tcBorders>
-              <w:bottom w:val="single" w:color="31849B" w:sz="8" w:space="0"/>
-              <w:right w:val="single" w:color="31849B" w:sz="8" w:space="0"/>
-            </w:tcBorders>
-            <w:shd w:val="clear" w:color="auto" w:fill="auto"/>
-            <w:vAlign w:val="center"/>
-          </w:tcPr>
-          <w:p>
-            <w:pPr>
-              <w:keepNext w:val="0"/>
-              <w:keepLines w:val="0"/>
-              <w:pageBreakBefore w:val="0"/>
-              <w:widowControl w:val="0"/>
-              <w:kinsoku/>
-              <w:wordWrap/>
-              <w:overflowPunct/>
-              <w:topLinePunct w:val="0"/>
-              <w:autoSpaceDE/>
-              <w:autoSpaceDN/>
-              <w:bidi w:val="0"/>
-              <w:adjustRightInd/>
-              <w:snapToGrid w:val="0"/>
-              <w:ind w:left="57" w:leftChars="0" w:right="57" w:rightChars="0"/>
-              <w:jc w:val="left"/>
-              <w:textAlignment w:val="auto"/>
-              <w:rPr>
-                <w:rFonts w:hint="eastAsia" w:ascii="Times New Roman" w:hAnsi="Times New Roman" w:eastAsia="微软雅黑" w:cs="Times New Roman"/>
-                <w:b/>
-                <w:bCs/>
-                <w:color w:val="262626"/>
-                <w:sz w:val="21"/>
-                <w:szCs w:val="21"/>
-                <w:lang w:eastAsia="zh-CN"/>
-              </w:rPr>
-            </w:pPr>
-          </w:p>
-        </w:tc>
-        <w:tc>
-          <w:tcPr>
-            <w:tcW w:w="1407" w:type="pct"/>
-            <w:tcBorders>
-              <w:top w:val="single" w:color="31849B" w:sz="8" w:space="0"/>
-              <w:bottom w:val="single" w:color="31849B" w:sz="8" w:space="0"/>
-              <w:right w:val="single" w:color="31849B" w:sz="8" w:space="0"/>
-            </w:tcBorders>
-            <w:shd w:val="clear" w:color="auto" w:fill="auto"/>
-            <w:vAlign w:val="center"/>
-          </w:tcPr>
-          <w:p>
-            <w:pPr>
-              <w:keepNext w:val="0"/>
-              <w:keepLines w:val="0"/>
-              <w:pageBreakBefore w:val="0"/>
-              <w:widowControl w:val="0"/>
-              <w:kinsoku/>
-              <w:wordWrap/>
-              <w:overflowPunct/>
-              <w:topLinePunct w:val="0"/>
-              <w:autoSpaceDE/>
-              <w:autoSpaceDN/>
-              <w:bidi w:val="0"/>
-              <w:adjustRightInd/>
-              <w:snapToGrid w:val="0"/>
-              <w:ind w:left="57" w:leftChars="0" w:right="57" w:rightChars="0"/>
-              <w:jc w:val="left"/>
-              <w:textAlignment w:val="auto"/>
-              <w:rPr>
-                <w:rFonts w:hint="eastAsia" w:ascii="Times New Roman" w:hAnsi="Times New Roman" w:eastAsia="微软雅黑" w:cs="Times New Roman"/>
-                <w:b/>
-                <w:bCs/>
-                <w:color w:val="262626"/>
-                <w:sz w:val="21"/>
-                <w:szCs w:val="21"/>
-                <w:lang w:eastAsia="zh-CN"/>
-              </w:rPr>
-            </w:pPr>
-            <w:r>
-              <w:rPr>
-                <w:rFonts w:hint="default" w:ascii="Times New Roman" w:hAnsi="Times New Roman" w:eastAsia="微软雅黑" w:cs="Times New Roman"/>
-                <w:b/>
-                <w:bCs/>
-                <w:color w:val="262626"/>
-                <w:sz w:val="21"/>
-                <w:szCs w:val="21"/>
-                <w:lang w:val="en-US" w:eastAsia="en-US" w:bidi="ar-SA"/>
-              </w:rPr>
-              <w:t>神经内分泌分化相关</w:t>
-            </w:r>
-          </w:p>
-        </w:tc>
-        <w:tc>
-          <w:tcPr>
-            <w:tcW w:w="2839" w:type="pct"/>
-            <w:tcBorders>
-              <w:top w:val="single" w:color="31849B" w:sz="8" w:space="0"/>
-              <w:left w:val="single" w:color="31849B" w:sz="8" w:space="0"/>
-              <w:bottom w:val="single" w:color="31849B" w:sz="8" w:space="0"/>
-            </w:tcBorders>
-            <w:shd w:val="clear" w:color="auto" w:fill="auto"/>
-            <w:vAlign w:val="center"/>
-          </w:tcPr>
-          <w:p>
-            <w:pPr>
-              <w:pStyle w:val="21"/>
-              <w:keepNext w:val="0"/>
-              <w:keepLines w:val="0"/>
-              <w:pageBreakBefore w:val="0"/>
-              <w:widowControl w:val="0"/>
-              <w:kinsoku/>
-              <w:wordWrap/>
-              <w:overflowPunct/>
-              <w:topLinePunct w:val="0"/>
-              <w:autoSpaceDE/>
-              <w:autoSpaceDN/>
-              <w:bidi w:val="0"/>
-              <w:adjustRightInd w:val="0"/>
-              <w:snapToGrid w:val="0"/>
-              <w:spacing w:line="240" w:lineRule="auto"/>
-              <w:ind w:left="110" w:leftChars="50" w:right="119" w:rightChars="0"/>
-              <w:jc w:val="both"/>
-              <w:textAlignment w:val="auto"/>
-              <w:rPr>
-                <w:rFonts w:hint="default" w:ascii="Times New Roman" w:hAnsi="Times New Roman" w:eastAsia="微软雅黑" w:cs="Times New Roman"/>
-                <w:color w:val="262626"/>
-                <w:sz w:val="21"/>
-                <w:szCs w:val="21"/>
-                <w:lang w:val="en-US" w:eastAsia="zh-CN"/>
-              </w:rPr>
-            </w:pPr>
-            <w:r>
-              <w:rPr>
-                <w:rFonts w:hint="default" w:ascii="Times New Roman" w:hAnsi="Times New Roman" w:eastAsia="微软雅黑" w:cs="Times New Roman"/>
-                <w:color w:val="262626"/>
-                <w:sz w:val="21"/>
-                <w:szCs w:val="21"/>
-                <w:lang w:val="en-US" w:eastAsia="zh-CN" w:bidi="ar-SA"/>
-              </w:rPr>
-              <w:t>共检出{{summaryOfRresults.endocrineDifferentiationSize}}个神经内分泌分化相关突变</w:t>
-            </w:r>
-          </w:p>
-        </w:tc>
-      </w:tr>
-      <w:tr>
-        <w:tblPrEx>
-          <w:tblBorders>
-            <w:top w:val="none" w:color="auto" w:sz="0" w:space="0"/>
-            <w:left w:val="none" w:color="auto" w:sz="0" w:space="0"/>
-            <w:bottom w:val="none" w:color="auto" w:sz="0" w:space="0"/>
-            <w:right w:val="none" w:color="auto" w:sz="0" w:space="0"/>
-            <w:insideH w:val="none" w:color="auto" w:sz="0" w:space="0"/>
-            <w:insideV w:val="none" w:color="auto" w:sz="0" w:space="0"/>
-          </w:tblBorders>
-          <w:tblCellMar>
-            <w:top w:w="0" w:type="dxa"/>
-            <w:left w:w="0" w:type="dxa"/>
-            <w:bottom w:w="0" w:type="dxa"/>
-            <w:right w:w="0" w:type="dxa"/>
-          </w:tblCellMar>
-        </w:tblPrEx>
-        <w:trPr>
-          <w:trHeight w:val="397" w:hRule="atLeast"/>
-          <w:jc w:val="center"/>
-        </w:trPr>
-        <w:tc>
-          <w:tcPr>
-            <w:tcW w:w="5000" w:type="pct"/>
-            <w:gridSpan w:val="3"/>
-            <w:tcBorders>
-              <w:top w:val="single" w:color="31849B" w:sz="8" w:space="0"/>
-              <w:bottom w:val="single" w:color="31849B" w:sz="8" w:space="0"/>
-            </w:tcBorders>
-            <w:shd w:val="clear" w:color="auto" w:fill="auto"/>
-            <w:vAlign w:val="center"/>
-          </w:tcPr>
-          <w:p>
-            <w:pPr>
-              <w:pStyle w:val="21"/>
-              <w:keepNext w:val="0"/>
-              <w:keepLines w:val="0"/>
-              <w:pageBreakBefore w:val="0"/>
-              <w:widowControl w:val="0"/>
-              <w:kinsoku/>
-              <w:wordWrap/>
-              <w:overflowPunct/>
-              <w:topLinePunct w:val="0"/>
-              <w:autoSpaceDE/>
-              <w:autoSpaceDN/>
-              <w:bidi w:val="0"/>
-              <w:adjustRightInd w:val="0"/>
-              <w:snapToGrid w:val="0"/>
-              <w:spacing w:line="240" w:lineRule="auto"/>
-              <w:ind w:left="110" w:leftChars="50" w:right="119" w:rightChars="0"/>
-              <w:jc w:val="both"/>
-              <w:textAlignment w:val="auto"/>
-              <w:rPr>
-                <w:rFonts w:hint="default" w:ascii="Times New Roman" w:hAnsi="Times New Roman" w:eastAsia="微软雅黑" w:cs="Times New Roman"/>
-                <w:color w:val="262626"/>
-                <w:sz w:val="21"/>
-                <w:szCs w:val="21"/>
-                <w:lang w:val="en-US" w:eastAsia="zh-CN"/>
-              </w:rPr>
-            </w:pPr>
-            <w:r>
-              <w:rPr>
-                <w:rFonts w:hint="default" w:ascii="Times New Roman" w:hAnsi="Times New Roman" w:eastAsia="微软雅黑" w:cs="Times New Roman"/>
-                <w:color w:val="262626"/>
-                <w:sz w:val="21"/>
-                <w:szCs w:val="21"/>
-                <w:lang w:val="en-US" w:eastAsia="zh-CN"/>
-              </w:rPr>
-              <w:t>{%tr endif %}</w:t>
             </w:r>
           </w:p>
         </w:tc>
@@ -2499,119 +1964,10 @@
         </w:trPr>
         <w:tc>
           <w:tcPr>
-            <w:tcW w:w="752" w:type="pct"/>
-            <w:vMerge w:val="restart"/>
+            <w:tcW w:w="5000" w:type="pct"/>
+            <w:gridSpan w:val="3"/>
             <w:tcBorders>
               <w:top w:val="single" w:color="31849B" w:sz="8" w:space="0"/>
-              <w:right w:val="single" w:color="31849B" w:sz="8" w:space="0"/>
-            </w:tcBorders>
-            <w:shd w:val="clear" w:color="auto" w:fill="auto"/>
-            <w:vAlign w:val="center"/>
-          </w:tcPr>
-          <w:p>
-            <w:pPr>
-              <w:pStyle w:val="21"/>
-              <w:keepNext w:val="0"/>
-              <w:keepLines w:val="0"/>
-              <w:pageBreakBefore w:val="0"/>
-              <w:widowControl w:val="0"/>
-              <w:kinsoku/>
-              <w:wordWrap/>
-              <w:overflowPunct/>
-              <w:topLinePunct w:val="0"/>
-              <w:autoSpaceDE/>
-              <w:autoSpaceDN/>
-              <w:bidi w:val="0"/>
-              <w:adjustRightInd w:val="0"/>
-              <w:snapToGrid w:val="0"/>
-              <w:spacing w:line="240" w:lineRule="auto"/>
-              <w:ind w:left="110" w:leftChars="50"/>
-              <w:jc w:val="both"/>
-              <w:textAlignment w:val="auto"/>
-              <w:rPr>
-                <w:rFonts w:ascii="Times New Roman" w:hAnsi="Times New Roman" w:eastAsia="微软雅黑" w:cs="Times New Roman"/>
-                <w:b/>
-                <w:bCs/>
-                <w:color w:val="262626"/>
-                <w:sz w:val="21"/>
-                <w:szCs w:val="21"/>
-                <w:lang w:eastAsia="zh-CN"/>
-              </w:rPr>
-            </w:pPr>
-            <w:r>
-              <w:rPr>
-                <w:rFonts w:ascii="Times New Roman" w:hAnsi="Times New Roman" w:eastAsia="微软雅黑" w:cs="Times New Roman"/>
-                <w:b/>
-                <w:bCs/>
-                <w:color w:val="262626"/>
-                <w:sz w:val="21"/>
-                <w:szCs w:val="21"/>
-                <w:lang w:eastAsia="zh-CN"/>
-              </w:rPr>
-              <w:t>免疫治疗相关标志物检测</w:t>
-            </w:r>
-          </w:p>
-        </w:tc>
-        <w:tc>
-          <w:tcPr>
-            <w:tcW w:w="1407" w:type="pct"/>
-            <w:tcBorders>
-              <w:top w:val="single" w:color="31849B" w:sz="8" w:space="0"/>
-              <w:left w:val="single" w:color="31849B" w:sz="8" w:space="0"/>
-              <w:bottom w:val="single" w:color="31849B" w:sz="8" w:space="0"/>
-              <w:right w:val="single" w:color="31849B" w:sz="8" w:space="0"/>
-            </w:tcBorders>
-            <w:shd w:val="clear" w:color="auto" w:fill="auto"/>
-            <w:vAlign w:val="center"/>
-          </w:tcPr>
-          <w:p>
-            <w:pPr>
-              <w:keepNext w:val="0"/>
-              <w:keepLines w:val="0"/>
-              <w:pageBreakBefore w:val="0"/>
-              <w:widowControl w:val="0"/>
-              <w:kinsoku/>
-              <w:wordWrap/>
-              <w:overflowPunct/>
-              <w:topLinePunct w:val="0"/>
-              <w:autoSpaceDE/>
-              <w:autoSpaceDN/>
-              <w:bidi w:val="0"/>
-              <w:adjustRightInd w:val="0"/>
-              <w:snapToGrid w:val="0"/>
-              <w:spacing w:line="240" w:lineRule="auto"/>
-              <w:ind w:left="110" w:leftChars="50"/>
-              <w:jc w:val="both"/>
-              <w:textAlignment w:val="auto"/>
-              <w:rPr>
-                <w:rFonts w:ascii="Times New Roman" w:hAnsi="Times New Roman" w:eastAsia="微软雅黑" w:cs="Times New Roman"/>
-                <w:b/>
-                <w:bCs/>
-                <w:color w:val="262626"/>
-                <w:sz w:val="21"/>
-                <w:szCs w:val="21"/>
-                <w:lang w:eastAsia="zh-CN"/>
-              </w:rPr>
-            </w:pPr>
-            <w:r>
-              <w:rPr>
-                <w:rFonts w:ascii="Times New Roman" w:hAnsi="Times New Roman" w:eastAsia="微软雅黑" w:cs="黑体"/>
-                <w:b/>
-                <w:bCs/>
-                <w:color w:val="262626"/>
-                <w:sz w:val="21"/>
-                <w:lang w:eastAsia="zh-CN"/>
-              </w:rPr>
-              <w:t>肿瘤突变负荷（TMB）</w:t>
-            </w:r>
-          </w:p>
-        </w:tc>
-        <w:tc>
-          <w:tcPr>
-            <w:tcW w:w="2839" w:type="pct"/>
-            <w:tcBorders>
-              <w:top w:val="single" w:color="31849B" w:sz="8" w:space="0"/>
-              <w:left w:val="single" w:color="31849B" w:sz="8" w:space="0"/>
               <w:bottom w:val="single" w:color="31849B" w:sz="8" w:space="0"/>
             </w:tcBorders>
             <w:shd w:val="clear" w:color="auto" w:fill="auto"/>
@@ -2638,22 +1994,22 @@
               <w:jc w:val="both"/>
               <w:textAlignment w:val="auto"/>
               <w:rPr>
-                <w:rFonts w:hint="eastAsia" w:ascii="微软雅黑" w:hAnsi="微软雅黑" w:eastAsia="微软雅黑" w:cs="微软雅黑"/>
-                <w:color w:val="262626"/>
-                <w:sz w:val="18"/>
-                <w:szCs w:val="18"/>
-                <w:lang w:eastAsia="zh-CN"/>
-              </w:rPr>
-            </w:pPr>
-            <w:r>
-              <w:rPr>
-                <w:rFonts w:hint="default" w:ascii="Times New Roman" w:hAnsi="Times New Roman" w:eastAsia="微软雅黑" w:cs="Times New Roman"/>
-                <w:color w:val="262626"/>
-                <w:sz w:val="21"/>
-                <w:szCs w:val="21"/>
-                <w:lang w:val="en-US" w:eastAsia="zh-CN" w:bidi="ar-SA"/>
-              </w:rPr>
-              <w:t>{% if summaryOfRresults.tmb_status == ‘TMB-H’ %}肿瘤突变负荷高{% else %}肿瘤突变负荷低{% endif %}（{{ summaryOfRresults.tmb_status}}，{{ summaryOfRresults.tmb }}Muts/Mb）</w:t>
+                <w:rFonts w:hint="default" w:ascii="Times New Roman" w:hAnsi="Times New Roman" w:eastAsia="微软雅黑" w:cs="Times New Roman"/>
+                <w:color w:val="262626"/>
+                <w:sz w:val="21"/>
+                <w:szCs w:val="21"/>
+                <w:lang w:val="en-US" w:eastAsia="zh-CN"/>
+              </w:rPr>
+            </w:pPr>
+            <w:r>
+              <w:rPr>
+                <w:rFonts w:hint="default" w:ascii="Times New Roman" w:hAnsi="Times New Roman" w:eastAsia="微软雅黑" w:cs="Times New Roman"/>
+                <w:color w:val="262626"/>
+                <w:sz w:val="21"/>
+                <w:szCs w:val="21"/>
+                <w:lang w:val="en-US" w:eastAsia="zh-CN"/>
+              </w:rPr>
+              <w:t>{%tr endif %}</w:t>
             </w:r>
           </w:p>
         </w:tc>
@@ -2681,106 +2037,10 @@
         </w:trPr>
         <w:tc>
           <w:tcPr>
-            <w:tcW w:w="752" w:type="pct"/>
-            <w:vMerge w:val="continue"/>
-            <w:tcBorders>
-              <w:right w:val="single" w:color="31849B" w:sz="8" w:space="0"/>
-            </w:tcBorders>
-            <w:shd w:val="clear" w:color="auto" w:fill="auto"/>
-            <w:vAlign w:val="center"/>
-          </w:tcPr>
-          <w:p>
-            <w:pPr>
-              <w:keepNext w:val="0"/>
-              <w:keepLines w:val="0"/>
-              <w:pageBreakBefore w:val="0"/>
-              <w:widowControl w:val="0"/>
-              <w:kinsoku/>
-              <w:wordWrap/>
-              <w:overflowPunct/>
-              <w:topLinePunct w:val="0"/>
-              <w:autoSpaceDE/>
-              <w:autoSpaceDN/>
-              <w:bidi w:val="0"/>
-              <w:adjustRightInd w:val="0"/>
-              <w:snapToGrid w:val="0"/>
-              <w:spacing w:line="240" w:lineRule="auto"/>
-              <w:ind w:left="110" w:leftChars="50"/>
-              <w:jc w:val="both"/>
-              <w:textAlignment w:val="auto"/>
-              <w:rPr>
-                <w:rFonts w:ascii="Times New Roman" w:hAnsi="Times New Roman" w:eastAsia="微软雅黑" w:cs="Times New Roman"/>
-                <w:b/>
-                <w:bCs/>
-                <w:color w:val="262626"/>
-                <w:sz w:val="21"/>
-                <w:szCs w:val="21"/>
-                <w:lang w:eastAsia="zh-CN"/>
-              </w:rPr>
-            </w:pPr>
-          </w:p>
-        </w:tc>
-        <w:tc>
-          <w:tcPr>
-            <w:tcW w:w="1407" w:type="pct"/>
+            <w:tcW w:w="5000" w:type="pct"/>
+            <w:gridSpan w:val="3"/>
             <w:tcBorders>
               <w:top w:val="single" w:color="31849B" w:sz="8" w:space="0"/>
-              <w:left w:val="single" w:color="31849B" w:sz="8" w:space="0"/>
-              <w:bottom w:val="single" w:color="31849B" w:sz="8" w:space="0"/>
-              <w:right w:val="single" w:color="31849B" w:sz="8" w:space="0"/>
-            </w:tcBorders>
-            <w:shd w:val="clear" w:color="auto" w:fill="auto"/>
-            <w:vAlign w:val="center"/>
-          </w:tcPr>
-          <w:p>
-            <w:pPr>
-              <w:keepNext w:val="0"/>
-              <w:keepLines w:val="0"/>
-              <w:pageBreakBefore w:val="0"/>
-              <w:widowControl w:val="0"/>
-              <w:kinsoku/>
-              <w:wordWrap/>
-              <w:overflowPunct/>
-              <w:topLinePunct w:val="0"/>
-              <w:autoSpaceDE/>
-              <w:autoSpaceDN/>
-              <w:bidi w:val="0"/>
-              <w:adjustRightInd w:val="0"/>
-              <w:snapToGrid w:val="0"/>
-              <w:spacing w:line="240" w:lineRule="auto"/>
-              <w:ind w:left="110" w:leftChars="50"/>
-              <w:jc w:val="both"/>
-              <w:textAlignment w:val="auto"/>
-              <w:rPr>
-                <w:rFonts w:ascii="Times New Roman" w:hAnsi="Times New Roman" w:eastAsia="微软雅黑" w:cs="Times New Roman"/>
-                <w:b/>
-                <w:bCs/>
-                <w:color w:val="262626"/>
-                <w:kern w:val="2"/>
-                <w:sz w:val="21"/>
-                <w:szCs w:val="21"/>
-                <w:lang w:val="en-US" w:eastAsia="zh-CN" w:bidi="ar-SA"/>
-              </w:rPr>
-            </w:pPr>
-            <w:r>
-              <w:rPr>
-                <w:rFonts w:ascii="Times New Roman" w:hAnsi="Times New Roman" w:eastAsia="微软雅黑" w:cs="黑体"/>
-                <w:b/>
-                <w:bCs/>
-                <w:color w:val="262626"/>
-                <w:sz w:val="21"/>
-                <w:lang w:eastAsia="zh-CN"/>
-              </w:rPr>
-              <w:t>微卫星不稳定性（MSI）</w:t>
-            </w:r>
-          </w:p>
-        </w:tc>
-        <w:tc>
-          <w:tcPr>
-            <w:tcW w:w="2839" w:type="pct"/>
-            <w:tcBorders>
-              <w:top w:val="single" w:color="31849B" w:sz="8" w:space="0"/>
-              <w:left w:val="single" w:color="31849B" w:sz="8" w:space="0"/>
               <w:bottom w:val="single" w:color="31849B" w:sz="8" w:space="0"/>
             </w:tcBorders>
             <w:shd w:val="clear" w:color="auto" w:fill="auto"/>
@@ -2807,570 +2067,22 @@
               <w:jc w:val="both"/>
               <w:textAlignment w:val="auto"/>
               <w:rPr>
-                <w:rFonts w:hint="eastAsia" w:ascii="微软雅黑" w:hAnsi="微软雅黑" w:eastAsia="微软雅黑" w:cs="微软雅黑"/>
-                <w:color w:val="262626"/>
-                <w:sz w:val="18"/>
-                <w:szCs w:val="18"/>
-                <w:lang w:eastAsia="zh-CN"/>
-              </w:rPr>
-            </w:pPr>
-            <w:r>
-              <w:rPr>
-                <w:rFonts w:hint="default" w:ascii="Times New Roman" w:hAnsi="Times New Roman" w:eastAsia="微软雅黑" w:cs="Times New Roman"/>
-                <w:color w:val="262626"/>
-                <w:sz w:val="21"/>
-                <w:szCs w:val="21"/>
-                <w:lang w:val="en-US" w:eastAsia="zh-CN" w:bidi="ar-SA"/>
-              </w:rPr>
-              <w:t>{{summaryOfRresults.msi_status</w:t>
-            </w:r>
-            <w:r>
-              <w:rPr>
-                <w:rFonts w:hint="eastAsia" w:ascii="Times New Roman" w:hAnsi="Times New Roman" w:eastAsia="微软雅黑" w:cs="Times New Roman"/>
-                <w:color w:val="262626"/>
-                <w:sz w:val="21"/>
-                <w:szCs w:val="21"/>
-                <w:lang w:val="en-US" w:eastAsia="zh-CN" w:bidi="ar-SA"/>
-              </w:rPr>
-              <w:t>_</w:t>
-            </w:r>
-            <w:r>
-              <w:rPr>
-                <w:rFonts w:hint="default" w:ascii="Times New Roman" w:hAnsi="Times New Roman" w:eastAsia="微软雅黑" w:cs="Times New Roman"/>
-                <w:color w:val="262626"/>
-                <w:sz w:val="21"/>
-                <w:szCs w:val="21"/>
-                <w:lang w:val="en-US" w:eastAsia="zh-CN" w:bidi="ar-SA"/>
-              </w:rPr>
-              <w:t>state}}</w:t>
-            </w:r>
-          </w:p>
-        </w:tc>
-      </w:tr>
-      <w:tr>
-        <w:tblPrEx>
-          <w:tblBorders>
-            <w:top w:val="none" w:color="auto" w:sz="0" w:space="0"/>
-            <w:left w:val="none" w:color="auto" w:sz="0" w:space="0"/>
-            <w:bottom w:val="none" w:color="auto" w:sz="0" w:space="0"/>
-            <w:right w:val="none" w:color="auto" w:sz="0" w:space="0"/>
-            <w:insideH w:val="none" w:color="auto" w:sz="0" w:space="0"/>
-            <w:insideV w:val="none" w:color="auto" w:sz="0" w:space="0"/>
-          </w:tblBorders>
-          <w:tblCellMar>
-            <w:top w:w="0" w:type="dxa"/>
-            <w:left w:w="0" w:type="dxa"/>
-            <w:bottom w:w="0" w:type="dxa"/>
-            <w:right w:w="0" w:type="dxa"/>
-          </w:tblCellMar>
-        </w:tblPrEx>
-        <w:trPr>
-          <w:trHeight w:val="397" w:hRule="atLeast"/>
-          <w:jc w:val="center"/>
-        </w:trPr>
-        <w:tc>
-          <w:tcPr>
-            <w:tcW w:w="752" w:type="pct"/>
-            <w:vMerge w:val="continue"/>
-            <w:tcBorders>
-              <w:right w:val="single" w:color="31849B" w:sz="8" w:space="0"/>
-            </w:tcBorders>
-            <w:shd w:val="clear" w:color="auto" w:fill="auto"/>
-            <w:vAlign w:val="center"/>
-          </w:tcPr>
-          <w:p>
-            <w:pPr>
-              <w:keepNext w:val="0"/>
-              <w:keepLines w:val="0"/>
-              <w:pageBreakBefore w:val="0"/>
-              <w:widowControl w:val="0"/>
-              <w:kinsoku/>
-              <w:wordWrap/>
-              <w:overflowPunct/>
-              <w:topLinePunct w:val="0"/>
-              <w:autoSpaceDE/>
-              <w:autoSpaceDN/>
-              <w:bidi w:val="0"/>
-              <w:adjustRightInd w:val="0"/>
-              <w:snapToGrid w:val="0"/>
-              <w:spacing w:line="240" w:lineRule="auto"/>
-              <w:ind w:left="110" w:leftChars="50"/>
-              <w:jc w:val="both"/>
-              <w:textAlignment w:val="auto"/>
-              <w:rPr>
-                <w:rFonts w:ascii="Times New Roman" w:hAnsi="Times New Roman" w:eastAsia="微软雅黑" w:cs="Times New Roman"/>
-                <w:b/>
-                <w:bCs/>
-                <w:color w:val="262626"/>
-                <w:sz w:val="21"/>
-                <w:szCs w:val="21"/>
-                <w:lang w:eastAsia="zh-CN"/>
-              </w:rPr>
-            </w:pPr>
-          </w:p>
-        </w:tc>
-        <w:tc>
-          <w:tcPr>
-            <w:tcW w:w="1407" w:type="pct"/>
-            <w:tcBorders>
-              <w:top w:val="single" w:color="31849B" w:sz="8" w:space="0"/>
-              <w:left w:val="single" w:color="31849B" w:sz="8" w:space="0"/>
-              <w:bottom w:val="single" w:color="31849B" w:sz="8" w:space="0"/>
-              <w:right w:val="single" w:color="31849B" w:sz="8" w:space="0"/>
-            </w:tcBorders>
-            <w:shd w:val="clear" w:color="auto" w:fill="auto"/>
-            <w:vAlign w:val="center"/>
-          </w:tcPr>
-          <w:p>
-            <w:pPr>
-              <w:keepNext w:val="0"/>
-              <w:keepLines w:val="0"/>
-              <w:pageBreakBefore w:val="0"/>
-              <w:widowControl w:val="0"/>
-              <w:kinsoku/>
-              <w:wordWrap/>
-              <w:overflowPunct/>
-              <w:topLinePunct w:val="0"/>
-              <w:autoSpaceDE/>
-              <w:autoSpaceDN/>
-              <w:bidi w:val="0"/>
-              <w:adjustRightInd w:val="0"/>
-              <w:snapToGrid w:val="0"/>
-              <w:spacing w:line="240" w:lineRule="auto"/>
-              <w:ind w:left="110" w:leftChars="50"/>
-              <w:jc w:val="both"/>
-              <w:textAlignment w:val="auto"/>
-              <w:rPr>
-                <w:rFonts w:ascii="Times New Roman" w:hAnsi="Times New Roman" w:eastAsia="微软雅黑" w:cs="Times New Roman"/>
-                <w:b/>
-                <w:bCs/>
-                <w:color w:val="262626"/>
-                <w:kern w:val="2"/>
-                <w:sz w:val="21"/>
-                <w:szCs w:val="21"/>
-                <w:lang w:val="en-US" w:eastAsia="zh-CN" w:bidi="ar-SA"/>
-              </w:rPr>
-            </w:pPr>
-            <w:r>
-              <w:rPr>
-                <w:rFonts w:hint="eastAsia" w:ascii="Times New Roman" w:hAnsi="Times New Roman" w:eastAsia="微软雅黑" w:cs="Times New Roman"/>
-                <w:b/>
-                <w:bCs/>
-                <w:color w:val="262626"/>
-                <w:sz w:val="21"/>
-                <w:szCs w:val="21"/>
-                <w:lang w:eastAsia="zh-CN"/>
-              </w:rPr>
-              <w:t>错配修复（MMR）基因</w:t>
-            </w:r>
-          </w:p>
-        </w:tc>
-        <w:tc>
-          <w:tcPr>
-            <w:tcW w:w="2839" w:type="pct"/>
-            <w:tcBorders>
-              <w:top w:val="single" w:color="31849B" w:sz="8" w:space="0"/>
-              <w:left w:val="single" w:color="31849B" w:sz="8" w:space="0"/>
-              <w:bottom w:val="single" w:color="31849B" w:sz="8" w:space="0"/>
-            </w:tcBorders>
-            <w:shd w:val="clear" w:color="auto" w:fill="auto"/>
-            <w:vAlign w:val="center"/>
-          </w:tcPr>
-          <w:p>
-            <w:pPr>
-              <w:pStyle w:val="21"/>
-              <w:keepNext w:val="0"/>
-              <w:keepLines w:val="0"/>
-              <w:pageBreakBefore w:val="0"/>
-              <w:widowControl w:val="0"/>
-              <w:kinsoku/>
-              <w:wordWrap/>
-              <w:overflowPunct/>
-              <w:topLinePunct w:val="0"/>
-              <w:autoSpaceDE/>
-              <w:autoSpaceDN/>
-              <w:bidi w:val="0"/>
-              <w:adjustRightInd w:val="0"/>
-              <w:snapToGrid w:val="0"/>
-              <w:spacing w:line="240" w:lineRule="auto"/>
-              <w:ind w:left="110" w:leftChars="50" w:right="119" w:rightChars="0"/>
-              <w:jc w:val="both"/>
-              <w:textAlignment w:val="auto"/>
-              <w:rPr>
-                <w:rFonts w:hint="eastAsia" w:ascii="微软雅黑" w:hAnsi="微软雅黑" w:eastAsia="微软雅黑" w:cs="微软雅黑"/>
-                <w:color w:val="262626"/>
-                <w:sz w:val="18"/>
-                <w:szCs w:val="18"/>
-                <w:lang w:eastAsia="zh-CN"/>
-              </w:rPr>
-            </w:pPr>
-            <w:r>
-              <w:rPr>
-                <w:rFonts w:hint="default" w:ascii="Times New Roman" w:hAnsi="Times New Roman" w:eastAsia="微软雅黑" w:cs="Times New Roman"/>
-                <w:color w:val="262626"/>
-                <w:sz w:val="21"/>
-                <w:szCs w:val="21"/>
-                <w:lang w:val="en-US" w:eastAsia="zh-CN" w:bidi="ar-SA"/>
-              </w:rPr>
-              <w:t>共检出{{summaryOfRresults.dMMRinfoSize}}个MMR基因失活突变</w:t>
-            </w:r>
-          </w:p>
-        </w:tc>
-      </w:tr>
-      <w:tr>
-        <w:tblPrEx>
-          <w:tblBorders>
-            <w:top w:val="none" w:color="auto" w:sz="0" w:space="0"/>
-            <w:left w:val="none" w:color="auto" w:sz="0" w:space="0"/>
-            <w:bottom w:val="none" w:color="auto" w:sz="0" w:space="0"/>
-            <w:right w:val="none" w:color="auto" w:sz="0" w:space="0"/>
-            <w:insideH w:val="none" w:color="auto" w:sz="0" w:space="0"/>
-            <w:insideV w:val="none" w:color="auto" w:sz="0" w:space="0"/>
-          </w:tblBorders>
-          <w:tblCellMar>
-            <w:top w:w="0" w:type="dxa"/>
-            <w:left w:w="0" w:type="dxa"/>
-            <w:bottom w:w="0" w:type="dxa"/>
-            <w:right w:w="0" w:type="dxa"/>
-          </w:tblCellMar>
-        </w:tblPrEx>
-        <w:trPr>
-          <w:trHeight w:val="397" w:hRule="atLeast"/>
-          <w:jc w:val="center"/>
-        </w:trPr>
-        <w:tc>
-          <w:tcPr>
-            <w:tcW w:w="752" w:type="pct"/>
-            <w:vMerge w:val="continue"/>
-            <w:tcBorders>
-              <w:bottom w:val="single" w:color="31849B" w:sz="8" w:space="0"/>
-              <w:right w:val="single" w:color="31849B" w:sz="8" w:space="0"/>
-            </w:tcBorders>
-            <w:shd w:val="clear" w:color="auto" w:fill="auto"/>
-            <w:vAlign w:val="center"/>
-          </w:tcPr>
-          <w:p>
-            <w:pPr>
-              <w:keepNext w:val="0"/>
-              <w:keepLines w:val="0"/>
-              <w:pageBreakBefore w:val="0"/>
-              <w:widowControl w:val="0"/>
-              <w:kinsoku/>
-              <w:wordWrap/>
-              <w:overflowPunct/>
-              <w:topLinePunct w:val="0"/>
-              <w:autoSpaceDE/>
-              <w:autoSpaceDN/>
-              <w:bidi w:val="0"/>
-              <w:adjustRightInd w:val="0"/>
-              <w:snapToGrid w:val="0"/>
-              <w:spacing w:line="240" w:lineRule="auto"/>
-              <w:ind w:left="110" w:leftChars="50"/>
-              <w:jc w:val="both"/>
-              <w:textAlignment w:val="auto"/>
-              <w:rPr>
-                <w:rFonts w:ascii="Times New Roman" w:hAnsi="Times New Roman" w:eastAsia="微软雅黑" w:cs="Times New Roman"/>
-                <w:b/>
-                <w:bCs/>
-                <w:color w:val="262626"/>
-                <w:sz w:val="21"/>
-                <w:szCs w:val="21"/>
-                <w:lang w:eastAsia="zh-CN"/>
-              </w:rPr>
-            </w:pPr>
-          </w:p>
-        </w:tc>
-        <w:tc>
-          <w:tcPr>
-            <w:tcW w:w="1407" w:type="pct"/>
-            <w:tcBorders>
-              <w:top w:val="single" w:color="31849B" w:sz="8" w:space="0"/>
-              <w:left w:val="single" w:color="31849B" w:sz="8" w:space="0"/>
-              <w:bottom w:val="single" w:color="31849B" w:sz="8" w:space="0"/>
-              <w:right w:val="single" w:color="31849B" w:sz="8" w:space="0"/>
-            </w:tcBorders>
-            <w:shd w:val="clear" w:color="auto" w:fill="auto"/>
-            <w:vAlign w:val="center"/>
-          </w:tcPr>
-          <w:p>
-            <w:pPr>
-              <w:pStyle w:val="21"/>
-              <w:keepNext w:val="0"/>
-              <w:keepLines w:val="0"/>
-              <w:pageBreakBefore w:val="0"/>
-              <w:widowControl w:val="0"/>
-              <w:kinsoku/>
-              <w:wordWrap/>
-              <w:overflowPunct/>
-              <w:topLinePunct w:val="0"/>
-              <w:autoSpaceDE/>
-              <w:autoSpaceDN/>
-              <w:bidi w:val="0"/>
-              <w:snapToGrid w:val="0"/>
-              <w:ind w:left="119" w:leftChars="0"/>
-              <w:textAlignment w:val="auto"/>
-              <w:rPr>
-                <w:rFonts w:ascii="Times New Roman" w:hAnsi="Times New Roman" w:eastAsia="微软雅黑" w:cs="Times New Roman"/>
-                <w:b/>
-                <w:bCs/>
-                <w:color w:val="262626"/>
-                <w:sz w:val="21"/>
-                <w:szCs w:val="21"/>
-                <w:lang w:eastAsia="zh-CN"/>
-              </w:rPr>
-            </w:pPr>
-            <w:r>
-              <w:rPr>
-                <w:rFonts w:hint="eastAsia" w:ascii="Times New Roman" w:hAnsi="Times New Roman" w:eastAsia="微软雅黑" w:cs="Times New Roman"/>
-                <w:b/>
-                <w:bCs/>
-                <w:color w:val="262626"/>
-                <w:sz w:val="21"/>
-                <w:szCs w:val="21"/>
-                <w:lang w:eastAsia="zh-CN"/>
-              </w:rPr>
-              <w:t>免疫</w:t>
-            </w:r>
-            <w:r>
-              <w:rPr>
-                <w:rFonts w:ascii="Times New Roman" w:hAnsi="Times New Roman" w:eastAsia="微软雅黑" w:cs="Times New Roman"/>
-                <w:b/>
-                <w:bCs/>
-                <w:color w:val="262626"/>
-                <w:sz w:val="21"/>
-                <w:szCs w:val="21"/>
-                <w:lang w:eastAsia="zh-CN"/>
-              </w:rPr>
-              <w:t>正相关基因</w:t>
-            </w:r>
-          </w:p>
-        </w:tc>
-        <w:tc>
-          <w:tcPr>
-            <w:tcW w:w="2839" w:type="pct"/>
-            <w:tcBorders>
-              <w:top w:val="single" w:color="31849B" w:sz="8" w:space="0"/>
-              <w:left w:val="single" w:color="31849B" w:sz="8" w:space="0"/>
-              <w:bottom w:val="single" w:color="31849B" w:sz="8" w:space="0"/>
-            </w:tcBorders>
-            <w:shd w:val="clear" w:color="auto" w:fill="auto"/>
-            <w:vAlign w:val="center"/>
-          </w:tcPr>
-          <w:p>
-            <w:pPr>
-              <w:pStyle w:val="21"/>
-              <w:keepNext w:val="0"/>
-              <w:keepLines w:val="0"/>
-              <w:pageBreakBefore w:val="0"/>
-              <w:widowControl w:val="0"/>
-              <w:kinsoku/>
-              <w:wordWrap/>
-              <w:overflowPunct/>
-              <w:topLinePunct w:val="0"/>
-              <w:autoSpaceDE/>
-              <w:autoSpaceDN/>
-              <w:bidi w:val="0"/>
-              <w:snapToGrid w:val="0"/>
-              <w:spacing w:before="100" w:line="187" w:lineRule="auto"/>
-              <w:ind w:left="119" w:leftChars="0" w:right="119" w:rightChars="0"/>
-              <w:jc w:val="both"/>
-              <w:textAlignment w:val="auto"/>
-              <w:rPr>
-                <w:rFonts w:ascii="Times New Roman" w:hAnsi="Times New Roman" w:eastAsia="微软雅黑" w:cs="Times New Roman"/>
-                <w:color w:val="262626"/>
-                <w:sz w:val="21"/>
-                <w:szCs w:val="21"/>
-                <w:lang w:eastAsia="zh-CN"/>
-              </w:rPr>
-            </w:pPr>
-            <w:r>
-              <w:rPr>
-                <w:rFonts w:hint="default" w:ascii="Times New Roman" w:hAnsi="Times New Roman" w:eastAsia="微软雅黑" w:cs="Times New Roman"/>
-                <w:color w:val="262626"/>
-                <w:sz w:val="21"/>
-                <w:szCs w:val="21"/>
-                <w:lang w:val="en-US" w:eastAsia="zh-CN" w:bidi="ar-SA"/>
-              </w:rPr>
-              <w:t>共检出{{summaryOfRresults.positiveImmnueNum}}个正相关突变</w:t>
-            </w:r>
-          </w:p>
-        </w:tc>
-      </w:tr>
-      <w:tr>
-        <w:tblPrEx>
-          <w:tblBorders>
-            <w:top w:val="none" w:color="auto" w:sz="0" w:space="0"/>
-            <w:left w:val="none" w:color="auto" w:sz="0" w:space="0"/>
-            <w:bottom w:val="none" w:color="auto" w:sz="0" w:space="0"/>
-            <w:right w:val="none" w:color="auto" w:sz="0" w:space="0"/>
-            <w:insideH w:val="none" w:color="auto" w:sz="0" w:space="0"/>
-            <w:insideV w:val="none" w:color="auto" w:sz="0" w:space="0"/>
-          </w:tblBorders>
-          <w:tblCellMar>
-            <w:top w:w="0" w:type="dxa"/>
-            <w:left w:w="0" w:type="dxa"/>
-            <w:bottom w:w="0" w:type="dxa"/>
-            <w:right w:w="0" w:type="dxa"/>
-          </w:tblCellMar>
-        </w:tblPrEx>
-        <w:trPr>
-          <w:trHeight w:val="397" w:hRule="atLeast"/>
-          <w:jc w:val="center"/>
-        </w:trPr>
-        <w:tc>
-          <w:tcPr>
-            <w:tcW w:w="752" w:type="pct"/>
-            <w:vMerge w:val="continue"/>
-            <w:tcBorders>
-              <w:bottom w:val="single" w:color="31849B" w:sz="8" w:space="0"/>
-              <w:right w:val="single" w:color="31849B" w:sz="8" w:space="0"/>
-            </w:tcBorders>
-            <w:shd w:val="clear" w:color="auto" w:fill="auto"/>
-            <w:vAlign w:val="center"/>
-          </w:tcPr>
-          <w:p>
-            <w:pPr>
-              <w:keepNext w:val="0"/>
-              <w:keepLines w:val="0"/>
-              <w:pageBreakBefore w:val="0"/>
-              <w:widowControl w:val="0"/>
-              <w:kinsoku/>
-              <w:wordWrap/>
-              <w:overflowPunct/>
-              <w:topLinePunct w:val="0"/>
-              <w:autoSpaceDE/>
-              <w:autoSpaceDN/>
-              <w:bidi w:val="0"/>
-              <w:adjustRightInd w:val="0"/>
-              <w:snapToGrid w:val="0"/>
-              <w:spacing w:line="240" w:lineRule="auto"/>
-              <w:ind w:left="110" w:leftChars="50"/>
-              <w:jc w:val="both"/>
-              <w:textAlignment w:val="auto"/>
-              <w:rPr>
-                <w:rFonts w:ascii="Times New Roman" w:hAnsi="Times New Roman" w:eastAsia="微软雅黑" w:cs="Times New Roman"/>
-                <w:b/>
-                <w:bCs/>
-                <w:color w:val="262626"/>
-                <w:sz w:val="21"/>
-                <w:szCs w:val="21"/>
-                <w:lang w:eastAsia="zh-CN"/>
-              </w:rPr>
-            </w:pPr>
-          </w:p>
-        </w:tc>
-        <w:tc>
-          <w:tcPr>
-            <w:tcW w:w="1407" w:type="pct"/>
-            <w:tcBorders>
-              <w:top w:val="single" w:color="31849B" w:sz="8" w:space="0"/>
-              <w:left w:val="single" w:color="31849B" w:sz="8" w:space="0"/>
-              <w:bottom w:val="single" w:color="31849B" w:sz="8" w:space="0"/>
-              <w:right w:val="single" w:color="31849B" w:sz="8" w:space="0"/>
-            </w:tcBorders>
-            <w:shd w:val="clear" w:color="auto" w:fill="auto"/>
-            <w:vAlign w:val="center"/>
-          </w:tcPr>
-          <w:p>
-            <w:pPr>
-              <w:pStyle w:val="21"/>
-              <w:keepNext w:val="0"/>
-              <w:keepLines w:val="0"/>
-              <w:pageBreakBefore w:val="0"/>
-              <w:widowControl w:val="0"/>
-              <w:kinsoku/>
-              <w:wordWrap/>
-              <w:overflowPunct/>
-              <w:topLinePunct w:val="0"/>
-              <w:autoSpaceDE/>
-              <w:autoSpaceDN/>
-              <w:bidi w:val="0"/>
-              <w:snapToGrid w:val="0"/>
-              <w:ind w:left="119" w:leftChars="0"/>
-              <w:textAlignment w:val="auto"/>
-              <w:rPr>
-                <w:rFonts w:ascii="Times New Roman" w:hAnsi="Times New Roman" w:eastAsia="微软雅黑" w:cs="Times New Roman"/>
-                <w:b/>
-                <w:bCs/>
-                <w:color w:val="262626"/>
-                <w:sz w:val="21"/>
-                <w:szCs w:val="21"/>
-                <w:lang w:eastAsia="zh-CN"/>
-              </w:rPr>
-            </w:pPr>
-            <w:r>
-              <w:rPr>
-                <w:rFonts w:hint="eastAsia" w:ascii="Times New Roman" w:hAnsi="Times New Roman" w:eastAsia="微软雅黑" w:cs="Times New Roman"/>
-                <w:b/>
-                <w:bCs/>
-                <w:color w:val="262626"/>
-                <w:sz w:val="21"/>
-                <w:szCs w:val="21"/>
-                <w:lang w:eastAsia="zh-CN"/>
-              </w:rPr>
-              <w:t>免疫负</w:t>
-            </w:r>
-            <w:r>
-              <w:rPr>
-                <w:rFonts w:ascii="Times New Roman" w:hAnsi="Times New Roman" w:eastAsia="微软雅黑" w:cs="Times New Roman"/>
-                <w:b/>
-                <w:bCs/>
-                <w:color w:val="262626"/>
-                <w:sz w:val="21"/>
-                <w:szCs w:val="21"/>
-                <w:lang w:eastAsia="zh-CN"/>
-              </w:rPr>
-              <w:t>相关基因</w:t>
-            </w:r>
-          </w:p>
-        </w:tc>
-        <w:tc>
-          <w:tcPr>
-            <w:tcW w:w="2839" w:type="pct"/>
-            <w:tcBorders>
-              <w:top w:val="single" w:color="31849B" w:sz="8" w:space="0"/>
-              <w:left w:val="single" w:color="31849B" w:sz="8" w:space="0"/>
-              <w:bottom w:val="single" w:color="31849B" w:sz="8" w:space="0"/>
-            </w:tcBorders>
-            <w:shd w:val="clear" w:color="auto" w:fill="auto"/>
-            <w:vAlign w:val="center"/>
-          </w:tcPr>
-          <w:p>
-            <w:pPr>
-              <w:pStyle w:val="21"/>
-              <w:keepNext w:val="0"/>
-              <w:keepLines w:val="0"/>
-              <w:pageBreakBefore w:val="0"/>
-              <w:widowControl w:val="0"/>
-              <w:kinsoku/>
-              <w:wordWrap/>
-              <w:overflowPunct/>
-              <w:topLinePunct w:val="0"/>
-              <w:autoSpaceDE/>
-              <w:autoSpaceDN/>
-              <w:bidi w:val="0"/>
-              <w:snapToGrid w:val="0"/>
-              <w:spacing w:before="100" w:line="187" w:lineRule="auto"/>
-              <w:ind w:left="119" w:leftChars="0" w:right="119" w:rightChars="0"/>
-              <w:jc w:val="both"/>
-              <w:textAlignment w:val="auto"/>
-              <w:rPr>
-                <w:rFonts w:ascii="Times New Roman" w:hAnsi="Times New Roman" w:eastAsia="微软雅黑" w:cs="Times New Roman"/>
-                <w:color w:val="262626"/>
-                <w:sz w:val="21"/>
-                <w:szCs w:val="21"/>
-                <w:lang w:eastAsia="zh-CN"/>
-              </w:rPr>
-            </w:pPr>
-            <w:r>
-              <w:rPr>
-                <w:rFonts w:hint="default" w:ascii="Times New Roman" w:hAnsi="Times New Roman" w:eastAsia="微软雅黑" w:cs="Times New Roman"/>
-                <w:color w:val="262626"/>
-                <w:sz w:val="21"/>
-                <w:szCs w:val="21"/>
-                <w:lang w:val="en-US" w:eastAsia="zh-CN" w:bidi="ar-SA"/>
-              </w:rPr>
-              <w:t>共检出{{summaryOfRresults.negativeImmnueNum}}个负相关突变</w:t>
+                <w:rFonts w:hint="default" w:ascii="Times New Roman" w:hAnsi="Times New Roman" w:eastAsia="微软雅黑" w:cs="Times New Roman"/>
+                <w:color w:val="262626"/>
+                <w:sz w:val="21"/>
+                <w:szCs w:val="21"/>
+                <w:lang w:val="en-US" w:eastAsia="zh-CN"/>
+              </w:rPr>
+            </w:pPr>
+            <w:r>
+              <w:rPr>
+                <w:rFonts w:hint="default" w:ascii="Times New Roman" w:hAnsi="Times New Roman" w:eastAsia="微软雅黑" w:cs="Times New Roman"/>
+                <w:color w:val="262626"/>
+                <w:sz w:val="21"/>
+                <w:szCs w:val="21"/>
+                <w:lang w:val="en-US" w:eastAsia="zh-CN"/>
+              </w:rPr>
+              <w:t>{%tr if prostateCancerFlag %}</w:t>
             </w:r>
           </w:p>
         </w:tc>
@@ -3400,9 +2112,9 @@
         <w:tc>
           <w:tcPr>
             <w:tcW w:w="752" w:type="pct"/>
-            <w:vMerge w:val="continue"/>
-            <w:tcBorders>
-              <w:bottom w:val="single" w:color="31849B" w:sz="8" w:space="0"/>
+            <w:vMerge w:val="restart"/>
+            <w:tcBorders>
+              <w:top w:val="single" w:color="31849B" w:sz="8" w:space="0"/>
               <w:right w:val="single" w:color="31849B" w:sz="8" w:space="0"/>
             </w:tcBorders>
             <w:shd w:val="clear" w:color="auto" w:fill="auto"/>
@@ -3421,14 +2133,13 @@
               <w:autoSpaceDE/>
               <w:autoSpaceDN/>
               <w:bidi w:val="0"/>
-              <w:adjustRightInd w:val="0"/>
+              <w:adjustRightInd/>
               <w:snapToGrid w:val="0"/>
-              <w:spacing w:line="240" w:lineRule="auto"/>
-              <w:ind w:left="110" w:leftChars="50"/>
-              <w:jc w:val="both"/>
+              <w:ind w:left="57" w:leftChars="0" w:right="57" w:rightChars="0"/>
+              <w:jc w:val="left"/>
               <w:textAlignment w:val="auto"/>
               <w:rPr>
-                <w:rFonts w:ascii="Times New Roman" w:hAnsi="Times New Roman" w:eastAsia="微软雅黑" w:cs="Times New Roman"/>
+                <w:rFonts w:hint="eastAsia" w:ascii="Times New Roman" w:hAnsi="Times New Roman" w:eastAsia="微软雅黑" w:cs="Times New Roman"/>
                 <w:b/>
                 <w:bCs/>
                 <w:color w:val="262626"/>
@@ -3437,6 +2148,18 @@
                 <w:lang w:eastAsia="zh-CN"/>
               </w:rPr>
             </w:pPr>
+            <w:r>
+              <w:rPr>
+                <w:rFonts w:hint="default" w:ascii="Times New Roman" w:hAnsi="Times New Roman" w:eastAsia="微软雅黑" w:cs="Times New Roman"/>
+                <w:b/>
+                <w:bCs/>
+                <w:color w:val="262626"/>
+                <w:sz w:val="21"/>
+                <w:szCs w:val="21"/>
+                <w:lang w:val="en-US" w:eastAsia="zh-CN" w:bidi="ar-SA"/>
+              </w:rPr>
+              <w:t>内分泌相关</w:t>
+            </w:r>
           </w:p>
         </w:tc>
         <w:tc>
@@ -3444,7 +2167,6 @@
             <w:tcW w:w="1407" w:type="pct"/>
             <w:tcBorders>
               <w:top w:val="single" w:color="31849B" w:sz="8" w:space="0"/>
-              <w:left w:val="single" w:color="31849B" w:sz="8" w:space="0"/>
               <w:bottom w:val="single" w:color="31849B" w:sz="8" w:space="0"/>
               <w:right w:val="single" w:color="31849B" w:sz="8" w:space="0"/>
             </w:tcBorders>
@@ -3464,11 +2186,13 @@
               <w:autoSpaceDE/>
               <w:autoSpaceDN/>
               <w:bidi w:val="0"/>
+              <w:adjustRightInd/>
               <w:snapToGrid w:val="0"/>
-              <w:ind w:left="119" w:leftChars="0"/>
+              <w:ind w:left="57" w:leftChars="0" w:right="57" w:rightChars="0"/>
+              <w:jc w:val="left"/>
               <w:textAlignment w:val="auto"/>
               <w:rPr>
-                <w:rFonts w:ascii="Times New Roman" w:hAnsi="Times New Roman" w:eastAsia="微软雅黑" w:cs="Times New Roman"/>
+                <w:rFonts w:hint="eastAsia" w:ascii="Times New Roman" w:hAnsi="Times New Roman" w:eastAsia="微软雅黑" w:cs="Times New Roman"/>
                 <w:b/>
                 <w:bCs/>
                 <w:color w:val="262626"/>
@@ -3479,15 +2203,15 @@
             </w:pPr>
             <w:r>
               <w:rPr>
-                <w:rFonts w:hint="eastAsia" w:ascii="Times New Roman" w:hAnsi="Times New Roman" w:eastAsia="微软雅黑" w:cs="Times New Roman"/>
+                <w:rFonts w:hint="default" w:ascii="Times New Roman" w:hAnsi="Times New Roman" w:eastAsia="微软雅黑" w:cs="Times New Roman"/>
                 <w:b/>
                 <w:bCs/>
                 <w:color w:val="262626"/>
                 <w:sz w:val="21"/>
                 <w:szCs w:val="21"/>
-                <w:lang w:eastAsia="zh-CN"/>
-              </w:rPr>
-              <w:t>免疫超进展相关基因（HPD）</w:t>
+                <w:lang w:val="en-US" w:eastAsia="zh-CN" w:bidi="ar-SA"/>
+              </w:rPr>
+              <w:t>内分泌治疗相关</w:t>
             </w:r>
           </w:p>
         </w:tc>
@@ -3497,78 +2221,6 @@
             <w:tcBorders>
               <w:top w:val="single" w:color="31849B" w:sz="8" w:space="0"/>
               <w:left w:val="single" w:color="31849B" w:sz="8" w:space="0"/>
-              <w:bottom w:val="single" w:color="31849B" w:sz="8" w:space="0"/>
-            </w:tcBorders>
-            <w:shd w:val="clear" w:color="auto" w:fill="auto"/>
-            <w:vAlign w:val="center"/>
-          </w:tcPr>
-          <w:p>
-            <w:pPr>
-              <w:pStyle w:val="21"/>
-              <w:keepNext w:val="0"/>
-              <w:keepLines w:val="0"/>
-              <w:pageBreakBefore w:val="0"/>
-              <w:widowControl w:val="0"/>
-              <w:kinsoku/>
-              <w:wordWrap/>
-              <w:overflowPunct/>
-              <w:topLinePunct w:val="0"/>
-              <w:autoSpaceDE/>
-              <w:autoSpaceDN/>
-              <w:bidi w:val="0"/>
-              <w:snapToGrid w:val="0"/>
-              <w:spacing w:before="77"/>
-              <w:ind w:left="119" w:leftChars="0" w:right="119" w:rightChars="0"/>
-              <w:jc w:val="both"/>
-              <w:textAlignment w:val="auto"/>
-              <w:rPr>
-                <w:rFonts w:hint="eastAsia" w:ascii="微软雅黑" w:hAnsi="微软雅黑" w:eastAsia="微软雅黑" w:cs="微软雅黑"/>
-                <w:color w:val="262626"/>
-                <w:sz w:val="18"/>
-                <w:szCs w:val="18"/>
-                <w:lang w:eastAsia="zh-CN"/>
-              </w:rPr>
-            </w:pPr>
-            <w:r>
-              <w:rPr>
-                <w:rFonts w:hint="default" w:ascii="Times New Roman" w:hAnsi="Times New Roman" w:eastAsia="微软雅黑" w:cs="Times New Roman"/>
-                <w:color w:val="262626"/>
-                <w:sz w:val="21"/>
-                <w:szCs w:val="21"/>
-                <w:lang w:val="en-US" w:eastAsia="zh-CN" w:bidi="ar-SA"/>
-              </w:rPr>
-              <w:t>共检出{{summaryOfRresults.hpdImmnueNum}}个超进展相关基因突变</w:t>
-            </w:r>
-          </w:p>
-        </w:tc>
-      </w:tr>
-      <w:tr>
-        <w:tblPrEx>
-          <w:tblBorders>
-            <w:top w:val="none" w:color="auto" w:sz="0" w:space="0"/>
-            <w:left w:val="none" w:color="auto" w:sz="0" w:space="0"/>
-            <w:bottom w:val="none" w:color="auto" w:sz="0" w:space="0"/>
-            <w:right w:val="none" w:color="auto" w:sz="0" w:space="0"/>
-            <w:insideH w:val="none" w:color="auto" w:sz="0" w:space="0"/>
-            <w:insideV w:val="none" w:color="auto" w:sz="0" w:space="0"/>
-          </w:tblBorders>
-          <w:tblCellMar>
-            <w:top w:w="0" w:type="dxa"/>
-            <w:left w:w="0" w:type="dxa"/>
-            <w:bottom w:w="0" w:type="dxa"/>
-            <w:right w:w="0" w:type="dxa"/>
-          </w:tblCellMar>
-        </w:tblPrEx>
-        <w:trPr>
-          <w:trHeight w:val="397" w:hRule="atLeast"/>
-          <w:jc w:val="center"/>
-        </w:trPr>
-        <w:tc>
-          <w:tcPr>
-            <w:tcW w:w="5000" w:type="pct"/>
-            <w:gridSpan w:val="3"/>
-            <w:tcBorders>
-              <w:top w:val="single" w:color="31849B" w:sz="8" w:space="0"/>
               <w:bottom w:val="single" w:color="31849B" w:sz="8" w:space="0"/>
             </w:tcBorders>
             <w:shd w:val="clear" w:color="auto" w:fill="auto"/>
@@ -3595,192 +2247,22 @@
               <w:jc w:val="both"/>
               <w:textAlignment w:val="auto"/>
               <w:rPr>
-                <w:rFonts w:ascii="Times New Roman" w:hAnsi="Times New Roman" w:eastAsia="微软雅黑" w:cs="Times New Roman"/>
-                <w:color w:val="262626"/>
-                <w:sz w:val="21"/>
-                <w:szCs w:val="21"/>
-                <w:lang w:eastAsia="zh-CN"/>
-              </w:rPr>
-            </w:pPr>
-            <w:r>
-              <w:rPr>
-                <w:rFonts w:hint="eastAsia" w:ascii="Times New Roman" w:hAnsi="Times New Roman" w:eastAsia="微软雅黑" w:cs="Times New Roman"/>
-                <w:color w:val="262626"/>
-                <w:sz w:val="21"/>
-                <w:szCs w:val="21"/>
-                <w:lang w:eastAsia="zh-CN"/>
-              </w:rPr>
-              <w:t>{%tr if reportInfo.conf.hrr%}</w:t>
-            </w:r>
-          </w:p>
-        </w:tc>
-      </w:tr>
-      <w:tr>
-        <w:tblPrEx>
-          <w:tblBorders>
-            <w:top w:val="none" w:color="auto" w:sz="0" w:space="0"/>
-            <w:left w:val="none" w:color="auto" w:sz="0" w:space="0"/>
-            <w:bottom w:val="none" w:color="auto" w:sz="0" w:space="0"/>
-            <w:right w:val="none" w:color="auto" w:sz="0" w:space="0"/>
-            <w:insideH w:val="none" w:color="auto" w:sz="0" w:space="0"/>
-            <w:insideV w:val="none" w:color="auto" w:sz="0" w:space="0"/>
-          </w:tblBorders>
-          <w:tblCellMar>
-            <w:top w:w="0" w:type="dxa"/>
-            <w:left w:w="0" w:type="dxa"/>
-            <w:bottom w:w="0" w:type="dxa"/>
-            <w:right w:w="0" w:type="dxa"/>
-          </w:tblCellMar>
-        </w:tblPrEx>
-        <w:trPr>
-          <w:trHeight w:val="397" w:hRule="atLeast"/>
-          <w:jc w:val="center"/>
-        </w:trPr>
-        <w:tc>
-          <w:tcPr>
-            <w:tcW w:w="2160" w:type="pct"/>
-            <w:gridSpan w:val="2"/>
-            <w:tcBorders>
-              <w:top w:val="single" w:color="31849B" w:sz="8" w:space="0"/>
-              <w:bottom w:val="single" w:color="31849B" w:sz="8" w:space="0"/>
-              <w:right w:val="single" w:color="31849B" w:sz="8" w:space="0"/>
-            </w:tcBorders>
-            <w:shd w:val="clear" w:color="auto" w:fill="auto"/>
-            <w:vAlign w:val="center"/>
-          </w:tcPr>
-          <w:p>
-            <w:pPr>
-              <w:pStyle w:val="21"/>
-              <w:keepNext w:val="0"/>
-              <w:keepLines w:val="0"/>
-              <w:pageBreakBefore w:val="0"/>
-              <w:widowControl w:val="0"/>
-              <w:kinsoku/>
-              <w:wordWrap/>
-              <w:overflowPunct/>
-              <w:topLinePunct w:val="0"/>
-              <w:autoSpaceDE/>
-              <w:autoSpaceDN/>
-              <w:bidi w:val="0"/>
-              <w:adjustRightInd w:val="0"/>
-              <w:snapToGrid w:val="0"/>
-              <w:spacing w:line="240" w:lineRule="auto"/>
-              <w:ind w:left="110" w:leftChars="50"/>
-              <w:jc w:val="both"/>
-              <w:textAlignment w:val="auto"/>
-              <w:rPr>
-                <w:rFonts w:ascii="Times New Roman" w:hAnsi="Times New Roman" w:eastAsia="微软雅黑" w:cs="Times New Roman"/>
-                <w:b/>
-                <w:bCs/>
-                <w:color w:val="262626"/>
-                <w:sz w:val="21"/>
-                <w:szCs w:val="21"/>
-                <w:lang w:eastAsia="zh-CN"/>
-              </w:rPr>
-            </w:pPr>
-            <w:r>
-              <w:rPr>
-                <w:rFonts w:ascii="微软雅黑" w:hAnsi="微软雅黑" w:eastAsia="微软雅黑" w:cs="微软雅黑"/>
-                <w:b/>
-                <w:bCs/>
-                <w:color w:val="262626"/>
-                <w:kern w:val="0"/>
-                <w:sz w:val="21"/>
-                <w:szCs w:val="21"/>
-                <w:lang w:val="en-US" w:eastAsia="zh-CN" w:bidi="ar"/>
-              </w:rPr>
-              <w:t>同源重组修复（</w:t>
-            </w:r>
-            <w:r>
-              <w:rPr>
-                <w:rFonts w:hint="default" w:ascii="Times New Roman" w:hAnsi="Times New Roman" w:eastAsia="宋体" w:cs="Times New Roman"/>
-                <w:b/>
-                <w:bCs/>
-                <w:color w:val="262626"/>
-                <w:kern w:val="0"/>
-                <w:sz w:val="21"/>
-                <w:szCs w:val="21"/>
-                <w:lang w:val="en-US" w:eastAsia="zh-CN" w:bidi="ar"/>
-              </w:rPr>
-              <w:t>HRR</w:t>
-            </w:r>
-            <w:r>
-              <w:rPr>
-                <w:rFonts w:hint="eastAsia" w:ascii="Times New Roman" w:hAnsi="Times New Roman" w:cs="Times New Roman"/>
-                <w:b/>
-                <w:bCs/>
-                <w:color w:val="262626"/>
-                <w:kern w:val="0"/>
-                <w:sz w:val="21"/>
-                <w:szCs w:val="21"/>
-                <w:lang w:val="en-US" w:eastAsia="zh-CN" w:bidi="ar"/>
-              </w:rPr>
-              <w:t>）</w:t>
-            </w:r>
-            <w:r>
-              <w:rPr>
-                <w:rFonts w:hint="eastAsia" w:ascii="微软雅黑" w:hAnsi="微软雅黑" w:eastAsia="微软雅黑" w:cs="微软雅黑"/>
-                <w:b/>
-                <w:bCs/>
-                <w:color w:val="262626"/>
-                <w:kern w:val="0"/>
-                <w:sz w:val="21"/>
-                <w:szCs w:val="21"/>
-                <w:lang w:val="en-US" w:eastAsia="zh-CN" w:bidi="ar"/>
-              </w:rPr>
-              <w:t>基因检测</w:t>
-            </w:r>
-          </w:p>
-        </w:tc>
-        <w:tc>
-          <w:tcPr>
-            <w:tcW w:w="2839" w:type="pct"/>
-            <w:tcBorders>
-              <w:top w:val="single" w:color="31849B" w:sz="8" w:space="0"/>
-              <w:left w:val="single" w:color="31849B" w:sz="8" w:space="0"/>
-              <w:bottom w:val="single" w:color="31849B" w:sz="8" w:space="0"/>
-            </w:tcBorders>
-            <w:shd w:val="clear" w:color="auto" w:fill="auto"/>
-            <w:vAlign w:val="center"/>
-          </w:tcPr>
-          <w:p>
-            <w:pPr>
-              <w:pStyle w:val="21"/>
-              <w:keepNext w:val="0"/>
-              <w:keepLines w:val="0"/>
-              <w:pageBreakBefore w:val="0"/>
-              <w:widowControl w:val="0"/>
-              <w:kinsoku/>
-              <w:wordWrap/>
-              <w:overflowPunct/>
-              <w:topLinePunct w:val="0"/>
-              <w:autoSpaceDE/>
-              <w:autoSpaceDN/>
-              <w:bidi w:val="0"/>
-              <w:adjustRightInd w:val="0"/>
-              <w:snapToGrid w:val="0"/>
-              <w:spacing w:line="240" w:lineRule="auto"/>
-              <w:ind w:left="110" w:leftChars="50" w:right="119" w:rightChars="0"/>
-              <w:jc w:val="both"/>
-              <w:textAlignment w:val="auto"/>
-              <w:rPr>
-                <w:rFonts w:ascii="Times New Roman" w:hAnsi="Times New Roman" w:eastAsia="微软雅黑" w:cs="Times New Roman"/>
-                <w:color w:val="262626"/>
-                <w:sz w:val="21"/>
-                <w:szCs w:val="21"/>
-                <w:lang w:eastAsia="zh-CN"/>
-              </w:rPr>
-            </w:pPr>
-            <w:r>
-              <w:rPr>
-                <w:rFonts w:hint="default" w:ascii="Times New Roman" w:hAnsi="Times New Roman" w:eastAsia="微软雅黑" w:cs="Times New Roman"/>
-                <w:color w:val="262626"/>
-                <w:kern w:val="0"/>
-                <w:sz w:val="21"/>
-                <w:szCs w:val="21"/>
-                <w:lang w:val="en-US" w:eastAsia="zh-CN" w:bidi="ar"/>
-              </w:rPr>
-              <w:t>共检出{{summaryOfRresults.HRRDetectedGeneCount}}个HRR基因失活突变</w:t>
+                <w:rFonts w:hint="default" w:ascii="Times New Roman" w:hAnsi="Times New Roman" w:eastAsia="微软雅黑" w:cs="Times New Roman"/>
+                <w:color w:val="262626"/>
+                <w:sz w:val="21"/>
+                <w:szCs w:val="21"/>
+                <w:lang w:val="en-US" w:eastAsia="zh-CN"/>
+              </w:rPr>
+            </w:pPr>
+            <w:r>
+              <w:rPr>
+                <w:rFonts w:hint="default" w:ascii="Times New Roman" w:hAnsi="Times New Roman" w:eastAsia="微软雅黑" w:cs="Times New Roman"/>
+                <w:color w:val="262626"/>
+                <w:sz w:val="21"/>
+                <w:szCs w:val="21"/>
+                <w:lang w:val="en-US" w:eastAsia="zh-CN" w:bidi="ar-SA"/>
+              </w:rPr>
+              <w:t>共检出{{summaryOfRresults.endocrineTherapySize}}个内分泌治疗相关突变</w:t>
             </w:r>
           </w:p>
         </w:tc>
@@ -3809,10 +2291,104 @@
         </w:trPr>
         <w:tc>
           <w:tcPr>
-            <w:tcW w:w="5000" w:type="pct"/>
-            <w:gridSpan w:val="3"/>
+            <w:tcW w:w="752" w:type="pct"/>
+            <w:vMerge w:val="continue"/>
+            <w:tcBorders>
+              <w:bottom w:val="single" w:color="31849B" w:sz="8" w:space="0"/>
+              <w:right w:val="single" w:color="31849B" w:sz="8" w:space="0"/>
+            </w:tcBorders>
+            <w:shd w:val="clear" w:color="auto" w:fill="auto"/>
+            <w:vAlign w:val="center"/>
+          </w:tcPr>
+          <w:p>
+            <w:pPr>
+              <w:keepNext w:val="0"/>
+              <w:keepLines w:val="0"/>
+              <w:pageBreakBefore w:val="0"/>
+              <w:widowControl w:val="0"/>
+              <w:kinsoku/>
+              <w:wordWrap/>
+              <w:overflowPunct/>
+              <w:topLinePunct w:val="0"/>
+              <w:autoSpaceDE/>
+              <w:autoSpaceDN/>
+              <w:bidi w:val="0"/>
+              <w:adjustRightInd/>
+              <w:snapToGrid w:val="0"/>
+              <w:ind w:left="57" w:leftChars="0" w:right="57" w:rightChars="0"/>
+              <w:jc w:val="left"/>
+              <w:textAlignment w:val="auto"/>
+              <w:rPr>
+                <w:rFonts w:hint="eastAsia" w:ascii="Times New Roman" w:hAnsi="Times New Roman" w:eastAsia="微软雅黑" w:cs="Times New Roman"/>
+                <w:b/>
+                <w:bCs/>
+                <w:color w:val="262626"/>
+                <w:sz w:val="21"/>
+                <w:szCs w:val="21"/>
+                <w:lang w:eastAsia="zh-CN"/>
+              </w:rPr>
+            </w:pPr>
+          </w:p>
+        </w:tc>
+        <w:tc>
+          <w:tcPr>
+            <w:tcW w:w="1407" w:type="pct"/>
             <w:tcBorders>
               <w:top w:val="single" w:color="31849B" w:sz="8" w:space="0"/>
+              <w:bottom w:val="single" w:color="31849B" w:sz="8" w:space="0"/>
+              <w:right w:val="single" w:color="31849B" w:sz="8" w:space="0"/>
+            </w:tcBorders>
+            <w:shd w:val="clear" w:color="auto" w:fill="auto"/>
+            <w:vAlign w:val="center"/>
+          </w:tcPr>
+          <w:p>
+            <w:pPr>
+              <w:keepNext w:val="0"/>
+              <w:keepLines w:val="0"/>
+              <w:pageBreakBefore w:val="0"/>
+              <w:widowControl w:val="0"/>
+              <w:kinsoku/>
+              <w:wordWrap/>
+              <w:overflowPunct/>
+              <w:topLinePunct w:val="0"/>
+              <w:autoSpaceDE/>
+              <w:autoSpaceDN/>
+              <w:bidi w:val="0"/>
+              <w:adjustRightInd/>
+              <w:snapToGrid w:val="0"/>
+              <w:ind w:left="57" w:leftChars="0" w:right="57" w:rightChars="0"/>
+              <w:jc w:val="left"/>
+              <w:textAlignment w:val="auto"/>
+              <w:rPr>
+                <w:rFonts w:hint="eastAsia" w:ascii="Times New Roman" w:hAnsi="Times New Roman" w:eastAsia="微软雅黑" w:cs="Times New Roman"/>
+                <w:b/>
+                <w:bCs/>
+                <w:color w:val="262626"/>
+                <w:sz w:val="21"/>
+                <w:szCs w:val="21"/>
+                <w:lang w:eastAsia="zh-CN"/>
+              </w:rPr>
+            </w:pPr>
+            <w:r>
+              <w:rPr>
+                <w:rFonts w:hint="default" w:ascii="Times New Roman" w:hAnsi="Times New Roman" w:eastAsia="微软雅黑" w:cs="Times New Roman"/>
+                <w:b/>
+                <w:bCs/>
+                <w:color w:val="262626"/>
+                <w:sz w:val="21"/>
+                <w:szCs w:val="21"/>
+                <w:lang w:val="en-US" w:eastAsia="en-US" w:bidi="ar-SA"/>
+              </w:rPr>
+              <w:t>神经内分泌分化相关</w:t>
+            </w:r>
+          </w:p>
+        </w:tc>
+        <w:tc>
+          <w:tcPr>
+            <w:tcW w:w="2839" w:type="pct"/>
+            <w:tcBorders>
+              <w:top w:val="single" w:color="31849B" w:sz="8" w:space="0"/>
+              <w:left w:val="single" w:color="31849B" w:sz="8" w:space="0"/>
               <w:bottom w:val="single" w:color="31849B" w:sz="8" w:space="0"/>
             </w:tcBorders>
             <w:shd w:val="clear" w:color="auto" w:fill="auto"/>
@@ -3839,22 +2415,469 @@
               <w:jc w:val="both"/>
               <w:textAlignment w:val="auto"/>
               <w:rPr>
+                <w:rFonts w:hint="default" w:ascii="Times New Roman" w:hAnsi="Times New Roman" w:eastAsia="微软雅黑" w:cs="Times New Roman"/>
+                <w:color w:val="262626"/>
+                <w:sz w:val="21"/>
+                <w:szCs w:val="21"/>
+                <w:lang w:val="en-US" w:eastAsia="zh-CN"/>
+              </w:rPr>
+            </w:pPr>
+            <w:r>
+              <w:rPr>
+                <w:rFonts w:hint="default" w:ascii="Times New Roman" w:hAnsi="Times New Roman" w:eastAsia="微软雅黑" w:cs="Times New Roman"/>
+                <w:color w:val="262626"/>
+                <w:sz w:val="21"/>
+                <w:szCs w:val="21"/>
+                <w:lang w:val="en-US" w:eastAsia="zh-CN" w:bidi="ar-SA"/>
+              </w:rPr>
+              <w:t>共检出{{summaryOfRresults.endocrineDifferentiationSize}}个神经内分泌分化相关突变</w:t>
+            </w:r>
+          </w:p>
+        </w:tc>
+      </w:tr>
+      <w:tr>
+        <w:tblPrEx>
+          <w:tblBorders>
+            <w:top w:val="none" w:color="auto" w:sz="0" w:space="0"/>
+            <w:left w:val="none" w:color="auto" w:sz="0" w:space="0"/>
+            <w:bottom w:val="none" w:color="auto" w:sz="0" w:space="0"/>
+            <w:right w:val="none" w:color="auto" w:sz="0" w:space="0"/>
+            <w:insideH w:val="none" w:color="auto" w:sz="0" w:space="0"/>
+            <w:insideV w:val="none" w:color="auto" w:sz="0" w:space="0"/>
+          </w:tblBorders>
+          <w:shd w:val="clear" w:color="auto" w:fill="auto"/>
+          <w:tblCellMar>
+            <w:top w:w="0" w:type="dxa"/>
+            <w:left w:w="0" w:type="dxa"/>
+            <w:bottom w:w="0" w:type="dxa"/>
+            <w:right w:w="0" w:type="dxa"/>
+          </w:tblCellMar>
+        </w:tblPrEx>
+        <w:trPr>
+          <w:trHeight w:val="397" w:hRule="atLeast"/>
+          <w:jc w:val="center"/>
+        </w:trPr>
+        <w:tc>
+          <w:tcPr>
+            <w:tcW w:w="5000" w:type="pct"/>
+            <w:gridSpan w:val="3"/>
+            <w:tcBorders>
+              <w:top w:val="single" w:color="31849B" w:sz="8" w:space="0"/>
+              <w:bottom w:val="single" w:color="31849B" w:sz="8" w:space="0"/>
+            </w:tcBorders>
+            <w:shd w:val="clear" w:color="auto" w:fill="auto"/>
+            <w:vAlign w:val="center"/>
+          </w:tcPr>
+          <w:p>
+            <w:pPr>
+              <w:pStyle w:val="21"/>
+              <w:keepNext w:val="0"/>
+              <w:keepLines w:val="0"/>
+              <w:pageBreakBefore w:val="0"/>
+              <w:widowControl w:val="0"/>
+              <w:kinsoku/>
+              <w:wordWrap/>
+              <w:overflowPunct/>
+              <w:topLinePunct w:val="0"/>
+              <w:autoSpaceDE/>
+              <w:autoSpaceDN/>
+              <w:bidi w:val="0"/>
+              <w:adjustRightInd w:val="0"/>
+              <w:snapToGrid w:val="0"/>
+              <w:spacing w:line="240" w:lineRule="auto"/>
+              <w:ind w:left="110" w:leftChars="50" w:right="119" w:rightChars="0"/>
+              <w:jc w:val="both"/>
+              <w:textAlignment w:val="auto"/>
+              <w:rPr>
+                <w:rFonts w:hint="default" w:ascii="Times New Roman" w:hAnsi="Times New Roman" w:eastAsia="微软雅黑" w:cs="Times New Roman"/>
+                <w:color w:val="262626"/>
+                <w:sz w:val="21"/>
+                <w:szCs w:val="21"/>
+                <w:lang w:val="en-US" w:eastAsia="zh-CN"/>
+              </w:rPr>
+            </w:pPr>
+            <w:r>
+              <w:rPr>
+                <w:rFonts w:hint="default" w:ascii="Times New Roman" w:hAnsi="Times New Roman" w:eastAsia="微软雅黑" w:cs="Times New Roman"/>
+                <w:color w:val="262626"/>
+                <w:sz w:val="21"/>
+                <w:szCs w:val="21"/>
+                <w:lang w:val="en-US" w:eastAsia="zh-CN"/>
+              </w:rPr>
+              <w:t>{%tr endif %}</w:t>
+            </w:r>
+          </w:p>
+        </w:tc>
+      </w:tr>
+      <w:tr>
+        <w:tblPrEx>
+          <w:tblBorders>
+            <w:top w:val="none" w:color="auto" w:sz="0" w:space="0"/>
+            <w:left w:val="none" w:color="auto" w:sz="0" w:space="0"/>
+            <w:bottom w:val="none" w:color="auto" w:sz="0" w:space="0"/>
+            <w:right w:val="none" w:color="auto" w:sz="0" w:space="0"/>
+            <w:insideH w:val="none" w:color="auto" w:sz="0" w:space="0"/>
+            <w:insideV w:val="none" w:color="auto" w:sz="0" w:space="0"/>
+          </w:tblBorders>
+          <w:shd w:val="clear" w:color="auto" w:fill="auto"/>
+          <w:tblCellMar>
+            <w:top w:w="0" w:type="dxa"/>
+            <w:left w:w="0" w:type="dxa"/>
+            <w:bottom w:w="0" w:type="dxa"/>
+            <w:right w:w="0" w:type="dxa"/>
+          </w:tblCellMar>
+        </w:tblPrEx>
+        <w:trPr>
+          <w:trHeight w:val="397" w:hRule="atLeast"/>
+          <w:jc w:val="center"/>
+        </w:trPr>
+        <w:tc>
+          <w:tcPr>
+            <w:tcW w:w="752" w:type="pct"/>
+            <w:vMerge w:val="restart"/>
+            <w:tcBorders>
+              <w:top w:val="single" w:color="31849B" w:sz="8" w:space="0"/>
+              <w:right w:val="single" w:color="31849B" w:sz="8" w:space="0"/>
+            </w:tcBorders>
+            <w:shd w:val="clear" w:color="auto" w:fill="auto"/>
+            <w:vAlign w:val="center"/>
+          </w:tcPr>
+          <w:p>
+            <w:pPr>
+              <w:pStyle w:val="21"/>
+              <w:keepNext w:val="0"/>
+              <w:keepLines w:val="0"/>
+              <w:pageBreakBefore w:val="0"/>
+              <w:widowControl w:val="0"/>
+              <w:kinsoku/>
+              <w:wordWrap/>
+              <w:overflowPunct/>
+              <w:topLinePunct w:val="0"/>
+              <w:autoSpaceDE/>
+              <w:autoSpaceDN/>
+              <w:bidi w:val="0"/>
+              <w:adjustRightInd w:val="0"/>
+              <w:snapToGrid w:val="0"/>
+              <w:spacing w:line="240" w:lineRule="auto"/>
+              <w:ind w:left="110" w:leftChars="50"/>
+              <w:jc w:val="both"/>
+              <w:textAlignment w:val="auto"/>
+              <w:rPr>
                 <w:rFonts w:ascii="Times New Roman" w:hAnsi="Times New Roman" w:eastAsia="微软雅黑" w:cs="Times New Roman"/>
-                <w:color w:val="262626"/>
-                <w:sz w:val="21"/>
-                <w:szCs w:val="21"/>
-                <w:lang w:eastAsia="zh-CN"/>
-              </w:rPr>
-            </w:pPr>
+                <w:b/>
+                <w:bCs/>
+                <w:color w:val="262626"/>
+                <w:sz w:val="21"/>
+                <w:szCs w:val="21"/>
+                <w:lang w:eastAsia="zh-CN"/>
+              </w:rPr>
+            </w:pPr>
+            <w:r>
+              <w:rPr>
+                <w:rFonts w:ascii="Times New Roman" w:hAnsi="Times New Roman" w:eastAsia="微软雅黑" w:cs="Times New Roman"/>
+                <w:b/>
+                <w:bCs/>
+                <w:color w:val="262626"/>
+                <w:sz w:val="21"/>
+                <w:szCs w:val="21"/>
+                <w:lang w:eastAsia="zh-CN"/>
+              </w:rPr>
+              <w:t>免疫治疗相关标志物检测</w:t>
+            </w:r>
+          </w:p>
+        </w:tc>
+        <w:tc>
+          <w:tcPr>
+            <w:tcW w:w="1407" w:type="pct"/>
+            <w:tcBorders>
+              <w:top w:val="single" w:color="31849B" w:sz="8" w:space="0"/>
+              <w:left w:val="single" w:color="31849B" w:sz="8" w:space="0"/>
+              <w:bottom w:val="single" w:color="31849B" w:sz="8" w:space="0"/>
+              <w:right w:val="single" w:color="31849B" w:sz="8" w:space="0"/>
+            </w:tcBorders>
+            <w:shd w:val="clear" w:color="auto" w:fill="auto"/>
+            <w:vAlign w:val="center"/>
+          </w:tcPr>
+          <w:p>
+            <w:pPr>
+              <w:keepNext w:val="0"/>
+              <w:keepLines w:val="0"/>
+              <w:pageBreakBefore w:val="0"/>
+              <w:widowControl w:val="0"/>
+              <w:kinsoku/>
+              <w:wordWrap/>
+              <w:overflowPunct/>
+              <w:topLinePunct w:val="0"/>
+              <w:autoSpaceDE/>
+              <w:autoSpaceDN/>
+              <w:bidi w:val="0"/>
+              <w:adjustRightInd w:val="0"/>
+              <w:snapToGrid w:val="0"/>
+              <w:spacing w:line="240" w:lineRule="auto"/>
+              <w:ind w:left="110" w:leftChars="50"/>
+              <w:jc w:val="both"/>
+              <w:textAlignment w:val="auto"/>
+              <w:rPr>
+                <w:rFonts w:ascii="Times New Roman" w:hAnsi="Times New Roman" w:eastAsia="微软雅黑" w:cs="Times New Roman"/>
+                <w:b/>
+                <w:bCs/>
+                <w:color w:val="262626"/>
+                <w:sz w:val="21"/>
+                <w:szCs w:val="21"/>
+                <w:lang w:eastAsia="zh-CN"/>
+              </w:rPr>
+            </w:pPr>
+            <w:r>
+              <w:rPr>
+                <w:rFonts w:ascii="Times New Roman" w:hAnsi="Times New Roman" w:eastAsia="微软雅黑" w:cs="黑体"/>
+                <w:b/>
+                <w:bCs/>
+                <w:color w:val="262626"/>
+                <w:sz w:val="21"/>
+                <w:lang w:eastAsia="zh-CN"/>
+              </w:rPr>
+              <w:t>肿瘤突变负荷（TMB）</w:t>
+            </w:r>
+          </w:p>
+        </w:tc>
+        <w:tc>
+          <w:tcPr>
+            <w:tcW w:w="2839" w:type="pct"/>
+            <w:tcBorders>
+              <w:top w:val="single" w:color="31849B" w:sz="8" w:space="0"/>
+              <w:left w:val="single" w:color="31849B" w:sz="8" w:space="0"/>
+              <w:bottom w:val="single" w:color="31849B" w:sz="8" w:space="0"/>
+            </w:tcBorders>
+            <w:shd w:val="clear" w:color="auto" w:fill="auto"/>
+            <w:vAlign w:val="center"/>
+          </w:tcPr>
+          <w:p>
+            <w:pPr>
+              <w:pStyle w:val="21"/>
+              <w:keepNext w:val="0"/>
+              <w:keepLines w:val="0"/>
+              <w:pageBreakBefore w:val="0"/>
+              <w:widowControl w:val="0"/>
+              <w:kinsoku/>
+              <w:wordWrap/>
+              <w:overflowPunct/>
+              <w:topLinePunct w:val="0"/>
+              <w:autoSpaceDE/>
+              <w:autoSpaceDN/>
+              <w:bidi w:val="0"/>
+              <w:adjustRightInd w:val="0"/>
+              <w:snapToGrid w:val="0"/>
+              <w:spacing w:line="240" w:lineRule="auto"/>
+              <w:ind w:left="110" w:leftChars="50" w:right="119" w:rightChars="0"/>
+              <w:jc w:val="both"/>
+              <w:textAlignment w:val="auto"/>
+              <w:rPr>
+                <w:rFonts w:hint="eastAsia" w:ascii="微软雅黑" w:hAnsi="微软雅黑" w:eastAsia="微软雅黑" w:cs="微软雅黑"/>
+                <w:color w:val="262626"/>
+                <w:sz w:val="18"/>
+                <w:szCs w:val="18"/>
+                <w:lang w:eastAsia="zh-CN"/>
+              </w:rPr>
+            </w:pPr>
+            <w:r>
+              <w:rPr>
+                <w:rFonts w:hint="default" w:ascii="Times New Roman" w:hAnsi="Times New Roman" w:eastAsia="微软雅黑" w:cs="Times New Roman"/>
+                <w:color w:val="262626"/>
+                <w:sz w:val="21"/>
+                <w:szCs w:val="21"/>
+                <w:lang w:val="en-US" w:eastAsia="zh-CN" w:bidi="ar-SA"/>
+              </w:rPr>
+              <w:t>{% if summaryOfRresults.tmb_status == ‘TMB-H’ %}肿瘤突变负荷高{% else %}肿瘤突变负荷低{% endif %}（{{ summaryOfRresults.tmb_status}}，{{ summaryOfRresults.tmb }}Muts/Mb）</w:t>
+            </w:r>
+          </w:p>
+        </w:tc>
+      </w:tr>
+      <w:tr>
+        <w:tblPrEx>
+          <w:tblBorders>
+            <w:top w:val="none" w:color="auto" w:sz="0" w:space="0"/>
+            <w:left w:val="none" w:color="auto" w:sz="0" w:space="0"/>
+            <w:bottom w:val="none" w:color="auto" w:sz="0" w:space="0"/>
+            <w:right w:val="none" w:color="auto" w:sz="0" w:space="0"/>
+            <w:insideH w:val="none" w:color="auto" w:sz="0" w:space="0"/>
+            <w:insideV w:val="none" w:color="auto" w:sz="0" w:space="0"/>
+          </w:tblBorders>
+          <w:shd w:val="clear" w:color="auto" w:fill="auto"/>
+          <w:tblCellMar>
+            <w:top w:w="0" w:type="dxa"/>
+            <w:left w:w="0" w:type="dxa"/>
+            <w:bottom w:w="0" w:type="dxa"/>
+            <w:right w:w="0" w:type="dxa"/>
+          </w:tblCellMar>
+        </w:tblPrEx>
+        <w:trPr>
+          <w:trHeight w:val="397" w:hRule="atLeast"/>
+          <w:jc w:val="center"/>
+        </w:trPr>
+        <w:tc>
+          <w:tcPr>
+            <w:tcW w:w="752" w:type="pct"/>
+            <w:vMerge w:val="continue"/>
+            <w:tcBorders>
+              <w:right w:val="single" w:color="31849B" w:sz="8" w:space="0"/>
+            </w:tcBorders>
+            <w:shd w:val="clear" w:color="auto" w:fill="auto"/>
+            <w:vAlign w:val="center"/>
+          </w:tcPr>
+          <w:p>
+            <w:pPr>
+              <w:keepNext w:val="0"/>
+              <w:keepLines w:val="0"/>
+              <w:pageBreakBefore w:val="0"/>
+              <w:widowControl w:val="0"/>
+              <w:kinsoku/>
+              <w:wordWrap/>
+              <w:overflowPunct/>
+              <w:topLinePunct w:val="0"/>
+              <w:autoSpaceDE/>
+              <w:autoSpaceDN/>
+              <w:bidi w:val="0"/>
+              <w:adjustRightInd w:val="0"/>
+              <w:snapToGrid w:val="0"/>
+              <w:spacing w:line="240" w:lineRule="auto"/>
+              <w:ind w:left="110" w:leftChars="50"/>
+              <w:jc w:val="both"/>
+              <w:textAlignment w:val="auto"/>
+              <w:rPr>
+                <w:rFonts w:ascii="Times New Roman" w:hAnsi="Times New Roman" w:eastAsia="微软雅黑" w:cs="Times New Roman"/>
+                <w:b/>
+                <w:bCs/>
+                <w:color w:val="262626"/>
+                <w:sz w:val="21"/>
+                <w:szCs w:val="21"/>
+                <w:lang w:eastAsia="zh-CN"/>
+              </w:rPr>
+            </w:pPr>
+          </w:p>
+        </w:tc>
+        <w:tc>
+          <w:tcPr>
+            <w:tcW w:w="1407" w:type="pct"/>
+            <w:tcBorders>
+              <w:top w:val="single" w:color="31849B" w:sz="8" w:space="0"/>
+              <w:left w:val="single" w:color="31849B" w:sz="8" w:space="0"/>
+              <w:bottom w:val="single" w:color="31849B" w:sz="8" w:space="0"/>
+              <w:right w:val="single" w:color="31849B" w:sz="8" w:space="0"/>
+            </w:tcBorders>
+            <w:shd w:val="clear" w:color="auto" w:fill="auto"/>
+            <w:vAlign w:val="center"/>
+          </w:tcPr>
+          <w:p>
+            <w:pPr>
+              <w:keepNext w:val="0"/>
+              <w:keepLines w:val="0"/>
+              <w:pageBreakBefore w:val="0"/>
+              <w:widowControl w:val="0"/>
+              <w:kinsoku/>
+              <w:wordWrap/>
+              <w:overflowPunct/>
+              <w:topLinePunct w:val="0"/>
+              <w:autoSpaceDE/>
+              <w:autoSpaceDN/>
+              <w:bidi w:val="0"/>
+              <w:adjustRightInd w:val="0"/>
+              <w:snapToGrid w:val="0"/>
+              <w:spacing w:line="240" w:lineRule="auto"/>
+              <w:ind w:left="110" w:leftChars="50"/>
+              <w:jc w:val="both"/>
+              <w:textAlignment w:val="auto"/>
+              <w:rPr>
+                <w:rFonts w:ascii="Times New Roman" w:hAnsi="Times New Roman" w:eastAsia="微软雅黑" w:cs="Times New Roman"/>
+                <w:b/>
+                <w:bCs/>
+                <w:color w:val="262626"/>
+                <w:kern w:val="2"/>
+                <w:sz w:val="21"/>
+                <w:szCs w:val="21"/>
+                <w:lang w:val="en-US" w:eastAsia="zh-CN" w:bidi="ar-SA"/>
+              </w:rPr>
+            </w:pPr>
+            <w:r>
+              <w:rPr>
+                <w:rFonts w:ascii="Times New Roman" w:hAnsi="Times New Roman" w:eastAsia="微软雅黑" w:cs="黑体"/>
+                <w:b/>
+                <w:bCs/>
+                <w:color w:val="262626"/>
+                <w:sz w:val="21"/>
+                <w:lang w:eastAsia="zh-CN"/>
+              </w:rPr>
+              <w:t>微卫星不稳定性（MSI）</w:t>
+            </w:r>
+          </w:p>
+        </w:tc>
+        <w:tc>
+          <w:tcPr>
+            <w:tcW w:w="2839" w:type="pct"/>
+            <w:tcBorders>
+              <w:top w:val="single" w:color="31849B" w:sz="8" w:space="0"/>
+              <w:left w:val="single" w:color="31849B" w:sz="8" w:space="0"/>
+              <w:bottom w:val="single" w:color="31849B" w:sz="8" w:space="0"/>
+            </w:tcBorders>
+            <w:shd w:val="clear" w:color="auto" w:fill="auto"/>
+            <w:vAlign w:val="center"/>
+          </w:tcPr>
+          <w:p>
+            <w:pPr>
+              <w:pStyle w:val="21"/>
+              <w:keepNext w:val="0"/>
+              <w:keepLines w:val="0"/>
+              <w:pageBreakBefore w:val="0"/>
+              <w:widowControl w:val="0"/>
+              <w:kinsoku/>
+              <w:wordWrap/>
+              <w:overflowPunct/>
+              <w:topLinePunct w:val="0"/>
+              <w:autoSpaceDE/>
+              <w:autoSpaceDN/>
+              <w:bidi w:val="0"/>
+              <w:adjustRightInd w:val="0"/>
+              <w:snapToGrid w:val="0"/>
+              <w:spacing w:line="240" w:lineRule="auto"/>
+              <w:ind w:left="110" w:leftChars="50" w:right="119" w:rightChars="0"/>
+              <w:jc w:val="both"/>
+              <w:textAlignment w:val="auto"/>
+              <w:rPr>
+                <w:rFonts w:hint="eastAsia" w:ascii="微软雅黑" w:hAnsi="微软雅黑" w:eastAsia="微软雅黑" w:cs="微软雅黑"/>
+                <w:color w:val="262626"/>
+                <w:sz w:val="18"/>
+                <w:szCs w:val="18"/>
+                <w:lang w:eastAsia="zh-CN"/>
+              </w:rPr>
+            </w:pPr>
+            <w:r>
+              <w:rPr>
+                <w:rFonts w:hint="default" w:ascii="Times New Roman" w:hAnsi="Times New Roman" w:eastAsia="微软雅黑" w:cs="Times New Roman"/>
+                <w:color w:val="262626"/>
+                <w:sz w:val="21"/>
+                <w:szCs w:val="21"/>
+                <w:lang w:val="en-US" w:eastAsia="zh-CN" w:bidi="ar-SA"/>
+              </w:rPr>
+              <w:t>{{summaryOfRresults.msi_status</w:t>
+            </w:r>
             <w:r>
               <w:rPr>
                 <w:rFonts w:hint="eastAsia" w:ascii="Times New Roman" w:hAnsi="Times New Roman" w:eastAsia="微软雅黑" w:cs="Times New Roman"/>
                 <w:color w:val="262626"/>
                 <w:sz w:val="21"/>
                 <w:szCs w:val="21"/>
-                <w:lang w:eastAsia="zh-CN"/>
-              </w:rPr>
-              <w:t>{%tr endif %}</w:t>
+                <w:lang w:val="en-US" w:eastAsia="zh-CN" w:bidi="ar-SA"/>
+              </w:rPr>
+              <w:t>_</w:t>
+            </w:r>
+            <w:r>
+              <w:rPr>
+                <w:rFonts w:hint="default" w:ascii="Times New Roman" w:hAnsi="Times New Roman" w:eastAsia="微软雅黑" w:cs="Times New Roman"/>
+                <w:color w:val="262626"/>
+                <w:sz w:val="21"/>
+                <w:szCs w:val="21"/>
+                <w:lang w:val="en-US" w:eastAsia="zh-CN" w:bidi="ar-SA"/>
+              </w:rPr>
+              <w:t>state}}</w:t>
             </w:r>
           </w:p>
         </w:tc>
@@ -3882,10 +2905,107 @@
         </w:trPr>
         <w:tc>
           <w:tcPr>
-            <w:tcW w:w="5000" w:type="pct"/>
-            <w:gridSpan w:val="3"/>
+            <w:tcW w:w="752" w:type="pct"/>
+            <w:vMerge w:val="continue"/>
+            <w:tcBorders>
+              <w:right w:val="single" w:color="31849B" w:sz="8" w:space="0"/>
+            </w:tcBorders>
+            <w:shd w:val="clear" w:color="auto" w:fill="auto"/>
+            <w:vAlign w:val="center"/>
+          </w:tcPr>
+          <w:p>
+            <w:pPr>
+              <w:keepNext w:val="0"/>
+              <w:keepLines w:val="0"/>
+              <w:pageBreakBefore w:val="0"/>
+              <w:widowControl w:val="0"/>
+              <w:kinsoku/>
+              <w:wordWrap/>
+              <w:overflowPunct/>
+              <w:topLinePunct w:val="0"/>
+              <w:autoSpaceDE/>
+              <w:autoSpaceDN/>
+              <w:bidi w:val="0"/>
+              <w:adjustRightInd w:val="0"/>
+              <w:snapToGrid w:val="0"/>
+              <w:spacing w:line="240" w:lineRule="auto"/>
+              <w:ind w:left="110" w:leftChars="50"/>
+              <w:jc w:val="both"/>
+              <w:textAlignment w:val="auto"/>
+              <w:rPr>
+                <w:rFonts w:ascii="Times New Roman" w:hAnsi="Times New Roman" w:eastAsia="微软雅黑" w:cs="Times New Roman"/>
+                <w:b/>
+                <w:bCs/>
+                <w:color w:val="262626"/>
+                <w:sz w:val="21"/>
+                <w:szCs w:val="21"/>
+                <w:lang w:eastAsia="zh-CN"/>
+              </w:rPr>
+            </w:pPr>
+          </w:p>
+        </w:tc>
+        <w:tc>
+          <w:tcPr>
+            <w:tcW w:w="1407" w:type="pct"/>
             <w:tcBorders>
               <w:top w:val="single" w:color="31849B" w:sz="8" w:space="0"/>
+              <w:left w:val="single" w:color="31849B" w:sz="8" w:space="0"/>
+              <w:bottom w:val="single" w:color="31849B" w:sz="8" w:space="0"/>
+              <w:right w:val="single" w:color="31849B" w:sz="8" w:space="0"/>
+            </w:tcBorders>
+            <w:shd w:val="clear" w:color="auto" w:fill="auto"/>
+            <w:vAlign w:val="center"/>
+          </w:tcPr>
+          <w:p>
+            <w:pPr>
+              <w:keepNext w:val="0"/>
+              <w:keepLines w:val="0"/>
+              <w:pageBreakBefore w:val="0"/>
+              <w:widowControl w:val="0"/>
+              <w:kinsoku/>
+              <w:wordWrap/>
+              <w:overflowPunct/>
+              <w:topLinePunct w:val="0"/>
+              <w:autoSpaceDE/>
+              <w:autoSpaceDN/>
+              <w:bidi w:val="0"/>
+              <w:adjustRightInd w:val="0"/>
+              <w:snapToGrid w:val="0"/>
+              <w:spacing w:line="240" w:lineRule="auto"/>
+              <w:ind w:left="110" w:leftChars="50"/>
+              <w:jc w:val="both"/>
+              <w:textAlignment w:val="auto"/>
+              <w:rPr>
+                <w:rFonts w:ascii="Times New Roman" w:hAnsi="Times New Roman" w:eastAsia="微软雅黑" w:cs="Times New Roman"/>
+                <w:b/>
+                <w:bCs/>
+                <w:color w:val="262626"/>
+                <w:kern w:val="2"/>
+                <w:sz w:val="21"/>
+                <w:szCs w:val="21"/>
+                <w:lang w:val="en-US" w:eastAsia="zh-CN" w:bidi="ar-SA"/>
+              </w:rPr>
+            </w:pPr>
+            <w:r>
+              <w:rPr>
+                <w:rFonts w:hint="eastAsia" w:ascii="Times New Roman" w:hAnsi="Times New Roman" w:eastAsia="微软雅黑" w:cs="Times New Roman"/>
+                <w:b/>
+                <w:bCs/>
+                <w:color w:val="262626"/>
+                <w:sz w:val="21"/>
+                <w:szCs w:val="21"/>
+                <w:lang w:eastAsia="zh-CN"/>
+              </w:rPr>
+              <w:t>错配修复（MMR）基因</w:t>
+            </w:r>
+          </w:p>
+        </w:tc>
+        <w:tc>
+          <w:tcPr>
+            <w:tcW w:w="2839" w:type="pct"/>
+            <w:tcBorders>
+              <w:top w:val="single" w:color="31849B" w:sz="8" w:space="0"/>
+              <w:left w:val="single" w:color="31849B" w:sz="8" w:space="0"/>
               <w:bottom w:val="single" w:color="31849B" w:sz="8" w:space="0"/>
             </w:tcBorders>
             <w:shd w:val="clear" w:color="auto" w:fill="auto"/>
@@ -3912,7 +3032,123 @@
               <w:jc w:val="both"/>
               <w:textAlignment w:val="auto"/>
               <w:rPr>
+                <w:rFonts w:hint="eastAsia" w:ascii="微软雅黑" w:hAnsi="微软雅黑" w:eastAsia="微软雅黑" w:cs="微软雅黑"/>
+                <w:color w:val="262626"/>
+                <w:sz w:val="18"/>
+                <w:szCs w:val="18"/>
+                <w:lang w:eastAsia="zh-CN"/>
+              </w:rPr>
+            </w:pPr>
+            <w:r>
+              <w:rPr>
+                <w:rFonts w:hint="default" w:ascii="Times New Roman" w:hAnsi="Times New Roman" w:eastAsia="微软雅黑" w:cs="Times New Roman"/>
+                <w:color w:val="262626"/>
+                <w:sz w:val="21"/>
+                <w:szCs w:val="21"/>
+                <w:lang w:val="en-US" w:eastAsia="zh-CN" w:bidi="ar-SA"/>
+              </w:rPr>
+              <w:t>共检出{{summaryOfRresults.dMMRinfoSize}}个MMR基因失活突变</w:t>
+            </w:r>
+          </w:p>
+        </w:tc>
+      </w:tr>
+      <w:tr>
+        <w:tblPrEx>
+          <w:tblBorders>
+            <w:top w:val="none" w:color="auto" w:sz="0" w:space="0"/>
+            <w:left w:val="none" w:color="auto" w:sz="0" w:space="0"/>
+            <w:bottom w:val="none" w:color="auto" w:sz="0" w:space="0"/>
+            <w:right w:val="none" w:color="auto" w:sz="0" w:space="0"/>
+            <w:insideH w:val="none" w:color="auto" w:sz="0" w:space="0"/>
+            <w:insideV w:val="none" w:color="auto" w:sz="0" w:space="0"/>
+          </w:tblBorders>
+          <w:shd w:val="clear" w:color="auto" w:fill="auto"/>
+          <w:tblCellMar>
+            <w:top w:w="0" w:type="dxa"/>
+            <w:left w:w="0" w:type="dxa"/>
+            <w:bottom w:w="0" w:type="dxa"/>
+            <w:right w:w="0" w:type="dxa"/>
+          </w:tblCellMar>
+        </w:tblPrEx>
+        <w:trPr>
+          <w:trHeight w:val="397" w:hRule="atLeast"/>
+          <w:jc w:val="center"/>
+        </w:trPr>
+        <w:tc>
+          <w:tcPr>
+            <w:tcW w:w="752" w:type="pct"/>
+            <w:vMerge w:val="continue"/>
+            <w:tcBorders>
+              <w:bottom w:val="single" w:color="31849B" w:sz="8" w:space="0"/>
+              <w:right w:val="single" w:color="31849B" w:sz="8" w:space="0"/>
+            </w:tcBorders>
+            <w:shd w:val="clear" w:color="auto" w:fill="auto"/>
+            <w:vAlign w:val="center"/>
+          </w:tcPr>
+          <w:p>
+            <w:pPr>
+              <w:keepNext w:val="0"/>
+              <w:keepLines w:val="0"/>
+              <w:pageBreakBefore w:val="0"/>
+              <w:widowControl w:val="0"/>
+              <w:kinsoku/>
+              <w:wordWrap/>
+              <w:overflowPunct/>
+              <w:topLinePunct w:val="0"/>
+              <w:autoSpaceDE/>
+              <w:autoSpaceDN/>
+              <w:bidi w:val="0"/>
+              <w:adjustRightInd w:val="0"/>
+              <w:snapToGrid w:val="0"/>
+              <w:spacing w:line="240" w:lineRule="auto"/>
+              <w:ind w:left="110" w:leftChars="50"/>
+              <w:jc w:val="both"/>
+              <w:textAlignment w:val="auto"/>
+              <w:rPr>
                 <w:rFonts w:ascii="Times New Roman" w:hAnsi="Times New Roman" w:eastAsia="微软雅黑" w:cs="Times New Roman"/>
+                <w:b/>
+                <w:bCs/>
+                <w:color w:val="262626"/>
+                <w:sz w:val="21"/>
+                <w:szCs w:val="21"/>
+                <w:lang w:eastAsia="zh-CN"/>
+              </w:rPr>
+            </w:pPr>
+          </w:p>
+        </w:tc>
+        <w:tc>
+          <w:tcPr>
+            <w:tcW w:w="1407" w:type="pct"/>
+            <w:tcBorders>
+              <w:top w:val="single" w:color="31849B" w:sz="8" w:space="0"/>
+              <w:left w:val="single" w:color="31849B" w:sz="8" w:space="0"/>
+              <w:bottom w:val="single" w:color="31849B" w:sz="8" w:space="0"/>
+              <w:right w:val="single" w:color="31849B" w:sz="8" w:space="0"/>
+            </w:tcBorders>
+            <w:shd w:val="clear" w:color="auto" w:fill="auto"/>
+            <w:vAlign w:val="center"/>
+          </w:tcPr>
+          <w:p>
+            <w:pPr>
+              <w:pStyle w:val="21"/>
+              <w:keepNext w:val="0"/>
+              <w:keepLines w:val="0"/>
+              <w:pageBreakBefore w:val="0"/>
+              <w:widowControl w:val="0"/>
+              <w:kinsoku/>
+              <w:wordWrap/>
+              <w:overflowPunct/>
+              <w:topLinePunct w:val="0"/>
+              <w:autoSpaceDE/>
+              <w:autoSpaceDN/>
+              <w:bidi w:val="0"/>
+              <w:snapToGrid w:val="0"/>
+              <w:ind w:left="119" w:leftChars="0"/>
+              <w:textAlignment w:val="auto"/>
+              <w:rPr>
+                <w:rFonts w:ascii="Times New Roman" w:hAnsi="Times New Roman" w:eastAsia="微软雅黑" w:cs="Times New Roman"/>
+                <w:b/>
+                <w:bCs/>
                 <w:color w:val="262626"/>
                 <w:sz w:val="21"/>
                 <w:szCs w:val="21"/>
@@ -3922,12 +3158,256 @@
             <w:r>
               <w:rPr>
                 <w:rFonts w:hint="eastAsia" w:ascii="Times New Roman" w:hAnsi="Times New Roman" w:eastAsia="微软雅黑" w:cs="Times New Roman"/>
-                <w:color w:val="262626"/>
-                <w:sz w:val="21"/>
-                <w:szCs w:val="21"/>
-                <w:lang w:eastAsia="zh-CN"/>
-              </w:rPr>
-              <w:t>{%tr if urinaryProstateDisease != ‘’%}</w:t>
+                <w:b/>
+                <w:bCs/>
+                <w:color w:val="262626"/>
+                <w:sz w:val="21"/>
+                <w:szCs w:val="21"/>
+                <w:lang w:eastAsia="zh-CN"/>
+              </w:rPr>
+              <w:t>免疫</w:t>
+            </w:r>
+            <w:r>
+              <w:rPr>
+                <w:rFonts w:ascii="Times New Roman" w:hAnsi="Times New Roman" w:eastAsia="微软雅黑" w:cs="Times New Roman"/>
+                <w:b/>
+                <w:bCs/>
+                <w:color w:val="262626"/>
+                <w:sz w:val="21"/>
+                <w:szCs w:val="21"/>
+                <w:lang w:eastAsia="zh-CN"/>
+              </w:rPr>
+              <w:t>正相关基因</w:t>
+            </w:r>
+          </w:p>
+        </w:tc>
+        <w:tc>
+          <w:tcPr>
+            <w:tcW w:w="2839" w:type="pct"/>
+            <w:tcBorders>
+              <w:top w:val="single" w:color="31849B" w:sz="8" w:space="0"/>
+              <w:left w:val="single" w:color="31849B" w:sz="8" w:space="0"/>
+              <w:bottom w:val="single" w:color="31849B" w:sz="8" w:space="0"/>
+            </w:tcBorders>
+            <w:shd w:val="clear" w:color="auto" w:fill="auto"/>
+            <w:vAlign w:val="center"/>
+          </w:tcPr>
+          <w:p>
+            <w:pPr>
+              <w:pStyle w:val="21"/>
+              <w:keepNext w:val="0"/>
+              <w:keepLines w:val="0"/>
+              <w:pageBreakBefore w:val="0"/>
+              <w:widowControl w:val="0"/>
+              <w:kinsoku/>
+              <w:wordWrap/>
+              <w:overflowPunct/>
+              <w:topLinePunct w:val="0"/>
+              <w:autoSpaceDE/>
+              <w:autoSpaceDN/>
+              <w:bidi w:val="0"/>
+              <w:snapToGrid w:val="0"/>
+              <w:spacing w:before="100" w:line="187" w:lineRule="auto"/>
+              <w:ind w:left="119" w:leftChars="0" w:right="119" w:rightChars="0"/>
+              <w:jc w:val="both"/>
+              <w:textAlignment w:val="auto"/>
+              <w:rPr>
+                <w:rFonts w:ascii="Times New Roman" w:hAnsi="Times New Roman" w:eastAsia="微软雅黑" w:cs="Times New Roman"/>
+                <w:color w:val="262626"/>
+                <w:sz w:val="21"/>
+                <w:szCs w:val="21"/>
+                <w:lang w:eastAsia="zh-CN"/>
+              </w:rPr>
+            </w:pPr>
+            <w:r>
+              <w:rPr>
+                <w:rFonts w:hint="default" w:ascii="Times New Roman" w:hAnsi="Times New Roman" w:eastAsia="微软雅黑" w:cs="Times New Roman"/>
+                <w:color w:val="262626"/>
+                <w:sz w:val="21"/>
+                <w:szCs w:val="21"/>
+                <w:lang w:val="en-US" w:eastAsia="zh-CN" w:bidi="ar-SA"/>
+              </w:rPr>
+              <w:t>共检出{{summaryOfRresults.positiveImmnueNum}}个正相关突变</w:t>
+            </w:r>
+          </w:p>
+        </w:tc>
+      </w:tr>
+      <w:tr>
+        <w:tblPrEx>
+          <w:tblBorders>
+            <w:top w:val="none" w:color="auto" w:sz="0" w:space="0"/>
+            <w:left w:val="none" w:color="auto" w:sz="0" w:space="0"/>
+            <w:bottom w:val="none" w:color="auto" w:sz="0" w:space="0"/>
+            <w:right w:val="none" w:color="auto" w:sz="0" w:space="0"/>
+            <w:insideH w:val="none" w:color="auto" w:sz="0" w:space="0"/>
+            <w:insideV w:val="none" w:color="auto" w:sz="0" w:space="0"/>
+          </w:tblBorders>
+          <w:shd w:val="clear" w:color="auto" w:fill="auto"/>
+          <w:tblCellMar>
+            <w:top w:w="0" w:type="dxa"/>
+            <w:left w:w="0" w:type="dxa"/>
+            <w:bottom w:w="0" w:type="dxa"/>
+            <w:right w:w="0" w:type="dxa"/>
+          </w:tblCellMar>
+        </w:tblPrEx>
+        <w:trPr>
+          <w:trHeight w:val="397" w:hRule="atLeast"/>
+          <w:jc w:val="center"/>
+        </w:trPr>
+        <w:tc>
+          <w:tcPr>
+            <w:tcW w:w="752" w:type="pct"/>
+            <w:vMerge w:val="continue"/>
+            <w:tcBorders>
+              <w:bottom w:val="single" w:color="31849B" w:sz="8" w:space="0"/>
+              <w:right w:val="single" w:color="31849B" w:sz="8" w:space="0"/>
+            </w:tcBorders>
+            <w:shd w:val="clear" w:color="auto" w:fill="auto"/>
+            <w:vAlign w:val="center"/>
+          </w:tcPr>
+          <w:p>
+            <w:pPr>
+              <w:keepNext w:val="0"/>
+              <w:keepLines w:val="0"/>
+              <w:pageBreakBefore w:val="0"/>
+              <w:widowControl w:val="0"/>
+              <w:kinsoku/>
+              <w:wordWrap/>
+              <w:overflowPunct/>
+              <w:topLinePunct w:val="0"/>
+              <w:autoSpaceDE/>
+              <w:autoSpaceDN/>
+              <w:bidi w:val="0"/>
+              <w:adjustRightInd w:val="0"/>
+              <w:snapToGrid w:val="0"/>
+              <w:spacing w:line="240" w:lineRule="auto"/>
+              <w:ind w:left="110" w:leftChars="50"/>
+              <w:jc w:val="both"/>
+              <w:textAlignment w:val="auto"/>
+              <w:rPr>
+                <w:rFonts w:ascii="Times New Roman" w:hAnsi="Times New Roman" w:eastAsia="微软雅黑" w:cs="Times New Roman"/>
+                <w:b/>
+                <w:bCs/>
+                <w:color w:val="262626"/>
+                <w:sz w:val="21"/>
+                <w:szCs w:val="21"/>
+                <w:lang w:eastAsia="zh-CN"/>
+              </w:rPr>
+            </w:pPr>
+          </w:p>
+        </w:tc>
+        <w:tc>
+          <w:tcPr>
+            <w:tcW w:w="1407" w:type="pct"/>
+            <w:tcBorders>
+              <w:top w:val="single" w:color="31849B" w:sz="8" w:space="0"/>
+              <w:left w:val="single" w:color="31849B" w:sz="8" w:space="0"/>
+              <w:bottom w:val="single" w:color="31849B" w:sz="8" w:space="0"/>
+              <w:right w:val="single" w:color="31849B" w:sz="8" w:space="0"/>
+            </w:tcBorders>
+            <w:shd w:val="clear" w:color="auto" w:fill="auto"/>
+            <w:vAlign w:val="center"/>
+          </w:tcPr>
+          <w:p>
+            <w:pPr>
+              <w:pStyle w:val="21"/>
+              <w:keepNext w:val="0"/>
+              <w:keepLines w:val="0"/>
+              <w:pageBreakBefore w:val="0"/>
+              <w:widowControl w:val="0"/>
+              <w:kinsoku/>
+              <w:wordWrap/>
+              <w:overflowPunct/>
+              <w:topLinePunct w:val="0"/>
+              <w:autoSpaceDE/>
+              <w:autoSpaceDN/>
+              <w:bidi w:val="0"/>
+              <w:snapToGrid w:val="0"/>
+              <w:ind w:left="119" w:leftChars="0"/>
+              <w:textAlignment w:val="auto"/>
+              <w:rPr>
+                <w:rFonts w:ascii="Times New Roman" w:hAnsi="Times New Roman" w:eastAsia="微软雅黑" w:cs="Times New Roman"/>
+                <w:b/>
+                <w:bCs/>
+                <w:color w:val="262626"/>
+                <w:sz w:val="21"/>
+                <w:szCs w:val="21"/>
+                <w:lang w:eastAsia="zh-CN"/>
+              </w:rPr>
+            </w:pPr>
+            <w:r>
+              <w:rPr>
+                <w:rFonts w:hint="eastAsia" w:ascii="Times New Roman" w:hAnsi="Times New Roman" w:eastAsia="微软雅黑" w:cs="Times New Roman"/>
+                <w:b/>
+                <w:bCs/>
+                <w:color w:val="262626"/>
+                <w:sz w:val="21"/>
+                <w:szCs w:val="21"/>
+                <w:lang w:eastAsia="zh-CN"/>
+              </w:rPr>
+              <w:t>免疫负</w:t>
+            </w:r>
+            <w:r>
+              <w:rPr>
+                <w:rFonts w:ascii="Times New Roman" w:hAnsi="Times New Roman" w:eastAsia="微软雅黑" w:cs="Times New Roman"/>
+                <w:b/>
+                <w:bCs/>
+                <w:color w:val="262626"/>
+                <w:sz w:val="21"/>
+                <w:szCs w:val="21"/>
+                <w:lang w:eastAsia="zh-CN"/>
+              </w:rPr>
+              <w:t>相关基因</w:t>
+            </w:r>
+          </w:p>
+        </w:tc>
+        <w:tc>
+          <w:tcPr>
+            <w:tcW w:w="2839" w:type="pct"/>
+            <w:tcBorders>
+              <w:top w:val="single" w:color="31849B" w:sz="8" w:space="0"/>
+              <w:left w:val="single" w:color="31849B" w:sz="8" w:space="0"/>
+              <w:bottom w:val="single" w:color="31849B" w:sz="8" w:space="0"/>
+            </w:tcBorders>
+            <w:shd w:val="clear" w:color="auto" w:fill="auto"/>
+            <w:vAlign w:val="center"/>
+          </w:tcPr>
+          <w:p>
+            <w:pPr>
+              <w:pStyle w:val="21"/>
+              <w:keepNext w:val="0"/>
+              <w:keepLines w:val="0"/>
+              <w:pageBreakBefore w:val="0"/>
+              <w:widowControl w:val="0"/>
+              <w:kinsoku/>
+              <w:wordWrap/>
+              <w:overflowPunct/>
+              <w:topLinePunct w:val="0"/>
+              <w:autoSpaceDE/>
+              <w:autoSpaceDN/>
+              <w:bidi w:val="0"/>
+              <w:snapToGrid w:val="0"/>
+              <w:spacing w:before="100" w:line="187" w:lineRule="auto"/>
+              <w:ind w:left="119" w:leftChars="0" w:right="119" w:rightChars="0"/>
+              <w:jc w:val="both"/>
+              <w:textAlignment w:val="auto"/>
+              <w:rPr>
+                <w:rFonts w:ascii="Times New Roman" w:hAnsi="Times New Roman" w:eastAsia="微软雅黑" w:cs="Times New Roman"/>
+                <w:color w:val="262626"/>
+                <w:sz w:val="21"/>
+                <w:szCs w:val="21"/>
+                <w:lang w:eastAsia="zh-CN"/>
+              </w:rPr>
+            </w:pPr>
+            <w:r>
+              <w:rPr>
+                <w:rFonts w:hint="default" w:ascii="Times New Roman" w:hAnsi="Times New Roman" w:eastAsia="微软雅黑" w:cs="Times New Roman"/>
+                <w:color w:val="262626"/>
+                <w:sz w:val="21"/>
+                <w:szCs w:val="21"/>
+                <w:lang w:val="en-US" w:eastAsia="zh-CN" w:bidi="ar-SA"/>
+              </w:rPr>
+              <w:t>共检出{{summaryOfRresults.negativeImmnueNum}}个负相关突变</w:t>
             </w:r>
           </w:p>
         </w:tc>
@@ -3955,10 +3435,9 @@
         </w:trPr>
         <w:tc>
           <w:tcPr>
-            <w:tcW w:w="2160" w:type="pct"/>
-            <w:gridSpan w:val="2"/>
-            <w:tcBorders>
-              <w:top w:val="single" w:color="31849B" w:sz="8" w:space="0"/>
+            <w:tcW w:w="752" w:type="pct"/>
+            <w:vMerge w:val="continue"/>
+            <w:tcBorders>
               <w:bottom w:val="single" w:color="31849B" w:sz="8" w:space="0"/>
               <w:right w:val="single" w:color="31849B" w:sz="8" w:space="0"/>
             </w:tcBorders>
@@ -3967,7 +3446,6 @@
           </w:tcPr>
           <w:p>
             <w:pPr>
-              <w:pStyle w:val="21"/>
               <w:keepNext w:val="0"/>
               <w:keepLines w:val="0"/>
               <w:pageBreakBefore w:val="0"/>
@@ -3995,17 +3473,57 @@
                 <w:lang w:eastAsia="zh-CN"/>
               </w:rPr>
             </w:pPr>
-            <w:r>
-              <w:rPr>
-                <w:rFonts w:hint="default" w:ascii="Times New Roman" w:hAnsi="Times New Roman" w:eastAsia="微软雅黑" w:cs="Times New Roman"/>
+          </w:p>
+        </w:tc>
+        <w:tc>
+          <w:tcPr>
+            <w:tcW w:w="1407" w:type="pct"/>
+            <w:tcBorders>
+              <w:top w:val="single" w:color="31849B" w:sz="8" w:space="0"/>
+              <w:left w:val="single" w:color="31849B" w:sz="8" w:space="0"/>
+              <w:bottom w:val="single" w:color="31849B" w:sz="8" w:space="0"/>
+              <w:right w:val="single" w:color="31849B" w:sz="8" w:space="0"/>
+            </w:tcBorders>
+            <w:shd w:val="clear" w:color="auto" w:fill="auto"/>
+            <w:vAlign w:val="center"/>
+          </w:tcPr>
+          <w:p>
+            <w:pPr>
+              <w:keepNext w:val="0"/>
+              <w:keepLines w:val="0"/>
+              <w:pageBreakBefore w:val="0"/>
+              <w:widowControl w:val="0"/>
+              <w:kinsoku/>
+              <w:wordWrap/>
+              <w:overflowPunct/>
+              <w:topLinePunct w:val="0"/>
+              <w:autoSpaceDE/>
+              <w:autoSpaceDN/>
+              <w:bidi w:val="0"/>
+              <w:snapToGrid w:val="0"/>
+              <w:ind w:left="119" w:leftChars="0"/>
+              <w:textAlignment w:val="auto"/>
+              <w:rPr>
+                <w:rFonts w:ascii="Times New Roman" w:hAnsi="Times New Roman" w:eastAsia="微软雅黑" w:cs="Times New Roman"/>
                 <w:b/>
                 <w:bCs/>
                 <w:color w:val="262626"/>
                 <w:sz w:val="21"/>
                 <w:szCs w:val="21"/>
-                <w:lang w:val="en-US" w:eastAsia="zh-CN" w:bidi="ar-SA"/>
-              </w:rPr>
-              <w:t>预后相关</w:t>
+                <w:lang w:eastAsia="zh-CN"/>
+              </w:rPr>
+            </w:pPr>
+            <w:r>
+              <w:rPr>
+                <w:rFonts w:hint="eastAsia" w:ascii="Times New Roman" w:hAnsi="Times New Roman" w:eastAsia="微软雅黑" w:cs="Times New Roman"/>
+                <w:b/>
+                <w:bCs/>
+                <w:color w:val="262626"/>
+                <w:sz w:val="21"/>
+                <w:szCs w:val="21"/>
+                <w:lang w:eastAsia="zh-CN"/>
+              </w:rPr>
+              <w:t>免疫超进展相关基因（HPD）</w:t>
             </w:r>
           </w:p>
         </w:tc>
@@ -4034,17 +3552,16 @@
               <w:autoSpaceDE/>
               <w:autoSpaceDN/>
               <w:bidi w:val="0"/>
-              <w:adjustRightInd w:val="0"/>
               <w:snapToGrid w:val="0"/>
-              <w:spacing w:line="240" w:lineRule="auto"/>
-              <w:ind w:left="110" w:leftChars="50" w:right="119" w:rightChars="0"/>
+              <w:spacing w:before="77"/>
+              <w:ind w:left="119" w:leftChars="0" w:right="119" w:rightChars="0"/>
               <w:jc w:val="both"/>
               <w:textAlignment w:val="auto"/>
               <w:rPr>
-                <w:rFonts w:ascii="Times New Roman" w:hAnsi="Times New Roman" w:eastAsia="微软雅黑" w:cs="Times New Roman"/>
-                <w:color w:val="262626"/>
-                <w:sz w:val="21"/>
-                <w:szCs w:val="21"/>
+                <w:rFonts w:hint="eastAsia" w:ascii="微软雅黑" w:hAnsi="微软雅黑" w:eastAsia="微软雅黑" w:cs="微软雅黑"/>
+                <w:color w:val="262626"/>
+                <w:sz w:val="18"/>
+                <w:szCs w:val="18"/>
                 <w:lang w:eastAsia="zh-CN"/>
               </w:rPr>
             </w:pPr>
@@ -4056,47 +3573,7 @@
                 <w:szCs w:val="21"/>
                 <w:lang w:val="en-US" w:eastAsia="zh-CN" w:bidi="ar-SA"/>
               </w:rPr>
-              <w:t>详见</w:t>
-            </w:r>
-            <w:r>
-              <w:rPr>
-                <w:rFonts w:hint="eastAsia" w:ascii="微软雅黑" w:hAnsi="微软雅黑" w:eastAsia="微软雅黑" w:cs="微软雅黑"/>
-                <w:color w:val="262626"/>
-                <w:sz w:val="21"/>
-                <w:szCs w:val="21"/>
-                <w:lang w:val="en-US" w:eastAsia="zh-CN" w:bidi="ar-SA"/>
-              </w:rPr>
-              <w:t>“</w:t>
-            </w:r>
-            <w:r>
-              <w:rPr>
-                <w:rFonts w:hint="default" w:ascii="Times New Roman" w:hAnsi="Times New Roman" w:eastAsia="微软雅黑" w:cs="Times New Roman"/>
-                <w:color w:val="262626"/>
-                <w:sz w:val="21"/>
-                <w:szCs w:val="21"/>
-                <w:lang w:val="en-US" w:eastAsia="zh-CN" w:bidi="ar-SA"/>
-              </w:rPr>
-              <w:t>预后相关基因检测结果及解析</w:t>
-            </w:r>
-            <w:r>
-              <w:rPr>
-                <w:rFonts w:hint="eastAsia" w:ascii="微软雅黑" w:hAnsi="微软雅黑" w:eastAsia="微软雅黑" w:cs="微软雅黑"/>
-                <w:color w:val="262626"/>
-                <w:sz w:val="21"/>
-                <w:szCs w:val="21"/>
-                <w:lang w:val="en-US" w:eastAsia="zh-CN" w:bidi="ar-SA"/>
-              </w:rPr>
-              <w:t>”</w:t>
-            </w:r>
-            <w:r>
-              <w:rPr>
-                <w:rFonts w:hint="default" w:ascii="Times New Roman" w:hAnsi="Times New Roman" w:eastAsia="微软雅黑" w:cs="Times New Roman"/>
-                <w:color w:val="262626"/>
-                <w:sz w:val="21"/>
-                <w:szCs w:val="21"/>
-                <w:lang w:val="en-US" w:eastAsia="zh-CN" w:bidi="ar-SA"/>
-              </w:rPr>
-              <w:t>部分</w:t>
+              <w:t>共检出{{summaryOfRresults.hpdImmnueNum}}个超进展相关基因突变</w:t>
             </w:r>
           </w:p>
         </w:tc>
@@ -4169,7 +3646,178 @@
                 <w:szCs w:val="21"/>
                 <w:lang w:eastAsia="zh-CN"/>
               </w:rPr>
-              <w:t>{%tr endif %}</w:t>
+              <w:t>{%tr if reportInfo.conf.hrr%}</w:t>
+            </w:r>
+          </w:p>
+        </w:tc>
+      </w:tr>
+      <w:tr>
+        <w:tblPrEx>
+          <w:tblBorders>
+            <w:top w:val="none" w:color="auto" w:sz="0" w:space="0"/>
+            <w:left w:val="none" w:color="auto" w:sz="0" w:space="0"/>
+            <w:bottom w:val="none" w:color="auto" w:sz="0" w:space="0"/>
+            <w:right w:val="none" w:color="auto" w:sz="0" w:space="0"/>
+            <w:insideH w:val="none" w:color="auto" w:sz="0" w:space="0"/>
+            <w:insideV w:val="none" w:color="auto" w:sz="0" w:space="0"/>
+          </w:tblBorders>
+          <w:shd w:val="clear" w:color="auto" w:fill="auto"/>
+          <w:tblCellMar>
+            <w:top w:w="0" w:type="dxa"/>
+            <w:left w:w="0" w:type="dxa"/>
+            <w:bottom w:w="0" w:type="dxa"/>
+            <w:right w:w="0" w:type="dxa"/>
+          </w:tblCellMar>
+        </w:tblPrEx>
+        <w:trPr>
+          <w:trHeight w:val="397" w:hRule="atLeast"/>
+          <w:jc w:val="center"/>
+        </w:trPr>
+        <w:tc>
+          <w:tcPr>
+            <w:tcW w:w="2160" w:type="pct"/>
+            <w:gridSpan w:val="2"/>
+            <w:tcBorders>
+              <w:top w:val="single" w:color="31849B" w:sz="8" w:space="0"/>
+              <w:bottom w:val="single" w:color="31849B" w:sz="8" w:space="0"/>
+              <w:right w:val="single" w:color="31849B" w:sz="8" w:space="0"/>
+            </w:tcBorders>
+            <w:shd w:val="clear" w:color="auto" w:fill="auto"/>
+            <w:vAlign w:val="center"/>
+          </w:tcPr>
+          <w:p>
+            <w:pPr>
+              <w:pStyle w:val="21"/>
+              <w:keepNext w:val="0"/>
+              <w:keepLines w:val="0"/>
+              <w:pageBreakBefore w:val="0"/>
+              <w:widowControl w:val="0"/>
+              <w:kinsoku/>
+              <w:wordWrap/>
+              <w:overflowPunct/>
+              <w:topLinePunct w:val="0"/>
+              <w:autoSpaceDE/>
+              <w:autoSpaceDN/>
+              <w:bidi w:val="0"/>
+              <w:adjustRightInd w:val="0"/>
+              <w:snapToGrid w:val="0"/>
+              <w:spacing w:line="240" w:lineRule="auto"/>
+              <w:ind w:left="110" w:leftChars="50"/>
+              <w:jc w:val="both"/>
+              <w:textAlignment w:val="auto"/>
+              <w:rPr>
+                <w:rFonts w:ascii="Times New Roman" w:hAnsi="Times New Roman" w:eastAsia="微软雅黑" w:cs="Times New Roman"/>
+                <w:b/>
+                <w:bCs/>
+                <w:color w:val="262626"/>
+                <w:sz w:val="21"/>
+                <w:szCs w:val="21"/>
+                <w:lang w:eastAsia="zh-CN"/>
+              </w:rPr>
+            </w:pPr>
+            <w:r>
+              <w:rPr>
+                <w:rFonts w:ascii="微软雅黑" w:hAnsi="微软雅黑" w:eastAsia="微软雅黑" w:cs="微软雅黑"/>
+                <w:b/>
+                <w:bCs/>
+                <w:color w:val="262626"/>
+                <w:kern w:val="0"/>
+                <w:sz w:val="21"/>
+                <w:szCs w:val="21"/>
+                <w:lang w:val="en-US" w:eastAsia="zh-CN" w:bidi="ar"/>
+              </w:rPr>
+              <w:t>同源重组修复（</w:t>
+            </w:r>
+            <w:r>
+              <w:rPr>
+                <w:rFonts w:hint="default" w:ascii="Times New Roman" w:hAnsi="Times New Roman" w:eastAsia="宋体" w:cs="Times New Roman"/>
+                <w:b/>
+                <w:bCs/>
+                <w:color w:val="262626"/>
+                <w:kern w:val="0"/>
+                <w:sz w:val="21"/>
+                <w:szCs w:val="21"/>
+                <w:lang w:val="en-US" w:eastAsia="zh-CN" w:bidi="ar"/>
+              </w:rPr>
+              <w:t>HRR</w:t>
+            </w:r>
+            <w:r>
+              <w:rPr>
+                <w:rFonts w:hint="eastAsia" w:ascii="Times New Roman" w:hAnsi="Times New Roman" w:cs="Times New Roman"/>
+                <w:b/>
+                <w:bCs/>
+                <w:color w:val="262626"/>
+                <w:kern w:val="0"/>
+                <w:sz w:val="21"/>
+                <w:szCs w:val="21"/>
+                <w:lang w:val="en-US" w:eastAsia="zh-CN" w:bidi="ar"/>
+              </w:rPr>
+              <w:t>）</w:t>
+            </w:r>
+            <w:r>
+              <w:rPr>
+                <w:rFonts w:hint="eastAsia" w:ascii="微软雅黑" w:hAnsi="微软雅黑" w:eastAsia="微软雅黑" w:cs="微软雅黑"/>
+                <w:b/>
+                <w:bCs/>
+                <w:color w:val="262626"/>
+                <w:kern w:val="0"/>
+                <w:sz w:val="21"/>
+                <w:szCs w:val="21"/>
+                <w:lang w:val="en-US" w:eastAsia="zh-CN" w:bidi="ar"/>
+              </w:rPr>
+              <w:t>基因检测</w:t>
+            </w:r>
+          </w:p>
+        </w:tc>
+        <w:tc>
+          <w:tcPr>
+            <w:tcW w:w="2839" w:type="pct"/>
+            <w:tcBorders>
+              <w:top w:val="single" w:color="31849B" w:sz="8" w:space="0"/>
+              <w:left w:val="single" w:color="31849B" w:sz="8" w:space="0"/>
+              <w:bottom w:val="single" w:color="31849B" w:sz="8" w:space="0"/>
+            </w:tcBorders>
+            <w:shd w:val="clear" w:color="auto" w:fill="auto"/>
+            <w:vAlign w:val="center"/>
+          </w:tcPr>
+          <w:p>
+            <w:pPr>
+              <w:pStyle w:val="21"/>
+              <w:keepNext w:val="0"/>
+              <w:keepLines w:val="0"/>
+              <w:pageBreakBefore w:val="0"/>
+              <w:widowControl w:val="0"/>
+              <w:kinsoku/>
+              <w:wordWrap/>
+              <w:overflowPunct/>
+              <w:topLinePunct w:val="0"/>
+              <w:autoSpaceDE/>
+              <w:autoSpaceDN/>
+              <w:bidi w:val="0"/>
+              <w:adjustRightInd w:val="0"/>
+              <w:snapToGrid w:val="0"/>
+              <w:spacing w:line="240" w:lineRule="auto"/>
+              <w:ind w:left="110" w:leftChars="50" w:right="119" w:rightChars="0"/>
+              <w:jc w:val="both"/>
+              <w:textAlignment w:val="auto"/>
+              <w:rPr>
+                <w:rFonts w:ascii="Times New Roman" w:hAnsi="Times New Roman" w:eastAsia="微软雅黑" w:cs="Times New Roman"/>
+                <w:color w:val="262626"/>
+                <w:sz w:val="21"/>
+                <w:szCs w:val="21"/>
+                <w:lang w:eastAsia="zh-CN"/>
+              </w:rPr>
+            </w:pPr>
+            <w:r>
+              <w:rPr>
+                <w:rFonts w:hint="default" w:ascii="Times New Roman" w:hAnsi="Times New Roman" w:eastAsia="微软雅黑" w:cs="Times New Roman"/>
+                <w:color w:val="262626"/>
+                <w:kern w:val="0"/>
+                <w:sz w:val="21"/>
+                <w:szCs w:val="21"/>
+                <w:lang w:val="en-US" w:eastAsia="zh-CN" w:bidi="ar"/>
+              </w:rPr>
+              <w:t>共检出{{summaryOfRresults.HRRDetectedGeneCount}}个HRR基因失活突变</w:t>
             </w:r>
           </w:p>
         </w:tc>
@@ -4242,7 +3890,7 @@
                 <w:szCs w:val="21"/>
                 <w:lang w:eastAsia="zh-CN"/>
               </w:rPr>
-              <w:t>{%tr if gastrointestinalStromalTumor == True %}</w:t>
+              <w:t>{%tr endif %}</w:t>
             </w:r>
           </w:p>
         </w:tc>
@@ -4270,6 +3918,79 @@
         </w:trPr>
         <w:tc>
           <w:tcPr>
+            <w:tcW w:w="5000" w:type="pct"/>
+            <w:gridSpan w:val="3"/>
+            <w:tcBorders>
+              <w:top w:val="single" w:color="31849B" w:sz="8" w:space="0"/>
+              <w:bottom w:val="single" w:color="31849B" w:sz="8" w:space="0"/>
+            </w:tcBorders>
+            <w:shd w:val="clear" w:color="auto" w:fill="auto"/>
+            <w:vAlign w:val="center"/>
+          </w:tcPr>
+          <w:p>
+            <w:pPr>
+              <w:pStyle w:val="21"/>
+              <w:keepNext w:val="0"/>
+              <w:keepLines w:val="0"/>
+              <w:pageBreakBefore w:val="0"/>
+              <w:widowControl w:val="0"/>
+              <w:kinsoku/>
+              <w:wordWrap/>
+              <w:overflowPunct/>
+              <w:topLinePunct w:val="0"/>
+              <w:autoSpaceDE/>
+              <w:autoSpaceDN/>
+              <w:bidi w:val="0"/>
+              <w:adjustRightInd w:val="0"/>
+              <w:snapToGrid w:val="0"/>
+              <w:spacing w:line="240" w:lineRule="auto"/>
+              <w:ind w:left="110" w:leftChars="50" w:right="119" w:rightChars="0"/>
+              <w:jc w:val="both"/>
+              <w:textAlignment w:val="auto"/>
+              <w:rPr>
+                <w:rFonts w:ascii="Times New Roman" w:hAnsi="Times New Roman" w:eastAsia="微软雅黑" w:cs="Times New Roman"/>
+                <w:color w:val="262626"/>
+                <w:sz w:val="21"/>
+                <w:szCs w:val="21"/>
+                <w:lang w:eastAsia="zh-CN"/>
+              </w:rPr>
+            </w:pPr>
+            <w:r>
+              <w:rPr>
+                <w:rFonts w:hint="eastAsia" w:ascii="Times New Roman" w:hAnsi="Times New Roman" w:eastAsia="微软雅黑" w:cs="Times New Roman"/>
+                <w:color w:val="262626"/>
+                <w:sz w:val="21"/>
+                <w:szCs w:val="21"/>
+                <w:lang w:eastAsia="zh-CN"/>
+              </w:rPr>
+              <w:t>{%tr if urinaryProstateDisease != ‘’%}</w:t>
+            </w:r>
+          </w:p>
+        </w:tc>
+      </w:tr>
+      <w:tr>
+        <w:tblPrEx>
+          <w:tblBorders>
+            <w:top w:val="none" w:color="auto" w:sz="0" w:space="0"/>
+            <w:left w:val="none" w:color="auto" w:sz="0" w:space="0"/>
+            <w:bottom w:val="none" w:color="auto" w:sz="0" w:space="0"/>
+            <w:right w:val="none" w:color="auto" w:sz="0" w:space="0"/>
+            <w:insideH w:val="none" w:color="auto" w:sz="0" w:space="0"/>
+            <w:insideV w:val="none" w:color="auto" w:sz="0" w:space="0"/>
+          </w:tblBorders>
+          <w:tblCellMar>
+            <w:top w:w="0" w:type="dxa"/>
+            <w:left w:w="0" w:type="dxa"/>
+            <w:bottom w:w="0" w:type="dxa"/>
+            <w:right w:w="0" w:type="dxa"/>
+          </w:tblCellMar>
+        </w:tblPrEx>
+        <w:trPr>
+          <w:trHeight w:val="397" w:hRule="atLeast"/>
+          <w:jc w:val="center"/>
+        </w:trPr>
+        <w:tc>
+          <w:tcPr>
             <w:tcW w:w="2160" w:type="pct"/>
             <w:gridSpan w:val="2"/>
             <w:tcBorders>
@@ -4312,15 +4033,15 @@
             </w:pPr>
             <w:r>
               <w:rPr>
-                <w:rFonts w:ascii="Times New Roman" w:hAnsi="Times New Roman" w:eastAsia="微软雅黑" w:cs="Times New Roman"/>
+                <w:rFonts w:hint="default" w:ascii="Times New Roman" w:hAnsi="Times New Roman" w:eastAsia="微软雅黑" w:cs="Times New Roman"/>
                 <w:b/>
                 <w:bCs/>
                 <w:color w:val="262626"/>
                 <w:sz w:val="21"/>
                 <w:szCs w:val="21"/>
-                <w:lang w:eastAsia="zh-CN"/>
-              </w:rPr>
-              <w:t>化疗药物检测</w:t>
+                <w:lang w:val="en-US" w:eastAsia="zh-CN" w:bidi="ar-SA"/>
+              </w:rPr>
+              <w:t>预后相关</w:t>
             </w:r>
           </w:p>
         </w:tc>
@@ -4356,22 +4077,62 @@
               <w:jc w:val="both"/>
               <w:textAlignment w:val="auto"/>
               <w:rPr>
+                <w:rFonts w:ascii="Times New Roman" w:hAnsi="Times New Roman" w:eastAsia="微软雅黑" w:cs="Times New Roman"/>
+                <w:color w:val="262626"/>
+                <w:sz w:val="21"/>
+                <w:szCs w:val="21"/>
+                <w:lang w:eastAsia="zh-CN"/>
+              </w:rPr>
+            </w:pPr>
+            <w:r>
+              <w:rPr>
+                <w:rFonts w:hint="default" w:ascii="Times New Roman" w:hAnsi="Times New Roman" w:eastAsia="微软雅黑" w:cs="Times New Roman"/>
+                <w:color w:val="262626"/>
+                <w:sz w:val="21"/>
+                <w:szCs w:val="21"/>
+                <w:lang w:val="en-US" w:eastAsia="zh-CN" w:bidi="ar-SA"/>
+              </w:rPr>
+              <w:t>详见</w:t>
+            </w:r>
+            <w:r>
+              <w:rPr>
                 <w:rFonts w:hint="eastAsia" w:ascii="微软雅黑" w:hAnsi="微软雅黑" w:eastAsia="微软雅黑" w:cs="微软雅黑"/>
                 <w:color w:val="262626"/>
-                <w:sz w:val="18"/>
-                <w:szCs w:val="18"/>
-                <w:lang w:eastAsia="zh-CN"/>
-              </w:rPr>
-            </w:pPr>
-            <w:r>
-              <w:rPr>
-                <w:rFonts w:ascii="Times New Roman" w:hAnsi="Times New Roman" w:eastAsia="微软雅黑" w:cs="Times New Roman"/>
-                <w:color w:val="262626"/>
-                <w:sz w:val="21"/>
-                <w:szCs w:val="21"/>
-                <w:lang w:eastAsia="zh-CN"/>
-              </w:rPr>
-              <w:t>详见“化疗药物检测解析”部分</w:t>
+                <w:sz w:val="21"/>
+                <w:szCs w:val="21"/>
+                <w:lang w:val="en-US" w:eastAsia="zh-CN" w:bidi="ar-SA"/>
+              </w:rPr>
+              <w:t>“</w:t>
+            </w:r>
+            <w:r>
+              <w:rPr>
+                <w:rFonts w:hint="default" w:ascii="Times New Roman" w:hAnsi="Times New Roman" w:eastAsia="微软雅黑" w:cs="Times New Roman"/>
+                <w:color w:val="262626"/>
+                <w:sz w:val="21"/>
+                <w:szCs w:val="21"/>
+                <w:lang w:val="en-US" w:eastAsia="zh-CN" w:bidi="ar-SA"/>
+              </w:rPr>
+              <w:t>预后相关基因检测结果及解析</w:t>
+            </w:r>
+            <w:r>
+              <w:rPr>
+                <w:rFonts w:hint="eastAsia" w:ascii="微软雅黑" w:hAnsi="微软雅黑" w:eastAsia="微软雅黑" w:cs="微软雅黑"/>
+                <w:color w:val="262626"/>
+                <w:sz w:val="21"/>
+                <w:szCs w:val="21"/>
+                <w:lang w:val="en-US" w:eastAsia="zh-CN" w:bidi="ar-SA"/>
+              </w:rPr>
+              <w:t>”</w:t>
+            </w:r>
+            <w:r>
+              <w:rPr>
+                <w:rFonts w:hint="default" w:ascii="Times New Roman" w:hAnsi="Times New Roman" w:eastAsia="微软雅黑" w:cs="Times New Roman"/>
+                <w:color w:val="262626"/>
+                <w:sz w:val="21"/>
+                <w:szCs w:val="21"/>
+                <w:lang w:val="en-US" w:eastAsia="zh-CN" w:bidi="ar-SA"/>
+              </w:rPr>
+              <w:t>部分</w:t>
             </w:r>
           </w:p>
         </w:tc>
@@ -4386,6 +4147,283 @@
             <w:insideH w:val="none" w:color="auto" w:sz="0" w:space="0"/>
             <w:insideV w:val="none" w:color="auto" w:sz="0" w:space="0"/>
           </w:tblBorders>
+          <w:tblCellMar>
+            <w:top w:w="0" w:type="dxa"/>
+            <w:left w:w="0" w:type="dxa"/>
+            <w:bottom w:w="0" w:type="dxa"/>
+            <w:right w:w="0" w:type="dxa"/>
+          </w:tblCellMar>
+        </w:tblPrEx>
+        <w:trPr>
+          <w:trHeight w:val="397" w:hRule="atLeast"/>
+          <w:jc w:val="center"/>
+        </w:trPr>
+        <w:tc>
+          <w:tcPr>
+            <w:tcW w:w="5000" w:type="pct"/>
+            <w:gridSpan w:val="3"/>
+            <w:tcBorders>
+              <w:top w:val="single" w:color="31849B" w:sz="8" w:space="0"/>
+              <w:bottom w:val="single" w:color="31849B" w:sz="8" w:space="0"/>
+            </w:tcBorders>
+            <w:shd w:val="clear" w:color="auto" w:fill="auto"/>
+            <w:vAlign w:val="center"/>
+          </w:tcPr>
+          <w:p>
+            <w:pPr>
+              <w:pStyle w:val="21"/>
+              <w:keepNext w:val="0"/>
+              <w:keepLines w:val="0"/>
+              <w:pageBreakBefore w:val="0"/>
+              <w:widowControl w:val="0"/>
+              <w:kinsoku/>
+              <w:wordWrap/>
+              <w:overflowPunct/>
+              <w:topLinePunct w:val="0"/>
+              <w:autoSpaceDE/>
+              <w:autoSpaceDN/>
+              <w:bidi w:val="0"/>
+              <w:adjustRightInd w:val="0"/>
+              <w:snapToGrid w:val="0"/>
+              <w:spacing w:line="240" w:lineRule="auto"/>
+              <w:ind w:left="110" w:leftChars="50" w:right="119" w:rightChars="0"/>
+              <w:jc w:val="both"/>
+              <w:textAlignment w:val="auto"/>
+              <w:rPr>
+                <w:rFonts w:ascii="Times New Roman" w:hAnsi="Times New Roman" w:eastAsia="微软雅黑" w:cs="Times New Roman"/>
+                <w:color w:val="262626"/>
+                <w:sz w:val="21"/>
+                <w:szCs w:val="21"/>
+                <w:lang w:eastAsia="zh-CN"/>
+              </w:rPr>
+            </w:pPr>
+            <w:r>
+              <w:rPr>
+                <w:rFonts w:hint="eastAsia" w:ascii="Times New Roman" w:hAnsi="Times New Roman" w:eastAsia="微软雅黑" w:cs="Times New Roman"/>
+                <w:color w:val="262626"/>
+                <w:sz w:val="21"/>
+                <w:szCs w:val="21"/>
+                <w:lang w:eastAsia="zh-CN"/>
+              </w:rPr>
+              <w:t>{%tr endif %}</w:t>
+            </w:r>
+          </w:p>
+        </w:tc>
+      </w:tr>
+      <w:tr>
+        <w:tblPrEx>
+          <w:tblBorders>
+            <w:top w:val="none" w:color="auto" w:sz="0" w:space="0"/>
+            <w:left w:val="none" w:color="auto" w:sz="0" w:space="0"/>
+            <w:bottom w:val="none" w:color="auto" w:sz="0" w:space="0"/>
+            <w:right w:val="none" w:color="auto" w:sz="0" w:space="0"/>
+            <w:insideH w:val="none" w:color="auto" w:sz="0" w:space="0"/>
+            <w:insideV w:val="none" w:color="auto" w:sz="0" w:space="0"/>
+          </w:tblBorders>
+          <w:tblCellMar>
+            <w:top w:w="0" w:type="dxa"/>
+            <w:left w:w="0" w:type="dxa"/>
+            <w:bottom w:w="0" w:type="dxa"/>
+            <w:right w:w="0" w:type="dxa"/>
+          </w:tblCellMar>
+        </w:tblPrEx>
+        <w:trPr>
+          <w:trHeight w:val="397" w:hRule="atLeast"/>
+          <w:jc w:val="center"/>
+        </w:trPr>
+        <w:tc>
+          <w:tcPr>
+            <w:tcW w:w="5000" w:type="pct"/>
+            <w:gridSpan w:val="3"/>
+            <w:tcBorders>
+              <w:top w:val="single" w:color="31849B" w:sz="8" w:space="0"/>
+              <w:bottom w:val="single" w:color="31849B" w:sz="8" w:space="0"/>
+            </w:tcBorders>
+            <w:shd w:val="clear" w:color="auto" w:fill="auto"/>
+            <w:vAlign w:val="center"/>
+          </w:tcPr>
+          <w:p>
+            <w:pPr>
+              <w:pStyle w:val="21"/>
+              <w:keepNext w:val="0"/>
+              <w:keepLines w:val="0"/>
+              <w:pageBreakBefore w:val="0"/>
+              <w:widowControl w:val="0"/>
+              <w:kinsoku/>
+              <w:wordWrap/>
+              <w:overflowPunct/>
+              <w:topLinePunct w:val="0"/>
+              <w:autoSpaceDE/>
+              <w:autoSpaceDN/>
+              <w:bidi w:val="0"/>
+              <w:adjustRightInd w:val="0"/>
+              <w:snapToGrid w:val="0"/>
+              <w:spacing w:line="240" w:lineRule="auto"/>
+              <w:ind w:left="110" w:leftChars="50" w:right="119" w:rightChars="0"/>
+              <w:jc w:val="both"/>
+              <w:textAlignment w:val="auto"/>
+              <w:rPr>
+                <w:rFonts w:ascii="Times New Roman" w:hAnsi="Times New Roman" w:eastAsia="微软雅黑" w:cs="Times New Roman"/>
+                <w:color w:val="262626"/>
+                <w:sz w:val="21"/>
+                <w:szCs w:val="21"/>
+                <w:lang w:eastAsia="zh-CN"/>
+              </w:rPr>
+            </w:pPr>
+            <w:r>
+              <w:rPr>
+                <w:rFonts w:hint="eastAsia" w:ascii="Times New Roman" w:hAnsi="Times New Roman" w:eastAsia="微软雅黑" w:cs="Times New Roman"/>
+                <w:color w:val="262626"/>
+                <w:sz w:val="21"/>
+                <w:szCs w:val="21"/>
+                <w:lang w:eastAsia="zh-CN"/>
+              </w:rPr>
+              <w:t>{%tr if gastrointestinalStromalTumor == True %}</w:t>
+            </w:r>
+          </w:p>
+        </w:tc>
+      </w:tr>
+      <w:tr>
+        <w:tblPrEx>
+          <w:tblBorders>
+            <w:top w:val="none" w:color="auto" w:sz="0" w:space="0"/>
+            <w:left w:val="none" w:color="auto" w:sz="0" w:space="0"/>
+            <w:bottom w:val="none" w:color="auto" w:sz="0" w:space="0"/>
+            <w:right w:val="none" w:color="auto" w:sz="0" w:space="0"/>
+            <w:insideH w:val="none" w:color="auto" w:sz="0" w:space="0"/>
+            <w:insideV w:val="none" w:color="auto" w:sz="0" w:space="0"/>
+          </w:tblBorders>
+          <w:shd w:val="clear" w:color="auto" w:fill="auto"/>
+          <w:tblCellMar>
+            <w:top w:w="0" w:type="dxa"/>
+            <w:left w:w="0" w:type="dxa"/>
+            <w:bottom w:w="0" w:type="dxa"/>
+            <w:right w:w="0" w:type="dxa"/>
+          </w:tblCellMar>
+        </w:tblPrEx>
+        <w:trPr>
+          <w:trHeight w:val="397" w:hRule="atLeast"/>
+          <w:jc w:val="center"/>
+        </w:trPr>
+        <w:tc>
+          <w:tcPr>
+            <w:tcW w:w="2160" w:type="pct"/>
+            <w:gridSpan w:val="2"/>
+            <w:tcBorders>
+              <w:top w:val="single" w:color="31849B" w:sz="8" w:space="0"/>
+              <w:bottom w:val="single" w:color="31849B" w:sz="8" w:space="0"/>
+              <w:right w:val="single" w:color="31849B" w:sz="8" w:space="0"/>
+            </w:tcBorders>
+            <w:shd w:val="clear" w:color="auto" w:fill="auto"/>
+            <w:vAlign w:val="center"/>
+          </w:tcPr>
+          <w:p>
+            <w:pPr>
+              <w:pStyle w:val="21"/>
+              <w:keepNext w:val="0"/>
+              <w:keepLines w:val="0"/>
+              <w:pageBreakBefore w:val="0"/>
+              <w:widowControl w:val="0"/>
+              <w:kinsoku/>
+              <w:wordWrap/>
+              <w:overflowPunct/>
+              <w:topLinePunct w:val="0"/>
+              <w:autoSpaceDE/>
+              <w:autoSpaceDN/>
+              <w:bidi w:val="0"/>
+              <w:adjustRightInd w:val="0"/>
+              <w:snapToGrid w:val="0"/>
+              <w:spacing w:line="240" w:lineRule="auto"/>
+              <w:ind w:left="110" w:leftChars="50"/>
+              <w:jc w:val="both"/>
+              <w:textAlignment w:val="auto"/>
+              <w:rPr>
+                <w:rFonts w:ascii="Times New Roman" w:hAnsi="Times New Roman" w:eastAsia="微软雅黑" w:cs="Times New Roman"/>
+                <w:b/>
+                <w:bCs/>
+                <w:color w:val="262626"/>
+                <w:sz w:val="21"/>
+                <w:szCs w:val="21"/>
+                <w:lang w:eastAsia="zh-CN"/>
+              </w:rPr>
+            </w:pPr>
+            <w:r>
+              <w:rPr>
+                <w:rFonts w:ascii="Times New Roman" w:hAnsi="Times New Roman" w:eastAsia="微软雅黑" w:cs="Times New Roman"/>
+                <w:b/>
+                <w:bCs/>
+                <w:color w:val="262626"/>
+                <w:sz w:val="21"/>
+                <w:szCs w:val="21"/>
+                <w:lang w:eastAsia="zh-CN"/>
+              </w:rPr>
+              <w:t>化疗药物检测</w:t>
+            </w:r>
+          </w:p>
+        </w:tc>
+        <w:tc>
+          <w:tcPr>
+            <w:tcW w:w="2839" w:type="pct"/>
+            <w:tcBorders>
+              <w:top w:val="single" w:color="31849B" w:sz="8" w:space="0"/>
+              <w:left w:val="single" w:color="31849B" w:sz="8" w:space="0"/>
+              <w:bottom w:val="single" w:color="31849B" w:sz="8" w:space="0"/>
+            </w:tcBorders>
+            <w:shd w:val="clear" w:color="auto" w:fill="auto"/>
+            <w:vAlign w:val="center"/>
+          </w:tcPr>
+          <w:p>
+            <w:pPr>
+              <w:pStyle w:val="21"/>
+              <w:keepNext w:val="0"/>
+              <w:keepLines w:val="0"/>
+              <w:pageBreakBefore w:val="0"/>
+              <w:widowControl w:val="0"/>
+              <w:kinsoku/>
+              <w:wordWrap/>
+              <w:overflowPunct/>
+              <w:topLinePunct w:val="0"/>
+              <w:autoSpaceDE/>
+              <w:autoSpaceDN/>
+              <w:bidi w:val="0"/>
+              <w:adjustRightInd w:val="0"/>
+              <w:snapToGrid w:val="0"/>
+              <w:spacing w:line="240" w:lineRule="auto"/>
+              <w:ind w:left="110" w:leftChars="50" w:right="119" w:rightChars="0"/>
+              <w:jc w:val="both"/>
+              <w:textAlignment w:val="auto"/>
+              <w:rPr>
+                <w:rFonts w:hint="eastAsia" w:ascii="微软雅黑" w:hAnsi="微软雅黑" w:eastAsia="微软雅黑" w:cs="微软雅黑"/>
+                <w:color w:val="262626"/>
+                <w:sz w:val="18"/>
+                <w:szCs w:val="18"/>
+                <w:lang w:eastAsia="zh-CN"/>
+              </w:rPr>
+            </w:pPr>
+            <w:r>
+              <w:rPr>
+                <w:rFonts w:ascii="Times New Roman" w:hAnsi="Times New Roman" w:eastAsia="微软雅黑" w:cs="Times New Roman"/>
+                <w:color w:val="262626"/>
+                <w:sz w:val="21"/>
+                <w:szCs w:val="21"/>
+                <w:lang w:eastAsia="zh-CN"/>
+              </w:rPr>
+              <w:t>详见“化疗药物检测解析”部分</w:t>
+            </w:r>
+          </w:p>
+        </w:tc>
+      </w:tr>
+      <w:tr>
+        <w:tblPrEx>
+          <w:tblBorders>
+            <w:top w:val="none" w:color="auto" w:sz="0" w:space="0"/>
+            <w:left w:val="none" w:color="auto" w:sz="0" w:space="0"/>
+            <w:bottom w:val="none" w:color="auto" w:sz="0" w:space="0"/>
+            <w:right w:val="none" w:color="auto" w:sz="0" w:space="0"/>
+            <w:insideH w:val="none" w:color="auto" w:sz="0" w:space="0"/>
+            <w:insideV w:val="none" w:color="auto" w:sz="0" w:space="0"/>
+          </w:tblBorders>
+          <w:shd w:val="clear" w:color="auto" w:fill="auto"/>
           <w:tblCellMar>
             <w:top w:w="0" w:type="dxa"/>
             <w:left w:w="0" w:type="dxa"/>
@@ -5700,8 +5738,8 @@
         </w:rPr>
         <w:t>{% endif %}</w:t>
       </w:r>
-      <w:bookmarkStart w:id="23" w:name="_Toc17140"/>
-      <w:bookmarkStart w:id="24" w:name="_Toc3740"/>
+      <w:bookmarkStart w:id="23" w:name="_Toc3740"/>
+      <w:bookmarkStart w:id="24" w:name="_Toc17140"/>
       <w:r>
         <w:rPr>
           <w:rFonts w:hint="default" w:ascii="Times New Roman" w:hAnsi="Times New Roman" w:eastAsia="微软雅黑" w:cs="Times New Roman"/>
@@ -6821,16 +6859,16 @@
           <w:lang w:val="en-US" w:eastAsia="zh-CN"/>
         </w:rPr>
       </w:pPr>
-      <w:bookmarkStart w:id="26" w:name="_Toc23434"/>
-      <w:bookmarkStart w:id="27" w:name="_Toc30265"/>
+      <w:bookmarkStart w:id="26" w:name="_Toc18062_WPSOffice_Level2"/>
+      <w:bookmarkStart w:id="27" w:name="_Toc23375"/>
       <w:bookmarkStart w:id="28" w:name="_Toc105081898"/>
-      <w:bookmarkStart w:id="29" w:name="_Toc9088"/>
-      <w:bookmarkStart w:id="30" w:name="_Toc24979"/>
-      <w:bookmarkStart w:id="31" w:name="_Toc18062_WPSOffice_Level2"/>
+      <w:bookmarkStart w:id="29" w:name="_Toc11015_WPSOffice_Level2"/>
+      <w:bookmarkStart w:id="30" w:name="_Toc149837258"/>
+      <w:bookmarkStart w:id="31" w:name="_Toc30265"/>
       <w:bookmarkStart w:id="32" w:name="_Toc22976"/>
-      <w:bookmarkStart w:id="33" w:name="_Toc149837258"/>
-      <w:bookmarkStart w:id="34" w:name="_Toc23375"/>
-      <w:bookmarkStart w:id="35" w:name="_Toc11015_WPSOffice_Level2"/>
+      <w:bookmarkStart w:id="33" w:name="_Toc9088"/>
+      <w:bookmarkStart w:id="34" w:name="_Toc23434"/>
+      <w:bookmarkStart w:id="35" w:name="_Toc24979"/>
       <w:r>
         <w:rPr>
           <w:rFonts w:hint="eastAsia" w:ascii="微软雅黑" w:hAnsi="微软雅黑" w:cs="Times New Roman"/>
@@ -6975,8 +7013,8 @@
                 <w:lang w:eastAsia="zh-CN"/>
               </w:rPr>
             </w:pPr>
-            <w:bookmarkStart w:id="36" w:name="_Toc149837259"/>
-            <w:bookmarkStart w:id="37" w:name="_Toc7697"/>
+            <w:bookmarkStart w:id="36" w:name="_Toc7697"/>
+            <w:bookmarkStart w:id="37" w:name="_Toc149837259"/>
             <w:r>
               <w:rPr>
                 <w:rFonts w:hint="default" w:ascii="Times New Roman" w:hAnsi="Times New Roman" w:eastAsia="微软雅黑" w:cs="Times New Roman"/>
@@ -11824,11 +11862,11 @@
           <w:lang w:val="en-US" w:eastAsia="zh-CN"/>
         </w:rPr>
       </w:pPr>
-      <w:bookmarkStart w:id="40" w:name="_Toc14639"/>
-      <w:bookmarkStart w:id="41" w:name="_Toc22042"/>
+      <w:bookmarkStart w:id="40" w:name="_Toc23725"/>
+      <w:bookmarkStart w:id="41" w:name="_Toc14639"/>
       <w:bookmarkStart w:id="42" w:name="_Toc6573"/>
-      <w:bookmarkStart w:id="43" w:name="_Toc10059"/>
-      <w:bookmarkStart w:id="44" w:name="_Toc23725"/>
+      <w:bookmarkStart w:id="43" w:name="_Toc22042"/>
+      <w:bookmarkStart w:id="44" w:name="_Toc10059"/>
       <w:r>
         <w:rPr>
           <w:rFonts w:hint="default" w:ascii="微软雅黑" w:hAnsi="微软雅黑" w:cs="Times New Roman"/>
@@ -15099,10 +15137,41 @@
           <w:highlight w:val="none"/>
           <w:lang w:eastAsia="zh-CN"/>
         </w:rPr>
-        <w:t>{% endif %}{%if (reportInfo.conf.thyroidCancerPrognosis and disease.ThyroidCarcinoma) or (reportInfo.conf.melanomaPrognosis)%}</w:t>
+        <w:t>{% endif %}{%if (reportInfo.conf.thyroidCancerPrognosis and disease.ThyroidCarcinoma) or (reportInfo.conf.melanomaPrognosis</w:t>
       </w:r>
-      <w:bookmarkStart w:id="49" w:name="_GoBack"/>
-      <w:bookmarkEnd w:id="49"/>
+      <w:r>
+        <w:rPr>
+          <w:rFonts w:hint="eastAsia" w:ascii="Times New Roman" w:hAnsi="Times New Roman" w:eastAsia="微软雅黑" w:cs="Times New Roman"/>
+          <w:color w:val="262626"/>
+          <w:sz w:val="24"/>
+          <w:szCs w:val="24"/>
+          <w:highlight w:val="none"/>
+          <w:lang w:val="en-US" w:eastAsia="zh-CN"/>
+        </w:rPr>
+        <w:t xml:space="preserve"> </w:t>
+      </w:r>
+      <w:r>
+        <w:rPr>
+          <w:rFonts w:hint="eastAsia" w:ascii="Times New Roman" w:hAnsi="Times New Roman" w:cs="Times New Roman"/>
+          <w:color w:val="3F3F3F"/>
+          <w:kern w:val="0"/>
+          <w:sz w:val="21"/>
+          <w:szCs w:val="21"/>
+          <w:lang w:val="en-US" w:eastAsia="zh-CN"/>
+        </w:rPr>
+        <w:t>and disease.Melanoma</w:t>
+      </w:r>
+      <w:r>
+        <w:rPr>
+          <w:rFonts w:hint="default" w:ascii="Times New Roman" w:hAnsi="Times New Roman" w:eastAsia="微软雅黑" w:cs="Times New Roman"/>
+          <w:color w:val="262626"/>
+          <w:sz w:val="24"/>
+          <w:szCs w:val="24"/>
+          <w:highlight w:val="none"/>
+          <w:lang w:eastAsia="zh-CN"/>
+        </w:rPr>
+        <w:t>)%}</w:t>
+      </w:r>
     </w:p>
     <w:p>
       <w:pPr>
@@ -15138,9 +15207,9 @@
           <w:lang w:val="en-US" w:eastAsia="zh-CN"/>
         </w:rPr>
       </w:pPr>
-      <w:bookmarkStart w:id="45" w:name="_Toc8577"/>
+      <w:bookmarkStart w:id="45" w:name="_Toc17242"/>
       <w:bookmarkStart w:id="46" w:name="_Toc20859"/>
-      <w:bookmarkStart w:id="47" w:name="_Toc17242"/>
+      <w:bookmarkStart w:id="47" w:name="_Toc8577"/>
       <w:r>
         <w:rPr>
           <w:rFonts w:hint="eastAsia" w:ascii="微软雅黑" w:hAnsi="微软雅黑" w:cs="Times New Roman"/>
@@ -15446,6 +15515,8 @@
                 <w:szCs w:val="21"/>
               </w:rPr>
             </w:pPr>
+            <w:bookmarkStart w:id="49" w:name="_GoBack"/>
+            <w:bookmarkEnd w:id="49"/>
             <w:r>
               <w:rPr>
                 <w:rFonts w:hint="eastAsia" w:ascii="Times New Roman" w:hAnsi="Times New Roman" w:eastAsia="微软雅黑" w:cs="Times New Roman"/>
@@ -24026,7 +24097,7 @@
                 </mc:Choice>
                 <mc:Fallback>
                   <w:pict>
-                    <v:group id="_x0000_s1026" o:spid="_x0000_s1026" o:spt="203" style="position:absolute;left:0pt;margin-left:51.6pt;margin-top:-7.2pt;height:34pt;width:206.2pt;z-index:251661312;mso-width-relative:page;mso-height-relative:page;" coordorigin="9633,114512" coordsize="4124,680" o:gfxdata="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">
+                    <v:group id="_x0000_s1026" o:spid="_x0000_s1026" o:spt="203" style="position:absolute;left:0pt;margin-left:51.6pt;margin-top:-7.2pt;height:34pt;width:206.2pt;z-index:251661312;mso-width-relative:page;mso-height-relative:page;" coordorigin="9633,114512" coordsize="4124,680" o:gfxdata="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">
                       <o:lock v:ext="edit" aspectratio="f"/>
                       <v:shape id="图片 1" o:spid="_x0000_s1026" o:spt="75" type="#_x0000_t75" style="position:absolute;left:9633;top:114512;height:680;width:1262;" filled="f" o:preferrelative="t" stroked="f" coordsize="21600,21600" o:gfxdata="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">
                         <v:fill on="f" focussize="0,0"/>

--- a/WebContent/docx/泛癌种500基因检测报告-简单版.docx
+++ b/WebContent/docx/泛癌种500基因检测报告-简单版.docx
@@ -10,15 +10,15 @@
           <w:sz w:val="20"/>
         </w:rPr>
       </w:pPr>
-      <w:bookmarkStart w:id="0" w:name="_Toc21009_WPSOffice_Level1"/>
-      <w:bookmarkStart w:id="1" w:name="_Toc24397"/>
-      <w:bookmarkStart w:id="2" w:name="_Toc27500"/>
-      <w:bookmarkStart w:id="3" w:name="_Toc105081892"/>
-      <w:bookmarkStart w:id="4" w:name="_Toc32054"/>
-      <w:bookmarkStart w:id="5" w:name="_Toc13806"/>
-      <w:bookmarkStart w:id="6" w:name="_Toc21669"/>
-      <w:bookmarkStart w:id="7" w:name="_Toc30143_WPSOffice_Level1"/>
-      <w:bookmarkStart w:id="8" w:name="_Toc24178_WPSOffice_Level1"/>
+      <w:bookmarkStart w:id="0" w:name="_Toc105081892"/>
+      <w:bookmarkStart w:id="1" w:name="_Toc32054"/>
+      <w:bookmarkStart w:id="2" w:name="_Toc30143_WPSOffice_Level1"/>
+      <w:bookmarkStart w:id="3" w:name="_Toc13806"/>
+      <w:bookmarkStart w:id="4" w:name="_Toc24178_WPSOffice_Level1"/>
+      <w:bookmarkStart w:id="5" w:name="_Toc21669"/>
+      <w:bookmarkStart w:id="6" w:name="_Toc24397"/>
+      <w:bookmarkStart w:id="7" w:name="_Toc27500"/>
+      <w:bookmarkStart w:id="8" w:name="_Toc21009_WPSOffice_Level1"/>
       <w:r>
         <w:rPr>
           <w:rFonts w:hint="eastAsia" w:ascii="Times New Roman" w:hAnsi="Times New Roman" w:eastAsia="微软雅黑" w:cs="Times New Roman"/>
@@ -144,14 +144,14 @@
               </w:rPr>
             </w:pPr>
             <w:bookmarkStart w:id="9" w:name="_Hlk16792570"/>
-            <w:bookmarkStart w:id="10" w:name="_Toc18058"/>
-            <w:bookmarkStart w:id="11" w:name="_Toc3871"/>
-            <w:bookmarkStart w:id="12" w:name="_Toc1410"/>
-            <w:bookmarkStart w:id="13" w:name="_Toc25920"/>
+            <w:bookmarkStart w:id="10" w:name="_Toc1410"/>
+            <w:bookmarkStart w:id="11" w:name="_Toc4088"/>
+            <w:bookmarkStart w:id="12" w:name="_Toc25920"/>
+            <w:bookmarkStart w:id="13" w:name="_Toc6221_WPSOffice_Level1"/>
             <w:bookmarkStart w:id="14" w:name="_Toc23369_WPSOffice_Level1"/>
-            <w:bookmarkStart w:id="15" w:name="_Toc6221_WPSOffice_Level1"/>
-            <w:bookmarkStart w:id="16" w:name="_Toc105081895"/>
-            <w:bookmarkStart w:id="17" w:name="_Toc4088"/>
+            <w:bookmarkStart w:id="15" w:name="_Toc105081895"/>
+            <w:bookmarkStart w:id="16" w:name="_Toc18058"/>
+            <w:bookmarkStart w:id="17" w:name="_Toc3871"/>
             <w:bookmarkStart w:id="18" w:name="_Toc534807930"/>
             <w:bookmarkStart w:id="19" w:name="_Toc3823"/>
             <w:r>
@@ -1033,6 +1033,7 @@
             <w:insideH w:val="none" w:color="auto" w:sz="0" w:space="0"/>
             <w:insideV w:val="none" w:color="auto" w:sz="0" w:space="0"/>
           </w:tblBorders>
+          <w:shd w:val="clear" w:color="auto" w:fill="auto"/>
           <w:tblCellMar>
             <w:top w:w="0" w:type="dxa"/>
             <w:left w:w="0" w:type="dxa"/>
@@ -1091,364 +1092,6 @@
                 <w:lang w:eastAsia="zh-CN"/>
               </w:rPr>
               <w:t>{%tr if endometrialCarcinoma == True %}</w:t>
-            </w:r>
-          </w:p>
-        </w:tc>
-      </w:tr>
-      <w:tr>
-        <w:tblPrEx>
-          <w:tblBorders>
-            <w:top w:val="none" w:color="auto" w:sz="0" w:space="0"/>
-            <w:left w:val="none" w:color="auto" w:sz="0" w:space="0"/>
-            <w:bottom w:val="none" w:color="auto" w:sz="0" w:space="0"/>
-            <w:right w:val="none" w:color="auto" w:sz="0" w:space="0"/>
-            <w:insideH w:val="none" w:color="auto" w:sz="0" w:space="0"/>
-            <w:insideV w:val="none" w:color="auto" w:sz="0" w:space="0"/>
-          </w:tblBorders>
-          <w:tblCellMar>
-            <w:top w:w="0" w:type="dxa"/>
-            <w:left w:w="0" w:type="dxa"/>
-            <w:bottom w:w="0" w:type="dxa"/>
-            <w:right w:w="0" w:type="dxa"/>
-          </w:tblCellMar>
-        </w:tblPrEx>
-        <w:trPr>
-          <w:trHeight w:val="397" w:hRule="atLeast"/>
-          <w:jc w:val="center"/>
-        </w:trPr>
-        <w:tc>
-          <w:tcPr>
-            <w:tcW w:w="2160" w:type="pct"/>
-            <w:gridSpan w:val="2"/>
-            <w:tcBorders>
-              <w:top w:val="single" w:color="31849B" w:sz="8" w:space="0"/>
-              <w:bottom w:val="single" w:color="31849B" w:sz="8" w:space="0"/>
-              <w:right w:val="single" w:color="31849B" w:sz="8" w:space="0"/>
-            </w:tcBorders>
-            <w:shd w:val="clear" w:color="auto" w:fill="auto"/>
-            <w:vAlign w:val="center"/>
-          </w:tcPr>
-          <w:p>
-            <w:pPr>
-              <w:pStyle w:val="21"/>
-              <w:keepNext w:val="0"/>
-              <w:keepLines w:val="0"/>
-              <w:pageBreakBefore w:val="0"/>
-              <w:widowControl w:val="0"/>
-              <w:kinsoku/>
-              <w:wordWrap/>
-              <w:overflowPunct/>
-              <w:topLinePunct w:val="0"/>
-              <w:autoSpaceDE/>
-              <w:autoSpaceDN/>
-              <w:bidi w:val="0"/>
-              <w:snapToGrid w:val="0"/>
-              <w:ind w:left="119" w:leftChars="0"/>
-              <w:textAlignment w:val="auto"/>
-              <w:rPr>
-                <w:rFonts w:ascii="Times New Roman" w:hAnsi="Times New Roman" w:eastAsia="微软雅黑" w:cs="Times New Roman"/>
-                <w:b/>
-                <w:bCs/>
-                <w:color w:val="262626"/>
-                <w:sz w:val="21"/>
-                <w:szCs w:val="21"/>
-              </w:rPr>
-            </w:pPr>
-            <w:r>
-              <w:rPr>
-                <w:rFonts w:hint="eastAsia" w:ascii="Times New Roman" w:hAnsi="Times New Roman" w:eastAsia="微软雅黑" w:cs="Times New Roman"/>
-                <w:b/>
-                <w:bCs/>
-                <w:color w:val="262626"/>
-                <w:sz w:val="21"/>
-                <w:szCs w:val="21"/>
-                <w:lang w:eastAsia="zh-CN"/>
-              </w:rPr>
-              <w:t>子宫内膜癌分子分型</w:t>
-            </w:r>
-          </w:p>
-        </w:tc>
-        <w:tc>
-          <w:tcPr>
-            <w:tcW w:w="2839" w:type="pct"/>
-            <w:tcBorders>
-              <w:top w:val="single" w:color="31849B" w:sz="8" w:space="0"/>
-              <w:left w:val="single" w:color="31849B" w:sz="8" w:space="0"/>
-              <w:bottom w:val="single" w:color="31849B" w:sz="8" w:space="0"/>
-            </w:tcBorders>
-            <w:shd w:val="clear" w:color="auto" w:fill="auto"/>
-            <w:vAlign w:val="center"/>
-          </w:tcPr>
-          <w:p>
-            <w:pPr>
-              <w:pStyle w:val="21"/>
-              <w:keepNext w:val="0"/>
-              <w:keepLines w:val="0"/>
-              <w:pageBreakBefore w:val="0"/>
-              <w:widowControl w:val="0"/>
-              <w:kinsoku/>
-              <w:wordWrap/>
-              <w:overflowPunct/>
-              <w:topLinePunct w:val="0"/>
-              <w:autoSpaceDE/>
-              <w:autoSpaceDN/>
-              <w:bidi w:val="0"/>
-              <w:snapToGrid w:val="0"/>
-              <w:ind w:left="119" w:leftChars="0"/>
-              <w:textAlignment w:val="auto"/>
-              <w:rPr>
-                <w:rFonts w:ascii="Times New Roman" w:hAnsi="Times New Roman" w:eastAsia="微软雅黑" w:cs="Times New Roman"/>
-                <w:color w:val="262626"/>
-                <w:sz w:val="21"/>
-                <w:szCs w:val="21"/>
-                <w:lang w:eastAsia="zh-CN"/>
-              </w:rPr>
-            </w:pPr>
-            <w:r>
-              <w:rPr>
-                <w:rFonts w:hint="eastAsia" w:ascii="Times New Roman" w:hAnsi="Times New Roman" w:eastAsia="微软雅黑" w:cs="黑体"/>
-                <w:color w:val="262626"/>
-                <w:sz w:val="21"/>
-                <w:lang w:eastAsia="zh-CN"/>
-              </w:rPr>
-              <w:t>{{ summaryOfRresults.tcga }}</w:t>
-            </w:r>
-          </w:p>
-        </w:tc>
-      </w:tr>
-      <w:tr>
-        <w:tblPrEx>
-          <w:tblBorders>
-            <w:top w:val="none" w:color="auto" w:sz="0" w:space="0"/>
-            <w:left w:val="none" w:color="auto" w:sz="0" w:space="0"/>
-            <w:bottom w:val="none" w:color="auto" w:sz="0" w:space="0"/>
-            <w:right w:val="none" w:color="auto" w:sz="0" w:space="0"/>
-            <w:insideH w:val="none" w:color="auto" w:sz="0" w:space="0"/>
-            <w:insideV w:val="none" w:color="auto" w:sz="0" w:space="0"/>
-          </w:tblBorders>
-          <w:tblCellMar>
-            <w:top w:w="0" w:type="dxa"/>
-            <w:left w:w="0" w:type="dxa"/>
-            <w:bottom w:w="0" w:type="dxa"/>
-            <w:right w:w="0" w:type="dxa"/>
-          </w:tblCellMar>
-        </w:tblPrEx>
-        <w:trPr>
-          <w:trHeight w:val="397" w:hRule="atLeast"/>
-          <w:jc w:val="center"/>
-        </w:trPr>
-        <w:tc>
-          <w:tcPr>
-            <w:tcW w:w="5000" w:type="pct"/>
-            <w:gridSpan w:val="3"/>
-            <w:tcBorders>
-              <w:top w:val="single" w:color="31849B" w:sz="8" w:space="0"/>
-              <w:bottom w:val="single" w:color="31849B" w:sz="8" w:space="0"/>
-            </w:tcBorders>
-            <w:shd w:val="clear" w:color="auto" w:fill="auto"/>
-            <w:vAlign w:val="center"/>
-          </w:tcPr>
-          <w:p>
-            <w:pPr>
-              <w:pStyle w:val="21"/>
-              <w:keepNext w:val="0"/>
-              <w:keepLines w:val="0"/>
-              <w:pageBreakBefore w:val="0"/>
-              <w:widowControl w:val="0"/>
-              <w:kinsoku/>
-              <w:wordWrap/>
-              <w:overflowPunct/>
-              <w:topLinePunct w:val="0"/>
-              <w:autoSpaceDE/>
-              <w:autoSpaceDN/>
-              <w:bidi w:val="0"/>
-              <w:snapToGrid w:val="0"/>
-              <w:ind w:left="119" w:leftChars="0"/>
-              <w:textAlignment w:val="auto"/>
-              <w:rPr>
-                <w:rFonts w:ascii="Times New Roman" w:hAnsi="Times New Roman" w:eastAsia="微软雅黑" w:cs="Times New Roman"/>
-                <w:color w:val="262626"/>
-                <w:sz w:val="21"/>
-                <w:szCs w:val="21"/>
-                <w:lang w:eastAsia="zh-CN"/>
-              </w:rPr>
-            </w:pPr>
-            <w:r>
-              <w:rPr>
-                <w:rFonts w:hint="eastAsia" w:ascii="Times New Roman" w:hAnsi="Times New Roman" w:eastAsia="微软雅黑" w:cs="黑体"/>
-                <w:b/>
-                <w:bCs/>
-                <w:color w:val="262626"/>
-                <w:sz w:val="21"/>
-                <w:lang w:eastAsia="zh-CN"/>
-              </w:rPr>
-              <w:t>{%tr endif %}</w:t>
-            </w:r>
-          </w:p>
-        </w:tc>
-      </w:tr>
-      <w:tr>
-        <w:tblPrEx>
-          <w:tblBorders>
-            <w:top w:val="none" w:color="auto" w:sz="0" w:space="0"/>
-            <w:left w:val="none" w:color="auto" w:sz="0" w:space="0"/>
-            <w:bottom w:val="none" w:color="auto" w:sz="0" w:space="0"/>
-            <w:right w:val="none" w:color="auto" w:sz="0" w:space="0"/>
-            <w:insideH w:val="none" w:color="auto" w:sz="0" w:space="0"/>
-            <w:insideV w:val="none" w:color="auto" w:sz="0" w:space="0"/>
-          </w:tblBorders>
-          <w:tblCellMar>
-            <w:top w:w="0" w:type="dxa"/>
-            <w:left w:w="0" w:type="dxa"/>
-            <w:bottom w:w="0" w:type="dxa"/>
-            <w:right w:w="0" w:type="dxa"/>
-          </w:tblCellMar>
-        </w:tblPrEx>
-        <w:trPr>
-          <w:trHeight w:val="397" w:hRule="atLeast"/>
-          <w:jc w:val="center"/>
-        </w:trPr>
-        <w:tc>
-          <w:tcPr>
-            <w:tcW w:w="2160" w:type="pct"/>
-            <w:gridSpan w:val="2"/>
-            <w:tcBorders>
-              <w:top w:val="single" w:color="31849B" w:sz="8" w:space="0"/>
-              <w:bottom w:val="single" w:color="31849B" w:sz="8" w:space="0"/>
-              <w:right w:val="single" w:color="31849B" w:sz="8" w:space="0"/>
-            </w:tcBorders>
-            <w:shd w:val="clear" w:color="auto" w:fill="auto"/>
-            <w:vAlign w:val="center"/>
-          </w:tcPr>
-          <w:p>
-            <w:pPr>
-              <w:pStyle w:val="21"/>
-              <w:keepNext w:val="0"/>
-              <w:keepLines w:val="0"/>
-              <w:pageBreakBefore w:val="0"/>
-              <w:widowControl w:val="0"/>
-              <w:kinsoku/>
-              <w:wordWrap/>
-              <w:overflowPunct/>
-              <w:topLinePunct w:val="0"/>
-              <w:autoSpaceDE/>
-              <w:autoSpaceDN/>
-              <w:bidi w:val="0"/>
-              <w:adjustRightInd w:val="0"/>
-              <w:snapToGrid w:val="0"/>
-              <w:spacing w:line="240" w:lineRule="auto"/>
-              <w:ind w:left="110" w:leftChars="50"/>
-              <w:jc w:val="both"/>
-              <w:textAlignment w:val="auto"/>
-              <w:rPr>
-                <w:rFonts w:ascii="Times New Roman" w:hAnsi="Times New Roman" w:eastAsia="微软雅黑" w:cs="Times New Roman"/>
-                <w:b/>
-                <w:bCs/>
-                <w:color w:val="262626"/>
-                <w:sz w:val="21"/>
-                <w:szCs w:val="21"/>
-              </w:rPr>
-            </w:pPr>
-            <w:r>
-              <w:rPr>
-                <w:rFonts w:ascii="Times New Roman" w:hAnsi="Times New Roman" w:eastAsia="微软雅黑" w:cs="Times New Roman"/>
-                <w:b/>
-                <w:bCs/>
-                <w:color w:val="262626"/>
-                <w:sz w:val="21"/>
-                <w:szCs w:val="21"/>
-              </w:rPr>
-              <w:t>靶向用药指导</w:t>
-            </w:r>
-          </w:p>
-        </w:tc>
-        <w:tc>
-          <w:tcPr>
-            <w:tcW w:w="2839" w:type="pct"/>
-            <w:tcBorders>
-              <w:top w:val="single" w:color="31849B" w:sz="8" w:space="0"/>
-              <w:left w:val="single" w:color="31849B" w:sz="8" w:space="0"/>
-              <w:bottom w:val="single" w:color="31849B" w:sz="8" w:space="0"/>
-            </w:tcBorders>
-            <w:shd w:val="clear" w:color="auto" w:fill="auto"/>
-            <w:vAlign w:val="center"/>
-          </w:tcPr>
-          <w:p>
-            <w:pPr>
-              <w:pStyle w:val="21"/>
-              <w:keepNext w:val="0"/>
-              <w:keepLines w:val="0"/>
-              <w:pageBreakBefore w:val="0"/>
-              <w:widowControl w:val="0"/>
-              <w:kinsoku/>
-              <w:wordWrap/>
-              <w:overflowPunct/>
-              <w:topLinePunct w:val="0"/>
-              <w:autoSpaceDE/>
-              <w:autoSpaceDN/>
-              <w:bidi w:val="0"/>
-              <w:adjustRightInd w:val="0"/>
-              <w:snapToGrid w:val="0"/>
-              <w:spacing w:line="240" w:lineRule="auto"/>
-              <w:ind w:left="110" w:leftChars="50" w:right="119" w:rightChars="0"/>
-              <w:jc w:val="both"/>
-              <w:textAlignment w:val="auto"/>
-              <w:rPr>
-                <w:rFonts w:hint="eastAsia" w:ascii="Times New Roman" w:hAnsi="Times New Roman" w:eastAsia="微软雅黑" w:cs="Times New Roman"/>
-                <w:color w:val="262626"/>
-                <w:sz w:val="21"/>
-                <w:szCs w:val="21"/>
-                <w:lang w:eastAsia="zh-CN"/>
-              </w:rPr>
-            </w:pPr>
-            <w:r>
-              <w:rPr>
-                <w:rFonts w:hint="eastAsia" w:ascii="Times New Roman" w:hAnsi="Times New Roman" w:eastAsia="微软雅黑" w:cs="Times New Roman"/>
-                <w:color w:val="262626"/>
-                <w:sz w:val="21"/>
-                <w:szCs w:val="21"/>
-                <w:lang w:eastAsia="zh-CN"/>
-              </w:rPr>
-              <w:t>共检出{{ summaryOfRresults.thisGeneticmarkerVwListSize }}个体细胞突变，其中{{ summaryOfRresults.somaticCellMedicationNum}}个与靶向药物相关{{bodyDrugStr}}；</w:t>
-            </w:r>
-          </w:p>
-          <w:p>
-            <w:pPr>
-              <w:pStyle w:val="21"/>
-              <w:keepNext w:val="0"/>
-              <w:keepLines w:val="0"/>
-              <w:pageBreakBefore w:val="0"/>
-              <w:widowControl w:val="0"/>
-              <w:kinsoku/>
-              <w:wordWrap/>
-              <w:overflowPunct/>
-              <w:topLinePunct w:val="0"/>
-              <w:autoSpaceDE/>
-              <w:autoSpaceDN/>
-              <w:bidi w:val="0"/>
-              <w:adjustRightInd w:val="0"/>
-              <w:snapToGrid w:val="0"/>
-              <w:spacing w:line="240" w:lineRule="auto"/>
-              <w:ind w:left="110" w:leftChars="50" w:right="119" w:rightChars="0"/>
-              <w:jc w:val="both"/>
-              <w:textAlignment w:val="auto"/>
-              <w:rPr>
-                <w:rFonts w:hint="eastAsia" w:ascii="微软雅黑" w:hAnsi="微软雅黑" w:eastAsia="微软雅黑" w:cs="微软雅黑"/>
-                <w:color w:val="262626"/>
-                <w:sz w:val="18"/>
-                <w:szCs w:val="18"/>
-                <w:lang w:eastAsia="zh-CN"/>
-              </w:rPr>
-            </w:pPr>
-            <w:r>
-              <w:rPr>
-                <w:rFonts w:hint="eastAsia" w:ascii="Times New Roman" w:hAnsi="Times New Roman" w:eastAsia="微软雅黑" w:cs="Times New Roman"/>
-                <w:color w:val="262626"/>
-                <w:sz w:val="21"/>
-                <w:szCs w:val="21"/>
-                <w:lang w:eastAsia="zh-CN"/>
-              </w:rPr>
-              <w:t>共检出{{ summaryOfRresults.crCheckLineStrYF1280Size }}个胚系突变，其中{{summaryOfRresults.crDrugList}}个与靶向药物相关{{embryonalDrugStr}}</w:t>
             </w:r>
           </w:p>
         </w:tc>
@@ -1489,57 +1132,6 @@
           </w:tcPr>
           <w:p>
             <w:pPr>
-              <w:keepNext w:val="0"/>
-              <w:keepLines w:val="0"/>
-              <w:pageBreakBefore w:val="0"/>
-              <w:widowControl w:val="0"/>
-              <w:kinsoku/>
-              <w:wordWrap/>
-              <w:overflowPunct/>
-              <w:topLinePunct w:val="0"/>
-              <w:autoSpaceDE/>
-              <w:autoSpaceDN/>
-              <w:bidi w:val="0"/>
-              <w:adjustRightInd/>
-              <w:snapToGrid w:val="0"/>
-              <w:ind w:left="57" w:leftChars="0" w:right="57" w:rightChars="0"/>
-              <w:jc w:val="left"/>
-              <w:textAlignment w:val="auto"/>
-              <w:rPr>
-                <w:rFonts w:ascii="Times New Roman" w:hAnsi="Times New Roman" w:eastAsia="微软雅黑" w:cs="Times New Roman"/>
-                <w:b/>
-                <w:bCs/>
-                <w:color w:val="262626"/>
-                <w:sz w:val="21"/>
-                <w:szCs w:val="21"/>
-              </w:rPr>
-            </w:pPr>
-            <w:r>
-              <w:rPr>
-                <w:rFonts w:ascii="Times New Roman" w:hAnsi="Times New Roman" w:eastAsia="微软雅黑" w:cs="Times New Roman"/>
-                <w:b/>
-                <w:bCs/>
-                <w:color w:val="262626"/>
-                <w:sz w:val="21"/>
-                <w:szCs w:val="21"/>
-              </w:rPr>
-              <w:t>肿瘤遗传风险检测</w:t>
-            </w:r>
-          </w:p>
-        </w:tc>
-        <w:tc>
-          <w:tcPr>
-            <w:tcW w:w="2839" w:type="pct"/>
-            <w:tcBorders>
-              <w:top w:val="single" w:color="31849B" w:sz="8" w:space="0"/>
-              <w:left w:val="single" w:color="31849B" w:sz="8" w:space="0"/>
-              <w:bottom w:val="single" w:color="31849B" w:sz="8" w:space="0"/>
-            </w:tcBorders>
-            <w:shd w:val="clear" w:color="auto" w:fill="auto"/>
-            <w:vAlign w:val="center"/>
-          </w:tcPr>
-          <w:p>
-            <w:pPr>
               <w:pStyle w:val="21"/>
               <w:keepNext w:val="0"/>
               <w:keepLines w:val="0"/>
@@ -1552,159 +1144,76 @@
               <w:autoSpaceDE/>
               <w:autoSpaceDN/>
               <w:bidi w:val="0"/>
-              <w:adjustRightInd w:val="0"/>
               <w:snapToGrid w:val="0"/>
-              <w:spacing w:line="240" w:lineRule="auto"/>
-              <w:ind w:left="110" w:leftChars="50" w:right="119" w:rightChars="0"/>
-              <w:jc w:val="both"/>
+              <w:ind w:left="119" w:leftChars="0"/>
               <w:textAlignment w:val="auto"/>
               <w:rPr>
+                <w:rFonts w:ascii="Times New Roman" w:hAnsi="Times New Roman" w:eastAsia="微软雅黑" w:cs="Times New Roman"/>
+                <w:b/>
+                <w:bCs/>
+                <w:color w:val="262626"/>
+                <w:sz w:val="21"/>
+                <w:szCs w:val="21"/>
+              </w:rPr>
+            </w:pPr>
+            <w:r>
+              <w:rPr>
                 <w:rFonts w:hint="eastAsia" w:ascii="Times New Roman" w:hAnsi="Times New Roman" w:eastAsia="微软雅黑" w:cs="Times New Roman"/>
-                <w:color w:val="262626"/>
-                <w:sz w:val="21"/>
-                <w:szCs w:val="21"/>
-                <w:lang w:eastAsia="zh-CN"/>
-              </w:rPr>
-            </w:pPr>
-            <w:r>
-              <w:rPr>
-                <w:rFonts w:hint="default" w:ascii="Times New Roman" w:hAnsi="Times New Roman" w:eastAsia="微软雅黑" w:cs="Times New Roman"/>
-                <w:color w:val="262626"/>
-                <w:sz w:val="21"/>
-                <w:szCs w:val="21"/>
-                <w:lang w:val="en-US" w:eastAsia="zh-CN"/>
-              </w:rPr>
-              <w:t>共检出</w:t>
-            </w:r>
-            <w:r>
-              <w:rPr>
-                <w:rFonts w:hint="eastAsia" w:ascii="Times New Roman" w:hAnsi="Times New Roman" w:eastAsia="微软雅黑" w:cs="Times New Roman"/>
-                <w:color w:val="262626"/>
-                <w:sz w:val="21"/>
-                <w:szCs w:val="21"/>
-                <w:lang w:val="en-US" w:eastAsia="zh-CN"/>
-              </w:rPr>
-              <w:t>{{ summaryOfRresults.crCheckLineStrYF1280Size }}</w:t>
-            </w:r>
-            <w:r>
-              <w:rPr>
-                <w:rFonts w:hint="default" w:ascii="Times New Roman" w:hAnsi="Times New Roman" w:eastAsia="微软雅黑" w:cs="Times New Roman"/>
-                <w:color w:val="262626"/>
-                <w:sz w:val="21"/>
-                <w:szCs w:val="21"/>
-                <w:lang w:val="en-US" w:eastAsia="zh-CN"/>
-              </w:rPr>
-              <w:t>个胚系突变，其中</w:t>
-            </w:r>
-            <w:r>
-              <w:rPr>
-                <w:rFonts w:hint="eastAsia" w:ascii="Times New Roman" w:hAnsi="Times New Roman" w:eastAsia="微软雅黑" w:cs="Times New Roman"/>
-                <w:color w:val="262626"/>
-                <w:sz w:val="21"/>
-                <w:szCs w:val="21"/>
-                <w:lang w:val="en-US" w:eastAsia="zh-CN"/>
-              </w:rPr>
-              <w:t>{{summaryOfRresults.hasPathogenicityCount}}</w:t>
-            </w:r>
-            <w:r>
-              <w:rPr>
-                <w:rFonts w:hint="default" w:ascii="Times New Roman" w:hAnsi="Times New Roman" w:eastAsia="微软雅黑" w:cs="Times New Roman"/>
-                <w:color w:val="262626"/>
-                <w:sz w:val="21"/>
-                <w:szCs w:val="21"/>
-                <w:lang w:val="en-US" w:eastAsia="zh-CN"/>
-              </w:rPr>
-              <w:t>个为致病</w:t>
-            </w:r>
-            <w:r>
-              <w:rPr>
-                <w:rFonts w:hint="eastAsia" w:ascii="Times New Roman" w:hAnsi="Times New Roman" w:eastAsia="微软雅黑" w:cs="Times New Roman"/>
-                <w:color w:val="262626"/>
-                <w:sz w:val="21"/>
-                <w:szCs w:val="21"/>
-                <w:lang w:val="en-US" w:eastAsia="zh-CN"/>
-              </w:rPr>
-              <w:t>/可能</w:t>
-            </w:r>
-            <w:r>
-              <w:rPr>
-                <w:rFonts w:hint="default" w:ascii="Times New Roman" w:hAnsi="Times New Roman" w:eastAsia="微软雅黑" w:cs="Times New Roman"/>
-                <w:color w:val="262626"/>
-                <w:sz w:val="21"/>
-                <w:szCs w:val="21"/>
-                <w:lang w:val="en-US" w:eastAsia="zh-CN"/>
-              </w:rPr>
-              <w:t>致病</w:t>
-            </w:r>
-            <w:r>
-              <w:rPr>
-                <w:rFonts w:hint="eastAsia" w:ascii="Times New Roman" w:hAnsi="Times New Roman" w:eastAsia="微软雅黑" w:cs="Times New Roman"/>
-                <w:color w:val="262626"/>
-                <w:sz w:val="21"/>
-                <w:szCs w:val="21"/>
-                <w:lang w:val="en-US" w:eastAsia="zh-CN"/>
-              </w:rPr>
-              <w:t>性</w:t>
-            </w:r>
-            <w:r>
-              <w:rPr>
-                <w:rFonts w:hint="default" w:ascii="Times New Roman" w:hAnsi="Times New Roman" w:eastAsia="微软雅黑" w:cs="Times New Roman"/>
-                <w:color w:val="262626"/>
-                <w:sz w:val="21"/>
-                <w:szCs w:val="21"/>
-                <w:lang w:val="en-US" w:eastAsia="zh-CN"/>
-              </w:rPr>
-              <w:t>突变</w:t>
-            </w:r>
-            <w:r>
-              <w:rPr>
-                <w:rFonts w:hint="eastAsia" w:ascii="Times New Roman" w:hAnsi="Times New Roman" w:eastAsia="微软雅黑" w:cs="Times New Roman"/>
-                <w:color w:val="262626"/>
-                <w:sz w:val="21"/>
-                <w:szCs w:val="21"/>
-                <w:lang w:val="en-US" w:eastAsia="zh-CN"/>
-              </w:rPr>
-              <w:t>{{</w:t>
-            </w:r>
-            <w:r>
-              <w:rPr>
-                <w:rFonts w:hint="default" w:ascii="Times New Roman" w:hAnsi="Times New Roman" w:eastAsia="微软雅黑" w:cs="Times New Roman"/>
-                <w:color w:val="262626"/>
-                <w:sz w:val="21"/>
-                <w:szCs w:val="21"/>
-                <w:lang w:val="en-US" w:eastAsia="zh-CN"/>
-              </w:rPr>
-              <w:t>crCheckDrugStr</w:t>
-            </w:r>
-            <w:r>
-              <w:rPr>
-                <w:rFonts w:hint="eastAsia" w:ascii="Times New Roman" w:hAnsi="Times New Roman" w:eastAsia="微软雅黑" w:cs="Times New Roman"/>
-                <w:color w:val="262626"/>
-                <w:sz w:val="21"/>
-                <w:szCs w:val="21"/>
-                <w:lang w:val="en-US" w:eastAsia="zh-CN"/>
-              </w:rPr>
-              <w:t>}}{{summaryOfRresults.</w:t>
-            </w:r>
-            <w:r>
-              <w:rPr>
-                <w:rFonts w:hint="default" w:ascii="Times New Roman" w:hAnsi="Times New Roman" w:eastAsia="微软雅黑" w:cs="Times New Roman"/>
-                <w:color w:val="262626"/>
-                <w:sz w:val="21"/>
-                <w:szCs w:val="21"/>
-                <w:lang w:val="en-US" w:eastAsia="zh-CN"/>
-              </w:rPr>
-              <w:t>cr_tumors_desc</w:t>
-            </w:r>
-            <w:r>
-              <w:rPr>
-                <w:rFonts w:hint="eastAsia" w:ascii="Times New Roman" w:hAnsi="Times New Roman" w:eastAsia="微软雅黑" w:cs="Times New Roman"/>
-                <w:color w:val="262626"/>
-                <w:sz w:val="21"/>
-                <w:szCs w:val="21"/>
-                <w:lang w:val="en-US" w:eastAsia="zh-CN"/>
-              </w:rPr>
-              <w:t>}}</w:t>
+                <w:b/>
+                <w:bCs/>
+                <w:color w:val="262626"/>
+                <w:sz w:val="21"/>
+                <w:szCs w:val="21"/>
+                <w:lang w:eastAsia="zh-CN"/>
+              </w:rPr>
+              <w:t>子宫内膜癌分子分型</w:t>
+            </w:r>
+          </w:p>
+        </w:tc>
+        <w:tc>
+          <w:tcPr>
+            <w:tcW w:w="2839" w:type="pct"/>
+            <w:tcBorders>
+              <w:top w:val="single" w:color="31849B" w:sz="8" w:space="0"/>
+              <w:left w:val="single" w:color="31849B" w:sz="8" w:space="0"/>
+              <w:bottom w:val="single" w:color="31849B" w:sz="8" w:space="0"/>
+            </w:tcBorders>
+            <w:shd w:val="clear" w:color="auto" w:fill="auto"/>
+            <w:vAlign w:val="center"/>
+          </w:tcPr>
+          <w:p>
+            <w:pPr>
+              <w:pStyle w:val="21"/>
+              <w:keepNext w:val="0"/>
+              <w:keepLines w:val="0"/>
+              <w:pageBreakBefore w:val="0"/>
+              <w:widowControl w:val="0"/>
+              <w:kinsoku/>
+              <w:wordWrap/>
+              <w:overflowPunct/>
+              <w:topLinePunct w:val="0"/>
+              <w:autoSpaceDE/>
+              <w:autoSpaceDN/>
+              <w:bidi w:val="0"/>
+              <w:snapToGrid w:val="0"/>
+              <w:ind w:left="119" w:leftChars="0"/>
+              <w:textAlignment w:val="auto"/>
+              <w:rPr>
+                <w:rFonts w:ascii="Times New Roman" w:hAnsi="Times New Roman" w:eastAsia="微软雅黑" w:cs="Times New Roman"/>
+                <w:color w:val="262626"/>
+                <w:sz w:val="21"/>
+                <w:szCs w:val="21"/>
+                <w:lang w:eastAsia="zh-CN"/>
+              </w:rPr>
+            </w:pPr>
+            <w:r>
+              <w:rPr>
+                <w:rFonts w:hint="eastAsia" w:ascii="Times New Roman" w:hAnsi="Times New Roman" w:eastAsia="微软雅黑" w:cs="黑体"/>
+                <w:color w:val="262626"/>
+                <w:sz w:val="21"/>
+                <w:lang w:eastAsia="zh-CN"/>
+              </w:rPr>
+              <w:t>{{ summaryOfRresults.tcga }}</w:t>
             </w:r>
           </w:p>
         </w:tc>
@@ -1756,186 +1265,27 @@
               <w:autoSpaceDE/>
               <w:autoSpaceDN/>
               <w:bidi w:val="0"/>
-              <w:adjustRightInd w:val="0"/>
               <w:snapToGrid w:val="0"/>
-              <w:spacing w:line="240" w:lineRule="auto"/>
-              <w:ind w:left="110" w:leftChars="50" w:right="119" w:rightChars="0"/>
-              <w:jc w:val="both"/>
+              <w:ind w:left="119" w:leftChars="0"/>
               <w:textAlignment w:val="auto"/>
               <w:rPr>
-                <w:rFonts w:hint="default" w:ascii="Times New Roman" w:hAnsi="Times New Roman" w:eastAsia="微软雅黑" w:cs="Times New Roman"/>
-                <w:color w:val="262626"/>
-                <w:sz w:val="21"/>
-                <w:szCs w:val="21"/>
-                <w:lang w:val="en-US" w:eastAsia="zh-CN"/>
-              </w:rPr>
-            </w:pPr>
-            <w:r>
-              <w:rPr>
-                <w:rFonts w:hint="default" w:ascii="Times New Roman" w:hAnsi="Times New Roman" w:eastAsia="微软雅黑" w:cs="Times New Roman"/>
-                <w:color w:val="262626"/>
-                <w:sz w:val="21"/>
-                <w:szCs w:val="21"/>
-                <w:lang w:val="en-US" w:eastAsia="zh-CN"/>
-              </w:rPr>
-              <w:t>{%tr if (reportInfo.conf.thyroidCancerPrognosis and disease.ThyroidCarcinoma) or (reportInfo.conf.melanomaPrognosis</w:t>
-            </w:r>
-            <w:r>
-              <w:rPr>
-                <w:rFonts w:hint="eastAsia" w:ascii="Times New Roman" w:hAnsi="Times New Roman" w:eastAsia="微软雅黑" w:cs="Times New Roman"/>
-                <w:color w:val="262626"/>
-                <w:sz w:val="21"/>
-                <w:szCs w:val="21"/>
-                <w:lang w:val="en-US" w:eastAsia="zh-CN"/>
-              </w:rPr>
-              <w:t xml:space="preserve"> </w:t>
-            </w:r>
-            <w:r>
-              <w:rPr>
-                <w:rFonts w:hint="eastAsia" w:ascii="Times New Roman" w:hAnsi="Times New Roman" w:cs="Times New Roman"/>
-                <w:color w:val="3F3F3F"/>
-                <w:kern w:val="0"/>
-                <w:sz w:val="21"/>
-                <w:szCs w:val="21"/>
-                <w:lang w:val="en-US" w:eastAsia="zh-CN"/>
-              </w:rPr>
-              <w:t>and disease.Melanoma</w:t>
-            </w:r>
-            <w:r>
-              <w:rPr>
-                <w:rFonts w:hint="default" w:ascii="Times New Roman" w:hAnsi="Times New Roman" w:eastAsia="微软雅黑" w:cs="Times New Roman"/>
-                <w:color w:val="262626"/>
-                <w:sz w:val="21"/>
-                <w:szCs w:val="21"/>
-                <w:lang w:val="en-US" w:eastAsia="zh-CN"/>
-              </w:rPr>
-              <w:t>)%}</w:t>
-            </w:r>
-          </w:p>
-        </w:tc>
-      </w:tr>
-      <w:tr>
-        <w:tblPrEx>
-          <w:tblBorders>
-            <w:top w:val="none" w:color="auto" w:sz="0" w:space="0"/>
-            <w:left w:val="none" w:color="auto" w:sz="0" w:space="0"/>
-            <w:bottom w:val="none" w:color="auto" w:sz="0" w:space="0"/>
-            <w:right w:val="none" w:color="auto" w:sz="0" w:space="0"/>
-            <w:insideH w:val="none" w:color="auto" w:sz="0" w:space="0"/>
-            <w:insideV w:val="none" w:color="auto" w:sz="0" w:space="0"/>
-          </w:tblBorders>
-          <w:tblCellMar>
-            <w:top w:w="0" w:type="dxa"/>
-            <w:left w:w="0" w:type="dxa"/>
-            <w:bottom w:w="0" w:type="dxa"/>
-            <w:right w:w="0" w:type="dxa"/>
-          </w:tblCellMar>
-        </w:tblPrEx>
-        <w:trPr>
-          <w:trHeight w:val="397" w:hRule="atLeast"/>
-          <w:jc w:val="center"/>
-        </w:trPr>
-        <w:tc>
-          <w:tcPr>
-            <w:tcW w:w="2160" w:type="pct"/>
-            <w:gridSpan w:val="2"/>
-            <w:tcBorders>
-              <w:top w:val="single" w:color="31849B" w:sz="8" w:space="0"/>
-              <w:bottom w:val="single" w:color="31849B" w:sz="8" w:space="0"/>
-              <w:right w:val="single" w:color="31849B" w:sz="8" w:space="0"/>
-            </w:tcBorders>
-            <w:shd w:val="clear" w:color="auto" w:fill="auto"/>
-            <w:vAlign w:val="center"/>
-          </w:tcPr>
-          <w:p>
-            <w:pPr>
-              <w:keepNext w:val="0"/>
-              <w:keepLines w:val="0"/>
-              <w:pageBreakBefore w:val="0"/>
-              <w:widowControl w:val="0"/>
-              <w:kinsoku/>
-              <w:wordWrap/>
-              <w:overflowPunct/>
-              <w:topLinePunct w:val="0"/>
-              <w:autoSpaceDE/>
-              <w:autoSpaceDN/>
-              <w:bidi w:val="0"/>
-              <w:adjustRightInd/>
-              <w:snapToGrid w:val="0"/>
-              <w:ind w:left="57" w:leftChars="0" w:right="57" w:rightChars="0"/>
-              <w:jc w:val="left"/>
-              <w:textAlignment w:val="auto"/>
-              <w:rPr>
                 <w:rFonts w:ascii="Times New Roman" w:hAnsi="Times New Roman" w:eastAsia="微软雅黑" w:cs="Times New Roman"/>
+                <w:color w:val="262626"/>
+                <w:sz w:val="21"/>
+                <w:szCs w:val="21"/>
+                <w:lang w:eastAsia="zh-CN"/>
+              </w:rPr>
+            </w:pPr>
+            <w:r>
+              <w:rPr>
+                <w:rFonts w:hint="eastAsia" w:ascii="Times New Roman" w:hAnsi="Times New Roman" w:eastAsia="微软雅黑" w:cs="黑体"/>
                 <w:b/>
                 <w:bCs/>
                 <w:color w:val="262626"/>
                 <w:sz w:val="21"/>
-                <w:szCs w:val="21"/>
-              </w:rPr>
-            </w:pPr>
-            <w:r>
-              <w:rPr>
-                <w:rFonts w:hint="eastAsia" w:ascii="Times New Roman" w:hAnsi="Times New Roman" w:eastAsia="微软雅黑" w:cs="Times New Roman"/>
-                <w:b/>
-                <w:bCs/>
-                <w:color w:val="262626"/>
-                <w:sz w:val="21"/>
-                <w:szCs w:val="21"/>
-                <w:lang w:eastAsia="zh-CN"/>
-              </w:rPr>
-              <w:t>预后评估</w:t>
-            </w:r>
-          </w:p>
-        </w:tc>
-        <w:tc>
-          <w:tcPr>
-            <w:tcW w:w="2839" w:type="pct"/>
-            <w:tcBorders>
-              <w:top w:val="single" w:color="31849B" w:sz="8" w:space="0"/>
-              <w:left w:val="single" w:color="31849B" w:sz="8" w:space="0"/>
-              <w:bottom w:val="single" w:color="31849B" w:sz="8" w:space="0"/>
-            </w:tcBorders>
-            <w:shd w:val="clear" w:color="auto" w:fill="auto"/>
-            <w:vAlign w:val="center"/>
-          </w:tcPr>
-          <w:p>
-            <w:pPr>
-              <w:pStyle w:val="21"/>
-              <w:keepNext w:val="0"/>
-              <w:keepLines w:val="0"/>
-              <w:pageBreakBefore w:val="0"/>
-              <w:widowControl w:val="0"/>
-              <w:kinsoku/>
-              <w:wordWrap/>
-              <w:overflowPunct/>
-              <w:topLinePunct w:val="0"/>
-              <w:autoSpaceDE/>
-              <w:autoSpaceDN/>
-              <w:bidi w:val="0"/>
-              <w:adjustRightInd w:val="0"/>
-              <w:snapToGrid w:val="0"/>
-              <w:spacing w:line="240" w:lineRule="auto"/>
-              <w:ind w:left="110" w:leftChars="50" w:right="119" w:rightChars="0"/>
-              <w:jc w:val="both"/>
-              <w:textAlignment w:val="auto"/>
-              <w:rPr>
-                <w:rFonts w:hint="default" w:ascii="Times New Roman" w:hAnsi="Times New Roman" w:eastAsia="微软雅黑" w:cs="Times New Roman"/>
-                <w:color w:val="262626"/>
-                <w:sz w:val="21"/>
-                <w:szCs w:val="21"/>
-                <w:lang w:val="en-US" w:eastAsia="zh-CN"/>
-              </w:rPr>
-            </w:pPr>
-            <w:r>
-              <w:rPr>
-                <w:rFonts w:hint="default" w:ascii="Times New Roman" w:hAnsi="Times New Roman" w:eastAsia="微软雅黑" w:cs="Times New Roman"/>
-                <w:color w:val="262626"/>
-                <w:sz w:val="21"/>
-                <w:szCs w:val="21"/>
-                <w:lang w:val="en-US" w:eastAsia="zh-CN"/>
-              </w:rPr>
-              <w:t>共检出{{ summaryOfRresults.thisGeneticmarkerVwListSize }}个体细胞突变，其中{{ summaryOfRresults.prognosticEvaluationSize }}个与预后相关{{ peDrugStr }}</w:t>
+                <w:lang w:eastAsia="zh-CN"/>
+              </w:rPr>
+              <w:t>{%tr endif %}</w:t>
             </w:r>
           </w:p>
         </w:tc>
@@ -1964,10 +1314,64 @@
         </w:trPr>
         <w:tc>
           <w:tcPr>
-            <w:tcW w:w="5000" w:type="pct"/>
-            <w:gridSpan w:val="3"/>
+            <w:tcW w:w="2160" w:type="pct"/>
+            <w:gridSpan w:val="2"/>
             <w:tcBorders>
               <w:top w:val="single" w:color="31849B" w:sz="8" w:space="0"/>
+              <w:bottom w:val="single" w:color="31849B" w:sz="8" w:space="0"/>
+              <w:right w:val="single" w:color="31849B" w:sz="8" w:space="0"/>
+            </w:tcBorders>
+            <w:shd w:val="clear" w:color="auto" w:fill="auto"/>
+            <w:vAlign w:val="center"/>
+          </w:tcPr>
+          <w:p>
+            <w:pPr>
+              <w:pStyle w:val="21"/>
+              <w:keepNext w:val="0"/>
+              <w:keepLines w:val="0"/>
+              <w:pageBreakBefore w:val="0"/>
+              <w:widowControl w:val="0"/>
+              <w:kinsoku/>
+              <w:wordWrap/>
+              <w:overflowPunct/>
+              <w:topLinePunct w:val="0"/>
+              <w:autoSpaceDE/>
+              <w:autoSpaceDN/>
+              <w:bidi w:val="0"/>
+              <w:adjustRightInd w:val="0"/>
+              <w:snapToGrid w:val="0"/>
+              <w:spacing w:line="240" w:lineRule="auto"/>
+              <w:ind w:left="110" w:leftChars="50"/>
+              <w:jc w:val="both"/>
+              <w:textAlignment w:val="auto"/>
+              <w:rPr>
+                <w:rFonts w:ascii="Times New Roman" w:hAnsi="Times New Roman" w:eastAsia="微软雅黑" w:cs="Times New Roman"/>
+                <w:b/>
+                <w:bCs/>
+                <w:color w:val="262626"/>
+                <w:sz w:val="21"/>
+                <w:szCs w:val="21"/>
+              </w:rPr>
+            </w:pPr>
+            <w:r>
+              <w:rPr>
+                <w:rFonts w:ascii="Times New Roman" w:hAnsi="Times New Roman" w:eastAsia="微软雅黑" w:cs="Times New Roman"/>
+                <w:b/>
+                <w:bCs/>
+                <w:color w:val="262626"/>
+                <w:sz w:val="21"/>
+                <w:szCs w:val="21"/>
+              </w:rPr>
+              <w:t>靶向用药指导</w:t>
+            </w:r>
+          </w:p>
+        </w:tc>
+        <w:tc>
+          <w:tcPr>
+            <w:tcW w:w="2839" w:type="pct"/>
+            <w:tcBorders>
+              <w:top w:val="single" w:color="31849B" w:sz="8" w:space="0"/>
+              <w:left w:val="single" w:color="31849B" w:sz="8" w:space="0"/>
               <w:bottom w:val="single" w:color="31849B" w:sz="8" w:space="0"/>
             </w:tcBorders>
             <w:shd w:val="clear" w:color="auto" w:fill="auto"/>
@@ -1994,58 +1398,24 @@
               <w:jc w:val="both"/>
               <w:textAlignment w:val="auto"/>
               <w:rPr>
-                <w:rFonts w:hint="default" w:ascii="Times New Roman" w:hAnsi="Times New Roman" w:eastAsia="微软雅黑" w:cs="Times New Roman"/>
-                <w:color w:val="262626"/>
-                <w:sz w:val="21"/>
-                <w:szCs w:val="21"/>
-                <w:lang w:val="en-US" w:eastAsia="zh-CN"/>
-              </w:rPr>
-            </w:pPr>
-            <w:r>
-              <w:rPr>
-                <w:rFonts w:hint="default" w:ascii="Times New Roman" w:hAnsi="Times New Roman" w:eastAsia="微软雅黑" w:cs="Times New Roman"/>
-                <w:color w:val="262626"/>
-                <w:sz w:val="21"/>
-                <w:szCs w:val="21"/>
-                <w:lang w:val="en-US" w:eastAsia="zh-CN"/>
-              </w:rPr>
-              <w:t>{%tr endif %}</w:t>
-            </w:r>
-          </w:p>
-        </w:tc>
-      </w:tr>
-      <w:tr>
-        <w:tblPrEx>
-          <w:tblBorders>
-            <w:top w:val="none" w:color="auto" w:sz="0" w:space="0"/>
-            <w:left w:val="none" w:color="auto" w:sz="0" w:space="0"/>
-            <w:bottom w:val="none" w:color="auto" w:sz="0" w:space="0"/>
-            <w:right w:val="none" w:color="auto" w:sz="0" w:space="0"/>
-            <w:insideH w:val="none" w:color="auto" w:sz="0" w:space="0"/>
-            <w:insideV w:val="none" w:color="auto" w:sz="0" w:space="0"/>
-          </w:tblBorders>
-          <w:tblCellMar>
-            <w:top w:w="0" w:type="dxa"/>
-            <w:left w:w="0" w:type="dxa"/>
-            <w:bottom w:w="0" w:type="dxa"/>
-            <w:right w:w="0" w:type="dxa"/>
-          </w:tblCellMar>
-        </w:tblPrEx>
-        <w:trPr>
-          <w:trHeight w:val="397" w:hRule="atLeast"/>
-          <w:jc w:val="center"/>
-        </w:trPr>
-        <w:tc>
-          <w:tcPr>
-            <w:tcW w:w="5000" w:type="pct"/>
-            <w:gridSpan w:val="3"/>
-            <w:tcBorders>
-              <w:top w:val="single" w:color="31849B" w:sz="8" w:space="0"/>
-              <w:bottom w:val="single" w:color="31849B" w:sz="8" w:space="0"/>
-            </w:tcBorders>
-            <w:shd w:val="clear" w:color="auto" w:fill="auto"/>
-            <w:vAlign w:val="center"/>
-          </w:tcPr>
+                <w:rFonts w:hint="eastAsia" w:ascii="Times New Roman" w:hAnsi="Times New Roman" w:eastAsia="微软雅黑" w:cs="Times New Roman"/>
+                <w:color w:val="262626"/>
+                <w:sz w:val="21"/>
+                <w:szCs w:val="21"/>
+                <w:lang w:eastAsia="zh-CN"/>
+              </w:rPr>
+            </w:pPr>
+            <w:r>
+              <w:rPr>
+                <w:rFonts w:hint="eastAsia" w:ascii="Times New Roman" w:hAnsi="Times New Roman" w:eastAsia="微软雅黑" w:cs="Times New Roman"/>
+                <w:color w:val="262626"/>
+                <w:sz w:val="21"/>
+                <w:szCs w:val="21"/>
+                <w:lang w:eastAsia="zh-CN"/>
+              </w:rPr>
+              <w:t>共检出{{ summaryOfRresults.thisGeneticmarkerVwListSize }}个体细胞突变，其中{{ summaryOfRresults.somaticCellMedicationNum}}个与靶向药物相关{{bodyDrugStr}}；</w:t>
+            </w:r>
+          </w:p>
           <w:p>
             <w:pPr>
               <w:pStyle w:val="21"/>
@@ -2067,22 +1437,22 @@
               <w:jc w:val="both"/>
               <w:textAlignment w:val="auto"/>
               <w:rPr>
-                <w:rFonts w:hint="default" w:ascii="Times New Roman" w:hAnsi="Times New Roman" w:eastAsia="微软雅黑" w:cs="Times New Roman"/>
-                <w:color w:val="262626"/>
-                <w:sz w:val="21"/>
-                <w:szCs w:val="21"/>
-                <w:lang w:val="en-US" w:eastAsia="zh-CN"/>
-              </w:rPr>
-            </w:pPr>
-            <w:r>
-              <w:rPr>
-                <w:rFonts w:hint="default" w:ascii="Times New Roman" w:hAnsi="Times New Roman" w:eastAsia="微软雅黑" w:cs="Times New Roman"/>
-                <w:color w:val="262626"/>
-                <w:sz w:val="21"/>
-                <w:szCs w:val="21"/>
-                <w:lang w:val="en-US" w:eastAsia="zh-CN"/>
-              </w:rPr>
-              <w:t>{%tr if prostateCancerFlag %}</w:t>
+                <w:rFonts w:hint="eastAsia" w:ascii="微软雅黑" w:hAnsi="微软雅黑" w:eastAsia="微软雅黑" w:cs="微软雅黑"/>
+                <w:color w:val="262626"/>
+                <w:sz w:val="18"/>
+                <w:szCs w:val="18"/>
+                <w:lang w:eastAsia="zh-CN"/>
+              </w:rPr>
+            </w:pPr>
+            <w:r>
+              <w:rPr>
+                <w:rFonts w:hint="eastAsia" w:ascii="Times New Roman" w:hAnsi="Times New Roman" w:eastAsia="微软雅黑" w:cs="Times New Roman"/>
+                <w:color w:val="262626"/>
+                <w:sz w:val="21"/>
+                <w:szCs w:val="21"/>
+                <w:lang w:eastAsia="zh-CN"/>
+              </w:rPr>
+              <w:t>共检出{{ summaryOfRresults.crCheckLineStrYF1280Size }}个胚系突变，其中{{summaryOfRresults.crDrugList}}个与靶向药物相关{{embryonalDrugStr}}</w:t>
             </w:r>
           </w:p>
         </w:tc>
@@ -2111,10 +1481,11 @@
         </w:trPr>
         <w:tc>
           <w:tcPr>
-            <w:tcW w:w="752" w:type="pct"/>
-            <w:vMerge w:val="restart"/>
+            <w:tcW w:w="2160" w:type="pct"/>
+            <w:gridSpan w:val="2"/>
             <w:tcBorders>
               <w:top w:val="single" w:color="31849B" w:sz="8" w:space="0"/>
+              <w:bottom w:val="single" w:color="31849B" w:sz="8" w:space="0"/>
               <w:right w:val="single" w:color="31849B" w:sz="8" w:space="0"/>
             </w:tcBorders>
             <w:shd w:val="clear" w:color="auto" w:fill="auto"/>
@@ -2139,79 +1510,24 @@
               <w:jc w:val="left"/>
               <w:textAlignment w:val="auto"/>
               <w:rPr>
-                <w:rFonts w:hint="eastAsia" w:ascii="Times New Roman" w:hAnsi="Times New Roman" w:eastAsia="微软雅黑" w:cs="Times New Roman"/>
+                <w:rFonts w:ascii="Times New Roman" w:hAnsi="Times New Roman" w:eastAsia="微软雅黑" w:cs="Times New Roman"/>
                 <w:b/>
                 <w:bCs/>
                 <w:color w:val="262626"/>
                 <w:sz w:val="21"/>
                 <w:szCs w:val="21"/>
-                <w:lang w:eastAsia="zh-CN"/>
-              </w:rPr>
-            </w:pPr>
-            <w:r>
-              <w:rPr>
-                <w:rFonts w:hint="default" w:ascii="Times New Roman" w:hAnsi="Times New Roman" w:eastAsia="微软雅黑" w:cs="Times New Roman"/>
+              </w:rPr>
+            </w:pPr>
+            <w:r>
+              <w:rPr>
+                <w:rFonts w:ascii="Times New Roman" w:hAnsi="Times New Roman" w:eastAsia="微软雅黑" w:cs="Times New Roman"/>
                 <w:b/>
                 <w:bCs/>
                 <w:color w:val="262626"/>
                 <w:sz w:val="21"/>
                 <w:szCs w:val="21"/>
-                <w:lang w:val="en-US" w:eastAsia="zh-CN" w:bidi="ar-SA"/>
-              </w:rPr>
-              <w:t>内分泌相关</w:t>
-            </w:r>
-          </w:p>
-        </w:tc>
-        <w:tc>
-          <w:tcPr>
-            <w:tcW w:w="1407" w:type="pct"/>
-            <w:tcBorders>
-              <w:top w:val="single" w:color="31849B" w:sz="8" w:space="0"/>
-              <w:bottom w:val="single" w:color="31849B" w:sz="8" w:space="0"/>
-              <w:right w:val="single" w:color="31849B" w:sz="8" w:space="0"/>
-            </w:tcBorders>
-            <w:shd w:val="clear" w:color="auto" w:fill="auto"/>
-            <w:vAlign w:val="center"/>
-          </w:tcPr>
-          <w:p>
-            <w:pPr>
-              <w:keepNext w:val="0"/>
-              <w:keepLines w:val="0"/>
-              <w:pageBreakBefore w:val="0"/>
-              <w:widowControl w:val="0"/>
-              <w:kinsoku/>
-              <w:wordWrap/>
-              <w:overflowPunct/>
-              <w:topLinePunct w:val="0"/>
-              <w:autoSpaceDE/>
-              <w:autoSpaceDN/>
-              <w:bidi w:val="0"/>
-              <w:adjustRightInd/>
-              <w:snapToGrid w:val="0"/>
-              <w:ind w:left="57" w:leftChars="0" w:right="57" w:rightChars="0"/>
-              <w:jc w:val="left"/>
-              <w:textAlignment w:val="auto"/>
-              <w:rPr>
-                <w:rFonts w:hint="eastAsia" w:ascii="Times New Roman" w:hAnsi="Times New Roman" w:eastAsia="微软雅黑" w:cs="Times New Roman"/>
-                <w:b/>
-                <w:bCs/>
-                <w:color w:val="262626"/>
-                <w:sz w:val="21"/>
-                <w:szCs w:val="21"/>
-                <w:lang w:eastAsia="zh-CN"/>
-              </w:rPr>
-            </w:pPr>
-            <w:r>
-              <w:rPr>
-                <w:rFonts w:hint="default" w:ascii="Times New Roman" w:hAnsi="Times New Roman" w:eastAsia="微软雅黑" w:cs="Times New Roman"/>
-                <w:b/>
-                <w:bCs/>
-                <w:color w:val="262626"/>
-                <w:sz w:val="21"/>
-                <w:szCs w:val="21"/>
-                <w:lang w:val="en-US" w:eastAsia="zh-CN" w:bidi="ar-SA"/>
-              </w:rPr>
-              <w:t>内分泌治疗相关</w:t>
+              </w:rPr>
+              <w:t>肿瘤遗传风险检测</w:t>
             </w:r>
           </w:p>
         </w:tc>
@@ -2247,22 +1563,497 @@
               <w:jc w:val="both"/>
               <w:textAlignment w:val="auto"/>
               <w:rPr>
+                <w:rFonts w:hint="eastAsia" w:ascii="Times New Roman" w:hAnsi="Times New Roman" w:eastAsia="微软雅黑" w:cs="Times New Roman"/>
+                <w:color w:val="262626"/>
+                <w:sz w:val="21"/>
+                <w:szCs w:val="21"/>
+                <w:lang w:eastAsia="zh-CN"/>
+              </w:rPr>
+            </w:pPr>
+            <w:r>
+              <w:rPr>
                 <w:rFonts w:hint="default" w:ascii="Times New Roman" w:hAnsi="Times New Roman" w:eastAsia="微软雅黑" w:cs="Times New Roman"/>
                 <w:color w:val="262626"/>
                 <w:sz w:val="21"/>
                 <w:szCs w:val="21"/>
                 <w:lang w:val="en-US" w:eastAsia="zh-CN"/>
               </w:rPr>
-            </w:pPr>
-            <w:r>
-              <w:rPr>
-                <w:rFonts w:hint="default" w:ascii="Times New Roman" w:hAnsi="Times New Roman" w:eastAsia="微软雅黑" w:cs="Times New Roman"/>
-                <w:color w:val="262626"/>
-                <w:sz w:val="21"/>
-                <w:szCs w:val="21"/>
-                <w:lang w:val="en-US" w:eastAsia="zh-CN" w:bidi="ar-SA"/>
-              </w:rPr>
-              <w:t>共检出{{summaryOfRresults.endocrineTherapySize}}个内分泌治疗相关突变</w:t>
+              <w:t>共检出</w:t>
+            </w:r>
+            <w:r>
+              <w:rPr>
+                <w:rFonts w:hint="eastAsia" w:ascii="Times New Roman" w:hAnsi="Times New Roman" w:eastAsia="微软雅黑" w:cs="Times New Roman"/>
+                <w:color w:val="262626"/>
+                <w:sz w:val="21"/>
+                <w:szCs w:val="21"/>
+                <w:lang w:val="en-US" w:eastAsia="zh-CN"/>
+              </w:rPr>
+              <w:t>{{ summaryOfRresults.crCheckLineStrYF1280Size }}</w:t>
+            </w:r>
+            <w:r>
+              <w:rPr>
+                <w:rFonts w:hint="default" w:ascii="Times New Roman" w:hAnsi="Times New Roman" w:eastAsia="微软雅黑" w:cs="Times New Roman"/>
+                <w:color w:val="262626"/>
+                <w:sz w:val="21"/>
+                <w:szCs w:val="21"/>
+                <w:lang w:val="en-US" w:eastAsia="zh-CN"/>
+              </w:rPr>
+              <w:t>个胚系突变，其中</w:t>
+            </w:r>
+            <w:r>
+              <w:rPr>
+                <w:rFonts w:hint="eastAsia" w:ascii="Times New Roman" w:hAnsi="Times New Roman" w:eastAsia="微软雅黑" w:cs="Times New Roman"/>
+                <w:color w:val="262626"/>
+                <w:sz w:val="21"/>
+                <w:szCs w:val="21"/>
+                <w:lang w:val="en-US" w:eastAsia="zh-CN"/>
+              </w:rPr>
+              <w:t>{{summaryOfRresults.hasPathogenicityCount}}</w:t>
+            </w:r>
+            <w:r>
+              <w:rPr>
+                <w:rFonts w:hint="default" w:ascii="Times New Roman" w:hAnsi="Times New Roman" w:eastAsia="微软雅黑" w:cs="Times New Roman"/>
+                <w:color w:val="262626"/>
+                <w:sz w:val="21"/>
+                <w:szCs w:val="21"/>
+                <w:lang w:val="en-US" w:eastAsia="zh-CN"/>
+              </w:rPr>
+              <w:t>个为致病</w:t>
+            </w:r>
+            <w:r>
+              <w:rPr>
+                <w:rFonts w:hint="eastAsia" w:ascii="Times New Roman" w:hAnsi="Times New Roman" w:eastAsia="微软雅黑" w:cs="Times New Roman"/>
+                <w:color w:val="262626"/>
+                <w:sz w:val="21"/>
+                <w:szCs w:val="21"/>
+                <w:lang w:val="en-US" w:eastAsia="zh-CN"/>
+              </w:rPr>
+              <w:t>/可能</w:t>
+            </w:r>
+            <w:r>
+              <w:rPr>
+                <w:rFonts w:hint="default" w:ascii="Times New Roman" w:hAnsi="Times New Roman" w:eastAsia="微软雅黑" w:cs="Times New Roman"/>
+                <w:color w:val="262626"/>
+                <w:sz w:val="21"/>
+                <w:szCs w:val="21"/>
+                <w:lang w:val="en-US" w:eastAsia="zh-CN"/>
+              </w:rPr>
+              <w:t>致病</w:t>
+            </w:r>
+            <w:r>
+              <w:rPr>
+                <w:rFonts w:hint="eastAsia" w:ascii="Times New Roman" w:hAnsi="Times New Roman" w:eastAsia="微软雅黑" w:cs="Times New Roman"/>
+                <w:color w:val="262626"/>
+                <w:sz w:val="21"/>
+                <w:szCs w:val="21"/>
+                <w:lang w:val="en-US" w:eastAsia="zh-CN"/>
+              </w:rPr>
+              <w:t>性</w:t>
+            </w:r>
+            <w:r>
+              <w:rPr>
+                <w:rFonts w:hint="default" w:ascii="Times New Roman" w:hAnsi="Times New Roman" w:eastAsia="微软雅黑" w:cs="Times New Roman"/>
+                <w:color w:val="262626"/>
+                <w:sz w:val="21"/>
+                <w:szCs w:val="21"/>
+                <w:lang w:val="en-US" w:eastAsia="zh-CN"/>
+              </w:rPr>
+              <w:t>突变</w:t>
+            </w:r>
+            <w:r>
+              <w:rPr>
+                <w:rFonts w:hint="eastAsia" w:ascii="Times New Roman" w:hAnsi="Times New Roman" w:eastAsia="微软雅黑" w:cs="Times New Roman"/>
+                <w:color w:val="262626"/>
+                <w:sz w:val="21"/>
+                <w:szCs w:val="21"/>
+                <w:lang w:val="en-US" w:eastAsia="zh-CN"/>
+              </w:rPr>
+              <w:t>{{</w:t>
+            </w:r>
+            <w:r>
+              <w:rPr>
+                <w:rFonts w:hint="default" w:ascii="Times New Roman" w:hAnsi="Times New Roman" w:eastAsia="微软雅黑" w:cs="Times New Roman"/>
+                <w:color w:val="262626"/>
+                <w:sz w:val="21"/>
+                <w:szCs w:val="21"/>
+                <w:lang w:val="en-US" w:eastAsia="zh-CN"/>
+              </w:rPr>
+              <w:t>crCheckDrugStr</w:t>
+            </w:r>
+            <w:r>
+              <w:rPr>
+                <w:rFonts w:hint="eastAsia" w:ascii="Times New Roman" w:hAnsi="Times New Roman" w:eastAsia="微软雅黑" w:cs="Times New Roman"/>
+                <w:color w:val="262626"/>
+                <w:sz w:val="21"/>
+                <w:szCs w:val="21"/>
+                <w:lang w:val="en-US" w:eastAsia="zh-CN"/>
+              </w:rPr>
+              <w:t>}}{{summaryOfRresults.</w:t>
+            </w:r>
+            <w:r>
+              <w:rPr>
+                <w:rFonts w:hint="default" w:ascii="Times New Roman" w:hAnsi="Times New Roman" w:eastAsia="微软雅黑" w:cs="Times New Roman"/>
+                <w:color w:val="262626"/>
+                <w:sz w:val="21"/>
+                <w:szCs w:val="21"/>
+                <w:lang w:val="en-US" w:eastAsia="zh-CN"/>
+              </w:rPr>
+              <w:t>cr_tumors_desc</w:t>
+            </w:r>
+            <w:r>
+              <w:rPr>
+                <w:rFonts w:hint="eastAsia" w:ascii="Times New Roman" w:hAnsi="Times New Roman" w:eastAsia="微软雅黑" w:cs="Times New Roman"/>
+                <w:color w:val="262626"/>
+                <w:sz w:val="21"/>
+                <w:szCs w:val="21"/>
+                <w:lang w:val="en-US" w:eastAsia="zh-CN"/>
+              </w:rPr>
+              <w:t>}}</w:t>
+            </w:r>
+          </w:p>
+        </w:tc>
+      </w:tr>
+      <w:tr>
+        <w:tblPrEx>
+          <w:tblBorders>
+            <w:top w:val="none" w:color="auto" w:sz="0" w:space="0"/>
+            <w:left w:val="none" w:color="auto" w:sz="0" w:space="0"/>
+            <w:bottom w:val="none" w:color="auto" w:sz="0" w:space="0"/>
+            <w:right w:val="none" w:color="auto" w:sz="0" w:space="0"/>
+            <w:insideH w:val="none" w:color="auto" w:sz="0" w:space="0"/>
+            <w:insideV w:val="none" w:color="auto" w:sz="0" w:space="0"/>
+          </w:tblBorders>
+          <w:tblCellMar>
+            <w:top w:w="0" w:type="dxa"/>
+            <w:left w:w="0" w:type="dxa"/>
+            <w:bottom w:w="0" w:type="dxa"/>
+            <w:right w:w="0" w:type="dxa"/>
+          </w:tblCellMar>
+        </w:tblPrEx>
+        <w:trPr>
+          <w:trHeight w:val="397" w:hRule="atLeast"/>
+          <w:jc w:val="center"/>
+        </w:trPr>
+        <w:tc>
+          <w:tcPr>
+            <w:tcW w:w="5000" w:type="pct"/>
+            <w:gridSpan w:val="3"/>
+            <w:tcBorders>
+              <w:top w:val="single" w:color="31849B" w:sz="8" w:space="0"/>
+              <w:bottom w:val="single" w:color="31849B" w:sz="8" w:space="0"/>
+            </w:tcBorders>
+            <w:shd w:val="clear" w:color="auto" w:fill="auto"/>
+            <w:vAlign w:val="center"/>
+          </w:tcPr>
+          <w:p>
+            <w:pPr>
+              <w:pStyle w:val="21"/>
+              <w:keepNext w:val="0"/>
+              <w:keepLines w:val="0"/>
+              <w:pageBreakBefore w:val="0"/>
+              <w:widowControl w:val="0"/>
+              <w:kinsoku/>
+              <w:wordWrap/>
+              <w:overflowPunct/>
+              <w:topLinePunct w:val="0"/>
+              <w:autoSpaceDE/>
+              <w:autoSpaceDN/>
+              <w:bidi w:val="0"/>
+              <w:adjustRightInd w:val="0"/>
+              <w:snapToGrid w:val="0"/>
+              <w:spacing w:line="240" w:lineRule="auto"/>
+              <w:ind w:left="110" w:leftChars="50" w:right="119" w:rightChars="0"/>
+              <w:jc w:val="both"/>
+              <w:textAlignment w:val="auto"/>
+              <w:rPr>
+                <w:rFonts w:hint="default" w:ascii="Times New Roman" w:hAnsi="Times New Roman" w:eastAsia="微软雅黑" w:cs="Times New Roman"/>
+                <w:color w:val="262626"/>
+                <w:sz w:val="21"/>
+                <w:szCs w:val="21"/>
+                <w:lang w:val="en-US" w:eastAsia="zh-CN"/>
+              </w:rPr>
+            </w:pPr>
+            <w:r>
+              <w:rPr>
+                <w:rFonts w:hint="default" w:ascii="Times New Roman" w:hAnsi="Times New Roman" w:eastAsia="微软雅黑" w:cs="Times New Roman"/>
+                <w:color w:val="262626"/>
+                <w:sz w:val="21"/>
+                <w:szCs w:val="21"/>
+                <w:lang w:val="en-US" w:eastAsia="zh-CN"/>
+              </w:rPr>
+              <w:t>{%tr if (reportInfo.conf.thyroidCancerPrognosis and disease.ThyroidCarcinoma) or (reportInfo.conf.melanomaPrognosis and disease.Melanoma )%}</w:t>
+            </w:r>
+          </w:p>
+        </w:tc>
+      </w:tr>
+      <w:tr>
+        <w:tblPrEx>
+          <w:tblBorders>
+            <w:top w:val="none" w:color="auto" w:sz="0" w:space="0"/>
+            <w:left w:val="none" w:color="auto" w:sz="0" w:space="0"/>
+            <w:bottom w:val="none" w:color="auto" w:sz="0" w:space="0"/>
+            <w:right w:val="none" w:color="auto" w:sz="0" w:space="0"/>
+            <w:insideH w:val="none" w:color="auto" w:sz="0" w:space="0"/>
+            <w:insideV w:val="none" w:color="auto" w:sz="0" w:space="0"/>
+          </w:tblBorders>
+          <w:tblCellMar>
+            <w:top w:w="0" w:type="dxa"/>
+            <w:left w:w="0" w:type="dxa"/>
+            <w:bottom w:w="0" w:type="dxa"/>
+            <w:right w:w="0" w:type="dxa"/>
+          </w:tblCellMar>
+        </w:tblPrEx>
+        <w:trPr>
+          <w:trHeight w:val="397" w:hRule="atLeast"/>
+          <w:jc w:val="center"/>
+        </w:trPr>
+        <w:tc>
+          <w:tcPr>
+            <w:tcW w:w="2160" w:type="pct"/>
+            <w:gridSpan w:val="2"/>
+            <w:tcBorders>
+              <w:top w:val="single" w:color="31849B" w:sz="8" w:space="0"/>
+              <w:bottom w:val="single" w:color="31849B" w:sz="8" w:space="0"/>
+              <w:right w:val="single" w:color="31849B" w:sz="8" w:space="0"/>
+            </w:tcBorders>
+            <w:shd w:val="clear" w:color="auto" w:fill="auto"/>
+            <w:vAlign w:val="center"/>
+          </w:tcPr>
+          <w:p>
+            <w:pPr>
+              <w:keepNext w:val="0"/>
+              <w:keepLines w:val="0"/>
+              <w:pageBreakBefore w:val="0"/>
+              <w:widowControl w:val="0"/>
+              <w:kinsoku/>
+              <w:wordWrap/>
+              <w:overflowPunct/>
+              <w:topLinePunct w:val="0"/>
+              <w:autoSpaceDE/>
+              <w:autoSpaceDN/>
+              <w:bidi w:val="0"/>
+              <w:adjustRightInd/>
+              <w:snapToGrid w:val="0"/>
+              <w:ind w:left="57" w:leftChars="0" w:right="57" w:rightChars="0"/>
+              <w:jc w:val="left"/>
+              <w:textAlignment w:val="auto"/>
+              <w:rPr>
+                <w:rFonts w:ascii="Times New Roman" w:hAnsi="Times New Roman" w:eastAsia="微软雅黑" w:cs="Times New Roman"/>
+                <w:b/>
+                <w:bCs/>
+                <w:color w:val="262626"/>
+                <w:sz w:val="21"/>
+                <w:szCs w:val="21"/>
+              </w:rPr>
+            </w:pPr>
+            <w:r>
+              <w:rPr>
+                <w:rFonts w:hint="eastAsia" w:ascii="Times New Roman" w:hAnsi="Times New Roman" w:eastAsia="微软雅黑" w:cs="Times New Roman"/>
+                <w:b/>
+                <w:bCs/>
+                <w:color w:val="262626"/>
+                <w:sz w:val="21"/>
+                <w:szCs w:val="21"/>
+                <w:lang w:eastAsia="zh-CN"/>
+              </w:rPr>
+              <w:t>预后评估</w:t>
+            </w:r>
+          </w:p>
+        </w:tc>
+        <w:tc>
+          <w:tcPr>
+            <w:tcW w:w="2839" w:type="pct"/>
+            <w:tcBorders>
+              <w:top w:val="single" w:color="31849B" w:sz="8" w:space="0"/>
+              <w:left w:val="single" w:color="31849B" w:sz="8" w:space="0"/>
+              <w:bottom w:val="single" w:color="31849B" w:sz="8" w:space="0"/>
+            </w:tcBorders>
+            <w:shd w:val="clear" w:color="auto" w:fill="auto"/>
+            <w:vAlign w:val="center"/>
+          </w:tcPr>
+          <w:p>
+            <w:pPr>
+              <w:pStyle w:val="21"/>
+              <w:keepNext w:val="0"/>
+              <w:keepLines w:val="0"/>
+              <w:pageBreakBefore w:val="0"/>
+              <w:widowControl w:val="0"/>
+              <w:kinsoku/>
+              <w:wordWrap/>
+              <w:overflowPunct/>
+              <w:topLinePunct w:val="0"/>
+              <w:autoSpaceDE/>
+              <w:autoSpaceDN/>
+              <w:bidi w:val="0"/>
+              <w:adjustRightInd w:val="0"/>
+              <w:snapToGrid w:val="0"/>
+              <w:spacing w:line="240" w:lineRule="auto"/>
+              <w:ind w:left="110" w:leftChars="50" w:right="119" w:rightChars="0"/>
+              <w:jc w:val="both"/>
+              <w:textAlignment w:val="auto"/>
+              <w:rPr>
+                <w:rFonts w:hint="default" w:ascii="Times New Roman" w:hAnsi="Times New Roman" w:eastAsia="微软雅黑" w:cs="Times New Roman"/>
+                <w:color w:val="262626"/>
+                <w:sz w:val="21"/>
+                <w:szCs w:val="21"/>
+                <w:lang w:val="en-US" w:eastAsia="zh-CN"/>
+              </w:rPr>
+            </w:pPr>
+            <w:r>
+              <w:rPr>
+                <w:rFonts w:hint="default" w:ascii="Times New Roman" w:hAnsi="Times New Roman" w:eastAsia="微软雅黑" w:cs="Times New Roman"/>
+                <w:color w:val="262626"/>
+                <w:sz w:val="21"/>
+                <w:szCs w:val="21"/>
+                <w:lang w:val="en-US" w:eastAsia="zh-CN"/>
+              </w:rPr>
+              <w:t>共检出{{ summaryOfRresults.thisGeneticmarkerVwListSize }}个体细胞突变，其中{{ summaryOfRresults.prognosticEvaluationSize }}个与预后相关{{ peDrugStr }}</w:t>
+            </w:r>
+          </w:p>
+        </w:tc>
+      </w:tr>
+      <w:tr>
+        <w:tblPrEx>
+          <w:tblBorders>
+            <w:top w:val="none" w:color="auto" w:sz="0" w:space="0"/>
+            <w:left w:val="none" w:color="auto" w:sz="0" w:space="0"/>
+            <w:bottom w:val="none" w:color="auto" w:sz="0" w:space="0"/>
+            <w:right w:val="none" w:color="auto" w:sz="0" w:space="0"/>
+            <w:insideH w:val="none" w:color="auto" w:sz="0" w:space="0"/>
+            <w:insideV w:val="none" w:color="auto" w:sz="0" w:space="0"/>
+          </w:tblBorders>
+          <w:tblCellMar>
+            <w:top w:w="0" w:type="dxa"/>
+            <w:left w:w="0" w:type="dxa"/>
+            <w:bottom w:w="0" w:type="dxa"/>
+            <w:right w:w="0" w:type="dxa"/>
+          </w:tblCellMar>
+        </w:tblPrEx>
+        <w:trPr>
+          <w:trHeight w:val="397" w:hRule="atLeast"/>
+          <w:jc w:val="center"/>
+        </w:trPr>
+        <w:tc>
+          <w:tcPr>
+            <w:tcW w:w="5000" w:type="pct"/>
+            <w:gridSpan w:val="3"/>
+            <w:tcBorders>
+              <w:top w:val="single" w:color="31849B" w:sz="8" w:space="0"/>
+              <w:bottom w:val="single" w:color="31849B" w:sz="8" w:space="0"/>
+            </w:tcBorders>
+            <w:shd w:val="clear" w:color="auto" w:fill="auto"/>
+            <w:vAlign w:val="center"/>
+          </w:tcPr>
+          <w:p>
+            <w:pPr>
+              <w:pStyle w:val="21"/>
+              <w:keepNext w:val="0"/>
+              <w:keepLines w:val="0"/>
+              <w:pageBreakBefore w:val="0"/>
+              <w:widowControl w:val="0"/>
+              <w:kinsoku/>
+              <w:wordWrap/>
+              <w:overflowPunct/>
+              <w:topLinePunct w:val="0"/>
+              <w:autoSpaceDE/>
+              <w:autoSpaceDN/>
+              <w:bidi w:val="0"/>
+              <w:adjustRightInd w:val="0"/>
+              <w:snapToGrid w:val="0"/>
+              <w:spacing w:line="240" w:lineRule="auto"/>
+              <w:ind w:left="110" w:leftChars="50" w:right="119" w:rightChars="0"/>
+              <w:jc w:val="both"/>
+              <w:textAlignment w:val="auto"/>
+              <w:rPr>
+                <w:rFonts w:hint="default" w:ascii="Times New Roman" w:hAnsi="Times New Roman" w:eastAsia="微软雅黑" w:cs="Times New Roman"/>
+                <w:color w:val="262626"/>
+                <w:sz w:val="21"/>
+                <w:szCs w:val="21"/>
+                <w:lang w:val="en-US" w:eastAsia="zh-CN"/>
+              </w:rPr>
+            </w:pPr>
+            <w:r>
+              <w:rPr>
+                <w:rFonts w:hint="default" w:ascii="Times New Roman" w:hAnsi="Times New Roman" w:eastAsia="微软雅黑" w:cs="Times New Roman"/>
+                <w:color w:val="262626"/>
+                <w:sz w:val="21"/>
+                <w:szCs w:val="21"/>
+                <w:lang w:val="en-US" w:eastAsia="zh-CN"/>
+              </w:rPr>
+              <w:t>{%tr endif %}</w:t>
+            </w:r>
+          </w:p>
+        </w:tc>
+      </w:tr>
+      <w:tr>
+        <w:tblPrEx>
+          <w:tblBorders>
+            <w:top w:val="none" w:color="auto" w:sz="0" w:space="0"/>
+            <w:left w:val="none" w:color="auto" w:sz="0" w:space="0"/>
+            <w:bottom w:val="none" w:color="auto" w:sz="0" w:space="0"/>
+            <w:right w:val="none" w:color="auto" w:sz="0" w:space="0"/>
+            <w:insideH w:val="none" w:color="auto" w:sz="0" w:space="0"/>
+            <w:insideV w:val="none" w:color="auto" w:sz="0" w:space="0"/>
+          </w:tblBorders>
+          <w:tblCellMar>
+            <w:top w:w="0" w:type="dxa"/>
+            <w:left w:w="0" w:type="dxa"/>
+            <w:bottom w:w="0" w:type="dxa"/>
+            <w:right w:w="0" w:type="dxa"/>
+          </w:tblCellMar>
+        </w:tblPrEx>
+        <w:trPr>
+          <w:trHeight w:val="397" w:hRule="atLeast"/>
+          <w:jc w:val="center"/>
+        </w:trPr>
+        <w:tc>
+          <w:tcPr>
+            <w:tcW w:w="5000" w:type="pct"/>
+            <w:gridSpan w:val="3"/>
+            <w:tcBorders>
+              <w:top w:val="single" w:color="31849B" w:sz="8" w:space="0"/>
+              <w:bottom w:val="single" w:color="31849B" w:sz="8" w:space="0"/>
+            </w:tcBorders>
+            <w:shd w:val="clear" w:color="auto" w:fill="auto"/>
+            <w:vAlign w:val="center"/>
+          </w:tcPr>
+          <w:p>
+            <w:pPr>
+              <w:pStyle w:val="21"/>
+              <w:keepNext w:val="0"/>
+              <w:keepLines w:val="0"/>
+              <w:pageBreakBefore w:val="0"/>
+              <w:widowControl w:val="0"/>
+              <w:kinsoku/>
+              <w:wordWrap/>
+              <w:overflowPunct/>
+              <w:topLinePunct w:val="0"/>
+              <w:autoSpaceDE/>
+              <w:autoSpaceDN/>
+              <w:bidi w:val="0"/>
+              <w:adjustRightInd w:val="0"/>
+              <w:snapToGrid w:val="0"/>
+              <w:spacing w:line="240" w:lineRule="auto"/>
+              <w:ind w:left="110" w:leftChars="50" w:right="119" w:rightChars="0"/>
+              <w:jc w:val="both"/>
+              <w:textAlignment w:val="auto"/>
+              <w:rPr>
+                <w:rFonts w:hint="default" w:ascii="Times New Roman" w:hAnsi="Times New Roman" w:eastAsia="微软雅黑" w:cs="Times New Roman"/>
+                <w:color w:val="262626"/>
+                <w:sz w:val="21"/>
+                <w:szCs w:val="21"/>
+                <w:lang w:val="en-US" w:eastAsia="zh-CN"/>
+              </w:rPr>
+            </w:pPr>
+            <w:r>
+              <w:rPr>
+                <w:rFonts w:hint="default" w:ascii="Times New Roman" w:hAnsi="Times New Roman" w:eastAsia="微软雅黑" w:cs="Times New Roman"/>
+                <w:color w:val="262626"/>
+                <w:sz w:val="21"/>
+                <w:szCs w:val="21"/>
+                <w:lang w:val="en-US" w:eastAsia="zh-CN"/>
+              </w:rPr>
+              <w:t>{%tr if prostateCancerFlag %}</w:t>
             </w:r>
           </w:p>
         </w:tc>
@@ -2292,9 +2083,9 @@
         <w:tc>
           <w:tcPr>
             <w:tcW w:w="752" w:type="pct"/>
-            <w:vMerge w:val="continue"/>
-            <w:tcBorders>
-              <w:bottom w:val="single" w:color="31849B" w:sz="8" w:space="0"/>
+            <w:vMerge w:val="restart"/>
+            <w:tcBorders>
+              <w:top w:val="single" w:color="31849B" w:sz="8" w:space="0"/>
               <w:right w:val="single" w:color="31849B" w:sz="8" w:space="0"/>
             </w:tcBorders>
             <w:shd w:val="clear" w:color="auto" w:fill="auto"/>
@@ -2328,6 +2119,18 @@
                 <w:lang w:eastAsia="zh-CN"/>
               </w:rPr>
             </w:pPr>
+            <w:r>
+              <w:rPr>
+                <w:rFonts w:hint="default" w:ascii="Times New Roman" w:hAnsi="Times New Roman" w:eastAsia="微软雅黑" w:cs="Times New Roman"/>
+                <w:b/>
+                <w:bCs/>
+                <w:color w:val="262626"/>
+                <w:sz w:val="21"/>
+                <w:szCs w:val="21"/>
+                <w:lang w:val="en-US" w:eastAsia="zh-CN" w:bidi="ar-SA"/>
+              </w:rPr>
+              <w:t>内分泌相关</w:t>
+            </w:r>
           </w:p>
         </w:tc>
         <w:tc>
@@ -2377,9 +2180,9 @@
                 <w:color w:val="262626"/>
                 <w:sz w:val="21"/>
                 <w:szCs w:val="21"/>
-                <w:lang w:val="en-US" w:eastAsia="en-US" w:bidi="ar-SA"/>
-              </w:rPr>
-              <w:t>神经内分泌分化相关</w:t>
+                <w:lang w:val="en-US" w:eastAsia="zh-CN" w:bidi="ar-SA"/>
+              </w:rPr>
+              <w:t>内分泌治疗相关</w:t>
             </w:r>
           </w:p>
         </w:tc>
@@ -2430,7 +2233,7 @@
                 <w:szCs w:val="21"/>
                 <w:lang w:val="en-US" w:eastAsia="zh-CN" w:bidi="ar-SA"/>
               </w:rPr>
-              <w:t>共检出{{summaryOfRresults.endocrineDifferentiationSize}}个神经内分泌分化相关突变</w:t>
+              <w:t>共检出{{summaryOfRresults.endocrineTherapySize}}个内分泌治疗相关突变</w:t>
             </w:r>
           </w:p>
         </w:tc>
@@ -2459,10 +2262,104 @@
         </w:trPr>
         <w:tc>
           <w:tcPr>
-            <w:tcW w:w="5000" w:type="pct"/>
-            <w:gridSpan w:val="3"/>
+            <w:tcW w:w="752" w:type="pct"/>
+            <w:vMerge w:val="continue"/>
+            <w:tcBorders>
+              <w:bottom w:val="single" w:color="31849B" w:sz="8" w:space="0"/>
+              <w:right w:val="single" w:color="31849B" w:sz="8" w:space="0"/>
+            </w:tcBorders>
+            <w:shd w:val="clear" w:color="auto" w:fill="auto"/>
+            <w:vAlign w:val="center"/>
+          </w:tcPr>
+          <w:p>
+            <w:pPr>
+              <w:keepNext w:val="0"/>
+              <w:keepLines w:val="0"/>
+              <w:pageBreakBefore w:val="0"/>
+              <w:widowControl w:val="0"/>
+              <w:kinsoku/>
+              <w:wordWrap/>
+              <w:overflowPunct/>
+              <w:topLinePunct w:val="0"/>
+              <w:autoSpaceDE/>
+              <w:autoSpaceDN/>
+              <w:bidi w:val="0"/>
+              <w:adjustRightInd/>
+              <w:snapToGrid w:val="0"/>
+              <w:ind w:left="57" w:leftChars="0" w:right="57" w:rightChars="0"/>
+              <w:jc w:val="left"/>
+              <w:textAlignment w:val="auto"/>
+              <w:rPr>
+                <w:rFonts w:hint="eastAsia" w:ascii="Times New Roman" w:hAnsi="Times New Roman" w:eastAsia="微软雅黑" w:cs="Times New Roman"/>
+                <w:b/>
+                <w:bCs/>
+                <w:color w:val="262626"/>
+                <w:sz w:val="21"/>
+                <w:szCs w:val="21"/>
+                <w:lang w:eastAsia="zh-CN"/>
+              </w:rPr>
+            </w:pPr>
+          </w:p>
+        </w:tc>
+        <w:tc>
+          <w:tcPr>
+            <w:tcW w:w="1407" w:type="pct"/>
             <w:tcBorders>
               <w:top w:val="single" w:color="31849B" w:sz="8" w:space="0"/>
+              <w:bottom w:val="single" w:color="31849B" w:sz="8" w:space="0"/>
+              <w:right w:val="single" w:color="31849B" w:sz="8" w:space="0"/>
+            </w:tcBorders>
+            <w:shd w:val="clear" w:color="auto" w:fill="auto"/>
+            <w:vAlign w:val="center"/>
+          </w:tcPr>
+          <w:p>
+            <w:pPr>
+              <w:keepNext w:val="0"/>
+              <w:keepLines w:val="0"/>
+              <w:pageBreakBefore w:val="0"/>
+              <w:widowControl w:val="0"/>
+              <w:kinsoku/>
+              <w:wordWrap/>
+              <w:overflowPunct/>
+              <w:topLinePunct w:val="0"/>
+              <w:autoSpaceDE/>
+              <w:autoSpaceDN/>
+              <w:bidi w:val="0"/>
+              <w:adjustRightInd/>
+              <w:snapToGrid w:val="0"/>
+              <w:ind w:left="57" w:leftChars="0" w:right="57" w:rightChars="0"/>
+              <w:jc w:val="left"/>
+              <w:textAlignment w:val="auto"/>
+              <w:rPr>
+                <w:rFonts w:hint="eastAsia" w:ascii="Times New Roman" w:hAnsi="Times New Roman" w:eastAsia="微软雅黑" w:cs="Times New Roman"/>
+                <w:b/>
+                <w:bCs/>
+                <w:color w:val="262626"/>
+                <w:sz w:val="21"/>
+                <w:szCs w:val="21"/>
+                <w:lang w:eastAsia="zh-CN"/>
+              </w:rPr>
+            </w:pPr>
+            <w:r>
+              <w:rPr>
+                <w:rFonts w:hint="default" w:ascii="Times New Roman" w:hAnsi="Times New Roman" w:eastAsia="微软雅黑" w:cs="Times New Roman"/>
+                <w:b/>
+                <w:bCs/>
+                <w:color w:val="262626"/>
+                <w:sz w:val="21"/>
+                <w:szCs w:val="21"/>
+                <w:lang w:val="en-US" w:eastAsia="en-US" w:bidi="ar-SA"/>
+              </w:rPr>
+              <w:t>神经内分泌分化相关</w:t>
+            </w:r>
+          </w:p>
+        </w:tc>
+        <w:tc>
+          <w:tcPr>
+            <w:tcW w:w="2839" w:type="pct"/>
+            <w:tcBorders>
+              <w:top w:val="single" w:color="31849B" w:sz="8" w:space="0"/>
+              <w:left w:val="single" w:color="31849B" w:sz="8" w:space="0"/>
               <w:bottom w:val="single" w:color="31849B" w:sz="8" w:space="0"/>
             </w:tcBorders>
             <w:shd w:val="clear" w:color="auto" w:fill="auto"/>
@@ -2502,9 +2399,9 @@
                 <w:color w:val="262626"/>
                 <w:sz w:val="21"/>
                 <w:szCs w:val="21"/>
-                <w:lang w:val="en-US" w:eastAsia="zh-CN"/>
-              </w:rPr>
-              <w:t>{%tr endif %}</w:t>
+                <w:lang w:val="en-US" w:eastAsia="zh-CN" w:bidi="ar-SA"/>
+              </w:rPr>
+              <w:t>共检出{{summaryOfRresults.endocrineDifferentiationSize}}个神经内分泌分化相关突变</w:t>
             </w:r>
           </w:p>
         </w:tc>
@@ -2533,6 +2430,79 @@
         </w:trPr>
         <w:tc>
           <w:tcPr>
+            <w:tcW w:w="5000" w:type="pct"/>
+            <w:gridSpan w:val="3"/>
+            <w:tcBorders>
+              <w:top w:val="single" w:color="31849B" w:sz="8" w:space="0"/>
+              <w:bottom w:val="single" w:color="31849B" w:sz="8" w:space="0"/>
+            </w:tcBorders>
+            <w:shd w:val="clear" w:color="auto" w:fill="auto"/>
+            <w:vAlign w:val="center"/>
+          </w:tcPr>
+          <w:p>
+            <w:pPr>
+              <w:pStyle w:val="21"/>
+              <w:keepNext w:val="0"/>
+              <w:keepLines w:val="0"/>
+              <w:pageBreakBefore w:val="0"/>
+              <w:widowControl w:val="0"/>
+              <w:kinsoku/>
+              <w:wordWrap/>
+              <w:overflowPunct/>
+              <w:topLinePunct w:val="0"/>
+              <w:autoSpaceDE/>
+              <w:autoSpaceDN/>
+              <w:bidi w:val="0"/>
+              <w:adjustRightInd w:val="0"/>
+              <w:snapToGrid w:val="0"/>
+              <w:spacing w:line="240" w:lineRule="auto"/>
+              <w:ind w:left="110" w:leftChars="50" w:right="119" w:rightChars="0"/>
+              <w:jc w:val="both"/>
+              <w:textAlignment w:val="auto"/>
+              <w:rPr>
+                <w:rFonts w:hint="default" w:ascii="Times New Roman" w:hAnsi="Times New Roman" w:eastAsia="微软雅黑" w:cs="Times New Roman"/>
+                <w:color w:val="262626"/>
+                <w:sz w:val="21"/>
+                <w:szCs w:val="21"/>
+                <w:lang w:val="en-US" w:eastAsia="zh-CN"/>
+              </w:rPr>
+            </w:pPr>
+            <w:r>
+              <w:rPr>
+                <w:rFonts w:hint="default" w:ascii="Times New Roman" w:hAnsi="Times New Roman" w:eastAsia="微软雅黑" w:cs="Times New Roman"/>
+                <w:color w:val="262626"/>
+                <w:sz w:val="21"/>
+                <w:szCs w:val="21"/>
+                <w:lang w:val="en-US" w:eastAsia="zh-CN"/>
+              </w:rPr>
+              <w:t>{%tr endif %}</w:t>
+            </w:r>
+          </w:p>
+        </w:tc>
+      </w:tr>
+      <w:tr>
+        <w:tblPrEx>
+          <w:tblBorders>
+            <w:top w:val="none" w:color="auto" w:sz="0" w:space="0"/>
+            <w:left w:val="none" w:color="auto" w:sz="0" w:space="0"/>
+            <w:bottom w:val="none" w:color="auto" w:sz="0" w:space="0"/>
+            <w:right w:val="none" w:color="auto" w:sz="0" w:space="0"/>
+            <w:insideH w:val="none" w:color="auto" w:sz="0" w:space="0"/>
+            <w:insideV w:val="none" w:color="auto" w:sz="0" w:space="0"/>
+          </w:tblBorders>
+          <w:tblCellMar>
+            <w:top w:w="0" w:type="dxa"/>
+            <w:left w:w="0" w:type="dxa"/>
+            <w:bottom w:w="0" w:type="dxa"/>
+            <w:right w:w="0" w:type="dxa"/>
+          </w:tblCellMar>
+        </w:tblPrEx>
+        <w:trPr>
+          <w:trHeight w:val="397" w:hRule="atLeast"/>
+          <w:jc w:val="center"/>
+        </w:trPr>
+        <w:tc>
+          <w:tcPr>
             <w:tcW w:w="752" w:type="pct"/>
             <w:vMerge w:val="restart"/>
             <w:tcBorders>
@@ -2688,6 +2658,195 @@
                 <w:lang w:val="en-US" w:eastAsia="zh-CN" w:bidi="ar-SA"/>
               </w:rPr>
               <w:t>{% if summaryOfRresults.tmb_status == ‘TMB-H’ %}肿瘤突变负荷高{% else %}肿瘤突变负荷低{% endif %}（{{ summaryOfRresults.tmb_status}}，{{ summaryOfRresults.tmb }}Muts/Mb）</w:t>
+            </w:r>
+          </w:p>
+        </w:tc>
+      </w:tr>
+      <w:tr>
+        <w:tblPrEx>
+          <w:tblBorders>
+            <w:top w:val="none" w:color="auto" w:sz="0" w:space="0"/>
+            <w:left w:val="none" w:color="auto" w:sz="0" w:space="0"/>
+            <w:bottom w:val="none" w:color="auto" w:sz="0" w:space="0"/>
+            <w:right w:val="none" w:color="auto" w:sz="0" w:space="0"/>
+            <w:insideH w:val="none" w:color="auto" w:sz="0" w:space="0"/>
+            <w:insideV w:val="none" w:color="auto" w:sz="0" w:space="0"/>
+          </w:tblBorders>
+          <w:tblCellMar>
+            <w:top w:w="0" w:type="dxa"/>
+            <w:left w:w="0" w:type="dxa"/>
+            <w:bottom w:w="0" w:type="dxa"/>
+            <w:right w:w="0" w:type="dxa"/>
+          </w:tblCellMar>
+        </w:tblPrEx>
+        <w:trPr>
+          <w:trHeight w:val="397" w:hRule="atLeast"/>
+          <w:jc w:val="center"/>
+        </w:trPr>
+        <w:tc>
+          <w:tcPr>
+            <w:tcW w:w="752" w:type="pct"/>
+            <w:vMerge w:val="continue"/>
+            <w:tcBorders>
+              <w:right w:val="single" w:color="31849B" w:sz="8" w:space="0"/>
+            </w:tcBorders>
+            <w:shd w:val="clear" w:color="auto" w:fill="auto"/>
+            <w:vAlign w:val="center"/>
+          </w:tcPr>
+          <w:p>
+            <w:pPr>
+              <w:keepNext w:val="0"/>
+              <w:keepLines w:val="0"/>
+              <w:pageBreakBefore w:val="0"/>
+              <w:widowControl w:val="0"/>
+              <w:kinsoku/>
+              <w:wordWrap/>
+              <w:overflowPunct/>
+              <w:topLinePunct w:val="0"/>
+              <w:autoSpaceDE/>
+              <w:autoSpaceDN/>
+              <w:bidi w:val="0"/>
+              <w:adjustRightInd w:val="0"/>
+              <w:snapToGrid w:val="0"/>
+              <w:spacing w:line="240" w:lineRule="auto"/>
+              <w:ind w:left="110" w:leftChars="50"/>
+              <w:jc w:val="both"/>
+              <w:textAlignment w:val="auto"/>
+              <w:rPr>
+                <w:rFonts w:ascii="Times New Roman" w:hAnsi="Times New Roman" w:eastAsia="微软雅黑" w:cs="Times New Roman"/>
+                <w:b/>
+                <w:bCs/>
+                <w:color w:val="262626"/>
+                <w:sz w:val="21"/>
+                <w:szCs w:val="21"/>
+                <w:lang w:eastAsia="zh-CN"/>
+              </w:rPr>
+            </w:pPr>
+          </w:p>
+        </w:tc>
+        <w:tc>
+          <w:tcPr>
+            <w:tcW w:w="1407" w:type="pct"/>
+            <w:tcBorders>
+              <w:top w:val="single" w:color="31849B" w:sz="8" w:space="0"/>
+              <w:left w:val="single" w:color="31849B" w:sz="8" w:space="0"/>
+              <w:bottom w:val="single" w:color="31849B" w:sz="8" w:space="0"/>
+              <w:right w:val="single" w:color="31849B" w:sz="8" w:space="0"/>
+            </w:tcBorders>
+            <w:shd w:val="clear" w:color="auto" w:fill="auto"/>
+            <w:vAlign w:val="center"/>
+          </w:tcPr>
+          <w:p>
+            <w:pPr>
+              <w:keepNext w:val="0"/>
+              <w:keepLines w:val="0"/>
+              <w:pageBreakBefore w:val="0"/>
+              <w:widowControl w:val="0"/>
+              <w:kinsoku/>
+              <w:wordWrap/>
+              <w:overflowPunct/>
+              <w:topLinePunct w:val="0"/>
+              <w:autoSpaceDE/>
+              <w:autoSpaceDN/>
+              <w:bidi w:val="0"/>
+              <w:adjustRightInd w:val="0"/>
+              <w:snapToGrid w:val="0"/>
+              <w:spacing w:line="240" w:lineRule="auto"/>
+              <w:ind w:left="110" w:leftChars="50"/>
+              <w:jc w:val="both"/>
+              <w:textAlignment w:val="auto"/>
+              <w:rPr>
+                <w:rFonts w:ascii="Times New Roman" w:hAnsi="Times New Roman" w:eastAsia="微软雅黑" w:cs="Times New Roman"/>
+                <w:b/>
+                <w:bCs/>
+                <w:color w:val="262626"/>
+                <w:kern w:val="2"/>
+                <w:sz w:val="21"/>
+                <w:szCs w:val="21"/>
+                <w:lang w:val="en-US" w:eastAsia="zh-CN" w:bidi="ar-SA"/>
+              </w:rPr>
+            </w:pPr>
+            <w:r>
+              <w:rPr>
+                <w:rFonts w:ascii="Times New Roman" w:hAnsi="Times New Roman" w:eastAsia="微软雅黑" w:cs="黑体"/>
+                <w:b/>
+                <w:bCs/>
+                <w:color w:val="262626"/>
+                <w:sz w:val="21"/>
+                <w:lang w:eastAsia="zh-CN"/>
+              </w:rPr>
+              <w:t>微卫星不稳定性（MSI）</w:t>
+            </w:r>
+          </w:p>
+        </w:tc>
+        <w:tc>
+          <w:tcPr>
+            <w:tcW w:w="2839" w:type="pct"/>
+            <w:tcBorders>
+              <w:top w:val="single" w:color="31849B" w:sz="8" w:space="0"/>
+              <w:left w:val="single" w:color="31849B" w:sz="8" w:space="0"/>
+              <w:bottom w:val="single" w:color="31849B" w:sz="8" w:space="0"/>
+            </w:tcBorders>
+            <w:shd w:val="clear" w:color="auto" w:fill="auto"/>
+            <w:vAlign w:val="center"/>
+          </w:tcPr>
+          <w:p>
+            <w:pPr>
+              <w:pStyle w:val="21"/>
+              <w:keepNext w:val="0"/>
+              <w:keepLines w:val="0"/>
+              <w:pageBreakBefore w:val="0"/>
+              <w:widowControl w:val="0"/>
+              <w:kinsoku/>
+              <w:wordWrap/>
+              <w:overflowPunct/>
+              <w:topLinePunct w:val="0"/>
+              <w:autoSpaceDE/>
+              <w:autoSpaceDN/>
+              <w:bidi w:val="0"/>
+              <w:adjustRightInd w:val="0"/>
+              <w:snapToGrid w:val="0"/>
+              <w:spacing w:line="240" w:lineRule="auto"/>
+              <w:ind w:left="110" w:leftChars="50" w:right="119" w:rightChars="0"/>
+              <w:jc w:val="both"/>
+              <w:textAlignment w:val="auto"/>
+              <w:rPr>
+                <w:rFonts w:hint="eastAsia" w:ascii="微软雅黑" w:hAnsi="微软雅黑" w:eastAsia="微软雅黑" w:cs="微软雅黑"/>
+                <w:color w:val="262626"/>
+                <w:sz w:val="18"/>
+                <w:szCs w:val="18"/>
+                <w:lang w:eastAsia="zh-CN"/>
+              </w:rPr>
+            </w:pPr>
+            <w:r>
+              <w:rPr>
+                <w:rFonts w:hint="default" w:ascii="Times New Roman" w:hAnsi="Times New Roman" w:eastAsia="微软雅黑" w:cs="Times New Roman"/>
+                <w:color w:val="262626"/>
+                <w:sz w:val="21"/>
+                <w:szCs w:val="21"/>
+                <w:lang w:val="en-US" w:eastAsia="zh-CN" w:bidi="ar-SA"/>
+              </w:rPr>
+              <w:t>{{summaryOfRresults.msi_status</w:t>
+            </w:r>
+            <w:r>
+              <w:rPr>
+                <w:rFonts w:hint="eastAsia" w:ascii="Times New Roman" w:hAnsi="Times New Roman" w:eastAsia="微软雅黑" w:cs="Times New Roman"/>
+                <w:color w:val="262626"/>
+                <w:sz w:val="21"/>
+                <w:szCs w:val="21"/>
+                <w:lang w:val="en-US" w:eastAsia="zh-CN" w:bidi="ar-SA"/>
+              </w:rPr>
+              <w:t>_</w:t>
+            </w:r>
+            <w:r>
+              <w:rPr>
+                <w:rFonts w:hint="default" w:ascii="Times New Roman" w:hAnsi="Times New Roman" w:eastAsia="微软雅黑" w:cs="Times New Roman"/>
+                <w:color w:val="262626"/>
+                <w:sz w:val="21"/>
+                <w:szCs w:val="21"/>
+                <w:lang w:val="en-US" w:eastAsia="zh-CN" w:bidi="ar-SA"/>
+              </w:rPr>
+              <w:t>state}}</w:t>
             </w:r>
           </w:p>
         </w:tc>
@@ -2799,14 +2958,15 @@
             </w:pPr>
             <w:r>
               <w:rPr>
-                <w:rFonts w:ascii="Times New Roman" w:hAnsi="Times New Roman" w:eastAsia="微软雅黑" w:cs="黑体"/>
+                <w:rFonts w:hint="eastAsia" w:ascii="Times New Roman" w:hAnsi="Times New Roman" w:eastAsia="微软雅黑" w:cs="Times New Roman"/>
                 <w:b/>
                 <w:bCs/>
                 <w:color w:val="262626"/>
                 <w:sz w:val="21"/>
-                <w:lang w:eastAsia="zh-CN"/>
-              </w:rPr>
-              <w:t>微卫星不稳定性（MSI）</w:t>
+                <w:szCs w:val="21"/>
+                <w:lang w:eastAsia="zh-CN"/>
+              </w:rPr>
+              <w:t>错配修复（MMR）基因</w:t>
             </w:r>
           </w:p>
         </w:tc>
@@ -2857,27 +3017,7 @@
                 <w:szCs w:val="21"/>
                 <w:lang w:val="en-US" w:eastAsia="zh-CN" w:bidi="ar-SA"/>
               </w:rPr>
-              <w:t>{{summaryOfRresults.msi_status</w:t>
-            </w:r>
-            <w:r>
-              <w:rPr>
-                <w:rFonts w:hint="eastAsia" w:ascii="Times New Roman" w:hAnsi="Times New Roman" w:eastAsia="微软雅黑" w:cs="Times New Roman"/>
-                <w:color w:val="262626"/>
-                <w:sz w:val="21"/>
-                <w:szCs w:val="21"/>
-                <w:lang w:val="en-US" w:eastAsia="zh-CN" w:bidi="ar-SA"/>
-              </w:rPr>
-              <w:t>_</w:t>
-            </w:r>
-            <w:r>
-              <w:rPr>
-                <w:rFonts w:hint="default" w:ascii="Times New Roman" w:hAnsi="Times New Roman" w:eastAsia="微软雅黑" w:cs="Times New Roman"/>
-                <w:color w:val="262626"/>
-                <w:sz w:val="21"/>
-                <w:szCs w:val="21"/>
-                <w:lang w:val="en-US" w:eastAsia="zh-CN" w:bidi="ar-SA"/>
-              </w:rPr>
-              <w:t>state}}</w:t>
+              <w:t>共检出{{summaryOfRresults.dMMRinfoSize}}个MMR基因失活突变</w:t>
             </w:r>
           </w:p>
         </w:tc>
@@ -2908,6 +3048,7 @@
             <w:tcW w:w="752" w:type="pct"/>
             <w:vMerge w:val="continue"/>
             <w:tcBorders>
+              <w:bottom w:val="single" w:color="31849B" w:sz="8" w:space="0"/>
               <w:right w:val="single" w:color="31849B" w:sz="8" w:space="0"/>
             </w:tcBorders>
             <w:shd w:val="clear" w:color="auto" w:fill="auto"/>
@@ -2958,6 +3099,142 @@
           </w:tcPr>
           <w:p>
             <w:pPr>
+              <w:pStyle w:val="21"/>
+              <w:keepNext w:val="0"/>
+              <w:keepLines w:val="0"/>
+              <w:pageBreakBefore w:val="0"/>
+              <w:widowControl w:val="0"/>
+              <w:kinsoku/>
+              <w:wordWrap/>
+              <w:overflowPunct/>
+              <w:topLinePunct w:val="0"/>
+              <w:autoSpaceDE/>
+              <w:autoSpaceDN/>
+              <w:bidi w:val="0"/>
+              <w:snapToGrid w:val="0"/>
+              <w:ind w:left="119" w:leftChars="0"/>
+              <w:textAlignment w:val="auto"/>
+              <w:rPr>
+                <w:rFonts w:ascii="Times New Roman" w:hAnsi="Times New Roman" w:eastAsia="微软雅黑" w:cs="Times New Roman"/>
+                <w:b/>
+                <w:bCs/>
+                <w:color w:val="262626"/>
+                <w:sz w:val="21"/>
+                <w:szCs w:val="21"/>
+                <w:lang w:eastAsia="zh-CN"/>
+              </w:rPr>
+            </w:pPr>
+            <w:r>
+              <w:rPr>
+                <w:rFonts w:hint="eastAsia" w:ascii="Times New Roman" w:hAnsi="Times New Roman" w:eastAsia="微软雅黑" w:cs="Times New Roman"/>
+                <w:b/>
+                <w:bCs/>
+                <w:color w:val="262626"/>
+                <w:sz w:val="21"/>
+                <w:szCs w:val="21"/>
+                <w:lang w:eastAsia="zh-CN"/>
+              </w:rPr>
+              <w:t>免疫</w:t>
+            </w:r>
+            <w:r>
+              <w:rPr>
+                <w:rFonts w:ascii="Times New Roman" w:hAnsi="Times New Roman" w:eastAsia="微软雅黑" w:cs="Times New Roman"/>
+                <w:b/>
+                <w:bCs/>
+                <w:color w:val="262626"/>
+                <w:sz w:val="21"/>
+                <w:szCs w:val="21"/>
+                <w:lang w:eastAsia="zh-CN"/>
+              </w:rPr>
+              <w:t>正相关基因</w:t>
+            </w:r>
+          </w:p>
+        </w:tc>
+        <w:tc>
+          <w:tcPr>
+            <w:tcW w:w="2839" w:type="pct"/>
+            <w:tcBorders>
+              <w:top w:val="single" w:color="31849B" w:sz="8" w:space="0"/>
+              <w:left w:val="single" w:color="31849B" w:sz="8" w:space="0"/>
+              <w:bottom w:val="single" w:color="31849B" w:sz="8" w:space="0"/>
+            </w:tcBorders>
+            <w:shd w:val="clear" w:color="auto" w:fill="auto"/>
+            <w:vAlign w:val="center"/>
+          </w:tcPr>
+          <w:p>
+            <w:pPr>
+              <w:pStyle w:val="21"/>
+              <w:keepNext w:val="0"/>
+              <w:keepLines w:val="0"/>
+              <w:pageBreakBefore w:val="0"/>
+              <w:widowControl w:val="0"/>
+              <w:kinsoku/>
+              <w:wordWrap/>
+              <w:overflowPunct/>
+              <w:topLinePunct w:val="0"/>
+              <w:autoSpaceDE/>
+              <w:autoSpaceDN/>
+              <w:bidi w:val="0"/>
+              <w:snapToGrid w:val="0"/>
+              <w:spacing w:before="100" w:line="187" w:lineRule="auto"/>
+              <w:ind w:left="119" w:leftChars="0" w:right="119" w:rightChars="0"/>
+              <w:jc w:val="both"/>
+              <w:textAlignment w:val="auto"/>
+              <w:rPr>
+                <w:rFonts w:ascii="Times New Roman" w:hAnsi="Times New Roman" w:eastAsia="微软雅黑" w:cs="Times New Roman"/>
+                <w:color w:val="262626"/>
+                <w:sz w:val="21"/>
+                <w:szCs w:val="21"/>
+                <w:lang w:eastAsia="zh-CN"/>
+              </w:rPr>
+            </w:pPr>
+            <w:r>
+              <w:rPr>
+                <w:rFonts w:hint="default" w:ascii="Times New Roman" w:hAnsi="Times New Roman" w:eastAsia="微软雅黑" w:cs="Times New Roman"/>
+                <w:color w:val="262626"/>
+                <w:sz w:val="21"/>
+                <w:szCs w:val="21"/>
+                <w:lang w:val="en-US" w:eastAsia="zh-CN" w:bidi="ar-SA"/>
+              </w:rPr>
+              <w:t>共检出{{summaryOfRresults.positiveImmnueNum}}个正相关突变</w:t>
+            </w:r>
+          </w:p>
+        </w:tc>
+      </w:tr>
+      <w:tr>
+        <w:tblPrEx>
+          <w:tblBorders>
+            <w:top w:val="none" w:color="auto" w:sz="0" w:space="0"/>
+            <w:left w:val="none" w:color="auto" w:sz="0" w:space="0"/>
+            <w:bottom w:val="none" w:color="auto" w:sz="0" w:space="0"/>
+            <w:right w:val="none" w:color="auto" w:sz="0" w:space="0"/>
+            <w:insideH w:val="none" w:color="auto" w:sz="0" w:space="0"/>
+            <w:insideV w:val="none" w:color="auto" w:sz="0" w:space="0"/>
+          </w:tblBorders>
+          <w:tblCellMar>
+            <w:top w:w="0" w:type="dxa"/>
+            <w:left w:w="0" w:type="dxa"/>
+            <w:bottom w:w="0" w:type="dxa"/>
+            <w:right w:w="0" w:type="dxa"/>
+          </w:tblCellMar>
+        </w:tblPrEx>
+        <w:trPr>
+          <w:trHeight w:val="397" w:hRule="atLeast"/>
+          <w:jc w:val="center"/>
+        </w:trPr>
+        <w:tc>
+          <w:tcPr>
+            <w:tcW w:w="752" w:type="pct"/>
+            <w:vMerge w:val="continue"/>
+            <w:tcBorders>
+              <w:bottom w:val="single" w:color="31849B" w:sz="8" w:space="0"/>
+              <w:right w:val="single" w:color="31849B" w:sz="8" w:space="0"/>
+            </w:tcBorders>
+            <w:shd w:val="clear" w:color="auto" w:fill="auto"/>
+            <w:vAlign w:val="center"/>
+          </w:tcPr>
+          <w:p>
+            <w:pPr>
               <w:keepNext w:val="0"/>
               <w:keepLines w:val="0"/>
               <w:pageBreakBefore w:val="0"/>
@@ -2980,32 +3257,322 @@
                 <w:b/>
                 <w:bCs/>
                 <w:color w:val="262626"/>
-                <w:kern w:val="2"/>
-                <w:sz w:val="21"/>
-                <w:szCs w:val="21"/>
-                <w:lang w:val="en-US" w:eastAsia="zh-CN" w:bidi="ar-SA"/>
-              </w:rPr>
-            </w:pPr>
-            <w:r>
-              <w:rPr>
-                <w:rFonts w:hint="eastAsia" w:ascii="Times New Roman" w:hAnsi="Times New Roman" w:eastAsia="微软雅黑" w:cs="Times New Roman"/>
-                <w:b/>
-                <w:bCs/>
-                <w:color w:val="262626"/>
-                <w:sz w:val="21"/>
-                <w:szCs w:val="21"/>
-                <w:lang w:eastAsia="zh-CN"/>
-              </w:rPr>
-              <w:t>错配修复（MMR）基因</w:t>
-            </w:r>
-          </w:p>
-        </w:tc>
-        <w:tc>
-          <w:tcPr>
-            <w:tcW w:w="2839" w:type="pct"/>
+                <w:sz w:val="21"/>
+                <w:szCs w:val="21"/>
+                <w:lang w:eastAsia="zh-CN"/>
+              </w:rPr>
+            </w:pPr>
+          </w:p>
+        </w:tc>
+        <w:tc>
+          <w:tcPr>
+            <w:tcW w:w="1407" w:type="pct"/>
             <w:tcBorders>
               <w:top w:val="single" w:color="31849B" w:sz="8" w:space="0"/>
               <w:left w:val="single" w:color="31849B" w:sz="8" w:space="0"/>
+              <w:bottom w:val="single" w:color="31849B" w:sz="8" w:space="0"/>
+              <w:right w:val="single" w:color="31849B" w:sz="8" w:space="0"/>
+            </w:tcBorders>
+            <w:shd w:val="clear" w:color="auto" w:fill="auto"/>
+            <w:vAlign w:val="center"/>
+          </w:tcPr>
+          <w:p>
+            <w:pPr>
+              <w:pStyle w:val="21"/>
+              <w:keepNext w:val="0"/>
+              <w:keepLines w:val="0"/>
+              <w:pageBreakBefore w:val="0"/>
+              <w:widowControl w:val="0"/>
+              <w:kinsoku/>
+              <w:wordWrap/>
+              <w:overflowPunct/>
+              <w:topLinePunct w:val="0"/>
+              <w:autoSpaceDE/>
+              <w:autoSpaceDN/>
+              <w:bidi w:val="0"/>
+              <w:snapToGrid w:val="0"/>
+              <w:ind w:left="119" w:leftChars="0"/>
+              <w:textAlignment w:val="auto"/>
+              <w:rPr>
+                <w:rFonts w:ascii="Times New Roman" w:hAnsi="Times New Roman" w:eastAsia="微软雅黑" w:cs="Times New Roman"/>
+                <w:b/>
+                <w:bCs/>
+                <w:color w:val="262626"/>
+                <w:sz w:val="21"/>
+                <w:szCs w:val="21"/>
+                <w:lang w:eastAsia="zh-CN"/>
+              </w:rPr>
+            </w:pPr>
+            <w:r>
+              <w:rPr>
+                <w:rFonts w:hint="eastAsia" w:ascii="Times New Roman" w:hAnsi="Times New Roman" w:eastAsia="微软雅黑" w:cs="Times New Roman"/>
+                <w:b/>
+                <w:bCs/>
+                <w:color w:val="262626"/>
+                <w:sz w:val="21"/>
+                <w:szCs w:val="21"/>
+                <w:lang w:eastAsia="zh-CN"/>
+              </w:rPr>
+              <w:t>免疫负</w:t>
+            </w:r>
+            <w:r>
+              <w:rPr>
+                <w:rFonts w:ascii="Times New Roman" w:hAnsi="Times New Roman" w:eastAsia="微软雅黑" w:cs="Times New Roman"/>
+                <w:b/>
+                <w:bCs/>
+                <w:color w:val="262626"/>
+                <w:sz w:val="21"/>
+                <w:szCs w:val="21"/>
+                <w:lang w:eastAsia="zh-CN"/>
+              </w:rPr>
+              <w:t>相关基因</w:t>
+            </w:r>
+          </w:p>
+        </w:tc>
+        <w:tc>
+          <w:tcPr>
+            <w:tcW w:w="2839" w:type="pct"/>
+            <w:tcBorders>
+              <w:top w:val="single" w:color="31849B" w:sz="8" w:space="0"/>
+              <w:left w:val="single" w:color="31849B" w:sz="8" w:space="0"/>
+              <w:bottom w:val="single" w:color="31849B" w:sz="8" w:space="0"/>
+            </w:tcBorders>
+            <w:shd w:val="clear" w:color="auto" w:fill="auto"/>
+            <w:vAlign w:val="center"/>
+          </w:tcPr>
+          <w:p>
+            <w:pPr>
+              <w:pStyle w:val="21"/>
+              <w:keepNext w:val="0"/>
+              <w:keepLines w:val="0"/>
+              <w:pageBreakBefore w:val="0"/>
+              <w:widowControl w:val="0"/>
+              <w:kinsoku/>
+              <w:wordWrap/>
+              <w:overflowPunct/>
+              <w:topLinePunct w:val="0"/>
+              <w:autoSpaceDE/>
+              <w:autoSpaceDN/>
+              <w:bidi w:val="0"/>
+              <w:snapToGrid w:val="0"/>
+              <w:spacing w:before="100" w:line="187" w:lineRule="auto"/>
+              <w:ind w:left="119" w:leftChars="0" w:right="119" w:rightChars="0"/>
+              <w:jc w:val="both"/>
+              <w:textAlignment w:val="auto"/>
+              <w:rPr>
+                <w:rFonts w:ascii="Times New Roman" w:hAnsi="Times New Roman" w:eastAsia="微软雅黑" w:cs="Times New Roman"/>
+                <w:color w:val="262626"/>
+                <w:sz w:val="21"/>
+                <w:szCs w:val="21"/>
+                <w:lang w:eastAsia="zh-CN"/>
+              </w:rPr>
+            </w:pPr>
+            <w:r>
+              <w:rPr>
+                <w:rFonts w:hint="default" w:ascii="Times New Roman" w:hAnsi="Times New Roman" w:eastAsia="微软雅黑" w:cs="Times New Roman"/>
+                <w:color w:val="262626"/>
+                <w:sz w:val="21"/>
+                <w:szCs w:val="21"/>
+                <w:lang w:val="en-US" w:eastAsia="zh-CN" w:bidi="ar-SA"/>
+              </w:rPr>
+              <w:t>共检出{{summaryOfRresults.negativeImmnueNum}}个负相关突变</w:t>
+            </w:r>
+          </w:p>
+        </w:tc>
+      </w:tr>
+      <w:tr>
+        <w:tblPrEx>
+          <w:tblBorders>
+            <w:top w:val="none" w:color="auto" w:sz="0" w:space="0"/>
+            <w:left w:val="none" w:color="auto" w:sz="0" w:space="0"/>
+            <w:bottom w:val="none" w:color="auto" w:sz="0" w:space="0"/>
+            <w:right w:val="none" w:color="auto" w:sz="0" w:space="0"/>
+            <w:insideH w:val="none" w:color="auto" w:sz="0" w:space="0"/>
+            <w:insideV w:val="none" w:color="auto" w:sz="0" w:space="0"/>
+          </w:tblBorders>
+          <w:tblCellMar>
+            <w:top w:w="0" w:type="dxa"/>
+            <w:left w:w="0" w:type="dxa"/>
+            <w:bottom w:w="0" w:type="dxa"/>
+            <w:right w:w="0" w:type="dxa"/>
+          </w:tblCellMar>
+        </w:tblPrEx>
+        <w:trPr>
+          <w:trHeight w:val="397" w:hRule="atLeast"/>
+          <w:jc w:val="center"/>
+        </w:trPr>
+        <w:tc>
+          <w:tcPr>
+            <w:tcW w:w="752" w:type="pct"/>
+            <w:vMerge w:val="continue"/>
+            <w:tcBorders>
+              <w:bottom w:val="single" w:color="31849B" w:sz="8" w:space="0"/>
+              <w:right w:val="single" w:color="31849B" w:sz="8" w:space="0"/>
+            </w:tcBorders>
+            <w:shd w:val="clear" w:color="auto" w:fill="auto"/>
+            <w:vAlign w:val="center"/>
+          </w:tcPr>
+          <w:p>
+            <w:pPr>
+              <w:keepNext w:val="0"/>
+              <w:keepLines w:val="0"/>
+              <w:pageBreakBefore w:val="0"/>
+              <w:widowControl w:val="0"/>
+              <w:kinsoku/>
+              <w:wordWrap/>
+              <w:overflowPunct/>
+              <w:topLinePunct w:val="0"/>
+              <w:autoSpaceDE/>
+              <w:autoSpaceDN/>
+              <w:bidi w:val="0"/>
+              <w:adjustRightInd w:val="0"/>
+              <w:snapToGrid w:val="0"/>
+              <w:spacing w:line="240" w:lineRule="auto"/>
+              <w:ind w:left="110" w:leftChars="50"/>
+              <w:jc w:val="both"/>
+              <w:textAlignment w:val="auto"/>
+              <w:rPr>
+                <w:rFonts w:ascii="Times New Roman" w:hAnsi="Times New Roman" w:eastAsia="微软雅黑" w:cs="Times New Roman"/>
+                <w:b/>
+                <w:bCs/>
+                <w:color w:val="262626"/>
+                <w:sz w:val="21"/>
+                <w:szCs w:val="21"/>
+                <w:lang w:eastAsia="zh-CN"/>
+              </w:rPr>
+            </w:pPr>
+          </w:p>
+        </w:tc>
+        <w:tc>
+          <w:tcPr>
+            <w:tcW w:w="1407" w:type="pct"/>
+            <w:tcBorders>
+              <w:top w:val="single" w:color="31849B" w:sz="8" w:space="0"/>
+              <w:left w:val="single" w:color="31849B" w:sz="8" w:space="0"/>
+              <w:bottom w:val="single" w:color="31849B" w:sz="8" w:space="0"/>
+              <w:right w:val="single" w:color="31849B" w:sz="8" w:space="0"/>
+            </w:tcBorders>
+            <w:shd w:val="clear" w:color="auto" w:fill="auto"/>
+            <w:vAlign w:val="center"/>
+          </w:tcPr>
+          <w:p>
+            <w:pPr>
+              <w:keepNext w:val="0"/>
+              <w:keepLines w:val="0"/>
+              <w:pageBreakBefore w:val="0"/>
+              <w:widowControl w:val="0"/>
+              <w:kinsoku/>
+              <w:wordWrap/>
+              <w:overflowPunct/>
+              <w:topLinePunct w:val="0"/>
+              <w:autoSpaceDE/>
+              <w:autoSpaceDN/>
+              <w:bidi w:val="0"/>
+              <w:snapToGrid w:val="0"/>
+              <w:ind w:left="119" w:leftChars="0"/>
+              <w:textAlignment w:val="auto"/>
+              <w:rPr>
+                <w:rFonts w:ascii="Times New Roman" w:hAnsi="Times New Roman" w:eastAsia="微软雅黑" w:cs="Times New Roman"/>
+                <w:b/>
+                <w:bCs/>
+                <w:color w:val="262626"/>
+                <w:sz w:val="21"/>
+                <w:szCs w:val="21"/>
+                <w:lang w:eastAsia="zh-CN"/>
+              </w:rPr>
+            </w:pPr>
+            <w:r>
+              <w:rPr>
+                <w:rFonts w:hint="eastAsia" w:ascii="Times New Roman" w:hAnsi="Times New Roman" w:eastAsia="微软雅黑" w:cs="Times New Roman"/>
+                <w:b/>
+                <w:bCs/>
+                <w:color w:val="262626"/>
+                <w:sz w:val="21"/>
+                <w:szCs w:val="21"/>
+                <w:lang w:eastAsia="zh-CN"/>
+              </w:rPr>
+              <w:t>免疫超进展相关基因（HPD）</w:t>
+            </w:r>
+          </w:p>
+        </w:tc>
+        <w:tc>
+          <w:tcPr>
+            <w:tcW w:w="2839" w:type="pct"/>
+            <w:tcBorders>
+              <w:top w:val="single" w:color="31849B" w:sz="8" w:space="0"/>
+              <w:left w:val="single" w:color="31849B" w:sz="8" w:space="0"/>
+              <w:bottom w:val="single" w:color="31849B" w:sz="8" w:space="0"/>
+            </w:tcBorders>
+            <w:shd w:val="clear" w:color="auto" w:fill="auto"/>
+            <w:vAlign w:val="center"/>
+          </w:tcPr>
+          <w:p>
+            <w:pPr>
+              <w:pStyle w:val="21"/>
+              <w:keepNext w:val="0"/>
+              <w:keepLines w:val="0"/>
+              <w:pageBreakBefore w:val="0"/>
+              <w:widowControl w:val="0"/>
+              <w:kinsoku/>
+              <w:wordWrap/>
+              <w:overflowPunct/>
+              <w:topLinePunct w:val="0"/>
+              <w:autoSpaceDE/>
+              <w:autoSpaceDN/>
+              <w:bidi w:val="0"/>
+              <w:snapToGrid w:val="0"/>
+              <w:spacing w:before="77"/>
+              <w:ind w:left="119" w:leftChars="0" w:right="119" w:rightChars="0"/>
+              <w:jc w:val="both"/>
+              <w:textAlignment w:val="auto"/>
+              <w:rPr>
+                <w:rFonts w:hint="eastAsia" w:ascii="微软雅黑" w:hAnsi="微软雅黑" w:eastAsia="微软雅黑" w:cs="微软雅黑"/>
+                <w:color w:val="262626"/>
+                <w:sz w:val="18"/>
+                <w:szCs w:val="18"/>
+                <w:lang w:eastAsia="zh-CN"/>
+              </w:rPr>
+            </w:pPr>
+            <w:r>
+              <w:rPr>
+                <w:rFonts w:hint="default" w:ascii="Times New Roman" w:hAnsi="Times New Roman" w:eastAsia="微软雅黑" w:cs="Times New Roman"/>
+                <w:color w:val="262626"/>
+                <w:sz w:val="21"/>
+                <w:szCs w:val="21"/>
+                <w:lang w:val="en-US" w:eastAsia="zh-CN" w:bidi="ar-SA"/>
+              </w:rPr>
+              <w:t>共检出{{summaryOfRresults.hpdImmnueNum}}个超进展相关基因突变</w:t>
+            </w:r>
+          </w:p>
+        </w:tc>
+      </w:tr>
+      <w:tr>
+        <w:tblPrEx>
+          <w:tblBorders>
+            <w:top w:val="none" w:color="auto" w:sz="0" w:space="0"/>
+            <w:left w:val="none" w:color="auto" w:sz="0" w:space="0"/>
+            <w:bottom w:val="none" w:color="auto" w:sz="0" w:space="0"/>
+            <w:right w:val="none" w:color="auto" w:sz="0" w:space="0"/>
+            <w:insideH w:val="none" w:color="auto" w:sz="0" w:space="0"/>
+            <w:insideV w:val="none" w:color="auto" w:sz="0" w:space="0"/>
+          </w:tblBorders>
+          <w:tblCellMar>
+            <w:top w:w="0" w:type="dxa"/>
+            <w:left w:w="0" w:type="dxa"/>
+            <w:bottom w:w="0" w:type="dxa"/>
+            <w:right w:w="0" w:type="dxa"/>
+          </w:tblCellMar>
+        </w:tblPrEx>
+        <w:trPr>
+          <w:trHeight w:val="397" w:hRule="atLeast"/>
+          <w:jc w:val="center"/>
+        </w:trPr>
+        <w:tc>
+          <w:tcPr>
+            <w:tcW w:w="5000" w:type="pct"/>
+            <w:gridSpan w:val="3"/>
+            <w:tcBorders>
+              <w:top w:val="single" w:color="31849B" w:sz="8" w:space="0"/>
               <w:bottom w:val="single" w:color="31849B" w:sz="8" w:space="0"/>
             </w:tcBorders>
             <w:shd w:val="clear" w:color="auto" w:fill="auto"/>
@@ -3032,22 +3599,22 @@
               <w:jc w:val="both"/>
               <w:textAlignment w:val="auto"/>
               <w:rPr>
-                <w:rFonts w:hint="eastAsia" w:ascii="微软雅黑" w:hAnsi="微软雅黑" w:eastAsia="微软雅黑" w:cs="微软雅黑"/>
-                <w:color w:val="262626"/>
-                <w:sz w:val="18"/>
-                <w:szCs w:val="18"/>
-                <w:lang w:eastAsia="zh-CN"/>
-              </w:rPr>
-            </w:pPr>
-            <w:r>
-              <w:rPr>
-                <w:rFonts w:hint="default" w:ascii="Times New Roman" w:hAnsi="Times New Roman" w:eastAsia="微软雅黑" w:cs="Times New Roman"/>
-                <w:color w:val="262626"/>
-                <w:sz w:val="21"/>
-                <w:szCs w:val="21"/>
-                <w:lang w:val="en-US" w:eastAsia="zh-CN" w:bidi="ar-SA"/>
-              </w:rPr>
-              <w:t>共检出{{summaryOfRresults.dMMRinfoSize}}个MMR基因失活突变</w:t>
+                <w:rFonts w:ascii="Times New Roman" w:hAnsi="Times New Roman" w:eastAsia="微软雅黑" w:cs="Times New Roman"/>
+                <w:color w:val="262626"/>
+                <w:sz w:val="21"/>
+                <w:szCs w:val="21"/>
+                <w:lang w:eastAsia="zh-CN"/>
+              </w:rPr>
+            </w:pPr>
+            <w:r>
+              <w:rPr>
+                <w:rFonts w:hint="eastAsia" w:ascii="Times New Roman" w:hAnsi="Times New Roman" w:eastAsia="微软雅黑" w:cs="Times New Roman"/>
+                <w:color w:val="262626"/>
+                <w:sz w:val="21"/>
+                <w:szCs w:val="21"/>
+                <w:lang w:eastAsia="zh-CN"/>
+              </w:rPr>
+              <w:t>{%tr if reportInfo.conf.hrr%}</w:t>
             </w:r>
           </w:p>
         </w:tc>
@@ -3076,9 +3643,10 @@
         </w:trPr>
         <w:tc>
           <w:tcPr>
-            <w:tcW w:w="752" w:type="pct"/>
-            <w:vMerge w:val="continue"/>
-            <w:tcBorders>
+            <w:tcW w:w="2160" w:type="pct"/>
+            <w:gridSpan w:val="2"/>
+            <w:tcBorders>
+              <w:top w:val="single" w:color="31849B" w:sz="8" w:space="0"/>
               <w:bottom w:val="single" w:color="31849B" w:sz="8" w:space="0"/>
               <w:right w:val="single" w:color="31849B" w:sz="8" w:space="0"/>
             </w:tcBorders>
@@ -3087,6 +3655,7 @@
           </w:tcPr>
           <w:p>
             <w:pPr>
+              <w:pStyle w:val="21"/>
               <w:keepNext w:val="0"/>
               <w:keepLines w:val="0"/>
               <w:pageBreakBefore w:val="0"/>
@@ -3114,16 +3683,67 @@
                 <w:lang w:eastAsia="zh-CN"/>
               </w:rPr>
             </w:pPr>
-          </w:p>
-        </w:tc>
-        <w:tc>
-          <w:tcPr>
-            <w:tcW w:w="1407" w:type="pct"/>
+            <w:r>
+              <w:rPr>
+                <w:rFonts w:ascii="微软雅黑" w:hAnsi="微软雅黑" w:eastAsia="微软雅黑" w:cs="微软雅黑"/>
+                <w:b/>
+                <w:bCs/>
+                <w:color w:val="262626"/>
+                <w:kern w:val="0"/>
+                <w:sz w:val="21"/>
+                <w:szCs w:val="21"/>
+                <w:lang w:val="en-US" w:eastAsia="zh-CN" w:bidi="ar"/>
+              </w:rPr>
+              <w:t>同源重组修复（</w:t>
+            </w:r>
+            <w:r>
+              <w:rPr>
+                <w:rFonts w:hint="default" w:ascii="Times New Roman" w:hAnsi="Times New Roman" w:eastAsia="宋体" w:cs="Times New Roman"/>
+                <w:b/>
+                <w:bCs/>
+                <w:color w:val="262626"/>
+                <w:kern w:val="0"/>
+                <w:sz w:val="21"/>
+                <w:szCs w:val="21"/>
+                <w:lang w:val="en-US" w:eastAsia="zh-CN" w:bidi="ar"/>
+              </w:rPr>
+              <w:t>HRR</w:t>
+            </w:r>
+            <w:r>
+              <w:rPr>
+                <w:rFonts w:hint="eastAsia" w:ascii="Times New Roman" w:hAnsi="Times New Roman" w:cs="Times New Roman"/>
+                <w:b/>
+                <w:bCs/>
+                <w:color w:val="262626"/>
+                <w:kern w:val="0"/>
+                <w:sz w:val="21"/>
+                <w:szCs w:val="21"/>
+                <w:lang w:val="en-US" w:eastAsia="zh-CN" w:bidi="ar"/>
+              </w:rPr>
+              <w:t>）</w:t>
+            </w:r>
+            <w:r>
+              <w:rPr>
+                <w:rFonts w:hint="eastAsia" w:ascii="微软雅黑" w:hAnsi="微软雅黑" w:eastAsia="微软雅黑" w:cs="微软雅黑"/>
+                <w:b/>
+                <w:bCs/>
+                <w:color w:val="262626"/>
+                <w:kern w:val="0"/>
+                <w:sz w:val="21"/>
+                <w:szCs w:val="21"/>
+                <w:lang w:val="en-US" w:eastAsia="zh-CN" w:bidi="ar"/>
+              </w:rPr>
+              <w:t>基因检测</w:t>
+            </w:r>
+          </w:p>
+        </w:tc>
+        <w:tc>
+          <w:tcPr>
+            <w:tcW w:w="2839" w:type="pct"/>
             <w:tcBorders>
               <w:top w:val="single" w:color="31849B" w:sz="8" w:space="0"/>
               <w:left w:val="single" w:color="31849B" w:sz="8" w:space="0"/>
               <w:bottom w:val="single" w:color="31849B" w:sz="8" w:space="0"/>
-              <w:right w:val="single" w:color="31849B" w:sz="8" w:space="0"/>
             </w:tcBorders>
             <w:shd w:val="clear" w:color="auto" w:fill="auto"/>
             <w:vAlign w:val="center"/>
@@ -3142,51 +3762,61 @@
               <w:autoSpaceDE/>
               <w:autoSpaceDN/>
               <w:bidi w:val="0"/>
+              <w:adjustRightInd w:val="0"/>
               <w:snapToGrid w:val="0"/>
-              <w:ind w:left="119" w:leftChars="0"/>
+              <w:spacing w:line="240" w:lineRule="auto"/>
+              <w:ind w:left="110" w:leftChars="50" w:right="119" w:rightChars="0"/>
+              <w:jc w:val="both"/>
               <w:textAlignment w:val="auto"/>
               <w:rPr>
                 <w:rFonts w:ascii="Times New Roman" w:hAnsi="Times New Roman" w:eastAsia="微软雅黑" w:cs="Times New Roman"/>
-                <w:b/>
-                <w:bCs/>
-                <w:color w:val="262626"/>
-                <w:sz w:val="21"/>
-                <w:szCs w:val="21"/>
-                <w:lang w:eastAsia="zh-CN"/>
-              </w:rPr>
-            </w:pPr>
-            <w:r>
-              <w:rPr>
-                <w:rFonts w:hint="eastAsia" w:ascii="Times New Roman" w:hAnsi="Times New Roman" w:eastAsia="微软雅黑" w:cs="Times New Roman"/>
-                <w:b/>
-                <w:bCs/>
-                <w:color w:val="262626"/>
-                <w:sz w:val="21"/>
-                <w:szCs w:val="21"/>
-                <w:lang w:eastAsia="zh-CN"/>
-              </w:rPr>
-              <w:t>免疫</w:t>
-            </w:r>
-            <w:r>
-              <w:rPr>
-                <w:rFonts w:ascii="Times New Roman" w:hAnsi="Times New Roman" w:eastAsia="微软雅黑" w:cs="Times New Roman"/>
-                <w:b/>
-                <w:bCs/>
-                <w:color w:val="262626"/>
-                <w:sz w:val="21"/>
-                <w:szCs w:val="21"/>
-                <w:lang w:eastAsia="zh-CN"/>
-              </w:rPr>
-              <w:t>正相关基因</w:t>
-            </w:r>
-          </w:p>
-        </w:tc>
-        <w:tc>
-          <w:tcPr>
-            <w:tcW w:w="2839" w:type="pct"/>
+                <w:color w:val="262626"/>
+                <w:sz w:val="21"/>
+                <w:szCs w:val="21"/>
+                <w:lang w:eastAsia="zh-CN"/>
+              </w:rPr>
+            </w:pPr>
+            <w:r>
+              <w:rPr>
+                <w:rFonts w:hint="default" w:ascii="Times New Roman" w:hAnsi="Times New Roman" w:eastAsia="微软雅黑" w:cs="Times New Roman"/>
+                <w:color w:val="262626"/>
+                <w:kern w:val="0"/>
+                <w:sz w:val="21"/>
+                <w:szCs w:val="21"/>
+                <w:lang w:val="en-US" w:eastAsia="zh-CN" w:bidi="ar"/>
+              </w:rPr>
+              <w:t>共检出{{summaryOfRresults.HRRDetectedGeneCount}}个HRR基因失活突变</w:t>
+            </w:r>
+          </w:p>
+        </w:tc>
+      </w:tr>
+      <w:tr>
+        <w:tblPrEx>
+          <w:tblBorders>
+            <w:top w:val="none" w:color="auto" w:sz="0" w:space="0"/>
+            <w:left w:val="none" w:color="auto" w:sz="0" w:space="0"/>
+            <w:bottom w:val="none" w:color="auto" w:sz="0" w:space="0"/>
+            <w:right w:val="none" w:color="auto" w:sz="0" w:space="0"/>
+            <w:insideH w:val="none" w:color="auto" w:sz="0" w:space="0"/>
+            <w:insideV w:val="none" w:color="auto" w:sz="0" w:space="0"/>
+          </w:tblBorders>
+          <w:tblCellMar>
+            <w:top w:w="0" w:type="dxa"/>
+            <w:left w:w="0" w:type="dxa"/>
+            <w:bottom w:w="0" w:type="dxa"/>
+            <w:right w:w="0" w:type="dxa"/>
+          </w:tblCellMar>
+        </w:tblPrEx>
+        <w:trPr>
+          <w:trHeight w:val="397" w:hRule="atLeast"/>
+          <w:jc w:val="center"/>
+        </w:trPr>
+        <w:tc>
+          <w:tcPr>
+            <w:tcW w:w="5000" w:type="pct"/>
+            <w:gridSpan w:val="3"/>
             <w:tcBorders>
               <w:top w:val="single" w:color="31849B" w:sz="8" w:space="0"/>
-              <w:left w:val="single" w:color="31849B" w:sz="8" w:space="0"/>
               <w:bottom w:val="single" w:color="31849B" w:sz="8" w:space="0"/>
             </w:tcBorders>
             <w:shd w:val="clear" w:color="auto" w:fill="auto"/>
@@ -3206,9 +3836,10 @@
               <w:autoSpaceDE/>
               <w:autoSpaceDN/>
               <w:bidi w:val="0"/>
+              <w:adjustRightInd w:val="0"/>
               <w:snapToGrid w:val="0"/>
-              <w:spacing w:before="100" w:line="187" w:lineRule="auto"/>
-              <w:ind w:left="119" w:leftChars="0" w:right="119" w:rightChars="0"/>
+              <w:spacing w:line="240" w:lineRule="auto"/>
+              <w:ind w:left="110" w:leftChars="50" w:right="119" w:rightChars="0"/>
               <w:jc w:val="both"/>
               <w:textAlignment w:val="auto"/>
               <w:rPr>
@@ -3221,13 +3852,13 @@
             </w:pPr>
             <w:r>
               <w:rPr>
-                <w:rFonts w:hint="default" w:ascii="Times New Roman" w:hAnsi="Times New Roman" w:eastAsia="微软雅黑" w:cs="Times New Roman"/>
-                <w:color w:val="262626"/>
-                <w:sz w:val="21"/>
-                <w:szCs w:val="21"/>
-                <w:lang w:val="en-US" w:eastAsia="zh-CN" w:bidi="ar-SA"/>
-              </w:rPr>
-              <w:t>共检出{{summaryOfRresults.positiveImmnueNum}}个正相关突变</w:t>
+                <w:rFonts w:hint="eastAsia" w:ascii="Times New Roman" w:hAnsi="Times New Roman" w:eastAsia="微软雅黑" w:cs="Times New Roman"/>
+                <w:color w:val="262626"/>
+                <w:sz w:val="21"/>
+                <w:szCs w:val="21"/>
+                <w:lang w:eastAsia="zh-CN"/>
+              </w:rPr>
+              <w:t>{%tr endif %}</w:t>
             </w:r>
           </w:p>
         </w:tc>
@@ -3256,17 +3887,18 @@
         </w:trPr>
         <w:tc>
           <w:tcPr>
-            <w:tcW w:w="752" w:type="pct"/>
-            <w:vMerge w:val="continue"/>
-            <w:tcBorders>
+            <w:tcW w:w="5000" w:type="pct"/>
+            <w:gridSpan w:val="3"/>
+            <w:tcBorders>
+              <w:top w:val="single" w:color="31849B" w:sz="8" w:space="0"/>
               <w:bottom w:val="single" w:color="31849B" w:sz="8" w:space="0"/>
-              <w:right w:val="single" w:color="31849B" w:sz="8" w:space="0"/>
-            </w:tcBorders>
-            <w:shd w:val="clear" w:color="auto" w:fill="auto"/>
-            <w:vAlign w:val="center"/>
-          </w:tcPr>
-          <w:p>
-            <w:pPr>
+            </w:tcBorders>
+            <w:shd w:val="clear" w:color="auto" w:fill="auto"/>
+            <w:vAlign w:val="center"/>
+          </w:tcPr>
+          <w:p>
+            <w:pPr>
+              <w:pStyle w:val="21"/>
               <w:keepNext w:val="0"/>
               <w:keepLines w:val="0"/>
               <w:pageBreakBefore w:val="0"/>
@@ -3281,54 +3913,11 @@
               <w:adjustRightInd w:val="0"/>
               <w:snapToGrid w:val="0"/>
               <w:spacing w:line="240" w:lineRule="auto"/>
-              <w:ind w:left="110" w:leftChars="50"/>
+              <w:ind w:left="110" w:leftChars="50" w:right="119" w:rightChars="0"/>
               <w:jc w:val="both"/>
               <w:textAlignment w:val="auto"/>
               <w:rPr>
                 <w:rFonts w:ascii="Times New Roman" w:hAnsi="Times New Roman" w:eastAsia="微软雅黑" w:cs="Times New Roman"/>
-                <w:b/>
-                <w:bCs/>
-                <w:color w:val="262626"/>
-                <w:sz w:val="21"/>
-                <w:szCs w:val="21"/>
-                <w:lang w:eastAsia="zh-CN"/>
-              </w:rPr>
-            </w:pPr>
-          </w:p>
-        </w:tc>
-        <w:tc>
-          <w:tcPr>
-            <w:tcW w:w="1407" w:type="pct"/>
-            <w:tcBorders>
-              <w:top w:val="single" w:color="31849B" w:sz="8" w:space="0"/>
-              <w:left w:val="single" w:color="31849B" w:sz="8" w:space="0"/>
-              <w:bottom w:val="single" w:color="31849B" w:sz="8" w:space="0"/>
-              <w:right w:val="single" w:color="31849B" w:sz="8" w:space="0"/>
-            </w:tcBorders>
-            <w:shd w:val="clear" w:color="auto" w:fill="auto"/>
-            <w:vAlign w:val="center"/>
-          </w:tcPr>
-          <w:p>
-            <w:pPr>
-              <w:pStyle w:val="21"/>
-              <w:keepNext w:val="0"/>
-              <w:keepLines w:val="0"/>
-              <w:pageBreakBefore w:val="0"/>
-              <w:widowControl w:val="0"/>
-              <w:kinsoku/>
-              <w:wordWrap/>
-              <w:overflowPunct/>
-              <w:topLinePunct w:val="0"/>
-              <w:autoSpaceDE/>
-              <w:autoSpaceDN/>
-              <w:bidi w:val="0"/>
-              <w:snapToGrid w:val="0"/>
-              <w:ind w:left="119" w:leftChars="0"/>
-              <w:textAlignment w:val="auto"/>
-              <w:rPr>
-                <w:rFonts w:ascii="Times New Roman" w:hAnsi="Times New Roman" w:eastAsia="微软雅黑" w:cs="Times New Roman"/>
-                <w:b/>
-                <w:bCs/>
                 <w:color w:val="262626"/>
                 <w:sz w:val="21"/>
                 <w:szCs w:val="21"/>
@@ -3338,76 +3927,12 @@
             <w:r>
               <w:rPr>
                 <w:rFonts w:hint="eastAsia" w:ascii="Times New Roman" w:hAnsi="Times New Roman" w:eastAsia="微软雅黑" w:cs="Times New Roman"/>
-                <w:b/>
-                <w:bCs/>
-                <w:color w:val="262626"/>
-                <w:sz w:val="21"/>
-                <w:szCs w:val="21"/>
-                <w:lang w:eastAsia="zh-CN"/>
-              </w:rPr>
-              <w:t>免疫负</w:t>
-            </w:r>
-            <w:r>
-              <w:rPr>
-                <w:rFonts w:ascii="Times New Roman" w:hAnsi="Times New Roman" w:eastAsia="微软雅黑" w:cs="Times New Roman"/>
-                <w:b/>
-                <w:bCs/>
-                <w:color w:val="262626"/>
-                <w:sz w:val="21"/>
-                <w:szCs w:val="21"/>
-                <w:lang w:eastAsia="zh-CN"/>
-              </w:rPr>
-              <w:t>相关基因</w:t>
-            </w:r>
-          </w:p>
-        </w:tc>
-        <w:tc>
-          <w:tcPr>
-            <w:tcW w:w="2839" w:type="pct"/>
-            <w:tcBorders>
-              <w:top w:val="single" w:color="31849B" w:sz="8" w:space="0"/>
-              <w:left w:val="single" w:color="31849B" w:sz="8" w:space="0"/>
-              <w:bottom w:val="single" w:color="31849B" w:sz="8" w:space="0"/>
-            </w:tcBorders>
-            <w:shd w:val="clear" w:color="auto" w:fill="auto"/>
-            <w:vAlign w:val="center"/>
-          </w:tcPr>
-          <w:p>
-            <w:pPr>
-              <w:pStyle w:val="21"/>
-              <w:keepNext w:val="0"/>
-              <w:keepLines w:val="0"/>
-              <w:pageBreakBefore w:val="0"/>
-              <w:widowControl w:val="0"/>
-              <w:kinsoku/>
-              <w:wordWrap/>
-              <w:overflowPunct/>
-              <w:topLinePunct w:val="0"/>
-              <w:autoSpaceDE/>
-              <w:autoSpaceDN/>
-              <w:bidi w:val="0"/>
-              <w:snapToGrid w:val="0"/>
-              <w:spacing w:before="100" w:line="187" w:lineRule="auto"/>
-              <w:ind w:left="119" w:leftChars="0" w:right="119" w:rightChars="0"/>
-              <w:jc w:val="both"/>
-              <w:textAlignment w:val="auto"/>
-              <w:rPr>
-                <w:rFonts w:ascii="Times New Roman" w:hAnsi="Times New Roman" w:eastAsia="微软雅黑" w:cs="Times New Roman"/>
-                <w:color w:val="262626"/>
-                <w:sz w:val="21"/>
-                <w:szCs w:val="21"/>
-                <w:lang w:eastAsia="zh-CN"/>
-              </w:rPr>
-            </w:pPr>
-            <w:r>
-              <w:rPr>
-                <w:rFonts w:hint="default" w:ascii="Times New Roman" w:hAnsi="Times New Roman" w:eastAsia="微软雅黑" w:cs="Times New Roman"/>
-                <w:color w:val="262626"/>
-                <w:sz w:val="21"/>
-                <w:szCs w:val="21"/>
-                <w:lang w:val="en-US" w:eastAsia="zh-CN" w:bidi="ar-SA"/>
-              </w:rPr>
-              <w:t>共检出{{summaryOfRresults.negativeImmnueNum}}个负相关突变</w:t>
+                <w:color w:val="262626"/>
+                <w:sz w:val="21"/>
+                <w:szCs w:val="21"/>
+                <w:lang w:eastAsia="zh-CN"/>
+              </w:rPr>
+              <w:t>{%tr if urinaryProstateDisease != ‘’%}</w:t>
             </w:r>
           </w:p>
         </w:tc>
@@ -3435,9 +3960,10 @@
         </w:trPr>
         <w:tc>
           <w:tcPr>
-            <w:tcW w:w="752" w:type="pct"/>
-            <w:vMerge w:val="continue"/>
-            <w:tcBorders>
+            <w:tcW w:w="2160" w:type="pct"/>
+            <w:gridSpan w:val="2"/>
+            <w:tcBorders>
+              <w:top w:val="single" w:color="31849B" w:sz="8" w:space="0"/>
               <w:bottom w:val="single" w:color="31849B" w:sz="8" w:space="0"/>
               <w:right w:val="single" w:color="31849B" w:sz="8" w:space="0"/>
             </w:tcBorders>
@@ -3446,6 +3972,7 @@
           </w:tcPr>
           <w:p>
             <w:pPr>
+              <w:pStyle w:val="21"/>
               <w:keepNext w:val="0"/>
               <w:keepLines w:val="0"/>
               <w:pageBreakBefore w:val="0"/>
@@ -3473,57 +4000,17 @@
                 <w:lang w:eastAsia="zh-CN"/>
               </w:rPr>
             </w:pPr>
-          </w:p>
-        </w:tc>
-        <w:tc>
-          <w:tcPr>
-            <w:tcW w:w="1407" w:type="pct"/>
-            <w:tcBorders>
-              <w:top w:val="single" w:color="31849B" w:sz="8" w:space="0"/>
-              <w:left w:val="single" w:color="31849B" w:sz="8" w:space="0"/>
-              <w:bottom w:val="single" w:color="31849B" w:sz="8" w:space="0"/>
-              <w:right w:val="single" w:color="31849B" w:sz="8" w:space="0"/>
-            </w:tcBorders>
-            <w:shd w:val="clear" w:color="auto" w:fill="auto"/>
-            <w:vAlign w:val="center"/>
-          </w:tcPr>
-          <w:p>
-            <w:pPr>
-              <w:keepNext w:val="0"/>
-              <w:keepLines w:val="0"/>
-              <w:pageBreakBefore w:val="0"/>
-              <w:widowControl w:val="0"/>
-              <w:kinsoku/>
-              <w:wordWrap/>
-              <w:overflowPunct/>
-              <w:topLinePunct w:val="0"/>
-              <w:autoSpaceDE/>
-              <w:autoSpaceDN/>
-              <w:bidi w:val="0"/>
-              <w:snapToGrid w:val="0"/>
-              <w:ind w:left="119" w:leftChars="0"/>
-              <w:textAlignment w:val="auto"/>
-              <w:rPr>
-                <w:rFonts w:ascii="Times New Roman" w:hAnsi="Times New Roman" w:eastAsia="微软雅黑" w:cs="Times New Roman"/>
+            <w:r>
+              <w:rPr>
+                <w:rFonts w:hint="default" w:ascii="Times New Roman" w:hAnsi="Times New Roman" w:eastAsia="微软雅黑" w:cs="Times New Roman"/>
                 <w:b/>
                 <w:bCs/>
                 <w:color w:val="262626"/>
                 <w:sz w:val="21"/>
                 <w:szCs w:val="21"/>
-                <w:lang w:eastAsia="zh-CN"/>
-              </w:rPr>
-            </w:pPr>
-            <w:r>
-              <w:rPr>
-                <w:rFonts w:hint="eastAsia" w:ascii="Times New Roman" w:hAnsi="Times New Roman" w:eastAsia="微软雅黑" w:cs="Times New Roman"/>
-                <w:b/>
-                <w:bCs/>
-                <w:color w:val="262626"/>
-                <w:sz w:val="21"/>
-                <w:szCs w:val="21"/>
-                <w:lang w:eastAsia="zh-CN"/>
-              </w:rPr>
-              <w:t>免疫超进展相关基因（HPD）</w:t>
+                <w:lang w:val="en-US" w:eastAsia="zh-CN" w:bidi="ar-SA"/>
+              </w:rPr>
+              <w:t>预后相关</w:t>
             </w:r>
           </w:p>
         </w:tc>
@@ -3552,28 +4039,69 @@
               <w:autoSpaceDE/>
               <w:autoSpaceDN/>
               <w:bidi w:val="0"/>
+              <w:adjustRightInd w:val="0"/>
               <w:snapToGrid w:val="0"/>
-              <w:spacing w:before="77"/>
-              <w:ind w:left="119" w:leftChars="0" w:right="119" w:rightChars="0"/>
+              <w:spacing w:line="240" w:lineRule="auto"/>
+              <w:ind w:left="110" w:leftChars="50" w:right="119" w:rightChars="0"/>
               <w:jc w:val="both"/>
               <w:textAlignment w:val="auto"/>
               <w:rPr>
+                <w:rFonts w:ascii="Times New Roman" w:hAnsi="Times New Roman" w:eastAsia="微软雅黑" w:cs="Times New Roman"/>
+                <w:color w:val="262626"/>
+                <w:sz w:val="21"/>
+                <w:szCs w:val="21"/>
+                <w:lang w:eastAsia="zh-CN"/>
+              </w:rPr>
+            </w:pPr>
+            <w:r>
+              <w:rPr>
+                <w:rFonts w:hint="default" w:ascii="Times New Roman" w:hAnsi="Times New Roman" w:eastAsia="微软雅黑" w:cs="Times New Roman"/>
+                <w:color w:val="262626"/>
+                <w:sz w:val="21"/>
+                <w:szCs w:val="21"/>
+                <w:lang w:val="en-US" w:eastAsia="zh-CN" w:bidi="ar-SA"/>
+              </w:rPr>
+              <w:t>详见</w:t>
+            </w:r>
+            <w:r>
+              <w:rPr>
                 <w:rFonts w:hint="eastAsia" w:ascii="微软雅黑" w:hAnsi="微软雅黑" w:eastAsia="微软雅黑" w:cs="微软雅黑"/>
                 <w:color w:val="262626"/>
-                <w:sz w:val="18"/>
-                <w:szCs w:val="18"/>
-                <w:lang w:eastAsia="zh-CN"/>
-              </w:rPr>
-            </w:pPr>
-            <w:r>
-              <w:rPr>
-                <w:rFonts w:hint="default" w:ascii="Times New Roman" w:hAnsi="Times New Roman" w:eastAsia="微软雅黑" w:cs="Times New Roman"/>
-                <w:color w:val="262626"/>
                 <w:sz w:val="21"/>
                 <w:szCs w:val="21"/>
                 <w:lang w:val="en-US" w:eastAsia="zh-CN" w:bidi="ar-SA"/>
               </w:rPr>
-              <w:t>共检出{{summaryOfRresults.hpdImmnueNum}}个超进展相关基因突变</w:t>
+              <w:t>“</w:t>
+            </w:r>
+            <w:r>
+              <w:rPr>
+                <w:rFonts w:hint="default" w:ascii="Times New Roman" w:hAnsi="Times New Roman" w:eastAsia="微软雅黑" w:cs="Times New Roman"/>
+                <w:color w:val="262626"/>
+                <w:sz w:val="21"/>
+                <w:szCs w:val="21"/>
+                <w:lang w:val="en-US" w:eastAsia="zh-CN" w:bidi="ar-SA"/>
+              </w:rPr>
+              <w:t>预后相关基因检测结果及解析</w:t>
+            </w:r>
+            <w:r>
+              <w:rPr>
+                <w:rFonts w:hint="eastAsia" w:ascii="微软雅黑" w:hAnsi="微软雅黑" w:eastAsia="微软雅黑" w:cs="微软雅黑"/>
+                <w:color w:val="262626"/>
+                <w:sz w:val="21"/>
+                <w:szCs w:val="21"/>
+                <w:lang w:val="en-US" w:eastAsia="zh-CN" w:bidi="ar-SA"/>
+              </w:rPr>
+              <w:t>”</w:t>
+            </w:r>
+            <w:r>
+              <w:rPr>
+                <w:rFonts w:hint="default" w:ascii="Times New Roman" w:hAnsi="Times New Roman" w:eastAsia="微软雅黑" w:cs="Times New Roman"/>
+                <w:color w:val="262626"/>
+                <w:sz w:val="21"/>
+                <w:szCs w:val="21"/>
+                <w:lang w:val="en-US" w:eastAsia="zh-CN" w:bidi="ar-SA"/>
+              </w:rPr>
+              <w:t>部分</w:t>
             </w:r>
           </w:p>
         </w:tc>
@@ -3646,7 +4174,80 @@
                 <w:szCs w:val="21"/>
                 <w:lang w:eastAsia="zh-CN"/>
               </w:rPr>
-              <w:t>{%tr if reportInfo.conf.hrr%}</w:t>
+              <w:t>{%tr endif %}</w:t>
+            </w:r>
+          </w:p>
+        </w:tc>
+      </w:tr>
+      <w:tr>
+        <w:tblPrEx>
+          <w:tblBorders>
+            <w:top w:val="none" w:color="auto" w:sz="0" w:space="0"/>
+            <w:left w:val="none" w:color="auto" w:sz="0" w:space="0"/>
+            <w:bottom w:val="none" w:color="auto" w:sz="0" w:space="0"/>
+            <w:right w:val="none" w:color="auto" w:sz="0" w:space="0"/>
+            <w:insideH w:val="none" w:color="auto" w:sz="0" w:space="0"/>
+            <w:insideV w:val="none" w:color="auto" w:sz="0" w:space="0"/>
+          </w:tblBorders>
+          <w:tblCellMar>
+            <w:top w:w="0" w:type="dxa"/>
+            <w:left w:w="0" w:type="dxa"/>
+            <w:bottom w:w="0" w:type="dxa"/>
+            <w:right w:w="0" w:type="dxa"/>
+          </w:tblCellMar>
+        </w:tblPrEx>
+        <w:trPr>
+          <w:trHeight w:val="397" w:hRule="atLeast"/>
+          <w:jc w:val="center"/>
+        </w:trPr>
+        <w:tc>
+          <w:tcPr>
+            <w:tcW w:w="5000" w:type="pct"/>
+            <w:gridSpan w:val="3"/>
+            <w:tcBorders>
+              <w:top w:val="single" w:color="31849B" w:sz="8" w:space="0"/>
+              <w:bottom w:val="single" w:color="31849B" w:sz="8" w:space="0"/>
+            </w:tcBorders>
+            <w:shd w:val="clear" w:color="auto" w:fill="auto"/>
+            <w:vAlign w:val="center"/>
+          </w:tcPr>
+          <w:p>
+            <w:pPr>
+              <w:pStyle w:val="21"/>
+              <w:keepNext w:val="0"/>
+              <w:keepLines w:val="0"/>
+              <w:pageBreakBefore w:val="0"/>
+              <w:widowControl w:val="0"/>
+              <w:kinsoku/>
+              <w:wordWrap/>
+              <w:overflowPunct/>
+              <w:topLinePunct w:val="0"/>
+              <w:autoSpaceDE/>
+              <w:autoSpaceDN/>
+              <w:bidi w:val="0"/>
+              <w:adjustRightInd w:val="0"/>
+              <w:snapToGrid w:val="0"/>
+              <w:spacing w:line="240" w:lineRule="auto"/>
+              <w:ind w:left="110" w:leftChars="50" w:right="119" w:rightChars="0"/>
+              <w:jc w:val="both"/>
+              <w:textAlignment w:val="auto"/>
+              <w:rPr>
+                <w:rFonts w:ascii="Times New Roman" w:hAnsi="Times New Roman" w:eastAsia="微软雅黑" w:cs="Times New Roman"/>
+                <w:color w:val="262626"/>
+                <w:sz w:val="21"/>
+                <w:szCs w:val="21"/>
+                <w:lang w:eastAsia="zh-CN"/>
+              </w:rPr>
+            </w:pPr>
+            <w:r>
+              <w:rPr>
+                <w:rFonts w:hint="eastAsia" w:ascii="Times New Roman" w:hAnsi="Times New Roman" w:eastAsia="微软雅黑" w:cs="Times New Roman"/>
+                <w:color w:val="262626"/>
+                <w:sz w:val="21"/>
+                <w:szCs w:val="21"/>
+                <w:lang w:eastAsia="zh-CN"/>
+              </w:rPr>
+              <w:t>{%tr if gastrointestinalStromalTumor == True %}</w:t>
             </w:r>
           </w:p>
         </w:tc>
@@ -3717,55 +4318,15 @@
             </w:pPr>
             <w:r>
               <w:rPr>
-                <w:rFonts w:ascii="微软雅黑" w:hAnsi="微软雅黑" w:eastAsia="微软雅黑" w:cs="微软雅黑"/>
+                <w:rFonts w:ascii="Times New Roman" w:hAnsi="Times New Roman" w:eastAsia="微软雅黑" w:cs="Times New Roman"/>
                 <w:b/>
                 <w:bCs/>
                 <w:color w:val="262626"/>
-                <w:kern w:val="0"/>
-                <w:sz w:val="21"/>
-                <w:szCs w:val="21"/>
-                <w:lang w:val="en-US" w:eastAsia="zh-CN" w:bidi="ar"/>
-              </w:rPr>
-              <w:t>同源重组修复（</w:t>
-            </w:r>
-            <w:r>
-              <w:rPr>
-                <w:rFonts w:hint="default" w:ascii="Times New Roman" w:hAnsi="Times New Roman" w:eastAsia="宋体" w:cs="Times New Roman"/>
-                <w:b/>
-                <w:bCs/>
-                <w:color w:val="262626"/>
-                <w:kern w:val="0"/>
-                <w:sz w:val="21"/>
-                <w:szCs w:val="21"/>
-                <w:lang w:val="en-US" w:eastAsia="zh-CN" w:bidi="ar"/>
-              </w:rPr>
-              <w:t>HRR</w:t>
-            </w:r>
-            <w:r>
-              <w:rPr>
-                <w:rFonts w:hint="eastAsia" w:ascii="Times New Roman" w:hAnsi="Times New Roman" w:cs="Times New Roman"/>
-                <w:b/>
-                <w:bCs/>
-                <w:color w:val="262626"/>
-                <w:kern w:val="0"/>
-                <w:sz w:val="21"/>
-                <w:szCs w:val="21"/>
-                <w:lang w:val="en-US" w:eastAsia="zh-CN" w:bidi="ar"/>
-              </w:rPr>
-              <w:t>）</w:t>
-            </w:r>
-            <w:r>
-              <w:rPr>
-                <w:rFonts w:hint="eastAsia" w:ascii="微软雅黑" w:hAnsi="微软雅黑" w:eastAsia="微软雅黑" w:cs="微软雅黑"/>
-                <w:b/>
-                <w:bCs/>
-                <w:color w:val="262626"/>
-                <w:kern w:val="0"/>
-                <w:sz w:val="21"/>
-                <w:szCs w:val="21"/>
-                <w:lang w:val="en-US" w:eastAsia="zh-CN" w:bidi="ar"/>
-              </w:rPr>
-              <w:t>基因检测</w:t>
+                <w:sz w:val="21"/>
+                <w:szCs w:val="21"/>
+                <w:lang w:eastAsia="zh-CN"/>
+              </w:rPr>
+              <w:t>化疗药物检测</w:t>
             </w:r>
           </w:p>
         </w:tc>
@@ -3801,23 +4362,22 @@
               <w:jc w:val="both"/>
               <w:textAlignment w:val="auto"/>
               <w:rPr>
+                <w:rFonts w:hint="eastAsia" w:ascii="微软雅黑" w:hAnsi="微软雅黑" w:eastAsia="微软雅黑" w:cs="微软雅黑"/>
+                <w:color w:val="262626"/>
+                <w:sz w:val="18"/>
+                <w:szCs w:val="18"/>
+                <w:lang w:eastAsia="zh-CN"/>
+              </w:rPr>
+            </w:pPr>
+            <w:r>
+              <w:rPr>
                 <w:rFonts w:ascii="Times New Roman" w:hAnsi="Times New Roman" w:eastAsia="微软雅黑" w:cs="Times New Roman"/>
                 <w:color w:val="262626"/>
                 <w:sz w:val="21"/>
                 <w:szCs w:val="21"/>
                 <w:lang w:eastAsia="zh-CN"/>
               </w:rPr>
-            </w:pPr>
-            <w:r>
-              <w:rPr>
-                <w:rFonts w:hint="default" w:ascii="Times New Roman" w:hAnsi="Times New Roman" w:eastAsia="微软雅黑" w:cs="Times New Roman"/>
-                <w:color w:val="262626"/>
-                <w:kern w:val="0"/>
-                <w:sz w:val="21"/>
-                <w:szCs w:val="21"/>
-                <w:lang w:val="en-US" w:eastAsia="zh-CN" w:bidi="ar"/>
-              </w:rPr>
-              <w:t>共检出{{summaryOfRresults.HRRDetectedGeneCount}}个HRR基因失活突变</w:t>
+              <w:t>详见“化疗药物检测解析”部分</w:t>
             </w:r>
           </w:p>
         </w:tc>
@@ -3832,598 +4392,6 @@
             <w:insideH w:val="none" w:color="auto" w:sz="0" w:space="0"/>
             <w:insideV w:val="none" w:color="auto" w:sz="0" w:space="0"/>
           </w:tblBorders>
-          <w:tblCellMar>
-            <w:top w:w="0" w:type="dxa"/>
-            <w:left w:w="0" w:type="dxa"/>
-            <w:bottom w:w="0" w:type="dxa"/>
-            <w:right w:w="0" w:type="dxa"/>
-          </w:tblCellMar>
-        </w:tblPrEx>
-        <w:trPr>
-          <w:trHeight w:val="397" w:hRule="atLeast"/>
-          <w:jc w:val="center"/>
-        </w:trPr>
-        <w:tc>
-          <w:tcPr>
-            <w:tcW w:w="5000" w:type="pct"/>
-            <w:gridSpan w:val="3"/>
-            <w:tcBorders>
-              <w:top w:val="single" w:color="31849B" w:sz="8" w:space="0"/>
-              <w:bottom w:val="single" w:color="31849B" w:sz="8" w:space="0"/>
-            </w:tcBorders>
-            <w:shd w:val="clear" w:color="auto" w:fill="auto"/>
-            <w:vAlign w:val="center"/>
-          </w:tcPr>
-          <w:p>
-            <w:pPr>
-              <w:pStyle w:val="21"/>
-              <w:keepNext w:val="0"/>
-              <w:keepLines w:val="0"/>
-              <w:pageBreakBefore w:val="0"/>
-              <w:widowControl w:val="0"/>
-              <w:kinsoku/>
-              <w:wordWrap/>
-              <w:overflowPunct/>
-              <w:topLinePunct w:val="0"/>
-              <w:autoSpaceDE/>
-              <w:autoSpaceDN/>
-              <w:bidi w:val="0"/>
-              <w:adjustRightInd w:val="0"/>
-              <w:snapToGrid w:val="0"/>
-              <w:spacing w:line="240" w:lineRule="auto"/>
-              <w:ind w:left="110" w:leftChars="50" w:right="119" w:rightChars="0"/>
-              <w:jc w:val="both"/>
-              <w:textAlignment w:val="auto"/>
-              <w:rPr>
-                <w:rFonts w:ascii="Times New Roman" w:hAnsi="Times New Roman" w:eastAsia="微软雅黑" w:cs="Times New Roman"/>
-                <w:color w:val="262626"/>
-                <w:sz w:val="21"/>
-                <w:szCs w:val="21"/>
-                <w:lang w:eastAsia="zh-CN"/>
-              </w:rPr>
-            </w:pPr>
-            <w:r>
-              <w:rPr>
-                <w:rFonts w:hint="eastAsia" w:ascii="Times New Roman" w:hAnsi="Times New Roman" w:eastAsia="微软雅黑" w:cs="Times New Roman"/>
-                <w:color w:val="262626"/>
-                <w:sz w:val="21"/>
-                <w:szCs w:val="21"/>
-                <w:lang w:eastAsia="zh-CN"/>
-              </w:rPr>
-              <w:t>{%tr endif %}</w:t>
-            </w:r>
-          </w:p>
-        </w:tc>
-      </w:tr>
-      <w:tr>
-        <w:tblPrEx>
-          <w:tblBorders>
-            <w:top w:val="none" w:color="auto" w:sz="0" w:space="0"/>
-            <w:left w:val="none" w:color="auto" w:sz="0" w:space="0"/>
-            <w:bottom w:val="none" w:color="auto" w:sz="0" w:space="0"/>
-            <w:right w:val="none" w:color="auto" w:sz="0" w:space="0"/>
-            <w:insideH w:val="none" w:color="auto" w:sz="0" w:space="0"/>
-            <w:insideV w:val="none" w:color="auto" w:sz="0" w:space="0"/>
-          </w:tblBorders>
-          <w:tblCellMar>
-            <w:top w:w="0" w:type="dxa"/>
-            <w:left w:w="0" w:type="dxa"/>
-            <w:bottom w:w="0" w:type="dxa"/>
-            <w:right w:w="0" w:type="dxa"/>
-          </w:tblCellMar>
-        </w:tblPrEx>
-        <w:trPr>
-          <w:trHeight w:val="397" w:hRule="atLeast"/>
-          <w:jc w:val="center"/>
-        </w:trPr>
-        <w:tc>
-          <w:tcPr>
-            <w:tcW w:w="5000" w:type="pct"/>
-            <w:gridSpan w:val="3"/>
-            <w:tcBorders>
-              <w:top w:val="single" w:color="31849B" w:sz="8" w:space="0"/>
-              <w:bottom w:val="single" w:color="31849B" w:sz="8" w:space="0"/>
-            </w:tcBorders>
-            <w:shd w:val="clear" w:color="auto" w:fill="auto"/>
-            <w:vAlign w:val="center"/>
-          </w:tcPr>
-          <w:p>
-            <w:pPr>
-              <w:pStyle w:val="21"/>
-              <w:keepNext w:val="0"/>
-              <w:keepLines w:val="0"/>
-              <w:pageBreakBefore w:val="0"/>
-              <w:widowControl w:val="0"/>
-              <w:kinsoku/>
-              <w:wordWrap/>
-              <w:overflowPunct/>
-              <w:topLinePunct w:val="0"/>
-              <w:autoSpaceDE/>
-              <w:autoSpaceDN/>
-              <w:bidi w:val="0"/>
-              <w:adjustRightInd w:val="0"/>
-              <w:snapToGrid w:val="0"/>
-              <w:spacing w:line="240" w:lineRule="auto"/>
-              <w:ind w:left="110" w:leftChars="50" w:right="119" w:rightChars="0"/>
-              <w:jc w:val="both"/>
-              <w:textAlignment w:val="auto"/>
-              <w:rPr>
-                <w:rFonts w:ascii="Times New Roman" w:hAnsi="Times New Roman" w:eastAsia="微软雅黑" w:cs="Times New Roman"/>
-                <w:color w:val="262626"/>
-                <w:sz w:val="21"/>
-                <w:szCs w:val="21"/>
-                <w:lang w:eastAsia="zh-CN"/>
-              </w:rPr>
-            </w:pPr>
-            <w:r>
-              <w:rPr>
-                <w:rFonts w:hint="eastAsia" w:ascii="Times New Roman" w:hAnsi="Times New Roman" w:eastAsia="微软雅黑" w:cs="Times New Roman"/>
-                <w:color w:val="262626"/>
-                <w:sz w:val="21"/>
-                <w:szCs w:val="21"/>
-                <w:lang w:eastAsia="zh-CN"/>
-              </w:rPr>
-              <w:t>{%tr if urinaryProstateDisease != ‘’%}</w:t>
-            </w:r>
-          </w:p>
-        </w:tc>
-      </w:tr>
-      <w:tr>
-        <w:tblPrEx>
-          <w:tblBorders>
-            <w:top w:val="none" w:color="auto" w:sz="0" w:space="0"/>
-            <w:left w:val="none" w:color="auto" w:sz="0" w:space="0"/>
-            <w:bottom w:val="none" w:color="auto" w:sz="0" w:space="0"/>
-            <w:right w:val="none" w:color="auto" w:sz="0" w:space="0"/>
-            <w:insideH w:val="none" w:color="auto" w:sz="0" w:space="0"/>
-            <w:insideV w:val="none" w:color="auto" w:sz="0" w:space="0"/>
-          </w:tblBorders>
-          <w:tblCellMar>
-            <w:top w:w="0" w:type="dxa"/>
-            <w:left w:w="0" w:type="dxa"/>
-            <w:bottom w:w="0" w:type="dxa"/>
-            <w:right w:w="0" w:type="dxa"/>
-          </w:tblCellMar>
-        </w:tblPrEx>
-        <w:trPr>
-          <w:trHeight w:val="397" w:hRule="atLeast"/>
-          <w:jc w:val="center"/>
-        </w:trPr>
-        <w:tc>
-          <w:tcPr>
-            <w:tcW w:w="2160" w:type="pct"/>
-            <w:gridSpan w:val="2"/>
-            <w:tcBorders>
-              <w:top w:val="single" w:color="31849B" w:sz="8" w:space="0"/>
-              <w:bottom w:val="single" w:color="31849B" w:sz="8" w:space="0"/>
-              <w:right w:val="single" w:color="31849B" w:sz="8" w:space="0"/>
-            </w:tcBorders>
-            <w:shd w:val="clear" w:color="auto" w:fill="auto"/>
-            <w:vAlign w:val="center"/>
-          </w:tcPr>
-          <w:p>
-            <w:pPr>
-              <w:pStyle w:val="21"/>
-              <w:keepNext w:val="0"/>
-              <w:keepLines w:val="0"/>
-              <w:pageBreakBefore w:val="0"/>
-              <w:widowControl w:val="0"/>
-              <w:kinsoku/>
-              <w:wordWrap/>
-              <w:overflowPunct/>
-              <w:topLinePunct w:val="0"/>
-              <w:autoSpaceDE/>
-              <w:autoSpaceDN/>
-              <w:bidi w:val="0"/>
-              <w:adjustRightInd w:val="0"/>
-              <w:snapToGrid w:val="0"/>
-              <w:spacing w:line="240" w:lineRule="auto"/>
-              <w:ind w:left="110" w:leftChars="50"/>
-              <w:jc w:val="both"/>
-              <w:textAlignment w:val="auto"/>
-              <w:rPr>
-                <w:rFonts w:ascii="Times New Roman" w:hAnsi="Times New Roman" w:eastAsia="微软雅黑" w:cs="Times New Roman"/>
-                <w:b/>
-                <w:bCs/>
-                <w:color w:val="262626"/>
-                <w:sz w:val="21"/>
-                <w:szCs w:val="21"/>
-                <w:lang w:eastAsia="zh-CN"/>
-              </w:rPr>
-            </w:pPr>
-            <w:r>
-              <w:rPr>
-                <w:rFonts w:hint="default" w:ascii="Times New Roman" w:hAnsi="Times New Roman" w:eastAsia="微软雅黑" w:cs="Times New Roman"/>
-                <w:b/>
-                <w:bCs/>
-                <w:color w:val="262626"/>
-                <w:sz w:val="21"/>
-                <w:szCs w:val="21"/>
-                <w:lang w:val="en-US" w:eastAsia="zh-CN" w:bidi="ar-SA"/>
-              </w:rPr>
-              <w:t>预后相关</w:t>
-            </w:r>
-          </w:p>
-        </w:tc>
-        <w:tc>
-          <w:tcPr>
-            <w:tcW w:w="2839" w:type="pct"/>
-            <w:tcBorders>
-              <w:top w:val="single" w:color="31849B" w:sz="8" w:space="0"/>
-              <w:left w:val="single" w:color="31849B" w:sz="8" w:space="0"/>
-              <w:bottom w:val="single" w:color="31849B" w:sz="8" w:space="0"/>
-            </w:tcBorders>
-            <w:shd w:val="clear" w:color="auto" w:fill="auto"/>
-            <w:vAlign w:val="center"/>
-          </w:tcPr>
-          <w:p>
-            <w:pPr>
-              <w:pStyle w:val="21"/>
-              <w:keepNext w:val="0"/>
-              <w:keepLines w:val="0"/>
-              <w:pageBreakBefore w:val="0"/>
-              <w:widowControl w:val="0"/>
-              <w:kinsoku/>
-              <w:wordWrap/>
-              <w:overflowPunct/>
-              <w:topLinePunct w:val="0"/>
-              <w:autoSpaceDE/>
-              <w:autoSpaceDN/>
-              <w:bidi w:val="0"/>
-              <w:adjustRightInd w:val="0"/>
-              <w:snapToGrid w:val="0"/>
-              <w:spacing w:line="240" w:lineRule="auto"/>
-              <w:ind w:left="110" w:leftChars="50" w:right="119" w:rightChars="0"/>
-              <w:jc w:val="both"/>
-              <w:textAlignment w:val="auto"/>
-              <w:rPr>
-                <w:rFonts w:ascii="Times New Roman" w:hAnsi="Times New Roman" w:eastAsia="微软雅黑" w:cs="Times New Roman"/>
-                <w:color w:val="262626"/>
-                <w:sz w:val="21"/>
-                <w:szCs w:val="21"/>
-                <w:lang w:eastAsia="zh-CN"/>
-              </w:rPr>
-            </w:pPr>
-            <w:r>
-              <w:rPr>
-                <w:rFonts w:hint="default" w:ascii="Times New Roman" w:hAnsi="Times New Roman" w:eastAsia="微软雅黑" w:cs="Times New Roman"/>
-                <w:color w:val="262626"/>
-                <w:sz w:val="21"/>
-                <w:szCs w:val="21"/>
-                <w:lang w:val="en-US" w:eastAsia="zh-CN" w:bidi="ar-SA"/>
-              </w:rPr>
-              <w:t>详见</w:t>
-            </w:r>
-            <w:r>
-              <w:rPr>
-                <w:rFonts w:hint="eastAsia" w:ascii="微软雅黑" w:hAnsi="微软雅黑" w:eastAsia="微软雅黑" w:cs="微软雅黑"/>
-                <w:color w:val="262626"/>
-                <w:sz w:val="21"/>
-                <w:szCs w:val="21"/>
-                <w:lang w:val="en-US" w:eastAsia="zh-CN" w:bidi="ar-SA"/>
-              </w:rPr>
-              <w:t>“</w:t>
-            </w:r>
-            <w:r>
-              <w:rPr>
-                <w:rFonts w:hint="default" w:ascii="Times New Roman" w:hAnsi="Times New Roman" w:eastAsia="微软雅黑" w:cs="Times New Roman"/>
-                <w:color w:val="262626"/>
-                <w:sz w:val="21"/>
-                <w:szCs w:val="21"/>
-                <w:lang w:val="en-US" w:eastAsia="zh-CN" w:bidi="ar-SA"/>
-              </w:rPr>
-              <w:t>预后相关基因检测结果及解析</w:t>
-            </w:r>
-            <w:r>
-              <w:rPr>
-                <w:rFonts w:hint="eastAsia" w:ascii="微软雅黑" w:hAnsi="微软雅黑" w:eastAsia="微软雅黑" w:cs="微软雅黑"/>
-                <w:color w:val="262626"/>
-                <w:sz w:val="21"/>
-                <w:szCs w:val="21"/>
-                <w:lang w:val="en-US" w:eastAsia="zh-CN" w:bidi="ar-SA"/>
-              </w:rPr>
-              <w:t>”</w:t>
-            </w:r>
-            <w:r>
-              <w:rPr>
-                <w:rFonts w:hint="default" w:ascii="Times New Roman" w:hAnsi="Times New Roman" w:eastAsia="微软雅黑" w:cs="Times New Roman"/>
-                <w:color w:val="262626"/>
-                <w:sz w:val="21"/>
-                <w:szCs w:val="21"/>
-                <w:lang w:val="en-US" w:eastAsia="zh-CN" w:bidi="ar-SA"/>
-              </w:rPr>
-              <w:t>部分</w:t>
-            </w:r>
-          </w:p>
-        </w:tc>
-      </w:tr>
-      <w:tr>
-        <w:tblPrEx>
-          <w:tblBorders>
-            <w:top w:val="none" w:color="auto" w:sz="0" w:space="0"/>
-            <w:left w:val="none" w:color="auto" w:sz="0" w:space="0"/>
-            <w:bottom w:val="none" w:color="auto" w:sz="0" w:space="0"/>
-            <w:right w:val="none" w:color="auto" w:sz="0" w:space="0"/>
-            <w:insideH w:val="none" w:color="auto" w:sz="0" w:space="0"/>
-            <w:insideV w:val="none" w:color="auto" w:sz="0" w:space="0"/>
-          </w:tblBorders>
-          <w:tblCellMar>
-            <w:top w:w="0" w:type="dxa"/>
-            <w:left w:w="0" w:type="dxa"/>
-            <w:bottom w:w="0" w:type="dxa"/>
-            <w:right w:w="0" w:type="dxa"/>
-          </w:tblCellMar>
-        </w:tblPrEx>
-        <w:trPr>
-          <w:trHeight w:val="397" w:hRule="atLeast"/>
-          <w:jc w:val="center"/>
-        </w:trPr>
-        <w:tc>
-          <w:tcPr>
-            <w:tcW w:w="5000" w:type="pct"/>
-            <w:gridSpan w:val="3"/>
-            <w:tcBorders>
-              <w:top w:val="single" w:color="31849B" w:sz="8" w:space="0"/>
-              <w:bottom w:val="single" w:color="31849B" w:sz="8" w:space="0"/>
-            </w:tcBorders>
-            <w:shd w:val="clear" w:color="auto" w:fill="auto"/>
-            <w:vAlign w:val="center"/>
-          </w:tcPr>
-          <w:p>
-            <w:pPr>
-              <w:pStyle w:val="21"/>
-              <w:keepNext w:val="0"/>
-              <w:keepLines w:val="0"/>
-              <w:pageBreakBefore w:val="0"/>
-              <w:widowControl w:val="0"/>
-              <w:kinsoku/>
-              <w:wordWrap/>
-              <w:overflowPunct/>
-              <w:topLinePunct w:val="0"/>
-              <w:autoSpaceDE/>
-              <w:autoSpaceDN/>
-              <w:bidi w:val="0"/>
-              <w:adjustRightInd w:val="0"/>
-              <w:snapToGrid w:val="0"/>
-              <w:spacing w:line="240" w:lineRule="auto"/>
-              <w:ind w:left="110" w:leftChars="50" w:right="119" w:rightChars="0"/>
-              <w:jc w:val="both"/>
-              <w:textAlignment w:val="auto"/>
-              <w:rPr>
-                <w:rFonts w:ascii="Times New Roman" w:hAnsi="Times New Roman" w:eastAsia="微软雅黑" w:cs="Times New Roman"/>
-                <w:color w:val="262626"/>
-                <w:sz w:val="21"/>
-                <w:szCs w:val="21"/>
-                <w:lang w:eastAsia="zh-CN"/>
-              </w:rPr>
-            </w:pPr>
-            <w:r>
-              <w:rPr>
-                <w:rFonts w:hint="eastAsia" w:ascii="Times New Roman" w:hAnsi="Times New Roman" w:eastAsia="微软雅黑" w:cs="Times New Roman"/>
-                <w:color w:val="262626"/>
-                <w:sz w:val="21"/>
-                <w:szCs w:val="21"/>
-                <w:lang w:eastAsia="zh-CN"/>
-              </w:rPr>
-              <w:t>{%tr endif %}</w:t>
-            </w:r>
-          </w:p>
-        </w:tc>
-      </w:tr>
-      <w:tr>
-        <w:tblPrEx>
-          <w:tblBorders>
-            <w:top w:val="none" w:color="auto" w:sz="0" w:space="0"/>
-            <w:left w:val="none" w:color="auto" w:sz="0" w:space="0"/>
-            <w:bottom w:val="none" w:color="auto" w:sz="0" w:space="0"/>
-            <w:right w:val="none" w:color="auto" w:sz="0" w:space="0"/>
-            <w:insideH w:val="none" w:color="auto" w:sz="0" w:space="0"/>
-            <w:insideV w:val="none" w:color="auto" w:sz="0" w:space="0"/>
-          </w:tblBorders>
-          <w:tblCellMar>
-            <w:top w:w="0" w:type="dxa"/>
-            <w:left w:w="0" w:type="dxa"/>
-            <w:bottom w:w="0" w:type="dxa"/>
-            <w:right w:w="0" w:type="dxa"/>
-          </w:tblCellMar>
-        </w:tblPrEx>
-        <w:trPr>
-          <w:trHeight w:val="397" w:hRule="atLeast"/>
-          <w:jc w:val="center"/>
-        </w:trPr>
-        <w:tc>
-          <w:tcPr>
-            <w:tcW w:w="5000" w:type="pct"/>
-            <w:gridSpan w:val="3"/>
-            <w:tcBorders>
-              <w:top w:val="single" w:color="31849B" w:sz="8" w:space="0"/>
-              <w:bottom w:val="single" w:color="31849B" w:sz="8" w:space="0"/>
-            </w:tcBorders>
-            <w:shd w:val="clear" w:color="auto" w:fill="auto"/>
-            <w:vAlign w:val="center"/>
-          </w:tcPr>
-          <w:p>
-            <w:pPr>
-              <w:pStyle w:val="21"/>
-              <w:keepNext w:val="0"/>
-              <w:keepLines w:val="0"/>
-              <w:pageBreakBefore w:val="0"/>
-              <w:widowControl w:val="0"/>
-              <w:kinsoku/>
-              <w:wordWrap/>
-              <w:overflowPunct/>
-              <w:topLinePunct w:val="0"/>
-              <w:autoSpaceDE/>
-              <w:autoSpaceDN/>
-              <w:bidi w:val="0"/>
-              <w:adjustRightInd w:val="0"/>
-              <w:snapToGrid w:val="0"/>
-              <w:spacing w:line="240" w:lineRule="auto"/>
-              <w:ind w:left="110" w:leftChars="50" w:right="119" w:rightChars="0"/>
-              <w:jc w:val="both"/>
-              <w:textAlignment w:val="auto"/>
-              <w:rPr>
-                <w:rFonts w:ascii="Times New Roman" w:hAnsi="Times New Roman" w:eastAsia="微软雅黑" w:cs="Times New Roman"/>
-                <w:color w:val="262626"/>
-                <w:sz w:val="21"/>
-                <w:szCs w:val="21"/>
-                <w:lang w:eastAsia="zh-CN"/>
-              </w:rPr>
-            </w:pPr>
-            <w:r>
-              <w:rPr>
-                <w:rFonts w:hint="eastAsia" w:ascii="Times New Roman" w:hAnsi="Times New Roman" w:eastAsia="微软雅黑" w:cs="Times New Roman"/>
-                <w:color w:val="262626"/>
-                <w:sz w:val="21"/>
-                <w:szCs w:val="21"/>
-                <w:lang w:eastAsia="zh-CN"/>
-              </w:rPr>
-              <w:t>{%tr if gastrointestinalStromalTumor == True %}</w:t>
-            </w:r>
-          </w:p>
-        </w:tc>
-      </w:tr>
-      <w:tr>
-        <w:tblPrEx>
-          <w:tblBorders>
-            <w:top w:val="none" w:color="auto" w:sz="0" w:space="0"/>
-            <w:left w:val="none" w:color="auto" w:sz="0" w:space="0"/>
-            <w:bottom w:val="none" w:color="auto" w:sz="0" w:space="0"/>
-            <w:right w:val="none" w:color="auto" w:sz="0" w:space="0"/>
-            <w:insideH w:val="none" w:color="auto" w:sz="0" w:space="0"/>
-            <w:insideV w:val="none" w:color="auto" w:sz="0" w:space="0"/>
-          </w:tblBorders>
-          <w:shd w:val="clear" w:color="auto" w:fill="auto"/>
-          <w:tblCellMar>
-            <w:top w:w="0" w:type="dxa"/>
-            <w:left w:w="0" w:type="dxa"/>
-            <w:bottom w:w="0" w:type="dxa"/>
-            <w:right w:w="0" w:type="dxa"/>
-          </w:tblCellMar>
-        </w:tblPrEx>
-        <w:trPr>
-          <w:trHeight w:val="397" w:hRule="atLeast"/>
-          <w:jc w:val="center"/>
-        </w:trPr>
-        <w:tc>
-          <w:tcPr>
-            <w:tcW w:w="2160" w:type="pct"/>
-            <w:gridSpan w:val="2"/>
-            <w:tcBorders>
-              <w:top w:val="single" w:color="31849B" w:sz="8" w:space="0"/>
-              <w:bottom w:val="single" w:color="31849B" w:sz="8" w:space="0"/>
-              <w:right w:val="single" w:color="31849B" w:sz="8" w:space="0"/>
-            </w:tcBorders>
-            <w:shd w:val="clear" w:color="auto" w:fill="auto"/>
-            <w:vAlign w:val="center"/>
-          </w:tcPr>
-          <w:p>
-            <w:pPr>
-              <w:pStyle w:val="21"/>
-              <w:keepNext w:val="0"/>
-              <w:keepLines w:val="0"/>
-              <w:pageBreakBefore w:val="0"/>
-              <w:widowControl w:val="0"/>
-              <w:kinsoku/>
-              <w:wordWrap/>
-              <w:overflowPunct/>
-              <w:topLinePunct w:val="0"/>
-              <w:autoSpaceDE/>
-              <w:autoSpaceDN/>
-              <w:bidi w:val="0"/>
-              <w:adjustRightInd w:val="0"/>
-              <w:snapToGrid w:val="0"/>
-              <w:spacing w:line="240" w:lineRule="auto"/>
-              <w:ind w:left="110" w:leftChars="50"/>
-              <w:jc w:val="both"/>
-              <w:textAlignment w:val="auto"/>
-              <w:rPr>
-                <w:rFonts w:ascii="Times New Roman" w:hAnsi="Times New Roman" w:eastAsia="微软雅黑" w:cs="Times New Roman"/>
-                <w:b/>
-                <w:bCs/>
-                <w:color w:val="262626"/>
-                <w:sz w:val="21"/>
-                <w:szCs w:val="21"/>
-                <w:lang w:eastAsia="zh-CN"/>
-              </w:rPr>
-            </w:pPr>
-            <w:r>
-              <w:rPr>
-                <w:rFonts w:ascii="Times New Roman" w:hAnsi="Times New Roman" w:eastAsia="微软雅黑" w:cs="Times New Roman"/>
-                <w:b/>
-                <w:bCs/>
-                <w:color w:val="262626"/>
-                <w:sz w:val="21"/>
-                <w:szCs w:val="21"/>
-                <w:lang w:eastAsia="zh-CN"/>
-              </w:rPr>
-              <w:t>化疗药物检测</w:t>
-            </w:r>
-          </w:p>
-        </w:tc>
-        <w:tc>
-          <w:tcPr>
-            <w:tcW w:w="2839" w:type="pct"/>
-            <w:tcBorders>
-              <w:top w:val="single" w:color="31849B" w:sz="8" w:space="0"/>
-              <w:left w:val="single" w:color="31849B" w:sz="8" w:space="0"/>
-              <w:bottom w:val="single" w:color="31849B" w:sz="8" w:space="0"/>
-            </w:tcBorders>
-            <w:shd w:val="clear" w:color="auto" w:fill="auto"/>
-            <w:vAlign w:val="center"/>
-          </w:tcPr>
-          <w:p>
-            <w:pPr>
-              <w:pStyle w:val="21"/>
-              <w:keepNext w:val="0"/>
-              <w:keepLines w:val="0"/>
-              <w:pageBreakBefore w:val="0"/>
-              <w:widowControl w:val="0"/>
-              <w:kinsoku/>
-              <w:wordWrap/>
-              <w:overflowPunct/>
-              <w:topLinePunct w:val="0"/>
-              <w:autoSpaceDE/>
-              <w:autoSpaceDN/>
-              <w:bidi w:val="0"/>
-              <w:adjustRightInd w:val="0"/>
-              <w:snapToGrid w:val="0"/>
-              <w:spacing w:line="240" w:lineRule="auto"/>
-              <w:ind w:left="110" w:leftChars="50" w:right="119" w:rightChars="0"/>
-              <w:jc w:val="both"/>
-              <w:textAlignment w:val="auto"/>
-              <w:rPr>
-                <w:rFonts w:hint="eastAsia" w:ascii="微软雅黑" w:hAnsi="微软雅黑" w:eastAsia="微软雅黑" w:cs="微软雅黑"/>
-                <w:color w:val="262626"/>
-                <w:sz w:val="18"/>
-                <w:szCs w:val="18"/>
-                <w:lang w:eastAsia="zh-CN"/>
-              </w:rPr>
-            </w:pPr>
-            <w:r>
-              <w:rPr>
-                <w:rFonts w:ascii="Times New Roman" w:hAnsi="Times New Roman" w:eastAsia="微软雅黑" w:cs="Times New Roman"/>
-                <w:color w:val="262626"/>
-                <w:sz w:val="21"/>
-                <w:szCs w:val="21"/>
-                <w:lang w:eastAsia="zh-CN"/>
-              </w:rPr>
-              <w:t>详见“化疗药物检测解析”部分</w:t>
-            </w:r>
-          </w:p>
-        </w:tc>
-      </w:tr>
-      <w:tr>
-        <w:tblPrEx>
-          <w:tblBorders>
-            <w:top w:val="none" w:color="auto" w:sz="0" w:space="0"/>
-            <w:left w:val="none" w:color="auto" w:sz="0" w:space="0"/>
-            <w:bottom w:val="none" w:color="auto" w:sz="0" w:space="0"/>
-            <w:right w:val="none" w:color="auto" w:sz="0" w:space="0"/>
-            <w:insideH w:val="none" w:color="auto" w:sz="0" w:space="0"/>
-            <w:insideV w:val="none" w:color="auto" w:sz="0" w:space="0"/>
-          </w:tblBorders>
-          <w:shd w:val="clear" w:color="auto" w:fill="auto"/>
           <w:tblCellMar>
             <w:top w:w="0" w:type="dxa"/>
             <w:left w:w="0" w:type="dxa"/>
@@ -5435,8 +5403,8 @@
           <w:lang w:val="en-US" w:eastAsia="zh-CN"/>
         </w:rPr>
       </w:pPr>
-      <w:bookmarkStart w:id="21" w:name="_Toc21615"/>
-      <w:bookmarkStart w:id="22" w:name="_Toc5090"/>
+      <w:bookmarkStart w:id="21" w:name="_Toc5090"/>
+      <w:bookmarkStart w:id="22" w:name="_Toc21615"/>
       <w:r>
         <w:rPr>
           <w:rFonts w:hint="eastAsia" w:ascii="微软雅黑" w:hAnsi="微软雅黑" w:cs="Times New Roman"/>
@@ -5738,8 +5706,8 @@
         </w:rPr>
         <w:t>{% endif %}</w:t>
       </w:r>
-      <w:bookmarkStart w:id="23" w:name="_Toc3740"/>
-      <w:bookmarkStart w:id="24" w:name="_Toc17140"/>
+      <w:bookmarkStart w:id="23" w:name="_Toc17140"/>
+      <w:bookmarkStart w:id="24" w:name="_Toc3740"/>
       <w:r>
         <w:rPr>
           <w:rFonts w:hint="default" w:ascii="Times New Roman" w:hAnsi="Times New Roman" w:eastAsia="微软雅黑" w:cs="Times New Roman"/>
@@ -6860,15 +6828,15 @@
         </w:rPr>
       </w:pPr>
       <w:bookmarkStart w:id="26" w:name="_Toc18062_WPSOffice_Level2"/>
-      <w:bookmarkStart w:id="27" w:name="_Toc23375"/>
-      <w:bookmarkStart w:id="28" w:name="_Toc105081898"/>
+      <w:bookmarkStart w:id="27" w:name="_Toc105081898"/>
+      <w:bookmarkStart w:id="28" w:name="_Toc149837258"/>
       <w:bookmarkStart w:id="29" w:name="_Toc11015_WPSOffice_Level2"/>
-      <w:bookmarkStart w:id="30" w:name="_Toc149837258"/>
-      <w:bookmarkStart w:id="31" w:name="_Toc30265"/>
-      <w:bookmarkStart w:id="32" w:name="_Toc22976"/>
-      <w:bookmarkStart w:id="33" w:name="_Toc9088"/>
+      <w:bookmarkStart w:id="30" w:name="_Toc22976"/>
+      <w:bookmarkStart w:id="31" w:name="_Toc9088"/>
+      <w:bookmarkStart w:id="32" w:name="_Toc23375"/>
+      <w:bookmarkStart w:id="33" w:name="_Toc24979"/>
       <w:bookmarkStart w:id="34" w:name="_Toc23434"/>
-      <w:bookmarkStart w:id="35" w:name="_Toc24979"/>
+      <w:bookmarkStart w:id="35" w:name="_Toc30265"/>
       <w:r>
         <w:rPr>
           <w:rFonts w:hint="eastAsia" w:ascii="微软雅黑" w:hAnsi="微软雅黑" w:cs="Times New Roman"/>
@@ -7058,7 +7026,7 @@
                 <w:sz w:val="21"/>
                 <w:szCs w:val="21"/>
               </w:rPr>
-              <w:t>突变基因</w:t>
+              <w:t>检测基因</w:t>
             </w:r>
           </w:p>
         </w:tc>
@@ -7513,7 +7481,7 @@
         </w:tc>
         <w:tc>
           <w:tcPr>
-            <w:tcW w:w="535" w:type="pct"/>
+            <w:tcW w:w="1077" w:type="dxa"/>
             <w:tcBorders>
               <w:tl2br w:val="nil"/>
               <w:tr2bl w:val="nil"/>
@@ -7538,18 +7506,37 @@
               <w:rPr>
                 <w:rFonts w:hint="default" w:ascii="Times New Roman" w:hAnsi="Times New Roman" w:eastAsia="微软雅黑" w:cs="Times New Roman"/>
                 <w:b/>
-                <w:color w:val="262626"/>
-                <w:sz w:val="21"/>
-                <w:szCs w:val="21"/>
-                <w:lang w:eastAsia="zh-CN"/>
-              </w:rPr>
-              <w:t>{{ tip.comutation }}</w:t>
-            </w:r>
-          </w:p>
-        </w:tc>
-        <w:tc>
-          <w:tcPr>
-            <w:tcW w:w="758" w:type="pct"/>
+                <w:sz w:val="21"/>
+                <w:szCs w:val="21"/>
+                <w:lang w:eastAsia="zh-CN"/>
+              </w:rPr>
+              <w:t>{{ tip.comutation</w:t>
+            </w:r>
+            <w:r>
+              <w:rPr>
+                <w:rFonts w:hint="eastAsia" w:ascii="Times New Roman" w:hAnsi="Times New Roman" w:eastAsia="微软雅黑" w:cs="Times New Roman"/>
+                <w:b/>
+                <w:sz w:val="21"/>
+                <w:szCs w:val="21"/>
+                <w:lang w:val="en-US" w:eastAsia="zh-CN"/>
+              </w:rPr>
+              <w:t>1</w:t>
+            </w:r>
+            <w:r>
+              <w:rPr>
+                <w:rFonts w:hint="default" w:ascii="Times New Roman" w:hAnsi="Times New Roman" w:eastAsia="微软雅黑" w:cs="Times New Roman"/>
+                <w:b/>
+                <w:sz w:val="21"/>
+                <w:szCs w:val="21"/>
+                <w:lang w:eastAsia="zh-CN"/>
+              </w:rPr>
+              <w:t xml:space="preserve"> }}</w:t>
+            </w:r>
+          </w:p>
+        </w:tc>
+        <w:tc>
+          <w:tcPr>
+            <w:tcW w:w="1528" w:type="dxa"/>
             <w:tcBorders>
               <w:tl2br w:val="nil"/>
               <w:tr2bl w:val="nil"/>
@@ -7573,12 +7560,11 @@
             <w:r>
               <w:rPr>
                 <w:rFonts w:hint="default" w:ascii="Times New Roman" w:hAnsi="Times New Roman" w:eastAsia="微软雅黑" w:cs="Times New Roman"/>
-                <w:color w:val="262626"/>
-                <w:sz w:val="21"/>
-                <w:szCs w:val="21"/>
-                <w:lang w:eastAsia="zh-CN"/>
-              </w:rPr>
-              <w:t>-</w:t>
+                <w:sz w:val="21"/>
+                <w:szCs w:val="21"/>
+                <w:lang w:eastAsia="zh-CN"/>
+              </w:rPr>
+              <w:t>{{ tip.comutation }}</w:t>
             </w:r>
           </w:p>
         </w:tc>
@@ -9581,13 +9567,11 @@
               <w:rPr>
                 <w:rFonts w:hint="default" w:ascii="Times New Roman" w:hAnsi="Times New Roman" w:eastAsia="微软雅黑" w:cs="Times New Roman"/>
                 <w:b/>
-                <w:bCs/>
                 <w:color w:val="31849B"/>
                 <w:sz w:val="21"/>
                 <w:szCs w:val="21"/>
-                <w:lang w:eastAsia="zh-CN"/>
-              </w:rPr>
-              <w:t>突变</w:t>
+              </w:rPr>
+              <w:t>检测</w:t>
             </w:r>
             <w:r>
               <w:rPr>
@@ -10873,7 +10857,7 @@
                 <w:sz w:val="21"/>
                 <w:szCs w:val="21"/>
               </w:rPr>
-              <w:t>突变基因</w:t>
+              <w:t>检测基因</w:t>
             </w:r>
           </w:p>
         </w:tc>
@@ -11862,11 +11846,11 @@
           <w:lang w:val="en-US" w:eastAsia="zh-CN"/>
         </w:rPr>
       </w:pPr>
-      <w:bookmarkStart w:id="40" w:name="_Toc23725"/>
+      <w:bookmarkStart w:id="40" w:name="_Toc10059"/>
       <w:bookmarkStart w:id="41" w:name="_Toc14639"/>
-      <w:bookmarkStart w:id="42" w:name="_Toc6573"/>
-      <w:bookmarkStart w:id="43" w:name="_Toc22042"/>
-      <w:bookmarkStart w:id="44" w:name="_Toc10059"/>
+      <w:bookmarkStart w:id="42" w:name="_Toc22042"/>
+      <w:bookmarkStart w:id="43" w:name="_Toc6573"/>
+      <w:bookmarkStart w:id="44" w:name="_Toc23725"/>
       <w:r>
         <w:rPr>
           <w:rFonts w:hint="default" w:ascii="微软雅黑" w:hAnsi="微软雅黑" w:cs="Times New Roman"/>
@@ -15137,41 +15121,10 @@
           <w:highlight w:val="none"/>
           <w:lang w:eastAsia="zh-CN"/>
         </w:rPr>
-        <w:t>{% endif %}{%if (reportInfo.conf.thyroidCancerPrognosis and disease.ThyroidCarcinoma) or (reportInfo.conf.melanomaPrognosis</w:t>
+        <w:t>{% endif %}{%if (reportInfo.conf.thyroidCancerPrognosis and disease.ThyroidCarcinoma) or (reportInfo.conf.melanomaPrognosis and disease.Melanoma)%}</w:t>
       </w:r>
-      <w:r>
-        <w:rPr>
-          <w:rFonts w:hint="eastAsia" w:ascii="Times New Roman" w:hAnsi="Times New Roman" w:eastAsia="微软雅黑" w:cs="Times New Roman"/>
-          <w:color w:val="262626"/>
-          <w:sz w:val="24"/>
-          <w:szCs w:val="24"/>
-          <w:highlight w:val="none"/>
-          <w:lang w:val="en-US" w:eastAsia="zh-CN"/>
-        </w:rPr>
-        <w:t xml:space="preserve"> </w:t>
-      </w:r>
-      <w:r>
-        <w:rPr>
-          <w:rFonts w:hint="eastAsia" w:ascii="Times New Roman" w:hAnsi="Times New Roman" w:cs="Times New Roman"/>
-          <w:color w:val="3F3F3F"/>
-          <w:kern w:val="0"/>
-          <w:sz w:val="21"/>
-          <w:szCs w:val="21"/>
-          <w:lang w:val="en-US" w:eastAsia="zh-CN"/>
-        </w:rPr>
-        <w:t>and disease.Melanoma</w:t>
-      </w:r>
-      <w:r>
-        <w:rPr>
-          <w:rFonts w:hint="default" w:ascii="Times New Roman" w:hAnsi="Times New Roman" w:eastAsia="微软雅黑" w:cs="Times New Roman"/>
-          <w:color w:val="262626"/>
-          <w:sz w:val="24"/>
-          <w:szCs w:val="24"/>
-          <w:highlight w:val="none"/>
-          <w:lang w:eastAsia="zh-CN"/>
-        </w:rPr>
-        <w:t>)%}</w:t>
-      </w:r>
+      <w:bookmarkStart w:id="49" w:name="_GoBack"/>
+      <w:bookmarkEnd w:id="49"/>
     </w:p>
     <w:p>
       <w:pPr>
@@ -15207,9 +15160,9 @@
           <w:lang w:val="en-US" w:eastAsia="zh-CN"/>
         </w:rPr>
       </w:pPr>
-      <w:bookmarkStart w:id="45" w:name="_Toc17242"/>
+      <w:bookmarkStart w:id="45" w:name="_Toc8577"/>
       <w:bookmarkStart w:id="46" w:name="_Toc20859"/>
-      <w:bookmarkStart w:id="47" w:name="_Toc8577"/>
+      <w:bookmarkStart w:id="47" w:name="_Toc17242"/>
       <w:r>
         <w:rPr>
           <w:rFonts w:hint="eastAsia" w:ascii="微软雅黑" w:hAnsi="微软雅黑" w:cs="Times New Roman"/>
@@ -15414,13 +15367,23 @@
             </w:pPr>
             <w:r>
               <w:rPr>
+                <w:rFonts w:hint="default" w:ascii="Times New Roman" w:hAnsi="Times New Roman" w:eastAsia="微软雅黑" w:cs="Times New Roman"/>
+                <w:b/>
+                <w:color w:val="31849B"/>
+                <w:sz w:val="21"/>
+                <w:szCs w:val="21"/>
+              </w:rPr>
+              <w:t>检测</w:t>
+            </w:r>
+            <w:r>
+              <w:rPr>
                 <w:rFonts w:ascii="Times New Roman" w:hAnsi="Times New Roman" w:eastAsia="微软雅黑" w:cs="Times New Roman"/>
                 <w:b/>
                 <w:color w:val="31849B"/>
                 <w:sz w:val="21"/>
                 <w:szCs w:val="21"/>
               </w:rPr>
-              <w:t>突变基因</w:t>
+              <w:t>基因</w:t>
             </w:r>
           </w:p>
         </w:tc>
@@ -15515,8 +15478,6 @@
                 <w:szCs w:val="21"/>
               </w:rPr>
             </w:pPr>
-            <w:bookmarkStart w:id="49" w:name="_GoBack"/>
-            <w:bookmarkEnd w:id="49"/>
             <w:r>
               <w:rPr>
                 <w:rFonts w:hint="eastAsia" w:ascii="Times New Roman" w:hAnsi="Times New Roman" w:eastAsia="微软雅黑" w:cs="Times New Roman"/>
@@ -23723,7 +23684,7 @@
                 </mc:Choice>
                 <mc:Fallback>
                   <w:pict>
-                    <v:group id="_x0000_s1026" o:spid="_x0000_s1026" o:spt="203" style="position:absolute;left:0pt;margin-left:53.5pt;margin-top:-7.15pt;height:28.35pt;width:204.5pt;z-index:251660288;mso-width-relative:page;mso-height-relative:page;" coordorigin="9632,12305" coordsize="4090,567" o:gfxdata="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">
+                    <v:group id="_x0000_s1026" o:spid="_x0000_s1026" o:spt="203" style="position:absolute;left:0pt;margin-left:53.5pt;margin-top:-7.15pt;height:28.35pt;width:204.5pt;z-index:251660288;mso-width-relative:page;mso-height-relative:page;" coordorigin="9632,12305" coordsize="4090,567" o:gfxdata="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">
                       <o:lock v:ext="edit" aspectratio="f"/>
                       <v:shape id="图片 6" o:spid="_x0000_s1026" o:spt="75" alt="蔡冬雪" type="#_x0000_t75" style="position:absolute;left:9632;top:12347;height:454;width:1010;" filled="f" o:preferrelative="t" stroked="f" coordsize="21600,21600" o:gfxdata="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">
                         <v:fill on="f" focussize="0,0"/>
@@ -24099,7 +24060,7 @@
                   <w:pict>
                     <v:group id="_x0000_s1026" o:spid="_x0000_s1026" o:spt="203" style="position:absolute;left:0pt;margin-left:51.6pt;margin-top:-7.2pt;height:34pt;width:206.2pt;z-index:251661312;mso-width-relative:page;mso-height-relative:page;" coordorigin="9633,114512" coordsize="4124,680" o:gfxdata="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">
                       <o:lock v:ext="edit" aspectratio="f"/>
-                      <v:shape id="图片 1" o:spid="_x0000_s1026" o:spt="75" type="#_x0000_t75" style="position:absolute;left:9633;top:114512;height:680;width:1262;" filled="f" o:preferrelative="t" stroked="f" coordsize="21600,21600" o:gfxdata="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">
+                      <v:shape id="图片 1" o:spid="_x0000_s1026" o:spt="75" type="#_x0000_t75" style="position:absolute;left:9633;top:114512;height:680;width:1262;" filled="f" o:preferrelative="t" stroked="f" coordsize="21600,21600" o:gfxdata="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">
                         <v:fill on="f" focussize="0,0"/>
                         <v:stroke on="f"/>
                         <v:imagedata r:id="rId7" cropleft="7158f" croptop="7646f" chromakey="#FFFFFF" o:title=""/>

--- a/WebContent/docx/泛癌种500基因检测报告-简单版.docx
+++ b/WebContent/docx/泛癌种500基因检测报告-简单版.docx
@@ -10,15 +10,15 @@
           <w:sz w:val="20"/>
         </w:rPr>
       </w:pPr>
-      <w:bookmarkStart w:id="0" w:name="_Toc105081892"/>
-      <w:bookmarkStart w:id="1" w:name="_Toc32054"/>
-      <w:bookmarkStart w:id="2" w:name="_Toc30143_WPSOffice_Level1"/>
-      <w:bookmarkStart w:id="3" w:name="_Toc13806"/>
-      <w:bookmarkStart w:id="4" w:name="_Toc24178_WPSOffice_Level1"/>
-      <w:bookmarkStart w:id="5" w:name="_Toc21669"/>
-      <w:bookmarkStart w:id="6" w:name="_Toc24397"/>
-      <w:bookmarkStart w:id="7" w:name="_Toc27500"/>
-      <w:bookmarkStart w:id="8" w:name="_Toc21009_WPSOffice_Level1"/>
+      <w:bookmarkStart w:id="0" w:name="_Toc21669"/>
+      <w:bookmarkStart w:id="1" w:name="_Toc21009_WPSOffice_Level1"/>
+      <w:bookmarkStart w:id="2" w:name="_Toc32054"/>
+      <w:bookmarkStart w:id="3" w:name="_Toc30143_WPSOffice_Level1"/>
+      <w:bookmarkStart w:id="4" w:name="_Toc105081892"/>
+      <w:bookmarkStart w:id="5" w:name="_Toc24178_WPSOffice_Level1"/>
+      <w:bookmarkStart w:id="6" w:name="_Toc27500"/>
+      <w:bookmarkStart w:id="7" w:name="_Toc24397"/>
+      <w:bookmarkStart w:id="8" w:name="_Toc13806"/>
       <w:r>
         <w:rPr>
           <w:rFonts w:hint="eastAsia" w:ascii="Times New Roman" w:hAnsi="Times New Roman" w:eastAsia="微软雅黑" w:cs="Times New Roman"/>
@@ -144,14 +144,14 @@
               </w:rPr>
             </w:pPr>
             <w:bookmarkStart w:id="9" w:name="_Hlk16792570"/>
-            <w:bookmarkStart w:id="10" w:name="_Toc1410"/>
-            <w:bookmarkStart w:id="11" w:name="_Toc4088"/>
-            <w:bookmarkStart w:id="12" w:name="_Toc25920"/>
-            <w:bookmarkStart w:id="13" w:name="_Toc6221_WPSOffice_Level1"/>
-            <w:bookmarkStart w:id="14" w:name="_Toc23369_WPSOffice_Level1"/>
-            <w:bookmarkStart w:id="15" w:name="_Toc105081895"/>
-            <w:bookmarkStart w:id="16" w:name="_Toc18058"/>
-            <w:bookmarkStart w:id="17" w:name="_Toc3871"/>
+            <w:bookmarkStart w:id="10" w:name="_Toc23369_WPSOffice_Level1"/>
+            <w:bookmarkStart w:id="11" w:name="_Toc105081895"/>
+            <w:bookmarkStart w:id="12" w:name="_Toc18058"/>
+            <w:bookmarkStart w:id="13" w:name="_Toc1410"/>
+            <w:bookmarkStart w:id="14" w:name="_Toc4088"/>
+            <w:bookmarkStart w:id="15" w:name="_Toc6221_WPSOffice_Level1"/>
+            <w:bookmarkStart w:id="16" w:name="_Toc3871"/>
+            <w:bookmarkStart w:id="17" w:name="_Toc25920"/>
             <w:bookmarkStart w:id="18" w:name="_Toc534807930"/>
             <w:bookmarkStart w:id="19" w:name="_Toc3823"/>
             <w:r>
@@ -1033,7 +1033,6 @@
             <w:insideH w:val="none" w:color="auto" w:sz="0" w:space="0"/>
             <w:insideV w:val="none" w:color="auto" w:sz="0" w:space="0"/>
           </w:tblBorders>
-          <w:shd w:val="clear" w:color="auto" w:fill="auto"/>
           <w:tblCellMar>
             <w:top w:w="0" w:type="dxa"/>
             <w:left w:w="0" w:type="dxa"/>
@@ -1092,6 +1091,127 @@
                 <w:lang w:eastAsia="zh-CN"/>
               </w:rPr>
               <w:t>{%tr if endometrialCarcinoma == True %}</w:t>
+            </w:r>
+          </w:p>
+        </w:tc>
+      </w:tr>
+      <w:tr>
+        <w:tblPrEx>
+          <w:tblBorders>
+            <w:top w:val="none" w:color="auto" w:sz="0" w:space="0"/>
+            <w:left w:val="none" w:color="auto" w:sz="0" w:space="0"/>
+            <w:bottom w:val="none" w:color="auto" w:sz="0" w:space="0"/>
+            <w:right w:val="none" w:color="auto" w:sz="0" w:space="0"/>
+            <w:insideH w:val="none" w:color="auto" w:sz="0" w:space="0"/>
+            <w:insideV w:val="none" w:color="auto" w:sz="0" w:space="0"/>
+          </w:tblBorders>
+          <w:tblCellMar>
+            <w:top w:w="0" w:type="dxa"/>
+            <w:left w:w="0" w:type="dxa"/>
+            <w:bottom w:w="0" w:type="dxa"/>
+            <w:right w:w="0" w:type="dxa"/>
+          </w:tblCellMar>
+        </w:tblPrEx>
+        <w:trPr>
+          <w:trHeight w:val="397" w:hRule="atLeast"/>
+          <w:jc w:val="center"/>
+        </w:trPr>
+        <w:tc>
+          <w:tcPr>
+            <w:tcW w:w="2160" w:type="pct"/>
+            <w:gridSpan w:val="2"/>
+            <w:tcBorders>
+              <w:top w:val="single" w:color="31849B" w:sz="8" w:space="0"/>
+              <w:bottom w:val="single" w:color="31849B" w:sz="8" w:space="0"/>
+              <w:right w:val="single" w:color="31849B" w:sz="8" w:space="0"/>
+            </w:tcBorders>
+            <w:shd w:val="clear" w:color="auto" w:fill="auto"/>
+            <w:vAlign w:val="center"/>
+          </w:tcPr>
+          <w:p>
+            <w:pPr>
+              <w:pStyle w:val="21"/>
+              <w:keepNext w:val="0"/>
+              <w:keepLines w:val="0"/>
+              <w:pageBreakBefore w:val="0"/>
+              <w:widowControl w:val="0"/>
+              <w:kinsoku/>
+              <w:wordWrap/>
+              <w:overflowPunct/>
+              <w:topLinePunct w:val="0"/>
+              <w:autoSpaceDE/>
+              <w:autoSpaceDN/>
+              <w:bidi w:val="0"/>
+              <w:snapToGrid w:val="0"/>
+              <w:ind w:left="119" w:leftChars="0"/>
+              <w:textAlignment w:val="auto"/>
+              <w:rPr>
+                <w:rFonts w:ascii="Times New Roman" w:hAnsi="Times New Roman" w:eastAsia="微软雅黑" w:cs="Times New Roman"/>
+                <w:b/>
+                <w:bCs/>
+                <w:color w:val="262626"/>
+                <w:sz w:val="21"/>
+                <w:szCs w:val="21"/>
+              </w:rPr>
+            </w:pPr>
+            <w:r>
+              <w:rPr>
+                <w:rFonts w:hint="eastAsia" w:ascii="Times New Roman" w:hAnsi="Times New Roman" w:eastAsia="微软雅黑" w:cs="Times New Roman"/>
+                <w:b/>
+                <w:bCs/>
+                <w:color w:val="262626"/>
+                <w:sz w:val="21"/>
+                <w:szCs w:val="21"/>
+                <w:lang w:eastAsia="zh-CN"/>
+              </w:rPr>
+              <w:t>子宫内膜癌分子分型</w:t>
+            </w:r>
+          </w:p>
+        </w:tc>
+        <w:tc>
+          <w:tcPr>
+            <w:tcW w:w="2839" w:type="pct"/>
+            <w:tcBorders>
+              <w:top w:val="single" w:color="31849B" w:sz="8" w:space="0"/>
+              <w:left w:val="single" w:color="31849B" w:sz="8" w:space="0"/>
+              <w:bottom w:val="single" w:color="31849B" w:sz="8" w:space="0"/>
+            </w:tcBorders>
+            <w:shd w:val="clear" w:color="auto" w:fill="auto"/>
+            <w:vAlign w:val="center"/>
+          </w:tcPr>
+          <w:p>
+            <w:pPr>
+              <w:pStyle w:val="21"/>
+              <w:keepNext w:val="0"/>
+              <w:keepLines w:val="0"/>
+              <w:pageBreakBefore w:val="0"/>
+              <w:widowControl w:val="0"/>
+              <w:kinsoku/>
+              <w:wordWrap/>
+              <w:overflowPunct/>
+              <w:topLinePunct w:val="0"/>
+              <w:autoSpaceDE/>
+              <w:autoSpaceDN/>
+              <w:bidi w:val="0"/>
+              <w:snapToGrid w:val="0"/>
+              <w:ind w:left="119" w:leftChars="0"/>
+              <w:textAlignment w:val="auto"/>
+              <w:rPr>
+                <w:rFonts w:ascii="Times New Roman" w:hAnsi="Times New Roman" w:eastAsia="微软雅黑" w:cs="Times New Roman"/>
+                <w:color w:val="262626"/>
+                <w:sz w:val="21"/>
+                <w:szCs w:val="21"/>
+                <w:lang w:eastAsia="zh-CN"/>
+              </w:rPr>
+            </w:pPr>
+            <w:r>
+              <w:rPr>
+                <w:rFonts w:hint="eastAsia" w:ascii="Times New Roman" w:hAnsi="Times New Roman" w:eastAsia="微软雅黑" w:cs="黑体"/>
+                <w:color w:val="262626"/>
+                <w:sz w:val="21"/>
+                <w:lang w:eastAsia="zh-CN"/>
+              </w:rPr>
+              <w:t>{{ summaryOfRresults.tcga }}</w:t>
             </w:r>
           </w:p>
         </w:tc>
@@ -1120,12 +1240,11 @@
         </w:trPr>
         <w:tc>
           <w:tcPr>
-            <w:tcW w:w="2160" w:type="pct"/>
-            <w:gridSpan w:val="2"/>
+            <w:tcW w:w="5000" w:type="pct"/>
+            <w:gridSpan w:val="3"/>
             <w:tcBorders>
               <w:top w:val="single" w:color="31849B" w:sz="8" w:space="0"/>
               <w:bottom w:val="single" w:color="31849B" w:sz="8" w:space="0"/>
-              <w:right w:val="single" w:color="31849B" w:sz="8" w:space="0"/>
             </w:tcBorders>
             <w:shd w:val="clear" w:color="auto" w:fill="auto"/>
             <w:vAlign w:val="center"/>
@@ -1149,71 +1268,22 @@
               <w:textAlignment w:val="auto"/>
               <w:rPr>
                 <w:rFonts w:ascii="Times New Roman" w:hAnsi="Times New Roman" w:eastAsia="微软雅黑" w:cs="Times New Roman"/>
+                <w:color w:val="262626"/>
+                <w:sz w:val="21"/>
+                <w:szCs w:val="21"/>
+                <w:lang w:eastAsia="zh-CN"/>
+              </w:rPr>
+            </w:pPr>
+            <w:r>
+              <w:rPr>
+                <w:rFonts w:hint="eastAsia" w:ascii="Times New Roman" w:hAnsi="Times New Roman" w:eastAsia="微软雅黑" w:cs="黑体"/>
                 <w:b/>
                 <w:bCs/>
                 <w:color w:val="262626"/>
                 <w:sz w:val="21"/>
-                <w:szCs w:val="21"/>
-              </w:rPr>
-            </w:pPr>
-            <w:r>
-              <w:rPr>
-                <w:rFonts w:hint="eastAsia" w:ascii="Times New Roman" w:hAnsi="Times New Roman" w:eastAsia="微软雅黑" w:cs="Times New Roman"/>
-                <w:b/>
-                <w:bCs/>
-                <w:color w:val="262626"/>
-                <w:sz w:val="21"/>
-                <w:szCs w:val="21"/>
-                <w:lang w:eastAsia="zh-CN"/>
-              </w:rPr>
-              <w:t>子宫内膜癌分子分型</w:t>
-            </w:r>
-          </w:p>
-        </w:tc>
-        <w:tc>
-          <w:tcPr>
-            <w:tcW w:w="2839" w:type="pct"/>
-            <w:tcBorders>
-              <w:top w:val="single" w:color="31849B" w:sz="8" w:space="0"/>
-              <w:left w:val="single" w:color="31849B" w:sz="8" w:space="0"/>
-              <w:bottom w:val="single" w:color="31849B" w:sz="8" w:space="0"/>
-            </w:tcBorders>
-            <w:shd w:val="clear" w:color="auto" w:fill="auto"/>
-            <w:vAlign w:val="center"/>
-          </w:tcPr>
-          <w:p>
-            <w:pPr>
-              <w:pStyle w:val="21"/>
-              <w:keepNext w:val="0"/>
-              <w:keepLines w:val="0"/>
-              <w:pageBreakBefore w:val="0"/>
-              <w:widowControl w:val="0"/>
-              <w:kinsoku/>
-              <w:wordWrap/>
-              <w:overflowPunct/>
-              <w:topLinePunct w:val="0"/>
-              <w:autoSpaceDE/>
-              <w:autoSpaceDN/>
-              <w:bidi w:val="0"/>
-              <w:snapToGrid w:val="0"/>
-              <w:ind w:left="119" w:leftChars="0"/>
-              <w:textAlignment w:val="auto"/>
-              <w:rPr>
-                <w:rFonts w:ascii="Times New Roman" w:hAnsi="Times New Roman" w:eastAsia="微软雅黑" w:cs="Times New Roman"/>
-                <w:color w:val="262626"/>
-                <w:sz w:val="21"/>
-                <w:szCs w:val="21"/>
-                <w:lang w:eastAsia="zh-CN"/>
-              </w:rPr>
-            </w:pPr>
-            <w:r>
-              <w:rPr>
-                <w:rFonts w:hint="eastAsia" w:ascii="Times New Roman" w:hAnsi="Times New Roman" w:eastAsia="微软雅黑" w:cs="黑体"/>
-                <w:color w:val="262626"/>
-                <w:sz w:val="21"/>
-                <w:lang w:eastAsia="zh-CN"/>
-              </w:rPr>
-              <w:t>{{ summaryOfRresults.tcga }}</w:t>
+                <w:lang w:eastAsia="zh-CN"/>
+              </w:rPr>
+              <w:t>{%tr endif %}</w:t>
             </w:r>
           </w:p>
         </w:tc>
@@ -1242,11 +1312,12 @@
         </w:trPr>
         <w:tc>
           <w:tcPr>
-            <w:tcW w:w="5000" w:type="pct"/>
-            <w:gridSpan w:val="3"/>
+            <w:tcW w:w="2160" w:type="pct"/>
+            <w:gridSpan w:val="2"/>
             <w:tcBorders>
               <w:top w:val="single" w:color="31849B" w:sz="8" w:space="0"/>
               <w:bottom w:val="single" w:color="31849B" w:sz="8" w:space="0"/>
+              <w:right w:val="single" w:color="31849B" w:sz="8" w:space="0"/>
             </w:tcBorders>
             <w:shd w:val="clear" w:color="auto" w:fill="auto"/>
             <w:vAlign w:val="center"/>
@@ -1265,27 +1336,121 @@
               <w:autoSpaceDE/>
               <w:autoSpaceDN/>
               <w:bidi w:val="0"/>
+              <w:adjustRightInd w:val="0"/>
               <w:snapToGrid w:val="0"/>
-              <w:ind w:left="119" w:leftChars="0"/>
+              <w:spacing w:line="240" w:lineRule="auto"/>
+              <w:ind w:left="110" w:leftChars="50"/>
+              <w:jc w:val="both"/>
               <w:textAlignment w:val="auto"/>
               <w:rPr>
                 <w:rFonts w:ascii="Times New Roman" w:hAnsi="Times New Roman" w:eastAsia="微软雅黑" w:cs="Times New Roman"/>
-                <w:color w:val="262626"/>
-                <w:sz w:val="21"/>
-                <w:szCs w:val="21"/>
-                <w:lang w:eastAsia="zh-CN"/>
-              </w:rPr>
-            </w:pPr>
-            <w:r>
-              <w:rPr>
-                <w:rFonts w:hint="eastAsia" w:ascii="Times New Roman" w:hAnsi="Times New Roman" w:eastAsia="微软雅黑" w:cs="黑体"/>
                 <w:b/>
                 <w:bCs/>
                 <w:color w:val="262626"/>
                 <w:sz w:val="21"/>
-                <w:lang w:eastAsia="zh-CN"/>
-              </w:rPr>
-              <w:t>{%tr endif %}</w:t>
+                <w:szCs w:val="21"/>
+              </w:rPr>
+            </w:pPr>
+            <w:r>
+              <w:rPr>
+                <w:rFonts w:ascii="Times New Roman" w:hAnsi="Times New Roman" w:eastAsia="微软雅黑" w:cs="Times New Roman"/>
+                <w:b/>
+                <w:bCs/>
+                <w:color w:val="262626"/>
+                <w:sz w:val="21"/>
+                <w:szCs w:val="21"/>
+              </w:rPr>
+              <w:t>靶向用药指导</w:t>
+            </w:r>
+          </w:p>
+        </w:tc>
+        <w:tc>
+          <w:tcPr>
+            <w:tcW w:w="2839" w:type="pct"/>
+            <w:tcBorders>
+              <w:top w:val="single" w:color="31849B" w:sz="8" w:space="0"/>
+              <w:left w:val="single" w:color="31849B" w:sz="8" w:space="0"/>
+              <w:bottom w:val="single" w:color="31849B" w:sz="8" w:space="0"/>
+            </w:tcBorders>
+            <w:shd w:val="clear" w:color="auto" w:fill="auto"/>
+            <w:vAlign w:val="center"/>
+          </w:tcPr>
+          <w:p>
+            <w:pPr>
+              <w:pStyle w:val="21"/>
+              <w:keepNext w:val="0"/>
+              <w:keepLines w:val="0"/>
+              <w:pageBreakBefore w:val="0"/>
+              <w:widowControl w:val="0"/>
+              <w:kinsoku/>
+              <w:wordWrap/>
+              <w:overflowPunct/>
+              <w:topLinePunct w:val="0"/>
+              <w:autoSpaceDE/>
+              <w:autoSpaceDN/>
+              <w:bidi w:val="0"/>
+              <w:adjustRightInd w:val="0"/>
+              <w:snapToGrid w:val="0"/>
+              <w:spacing w:line="240" w:lineRule="auto"/>
+              <w:ind w:left="110" w:leftChars="50" w:right="119" w:rightChars="0"/>
+              <w:jc w:val="both"/>
+              <w:textAlignment w:val="auto"/>
+              <w:rPr>
+                <w:rFonts w:hint="eastAsia" w:ascii="Times New Roman" w:hAnsi="Times New Roman" w:eastAsia="微软雅黑" w:cs="Times New Roman"/>
+                <w:color w:val="262626"/>
+                <w:sz w:val="21"/>
+                <w:szCs w:val="21"/>
+                <w:lang w:eastAsia="zh-CN"/>
+              </w:rPr>
+            </w:pPr>
+            <w:r>
+              <w:rPr>
+                <w:rFonts w:hint="eastAsia" w:ascii="Times New Roman" w:hAnsi="Times New Roman" w:eastAsia="微软雅黑" w:cs="Times New Roman"/>
+                <w:color w:val="262626"/>
+                <w:sz w:val="21"/>
+                <w:szCs w:val="21"/>
+                <w:lang w:eastAsia="zh-CN"/>
+              </w:rPr>
+              <w:t>共检出{{ summaryOfRresults.thisGeneticmarkerVwListSize }}个体细胞突变，其中{{ summaryOfRresults.somaticCellMedicationNum}}个与靶向药物相关{{bodyDrugStr}}；</w:t>
+            </w:r>
+          </w:p>
+          <w:p>
+            <w:pPr>
+              <w:pStyle w:val="21"/>
+              <w:keepNext w:val="0"/>
+              <w:keepLines w:val="0"/>
+              <w:pageBreakBefore w:val="0"/>
+              <w:widowControl w:val="0"/>
+              <w:kinsoku/>
+              <w:wordWrap/>
+              <w:overflowPunct/>
+              <w:topLinePunct w:val="0"/>
+              <w:autoSpaceDE/>
+              <w:autoSpaceDN/>
+              <w:bidi w:val="0"/>
+              <w:adjustRightInd w:val="0"/>
+              <w:snapToGrid w:val="0"/>
+              <w:spacing w:line="240" w:lineRule="auto"/>
+              <w:ind w:left="110" w:leftChars="50" w:right="119" w:rightChars="0"/>
+              <w:jc w:val="both"/>
+              <w:textAlignment w:val="auto"/>
+              <w:rPr>
+                <w:rFonts w:hint="eastAsia" w:ascii="微软雅黑" w:hAnsi="微软雅黑" w:eastAsia="微软雅黑" w:cs="微软雅黑"/>
+                <w:color w:val="262626"/>
+                <w:sz w:val="18"/>
+                <w:szCs w:val="18"/>
+                <w:lang w:eastAsia="zh-CN"/>
+              </w:rPr>
+            </w:pPr>
+            <w:r>
+              <w:rPr>
+                <w:rFonts w:hint="eastAsia" w:ascii="Times New Roman" w:hAnsi="Times New Roman" w:eastAsia="微软雅黑" w:cs="Times New Roman"/>
+                <w:color w:val="262626"/>
+                <w:sz w:val="21"/>
+                <w:szCs w:val="21"/>
+                <w:lang w:eastAsia="zh-CN"/>
+              </w:rPr>
+              <w:t>共检出{{ summaryOfRresults.crCheckLineStrYF1280Size }}个胚系突变，其中{{summaryOfRresults.crDrugList}}个与靶向药物相关{{embryonalDrugStr}}</w:t>
             </w:r>
           </w:p>
         </w:tc>
@@ -1326,7 +1491,6 @@
           </w:tcPr>
           <w:p>
             <w:pPr>
-              <w:pStyle w:val="21"/>
               <w:keepNext w:val="0"/>
               <w:keepLines w:val="0"/>
               <w:pageBreakBefore w:val="0"/>
@@ -1338,11 +1502,10 @@
               <w:autoSpaceDE/>
               <w:autoSpaceDN/>
               <w:bidi w:val="0"/>
-              <w:adjustRightInd w:val="0"/>
+              <w:adjustRightInd/>
               <w:snapToGrid w:val="0"/>
-              <w:spacing w:line="240" w:lineRule="auto"/>
-              <w:ind w:left="110" w:leftChars="50"/>
-              <w:jc w:val="both"/>
+              <w:ind w:left="57" w:leftChars="0" w:right="57" w:rightChars="0"/>
+              <w:jc w:val="left"/>
               <w:textAlignment w:val="auto"/>
               <w:rPr>
                 <w:rFonts w:ascii="Times New Roman" w:hAnsi="Times New Roman" w:eastAsia="微软雅黑" w:cs="Times New Roman"/>
@@ -1362,7 +1525,7 @@
                 <w:sz w:val="21"/>
                 <w:szCs w:val="21"/>
               </w:rPr>
-              <w:t>靶向用药指导</w:t>
+              <w:t>肿瘤遗传风险检测</w:t>
             </w:r>
           </w:p>
         </w:tc>
@@ -1407,15 +1570,179 @@
             </w:pPr>
             <w:r>
               <w:rPr>
+                <w:rFonts w:hint="default" w:ascii="Times New Roman" w:hAnsi="Times New Roman" w:eastAsia="微软雅黑" w:cs="Times New Roman"/>
+                <w:color w:val="262626"/>
+                <w:sz w:val="21"/>
+                <w:szCs w:val="21"/>
+                <w:lang w:val="en-US" w:eastAsia="zh-CN"/>
+              </w:rPr>
+              <w:t>共检出</w:t>
+            </w:r>
+            <w:r>
+              <w:rPr>
                 <w:rFonts w:hint="eastAsia" w:ascii="Times New Roman" w:hAnsi="Times New Roman" w:eastAsia="微软雅黑" w:cs="Times New Roman"/>
                 <w:color w:val="262626"/>
                 <w:sz w:val="21"/>
                 <w:szCs w:val="21"/>
-                <w:lang w:eastAsia="zh-CN"/>
-              </w:rPr>
-              <w:t>共检出{{ summaryOfRresults.thisGeneticmarkerVwListSize }}个体细胞突变，其中{{ summaryOfRresults.somaticCellMedicationNum}}个与靶向药物相关{{bodyDrugStr}}；</w:t>
-            </w:r>
-          </w:p>
+                <w:lang w:val="en-US" w:eastAsia="zh-CN"/>
+              </w:rPr>
+              <w:t>{{ summaryOfRresults.crCheckLineStrYF1280Size }}</w:t>
+            </w:r>
+            <w:r>
+              <w:rPr>
+                <w:rFonts w:hint="default" w:ascii="Times New Roman" w:hAnsi="Times New Roman" w:eastAsia="微软雅黑" w:cs="Times New Roman"/>
+                <w:color w:val="262626"/>
+                <w:sz w:val="21"/>
+                <w:szCs w:val="21"/>
+                <w:lang w:val="en-US" w:eastAsia="zh-CN"/>
+              </w:rPr>
+              <w:t>个胚系突变，其中</w:t>
+            </w:r>
+            <w:r>
+              <w:rPr>
+                <w:rFonts w:hint="eastAsia" w:ascii="Times New Roman" w:hAnsi="Times New Roman" w:eastAsia="微软雅黑" w:cs="Times New Roman"/>
+                <w:color w:val="262626"/>
+                <w:sz w:val="21"/>
+                <w:szCs w:val="21"/>
+                <w:lang w:val="en-US" w:eastAsia="zh-CN"/>
+              </w:rPr>
+              <w:t>{{summaryOfRresults.hasPathogenicityCount}}</w:t>
+            </w:r>
+            <w:r>
+              <w:rPr>
+                <w:rFonts w:hint="default" w:ascii="Times New Roman" w:hAnsi="Times New Roman" w:eastAsia="微软雅黑" w:cs="Times New Roman"/>
+                <w:color w:val="262626"/>
+                <w:sz w:val="21"/>
+                <w:szCs w:val="21"/>
+                <w:lang w:val="en-US" w:eastAsia="zh-CN"/>
+              </w:rPr>
+              <w:t>个为致病</w:t>
+            </w:r>
+            <w:r>
+              <w:rPr>
+                <w:rFonts w:hint="eastAsia" w:ascii="Times New Roman" w:hAnsi="Times New Roman" w:eastAsia="微软雅黑" w:cs="Times New Roman"/>
+                <w:color w:val="262626"/>
+                <w:sz w:val="21"/>
+                <w:szCs w:val="21"/>
+                <w:lang w:val="en-US" w:eastAsia="zh-CN"/>
+              </w:rPr>
+              <w:t>/可能</w:t>
+            </w:r>
+            <w:r>
+              <w:rPr>
+                <w:rFonts w:hint="default" w:ascii="Times New Roman" w:hAnsi="Times New Roman" w:eastAsia="微软雅黑" w:cs="Times New Roman"/>
+                <w:color w:val="262626"/>
+                <w:sz w:val="21"/>
+                <w:szCs w:val="21"/>
+                <w:lang w:val="en-US" w:eastAsia="zh-CN"/>
+              </w:rPr>
+              <w:t>致病</w:t>
+            </w:r>
+            <w:r>
+              <w:rPr>
+                <w:rFonts w:hint="eastAsia" w:ascii="Times New Roman" w:hAnsi="Times New Roman" w:eastAsia="微软雅黑" w:cs="Times New Roman"/>
+                <w:color w:val="262626"/>
+                <w:sz w:val="21"/>
+                <w:szCs w:val="21"/>
+                <w:lang w:val="en-US" w:eastAsia="zh-CN"/>
+              </w:rPr>
+              <w:t>性</w:t>
+            </w:r>
+            <w:r>
+              <w:rPr>
+                <w:rFonts w:hint="default" w:ascii="Times New Roman" w:hAnsi="Times New Roman" w:eastAsia="微软雅黑" w:cs="Times New Roman"/>
+                <w:color w:val="262626"/>
+                <w:sz w:val="21"/>
+                <w:szCs w:val="21"/>
+                <w:lang w:val="en-US" w:eastAsia="zh-CN"/>
+              </w:rPr>
+              <w:t>突变</w:t>
+            </w:r>
+            <w:r>
+              <w:rPr>
+                <w:rFonts w:hint="eastAsia" w:ascii="Times New Roman" w:hAnsi="Times New Roman" w:eastAsia="微软雅黑" w:cs="Times New Roman"/>
+                <w:color w:val="262626"/>
+                <w:sz w:val="21"/>
+                <w:szCs w:val="21"/>
+                <w:lang w:val="en-US" w:eastAsia="zh-CN"/>
+              </w:rPr>
+              <w:t>{{</w:t>
+            </w:r>
+            <w:r>
+              <w:rPr>
+                <w:rFonts w:hint="default" w:ascii="Times New Roman" w:hAnsi="Times New Roman" w:eastAsia="微软雅黑" w:cs="Times New Roman"/>
+                <w:color w:val="262626"/>
+                <w:sz w:val="21"/>
+                <w:szCs w:val="21"/>
+                <w:lang w:val="en-US" w:eastAsia="zh-CN"/>
+              </w:rPr>
+              <w:t>crCheckDrugStr</w:t>
+            </w:r>
+            <w:r>
+              <w:rPr>
+                <w:rFonts w:hint="eastAsia" w:ascii="Times New Roman" w:hAnsi="Times New Roman" w:eastAsia="微软雅黑" w:cs="Times New Roman"/>
+                <w:color w:val="262626"/>
+                <w:sz w:val="21"/>
+                <w:szCs w:val="21"/>
+                <w:lang w:val="en-US" w:eastAsia="zh-CN"/>
+              </w:rPr>
+              <w:t>}}{{summaryOfRresults.</w:t>
+            </w:r>
+            <w:r>
+              <w:rPr>
+                <w:rFonts w:hint="default" w:ascii="Times New Roman" w:hAnsi="Times New Roman" w:eastAsia="微软雅黑" w:cs="Times New Roman"/>
+                <w:color w:val="262626"/>
+                <w:sz w:val="21"/>
+                <w:szCs w:val="21"/>
+                <w:lang w:val="en-US" w:eastAsia="zh-CN"/>
+              </w:rPr>
+              <w:t>cr_tumors_desc</w:t>
+            </w:r>
+            <w:r>
+              <w:rPr>
+                <w:rFonts w:hint="eastAsia" w:ascii="Times New Roman" w:hAnsi="Times New Roman" w:eastAsia="微软雅黑" w:cs="Times New Roman"/>
+                <w:color w:val="262626"/>
+                <w:sz w:val="21"/>
+                <w:szCs w:val="21"/>
+                <w:lang w:val="en-US" w:eastAsia="zh-CN"/>
+              </w:rPr>
+              <w:t>}}</w:t>
+            </w:r>
+          </w:p>
+        </w:tc>
+      </w:tr>
+      <w:tr>
+        <w:tblPrEx>
+          <w:tblBorders>
+            <w:top w:val="none" w:color="auto" w:sz="0" w:space="0"/>
+            <w:left w:val="none" w:color="auto" w:sz="0" w:space="0"/>
+            <w:bottom w:val="none" w:color="auto" w:sz="0" w:space="0"/>
+            <w:right w:val="none" w:color="auto" w:sz="0" w:space="0"/>
+            <w:insideH w:val="none" w:color="auto" w:sz="0" w:space="0"/>
+            <w:insideV w:val="none" w:color="auto" w:sz="0" w:space="0"/>
+          </w:tblBorders>
+          <w:tblCellMar>
+            <w:top w:w="0" w:type="dxa"/>
+            <w:left w:w="0" w:type="dxa"/>
+            <w:bottom w:w="0" w:type="dxa"/>
+            <w:right w:w="0" w:type="dxa"/>
+          </w:tblCellMar>
+        </w:tblPrEx>
+        <w:trPr>
+          <w:trHeight w:val="397" w:hRule="atLeast"/>
+          <w:jc w:val="center"/>
+        </w:trPr>
+        <w:tc>
+          <w:tcPr>
+            <w:tcW w:w="5000" w:type="pct"/>
+            <w:gridSpan w:val="3"/>
+            <w:tcBorders>
+              <w:top w:val="single" w:color="31849B" w:sz="8" w:space="0"/>
+              <w:bottom w:val="single" w:color="31849B" w:sz="8" w:space="0"/>
+            </w:tcBorders>
+            <w:shd w:val="clear" w:color="auto" w:fill="auto"/>
+            <w:vAlign w:val="center"/>
+          </w:tcPr>
           <w:p>
             <w:pPr>
               <w:pStyle w:val="21"/>
@@ -1437,22 +1764,294 @@
               <w:jc w:val="both"/>
               <w:textAlignment w:val="auto"/>
               <w:rPr>
-                <w:rFonts w:hint="eastAsia" w:ascii="微软雅黑" w:hAnsi="微软雅黑" w:eastAsia="微软雅黑" w:cs="微软雅黑"/>
-                <w:color w:val="262626"/>
-                <w:sz w:val="18"/>
-                <w:szCs w:val="18"/>
-                <w:lang w:eastAsia="zh-CN"/>
+                <w:rFonts w:hint="default" w:ascii="Times New Roman" w:hAnsi="Times New Roman" w:eastAsia="微软雅黑" w:cs="Times New Roman"/>
+                <w:color w:val="262626"/>
+                <w:sz w:val="21"/>
+                <w:szCs w:val="21"/>
+                <w:lang w:val="en-US" w:eastAsia="zh-CN"/>
+              </w:rPr>
+            </w:pPr>
+            <w:r>
+              <w:rPr>
+                <w:rFonts w:hint="default" w:ascii="Times New Roman" w:hAnsi="Times New Roman" w:eastAsia="微软雅黑" w:cs="Times New Roman"/>
+                <w:color w:val="262626"/>
+                <w:sz w:val="21"/>
+                <w:szCs w:val="21"/>
+                <w:lang w:val="en-US" w:eastAsia="zh-CN"/>
+              </w:rPr>
+              <w:t>{%tr if (reportInfo.conf.thyroidCancerPrognosis and disease.ThyroidCarcinoma) or (reportInfo.conf.melanomaPrognosis and disease.Melanoma )%}</w:t>
+            </w:r>
+          </w:p>
+        </w:tc>
+      </w:tr>
+      <w:tr>
+        <w:tblPrEx>
+          <w:tblBorders>
+            <w:top w:val="none" w:color="auto" w:sz="0" w:space="0"/>
+            <w:left w:val="none" w:color="auto" w:sz="0" w:space="0"/>
+            <w:bottom w:val="none" w:color="auto" w:sz="0" w:space="0"/>
+            <w:right w:val="none" w:color="auto" w:sz="0" w:space="0"/>
+            <w:insideH w:val="none" w:color="auto" w:sz="0" w:space="0"/>
+            <w:insideV w:val="none" w:color="auto" w:sz="0" w:space="0"/>
+          </w:tblBorders>
+          <w:tblCellMar>
+            <w:top w:w="0" w:type="dxa"/>
+            <w:left w:w="0" w:type="dxa"/>
+            <w:bottom w:w="0" w:type="dxa"/>
+            <w:right w:w="0" w:type="dxa"/>
+          </w:tblCellMar>
+        </w:tblPrEx>
+        <w:trPr>
+          <w:trHeight w:val="397" w:hRule="atLeast"/>
+          <w:jc w:val="center"/>
+        </w:trPr>
+        <w:tc>
+          <w:tcPr>
+            <w:tcW w:w="2160" w:type="pct"/>
+            <w:gridSpan w:val="2"/>
+            <w:tcBorders>
+              <w:top w:val="single" w:color="31849B" w:sz="8" w:space="0"/>
+              <w:bottom w:val="single" w:color="31849B" w:sz="8" w:space="0"/>
+              <w:right w:val="single" w:color="31849B" w:sz="8" w:space="0"/>
+            </w:tcBorders>
+            <w:shd w:val="clear" w:color="auto" w:fill="auto"/>
+            <w:vAlign w:val="center"/>
+          </w:tcPr>
+          <w:p>
+            <w:pPr>
+              <w:keepNext w:val="0"/>
+              <w:keepLines w:val="0"/>
+              <w:pageBreakBefore w:val="0"/>
+              <w:widowControl w:val="0"/>
+              <w:kinsoku/>
+              <w:wordWrap/>
+              <w:overflowPunct/>
+              <w:topLinePunct w:val="0"/>
+              <w:autoSpaceDE/>
+              <w:autoSpaceDN/>
+              <w:bidi w:val="0"/>
+              <w:adjustRightInd/>
+              <w:snapToGrid w:val="0"/>
+              <w:ind w:left="57" w:leftChars="0" w:right="57" w:rightChars="0"/>
+              <w:jc w:val="left"/>
+              <w:textAlignment w:val="auto"/>
+              <w:rPr>
+                <w:rFonts w:ascii="Times New Roman" w:hAnsi="Times New Roman" w:eastAsia="微软雅黑" w:cs="Times New Roman"/>
+                <w:b/>
+                <w:bCs/>
+                <w:color w:val="262626"/>
+                <w:sz w:val="21"/>
+                <w:szCs w:val="21"/>
               </w:rPr>
             </w:pPr>
             <w:r>
               <w:rPr>
                 <w:rFonts w:hint="eastAsia" w:ascii="Times New Roman" w:hAnsi="Times New Roman" w:eastAsia="微软雅黑" w:cs="Times New Roman"/>
-                <w:color w:val="262626"/>
-                <w:sz w:val="21"/>
-                <w:szCs w:val="21"/>
-                <w:lang w:eastAsia="zh-CN"/>
-              </w:rPr>
-              <w:t>共检出{{ summaryOfRresults.crCheckLineStrYF1280Size }}个胚系突变，其中{{summaryOfRresults.crDrugList}}个与靶向药物相关{{embryonalDrugStr}}</w:t>
+                <w:b/>
+                <w:bCs/>
+                <w:color w:val="262626"/>
+                <w:sz w:val="21"/>
+                <w:szCs w:val="21"/>
+                <w:lang w:eastAsia="zh-CN"/>
+              </w:rPr>
+              <w:t>预后评估</w:t>
+            </w:r>
+          </w:p>
+        </w:tc>
+        <w:tc>
+          <w:tcPr>
+            <w:tcW w:w="2839" w:type="pct"/>
+            <w:tcBorders>
+              <w:top w:val="single" w:color="31849B" w:sz="8" w:space="0"/>
+              <w:left w:val="single" w:color="31849B" w:sz="8" w:space="0"/>
+              <w:bottom w:val="single" w:color="31849B" w:sz="8" w:space="0"/>
+            </w:tcBorders>
+            <w:shd w:val="clear" w:color="auto" w:fill="auto"/>
+            <w:vAlign w:val="center"/>
+          </w:tcPr>
+          <w:p>
+            <w:pPr>
+              <w:pStyle w:val="21"/>
+              <w:keepNext w:val="0"/>
+              <w:keepLines w:val="0"/>
+              <w:pageBreakBefore w:val="0"/>
+              <w:widowControl w:val="0"/>
+              <w:kinsoku/>
+              <w:wordWrap/>
+              <w:overflowPunct/>
+              <w:topLinePunct w:val="0"/>
+              <w:autoSpaceDE/>
+              <w:autoSpaceDN/>
+              <w:bidi w:val="0"/>
+              <w:adjustRightInd w:val="0"/>
+              <w:snapToGrid w:val="0"/>
+              <w:spacing w:line="240" w:lineRule="auto"/>
+              <w:ind w:left="110" w:leftChars="50" w:right="119" w:rightChars="0"/>
+              <w:jc w:val="both"/>
+              <w:textAlignment w:val="auto"/>
+              <w:rPr>
+                <w:rFonts w:hint="default" w:ascii="Times New Roman" w:hAnsi="Times New Roman" w:eastAsia="微软雅黑" w:cs="Times New Roman"/>
+                <w:color w:val="262626"/>
+                <w:sz w:val="21"/>
+                <w:szCs w:val="21"/>
+                <w:lang w:val="en-US" w:eastAsia="zh-CN"/>
+              </w:rPr>
+            </w:pPr>
+            <w:r>
+              <w:rPr>
+                <w:rFonts w:hint="default" w:ascii="Times New Roman" w:hAnsi="Times New Roman" w:eastAsia="微软雅黑" w:cs="Times New Roman"/>
+                <w:color w:val="262626"/>
+                <w:sz w:val="21"/>
+                <w:szCs w:val="21"/>
+                <w:lang w:val="en-US" w:eastAsia="zh-CN"/>
+              </w:rPr>
+              <w:t>共检出{{ summaryOfRresults.thisGeneticmarkerVwListSize }}个体细胞突变，其中{{ summaryOfRresults.prognosticEvaluationSize }}个与预后相关{{ peDrugStr }}</w:t>
+            </w:r>
+          </w:p>
+        </w:tc>
+      </w:tr>
+      <w:tr>
+        <w:tblPrEx>
+          <w:tblBorders>
+            <w:top w:val="none" w:color="auto" w:sz="0" w:space="0"/>
+            <w:left w:val="none" w:color="auto" w:sz="0" w:space="0"/>
+            <w:bottom w:val="none" w:color="auto" w:sz="0" w:space="0"/>
+            <w:right w:val="none" w:color="auto" w:sz="0" w:space="0"/>
+            <w:insideH w:val="none" w:color="auto" w:sz="0" w:space="0"/>
+            <w:insideV w:val="none" w:color="auto" w:sz="0" w:space="0"/>
+          </w:tblBorders>
+          <w:tblCellMar>
+            <w:top w:w="0" w:type="dxa"/>
+            <w:left w:w="0" w:type="dxa"/>
+            <w:bottom w:w="0" w:type="dxa"/>
+            <w:right w:w="0" w:type="dxa"/>
+          </w:tblCellMar>
+        </w:tblPrEx>
+        <w:trPr>
+          <w:trHeight w:val="397" w:hRule="atLeast"/>
+          <w:jc w:val="center"/>
+        </w:trPr>
+        <w:tc>
+          <w:tcPr>
+            <w:tcW w:w="5000" w:type="pct"/>
+            <w:gridSpan w:val="3"/>
+            <w:tcBorders>
+              <w:top w:val="single" w:color="31849B" w:sz="8" w:space="0"/>
+              <w:bottom w:val="single" w:color="31849B" w:sz="8" w:space="0"/>
+            </w:tcBorders>
+            <w:shd w:val="clear" w:color="auto" w:fill="auto"/>
+            <w:vAlign w:val="center"/>
+          </w:tcPr>
+          <w:p>
+            <w:pPr>
+              <w:pStyle w:val="21"/>
+              <w:keepNext w:val="0"/>
+              <w:keepLines w:val="0"/>
+              <w:pageBreakBefore w:val="0"/>
+              <w:widowControl w:val="0"/>
+              <w:kinsoku/>
+              <w:wordWrap/>
+              <w:overflowPunct/>
+              <w:topLinePunct w:val="0"/>
+              <w:autoSpaceDE/>
+              <w:autoSpaceDN/>
+              <w:bidi w:val="0"/>
+              <w:adjustRightInd w:val="0"/>
+              <w:snapToGrid w:val="0"/>
+              <w:spacing w:line="240" w:lineRule="auto"/>
+              <w:ind w:left="110" w:leftChars="50" w:right="119" w:rightChars="0"/>
+              <w:jc w:val="both"/>
+              <w:textAlignment w:val="auto"/>
+              <w:rPr>
+                <w:rFonts w:hint="default" w:ascii="Times New Roman" w:hAnsi="Times New Roman" w:eastAsia="微软雅黑" w:cs="Times New Roman"/>
+                <w:color w:val="262626"/>
+                <w:sz w:val="21"/>
+                <w:szCs w:val="21"/>
+                <w:lang w:val="en-US" w:eastAsia="zh-CN"/>
+              </w:rPr>
+            </w:pPr>
+            <w:r>
+              <w:rPr>
+                <w:rFonts w:hint="default" w:ascii="Times New Roman" w:hAnsi="Times New Roman" w:eastAsia="微软雅黑" w:cs="Times New Roman"/>
+                <w:color w:val="262626"/>
+                <w:sz w:val="21"/>
+                <w:szCs w:val="21"/>
+                <w:lang w:val="en-US" w:eastAsia="zh-CN"/>
+              </w:rPr>
+              <w:t>{%tr endif %}</w:t>
+            </w:r>
+          </w:p>
+        </w:tc>
+      </w:tr>
+      <w:tr>
+        <w:tblPrEx>
+          <w:tblBorders>
+            <w:top w:val="none" w:color="auto" w:sz="0" w:space="0"/>
+            <w:left w:val="none" w:color="auto" w:sz="0" w:space="0"/>
+            <w:bottom w:val="none" w:color="auto" w:sz="0" w:space="0"/>
+            <w:right w:val="none" w:color="auto" w:sz="0" w:space="0"/>
+            <w:insideH w:val="none" w:color="auto" w:sz="0" w:space="0"/>
+            <w:insideV w:val="none" w:color="auto" w:sz="0" w:space="0"/>
+          </w:tblBorders>
+          <w:tblCellMar>
+            <w:top w:w="0" w:type="dxa"/>
+            <w:left w:w="0" w:type="dxa"/>
+            <w:bottom w:w="0" w:type="dxa"/>
+            <w:right w:w="0" w:type="dxa"/>
+          </w:tblCellMar>
+        </w:tblPrEx>
+        <w:trPr>
+          <w:trHeight w:val="397" w:hRule="atLeast"/>
+          <w:jc w:val="center"/>
+        </w:trPr>
+        <w:tc>
+          <w:tcPr>
+            <w:tcW w:w="5000" w:type="pct"/>
+            <w:gridSpan w:val="3"/>
+            <w:tcBorders>
+              <w:top w:val="single" w:color="31849B" w:sz="8" w:space="0"/>
+              <w:bottom w:val="single" w:color="31849B" w:sz="8" w:space="0"/>
+            </w:tcBorders>
+            <w:shd w:val="clear" w:color="auto" w:fill="auto"/>
+            <w:vAlign w:val="center"/>
+          </w:tcPr>
+          <w:p>
+            <w:pPr>
+              <w:pStyle w:val="21"/>
+              <w:keepNext w:val="0"/>
+              <w:keepLines w:val="0"/>
+              <w:pageBreakBefore w:val="0"/>
+              <w:widowControl w:val="0"/>
+              <w:kinsoku/>
+              <w:wordWrap/>
+              <w:overflowPunct/>
+              <w:topLinePunct w:val="0"/>
+              <w:autoSpaceDE/>
+              <w:autoSpaceDN/>
+              <w:bidi w:val="0"/>
+              <w:adjustRightInd w:val="0"/>
+              <w:snapToGrid w:val="0"/>
+              <w:spacing w:line="240" w:lineRule="auto"/>
+              <w:ind w:left="110" w:leftChars="50" w:right="119" w:rightChars="0"/>
+              <w:jc w:val="both"/>
+              <w:textAlignment w:val="auto"/>
+              <w:rPr>
+                <w:rFonts w:hint="default" w:ascii="Times New Roman" w:hAnsi="Times New Roman" w:eastAsia="微软雅黑" w:cs="Times New Roman"/>
+                <w:color w:val="262626"/>
+                <w:sz w:val="21"/>
+                <w:szCs w:val="21"/>
+                <w:lang w:val="en-US" w:eastAsia="zh-CN"/>
+              </w:rPr>
+            </w:pPr>
+            <w:r>
+              <w:rPr>
+                <w:rFonts w:hint="default" w:ascii="Times New Roman" w:hAnsi="Times New Roman" w:eastAsia="微软雅黑" w:cs="Times New Roman"/>
+                <w:color w:val="262626"/>
+                <w:sz w:val="21"/>
+                <w:szCs w:val="21"/>
+                <w:lang w:val="en-US" w:eastAsia="zh-CN"/>
+              </w:rPr>
+              <w:t>{%tr if prostateCancerFlag %}</w:t>
             </w:r>
           </w:p>
         </w:tc>
@@ -1481,11 +2080,10 @@
         </w:trPr>
         <w:tc>
           <w:tcPr>
-            <w:tcW w:w="2160" w:type="pct"/>
-            <w:gridSpan w:val="2"/>
+            <w:tcW w:w="752" w:type="pct"/>
+            <w:vMerge w:val="restart"/>
             <w:tcBorders>
               <w:top w:val="single" w:color="31849B" w:sz="8" w:space="0"/>
-              <w:bottom w:val="single" w:color="31849B" w:sz="8" w:space="0"/>
               <w:right w:val="single" w:color="31849B" w:sz="8" w:space="0"/>
             </w:tcBorders>
             <w:shd w:val="clear" w:color="auto" w:fill="auto"/>
@@ -1510,24 +2108,79 @@
               <w:jc w:val="left"/>
               <w:textAlignment w:val="auto"/>
               <w:rPr>
-                <w:rFonts w:ascii="Times New Roman" w:hAnsi="Times New Roman" w:eastAsia="微软雅黑" w:cs="Times New Roman"/>
+                <w:rFonts w:hint="eastAsia" w:ascii="Times New Roman" w:hAnsi="Times New Roman" w:eastAsia="微软雅黑" w:cs="Times New Roman"/>
                 <w:b/>
                 <w:bCs/>
                 <w:color w:val="262626"/>
                 <w:sz w:val="21"/>
                 <w:szCs w:val="21"/>
-              </w:rPr>
-            </w:pPr>
-            <w:r>
-              <w:rPr>
-                <w:rFonts w:ascii="Times New Roman" w:hAnsi="Times New Roman" w:eastAsia="微软雅黑" w:cs="Times New Roman"/>
+                <w:lang w:eastAsia="zh-CN"/>
+              </w:rPr>
+            </w:pPr>
+            <w:r>
+              <w:rPr>
+                <w:rFonts w:hint="default" w:ascii="Times New Roman" w:hAnsi="Times New Roman" w:eastAsia="微软雅黑" w:cs="Times New Roman"/>
                 <w:b/>
                 <w:bCs/>
                 <w:color w:val="262626"/>
                 <w:sz w:val="21"/>
                 <w:szCs w:val="21"/>
-              </w:rPr>
-              <w:t>肿瘤遗传风险检测</w:t>
+                <w:lang w:val="en-US" w:eastAsia="zh-CN" w:bidi="ar-SA"/>
+              </w:rPr>
+              <w:t>内分泌相关</w:t>
+            </w:r>
+          </w:p>
+        </w:tc>
+        <w:tc>
+          <w:tcPr>
+            <w:tcW w:w="1407" w:type="pct"/>
+            <w:tcBorders>
+              <w:top w:val="single" w:color="31849B" w:sz="8" w:space="0"/>
+              <w:bottom w:val="single" w:color="31849B" w:sz="8" w:space="0"/>
+              <w:right w:val="single" w:color="31849B" w:sz="8" w:space="0"/>
+            </w:tcBorders>
+            <w:shd w:val="clear" w:color="auto" w:fill="auto"/>
+            <w:vAlign w:val="center"/>
+          </w:tcPr>
+          <w:p>
+            <w:pPr>
+              <w:keepNext w:val="0"/>
+              <w:keepLines w:val="0"/>
+              <w:pageBreakBefore w:val="0"/>
+              <w:widowControl w:val="0"/>
+              <w:kinsoku/>
+              <w:wordWrap/>
+              <w:overflowPunct/>
+              <w:topLinePunct w:val="0"/>
+              <w:autoSpaceDE/>
+              <w:autoSpaceDN/>
+              <w:bidi w:val="0"/>
+              <w:adjustRightInd/>
+              <w:snapToGrid w:val="0"/>
+              <w:ind w:left="57" w:leftChars="0" w:right="57" w:rightChars="0"/>
+              <w:jc w:val="left"/>
+              <w:textAlignment w:val="auto"/>
+              <w:rPr>
+                <w:rFonts w:hint="eastAsia" w:ascii="Times New Roman" w:hAnsi="Times New Roman" w:eastAsia="微软雅黑" w:cs="Times New Roman"/>
+                <w:b/>
+                <w:bCs/>
+                <w:color w:val="262626"/>
+                <w:sz w:val="21"/>
+                <w:szCs w:val="21"/>
+                <w:lang w:eastAsia="zh-CN"/>
+              </w:rPr>
+            </w:pPr>
+            <w:r>
+              <w:rPr>
+                <w:rFonts w:hint="default" w:ascii="Times New Roman" w:hAnsi="Times New Roman" w:eastAsia="微软雅黑" w:cs="Times New Roman"/>
+                <w:b/>
+                <w:bCs/>
+                <w:color w:val="262626"/>
+                <w:sz w:val="21"/>
+                <w:szCs w:val="21"/>
+                <w:lang w:val="en-US" w:eastAsia="zh-CN" w:bidi="ar-SA"/>
+              </w:rPr>
+              <w:t>内分泌治疗相关</w:t>
             </w:r>
           </w:p>
         </w:tc>
@@ -1563,152 +2216,22 @@
               <w:jc w:val="both"/>
               <w:textAlignment w:val="auto"/>
               <w:rPr>
-                <w:rFonts w:hint="eastAsia" w:ascii="Times New Roman" w:hAnsi="Times New Roman" w:eastAsia="微软雅黑" w:cs="Times New Roman"/>
-                <w:color w:val="262626"/>
-                <w:sz w:val="21"/>
-                <w:szCs w:val="21"/>
-                <w:lang w:eastAsia="zh-CN"/>
-              </w:rPr>
-            </w:pPr>
-            <w:r>
-              <w:rPr>
                 <w:rFonts w:hint="default" w:ascii="Times New Roman" w:hAnsi="Times New Roman" w:eastAsia="微软雅黑" w:cs="Times New Roman"/>
                 <w:color w:val="262626"/>
                 <w:sz w:val="21"/>
                 <w:szCs w:val="21"/>
                 <w:lang w:val="en-US" w:eastAsia="zh-CN"/>
               </w:rPr>
-              <w:t>共检出</w:t>
-            </w:r>
-            <w:r>
-              <w:rPr>
-                <w:rFonts w:hint="eastAsia" w:ascii="Times New Roman" w:hAnsi="Times New Roman" w:eastAsia="微软雅黑" w:cs="Times New Roman"/>
-                <w:color w:val="262626"/>
-                <w:sz w:val="21"/>
-                <w:szCs w:val="21"/>
-                <w:lang w:val="en-US" w:eastAsia="zh-CN"/>
-              </w:rPr>
-              <w:t>{{ summaryOfRresults.crCheckLineStrYF1280Size }}</w:t>
-            </w:r>
-            <w:r>
-              <w:rPr>
-                <w:rFonts w:hint="default" w:ascii="Times New Roman" w:hAnsi="Times New Roman" w:eastAsia="微软雅黑" w:cs="Times New Roman"/>
-                <w:color w:val="262626"/>
-                <w:sz w:val="21"/>
-                <w:szCs w:val="21"/>
-                <w:lang w:val="en-US" w:eastAsia="zh-CN"/>
-              </w:rPr>
-              <w:t>个胚系突变，其中</w:t>
-            </w:r>
-            <w:r>
-              <w:rPr>
-                <w:rFonts w:hint="eastAsia" w:ascii="Times New Roman" w:hAnsi="Times New Roman" w:eastAsia="微软雅黑" w:cs="Times New Roman"/>
-                <w:color w:val="262626"/>
-                <w:sz w:val="21"/>
-                <w:szCs w:val="21"/>
-                <w:lang w:val="en-US" w:eastAsia="zh-CN"/>
-              </w:rPr>
-              <w:t>{{summaryOfRresults.hasPathogenicityCount}}</w:t>
-            </w:r>
-            <w:r>
-              <w:rPr>
-                <w:rFonts w:hint="default" w:ascii="Times New Roman" w:hAnsi="Times New Roman" w:eastAsia="微软雅黑" w:cs="Times New Roman"/>
-                <w:color w:val="262626"/>
-                <w:sz w:val="21"/>
-                <w:szCs w:val="21"/>
-                <w:lang w:val="en-US" w:eastAsia="zh-CN"/>
-              </w:rPr>
-              <w:t>个为致病</w:t>
-            </w:r>
-            <w:r>
-              <w:rPr>
-                <w:rFonts w:hint="eastAsia" w:ascii="Times New Roman" w:hAnsi="Times New Roman" w:eastAsia="微软雅黑" w:cs="Times New Roman"/>
-                <w:color w:val="262626"/>
-                <w:sz w:val="21"/>
-                <w:szCs w:val="21"/>
-                <w:lang w:val="en-US" w:eastAsia="zh-CN"/>
-              </w:rPr>
-              <w:t>/可能</w:t>
-            </w:r>
-            <w:r>
-              <w:rPr>
-                <w:rFonts w:hint="default" w:ascii="Times New Roman" w:hAnsi="Times New Roman" w:eastAsia="微软雅黑" w:cs="Times New Roman"/>
-                <w:color w:val="262626"/>
-                <w:sz w:val="21"/>
-                <w:szCs w:val="21"/>
-                <w:lang w:val="en-US" w:eastAsia="zh-CN"/>
-              </w:rPr>
-              <w:t>致病</w:t>
-            </w:r>
-            <w:r>
-              <w:rPr>
-                <w:rFonts w:hint="eastAsia" w:ascii="Times New Roman" w:hAnsi="Times New Roman" w:eastAsia="微软雅黑" w:cs="Times New Roman"/>
-                <w:color w:val="262626"/>
-                <w:sz w:val="21"/>
-                <w:szCs w:val="21"/>
-                <w:lang w:val="en-US" w:eastAsia="zh-CN"/>
-              </w:rPr>
-              <w:t>性</w:t>
-            </w:r>
-            <w:r>
-              <w:rPr>
-                <w:rFonts w:hint="default" w:ascii="Times New Roman" w:hAnsi="Times New Roman" w:eastAsia="微软雅黑" w:cs="Times New Roman"/>
-                <w:color w:val="262626"/>
-                <w:sz w:val="21"/>
-                <w:szCs w:val="21"/>
-                <w:lang w:val="en-US" w:eastAsia="zh-CN"/>
-              </w:rPr>
-              <w:t>突变</w:t>
-            </w:r>
-            <w:r>
-              <w:rPr>
-                <w:rFonts w:hint="eastAsia" w:ascii="Times New Roman" w:hAnsi="Times New Roman" w:eastAsia="微软雅黑" w:cs="Times New Roman"/>
-                <w:color w:val="262626"/>
-                <w:sz w:val="21"/>
-                <w:szCs w:val="21"/>
-                <w:lang w:val="en-US" w:eastAsia="zh-CN"/>
-              </w:rPr>
-              <w:t>{{</w:t>
-            </w:r>
-            <w:r>
-              <w:rPr>
-                <w:rFonts w:hint="default" w:ascii="Times New Roman" w:hAnsi="Times New Roman" w:eastAsia="微软雅黑" w:cs="Times New Roman"/>
-                <w:color w:val="262626"/>
-                <w:sz w:val="21"/>
-                <w:szCs w:val="21"/>
-                <w:lang w:val="en-US" w:eastAsia="zh-CN"/>
-              </w:rPr>
-              <w:t>crCheckDrugStr</w:t>
-            </w:r>
-            <w:r>
-              <w:rPr>
-                <w:rFonts w:hint="eastAsia" w:ascii="Times New Roman" w:hAnsi="Times New Roman" w:eastAsia="微软雅黑" w:cs="Times New Roman"/>
-                <w:color w:val="262626"/>
-                <w:sz w:val="21"/>
-                <w:szCs w:val="21"/>
-                <w:lang w:val="en-US" w:eastAsia="zh-CN"/>
-              </w:rPr>
-              <w:t>}}{{summaryOfRresults.</w:t>
-            </w:r>
-            <w:r>
-              <w:rPr>
-                <w:rFonts w:hint="default" w:ascii="Times New Roman" w:hAnsi="Times New Roman" w:eastAsia="微软雅黑" w:cs="Times New Roman"/>
-                <w:color w:val="262626"/>
-                <w:sz w:val="21"/>
-                <w:szCs w:val="21"/>
-                <w:lang w:val="en-US" w:eastAsia="zh-CN"/>
-              </w:rPr>
-              <w:t>cr_tumors_desc</w:t>
-            </w:r>
-            <w:r>
-              <w:rPr>
-                <w:rFonts w:hint="eastAsia" w:ascii="Times New Roman" w:hAnsi="Times New Roman" w:eastAsia="微软雅黑" w:cs="Times New Roman"/>
-                <w:color w:val="262626"/>
-                <w:sz w:val="21"/>
-                <w:szCs w:val="21"/>
-                <w:lang w:val="en-US" w:eastAsia="zh-CN"/>
-              </w:rPr>
-              <w:t>}}</w:t>
+            </w:pPr>
+            <w:r>
+              <w:rPr>
+                <w:rFonts w:hint="default" w:ascii="Times New Roman" w:hAnsi="Times New Roman" w:eastAsia="微软雅黑" w:cs="Times New Roman"/>
+                <w:color w:val="262626"/>
+                <w:sz w:val="21"/>
+                <w:szCs w:val="21"/>
+                <w:lang w:val="en-US" w:eastAsia="zh-CN" w:bidi="ar-SA"/>
+              </w:rPr>
+              <w:t>共检出{{summaryOfRresults.endocrineTherapySize}}个内分泌治疗相关突变</w:t>
             </w:r>
           </w:p>
         </w:tc>
@@ -1736,10 +2259,104 @@
         </w:trPr>
         <w:tc>
           <w:tcPr>
-            <w:tcW w:w="5000" w:type="pct"/>
-            <w:gridSpan w:val="3"/>
+            <w:tcW w:w="752" w:type="pct"/>
+            <w:vMerge w:val="continue"/>
+            <w:tcBorders>
+              <w:bottom w:val="single" w:color="31849B" w:sz="8" w:space="0"/>
+              <w:right w:val="single" w:color="31849B" w:sz="8" w:space="0"/>
+            </w:tcBorders>
+            <w:shd w:val="clear" w:color="auto" w:fill="auto"/>
+            <w:vAlign w:val="center"/>
+          </w:tcPr>
+          <w:p>
+            <w:pPr>
+              <w:keepNext w:val="0"/>
+              <w:keepLines w:val="0"/>
+              <w:pageBreakBefore w:val="0"/>
+              <w:widowControl w:val="0"/>
+              <w:kinsoku/>
+              <w:wordWrap/>
+              <w:overflowPunct/>
+              <w:topLinePunct w:val="0"/>
+              <w:autoSpaceDE/>
+              <w:autoSpaceDN/>
+              <w:bidi w:val="0"/>
+              <w:adjustRightInd/>
+              <w:snapToGrid w:val="0"/>
+              <w:ind w:left="57" w:leftChars="0" w:right="57" w:rightChars="0"/>
+              <w:jc w:val="left"/>
+              <w:textAlignment w:val="auto"/>
+              <w:rPr>
+                <w:rFonts w:hint="eastAsia" w:ascii="Times New Roman" w:hAnsi="Times New Roman" w:eastAsia="微软雅黑" w:cs="Times New Roman"/>
+                <w:b/>
+                <w:bCs/>
+                <w:color w:val="262626"/>
+                <w:sz w:val="21"/>
+                <w:szCs w:val="21"/>
+                <w:lang w:eastAsia="zh-CN"/>
+              </w:rPr>
+            </w:pPr>
+          </w:p>
+        </w:tc>
+        <w:tc>
+          <w:tcPr>
+            <w:tcW w:w="1407" w:type="pct"/>
             <w:tcBorders>
               <w:top w:val="single" w:color="31849B" w:sz="8" w:space="0"/>
+              <w:bottom w:val="single" w:color="31849B" w:sz="8" w:space="0"/>
+              <w:right w:val="single" w:color="31849B" w:sz="8" w:space="0"/>
+            </w:tcBorders>
+            <w:shd w:val="clear" w:color="auto" w:fill="auto"/>
+            <w:vAlign w:val="center"/>
+          </w:tcPr>
+          <w:p>
+            <w:pPr>
+              <w:keepNext w:val="0"/>
+              <w:keepLines w:val="0"/>
+              <w:pageBreakBefore w:val="0"/>
+              <w:widowControl w:val="0"/>
+              <w:kinsoku/>
+              <w:wordWrap/>
+              <w:overflowPunct/>
+              <w:topLinePunct w:val="0"/>
+              <w:autoSpaceDE/>
+              <w:autoSpaceDN/>
+              <w:bidi w:val="0"/>
+              <w:adjustRightInd/>
+              <w:snapToGrid w:val="0"/>
+              <w:ind w:left="57" w:leftChars="0" w:right="57" w:rightChars="0"/>
+              <w:jc w:val="left"/>
+              <w:textAlignment w:val="auto"/>
+              <w:rPr>
+                <w:rFonts w:hint="eastAsia" w:ascii="Times New Roman" w:hAnsi="Times New Roman" w:eastAsia="微软雅黑" w:cs="Times New Roman"/>
+                <w:b/>
+                <w:bCs/>
+                <w:color w:val="262626"/>
+                <w:sz w:val="21"/>
+                <w:szCs w:val="21"/>
+                <w:lang w:eastAsia="zh-CN"/>
+              </w:rPr>
+            </w:pPr>
+            <w:r>
+              <w:rPr>
+                <w:rFonts w:hint="default" w:ascii="Times New Roman" w:hAnsi="Times New Roman" w:eastAsia="微软雅黑" w:cs="Times New Roman"/>
+                <w:b/>
+                <w:bCs/>
+                <w:color w:val="262626"/>
+                <w:sz w:val="21"/>
+                <w:szCs w:val="21"/>
+                <w:lang w:val="en-US" w:eastAsia="en-US" w:bidi="ar-SA"/>
+              </w:rPr>
+              <w:t>神经内分泌分化相关</w:t>
+            </w:r>
+          </w:p>
+        </w:tc>
+        <w:tc>
+          <w:tcPr>
+            <w:tcW w:w="2839" w:type="pct"/>
+            <w:tcBorders>
+              <w:top w:val="single" w:color="31849B" w:sz="8" w:space="0"/>
+              <w:left w:val="single" w:color="31849B" w:sz="8" w:space="0"/>
               <w:bottom w:val="single" w:color="31849B" w:sz="8" w:space="0"/>
             </w:tcBorders>
             <w:shd w:val="clear" w:color="auto" w:fill="auto"/>
@@ -1779,281 +2396,9 @@
                 <w:color w:val="262626"/>
                 <w:sz w:val="21"/>
                 <w:szCs w:val="21"/>
-                <w:lang w:val="en-US" w:eastAsia="zh-CN"/>
-              </w:rPr>
-              <w:t>{%tr if (reportInfo.conf.thyroidCancerPrognosis and disease.ThyroidCarcinoma) or (reportInfo.conf.melanomaPrognosis and disease.Melanoma )%}</w:t>
-            </w:r>
-          </w:p>
-        </w:tc>
-      </w:tr>
-      <w:tr>
-        <w:tblPrEx>
-          <w:tblBorders>
-            <w:top w:val="none" w:color="auto" w:sz="0" w:space="0"/>
-            <w:left w:val="none" w:color="auto" w:sz="0" w:space="0"/>
-            <w:bottom w:val="none" w:color="auto" w:sz="0" w:space="0"/>
-            <w:right w:val="none" w:color="auto" w:sz="0" w:space="0"/>
-            <w:insideH w:val="none" w:color="auto" w:sz="0" w:space="0"/>
-            <w:insideV w:val="none" w:color="auto" w:sz="0" w:space="0"/>
-          </w:tblBorders>
-          <w:tblCellMar>
-            <w:top w:w="0" w:type="dxa"/>
-            <w:left w:w="0" w:type="dxa"/>
-            <w:bottom w:w="0" w:type="dxa"/>
-            <w:right w:w="0" w:type="dxa"/>
-          </w:tblCellMar>
-        </w:tblPrEx>
-        <w:trPr>
-          <w:trHeight w:val="397" w:hRule="atLeast"/>
-          <w:jc w:val="center"/>
-        </w:trPr>
-        <w:tc>
-          <w:tcPr>
-            <w:tcW w:w="2160" w:type="pct"/>
-            <w:gridSpan w:val="2"/>
-            <w:tcBorders>
-              <w:top w:val="single" w:color="31849B" w:sz="8" w:space="0"/>
-              <w:bottom w:val="single" w:color="31849B" w:sz="8" w:space="0"/>
-              <w:right w:val="single" w:color="31849B" w:sz="8" w:space="0"/>
-            </w:tcBorders>
-            <w:shd w:val="clear" w:color="auto" w:fill="auto"/>
-            <w:vAlign w:val="center"/>
-          </w:tcPr>
-          <w:p>
-            <w:pPr>
-              <w:keepNext w:val="0"/>
-              <w:keepLines w:val="0"/>
-              <w:pageBreakBefore w:val="0"/>
-              <w:widowControl w:val="0"/>
-              <w:kinsoku/>
-              <w:wordWrap/>
-              <w:overflowPunct/>
-              <w:topLinePunct w:val="0"/>
-              <w:autoSpaceDE/>
-              <w:autoSpaceDN/>
-              <w:bidi w:val="0"/>
-              <w:adjustRightInd/>
-              <w:snapToGrid w:val="0"/>
-              <w:ind w:left="57" w:leftChars="0" w:right="57" w:rightChars="0"/>
-              <w:jc w:val="left"/>
-              <w:textAlignment w:val="auto"/>
-              <w:rPr>
-                <w:rFonts w:ascii="Times New Roman" w:hAnsi="Times New Roman" w:eastAsia="微软雅黑" w:cs="Times New Roman"/>
-                <w:b/>
-                <w:bCs/>
-                <w:color w:val="262626"/>
-                <w:sz w:val="21"/>
-                <w:szCs w:val="21"/>
-              </w:rPr>
-            </w:pPr>
-            <w:r>
-              <w:rPr>
-                <w:rFonts w:hint="eastAsia" w:ascii="Times New Roman" w:hAnsi="Times New Roman" w:eastAsia="微软雅黑" w:cs="Times New Roman"/>
-                <w:b/>
-                <w:bCs/>
-                <w:color w:val="262626"/>
-                <w:sz w:val="21"/>
-                <w:szCs w:val="21"/>
-                <w:lang w:eastAsia="zh-CN"/>
-              </w:rPr>
-              <w:t>预后评估</w:t>
-            </w:r>
-          </w:p>
-        </w:tc>
-        <w:tc>
-          <w:tcPr>
-            <w:tcW w:w="2839" w:type="pct"/>
-            <w:tcBorders>
-              <w:top w:val="single" w:color="31849B" w:sz="8" w:space="0"/>
-              <w:left w:val="single" w:color="31849B" w:sz="8" w:space="0"/>
-              <w:bottom w:val="single" w:color="31849B" w:sz="8" w:space="0"/>
-            </w:tcBorders>
-            <w:shd w:val="clear" w:color="auto" w:fill="auto"/>
-            <w:vAlign w:val="center"/>
-          </w:tcPr>
-          <w:p>
-            <w:pPr>
-              <w:pStyle w:val="21"/>
-              <w:keepNext w:val="0"/>
-              <w:keepLines w:val="0"/>
-              <w:pageBreakBefore w:val="0"/>
-              <w:widowControl w:val="0"/>
-              <w:kinsoku/>
-              <w:wordWrap/>
-              <w:overflowPunct/>
-              <w:topLinePunct w:val="0"/>
-              <w:autoSpaceDE/>
-              <w:autoSpaceDN/>
-              <w:bidi w:val="0"/>
-              <w:adjustRightInd w:val="0"/>
-              <w:snapToGrid w:val="0"/>
-              <w:spacing w:line="240" w:lineRule="auto"/>
-              <w:ind w:left="110" w:leftChars="50" w:right="119" w:rightChars="0"/>
-              <w:jc w:val="both"/>
-              <w:textAlignment w:val="auto"/>
-              <w:rPr>
-                <w:rFonts w:hint="default" w:ascii="Times New Roman" w:hAnsi="Times New Roman" w:eastAsia="微软雅黑" w:cs="Times New Roman"/>
-                <w:color w:val="262626"/>
-                <w:sz w:val="21"/>
-                <w:szCs w:val="21"/>
-                <w:lang w:val="en-US" w:eastAsia="zh-CN"/>
-              </w:rPr>
-            </w:pPr>
-            <w:r>
-              <w:rPr>
-                <w:rFonts w:hint="default" w:ascii="Times New Roman" w:hAnsi="Times New Roman" w:eastAsia="微软雅黑" w:cs="Times New Roman"/>
-                <w:color w:val="262626"/>
-                <w:sz w:val="21"/>
-                <w:szCs w:val="21"/>
-                <w:lang w:val="en-US" w:eastAsia="zh-CN"/>
-              </w:rPr>
-              <w:t>共检出{{ summaryOfRresults.thisGeneticmarkerVwListSize }}个体细胞突变，其中{{ summaryOfRresults.prognosticEvaluationSize }}个与预后相关{{ peDrugStr }}</w:t>
-            </w:r>
-          </w:p>
-        </w:tc>
-      </w:tr>
-      <w:tr>
-        <w:tblPrEx>
-          <w:tblBorders>
-            <w:top w:val="none" w:color="auto" w:sz="0" w:space="0"/>
-            <w:left w:val="none" w:color="auto" w:sz="0" w:space="0"/>
-            <w:bottom w:val="none" w:color="auto" w:sz="0" w:space="0"/>
-            <w:right w:val="none" w:color="auto" w:sz="0" w:space="0"/>
-            <w:insideH w:val="none" w:color="auto" w:sz="0" w:space="0"/>
-            <w:insideV w:val="none" w:color="auto" w:sz="0" w:space="0"/>
-          </w:tblBorders>
-          <w:tblCellMar>
-            <w:top w:w="0" w:type="dxa"/>
-            <w:left w:w="0" w:type="dxa"/>
-            <w:bottom w:w="0" w:type="dxa"/>
-            <w:right w:w="0" w:type="dxa"/>
-          </w:tblCellMar>
-        </w:tblPrEx>
-        <w:trPr>
-          <w:trHeight w:val="397" w:hRule="atLeast"/>
-          <w:jc w:val="center"/>
-        </w:trPr>
-        <w:tc>
-          <w:tcPr>
-            <w:tcW w:w="5000" w:type="pct"/>
-            <w:gridSpan w:val="3"/>
-            <w:tcBorders>
-              <w:top w:val="single" w:color="31849B" w:sz="8" w:space="0"/>
-              <w:bottom w:val="single" w:color="31849B" w:sz="8" w:space="0"/>
-            </w:tcBorders>
-            <w:shd w:val="clear" w:color="auto" w:fill="auto"/>
-            <w:vAlign w:val="center"/>
-          </w:tcPr>
-          <w:p>
-            <w:pPr>
-              <w:pStyle w:val="21"/>
-              <w:keepNext w:val="0"/>
-              <w:keepLines w:val="0"/>
-              <w:pageBreakBefore w:val="0"/>
-              <w:widowControl w:val="0"/>
-              <w:kinsoku/>
-              <w:wordWrap/>
-              <w:overflowPunct/>
-              <w:topLinePunct w:val="0"/>
-              <w:autoSpaceDE/>
-              <w:autoSpaceDN/>
-              <w:bidi w:val="0"/>
-              <w:adjustRightInd w:val="0"/>
-              <w:snapToGrid w:val="0"/>
-              <w:spacing w:line="240" w:lineRule="auto"/>
-              <w:ind w:left="110" w:leftChars="50" w:right="119" w:rightChars="0"/>
-              <w:jc w:val="both"/>
-              <w:textAlignment w:val="auto"/>
-              <w:rPr>
-                <w:rFonts w:hint="default" w:ascii="Times New Roman" w:hAnsi="Times New Roman" w:eastAsia="微软雅黑" w:cs="Times New Roman"/>
-                <w:color w:val="262626"/>
-                <w:sz w:val="21"/>
-                <w:szCs w:val="21"/>
-                <w:lang w:val="en-US" w:eastAsia="zh-CN"/>
-              </w:rPr>
-            </w:pPr>
-            <w:r>
-              <w:rPr>
-                <w:rFonts w:hint="default" w:ascii="Times New Roman" w:hAnsi="Times New Roman" w:eastAsia="微软雅黑" w:cs="Times New Roman"/>
-                <w:color w:val="262626"/>
-                <w:sz w:val="21"/>
-                <w:szCs w:val="21"/>
-                <w:lang w:val="en-US" w:eastAsia="zh-CN"/>
-              </w:rPr>
-              <w:t>{%tr endif %}</w:t>
-            </w:r>
-          </w:p>
-        </w:tc>
-      </w:tr>
-      <w:tr>
-        <w:tblPrEx>
-          <w:tblBorders>
-            <w:top w:val="none" w:color="auto" w:sz="0" w:space="0"/>
-            <w:left w:val="none" w:color="auto" w:sz="0" w:space="0"/>
-            <w:bottom w:val="none" w:color="auto" w:sz="0" w:space="0"/>
-            <w:right w:val="none" w:color="auto" w:sz="0" w:space="0"/>
-            <w:insideH w:val="none" w:color="auto" w:sz="0" w:space="0"/>
-            <w:insideV w:val="none" w:color="auto" w:sz="0" w:space="0"/>
-          </w:tblBorders>
-          <w:tblCellMar>
-            <w:top w:w="0" w:type="dxa"/>
-            <w:left w:w="0" w:type="dxa"/>
-            <w:bottom w:w="0" w:type="dxa"/>
-            <w:right w:w="0" w:type="dxa"/>
-          </w:tblCellMar>
-        </w:tblPrEx>
-        <w:trPr>
-          <w:trHeight w:val="397" w:hRule="atLeast"/>
-          <w:jc w:val="center"/>
-        </w:trPr>
-        <w:tc>
-          <w:tcPr>
-            <w:tcW w:w="5000" w:type="pct"/>
-            <w:gridSpan w:val="3"/>
-            <w:tcBorders>
-              <w:top w:val="single" w:color="31849B" w:sz="8" w:space="0"/>
-              <w:bottom w:val="single" w:color="31849B" w:sz="8" w:space="0"/>
-            </w:tcBorders>
-            <w:shd w:val="clear" w:color="auto" w:fill="auto"/>
-            <w:vAlign w:val="center"/>
-          </w:tcPr>
-          <w:p>
-            <w:pPr>
-              <w:pStyle w:val="21"/>
-              <w:keepNext w:val="0"/>
-              <w:keepLines w:val="0"/>
-              <w:pageBreakBefore w:val="0"/>
-              <w:widowControl w:val="0"/>
-              <w:kinsoku/>
-              <w:wordWrap/>
-              <w:overflowPunct/>
-              <w:topLinePunct w:val="0"/>
-              <w:autoSpaceDE/>
-              <w:autoSpaceDN/>
-              <w:bidi w:val="0"/>
-              <w:adjustRightInd w:val="0"/>
-              <w:snapToGrid w:val="0"/>
-              <w:spacing w:line="240" w:lineRule="auto"/>
-              <w:ind w:left="110" w:leftChars="50" w:right="119" w:rightChars="0"/>
-              <w:jc w:val="both"/>
-              <w:textAlignment w:val="auto"/>
-              <w:rPr>
-                <w:rFonts w:hint="default" w:ascii="Times New Roman" w:hAnsi="Times New Roman" w:eastAsia="微软雅黑" w:cs="Times New Roman"/>
-                <w:color w:val="262626"/>
-                <w:sz w:val="21"/>
-                <w:szCs w:val="21"/>
-                <w:lang w:val="en-US" w:eastAsia="zh-CN"/>
-              </w:rPr>
-            </w:pPr>
-            <w:r>
-              <w:rPr>
-                <w:rFonts w:hint="default" w:ascii="Times New Roman" w:hAnsi="Times New Roman" w:eastAsia="微软雅黑" w:cs="Times New Roman"/>
-                <w:color w:val="262626"/>
-                <w:sz w:val="21"/>
-                <w:szCs w:val="21"/>
-                <w:lang w:val="en-US" w:eastAsia="zh-CN"/>
-              </w:rPr>
-              <w:t>{%tr if prostateCancerFlag %}</w:t>
+                <w:lang w:val="en-US" w:eastAsia="zh-CN" w:bidi="ar-SA"/>
+              </w:rPr>
+              <w:t>共检出{{summaryOfRresults.endocrineDifferentiationSize}}个神经内分泌分化相关突变</w:t>
             </w:r>
           </w:p>
         </w:tc>
@@ -2082,116 +2427,10 @@
         </w:trPr>
         <w:tc>
           <w:tcPr>
-            <w:tcW w:w="752" w:type="pct"/>
-            <w:vMerge w:val="restart"/>
+            <w:tcW w:w="5000" w:type="pct"/>
+            <w:gridSpan w:val="3"/>
             <w:tcBorders>
               <w:top w:val="single" w:color="31849B" w:sz="8" w:space="0"/>
-              <w:right w:val="single" w:color="31849B" w:sz="8" w:space="0"/>
-            </w:tcBorders>
-            <w:shd w:val="clear" w:color="auto" w:fill="auto"/>
-            <w:vAlign w:val="center"/>
-          </w:tcPr>
-          <w:p>
-            <w:pPr>
-              <w:keepNext w:val="0"/>
-              <w:keepLines w:val="0"/>
-              <w:pageBreakBefore w:val="0"/>
-              <w:widowControl w:val="0"/>
-              <w:kinsoku/>
-              <w:wordWrap/>
-              <w:overflowPunct/>
-              <w:topLinePunct w:val="0"/>
-              <w:autoSpaceDE/>
-              <w:autoSpaceDN/>
-              <w:bidi w:val="0"/>
-              <w:adjustRightInd/>
-              <w:snapToGrid w:val="0"/>
-              <w:ind w:left="57" w:leftChars="0" w:right="57" w:rightChars="0"/>
-              <w:jc w:val="left"/>
-              <w:textAlignment w:val="auto"/>
-              <w:rPr>
-                <w:rFonts w:hint="eastAsia" w:ascii="Times New Roman" w:hAnsi="Times New Roman" w:eastAsia="微软雅黑" w:cs="Times New Roman"/>
-                <w:b/>
-                <w:bCs/>
-                <w:color w:val="262626"/>
-                <w:sz w:val="21"/>
-                <w:szCs w:val="21"/>
-                <w:lang w:eastAsia="zh-CN"/>
-              </w:rPr>
-            </w:pPr>
-            <w:r>
-              <w:rPr>
-                <w:rFonts w:hint="default" w:ascii="Times New Roman" w:hAnsi="Times New Roman" w:eastAsia="微软雅黑" w:cs="Times New Roman"/>
-                <w:b/>
-                <w:bCs/>
-                <w:color w:val="262626"/>
-                <w:sz w:val="21"/>
-                <w:szCs w:val="21"/>
-                <w:lang w:val="en-US" w:eastAsia="zh-CN" w:bidi="ar-SA"/>
-              </w:rPr>
-              <w:t>内分泌相关</w:t>
-            </w:r>
-          </w:p>
-        </w:tc>
-        <w:tc>
-          <w:tcPr>
-            <w:tcW w:w="1407" w:type="pct"/>
-            <w:tcBorders>
-              <w:top w:val="single" w:color="31849B" w:sz="8" w:space="0"/>
-              <w:bottom w:val="single" w:color="31849B" w:sz="8" w:space="0"/>
-              <w:right w:val="single" w:color="31849B" w:sz="8" w:space="0"/>
-            </w:tcBorders>
-            <w:shd w:val="clear" w:color="auto" w:fill="auto"/>
-            <w:vAlign w:val="center"/>
-          </w:tcPr>
-          <w:p>
-            <w:pPr>
-              <w:keepNext w:val="0"/>
-              <w:keepLines w:val="0"/>
-              <w:pageBreakBefore w:val="0"/>
-              <w:widowControl w:val="0"/>
-              <w:kinsoku/>
-              <w:wordWrap/>
-              <w:overflowPunct/>
-              <w:topLinePunct w:val="0"/>
-              <w:autoSpaceDE/>
-              <w:autoSpaceDN/>
-              <w:bidi w:val="0"/>
-              <w:adjustRightInd/>
-              <w:snapToGrid w:val="0"/>
-              <w:ind w:left="57" w:leftChars="0" w:right="57" w:rightChars="0"/>
-              <w:jc w:val="left"/>
-              <w:textAlignment w:val="auto"/>
-              <w:rPr>
-                <w:rFonts w:hint="eastAsia" w:ascii="Times New Roman" w:hAnsi="Times New Roman" w:eastAsia="微软雅黑" w:cs="Times New Roman"/>
-                <w:b/>
-                <w:bCs/>
-                <w:color w:val="262626"/>
-                <w:sz w:val="21"/>
-                <w:szCs w:val="21"/>
-                <w:lang w:eastAsia="zh-CN"/>
-              </w:rPr>
-            </w:pPr>
-            <w:r>
-              <w:rPr>
-                <w:rFonts w:hint="default" w:ascii="Times New Roman" w:hAnsi="Times New Roman" w:eastAsia="微软雅黑" w:cs="Times New Roman"/>
-                <w:b/>
-                <w:bCs/>
-                <w:color w:val="262626"/>
-                <w:sz w:val="21"/>
-                <w:szCs w:val="21"/>
-                <w:lang w:val="en-US" w:eastAsia="zh-CN" w:bidi="ar-SA"/>
-              </w:rPr>
-              <w:t>内分泌治疗相关</w:t>
-            </w:r>
-          </w:p>
-        </w:tc>
-        <w:tc>
-          <w:tcPr>
-            <w:tcW w:w="2839" w:type="pct"/>
-            <w:tcBorders>
-              <w:top w:val="single" w:color="31849B" w:sz="8" w:space="0"/>
-              <w:left w:val="single" w:color="31849B" w:sz="8" w:space="0"/>
               <w:bottom w:val="single" w:color="31849B" w:sz="8" w:space="0"/>
             </w:tcBorders>
             <w:shd w:val="clear" w:color="auto" w:fill="auto"/>
@@ -2231,9 +2470,380 @@
                 <w:color w:val="262626"/>
                 <w:sz w:val="21"/>
                 <w:szCs w:val="21"/>
+                <w:lang w:val="en-US" w:eastAsia="zh-CN"/>
+              </w:rPr>
+              <w:t>{%tr endif %}</w:t>
+            </w:r>
+          </w:p>
+        </w:tc>
+      </w:tr>
+      <w:tr>
+        <w:tblPrEx>
+          <w:tblBorders>
+            <w:top w:val="none" w:color="auto" w:sz="0" w:space="0"/>
+            <w:left w:val="none" w:color="auto" w:sz="0" w:space="0"/>
+            <w:bottom w:val="none" w:color="auto" w:sz="0" w:space="0"/>
+            <w:right w:val="none" w:color="auto" w:sz="0" w:space="0"/>
+            <w:insideH w:val="none" w:color="auto" w:sz="0" w:space="0"/>
+            <w:insideV w:val="none" w:color="auto" w:sz="0" w:space="0"/>
+          </w:tblBorders>
+          <w:tblCellMar>
+            <w:top w:w="0" w:type="dxa"/>
+            <w:left w:w="0" w:type="dxa"/>
+            <w:bottom w:w="0" w:type="dxa"/>
+            <w:right w:w="0" w:type="dxa"/>
+          </w:tblCellMar>
+        </w:tblPrEx>
+        <w:trPr>
+          <w:trHeight w:val="397" w:hRule="atLeast"/>
+          <w:jc w:val="center"/>
+        </w:trPr>
+        <w:tc>
+          <w:tcPr>
+            <w:tcW w:w="752" w:type="pct"/>
+            <w:vMerge w:val="restart"/>
+            <w:tcBorders>
+              <w:top w:val="single" w:color="31849B" w:sz="8" w:space="0"/>
+              <w:right w:val="single" w:color="31849B" w:sz="8" w:space="0"/>
+            </w:tcBorders>
+            <w:shd w:val="clear" w:color="auto" w:fill="auto"/>
+            <w:vAlign w:val="center"/>
+          </w:tcPr>
+          <w:p>
+            <w:pPr>
+              <w:pStyle w:val="21"/>
+              <w:keepNext w:val="0"/>
+              <w:keepLines w:val="0"/>
+              <w:pageBreakBefore w:val="0"/>
+              <w:widowControl w:val="0"/>
+              <w:kinsoku/>
+              <w:wordWrap/>
+              <w:overflowPunct/>
+              <w:topLinePunct w:val="0"/>
+              <w:autoSpaceDE/>
+              <w:autoSpaceDN/>
+              <w:bidi w:val="0"/>
+              <w:adjustRightInd w:val="0"/>
+              <w:snapToGrid w:val="0"/>
+              <w:spacing w:line="240" w:lineRule="auto"/>
+              <w:ind w:left="110" w:leftChars="50"/>
+              <w:jc w:val="both"/>
+              <w:textAlignment w:val="auto"/>
+              <w:rPr>
+                <w:rFonts w:ascii="Times New Roman" w:hAnsi="Times New Roman" w:eastAsia="微软雅黑" w:cs="Times New Roman"/>
+                <w:b/>
+                <w:bCs/>
+                <w:color w:val="262626"/>
+                <w:sz w:val="21"/>
+                <w:szCs w:val="21"/>
+                <w:lang w:eastAsia="zh-CN"/>
+              </w:rPr>
+            </w:pPr>
+            <w:r>
+              <w:rPr>
+                <w:rFonts w:ascii="Times New Roman" w:hAnsi="Times New Roman" w:eastAsia="微软雅黑" w:cs="Times New Roman"/>
+                <w:b/>
+                <w:bCs/>
+                <w:color w:val="262626"/>
+                <w:sz w:val="21"/>
+                <w:szCs w:val="21"/>
+                <w:lang w:eastAsia="zh-CN"/>
+              </w:rPr>
+              <w:t>免疫治疗相关标志物检测</w:t>
+            </w:r>
+          </w:p>
+        </w:tc>
+        <w:tc>
+          <w:tcPr>
+            <w:tcW w:w="1407" w:type="pct"/>
+            <w:tcBorders>
+              <w:top w:val="single" w:color="31849B" w:sz="8" w:space="0"/>
+              <w:left w:val="single" w:color="31849B" w:sz="8" w:space="0"/>
+              <w:bottom w:val="single" w:color="31849B" w:sz="8" w:space="0"/>
+              <w:right w:val="single" w:color="31849B" w:sz="8" w:space="0"/>
+            </w:tcBorders>
+            <w:shd w:val="clear" w:color="auto" w:fill="auto"/>
+            <w:vAlign w:val="center"/>
+          </w:tcPr>
+          <w:p>
+            <w:pPr>
+              <w:keepNext w:val="0"/>
+              <w:keepLines w:val="0"/>
+              <w:pageBreakBefore w:val="0"/>
+              <w:widowControl w:val="0"/>
+              <w:kinsoku/>
+              <w:wordWrap/>
+              <w:overflowPunct/>
+              <w:topLinePunct w:val="0"/>
+              <w:autoSpaceDE/>
+              <w:autoSpaceDN/>
+              <w:bidi w:val="0"/>
+              <w:adjustRightInd w:val="0"/>
+              <w:snapToGrid w:val="0"/>
+              <w:spacing w:line="240" w:lineRule="auto"/>
+              <w:ind w:left="110" w:leftChars="50"/>
+              <w:jc w:val="both"/>
+              <w:textAlignment w:val="auto"/>
+              <w:rPr>
+                <w:rFonts w:ascii="Times New Roman" w:hAnsi="Times New Roman" w:eastAsia="微软雅黑" w:cs="Times New Roman"/>
+                <w:b/>
+                <w:bCs/>
+                <w:color w:val="262626"/>
+                <w:sz w:val="21"/>
+                <w:szCs w:val="21"/>
+                <w:lang w:eastAsia="zh-CN"/>
+              </w:rPr>
+            </w:pPr>
+            <w:r>
+              <w:rPr>
+                <w:rFonts w:ascii="Times New Roman" w:hAnsi="Times New Roman" w:eastAsia="微软雅黑" w:cs="黑体"/>
+                <w:b/>
+                <w:bCs/>
+                <w:color w:val="262626"/>
+                <w:sz w:val="21"/>
+                <w:lang w:eastAsia="zh-CN"/>
+              </w:rPr>
+              <w:t>肿瘤突变负荷（TMB）</w:t>
+            </w:r>
+          </w:p>
+        </w:tc>
+        <w:tc>
+          <w:tcPr>
+            <w:tcW w:w="2839" w:type="pct"/>
+            <w:tcBorders>
+              <w:top w:val="single" w:color="31849B" w:sz="8" w:space="0"/>
+              <w:left w:val="single" w:color="31849B" w:sz="8" w:space="0"/>
+              <w:bottom w:val="single" w:color="31849B" w:sz="8" w:space="0"/>
+            </w:tcBorders>
+            <w:shd w:val="clear" w:color="auto" w:fill="auto"/>
+            <w:vAlign w:val="center"/>
+          </w:tcPr>
+          <w:p>
+            <w:pPr>
+              <w:pStyle w:val="21"/>
+              <w:keepNext w:val="0"/>
+              <w:keepLines w:val="0"/>
+              <w:pageBreakBefore w:val="0"/>
+              <w:widowControl w:val="0"/>
+              <w:kinsoku/>
+              <w:wordWrap/>
+              <w:overflowPunct/>
+              <w:topLinePunct w:val="0"/>
+              <w:autoSpaceDE/>
+              <w:autoSpaceDN/>
+              <w:bidi w:val="0"/>
+              <w:adjustRightInd w:val="0"/>
+              <w:snapToGrid w:val="0"/>
+              <w:spacing w:line="240" w:lineRule="auto"/>
+              <w:ind w:left="110" w:leftChars="50" w:right="119" w:rightChars="0"/>
+              <w:jc w:val="both"/>
+              <w:textAlignment w:val="auto"/>
+              <w:rPr>
+                <w:rFonts w:hint="eastAsia" w:ascii="微软雅黑" w:hAnsi="微软雅黑" w:eastAsia="微软雅黑" w:cs="微软雅黑"/>
+                <w:color w:val="262626"/>
+                <w:sz w:val="18"/>
+                <w:szCs w:val="18"/>
+                <w:lang w:eastAsia="zh-CN"/>
+              </w:rPr>
+            </w:pPr>
+            <w:r>
+              <w:rPr>
+                <w:rFonts w:hint="default" w:ascii="Times New Roman" w:hAnsi="Times New Roman" w:eastAsia="微软雅黑" w:cs="Times New Roman"/>
+                <w:color w:val="262626"/>
+                <w:sz w:val="21"/>
+                <w:szCs w:val="21"/>
                 <w:lang w:val="en-US" w:eastAsia="zh-CN" w:bidi="ar-SA"/>
               </w:rPr>
-              <w:t>共检出{{summaryOfRresults.endocrineTherapySize}}个内分泌治疗相关突变</w:t>
+              <w:t>{% if summaryOfRresults.tmb_status == ‘TMB-H’ %}肿瘤突变负荷高{% else %}肿瘤突变负荷低{% endif %}（{{ summaryOfRresults.tmb_status}}，{{ summaryOfRresults.tmb }}Muts/Mb）</w:t>
+            </w:r>
+          </w:p>
+        </w:tc>
+      </w:tr>
+      <w:tr>
+        <w:tblPrEx>
+          <w:tblBorders>
+            <w:top w:val="none" w:color="auto" w:sz="0" w:space="0"/>
+            <w:left w:val="none" w:color="auto" w:sz="0" w:space="0"/>
+            <w:bottom w:val="none" w:color="auto" w:sz="0" w:space="0"/>
+            <w:right w:val="none" w:color="auto" w:sz="0" w:space="0"/>
+            <w:insideH w:val="none" w:color="auto" w:sz="0" w:space="0"/>
+            <w:insideV w:val="none" w:color="auto" w:sz="0" w:space="0"/>
+          </w:tblBorders>
+          <w:tblCellMar>
+            <w:top w:w="0" w:type="dxa"/>
+            <w:left w:w="0" w:type="dxa"/>
+            <w:bottom w:w="0" w:type="dxa"/>
+            <w:right w:w="0" w:type="dxa"/>
+          </w:tblCellMar>
+        </w:tblPrEx>
+        <w:trPr>
+          <w:trHeight w:val="397" w:hRule="atLeast"/>
+          <w:jc w:val="center"/>
+        </w:trPr>
+        <w:tc>
+          <w:tcPr>
+            <w:tcW w:w="752" w:type="pct"/>
+            <w:vMerge w:val="continue"/>
+            <w:tcBorders>
+              <w:right w:val="single" w:color="31849B" w:sz="8" w:space="0"/>
+            </w:tcBorders>
+            <w:shd w:val="clear" w:color="auto" w:fill="auto"/>
+            <w:vAlign w:val="center"/>
+          </w:tcPr>
+          <w:p>
+            <w:pPr>
+              <w:keepNext w:val="0"/>
+              <w:keepLines w:val="0"/>
+              <w:pageBreakBefore w:val="0"/>
+              <w:widowControl w:val="0"/>
+              <w:kinsoku/>
+              <w:wordWrap/>
+              <w:overflowPunct/>
+              <w:topLinePunct w:val="0"/>
+              <w:autoSpaceDE/>
+              <w:autoSpaceDN/>
+              <w:bidi w:val="0"/>
+              <w:adjustRightInd w:val="0"/>
+              <w:snapToGrid w:val="0"/>
+              <w:spacing w:line="240" w:lineRule="auto"/>
+              <w:ind w:left="110" w:leftChars="50"/>
+              <w:jc w:val="both"/>
+              <w:textAlignment w:val="auto"/>
+              <w:rPr>
+                <w:rFonts w:ascii="Times New Roman" w:hAnsi="Times New Roman" w:eastAsia="微软雅黑" w:cs="Times New Roman"/>
+                <w:b/>
+                <w:bCs/>
+                <w:color w:val="262626"/>
+                <w:sz w:val="21"/>
+                <w:szCs w:val="21"/>
+                <w:lang w:eastAsia="zh-CN"/>
+              </w:rPr>
+            </w:pPr>
+          </w:p>
+        </w:tc>
+        <w:tc>
+          <w:tcPr>
+            <w:tcW w:w="1407" w:type="pct"/>
+            <w:tcBorders>
+              <w:top w:val="single" w:color="31849B" w:sz="8" w:space="0"/>
+              <w:left w:val="single" w:color="31849B" w:sz="8" w:space="0"/>
+              <w:bottom w:val="single" w:color="31849B" w:sz="8" w:space="0"/>
+              <w:right w:val="single" w:color="31849B" w:sz="8" w:space="0"/>
+            </w:tcBorders>
+            <w:shd w:val="clear" w:color="auto" w:fill="auto"/>
+            <w:vAlign w:val="center"/>
+          </w:tcPr>
+          <w:p>
+            <w:pPr>
+              <w:keepNext w:val="0"/>
+              <w:keepLines w:val="0"/>
+              <w:pageBreakBefore w:val="0"/>
+              <w:widowControl w:val="0"/>
+              <w:kinsoku/>
+              <w:wordWrap/>
+              <w:overflowPunct/>
+              <w:topLinePunct w:val="0"/>
+              <w:autoSpaceDE/>
+              <w:autoSpaceDN/>
+              <w:bidi w:val="0"/>
+              <w:adjustRightInd w:val="0"/>
+              <w:snapToGrid w:val="0"/>
+              <w:spacing w:line="240" w:lineRule="auto"/>
+              <w:ind w:left="110" w:leftChars="50"/>
+              <w:jc w:val="both"/>
+              <w:textAlignment w:val="auto"/>
+              <w:rPr>
+                <w:rFonts w:ascii="Times New Roman" w:hAnsi="Times New Roman" w:eastAsia="微软雅黑" w:cs="Times New Roman"/>
+                <w:b/>
+                <w:bCs/>
+                <w:color w:val="262626"/>
+                <w:kern w:val="2"/>
+                <w:sz w:val="21"/>
+                <w:szCs w:val="21"/>
+                <w:lang w:val="en-US" w:eastAsia="zh-CN" w:bidi="ar-SA"/>
+              </w:rPr>
+            </w:pPr>
+            <w:r>
+              <w:rPr>
+                <w:rFonts w:ascii="Times New Roman" w:hAnsi="Times New Roman" w:eastAsia="微软雅黑" w:cs="黑体"/>
+                <w:b/>
+                <w:bCs/>
+                <w:color w:val="262626"/>
+                <w:sz w:val="21"/>
+                <w:lang w:eastAsia="zh-CN"/>
+              </w:rPr>
+              <w:t>微卫星不稳定性（MSI）</w:t>
+            </w:r>
+          </w:p>
+        </w:tc>
+        <w:tc>
+          <w:tcPr>
+            <w:tcW w:w="2839" w:type="pct"/>
+            <w:tcBorders>
+              <w:top w:val="single" w:color="31849B" w:sz="8" w:space="0"/>
+              <w:left w:val="single" w:color="31849B" w:sz="8" w:space="0"/>
+              <w:bottom w:val="single" w:color="31849B" w:sz="8" w:space="0"/>
+            </w:tcBorders>
+            <w:shd w:val="clear" w:color="auto" w:fill="auto"/>
+            <w:vAlign w:val="center"/>
+          </w:tcPr>
+          <w:p>
+            <w:pPr>
+              <w:pStyle w:val="21"/>
+              <w:keepNext w:val="0"/>
+              <w:keepLines w:val="0"/>
+              <w:pageBreakBefore w:val="0"/>
+              <w:widowControl w:val="0"/>
+              <w:kinsoku/>
+              <w:wordWrap/>
+              <w:overflowPunct/>
+              <w:topLinePunct w:val="0"/>
+              <w:autoSpaceDE/>
+              <w:autoSpaceDN/>
+              <w:bidi w:val="0"/>
+              <w:adjustRightInd w:val="0"/>
+              <w:snapToGrid w:val="0"/>
+              <w:spacing w:line="240" w:lineRule="auto"/>
+              <w:ind w:left="110" w:leftChars="50" w:right="119" w:rightChars="0"/>
+              <w:jc w:val="both"/>
+              <w:textAlignment w:val="auto"/>
+              <w:rPr>
+                <w:rFonts w:hint="eastAsia" w:ascii="微软雅黑" w:hAnsi="微软雅黑" w:eastAsia="微软雅黑" w:cs="微软雅黑"/>
+                <w:color w:val="262626"/>
+                <w:sz w:val="18"/>
+                <w:szCs w:val="18"/>
+                <w:lang w:eastAsia="zh-CN"/>
+              </w:rPr>
+            </w:pPr>
+            <w:r>
+              <w:rPr>
+                <w:rFonts w:hint="default" w:ascii="Times New Roman" w:hAnsi="Times New Roman" w:eastAsia="微软雅黑" w:cs="Times New Roman"/>
+                <w:color w:val="262626"/>
+                <w:sz w:val="21"/>
+                <w:szCs w:val="21"/>
+                <w:lang w:val="en-US" w:eastAsia="zh-CN" w:bidi="ar-SA"/>
+              </w:rPr>
+              <w:t>{{summaryOfRresults.msi_status</w:t>
+            </w:r>
+            <w:r>
+              <w:rPr>
+                <w:rFonts w:hint="eastAsia" w:ascii="Times New Roman" w:hAnsi="Times New Roman" w:eastAsia="微软雅黑" w:cs="Times New Roman"/>
+                <w:color w:val="262626"/>
+                <w:sz w:val="21"/>
+                <w:szCs w:val="21"/>
+                <w:lang w:val="en-US" w:eastAsia="zh-CN" w:bidi="ar-SA"/>
+              </w:rPr>
+              <w:t>_</w:t>
+            </w:r>
+            <w:r>
+              <w:rPr>
+                <w:rFonts w:hint="default" w:ascii="Times New Roman" w:hAnsi="Times New Roman" w:eastAsia="微软雅黑" w:cs="Times New Roman"/>
+                <w:color w:val="262626"/>
+                <w:sz w:val="21"/>
+                <w:szCs w:val="21"/>
+                <w:lang w:val="en-US" w:eastAsia="zh-CN" w:bidi="ar-SA"/>
+              </w:rPr>
+              <w:t>state}}</w:t>
             </w:r>
           </w:p>
         </w:tc>
@@ -2265,7 +2875,6 @@
             <w:tcW w:w="752" w:type="pct"/>
             <w:vMerge w:val="continue"/>
             <w:tcBorders>
-              <w:bottom w:val="single" w:color="31849B" w:sz="8" w:space="0"/>
               <w:right w:val="single" w:color="31849B" w:sz="8" w:space="0"/>
             </w:tcBorders>
             <w:shd w:val="clear" w:color="auto" w:fill="auto"/>
@@ -2284,13 +2893,14 @@
               <w:autoSpaceDE/>
               <w:autoSpaceDN/>
               <w:bidi w:val="0"/>
-              <w:adjustRightInd/>
+              <w:adjustRightInd w:val="0"/>
               <w:snapToGrid w:val="0"/>
-              <w:ind w:left="57" w:leftChars="0" w:right="57" w:rightChars="0"/>
-              <w:jc w:val="left"/>
+              <w:spacing w:line="240" w:lineRule="auto"/>
+              <w:ind w:left="110" w:leftChars="50"/>
+              <w:jc w:val="both"/>
               <w:textAlignment w:val="auto"/>
               <w:rPr>
-                <w:rFonts w:hint="eastAsia" w:ascii="Times New Roman" w:hAnsi="Times New Roman" w:eastAsia="微软雅黑" w:cs="Times New Roman"/>
+                <w:rFonts w:ascii="Times New Roman" w:hAnsi="Times New Roman" w:eastAsia="微软雅黑" w:cs="Times New Roman"/>
                 <w:b/>
                 <w:bCs/>
                 <w:color w:val="262626"/>
@@ -2306,6 +2916,7 @@
             <w:tcW w:w="1407" w:type="pct"/>
             <w:tcBorders>
               <w:top w:val="single" w:color="31849B" w:sz="8" w:space="0"/>
+              <w:left w:val="single" w:color="31849B" w:sz="8" w:space="0"/>
               <w:bottom w:val="single" w:color="31849B" w:sz="8" w:space="0"/>
               <w:right w:val="single" w:color="31849B" w:sz="8" w:space="0"/>
             </w:tcBorders>
@@ -2325,12 +2936,25 @@
               <w:autoSpaceDE/>
               <w:autoSpaceDN/>
               <w:bidi w:val="0"/>
-              <w:adjustRightInd/>
+              <w:adjustRightInd w:val="0"/>
               <w:snapToGrid w:val="0"/>
-              <w:ind w:left="57" w:leftChars="0" w:right="57" w:rightChars="0"/>
-              <w:jc w:val="left"/>
+              <w:spacing w:line="240" w:lineRule="auto"/>
+              <w:ind w:left="110" w:leftChars="50"/>
+              <w:jc w:val="both"/>
               <w:textAlignment w:val="auto"/>
               <w:rPr>
+                <w:rFonts w:ascii="Times New Roman" w:hAnsi="Times New Roman" w:eastAsia="微软雅黑" w:cs="Times New Roman"/>
+                <w:b/>
+                <w:bCs/>
+                <w:color w:val="262626"/>
+                <w:kern w:val="2"/>
+                <w:sz w:val="21"/>
+                <w:szCs w:val="21"/>
+                <w:lang w:val="en-US" w:eastAsia="zh-CN" w:bidi="ar-SA"/>
+              </w:rPr>
+            </w:pPr>
+            <w:r>
+              <w:rPr>
                 <w:rFonts w:hint="eastAsia" w:ascii="Times New Roman" w:hAnsi="Times New Roman" w:eastAsia="微软雅黑" w:cs="Times New Roman"/>
                 <w:b/>
                 <w:bCs/>
@@ -2339,18 +2963,7 @@
                 <w:szCs w:val="21"/>
                 <w:lang w:eastAsia="zh-CN"/>
               </w:rPr>
-            </w:pPr>
-            <w:r>
-              <w:rPr>
-                <w:rFonts w:hint="default" w:ascii="Times New Roman" w:hAnsi="Times New Roman" w:eastAsia="微软雅黑" w:cs="Times New Roman"/>
-                <w:b/>
-                <w:bCs/>
-                <w:color w:val="262626"/>
-                <w:sz w:val="21"/>
-                <w:szCs w:val="21"/>
-                <w:lang w:val="en-US" w:eastAsia="en-US" w:bidi="ar-SA"/>
-              </w:rPr>
-              <w:t>神经内分泌分化相关</w:t>
+              <w:t>错配修复（MMR）基因</w:t>
             </w:r>
           </w:p>
         </w:tc>
@@ -2386,11 +2999,11 @@
               <w:jc w:val="both"/>
               <w:textAlignment w:val="auto"/>
               <w:rPr>
-                <w:rFonts w:hint="default" w:ascii="Times New Roman" w:hAnsi="Times New Roman" w:eastAsia="微软雅黑" w:cs="Times New Roman"/>
-                <w:color w:val="262626"/>
-                <w:sz w:val="21"/>
-                <w:szCs w:val="21"/>
-                <w:lang w:val="en-US" w:eastAsia="zh-CN"/>
+                <w:rFonts w:hint="eastAsia" w:ascii="微软雅黑" w:hAnsi="微软雅黑" w:eastAsia="微软雅黑" w:cs="微软雅黑"/>
+                <w:color w:val="262626"/>
+                <w:sz w:val="18"/>
+                <w:szCs w:val="18"/>
+                <w:lang w:eastAsia="zh-CN"/>
               </w:rPr>
             </w:pPr>
             <w:r>
@@ -2401,7 +3014,186 @@
                 <w:szCs w:val="21"/>
                 <w:lang w:val="en-US" w:eastAsia="zh-CN" w:bidi="ar-SA"/>
               </w:rPr>
-              <w:t>共检出{{summaryOfRresults.endocrineDifferentiationSize}}个神经内分泌分化相关突变</w:t>
+              <w:t>共检出{{summaryOfRresults.dMMRinfoSize}}个MMR基因失活突变</w:t>
+            </w:r>
+          </w:p>
+        </w:tc>
+      </w:tr>
+      <w:tr>
+        <w:tblPrEx>
+          <w:tblBorders>
+            <w:top w:val="none" w:color="auto" w:sz="0" w:space="0"/>
+            <w:left w:val="none" w:color="auto" w:sz="0" w:space="0"/>
+            <w:bottom w:val="none" w:color="auto" w:sz="0" w:space="0"/>
+            <w:right w:val="none" w:color="auto" w:sz="0" w:space="0"/>
+            <w:insideH w:val="none" w:color="auto" w:sz="0" w:space="0"/>
+            <w:insideV w:val="none" w:color="auto" w:sz="0" w:space="0"/>
+          </w:tblBorders>
+          <w:tblCellMar>
+            <w:top w:w="0" w:type="dxa"/>
+            <w:left w:w="0" w:type="dxa"/>
+            <w:bottom w:w="0" w:type="dxa"/>
+            <w:right w:w="0" w:type="dxa"/>
+          </w:tblCellMar>
+        </w:tblPrEx>
+        <w:trPr>
+          <w:trHeight w:val="397" w:hRule="atLeast"/>
+          <w:jc w:val="center"/>
+        </w:trPr>
+        <w:tc>
+          <w:tcPr>
+            <w:tcW w:w="752" w:type="pct"/>
+            <w:vMerge w:val="continue"/>
+            <w:tcBorders>
+              <w:bottom w:val="single" w:color="31849B" w:sz="8" w:space="0"/>
+              <w:right w:val="single" w:color="31849B" w:sz="8" w:space="0"/>
+            </w:tcBorders>
+            <w:shd w:val="clear" w:color="auto" w:fill="auto"/>
+            <w:vAlign w:val="center"/>
+          </w:tcPr>
+          <w:p>
+            <w:pPr>
+              <w:keepNext w:val="0"/>
+              <w:keepLines w:val="0"/>
+              <w:pageBreakBefore w:val="0"/>
+              <w:widowControl w:val="0"/>
+              <w:kinsoku/>
+              <w:wordWrap/>
+              <w:overflowPunct/>
+              <w:topLinePunct w:val="0"/>
+              <w:autoSpaceDE/>
+              <w:autoSpaceDN/>
+              <w:bidi w:val="0"/>
+              <w:adjustRightInd w:val="0"/>
+              <w:snapToGrid w:val="0"/>
+              <w:spacing w:line="240" w:lineRule="auto"/>
+              <w:ind w:left="110" w:leftChars="50"/>
+              <w:jc w:val="both"/>
+              <w:textAlignment w:val="auto"/>
+              <w:rPr>
+                <w:rFonts w:ascii="Times New Roman" w:hAnsi="Times New Roman" w:eastAsia="微软雅黑" w:cs="Times New Roman"/>
+                <w:b/>
+                <w:bCs/>
+                <w:color w:val="262626"/>
+                <w:sz w:val="21"/>
+                <w:szCs w:val="21"/>
+                <w:lang w:eastAsia="zh-CN"/>
+              </w:rPr>
+            </w:pPr>
+          </w:p>
+        </w:tc>
+        <w:tc>
+          <w:tcPr>
+            <w:tcW w:w="1407" w:type="pct"/>
+            <w:tcBorders>
+              <w:top w:val="single" w:color="31849B" w:sz="8" w:space="0"/>
+              <w:left w:val="single" w:color="31849B" w:sz="8" w:space="0"/>
+              <w:bottom w:val="single" w:color="31849B" w:sz="8" w:space="0"/>
+              <w:right w:val="single" w:color="31849B" w:sz="8" w:space="0"/>
+            </w:tcBorders>
+            <w:shd w:val="clear" w:color="auto" w:fill="auto"/>
+            <w:vAlign w:val="center"/>
+          </w:tcPr>
+          <w:p>
+            <w:pPr>
+              <w:pStyle w:val="21"/>
+              <w:keepNext w:val="0"/>
+              <w:keepLines w:val="0"/>
+              <w:pageBreakBefore w:val="0"/>
+              <w:widowControl w:val="0"/>
+              <w:kinsoku/>
+              <w:wordWrap/>
+              <w:overflowPunct/>
+              <w:topLinePunct w:val="0"/>
+              <w:autoSpaceDE/>
+              <w:autoSpaceDN/>
+              <w:bidi w:val="0"/>
+              <w:snapToGrid w:val="0"/>
+              <w:ind w:left="119" w:leftChars="0"/>
+              <w:textAlignment w:val="auto"/>
+              <w:rPr>
+                <w:rFonts w:ascii="Times New Roman" w:hAnsi="Times New Roman" w:eastAsia="微软雅黑" w:cs="Times New Roman"/>
+                <w:b/>
+                <w:bCs/>
+                <w:color w:val="262626"/>
+                <w:sz w:val="21"/>
+                <w:szCs w:val="21"/>
+                <w:lang w:eastAsia="zh-CN"/>
+              </w:rPr>
+            </w:pPr>
+            <w:r>
+              <w:rPr>
+                <w:rFonts w:hint="eastAsia" w:ascii="Times New Roman" w:hAnsi="Times New Roman" w:eastAsia="微软雅黑" w:cs="Times New Roman"/>
+                <w:b/>
+                <w:bCs/>
+                <w:color w:val="262626"/>
+                <w:sz w:val="21"/>
+                <w:szCs w:val="21"/>
+                <w:lang w:eastAsia="zh-CN"/>
+              </w:rPr>
+              <w:t>免疫</w:t>
+            </w:r>
+            <w:r>
+              <w:rPr>
+                <w:rFonts w:ascii="Times New Roman" w:hAnsi="Times New Roman" w:eastAsia="微软雅黑" w:cs="Times New Roman"/>
+                <w:b/>
+                <w:bCs/>
+                <w:color w:val="262626"/>
+                <w:sz w:val="21"/>
+                <w:szCs w:val="21"/>
+                <w:lang w:eastAsia="zh-CN"/>
+              </w:rPr>
+              <w:t>正相关基因</w:t>
+            </w:r>
+          </w:p>
+        </w:tc>
+        <w:tc>
+          <w:tcPr>
+            <w:tcW w:w="2839" w:type="pct"/>
+            <w:tcBorders>
+              <w:top w:val="single" w:color="31849B" w:sz="8" w:space="0"/>
+              <w:left w:val="single" w:color="31849B" w:sz="8" w:space="0"/>
+              <w:bottom w:val="single" w:color="31849B" w:sz="8" w:space="0"/>
+            </w:tcBorders>
+            <w:shd w:val="clear" w:color="auto" w:fill="auto"/>
+            <w:vAlign w:val="center"/>
+          </w:tcPr>
+          <w:p>
+            <w:pPr>
+              <w:pStyle w:val="21"/>
+              <w:keepNext w:val="0"/>
+              <w:keepLines w:val="0"/>
+              <w:pageBreakBefore w:val="0"/>
+              <w:widowControl w:val="0"/>
+              <w:kinsoku/>
+              <w:wordWrap/>
+              <w:overflowPunct/>
+              <w:topLinePunct w:val="0"/>
+              <w:autoSpaceDE/>
+              <w:autoSpaceDN/>
+              <w:bidi w:val="0"/>
+              <w:snapToGrid w:val="0"/>
+              <w:spacing w:before="100" w:line="187" w:lineRule="auto"/>
+              <w:ind w:left="119" w:leftChars="0" w:right="119" w:rightChars="0"/>
+              <w:jc w:val="both"/>
+              <w:textAlignment w:val="auto"/>
+              <w:rPr>
+                <w:rFonts w:ascii="Times New Roman" w:hAnsi="Times New Roman" w:eastAsia="微软雅黑" w:cs="Times New Roman"/>
+                <w:color w:val="262626"/>
+                <w:sz w:val="21"/>
+                <w:szCs w:val="21"/>
+                <w:lang w:eastAsia="zh-CN"/>
+              </w:rPr>
+            </w:pPr>
+            <w:r>
+              <w:rPr>
+                <w:rFonts w:hint="default" w:ascii="Times New Roman" w:hAnsi="Times New Roman" w:eastAsia="微软雅黑" w:cs="Times New Roman"/>
+                <w:color w:val="262626"/>
+                <w:sz w:val="21"/>
+                <w:szCs w:val="21"/>
+                <w:lang w:val="en-US" w:eastAsia="zh-CN" w:bidi="ar-SA"/>
+              </w:rPr>
+              <w:t>共检出{{summaryOfRresults.positiveImmnueNum}}个正相关突变</w:t>
             </w:r>
           </w:p>
         </w:tc>
@@ -2430,18 +3222,17 @@
         </w:trPr>
         <w:tc>
           <w:tcPr>
-            <w:tcW w:w="5000" w:type="pct"/>
-            <w:gridSpan w:val="3"/>
-            <w:tcBorders>
-              <w:top w:val="single" w:color="31849B" w:sz="8" w:space="0"/>
+            <w:tcW w:w="752" w:type="pct"/>
+            <w:vMerge w:val="continue"/>
+            <w:tcBorders>
               <w:bottom w:val="single" w:color="31849B" w:sz="8" w:space="0"/>
-            </w:tcBorders>
-            <w:shd w:val="clear" w:color="auto" w:fill="auto"/>
-            <w:vAlign w:val="center"/>
-          </w:tcPr>
-          <w:p>
-            <w:pPr>
-              <w:pStyle w:val="21"/>
+              <w:right w:val="single" w:color="31849B" w:sz="8" w:space="0"/>
+            </w:tcBorders>
+            <w:shd w:val="clear" w:color="auto" w:fill="auto"/>
+            <w:vAlign w:val="center"/>
+          </w:tcPr>
+          <w:p>
+            <w:pPr>
               <w:keepNext w:val="0"/>
               <w:keepLines w:val="0"/>
               <w:pageBreakBefore w:val="0"/>
@@ -2456,26 +3247,133 @@
               <w:adjustRightInd w:val="0"/>
               <w:snapToGrid w:val="0"/>
               <w:spacing w:line="240" w:lineRule="auto"/>
-              <w:ind w:left="110" w:leftChars="50" w:right="119" w:rightChars="0"/>
+              <w:ind w:left="110" w:leftChars="50"/>
               <w:jc w:val="both"/>
               <w:textAlignment w:val="auto"/>
               <w:rPr>
-                <w:rFonts w:hint="default" w:ascii="Times New Roman" w:hAnsi="Times New Roman" w:eastAsia="微软雅黑" w:cs="Times New Roman"/>
-                <w:color w:val="262626"/>
-                <w:sz w:val="21"/>
-                <w:szCs w:val="21"/>
-                <w:lang w:val="en-US" w:eastAsia="zh-CN"/>
-              </w:rPr>
-            </w:pPr>
-            <w:r>
-              <w:rPr>
-                <w:rFonts w:hint="default" w:ascii="Times New Roman" w:hAnsi="Times New Roman" w:eastAsia="微软雅黑" w:cs="Times New Roman"/>
-                <w:color w:val="262626"/>
-                <w:sz w:val="21"/>
-                <w:szCs w:val="21"/>
-                <w:lang w:val="en-US" w:eastAsia="zh-CN"/>
-              </w:rPr>
-              <w:t>{%tr endif %}</w:t>
+                <w:rFonts w:ascii="Times New Roman" w:hAnsi="Times New Roman" w:eastAsia="微软雅黑" w:cs="Times New Roman"/>
+                <w:b/>
+                <w:bCs/>
+                <w:color w:val="262626"/>
+                <w:sz w:val="21"/>
+                <w:szCs w:val="21"/>
+                <w:lang w:eastAsia="zh-CN"/>
+              </w:rPr>
+            </w:pPr>
+          </w:p>
+        </w:tc>
+        <w:tc>
+          <w:tcPr>
+            <w:tcW w:w="1407" w:type="pct"/>
+            <w:tcBorders>
+              <w:top w:val="single" w:color="31849B" w:sz="8" w:space="0"/>
+              <w:left w:val="single" w:color="31849B" w:sz="8" w:space="0"/>
+              <w:bottom w:val="single" w:color="31849B" w:sz="8" w:space="0"/>
+              <w:right w:val="single" w:color="31849B" w:sz="8" w:space="0"/>
+            </w:tcBorders>
+            <w:shd w:val="clear" w:color="auto" w:fill="auto"/>
+            <w:vAlign w:val="center"/>
+          </w:tcPr>
+          <w:p>
+            <w:pPr>
+              <w:pStyle w:val="21"/>
+              <w:keepNext w:val="0"/>
+              <w:keepLines w:val="0"/>
+              <w:pageBreakBefore w:val="0"/>
+              <w:widowControl w:val="0"/>
+              <w:kinsoku/>
+              <w:wordWrap/>
+              <w:overflowPunct/>
+              <w:topLinePunct w:val="0"/>
+              <w:autoSpaceDE/>
+              <w:autoSpaceDN/>
+              <w:bidi w:val="0"/>
+              <w:snapToGrid w:val="0"/>
+              <w:ind w:left="119" w:leftChars="0"/>
+              <w:textAlignment w:val="auto"/>
+              <w:rPr>
+                <w:rFonts w:ascii="Times New Roman" w:hAnsi="Times New Roman" w:eastAsia="微软雅黑" w:cs="Times New Roman"/>
+                <w:b/>
+                <w:bCs/>
+                <w:color w:val="262626"/>
+                <w:sz w:val="21"/>
+                <w:szCs w:val="21"/>
+                <w:lang w:eastAsia="zh-CN"/>
+              </w:rPr>
+            </w:pPr>
+            <w:r>
+              <w:rPr>
+                <w:rFonts w:hint="eastAsia" w:ascii="Times New Roman" w:hAnsi="Times New Roman" w:eastAsia="微软雅黑" w:cs="Times New Roman"/>
+                <w:b/>
+                <w:bCs/>
+                <w:color w:val="262626"/>
+                <w:sz w:val="21"/>
+                <w:szCs w:val="21"/>
+                <w:lang w:eastAsia="zh-CN"/>
+              </w:rPr>
+              <w:t>免疫负</w:t>
+            </w:r>
+            <w:r>
+              <w:rPr>
+                <w:rFonts w:ascii="Times New Roman" w:hAnsi="Times New Roman" w:eastAsia="微软雅黑" w:cs="Times New Roman"/>
+                <w:b/>
+                <w:bCs/>
+                <w:color w:val="262626"/>
+                <w:sz w:val="21"/>
+                <w:szCs w:val="21"/>
+                <w:lang w:eastAsia="zh-CN"/>
+              </w:rPr>
+              <w:t>相关基因</w:t>
+            </w:r>
+          </w:p>
+        </w:tc>
+        <w:tc>
+          <w:tcPr>
+            <w:tcW w:w="2839" w:type="pct"/>
+            <w:tcBorders>
+              <w:top w:val="single" w:color="31849B" w:sz="8" w:space="0"/>
+              <w:left w:val="single" w:color="31849B" w:sz="8" w:space="0"/>
+              <w:bottom w:val="single" w:color="31849B" w:sz="8" w:space="0"/>
+            </w:tcBorders>
+            <w:shd w:val="clear" w:color="auto" w:fill="auto"/>
+            <w:vAlign w:val="center"/>
+          </w:tcPr>
+          <w:p>
+            <w:pPr>
+              <w:pStyle w:val="21"/>
+              <w:keepNext w:val="0"/>
+              <w:keepLines w:val="0"/>
+              <w:pageBreakBefore w:val="0"/>
+              <w:widowControl w:val="0"/>
+              <w:kinsoku/>
+              <w:wordWrap/>
+              <w:overflowPunct/>
+              <w:topLinePunct w:val="0"/>
+              <w:autoSpaceDE/>
+              <w:autoSpaceDN/>
+              <w:bidi w:val="0"/>
+              <w:snapToGrid w:val="0"/>
+              <w:spacing w:before="100" w:line="187" w:lineRule="auto"/>
+              <w:ind w:left="119" w:leftChars="0" w:right="119" w:rightChars="0"/>
+              <w:jc w:val="both"/>
+              <w:textAlignment w:val="auto"/>
+              <w:rPr>
+                <w:rFonts w:ascii="Times New Roman" w:hAnsi="Times New Roman" w:eastAsia="微软雅黑" w:cs="Times New Roman"/>
+                <w:color w:val="262626"/>
+                <w:sz w:val="21"/>
+                <w:szCs w:val="21"/>
+                <w:lang w:eastAsia="zh-CN"/>
+              </w:rPr>
+            </w:pPr>
+            <w:r>
+              <w:rPr>
+                <w:rFonts w:hint="default" w:ascii="Times New Roman" w:hAnsi="Times New Roman" w:eastAsia="微软雅黑" w:cs="Times New Roman"/>
+                <w:color w:val="262626"/>
+                <w:sz w:val="21"/>
+                <w:szCs w:val="21"/>
+                <w:lang w:val="en-US" w:eastAsia="zh-CN" w:bidi="ar-SA"/>
+              </w:rPr>
+              <w:t>共检出{{summaryOfRresults.negativeImmnueNum}}个负相关突变</w:t>
             </w:r>
           </w:p>
         </w:tc>
@@ -2504,9 +3402,9 @@
         <w:tc>
           <w:tcPr>
             <w:tcW w:w="752" w:type="pct"/>
-            <w:vMerge w:val="restart"/>
-            <w:tcBorders>
-              <w:top w:val="single" w:color="31849B" w:sz="8" w:space="0"/>
+            <w:vMerge w:val="continue"/>
+            <w:tcBorders>
+              <w:bottom w:val="single" w:color="31849B" w:sz="8" w:space="0"/>
               <w:right w:val="single" w:color="31849B" w:sz="8" w:space="0"/>
             </w:tcBorders>
             <w:shd w:val="clear" w:color="auto" w:fill="auto"/>
@@ -2514,7 +3412,6 @@
           </w:tcPr>
           <w:p>
             <w:pPr>
-              <w:pStyle w:val="21"/>
               <w:keepNext w:val="0"/>
               <w:keepLines w:val="0"/>
               <w:pageBreakBefore w:val="0"/>
@@ -2542,18 +3439,6 @@
                 <w:lang w:eastAsia="zh-CN"/>
               </w:rPr>
             </w:pPr>
-            <w:r>
-              <w:rPr>
-                <w:rFonts w:ascii="Times New Roman" w:hAnsi="Times New Roman" w:eastAsia="微软雅黑" w:cs="Times New Roman"/>
-                <w:b/>
-                <w:bCs/>
-                <w:color w:val="262626"/>
-                <w:sz w:val="21"/>
-                <w:szCs w:val="21"/>
-                <w:lang w:eastAsia="zh-CN"/>
-              </w:rPr>
-              <w:t>免疫治疗相关标志物检测</w:t>
-            </w:r>
           </w:p>
         </w:tc>
         <w:tc>
@@ -2581,11 +3466,8 @@
               <w:autoSpaceDE/>
               <w:autoSpaceDN/>
               <w:bidi w:val="0"/>
-              <w:adjustRightInd w:val="0"/>
               <w:snapToGrid w:val="0"/>
-              <w:spacing w:line="240" w:lineRule="auto"/>
-              <w:ind w:left="110" w:leftChars="50"/>
-              <w:jc w:val="both"/>
+              <w:ind w:left="119" w:leftChars="0"/>
               <w:textAlignment w:val="auto"/>
               <w:rPr>
                 <w:rFonts w:ascii="Times New Roman" w:hAnsi="Times New Roman" w:eastAsia="微软雅黑" w:cs="Times New Roman"/>
@@ -2599,14 +3481,15 @@
             </w:pPr>
             <w:r>
               <w:rPr>
-                <w:rFonts w:ascii="Times New Roman" w:hAnsi="Times New Roman" w:eastAsia="微软雅黑" w:cs="黑体"/>
+                <w:rFonts w:hint="eastAsia" w:ascii="Times New Roman" w:hAnsi="Times New Roman" w:eastAsia="微软雅黑" w:cs="Times New Roman"/>
                 <w:b/>
                 <w:bCs/>
                 <w:color w:val="262626"/>
                 <w:sz w:val="21"/>
-                <w:lang w:eastAsia="zh-CN"/>
-              </w:rPr>
-              <w:t>肿瘤突变负荷（TMB）</w:t>
+                <w:szCs w:val="21"/>
+                <w:lang w:eastAsia="zh-CN"/>
+              </w:rPr>
+              <w:t>免疫超进展相关基因（HPD）</w:t>
             </w:r>
           </w:p>
         </w:tc>
@@ -2635,10 +3518,9 @@
               <w:autoSpaceDE/>
               <w:autoSpaceDN/>
               <w:bidi w:val="0"/>
-              <w:adjustRightInd w:val="0"/>
               <w:snapToGrid w:val="0"/>
-              <w:spacing w:line="240" w:lineRule="auto"/>
-              <w:ind w:left="110" w:leftChars="50" w:right="119" w:rightChars="0"/>
+              <w:spacing w:before="77"/>
+              <w:ind w:left="119" w:leftChars="0" w:right="119" w:rightChars="0"/>
               <w:jc w:val="both"/>
               <w:textAlignment w:val="auto"/>
               <w:rPr>
@@ -2657,7 +3539,7 @@
                 <w:szCs w:val="21"/>
                 <w:lang w:val="en-US" w:eastAsia="zh-CN" w:bidi="ar-SA"/>
               </w:rPr>
-              <w:t>{% if summaryOfRresults.tmb_status == ‘TMB-H’ %}肿瘤突变负荷高{% else %}肿瘤突变负荷低{% endif %}（{{ summaryOfRresults.tmb_status}}，{{ summaryOfRresults.tmb }}Muts/Mb）</w:t>
+              <w:t>共检出{{summaryOfRresults.hpdImmnueNum}}个超进展相关基因突变</w:t>
             </w:r>
           </w:p>
         </w:tc>
@@ -2685,106 +3567,10 @@
         </w:trPr>
         <w:tc>
           <w:tcPr>
-            <w:tcW w:w="752" w:type="pct"/>
-            <w:vMerge w:val="continue"/>
-            <w:tcBorders>
-              <w:right w:val="single" w:color="31849B" w:sz="8" w:space="0"/>
-            </w:tcBorders>
-            <w:shd w:val="clear" w:color="auto" w:fill="auto"/>
-            <w:vAlign w:val="center"/>
-          </w:tcPr>
-          <w:p>
-            <w:pPr>
-              <w:keepNext w:val="0"/>
-              <w:keepLines w:val="0"/>
-              <w:pageBreakBefore w:val="0"/>
-              <w:widowControl w:val="0"/>
-              <w:kinsoku/>
-              <w:wordWrap/>
-              <w:overflowPunct/>
-              <w:topLinePunct w:val="0"/>
-              <w:autoSpaceDE/>
-              <w:autoSpaceDN/>
-              <w:bidi w:val="0"/>
-              <w:adjustRightInd w:val="0"/>
-              <w:snapToGrid w:val="0"/>
-              <w:spacing w:line="240" w:lineRule="auto"/>
-              <w:ind w:left="110" w:leftChars="50"/>
-              <w:jc w:val="both"/>
-              <w:textAlignment w:val="auto"/>
-              <w:rPr>
-                <w:rFonts w:ascii="Times New Roman" w:hAnsi="Times New Roman" w:eastAsia="微软雅黑" w:cs="Times New Roman"/>
-                <w:b/>
-                <w:bCs/>
-                <w:color w:val="262626"/>
-                <w:sz w:val="21"/>
-                <w:szCs w:val="21"/>
-                <w:lang w:eastAsia="zh-CN"/>
-              </w:rPr>
-            </w:pPr>
-          </w:p>
-        </w:tc>
-        <w:tc>
-          <w:tcPr>
-            <w:tcW w:w="1407" w:type="pct"/>
+            <w:tcW w:w="5000" w:type="pct"/>
+            <w:gridSpan w:val="3"/>
             <w:tcBorders>
               <w:top w:val="single" w:color="31849B" w:sz="8" w:space="0"/>
-              <w:left w:val="single" w:color="31849B" w:sz="8" w:space="0"/>
-              <w:bottom w:val="single" w:color="31849B" w:sz="8" w:space="0"/>
-              <w:right w:val="single" w:color="31849B" w:sz="8" w:space="0"/>
-            </w:tcBorders>
-            <w:shd w:val="clear" w:color="auto" w:fill="auto"/>
-            <w:vAlign w:val="center"/>
-          </w:tcPr>
-          <w:p>
-            <w:pPr>
-              <w:keepNext w:val="0"/>
-              <w:keepLines w:val="0"/>
-              <w:pageBreakBefore w:val="0"/>
-              <w:widowControl w:val="0"/>
-              <w:kinsoku/>
-              <w:wordWrap/>
-              <w:overflowPunct/>
-              <w:topLinePunct w:val="0"/>
-              <w:autoSpaceDE/>
-              <w:autoSpaceDN/>
-              <w:bidi w:val="0"/>
-              <w:adjustRightInd w:val="0"/>
-              <w:snapToGrid w:val="0"/>
-              <w:spacing w:line="240" w:lineRule="auto"/>
-              <w:ind w:left="110" w:leftChars="50"/>
-              <w:jc w:val="both"/>
-              <w:textAlignment w:val="auto"/>
-              <w:rPr>
-                <w:rFonts w:ascii="Times New Roman" w:hAnsi="Times New Roman" w:eastAsia="微软雅黑" w:cs="Times New Roman"/>
-                <w:b/>
-                <w:bCs/>
-                <w:color w:val="262626"/>
-                <w:kern w:val="2"/>
-                <w:sz w:val="21"/>
-                <w:szCs w:val="21"/>
-                <w:lang w:val="en-US" w:eastAsia="zh-CN" w:bidi="ar-SA"/>
-              </w:rPr>
-            </w:pPr>
-            <w:r>
-              <w:rPr>
-                <w:rFonts w:ascii="Times New Roman" w:hAnsi="Times New Roman" w:eastAsia="微软雅黑" w:cs="黑体"/>
-                <w:b/>
-                <w:bCs/>
-                <w:color w:val="262626"/>
-                <w:sz w:val="21"/>
-                <w:lang w:eastAsia="zh-CN"/>
-              </w:rPr>
-              <w:t>微卫星不稳定性（MSI）</w:t>
-            </w:r>
-          </w:p>
-        </w:tc>
-        <w:tc>
-          <w:tcPr>
-            <w:tcW w:w="2839" w:type="pct"/>
-            <w:tcBorders>
-              <w:top w:val="single" w:color="31849B" w:sz="8" w:space="0"/>
-              <w:left w:val="single" w:color="31849B" w:sz="8" w:space="0"/>
               <w:bottom w:val="single" w:color="31849B" w:sz="8" w:space="0"/>
             </w:tcBorders>
             <w:shd w:val="clear" w:color="auto" w:fill="auto"/>
@@ -2811,42 +3597,22 @@
               <w:jc w:val="both"/>
               <w:textAlignment w:val="auto"/>
               <w:rPr>
-                <w:rFonts w:hint="eastAsia" w:ascii="微软雅黑" w:hAnsi="微软雅黑" w:eastAsia="微软雅黑" w:cs="微软雅黑"/>
-                <w:color w:val="262626"/>
-                <w:sz w:val="18"/>
-                <w:szCs w:val="18"/>
-                <w:lang w:eastAsia="zh-CN"/>
-              </w:rPr>
-            </w:pPr>
-            <w:r>
-              <w:rPr>
-                <w:rFonts w:hint="default" w:ascii="Times New Roman" w:hAnsi="Times New Roman" w:eastAsia="微软雅黑" w:cs="Times New Roman"/>
-                <w:color w:val="262626"/>
-                <w:sz w:val="21"/>
-                <w:szCs w:val="21"/>
-                <w:lang w:val="en-US" w:eastAsia="zh-CN" w:bidi="ar-SA"/>
-              </w:rPr>
-              <w:t>{{summaryOfRresults.msi_status</w:t>
-            </w:r>
+                <w:rFonts w:ascii="Times New Roman" w:hAnsi="Times New Roman" w:eastAsia="微软雅黑" w:cs="Times New Roman"/>
+                <w:color w:val="262626"/>
+                <w:sz w:val="21"/>
+                <w:szCs w:val="21"/>
+                <w:lang w:eastAsia="zh-CN"/>
+              </w:rPr>
+            </w:pPr>
             <w:r>
               <w:rPr>
                 <w:rFonts w:hint="eastAsia" w:ascii="Times New Roman" w:hAnsi="Times New Roman" w:eastAsia="微软雅黑" w:cs="Times New Roman"/>
                 <w:color w:val="262626"/>
                 <w:sz w:val="21"/>
                 <w:szCs w:val="21"/>
-                <w:lang w:val="en-US" w:eastAsia="zh-CN" w:bidi="ar-SA"/>
-              </w:rPr>
-              <w:t>_</w:t>
-            </w:r>
-            <w:r>
-              <w:rPr>
-                <w:rFonts w:hint="default" w:ascii="Times New Roman" w:hAnsi="Times New Roman" w:eastAsia="微软雅黑" w:cs="Times New Roman"/>
-                <w:color w:val="262626"/>
-                <w:sz w:val="21"/>
-                <w:szCs w:val="21"/>
-                <w:lang w:val="en-US" w:eastAsia="zh-CN" w:bidi="ar-SA"/>
-              </w:rPr>
-              <w:t>state}}</w:t>
+                <w:lang w:eastAsia="zh-CN"/>
+              </w:rPr>
+              <w:t>{%tr if reportInfo.conf.hrr%}</w:t>
             </w:r>
           </w:p>
         </w:tc>
@@ -2875,9 +3641,11 @@
         </w:trPr>
         <w:tc>
           <w:tcPr>
-            <w:tcW w:w="752" w:type="pct"/>
-            <w:vMerge w:val="continue"/>
-            <w:tcBorders>
+            <w:tcW w:w="2160" w:type="pct"/>
+            <w:gridSpan w:val="2"/>
+            <w:tcBorders>
+              <w:top w:val="single" w:color="31849B" w:sz="8" w:space="0"/>
+              <w:bottom w:val="single" w:color="31849B" w:sz="8" w:space="0"/>
               <w:right w:val="single" w:color="31849B" w:sz="8" w:space="0"/>
             </w:tcBorders>
             <w:shd w:val="clear" w:color="auto" w:fill="auto"/>
@@ -2885,6 +3653,7 @@
           </w:tcPr>
           <w:p>
             <w:pPr>
+              <w:pStyle w:val="21"/>
               <w:keepNext w:val="0"/>
               <w:keepLines w:val="0"/>
               <w:pageBreakBefore w:val="0"/>
@@ -2912,61 +3681,57 @@
                 <w:lang w:eastAsia="zh-CN"/>
               </w:rPr>
             </w:pPr>
-          </w:p>
-        </w:tc>
-        <w:tc>
-          <w:tcPr>
-            <w:tcW w:w="1407" w:type="pct"/>
-            <w:tcBorders>
-              <w:top w:val="single" w:color="31849B" w:sz="8" w:space="0"/>
-              <w:left w:val="single" w:color="31849B" w:sz="8" w:space="0"/>
-              <w:bottom w:val="single" w:color="31849B" w:sz="8" w:space="0"/>
-              <w:right w:val="single" w:color="31849B" w:sz="8" w:space="0"/>
-            </w:tcBorders>
-            <w:shd w:val="clear" w:color="auto" w:fill="auto"/>
-            <w:vAlign w:val="center"/>
-          </w:tcPr>
-          <w:p>
-            <w:pPr>
-              <w:keepNext w:val="0"/>
-              <w:keepLines w:val="0"/>
-              <w:pageBreakBefore w:val="0"/>
-              <w:widowControl w:val="0"/>
-              <w:kinsoku/>
-              <w:wordWrap/>
-              <w:overflowPunct/>
-              <w:topLinePunct w:val="0"/>
-              <w:autoSpaceDE/>
-              <w:autoSpaceDN/>
-              <w:bidi w:val="0"/>
-              <w:adjustRightInd w:val="0"/>
-              <w:snapToGrid w:val="0"/>
-              <w:spacing w:line="240" w:lineRule="auto"/>
-              <w:ind w:left="110" w:leftChars="50"/>
-              <w:jc w:val="both"/>
-              <w:textAlignment w:val="auto"/>
-              <w:rPr>
-                <w:rFonts w:ascii="Times New Roman" w:hAnsi="Times New Roman" w:eastAsia="微软雅黑" w:cs="Times New Roman"/>
+            <w:r>
+              <w:rPr>
+                <w:rFonts w:ascii="微软雅黑" w:hAnsi="微软雅黑" w:eastAsia="微软雅黑" w:cs="微软雅黑"/>
                 <w:b/>
                 <w:bCs/>
                 <w:color w:val="262626"/>
-                <w:kern w:val="2"/>
-                <w:sz w:val="21"/>
-                <w:szCs w:val="21"/>
-                <w:lang w:val="en-US" w:eastAsia="zh-CN" w:bidi="ar-SA"/>
-              </w:rPr>
-            </w:pPr>
-            <w:r>
-              <w:rPr>
-                <w:rFonts w:hint="eastAsia" w:ascii="Times New Roman" w:hAnsi="Times New Roman" w:eastAsia="微软雅黑" w:cs="Times New Roman"/>
+                <w:kern w:val="0"/>
+                <w:sz w:val="21"/>
+                <w:szCs w:val="21"/>
+                <w:lang w:val="en-US" w:eastAsia="zh-CN" w:bidi="ar"/>
+              </w:rPr>
+              <w:t>同源重组修复（</w:t>
+            </w:r>
+            <w:r>
+              <w:rPr>
+                <w:rFonts w:hint="default" w:ascii="Times New Roman" w:hAnsi="Times New Roman" w:eastAsia="宋体" w:cs="Times New Roman"/>
                 <w:b/>
                 <w:bCs/>
                 <w:color w:val="262626"/>
-                <w:sz w:val="21"/>
-                <w:szCs w:val="21"/>
-                <w:lang w:eastAsia="zh-CN"/>
-              </w:rPr>
-              <w:t>错配修复（MMR）基因</w:t>
+                <w:kern w:val="0"/>
+                <w:sz w:val="21"/>
+                <w:szCs w:val="21"/>
+                <w:lang w:val="en-US" w:eastAsia="zh-CN" w:bidi="ar"/>
+              </w:rPr>
+              <w:t>HRR</w:t>
+            </w:r>
+            <w:r>
+              <w:rPr>
+                <w:rFonts w:hint="eastAsia" w:ascii="Times New Roman" w:hAnsi="Times New Roman" w:cs="Times New Roman"/>
+                <w:b/>
+                <w:bCs/>
+                <w:color w:val="262626"/>
+                <w:kern w:val="0"/>
+                <w:sz w:val="21"/>
+                <w:szCs w:val="21"/>
+                <w:lang w:val="en-US" w:eastAsia="zh-CN" w:bidi="ar"/>
+              </w:rPr>
+              <w:t>）</w:t>
+            </w:r>
+            <w:r>
+              <w:rPr>
+                <w:rFonts w:hint="eastAsia" w:ascii="微软雅黑" w:hAnsi="微软雅黑" w:eastAsia="微软雅黑" w:cs="微软雅黑"/>
+                <w:b/>
+                <w:bCs/>
+                <w:color w:val="262626"/>
+                <w:kern w:val="0"/>
+                <w:sz w:val="21"/>
+                <w:szCs w:val="21"/>
+                <w:lang w:val="en-US" w:eastAsia="zh-CN" w:bidi="ar"/>
+              </w:rPr>
+              <w:t>基因检测</w:t>
             </w:r>
           </w:p>
         </w:tc>
@@ -3002,22 +3767,23 @@
               <w:jc w:val="both"/>
               <w:textAlignment w:val="auto"/>
               <w:rPr>
-                <w:rFonts w:hint="eastAsia" w:ascii="微软雅黑" w:hAnsi="微软雅黑" w:eastAsia="微软雅黑" w:cs="微软雅黑"/>
-                <w:color w:val="262626"/>
-                <w:sz w:val="18"/>
-                <w:szCs w:val="18"/>
-                <w:lang w:eastAsia="zh-CN"/>
-              </w:rPr>
-            </w:pPr>
-            <w:r>
-              <w:rPr>
-                <w:rFonts w:hint="default" w:ascii="Times New Roman" w:hAnsi="Times New Roman" w:eastAsia="微软雅黑" w:cs="Times New Roman"/>
-                <w:color w:val="262626"/>
-                <w:sz w:val="21"/>
-                <w:szCs w:val="21"/>
-                <w:lang w:val="en-US" w:eastAsia="zh-CN" w:bidi="ar-SA"/>
-              </w:rPr>
-              <w:t>共检出{{summaryOfRresults.dMMRinfoSize}}个MMR基因失活突变</w:t>
+                <w:rFonts w:ascii="Times New Roman" w:hAnsi="Times New Roman" w:eastAsia="微软雅黑" w:cs="Times New Roman"/>
+                <w:color w:val="262626"/>
+                <w:sz w:val="21"/>
+                <w:szCs w:val="21"/>
+                <w:lang w:eastAsia="zh-CN"/>
+              </w:rPr>
+            </w:pPr>
+            <w:r>
+              <w:rPr>
+                <w:rFonts w:hint="default" w:ascii="Times New Roman" w:hAnsi="Times New Roman" w:eastAsia="微软雅黑" w:cs="Times New Roman"/>
+                <w:color w:val="262626"/>
+                <w:kern w:val="0"/>
+                <w:sz w:val="21"/>
+                <w:szCs w:val="21"/>
+                <w:lang w:val="en-US" w:eastAsia="zh-CN" w:bidi="ar"/>
+              </w:rPr>
+              <w:t>共检出{{summaryOfRresults.HRRDetectedGeneCount}}个HRR基因失活突变</w:t>
             </w:r>
           </w:p>
         </w:tc>
@@ -3045,530 +3811,6 @@
         </w:trPr>
         <w:tc>
           <w:tcPr>
-            <w:tcW w:w="752" w:type="pct"/>
-            <w:vMerge w:val="continue"/>
-            <w:tcBorders>
-              <w:bottom w:val="single" w:color="31849B" w:sz="8" w:space="0"/>
-              <w:right w:val="single" w:color="31849B" w:sz="8" w:space="0"/>
-            </w:tcBorders>
-            <w:shd w:val="clear" w:color="auto" w:fill="auto"/>
-            <w:vAlign w:val="center"/>
-          </w:tcPr>
-          <w:p>
-            <w:pPr>
-              <w:keepNext w:val="0"/>
-              <w:keepLines w:val="0"/>
-              <w:pageBreakBefore w:val="0"/>
-              <w:widowControl w:val="0"/>
-              <w:kinsoku/>
-              <w:wordWrap/>
-              <w:overflowPunct/>
-              <w:topLinePunct w:val="0"/>
-              <w:autoSpaceDE/>
-              <w:autoSpaceDN/>
-              <w:bidi w:val="0"/>
-              <w:adjustRightInd w:val="0"/>
-              <w:snapToGrid w:val="0"/>
-              <w:spacing w:line="240" w:lineRule="auto"/>
-              <w:ind w:left="110" w:leftChars="50"/>
-              <w:jc w:val="both"/>
-              <w:textAlignment w:val="auto"/>
-              <w:rPr>
-                <w:rFonts w:ascii="Times New Roman" w:hAnsi="Times New Roman" w:eastAsia="微软雅黑" w:cs="Times New Roman"/>
-                <w:b/>
-                <w:bCs/>
-                <w:color w:val="262626"/>
-                <w:sz w:val="21"/>
-                <w:szCs w:val="21"/>
-                <w:lang w:eastAsia="zh-CN"/>
-              </w:rPr>
-            </w:pPr>
-          </w:p>
-        </w:tc>
-        <w:tc>
-          <w:tcPr>
-            <w:tcW w:w="1407" w:type="pct"/>
-            <w:tcBorders>
-              <w:top w:val="single" w:color="31849B" w:sz="8" w:space="0"/>
-              <w:left w:val="single" w:color="31849B" w:sz="8" w:space="0"/>
-              <w:bottom w:val="single" w:color="31849B" w:sz="8" w:space="0"/>
-              <w:right w:val="single" w:color="31849B" w:sz="8" w:space="0"/>
-            </w:tcBorders>
-            <w:shd w:val="clear" w:color="auto" w:fill="auto"/>
-            <w:vAlign w:val="center"/>
-          </w:tcPr>
-          <w:p>
-            <w:pPr>
-              <w:pStyle w:val="21"/>
-              <w:keepNext w:val="0"/>
-              <w:keepLines w:val="0"/>
-              <w:pageBreakBefore w:val="0"/>
-              <w:widowControl w:val="0"/>
-              <w:kinsoku/>
-              <w:wordWrap/>
-              <w:overflowPunct/>
-              <w:topLinePunct w:val="0"/>
-              <w:autoSpaceDE/>
-              <w:autoSpaceDN/>
-              <w:bidi w:val="0"/>
-              <w:snapToGrid w:val="0"/>
-              <w:ind w:left="119" w:leftChars="0"/>
-              <w:textAlignment w:val="auto"/>
-              <w:rPr>
-                <w:rFonts w:ascii="Times New Roman" w:hAnsi="Times New Roman" w:eastAsia="微软雅黑" w:cs="Times New Roman"/>
-                <w:b/>
-                <w:bCs/>
-                <w:color w:val="262626"/>
-                <w:sz w:val="21"/>
-                <w:szCs w:val="21"/>
-                <w:lang w:eastAsia="zh-CN"/>
-              </w:rPr>
-            </w:pPr>
-            <w:r>
-              <w:rPr>
-                <w:rFonts w:hint="eastAsia" w:ascii="Times New Roman" w:hAnsi="Times New Roman" w:eastAsia="微软雅黑" w:cs="Times New Roman"/>
-                <w:b/>
-                <w:bCs/>
-                <w:color w:val="262626"/>
-                <w:sz w:val="21"/>
-                <w:szCs w:val="21"/>
-                <w:lang w:eastAsia="zh-CN"/>
-              </w:rPr>
-              <w:t>免疫</w:t>
-            </w:r>
-            <w:r>
-              <w:rPr>
-                <w:rFonts w:ascii="Times New Roman" w:hAnsi="Times New Roman" w:eastAsia="微软雅黑" w:cs="Times New Roman"/>
-                <w:b/>
-                <w:bCs/>
-                <w:color w:val="262626"/>
-                <w:sz w:val="21"/>
-                <w:szCs w:val="21"/>
-                <w:lang w:eastAsia="zh-CN"/>
-              </w:rPr>
-              <w:t>正相关基因</w:t>
-            </w:r>
-          </w:p>
-        </w:tc>
-        <w:tc>
-          <w:tcPr>
-            <w:tcW w:w="2839" w:type="pct"/>
-            <w:tcBorders>
-              <w:top w:val="single" w:color="31849B" w:sz="8" w:space="0"/>
-              <w:left w:val="single" w:color="31849B" w:sz="8" w:space="0"/>
-              <w:bottom w:val="single" w:color="31849B" w:sz="8" w:space="0"/>
-            </w:tcBorders>
-            <w:shd w:val="clear" w:color="auto" w:fill="auto"/>
-            <w:vAlign w:val="center"/>
-          </w:tcPr>
-          <w:p>
-            <w:pPr>
-              <w:pStyle w:val="21"/>
-              <w:keepNext w:val="0"/>
-              <w:keepLines w:val="0"/>
-              <w:pageBreakBefore w:val="0"/>
-              <w:widowControl w:val="0"/>
-              <w:kinsoku/>
-              <w:wordWrap/>
-              <w:overflowPunct/>
-              <w:topLinePunct w:val="0"/>
-              <w:autoSpaceDE/>
-              <w:autoSpaceDN/>
-              <w:bidi w:val="0"/>
-              <w:snapToGrid w:val="0"/>
-              <w:spacing w:before="100" w:line="187" w:lineRule="auto"/>
-              <w:ind w:left="119" w:leftChars="0" w:right="119" w:rightChars="0"/>
-              <w:jc w:val="both"/>
-              <w:textAlignment w:val="auto"/>
-              <w:rPr>
-                <w:rFonts w:ascii="Times New Roman" w:hAnsi="Times New Roman" w:eastAsia="微软雅黑" w:cs="Times New Roman"/>
-                <w:color w:val="262626"/>
-                <w:sz w:val="21"/>
-                <w:szCs w:val="21"/>
-                <w:lang w:eastAsia="zh-CN"/>
-              </w:rPr>
-            </w:pPr>
-            <w:r>
-              <w:rPr>
-                <w:rFonts w:hint="default" w:ascii="Times New Roman" w:hAnsi="Times New Roman" w:eastAsia="微软雅黑" w:cs="Times New Roman"/>
-                <w:color w:val="262626"/>
-                <w:sz w:val="21"/>
-                <w:szCs w:val="21"/>
-                <w:lang w:val="en-US" w:eastAsia="zh-CN" w:bidi="ar-SA"/>
-              </w:rPr>
-              <w:t>共检出{{summaryOfRresults.positiveImmnueNum}}个正相关突变</w:t>
-            </w:r>
-          </w:p>
-        </w:tc>
-      </w:tr>
-      <w:tr>
-        <w:tblPrEx>
-          <w:tblBorders>
-            <w:top w:val="none" w:color="auto" w:sz="0" w:space="0"/>
-            <w:left w:val="none" w:color="auto" w:sz="0" w:space="0"/>
-            <w:bottom w:val="none" w:color="auto" w:sz="0" w:space="0"/>
-            <w:right w:val="none" w:color="auto" w:sz="0" w:space="0"/>
-            <w:insideH w:val="none" w:color="auto" w:sz="0" w:space="0"/>
-            <w:insideV w:val="none" w:color="auto" w:sz="0" w:space="0"/>
-          </w:tblBorders>
-          <w:tblCellMar>
-            <w:top w:w="0" w:type="dxa"/>
-            <w:left w:w="0" w:type="dxa"/>
-            <w:bottom w:w="0" w:type="dxa"/>
-            <w:right w:w="0" w:type="dxa"/>
-          </w:tblCellMar>
-        </w:tblPrEx>
-        <w:trPr>
-          <w:trHeight w:val="397" w:hRule="atLeast"/>
-          <w:jc w:val="center"/>
-        </w:trPr>
-        <w:tc>
-          <w:tcPr>
-            <w:tcW w:w="752" w:type="pct"/>
-            <w:vMerge w:val="continue"/>
-            <w:tcBorders>
-              <w:bottom w:val="single" w:color="31849B" w:sz="8" w:space="0"/>
-              <w:right w:val="single" w:color="31849B" w:sz="8" w:space="0"/>
-            </w:tcBorders>
-            <w:shd w:val="clear" w:color="auto" w:fill="auto"/>
-            <w:vAlign w:val="center"/>
-          </w:tcPr>
-          <w:p>
-            <w:pPr>
-              <w:keepNext w:val="0"/>
-              <w:keepLines w:val="0"/>
-              <w:pageBreakBefore w:val="0"/>
-              <w:widowControl w:val="0"/>
-              <w:kinsoku/>
-              <w:wordWrap/>
-              <w:overflowPunct/>
-              <w:topLinePunct w:val="0"/>
-              <w:autoSpaceDE/>
-              <w:autoSpaceDN/>
-              <w:bidi w:val="0"/>
-              <w:adjustRightInd w:val="0"/>
-              <w:snapToGrid w:val="0"/>
-              <w:spacing w:line="240" w:lineRule="auto"/>
-              <w:ind w:left="110" w:leftChars="50"/>
-              <w:jc w:val="both"/>
-              <w:textAlignment w:val="auto"/>
-              <w:rPr>
-                <w:rFonts w:ascii="Times New Roman" w:hAnsi="Times New Roman" w:eastAsia="微软雅黑" w:cs="Times New Roman"/>
-                <w:b/>
-                <w:bCs/>
-                <w:color w:val="262626"/>
-                <w:sz w:val="21"/>
-                <w:szCs w:val="21"/>
-                <w:lang w:eastAsia="zh-CN"/>
-              </w:rPr>
-            </w:pPr>
-          </w:p>
-        </w:tc>
-        <w:tc>
-          <w:tcPr>
-            <w:tcW w:w="1407" w:type="pct"/>
-            <w:tcBorders>
-              <w:top w:val="single" w:color="31849B" w:sz="8" w:space="0"/>
-              <w:left w:val="single" w:color="31849B" w:sz="8" w:space="0"/>
-              <w:bottom w:val="single" w:color="31849B" w:sz="8" w:space="0"/>
-              <w:right w:val="single" w:color="31849B" w:sz="8" w:space="0"/>
-            </w:tcBorders>
-            <w:shd w:val="clear" w:color="auto" w:fill="auto"/>
-            <w:vAlign w:val="center"/>
-          </w:tcPr>
-          <w:p>
-            <w:pPr>
-              <w:pStyle w:val="21"/>
-              <w:keepNext w:val="0"/>
-              <w:keepLines w:val="0"/>
-              <w:pageBreakBefore w:val="0"/>
-              <w:widowControl w:val="0"/>
-              <w:kinsoku/>
-              <w:wordWrap/>
-              <w:overflowPunct/>
-              <w:topLinePunct w:val="0"/>
-              <w:autoSpaceDE/>
-              <w:autoSpaceDN/>
-              <w:bidi w:val="0"/>
-              <w:snapToGrid w:val="0"/>
-              <w:ind w:left="119" w:leftChars="0"/>
-              <w:textAlignment w:val="auto"/>
-              <w:rPr>
-                <w:rFonts w:ascii="Times New Roman" w:hAnsi="Times New Roman" w:eastAsia="微软雅黑" w:cs="Times New Roman"/>
-                <w:b/>
-                <w:bCs/>
-                <w:color w:val="262626"/>
-                <w:sz w:val="21"/>
-                <w:szCs w:val="21"/>
-                <w:lang w:eastAsia="zh-CN"/>
-              </w:rPr>
-            </w:pPr>
-            <w:r>
-              <w:rPr>
-                <w:rFonts w:hint="eastAsia" w:ascii="Times New Roman" w:hAnsi="Times New Roman" w:eastAsia="微软雅黑" w:cs="Times New Roman"/>
-                <w:b/>
-                <w:bCs/>
-                <w:color w:val="262626"/>
-                <w:sz w:val="21"/>
-                <w:szCs w:val="21"/>
-                <w:lang w:eastAsia="zh-CN"/>
-              </w:rPr>
-              <w:t>免疫负</w:t>
-            </w:r>
-            <w:r>
-              <w:rPr>
-                <w:rFonts w:ascii="Times New Roman" w:hAnsi="Times New Roman" w:eastAsia="微软雅黑" w:cs="Times New Roman"/>
-                <w:b/>
-                <w:bCs/>
-                <w:color w:val="262626"/>
-                <w:sz w:val="21"/>
-                <w:szCs w:val="21"/>
-                <w:lang w:eastAsia="zh-CN"/>
-              </w:rPr>
-              <w:t>相关基因</w:t>
-            </w:r>
-          </w:p>
-        </w:tc>
-        <w:tc>
-          <w:tcPr>
-            <w:tcW w:w="2839" w:type="pct"/>
-            <w:tcBorders>
-              <w:top w:val="single" w:color="31849B" w:sz="8" w:space="0"/>
-              <w:left w:val="single" w:color="31849B" w:sz="8" w:space="0"/>
-              <w:bottom w:val="single" w:color="31849B" w:sz="8" w:space="0"/>
-            </w:tcBorders>
-            <w:shd w:val="clear" w:color="auto" w:fill="auto"/>
-            <w:vAlign w:val="center"/>
-          </w:tcPr>
-          <w:p>
-            <w:pPr>
-              <w:pStyle w:val="21"/>
-              <w:keepNext w:val="0"/>
-              <w:keepLines w:val="0"/>
-              <w:pageBreakBefore w:val="0"/>
-              <w:widowControl w:val="0"/>
-              <w:kinsoku/>
-              <w:wordWrap/>
-              <w:overflowPunct/>
-              <w:topLinePunct w:val="0"/>
-              <w:autoSpaceDE/>
-              <w:autoSpaceDN/>
-              <w:bidi w:val="0"/>
-              <w:snapToGrid w:val="0"/>
-              <w:spacing w:before="100" w:line="187" w:lineRule="auto"/>
-              <w:ind w:left="119" w:leftChars="0" w:right="119" w:rightChars="0"/>
-              <w:jc w:val="both"/>
-              <w:textAlignment w:val="auto"/>
-              <w:rPr>
-                <w:rFonts w:ascii="Times New Roman" w:hAnsi="Times New Roman" w:eastAsia="微软雅黑" w:cs="Times New Roman"/>
-                <w:color w:val="262626"/>
-                <w:sz w:val="21"/>
-                <w:szCs w:val="21"/>
-                <w:lang w:eastAsia="zh-CN"/>
-              </w:rPr>
-            </w:pPr>
-            <w:r>
-              <w:rPr>
-                <w:rFonts w:hint="default" w:ascii="Times New Roman" w:hAnsi="Times New Roman" w:eastAsia="微软雅黑" w:cs="Times New Roman"/>
-                <w:color w:val="262626"/>
-                <w:sz w:val="21"/>
-                <w:szCs w:val="21"/>
-                <w:lang w:val="en-US" w:eastAsia="zh-CN" w:bidi="ar-SA"/>
-              </w:rPr>
-              <w:t>共检出{{summaryOfRresults.negativeImmnueNum}}个负相关突变</w:t>
-            </w:r>
-          </w:p>
-        </w:tc>
-      </w:tr>
-      <w:tr>
-        <w:tblPrEx>
-          <w:tblBorders>
-            <w:top w:val="none" w:color="auto" w:sz="0" w:space="0"/>
-            <w:left w:val="none" w:color="auto" w:sz="0" w:space="0"/>
-            <w:bottom w:val="none" w:color="auto" w:sz="0" w:space="0"/>
-            <w:right w:val="none" w:color="auto" w:sz="0" w:space="0"/>
-            <w:insideH w:val="none" w:color="auto" w:sz="0" w:space="0"/>
-            <w:insideV w:val="none" w:color="auto" w:sz="0" w:space="0"/>
-          </w:tblBorders>
-          <w:tblCellMar>
-            <w:top w:w="0" w:type="dxa"/>
-            <w:left w:w="0" w:type="dxa"/>
-            <w:bottom w:w="0" w:type="dxa"/>
-            <w:right w:w="0" w:type="dxa"/>
-          </w:tblCellMar>
-        </w:tblPrEx>
-        <w:trPr>
-          <w:trHeight w:val="397" w:hRule="atLeast"/>
-          <w:jc w:val="center"/>
-        </w:trPr>
-        <w:tc>
-          <w:tcPr>
-            <w:tcW w:w="752" w:type="pct"/>
-            <w:vMerge w:val="continue"/>
-            <w:tcBorders>
-              <w:bottom w:val="single" w:color="31849B" w:sz="8" w:space="0"/>
-              <w:right w:val="single" w:color="31849B" w:sz="8" w:space="0"/>
-            </w:tcBorders>
-            <w:shd w:val="clear" w:color="auto" w:fill="auto"/>
-            <w:vAlign w:val="center"/>
-          </w:tcPr>
-          <w:p>
-            <w:pPr>
-              <w:keepNext w:val="0"/>
-              <w:keepLines w:val="0"/>
-              <w:pageBreakBefore w:val="0"/>
-              <w:widowControl w:val="0"/>
-              <w:kinsoku/>
-              <w:wordWrap/>
-              <w:overflowPunct/>
-              <w:topLinePunct w:val="0"/>
-              <w:autoSpaceDE/>
-              <w:autoSpaceDN/>
-              <w:bidi w:val="0"/>
-              <w:adjustRightInd w:val="0"/>
-              <w:snapToGrid w:val="0"/>
-              <w:spacing w:line="240" w:lineRule="auto"/>
-              <w:ind w:left="110" w:leftChars="50"/>
-              <w:jc w:val="both"/>
-              <w:textAlignment w:val="auto"/>
-              <w:rPr>
-                <w:rFonts w:ascii="Times New Roman" w:hAnsi="Times New Roman" w:eastAsia="微软雅黑" w:cs="Times New Roman"/>
-                <w:b/>
-                <w:bCs/>
-                <w:color w:val="262626"/>
-                <w:sz w:val="21"/>
-                <w:szCs w:val="21"/>
-                <w:lang w:eastAsia="zh-CN"/>
-              </w:rPr>
-            </w:pPr>
-          </w:p>
-        </w:tc>
-        <w:tc>
-          <w:tcPr>
-            <w:tcW w:w="1407" w:type="pct"/>
-            <w:tcBorders>
-              <w:top w:val="single" w:color="31849B" w:sz="8" w:space="0"/>
-              <w:left w:val="single" w:color="31849B" w:sz="8" w:space="0"/>
-              <w:bottom w:val="single" w:color="31849B" w:sz="8" w:space="0"/>
-              <w:right w:val="single" w:color="31849B" w:sz="8" w:space="0"/>
-            </w:tcBorders>
-            <w:shd w:val="clear" w:color="auto" w:fill="auto"/>
-            <w:vAlign w:val="center"/>
-          </w:tcPr>
-          <w:p>
-            <w:pPr>
-              <w:keepNext w:val="0"/>
-              <w:keepLines w:val="0"/>
-              <w:pageBreakBefore w:val="0"/>
-              <w:widowControl w:val="0"/>
-              <w:kinsoku/>
-              <w:wordWrap/>
-              <w:overflowPunct/>
-              <w:topLinePunct w:val="0"/>
-              <w:autoSpaceDE/>
-              <w:autoSpaceDN/>
-              <w:bidi w:val="0"/>
-              <w:snapToGrid w:val="0"/>
-              <w:ind w:left="119" w:leftChars="0"/>
-              <w:textAlignment w:val="auto"/>
-              <w:rPr>
-                <w:rFonts w:ascii="Times New Roman" w:hAnsi="Times New Roman" w:eastAsia="微软雅黑" w:cs="Times New Roman"/>
-                <w:b/>
-                <w:bCs/>
-                <w:color w:val="262626"/>
-                <w:sz w:val="21"/>
-                <w:szCs w:val="21"/>
-                <w:lang w:eastAsia="zh-CN"/>
-              </w:rPr>
-            </w:pPr>
-            <w:r>
-              <w:rPr>
-                <w:rFonts w:hint="eastAsia" w:ascii="Times New Roman" w:hAnsi="Times New Roman" w:eastAsia="微软雅黑" w:cs="Times New Roman"/>
-                <w:b/>
-                <w:bCs/>
-                <w:color w:val="262626"/>
-                <w:sz w:val="21"/>
-                <w:szCs w:val="21"/>
-                <w:lang w:eastAsia="zh-CN"/>
-              </w:rPr>
-              <w:t>免疫超进展相关基因（HPD）</w:t>
-            </w:r>
-          </w:p>
-        </w:tc>
-        <w:tc>
-          <w:tcPr>
-            <w:tcW w:w="2839" w:type="pct"/>
-            <w:tcBorders>
-              <w:top w:val="single" w:color="31849B" w:sz="8" w:space="0"/>
-              <w:left w:val="single" w:color="31849B" w:sz="8" w:space="0"/>
-              <w:bottom w:val="single" w:color="31849B" w:sz="8" w:space="0"/>
-            </w:tcBorders>
-            <w:shd w:val="clear" w:color="auto" w:fill="auto"/>
-            <w:vAlign w:val="center"/>
-          </w:tcPr>
-          <w:p>
-            <w:pPr>
-              <w:pStyle w:val="21"/>
-              <w:keepNext w:val="0"/>
-              <w:keepLines w:val="0"/>
-              <w:pageBreakBefore w:val="0"/>
-              <w:widowControl w:val="0"/>
-              <w:kinsoku/>
-              <w:wordWrap/>
-              <w:overflowPunct/>
-              <w:topLinePunct w:val="0"/>
-              <w:autoSpaceDE/>
-              <w:autoSpaceDN/>
-              <w:bidi w:val="0"/>
-              <w:snapToGrid w:val="0"/>
-              <w:spacing w:before="77"/>
-              <w:ind w:left="119" w:leftChars="0" w:right="119" w:rightChars="0"/>
-              <w:jc w:val="both"/>
-              <w:textAlignment w:val="auto"/>
-              <w:rPr>
-                <w:rFonts w:hint="eastAsia" w:ascii="微软雅黑" w:hAnsi="微软雅黑" w:eastAsia="微软雅黑" w:cs="微软雅黑"/>
-                <w:color w:val="262626"/>
-                <w:sz w:val="18"/>
-                <w:szCs w:val="18"/>
-                <w:lang w:eastAsia="zh-CN"/>
-              </w:rPr>
-            </w:pPr>
-            <w:r>
-              <w:rPr>
-                <w:rFonts w:hint="default" w:ascii="Times New Roman" w:hAnsi="Times New Roman" w:eastAsia="微软雅黑" w:cs="Times New Roman"/>
-                <w:color w:val="262626"/>
-                <w:sz w:val="21"/>
-                <w:szCs w:val="21"/>
-                <w:lang w:val="en-US" w:eastAsia="zh-CN" w:bidi="ar-SA"/>
-              </w:rPr>
-              <w:t>共检出{{summaryOfRresults.hpdImmnueNum}}个超进展相关基因突变</w:t>
-            </w:r>
-          </w:p>
-        </w:tc>
-      </w:tr>
-      <w:tr>
-        <w:tblPrEx>
-          <w:tblBorders>
-            <w:top w:val="none" w:color="auto" w:sz="0" w:space="0"/>
-            <w:left w:val="none" w:color="auto" w:sz="0" w:space="0"/>
-            <w:bottom w:val="none" w:color="auto" w:sz="0" w:space="0"/>
-            <w:right w:val="none" w:color="auto" w:sz="0" w:space="0"/>
-            <w:insideH w:val="none" w:color="auto" w:sz="0" w:space="0"/>
-            <w:insideV w:val="none" w:color="auto" w:sz="0" w:space="0"/>
-          </w:tblBorders>
-          <w:tblCellMar>
-            <w:top w:w="0" w:type="dxa"/>
-            <w:left w:w="0" w:type="dxa"/>
-            <w:bottom w:w="0" w:type="dxa"/>
-            <w:right w:w="0" w:type="dxa"/>
-          </w:tblCellMar>
-        </w:tblPrEx>
-        <w:trPr>
-          <w:trHeight w:val="397" w:hRule="atLeast"/>
-          <w:jc w:val="center"/>
-        </w:trPr>
-        <w:tc>
-          <w:tcPr>
             <w:tcW w:w="5000" w:type="pct"/>
             <w:gridSpan w:val="3"/>
             <w:tcBorders>
@@ -3614,7 +3856,7 @@
                 <w:szCs w:val="21"/>
                 <w:lang w:eastAsia="zh-CN"/>
               </w:rPr>
-              <w:t>{%tr if reportInfo.conf.hrr%}</w:t>
+              <w:t>{%tr endif %}</w:t>
             </w:r>
           </w:p>
         </w:tc>
@@ -3643,106 +3885,10 @@
         </w:trPr>
         <w:tc>
           <w:tcPr>
-            <w:tcW w:w="2160" w:type="pct"/>
-            <w:gridSpan w:val="2"/>
+            <w:tcW w:w="5000" w:type="pct"/>
+            <w:gridSpan w:val="3"/>
             <w:tcBorders>
               <w:top w:val="single" w:color="31849B" w:sz="8" w:space="0"/>
-              <w:bottom w:val="single" w:color="31849B" w:sz="8" w:space="0"/>
-              <w:right w:val="single" w:color="31849B" w:sz="8" w:space="0"/>
-            </w:tcBorders>
-            <w:shd w:val="clear" w:color="auto" w:fill="auto"/>
-            <w:vAlign w:val="center"/>
-          </w:tcPr>
-          <w:p>
-            <w:pPr>
-              <w:pStyle w:val="21"/>
-              <w:keepNext w:val="0"/>
-              <w:keepLines w:val="0"/>
-              <w:pageBreakBefore w:val="0"/>
-              <w:widowControl w:val="0"/>
-              <w:kinsoku/>
-              <w:wordWrap/>
-              <w:overflowPunct/>
-              <w:topLinePunct w:val="0"/>
-              <w:autoSpaceDE/>
-              <w:autoSpaceDN/>
-              <w:bidi w:val="0"/>
-              <w:adjustRightInd w:val="0"/>
-              <w:snapToGrid w:val="0"/>
-              <w:spacing w:line="240" w:lineRule="auto"/>
-              <w:ind w:left="110" w:leftChars="50"/>
-              <w:jc w:val="both"/>
-              <w:textAlignment w:val="auto"/>
-              <w:rPr>
-                <w:rFonts w:ascii="Times New Roman" w:hAnsi="Times New Roman" w:eastAsia="微软雅黑" w:cs="Times New Roman"/>
-                <w:b/>
-                <w:bCs/>
-                <w:color w:val="262626"/>
-                <w:sz w:val="21"/>
-                <w:szCs w:val="21"/>
-                <w:lang w:eastAsia="zh-CN"/>
-              </w:rPr>
-            </w:pPr>
-            <w:r>
-              <w:rPr>
-                <w:rFonts w:ascii="微软雅黑" w:hAnsi="微软雅黑" w:eastAsia="微软雅黑" w:cs="微软雅黑"/>
-                <w:b/>
-                <w:bCs/>
-                <w:color w:val="262626"/>
-                <w:kern w:val="0"/>
-                <w:sz w:val="21"/>
-                <w:szCs w:val="21"/>
-                <w:lang w:val="en-US" w:eastAsia="zh-CN" w:bidi="ar"/>
-              </w:rPr>
-              <w:t>同源重组修复（</w:t>
-            </w:r>
-            <w:r>
-              <w:rPr>
-                <w:rFonts w:hint="default" w:ascii="Times New Roman" w:hAnsi="Times New Roman" w:eastAsia="宋体" w:cs="Times New Roman"/>
-                <w:b/>
-                <w:bCs/>
-                <w:color w:val="262626"/>
-                <w:kern w:val="0"/>
-                <w:sz w:val="21"/>
-                <w:szCs w:val="21"/>
-                <w:lang w:val="en-US" w:eastAsia="zh-CN" w:bidi="ar"/>
-              </w:rPr>
-              <w:t>HRR</w:t>
-            </w:r>
-            <w:r>
-              <w:rPr>
-                <w:rFonts w:hint="eastAsia" w:ascii="Times New Roman" w:hAnsi="Times New Roman" w:cs="Times New Roman"/>
-                <w:b/>
-                <w:bCs/>
-                <w:color w:val="262626"/>
-                <w:kern w:val="0"/>
-                <w:sz w:val="21"/>
-                <w:szCs w:val="21"/>
-                <w:lang w:val="en-US" w:eastAsia="zh-CN" w:bidi="ar"/>
-              </w:rPr>
-              <w:t>）</w:t>
-            </w:r>
-            <w:r>
-              <w:rPr>
-                <w:rFonts w:hint="eastAsia" w:ascii="微软雅黑" w:hAnsi="微软雅黑" w:eastAsia="微软雅黑" w:cs="微软雅黑"/>
-                <w:b/>
-                <w:bCs/>
-                <w:color w:val="262626"/>
-                <w:kern w:val="0"/>
-                <w:sz w:val="21"/>
-                <w:szCs w:val="21"/>
-                <w:lang w:val="en-US" w:eastAsia="zh-CN" w:bidi="ar"/>
-              </w:rPr>
-              <w:t>基因检测</w:t>
-            </w:r>
-          </w:p>
-        </w:tc>
-        <w:tc>
-          <w:tcPr>
-            <w:tcW w:w="2839" w:type="pct"/>
-            <w:tcBorders>
-              <w:top w:val="single" w:color="31849B" w:sz="8" w:space="0"/>
-              <w:left w:val="single" w:color="31849B" w:sz="8" w:space="0"/>
               <w:bottom w:val="single" w:color="31849B" w:sz="8" w:space="0"/>
             </w:tcBorders>
             <w:shd w:val="clear" w:color="auto" w:fill="auto"/>
@@ -3778,14 +3924,13 @@
             </w:pPr>
             <w:r>
               <w:rPr>
-                <w:rFonts w:hint="default" w:ascii="Times New Roman" w:hAnsi="Times New Roman" w:eastAsia="微软雅黑" w:cs="Times New Roman"/>
-                <w:color w:val="262626"/>
-                <w:kern w:val="0"/>
-                <w:sz w:val="21"/>
-                <w:szCs w:val="21"/>
-                <w:lang w:val="en-US" w:eastAsia="zh-CN" w:bidi="ar"/>
-              </w:rPr>
-              <w:t>共检出{{summaryOfRresults.HRRDetectedGeneCount}}个HRR基因失活突变</w:t>
+                <w:rFonts w:hint="eastAsia" w:ascii="Times New Roman" w:hAnsi="Times New Roman" w:eastAsia="微软雅黑" w:cs="Times New Roman"/>
+                <w:color w:val="262626"/>
+                <w:sz w:val="21"/>
+                <w:szCs w:val="21"/>
+                <w:lang w:eastAsia="zh-CN"/>
+              </w:rPr>
+              <w:t>{%tr if urinaryProstateDisease != ‘’%}</w:t>
             </w:r>
           </w:p>
         </w:tc>
@@ -3813,10 +3958,66 @@
         </w:trPr>
         <w:tc>
           <w:tcPr>
-            <w:tcW w:w="5000" w:type="pct"/>
-            <w:gridSpan w:val="3"/>
+            <w:tcW w:w="2160" w:type="pct"/>
+            <w:gridSpan w:val="2"/>
             <w:tcBorders>
               <w:top w:val="single" w:color="31849B" w:sz="8" w:space="0"/>
+              <w:bottom w:val="single" w:color="31849B" w:sz="8" w:space="0"/>
+              <w:right w:val="single" w:color="31849B" w:sz="8" w:space="0"/>
+            </w:tcBorders>
+            <w:shd w:val="clear" w:color="auto" w:fill="auto"/>
+            <w:vAlign w:val="center"/>
+          </w:tcPr>
+          <w:p>
+            <w:pPr>
+              <w:pStyle w:val="21"/>
+              <w:keepNext w:val="0"/>
+              <w:keepLines w:val="0"/>
+              <w:pageBreakBefore w:val="0"/>
+              <w:widowControl w:val="0"/>
+              <w:kinsoku/>
+              <w:wordWrap/>
+              <w:overflowPunct/>
+              <w:topLinePunct w:val="0"/>
+              <w:autoSpaceDE/>
+              <w:autoSpaceDN/>
+              <w:bidi w:val="0"/>
+              <w:adjustRightInd w:val="0"/>
+              <w:snapToGrid w:val="0"/>
+              <w:spacing w:line="240" w:lineRule="auto"/>
+              <w:ind w:left="110" w:leftChars="50"/>
+              <w:jc w:val="both"/>
+              <w:textAlignment w:val="auto"/>
+              <w:rPr>
+                <w:rFonts w:ascii="Times New Roman" w:hAnsi="Times New Roman" w:eastAsia="微软雅黑" w:cs="Times New Roman"/>
+                <w:b/>
+                <w:bCs/>
+                <w:color w:val="262626"/>
+                <w:sz w:val="21"/>
+                <w:szCs w:val="21"/>
+                <w:lang w:eastAsia="zh-CN"/>
+              </w:rPr>
+            </w:pPr>
+            <w:r>
+              <w:rPr>
+                <w:rFonts w:hint="default" w:ascii="Times New Roman" w:hAnsi="Times New Roman" w:eastAsia="微软雅黑" w:cs="Times New Roman"/>
+                <w:b/>
+                <w:bCs/>
+                <w:color w:val="262626"/>
+                <w:sz w:val="21"/>
+                <w:szCs w:val="21"/>
+                <w:lang w:val="en-US" w:eastAsia="zh-CN" w:bidi="ar-SA"/>
+              </w:rPr>
+              <w:t>预后相关</w:t>
+            </w:r>
+          </w:p>
+        </w:tc>
+        <w:tc>
+          <w:tcPr>
+            <w:tcW w:w="2839" w:type="pct"/>
+            <w:tcBorders>
+              <w:top w:val="single" w:color="31849B" w:sz="8" w:space="0"/>
+              <w:left w:val="single" w:color="31849B" w:sz="8" w:space="0"/>
               <w:bottom w:val="single" w:color="31849B" w:sz="8" w:space="0"/>
             </w:tcBorders>
             <w:shd w:val="clear" w:color="auto" w:fill="auto"/>
@@ -3852,87 +4053,53 @@
             </w:pPr>
             <w:r>
               <w:rPr>
-                <w:rFonts w:hint="eastAsia" w:ascii="Times New Roman" w:hAnsi="Times New Roman" w:eastAsia="微软雅黑" w:cs="Times New Roman"/>
-                <w:color w:val="262626"/>
-                <w:sz w:val="21"/>
-                <w:szCs w:val="21"/>
-                <w:lang w:eastAsia="zh-CN"/>
-              </w:rPr>
-              <w:t>{%tr endif %}</w:t>
-            </w:r>
-          </w:p>
-        </w:tc>
-      </w:tr>
-      <w:tr>
-        <w:tblPrEx>
-          <w:tblBorders>
-            <w:top w:val="none" w:color="auto" w:sz="0" w:space="0"/>
-            <w:left w:val="none" w:color="auto" w:sz="0" w:space="0"/>
-            <w:bottom w:val="none" w:color="auto" w:sz="0" w:space="0"/>
-            <w:right w:val="none" w:color="auto" w:sz="0" w:space="0"/>
-            <w:insideH w:val="none" w:color="auto" w:sz="0" w:space="0"/>
-            <w:insideV w:val="none" w:color="auto" w:sz="0" w:space="0"/>
-          </w:tblBorders>
-          <w:shd w:val="clear" w:color="auto" w:fill="auto"/>
-          <w:tblCellMar>
-            <w:top w:w="0" w:type="dxa"/>
-            <w:left w:w="0" w:type="dxa"/>
-            <w:bottom w:w="0" w:type="dxa"/>
-            <w:right w:w="0" w:type="dxa"/>
-          </w:tblCellMar>
-        </w:tblPrEx>
-        <w:trPr>
-          <w:trHeight w:val="397" w:hRule="atLeast"/>
-          <w:jc w:val="center"/>
-        </w:trPr>
-        <w:tc>
-          <w:tcPr>
-            <w:tcW w:w="5000" w:type="pct"/>
-            <w:gridSpan w:val="3"/>
-            <w:tcBorders>
-              <w:top w:val="single" w:color="31849B" w:sz="8" w:space="0"/>
-              <w:bottom w:val="single" w:color="31849B" w:sz="8" w:space="0"/>
-            </w:tcBorders>
-            <w:shd w:val="clear" w:color="auto" w:fill="auto"/>
-            <w:vAlign w:val="center"/>
-          </w:tcPr>
-          <w:p>
-            <w:pPr>
-              <w:pStyle w:val="21"/>
-              <w:keepNext w:val="0"/>
-              <w:keepLines w:val="0"/>
-              <w:pageBreakBefore w:val="0"/>
-              <w:widowControl w:val="0"/>
-              <w:kinsoku/>
-              <w:wordWrap/>
-              <w:overflowPunct/>
-              <w:topLinePunct w:val="0"/>
-              <w:autoSpaceDE/>
-              <w:autoSpaceDN/>
-              <w:bidi w:val="0"/>
-              <w:adjustRightInd w:val="0"/>
-              <w:snapToGrid w:val="0"/>
-              <w:spacing w:line="240" w:lineRule="auto"/>
-              <w:ind w:left="110" w:leftChars="50" w:right="119" w:rightChars="0"/>
-              <w:jc w:val="both"/>
-              <w:textAlignment w:val="auto"/>
-              <w:rPr>
-                <w:rFonts w:ascii="Times New Roman" w:hAnsi="Times New Roman" w:eastAsia="微软雅黑" w:cs="Times New Roman"/>
-                <w:color w:val="262626"/>
-                <w:sz w:val="21"/>
-                <w:szCs w:val="21"/>
-                <w:lang w:eastAsia="zh-CN"/>
-              </w:rPr>
-            </w:pPr>
-            <w:r>
-              <w:rPr>
-                <w:rFonts w:hint="eastAsia" w:ascii="Times New Roman" w:hAnsi="Times New Roman" w:eastAsia="微软雅黑" w:cs="Times New Roman"/>
-                <w:color w:val="262626"/>
-                <w:sz w:val="21"/>
-                <w:szCs w:val="21"/>
-                <w:lang w:eastAsia="zh-CN"/>
-              </w:rPr>
-              <w:t>{%tr if urinaryProstateDisease != ‘’%}</w:t>
+                <w:rFonts w:hint="default" w:ascii="Times New Roman" w:hAnsi="Times New Roman" w:eastAsia="微软雅黑" w:cs="Times New Roman"/>
+                <w:color w:val="262626"/>
+                <w:sz w:val="21"/>
+                <w:szCs w:val="21"/>
+                <w:lang w:val="en-US" w:eastAsia="zh-CN" w:bidi="ar-SA"/>
+              </w:rPr>
+              <w:t>详见</w:t>
+            </w:r>
+            <w:r>
+              <w:rPr>
+                <w:rFonts w:hint="eastAsia" w:ascii="微软雅黑" w:hAnsi="微软雅黑" w:eastAsia="微软雅黑" w:cs="微软雅黑"/>
+                <w:color w:val="262626"/>
+                <w:sz w:val="21"/>
+                <w:szCs w:val="21"/>
+                <w:lang w:val="en-US" w:eastAsia="zh-CN" w:bidi="ar-SA"/>
+              </w:rPr>
+              <w:t>“</w:t>
+            </w:r>
+            <w:r>
+              <w:rPr>
+                <w:rFonts w:hint="default" w:ascii="Times New Roman" w:hAnsi="Times New Roman" w:eastAsia="微软雅黑" w:cs="Times New Roman"/>
+                <w:color w:val="262626"/>
+                <w:sz w:val="21"/>
+                <w:szCs w:val="21"/>
+                <w:lang w:val="en-US" w:eastAsia="zh-CN" w:bidi="ar-SA"/>
+              </w:rPr>
+              <w:t>预后相关基因检测结果及解析</w:t>
+            </w:r>
+            <w:r>
+              <w:rPr>
+                <w:rFonts w:hint="eastAsia" w:ascii="微软雅黑" w:hAnsi="微软雅黑" w:eastAsia="微软雅黑" w:cs="微软雅黑"/>
+                <w:color w:val="262626"/>
+                <w:sz w:val="21"/>
+                <w:szCs w:val="21"/>
+                <w:lang w:val="en-US" w:eastAsia="zh-CN" w:bidi="ar-SA"/>
+              </w:rPr>
+              <w:t>”</w:t>
+            </w:r>
+            <w:r>
+              <w:rPr>
+                <w:rFonts w:hint="default" w:ascii="Times New Roman" w:hAnsi="Times New Roman" w:eastAsia="微软雅黑" w:cs="Times New Roman"/>
+                <w:color w:val="262626"/>
+                <w:sz w:val="21"/>
+                <w:szCs w:val="21"/>
+                <w:lang w:val="en-US" w:eastAsia="zh-CN" w:bidi="ar-SA"/>
+              </w:rPr>
+              <w:t>部分</w:t>
             </w:r>
           </w:p>
         </w:tc>
@@ -3960,66 +4127,10 @@
         </w:trPr>
         <w:tc>
           <w:tcPr>
-            <w:tcW w:w="2160" w:type="pct"/>
-            <w:gridSpan w:val="2"/>
+            <w:tcW w:w="5000" w:type="pct"/>
+            <w:gridSpan w:val="3"/>
             <w:tcBorders>
               <w:top w:val="single" w:color="31849B" w:sz="8" w:space="0"/>
-              <w:bottom w:val="single" w:color="31849B" w:sz="8" w:space="0"/>
-              <w:right w:val="single" w:color="31849B" w:sz="8" w:space="0"/>
-            </w:tcBorders>
-            <w:shd w:val="clear" w:color="auto" w:fill="auto"/>
-            <w:vAlign w:val="center"/>
-          </w:tcPr>
-          <w:p>
-            <w:pPr>
-              <w:pStyle w:val="21"/>
-              <w:keepNext w:val="0"/>
-              <w:keepLines w:val="0"/>
-              <w:pageBreakBefore w:val="0"/>
-              <w:widowControl w:val="0"/>
-              <w:kinsoku/>
-              <w:wordWrap/>
-              <w:overflowPunct/>
-              <w:topLinePunct w:val="0"/>
-              <w:autoSpaceDE/>
-              <w:autoSpaceDN/>
-              <w:bidi w:val="0"/>
-              <w:adjustRightInd w:val="0"/>
-              <w:snapToGrid w:val="0"/>
-              <w:spacing w:line="240" w:lineRule="auto"/>
-              <w:ind w:left="110" w:leftChars="50"/>
-              <w:jc w:val="both"/>
-              <w:textAlignment w:val="auto"/>
-              <w:rPr>
-                <w:rFonts w:ascii="Times New Roman" w:hAnsi="Times New Roman" w:eastAsia="微软雅黑" w:cs="Times New Roman"/>
-                <w:b/>
-                <w:bCs/>
-                <w:color w:val="262626"/>
-                <w:sz w:val="21"/>
-                <w:szCs w:val="21"/>
-                <w:lang w:eastAsia="zh-CN"/>
-              </w:rPr>
-            </w:pPr>
-            <w:r>
-              <w:rPr>
-                <w:rFonts w:hint="default" w:ascii="Times New Roman" w:hAnsi="Times New Roman" w:eastAsia="微软雅黑" w:cs="Times New Roman"/>
-                <w:b/>
-                <w:bCs/>
-                <w:color w:val="262626"/>
-                <w:sz w:val="21"/>
-                <w:szCs w:val="21"/>
-                <w:lang w:val="en-US" w:eastAsia="zh-CN" w:bidi="ar-SA"/>
-              </w:rPr>
-              <w:t>预后相关</w:t>
-            </w:r>
-          </w:p>
-        </w:tc>
-        <w:tc>
-          <w:tcPr>
-            <w:tcW w:w="2839" w:type="pct"/>
-            <w:tcBorders>
-              <w:top w:val="single" w:color="31849B" w:sz="8" w:space="0"/>
-              <w:left w:val="single" w:color="31849B" w:sz="8" w:space="0"/>
               <w:bottom w:val="single" w:color="31849B" w:sz="8" w:space="0"/>
             </w:tcBorders>
             <w:shd w:val="clear" w:color="auto" w:fill="auto"/>
@@ -4055,53 +4166,13 @@
             </w:pPr>
             <w:r>
               <w:rPr>
-                <w:rFonts w:hint="default" w:ascii="Times New Roman" w:hAnsi="Times New Roman" w:eastAsia="微软雅黑" w:cs="Times New Roman"/>
-                <w:color w:val="262626"/>
-                <w:sz w:val="21"/>
-                <w:szCs w:val="21"/>
-                <w:lang w:val="en-US" w:eastAsia="zh-CN" w:bidi="ar-SA"/>
-              </w:rPr>
-              <w:t>详见</w:t>
-            </w:r>
-            <w:r>
-              <w:rPr>
-                <w:rFonts w:hint="eastAsia" w:ascii="微软雅黑" w:hAnsi="微软雅黑" w:eastAsia="微软雅黑" w:cs="微软雅黑"/>
-                <w:color w:val="262626"/>
-                <w:sz w:val="21"/>
-                <w:szCs w:val="21"/>
-                <w:lang w:val="en-US" w:eastAsia="zh-CN" w:bidi="ar-SA"/>
-              </w:rPr>
-              <w:t>“</w:t>
-            </w:r>
-            <w:r>
-              <w:rPr>
-                <w:rFonts w:hint="default" w:ascii="Times New Roman" w:hAnsi="Times New Roman" w:eastAsia="微软雅黑" w:cs="Times New Roman"/>
-                <w:color w:val="262626"/>
-                <w:sz w:val="21"/>
-                <w:szCs w:val="21"/>
-                <w:lang w:val="en-US" w:eastAsia="zh-CN" w:bidi="ar-SA"/>
-              </w:rPr>
-              <w:t>预后相关基因检测结果及解析</w:t>
-            </w:r>
-            <w:r>
-              <w:rPr>
-                <w:rFonts w:hint="eastAsia" w:ascii="微软雅黑" w:hAnsi="微软雅黑" w:eastAsia="微软雅黑" w:cs="微软雅黑"/>
-                <w:color w:val="262626"/>
-                <w:sz w:val="21"/>
-                <w:szCs w:val="21"/>
-                <w:lang w:val="en-US" w:eastAsia="zh-CN" w:bidi="ar-SA"/>
-              </w:rPr>
-              <w:t>”</w:t>
-            </w:r>
-            <w:r>
-              <w:rPr>
-                <w:rFonts w:hint="default" w:ascii="Times New Roman" w:hAnsi="Times New Roman" w:eastAsia="微软雅黑" w:cs="Times New Roman"/>
-                <w:color w:val="262626"/>
-                <w:sz w:val="21"/>
-                <w:szCs w:val="21"/>
-                <w:lang w:val="en-US" w:eastAsia="zh-CN" w:bidi="ar-SA"/>
-              </w:rPr>
-              <w:t>部分</w:t>
+                <w:rFonts w:hint="eastAsia" w:ascii="Times New Roman" w:hAnsi="Times New Roman" w:eastAsia="微软雅黑" w:cs="Times New Roman"/>
+                <w:color w:val="262626"/>
+                <w:sz w:val="21"/>
+                <w:szCs w:val="21"/>
+                <w:lang w:eastAsia="zh-CN"/>
+              </w:rPr>
+              <w:t>{%tr endif %}</w:t>
             </w:r>
           </w:p>
         </w:tc>
@@ -4174,7 +4245,7 @@
                 <w:szCs w:val="21"/>
                 <w:lang w:eastAsia="zh-CN"/>
               </w:rPr>
-              <w:t>{%tr endif %}</w:t>
+              <w:t>{%tr if gastrointestinalStromalTumor == True %}</w:t>
             </w:r>
           </w:p>
         </w:tc>
@@ -4202,10 +4273,66 @@
         </w:trPr>
         <w:tc>
           <w:tcPr>
-            <w:tcW w:w="5000" w:type="pct"/>
-            <w:gridSpan w:val="3"/>
+            <w:tcW w:w="2160" w:type="pct"/>
+            <w:gridSpan w:val="2"/>
             <w:tcBorders>
               <w:top w:val="single" w:color="31849B" w:sz="8" w:space="0"/>
+              <w:bottom w:val="single" w:color="31849B" w:sz="8" w:space="0"/>
+              <w:right w:val="single" w:color="31849B" w:sz="8" w:space="0"/>
+            </w:tcBorders>
+            <w:shd w:val="clear" w:color="auto" w:fill="auto"/>
+            <w:vAlign w:val="center"/>
+          </w:tcPr>
+          <w:p>
+            <w:pPr>
+              <w:pStyle w:val="21"/>
+              <w:keepNext w:val="0"/>
+              <w:keepLines w:val="0"/>
+              <w:pageBreakBefore w:val="0"/>
+              <w:widowControl w:val="0"/>
+              <w:kinsoku/>
+              <w:wordWrap/>
+              <w:overflowPunct/>
+              <w:topLinePunct w:val="0"/>
+              <w:autoSpaceDE/>
+              <w:autoSpaceDN/>
+              <w:bidi w:val="0"/>
+              <w:adjustRightInd w:val="0"/>
+              <w:snapToGrid w:val="0"/>
+              <w:spacing w:line="240" w:lineRule="auto"/>
+              <w:ind w:left="110" w:leftChars="50"/>
+              <w:jc w:val="both"/>
+              <w:textAlignment w:val="auto"/>
+              <w:rPr>
+                <w:rFonts w:ascii="Times New Roman" w:hAnsi="Times New Roman" w:eastAsia="微软雅黑" w:cs="Times New Roman"/>
+                <w:b/>
+                <w:bCs/>
+                <w:color w:val="262626"/>
+                <w:sz w:val="21"/>
+                <w:szCs w:val="21"/>
+                <w:lang w:eastAsia="zh-CN"/>
+              </w:rPr>
+            </w:pPr>
+            <w:r>
+              <w:rPr>
+                <w:rFonts w:ascii="Times New Roman" w:hAnsi="Times New Roman" w:eastAsia="微软雅黑" w:cs="Times New Roman"/>
+                <w:b/>
+                <w:bCs/>
+                <w:color w:val="262626"/>
+                <w:sz w:val="21"/>
+                <w:szCs w:val="21"/>
+                <w:lang w:eastAsia="zh-CN"/>
+              </w:rPr>
+              <w:t>化疗药物检测</w:t>
+            </w:r>
+          </w:p>
+        </w:tc>
+        <w:tc>
+          <w:tcPr>
+            <w:tcW w:w="2839" w:type="pct"/>
+            <w:tcBorders>
+              <w:top w:val="single" w:color="31849B" w:sz="8" w:space="0"/>
+              <w:left w:val="single" w:color="31849B" w:sz="8" w:space="0"/>
               <w:bottom w:val="single" w:color="31849B" w:sz="8" w:space="0"/>
             </w:tcBorders>
             <w:shd w:val="clear" w:color="auto" w:fill="auto"/>
@@ -4232,22 +4359,22 @@
               <w:jc w:val="both"/>
               <w:textAlignment w:val="auto"/>
               <w:rPr>
+                <w:rFonts w:hint="eastAsia" w:ascii="微软雅黑" w:hAnsi="微软雅黑" w:eastAsia="微软雅黑" w:cs="微软雅黑"/>
+                <w:color w:val="262626"/>
+                <w:sz w:val="18"/>
+                <w:szCs w:val="18"/>
+                <w:lang w:eastAsia="zh-CN"/>
+              </w:rPr>
+            </w:pPr>
+            <w:r>
+              <w:rPr>
                 <w:rFonts w:ascii="Times New Roman" w:hAnsi="Times New Roman" w:eastAsia="微软雅黑" w:cs="Times New Roman"/>
                 <w:color w:val="262626"/>
                 <w:sz w:val="21"/>
                 <w:szCs w:val="21"/>
                 <w:lang w:eastAsia="zh-CN"/>
               </w:rPr>
-            </w:pPr>
-            <w:r>
-              <w:rPr>
-                <w:rFonts w:hint="eastAsia" w:ascii="Times New Roman" w:hAnsi="Times New Roman" w:eastAsia="微软雅黑" w:cs="Times New Roman"/>
-                <w:color w:val="262626"/>
-                <w:sz w:val="21"/>
-                <w:szCs w:val="21"/>
-                <w:lang w:eastAsia="zh-CN"/>
-              </w:rPr>
-              <w:t>{%tr if gastrointestinalStromalTumor == True %}</w:t>
+              <w:t>详见“化疗药物检测解析”部分</w:t>
             </w:r>
           </w:p>
         </w:tc>
@@ -4263,135 +4390,6 @@
             <w:insideV w:val="none" w:color="auto" w:sz="0" w:space="0"/>
           </w:tblBorders>
           <w:shd w:val="clear" w:color="auto" w:fill="auto"/>
-          <w:tblCellMar>
-            <w:top w:w="0" w:type="dxa"/>
-            <w:left w:w="0" w:type="dxa"/>
-            <w:bottom w:w="0" w:type="dxa"/>
-            <w:right w:w="0" w:type="dxa"/>
-          </w:tblCellMar>
-        </w:tblPrEx>
-        <w:trPr>
-          <w:trHeight w:val="397" w:hRule="atLeast"/>
-          <w:jc w:val="center"/>
-        </w:trPr>
-        <w:tc>
-          <w:tcPr>
-            <w:tcW w:w="2160" w:type="pct"/>
-            <w:gridSpan w:val="2"/>
-            <w:tcBorders>
-              <w:top w:val="single" w:color="31849B" w:sz="8" w:space="0"/>
-              <w:bottom w:val="single" w:color="31849B" w:sz="8" w:space="0"/>
-              <w:right w:val="single" w:color="31849B" w:sz="8" w:space="0"/>
-            </w:tcBorders>
-            <w:shd w:val="clear" w:color="auto" w:fill="auto"/>
-            <w:vAlign w:val="center"/>
-          </w:tcPr>
-          <w:p>
-            <w:pPr>
-              <w:pStyle w:val="21"/>
-              <w:keepNext w:val="0"/>
-              <w:keepLines w:val="0"/>
-              <w:pageBreakBefore w:val="0"/>
-              <w:widowControl w:val="0"/>
-              <w:kinsoku/>
-              <w:wordWrap/>
-              <w:overflowPunct/>
-              <w:topLinePunct w:val="0"/>
-              <w:autoSpaceDE/>
-              <w:autoSpaceDN/>
-              <w:bidi w:val="0"/>
-              <w:adjustRightInd w:val="0"/>
-              <w:snapToGrid w:val="0"/>
-              <w:spacing w:line="240" w:lineRule="auto"/>
-              <w:ind w:left="110" w:leftChars="50"/>
-              <w:jc w:val="both"/>
-              <w:textAlignment w:val="auto"/>
-              <w:rPr>
-                <w:rFonts w:ascii="Times New Roman" w:hAnsi="Times New Roman" w:eastAsia="微软雅黑" w:cs="Times New Roman"/>
-                <w:b/>
-                <w:bCs/>
-                <w:color w:val="262626"/>
-                <w:sz w:val="21"/>
-                <w:szCs w:val="21"/>
-                <w:lang w:eastAsia="zh-CN"/>
-              </w:rPr>
-            </w:pPr>
-            <w:r>
-              <w:rPr>
-                <w:rFonts w:ascii="Times New Roman" w:hAnsi="Times New Roman" w:eastAsia="微软雅黑" w:cs="Times New Roman"/>
-                <w:b/>
-                <w:bCs/>
-                <w:color w:val="262626"/>
-                <w:sz w:val="21"/>
-                <w:szCs w:val="21"/>
-                <w:lang w:eastAsia="zh-CN"/>
-              </w:rPr>
-              <w:t>化疗药物检测</w:t>
-            </w:r>
-          </w:p>
-        </w:tc>
-        <w:tc>
-          <w:tcPr>
-            <w:tcW w:w="2839" w:type="pct"/>
-            <w:tcBorders>
-              <w:top w:val="single" w:color="31849B" w:sz="8" w:space="0"/>
-              <w:left w:val="single" w:color="31849B" w:sz="8" w:space="0"/>
-              <w:bottom w:val="single" w:color="31849B" w:sz="8" w:space="0"/>
-            </w:tcBorders>
-            <w:shd w:val="clear" w:color="auto" w:fill="auto"/>
-            <w:vAlign w:val="center"/>
-          </w:tcPr>
-          <w:p>
-            <w:pPr>
-              <w:pStyle w:val="21"/>
-              <w:keepNext w:val="0"/>
-              <w:keepLines w:val="0"/>
-              <w:pageBreakBefore w:val="0"/>
-              <w:widowControl w:val="0"/>
-              <w:kinsoku/>
-              <w:wordWrap/>
-              <w:overflowPunct/>
-              <w:topLinePunct w:val="0"/>
-              <w:autoSpaceDE/>
-              <w:autoSpaceDN/>
-              <w:bidi w:val="0"/>
-              <w:adjustRightInd w:val="0"/>
-              <w:snapToGrid w:val="0"/>
-              <w:spacing w:line="240" w:lineRule="auto"/>
-              <w:ind w:left="110" w:leftChars="50" w:right="119" w:rightChars="0"/>
-              <w:jc w:val="both"/>
-              <w:textAlignment w:val="auto"/>
-              <w:rPr>
-                <w:rFonts w:hint="eastAsia" w:ascii="微软雅黑" w:hAnsi="微软雅黑" w:eastAsia="微软雅黑" w:cs="微软雅黑"/>
-                <w:color w:val="262626"/>
-                <w:sz w:val="18"/>
-                <w:szCs w:val="18"/>
-                <w:lang w:eastAsia="zh-CN"/>
-              </w:rPr>
-            </w:pPr>
-            <w:r>
-              <w:rPr>
-                <w:rFonts w:ascii="Times New Roman" w:hAnsi="Times New Roman" w:eastAsia="微软雅黑" w:cs="Times New Roman"/>
-                <w:color w:val="262626"/>
-                <w:sz w:val="21"/>
-                <w:szCs w:val="21"/>
-                <w:lang w:eastAsia="zh-CN"/>
-              </w:rPr>
-              <w:t>详见“化疗药物检测解析”部分</w:t>
-            </w:r>
-          </w:p>
-        </w:tc>
-      </w:tr>
-      <w:tr>
-        <w:tblPrEx>
-          <w:tblBorders>
-            <w:top w:val="none" w:color="auto" w:sz="0" w:space="0"/>
-            <w:left w:val="none" w:color="auto" w:sz="0" w:space="0"/>
-            <w:bottom w:val="none" w:color="auto" w:sz="0" w:space="0"/>
-            <w:right w:val="none" w:color="auto" w:sz="0" w:space="0"/>
-            <w:insideH w:val="none" w:color="auto" w:sz="0" w:space="0"/>
-            <w:insideV w:val="none" w:color="auto" w:sz="0" w:space="0"/>
-          </w:tblBorders>
           <w:tblCellMar>
             <w:top w:w="0" w:type="dxa"/>
             <w:left w:w="0" w:type="dxa"/>
@@ -4672,8 +4670,7 @@
       </w:tblPr>
       <w:tblGrid>
         <w:gridCol w:w="2004"/>
-        <w:gridCol w:w="1859"/>
-        <w:gridCol w:w="4036"/>
+        <w:gridCol w:w="5895"/>
         <w:gridCol w:w="1960"/>
       </w:tblGrid>
       <w:tr>
@@ -4738,47 +4735,7 @@
         </w:tc>
         <w:tc>
           <w:tcPr>
-            <w:tcW w:w="1859" w:type="dxa"/>
-            <w:tcBorders>
-              <w:top w:val="single" w:color="31849B" w:sz="12" w:space="0"/>
-              <w:left w:val="single" w:color="31849B" w:sz="8" w:space="0"/>
-              <w:bottom w:val="single" w:color="31849B" w:sz="8" w:space="0"/>
-              <w:right w:val="single" w:color="31849B" w:sz="8" w:space="0"/>
-            </w:tcBorders>
-            <w:shd w:val="clear" w:color="auto" w:fill="DAEEF3"/>
-            <w:vAlign w:val="center"/>
-          </w:tcPr>
-          <w:p>
-            <w:pPr>
-              <w:widowControl/>
-              <w:jc w:val="center"/>
-              <w:textAlignment w:val="center"/>
-              <w:rPr>
-                <w:rFonts w:hint="default" w:ascii="Times New Roman" w:hAnsi="Times New Roman" w:eastAsia="微软雅黑" w:cs="Times New Roman"/>
-                <w:b/>
-                <w:bCs/>
-                <w:color w:val="31849B"/>
-                <w:sz w:val="21"/>
-                <w:szCs w:val="21"/>
-              </w:rPr>
-            </w:pPr>
-            <w:r>
-              <w:rPr>
-                <w:rFonts w:hint="default" w:ascii="Times New Roman" w:hAnsi="Times New Roman" w:eastAsia="微软雅黑" w:cs="Times New Roman"/>
-                <w:b/>
-                <w:bCs/>
-                <w:color w:val="31849B"/>
-                <w:sz w:val="21"/>
-                <w:szCs w:val="21"/>
-                <w:lang w:eastAsia="zh-CN" w:bidi="ar"/>
-              </w:rPr>
-              <w:t>变异类型</w:t>
-            </w:r>
-          </w:p>
-        </w:tc>
-        <w:tc>
-          <w:tcPr>
-            <w:tcW w:w="4036" w:type="dxa"/>
+            <w:tcW w:w="5895" w:type="dxa"/>
             <w:tcBorders>
               <w:top w:val="single" w:color="31849B" w:sz="12" w:space="0"/>
               <w:left w:val="single" w:color="31849B" w:sz="8" w:space="0"/>
@@ -4917,7 +4874,7 @@
         <w:tc>
           <w:tcPr>
             <w:tcW w:w="9859" w:type="dxa"/>
-            <w:gridSpan w:val="4"/>
+            <w:gridSpan w:val="3"/>
             <w:tcBorders>
               <w:top w:val="single" w:color="31849B" w:sz="8" w:space="0"/>
               <w:bottom w:val="single" w:color="31849B" w:sz="8" w:space="0"/>
@@ -4992,6 +4949,7 @@
                 <w:szCs w:val="21"/>
               </w:rPr>
             </w:pPr>
+            <w:bookmarkStart w:id="49" w:name="_GoBack" w:colFirst="1" w:colLast="1"/>
             <w:r>
               <w:rPr>
                 <w:rFonts w:hint="default" w:ascii="Times New Roman" w:hAnsi="Times New Roman" w:eastAsia="微软雅黑" w:cs="Times New Roman"/>
@@ -5006,7 +4964,7 @@
         </w:tc>
         <w:tc>
           <w:tcPr>
-            <w:tcW w:w="1859" w:type="dxa"/>
+            <w:tcW w:w="5895" w:type="dxa"/>
             <w:tcBorders>
               <w:top w:val="single" w:color="31849B" w:sz="8" w:space="0"/>
               <w:left w:val="single" w:color="31849B" w:sz="8" w:space="0"/>
@@ -5019,34 +4977,89 @@
           </w:tcPr>
           <w:p>
             <w:pPr>
-              <w:jc w:val="center"/>
-              <w:rPr>
-                <w:rFonts w:hint="default" w:ascii="Times New Roman" w:hAnsi="Times New Roman" w:eastAsia="微软雅黑" w:cs="Times New Roman"/>
-                <w:color w:val="262626"/>
-                <w:sz w:val="21"/>
-                <w:szCs w:val="21"/>
-              </w:rPr>
-            </w:pPr>
-            <w:r>
-              <w:rPr>
-                <w:rFonts w:hint="default" w:ascii="Times New Roman" w:hAnsi="Times New Roman" w:eastAsia="微软雅黑" w:cs="Times New Roman"/>
-                <w:color w:val="262626"/>
-                <w:sz w:val="21"/>
-                <w:szCs w:val="21"/>
-                <w:lang w:eastAsia="zh-CN"/>
-              </w:rPr>
-              <w:t>{{ it.info }}</w:t>
-            </w:r>
-          </w:p>
-        </w:tc>
-        <w:tc>
-          <w:tcPr>
-            <w:tcW w:w="4036" w:type="dxa"/>
+              <w:widowControl/>
+              <w:jc w:val="center"/>
+              <w:textAlignment w:val="center"/>
+              <w:rPr>
+                <w:rFonts w:hint="default" w:ascii="Times New Roman" w:hAnsi="Times New Roman" w:eastAsia="微软雅黑" w:cs="Times New Roman"/>
+                <w:color w:val="262626"/>
+                <w:sz w:val="21"/>
+                <w:szCs w:val="21"/>
+                <w:lang w:eastAsia="zh-CN"/>
+              </w:rPr>
+            </w:pPr>
+            <w:r>
+              <w:rPr>
+                <w:rFonts w:hint="default" w:ascii="Times New Roman" w:hAnsi="Times New Roman" w:eastAsia="微软雅黑" w:cs="Times New Roman"/>
+                <w:color w:val="262626"/>
+                <w:sz w:val="21"/>
+                <w:szCs w:val="21"/>
+                <w:lang w:eastAsia="zh-CN"/>
+              </w:rPr>
+              <w:t>{% if it.ori_variantList == [] %}未检测到与用药相关突变{%else%}{% for i in it.ori_variantList %}{%if loop.last%}</w:t>
+            </w:r>
+            <w:r>
+              <w:rPr>
+                <w:rFonts w:hint="default" w:ascii="Times New Roman" w:hAnsi="Times New Roman" w:eastAsia="微软雅黑" w:cs="Times New Roman"/>
+                <w:color w:val="FF0000"/>
+                <w:sz w:val="21"/>
+                <w:szCs w:val="21"/>
+                <w:lang w:eastAsia="zh-CN"/>
+              </w:rPr>
+              <w:t>{{ i }}</w:t>
+            </w:r>
+            <w:r>
+              <w:rPr>
+                <w:rFonts w:hint="default" w:ascii="Times New Roman" w:hAnsi="Times New Roman" w:eastAsia="微软雅黑" w:cs="Times New Roman"/>
+                <w:color w:val="262626"/>
+                <w:sz w:val="21"/>
+                <w:szCs w:val="21"/>
+                <w:lang w:eastAsia="zh-CN"/>
+              </w:rPr>
+              <w:t>{%else%}</w:t>
+            </w:r>
+            <w:r>
+              <w:rPr>
+                <w:rFonts w:hint="default" w:ascii="Times New Roman" w:hAnsi="Times New Roman" w:eastAsia="微软雅黑" w:cs="Times New Roman"/>
+                <w:color w:val="FF0000"/>
+                <w:sz w:val="21"/>
+                <w:szCs w:val="21"/>
+                <w:lang w:eastAsia="zh-CN"/>
+              </w:rPr>
+              <w:t>{{ i }}</w:t>
+            </w:r>
+          </w:p>
+          <w:p>
+            <w:pPr>
+              <w:widowControl/>
+              <w:jc w:val="center"/>
+              <w:textAlignment w:val="center"/>
+              <w:rPr>
+                <w:rFonts w:hint="default" w:ascii="Times New Roman" w:hAnsi="Times New Roman" w:eastAsia="微软雅黑" w:cs="Times New Roman"/>
+                <w:color w:val="262626"/>
+                <w:sz w:val="21"/>
+                <w:szCs w:val="21"/>
+              </w:rPr>
+            </w:pPr>
+            <w:r>
+              <w:rPr>
+                <w:rFonts w:hint="default" w:ascii="Times New Roman" w:hAnsi="Times New Roman" w:eastAsia="微软雅黑" w:cs="Times New Roman"/>
+                <w:color w:val="262626"/>
+                <w:sz w:val="21"/>
+                <w:szCs w:val="21"/>
+                <w:lang w:eastAsia="zh-CN"/>
+              </w:rPr>
+              <w:t>{%endif%}{% endfor%}{%endif%}</w:t>
+            </w:r>
+          </w:p>
+        </w:tc>
+        <w:tc>
+          <w:tcPr>
+            <w:tcW w:w="1960" w:type="dxa"/>
             <w:tcBorders>
               <w:top w:val="single" w:color="31849B" w:sz="8" w:space="0"/>
               <w:left w:val="single" w:color="31849B" w:sz="8" w:space="0"/>
               <w:bottom w:val="single" w:color="31849B" w:sz="8" w:space="0"/>
-              <w:right w:val="single" w:color="31849B" w:sz="8" w:space="0"/>
             </w:tcBorders>
             <w:shd w:val="clear" w:color="auto" w:fill="auto"/>
             <w:vAlign w:val="center"/>
@@ -5072,7 +5085,7 @@
                 <w:szCs w:val="21"/>
                 <w:lang w:eastAsia="zh-CN"/>
               </w:rPr>
-              <w:t>{% if it.ori_variantList == [] %}未检测到与用药相关突变{%else%}{% for i in it.ori_variantList %}{%if loop.last%}</w:t>
+              <w:t>{% if it.mutFreqList == [] %}-{%else%}{% for i in it.mutFreqList %}{%if loop.last%}</w:t>
             </w:r>
             <w:r>
               <w:rPr>
@@ -5107,9 +5120,7 @@
           </w:p>
           <w:p>
             <w:pPr>
-              <w:widowControl/>
-              <w:jc w:val="center"/>
-              <w:textAlignment w:val="center"/>
+              <w:jc w:val="center"/>
               <w:rPr>
                 <w:rFonts w:hint="default" w:ascii="Times New Roman" w:hAnsi="Times New Roman" w:eastAsia="微软雅黑" w:cs="Times New Roman"/>
                 <w:color w:val="262626"/>
@@ -5129,94 +5140,8 @@
             </w:r>
           </w:p>
         </w:tc>
-        <w:tc>
-          <w:tcPr>
-            <w:tcW w:w="1960" w:type="dxa"/>
-            <w:tcBorders>
-              <w:top w:val="single" w:color="31849B" w:sz="8" w:space="0"/>
-              <w:left w:val="single" w:color="31849B" w:sz="8" w:space="0"/>
-              <w:bottom w:val="single" w:color="31849B" w:sz="8" w:space="0"/>
-            </w:tcBorders>
-            <w:shd w:val="clear" w:color="auto" w:fill="auto"/>
-            <w:vAlign w:val="center"/>
-          </w:tcPr>
-          <w:p>
-            <w:pPr>
-              <w:widowControl/>
-              <w:jc w:val="center"/>
-              <w:textAlignment w:val="center"/>
-              <w:rPr>
-                <w:rFonts w:hint="default" w:ascii="Times New Roman" w:hAnsi="Times New Roman" w:eastAsia="微软雅黑" w:cs="Times New Roman"/>
-                <w:color w:val="262626"/>
-                <w:sz w:val="21"/>
-                <w:szCs w:val="21"/>
-                <w:lang w:eastAsia="zh-CN"/>
-              </w:rPr>
-            </w:pPr>
-            <w:r>
-              <w:rPr>
-                <w:rFonts w:hint="default" w:ascii="Times New Roman" w:hAnsi="Times New Roman" w:eastAsia="微软雅黑" w:cs="Times New Roman"/>
-                <w:color w:val="262626"/>
-                <w:sz w:val="21"/>
-                <w:szCs w:val="21"/>
-                <w:lang w:eastAsia="zh-CN"/>
-              </w:rPr>
-              <w:t>{% if it.mutFreqList == [] %}-{%else%}{% for i in it.mutFreqList %}{%if loop.last%}</w:t>
-            </w:r>
-            <w:r>
-              <w:rPr>
-                <w:rFonts w:hint="default" w:ascii="Times New Roman" w:hAnsi="Times New Roman" w:eastAsia="微软雅黑" w:cs="Times New Roman"/>
-                <w:color w:val="FF0000"/>
-                <w:sz w:val="21"/>
-                <w:szCs w:val="21"/>
-                <w:lang w:eastAsia="zh-CN"/>
-              </w:rPr>
-              <w:t>{{ i }}</w:t>
-            </w:r>
-            <w:r>
-              <w:rPr>
-                <w:rFonts w:hint="default" w:ascii="Times New Roman" w:hAnsi="Times New Roman" w:eastAsia="微软雅黑" w:cs="Times New Roman"/>
-                <w:color w:val="262626"/>
-                <w:sz w:val="21"/>
-                <w:szCs w:val="21"/>
-                <w:lang w:eastAsia="zh-CN"/>
-              </w:rPr>
-              <w:t>{%else%}</w:t>
-            </w:r>
-            <w:r>
-              <w:rPr>
-                <w:rFonts w:hint="default" w:ascii="Times New Roman" w:hAnsi="Times New Roman" w:eastAsia="微软雅黑" w:cs="Times New Roman"/>
-                <w:color w:val="FF0000"/>
-                <w:sz w:val="21"/>
-                <w:szCs w:val="21"/>
-                <w:lang w:eastAsia="zh-CN"/>
-              </w:rPr>
-              <w:t>{{ i }}</w:t>
-            </w:r>
-          </w:p>
-          <w:p>
-            <w:pPr>
-              <w:jc w:val="center"/>
-              <w:rPr>
-                <w:rFonts w:hint="default" w:ascii="Times New Roman" w:hAnsi="Times New Roman" w:eastAsia="微软雅黑" w:cs="Times New Roman"/>
-                <w:color w:val="262626"/>
-                <w:sz w:val="21"/>
-                <w:szCs w:val="21"/>
-              </w:rPr>
-            </w:pPr>
-            <w:r>
-              <w:rPr>
-                <w:rFonts w:hint="default" w:ascii="Times New Roman" w:hAnsi="Times New Roman" w:eastAsia="微软雅黑" w:cs="Times New Roman"/>
-                <w:color w:val="262626"/>
-                <w:sz w:val="21"/>
-                <w:szCs w:val="21"/>
-                <w:lang w:eastAsia="zh-CN"/>
-              </w:rPr>
-              <w:t>{%endif%}{% endfor%}{%endif%}</w:t>
-            </w:r>
-          </w:p>
-        </w:tc>
       </w:tr>
+      <w:bookmarkEnd w:id="49"/>
       <w:tr>
         <w:tblPrEx>
           <w:tblBorders>
@@ -5241,7 +5166,7 @@
         <w:tc>
           <w:tcPr>
             <w:tcW w:w="9859" w:type="dxa"/>
-            <w:gridSpan w:val="4"/>
+            <w:gridSpan w:val="3"/>
             <w:tcBorders>
               <w:top w:val="single" w:color="31849B" w:sz="8" w:space="0"/>
               <w:bottom w:val="single" w:color="31849B" w:sz="12" w:space="0"/>
@@ -5403,8 +5328,8 @@
           <w:lang w:val="en-US" w:eastAsia="zh-CN"/>
         </w:rPr>
       </w:pPr>
-      <w:bookmarkStart w:id="21" w:name="_Toc5090"/>
-      <w:bookmarkStart w:id="22" w:name="_Toc21615"/>
+      <w:bookmarkStart w:id="21" w:name="_Toc21615"/>
+      <w:bookmarkStart w:id="22" w:name="_Toc5090"/>
       <w:r>
         <w:rPr>
           <w:rFonts w:hint="eastAsia" w:ascii="微软雅黑" w:hAnsi="微软雅黑" w:cs="Times New Roman"/>
@@ -6828,15 +6753,15 @@
         </w:rPr>
       </w:pPr>
       <w:bookmarkStart w:id="26" w:name="_Toc18062_WPSOffice_Level2"/>
-      <w:bookmarkStart w:id="27" w:name="_Toc105081898"/>
-      <w:bookmarkStart w:id="28" w:name="_Toc149837258"/>
-      <w:bookmarkStart w:id="29" w:name="_Toc11015_WPSOffice_Level2"/>
-      <w:bookmarkStart w:id="30" w:name="_Toc22976"/>
-      <w:bookmarkStart w:id="31" w:name="_Toc9088"/>
-      <w:bookmarkStart w:id="32" w:name="_Toc23375"/>
+      <w:bookmarkStart w:id="27" w:name="_Toc23434"/>
+      <w:bookmarkStart w:id="28" w:name="_Toc30265"/>
+      <w:bookmarkStart w:id="29" w:name="_Toc149837258"/>
+      <w:bookmarkStart w:id="30" w:name="_Toc23375"/>
+      <w:bookmarkStart w:id="31" w:name="_Toc105081898"/>
+      <w:bookmarkStart w:id="32" w:name="_Toc22976"/>
       <w:bookmarkStart w:id="33" w:name="_Toc24979"/>
-      <w:bookmarkStart w:id="34" w:name="_Toc23434"/>
-      <w:bookmarkStart w:id="35" w:name="_Toc30265"/>
+      <w:bookmarkStart w:id="34" w:name="_Toc9088"/>
+      <w:bookmarkStart w:id="35" w:name="_Toc11015_WPSOffice_Level2"/>
       <w:r>
         <w:rPr>
           <w:rFonts w:hint="eastAsia" w:ascii="微软雅黑" w:hAnsi="微软雅黑" w:cs="Times New Roman"/>
@@ -11846,11 +11771,11 @@
           <w:lang w:val="en-US" w:eastAsia="zh-CN"/>
         </w:rPr>
       </w:pPr>
-      <w:bookmarkStart w:id="40" w:name="_Toc10059"/>
-      <w:bookmarkStart w:id="41" w:name="_Toc14639"/>
-      <w:bookmarkStart w:id="42" w:name="_Toc22042"/>
-      <w:bookmarkStart w:id="43" w:name="_Toc6573"/>
-      <w:bookmarkStart w:id="44" w:name="_Toc23725"/>
+      <w:bookmarkStart w:id="40" w:name="_Toc6573"/>
+      <w:bookmarkStart w:id="41" w:name="_Toc22042"/>
+      <w:bookmarkStart w:id="42" w:name="_Toc23725"/>
+      <w:bookmarkStart w:id="43" w:name="_Toc10059"/>
+      <w:bookmarkStart w:id="44" w:name="_Toc14639"/>
       <w:r>
         <w:rPr>
           <w:rFonts w:hint="default" w:ascii="微软雅黑" w:hAnsi="微软雅黑" w:cs="Times New Roman"/>
@@ -15123,8 +15048,6 @@
         </w:rPr>
         <w:t>{% endif %}{%if (reportInfo.conf.thyroidCancerPrognosis and disease.ThyroidCarcinoma) or (reportInfo.conf.melanomaPrognosis and disease.Melanoma)%}</w:t>
       </w:r>
-      <w:bookmarkStart w:id="49" w:name="_GoBack"/>
-      <w:bookmarkEnd w:id="49"/>
     </w:p>
     <w:p>
       <w:pPr>
@@ -15161,8 +15084,8 @@
         </w:rPr>
       </w:pPr>
       <w:bookmarkStart w:id="45" w:name="_Toc8577"/>
-      <w:bookmarkStart w:id="46" w:name="_Toc20859"/>
-      <w:bookmarkStart w:id="47" w:name="_Toc17242"/>
+      <w:bookmarkStart w:id="46" w:name="_Toc17242"/>
+      <w:bookmarkStart w:id="47" w:name="_Toc20859"/>
       <w:r>
         <w:rPr>
           <w:rFonts w:hint="eastAsia" w:ascii="微软雅黑" w:hAnsi="微软雅黑" w:cs="Times New Roman"/>
@@ -23494,7 +23417,7 @@
     <w:tbl>
       <w:tblPr>
         <w:tblStyle w:val="15"/>
-        <w:tblW w:w="9781" w:type="dxa"/>
+        <w:tblW w:w="10005" w:type="dxa"/>
         <w:tblInd w:w="0" w:type="dxa"/>
         <w:tblBorders>
           <w:top w:val="none" w:color="auto" w:sz="0" w:space="0"/>
@@ -23513,9 +23436,11 @@
         </w:tblCellMar>
       </w:tblPr>
       <w:tblGrid>
-        <w:gridCol w:w="3260"/>
-        <w:gridCol w:w="3260"/>
-        <w:gridCol w:w="3261"/>
+        <w:gridCol w:w="979"/>
+        <w:gridCol w:w="2281"/>
+        <w:gridCol w:w="932"/>
+        <w:gridCol w:w="2644"/>
+        <w:gridCol w:w="3169"/>
       </w:tblGrid>
       <w:tr>
         <w:tblPrEx>
@@ -23535,11 +23460,11 @@
           </w:tblCellMar>
         </w:tblPrEx>
         <w:trPr>
-          <w:trHeight w:val="227" w:hRule="atLeast"/>
+          <w:trHeight w:val="510" w:hRule="atLeast"/>
         </w:trPr>
         <w:tc>
           <w:tcPr>
-            <w:tcW w:w="3260" w:type="dxa"/>
+            <w:tcW w:w="979" w:type="dxa"/>
             <w:shd w:val="clear" w:color="auto" w:fill="auto"/>
             <w:tcMar>
               <w:top w:w="28" w:type="dxa"/>
@@ -23547,10 +23472,11 @@
               <w:bottom w:w="28" w:type="dxa"/>
               <w:right w:w="108" w:type="dxa"/>
             </w:tcMar>
-            <w:vAlign w:val="top"/>
-          </w:tcPr>
-          <w:p>
-            <w:pPr>
+            <w:vAlign w:val="center"/>
+          </w:tcPr>
+          <w:p>
+            <w:pPr>
+              <w:jc w:val="left"/>
               <w:rPr>
                 <w:rFonts w:hint="eastAsia" w:ascii="微软雅黑" w:hAnsi="微软雅黑" w:eastAsia="微软雅黑" w:cs="微软雅黑"/>
                 <w:b/>
@@ -23569,145 +23495,11 @@
               </w:rPr>
               <w:t>检测者：</w:t>
             </w:r>
-            <w:r>
-              <w:rPr>
-                <w:sz w:val="22"/>
-              </w:rPr>
-              <mc:AlternateContent>
-                <mc:Choice Requires="wpg">
-                  <w:drawing>
-                    <wp:anchor distT="0" distB="0" distL="114300" distR="114300" simplePos="0" relativeHeight="251660288" behindDoc="0" locked="0" layoutInCell="1" allowOverlap="1">
-                      <wp:simplePos x="0" y="0"/>
-                      <wp:positionH relativeFrom="column">
-                        <wp:posOffset>679450</wp:posOffset>
-                      </wp:positionH>
-                      <wp:positionV relativeFrom="paragraph">
-                        <wp:posOffset>-90805</wp:posOffset>
-                      </wp:positionV>
-                      <wp:extent cx="2597150" cy="360045"/>
-                      <wp:effectExtent l="0" t="0" r="0" b="5715"/>
-                      <wp:wrapNone/>
-                      <wp:docPr id="9" name="组合 9"/>
-                      <wp:cNvGraphicFramePr/>
-                      <a:graphic xmlns:a="http://schemas.openxmlformats.org/drawingml/2006/main">
-                        <a:graphicData uri="http://schemas.microsoft.com/office/word/2010/wordprocessingGroup">
-                          <wpg:wgp>
-                            <wpg:cNvGrpSpPr/>
-                            <wpg:grpSpPr>
-                              <a:xfrm>
-                                <a:off x="0" y="0"/>
-                                <a:ext cx="2597150" cy="360045"/>
-                                <a:chOff x="9632" y="12305"/>
-                                <a:chExt cx="4090" cy="567"/>
-                              </a:xfrm>
-                            </wpg:grpSpPr>
-                            <pic:pic xmlns:pic="http://schemas.openxmlformats.org/drawingml/2006/picture">
-                              <pic:nvPicPr>
-                                <pic:cNvPr id="16" name="图片 6" descr="蔡冬雪"/>
-                                <pic:cNvPicPr>
-                                  <a:picLocks noChangeAspect="1"/>
-                                </pic:cNvPicPr>
-                              </pic:nvPicPr>
-                              <pic:blipFill>
-                                <a:blip r:embed="rId5">
-                                  <a:clrChange>
-                                    <a:clrFrom>
-                                      <a:srgbClr val="FFFFFF">
-                                        <a:alpha val="100000"/>
-                                      </a:srgbClr>
-                                    </a:clrFrom>
-                                    <a:clrTo>
-                                      <a:srgbClr val="FFFFFF">
-                                        <a:alpha val="100000"/>
-                                        <a:alpha val="0"/>
-                                      </a:srgbClr>
-                                    </a:clrTo>
-                                  </a:clrChange>
-                                </a:blip>
-                                <a:srcRect l="18656" t="33322" r="18897" b="26699"/>
-                                <a:stretch>
-                                  <a:fillRect/>
-                                </a:stretch>
-                              </pic:blipFill>
-                              <pic:spPr>
-                                <a:xfrm>
-                                  <a:off x="9632" y="12347"/>
-                                  <a:ext cx="1010" cy="454"/>
-                                </a:xfrm>
-                                <a:prstGeom prst="rect">
-                                  <a:avLst/>
-                                </a:prstGeom>
-                              </pic:spPr>
-                            </pic:pic>
-                            <pic:pic xmlns:pic="http://schemas.openxmlformats.org/drawingml/2006/picture">
-                              <pic:nvPicPr>
-                                <pic:cNvPr id="12" name="图片 4" descr="王建丽"/>
-                                <pic:cNvPicPr>
-                                  <a:picLocks noChangeAspect="1"/>
-                                </pic:cNvPicPr>
-                              </pic:nvPicPr>
-                              <pic:blipFill>
-                                <a:blip r:embed="rId6">
-                                  <a:clrChange>
-                                    <a:clrFrom>
-                                      <a:srgbClr val="FFFFFF">
-                                        <a:alpha val="100000"/>
-                                      </a:srgbClr>
-                                    </a:clrFrom>
-                                    <a:clrTo>
-                                      <a:srgbClr val="FFFFFF">
-                                        <a:alpha val="100000"/>
-                                        <a:alpha val="0"/>
-                                      </a:srgbClr>
-                                    </a:clrTo>
-                                  </a:clrChange>
-                                </a:blip>
-                                <a:stretch>
-                                  <a:fillRect/>
-                                </a:stretch>
-                              </pic:blipFill>
-                              <pic:spPr>
-                                <a:xfrm>
-                                  <a:off x="12722" y="12305"/>
-                                  <a:ext cx="1000" cy="567"/>
-                                </a:xfrm>
-                                <a:prstGeom prst="rect">
-                                  <a:avLst/>
-                                </a:prstGeom>
-                              </pic:spPr>
-                            </pic:pic>
-                          </wpg:wgp>
-                        </a:graphicData>
-                      </a:graphic>
-                    </wp:anchor>
-                  </w:drawing>
-                </mc:Choice>
-                <mc:Fallback>
-                  <w:pict>
-                    <v:group id="_x0000_s1026" o:spid="_x0000_s1026" o:spt="203" style="position:absolute;left:0pt;margin-left:53.5pt;margin-top:-7.15pt;height:28.35pt;width:204.5pt;z-index:251660288;mso-width-relative:page;mso-height-relative:page;" coordorigin="9632,12305" coordsize="4090,567" o:gfxdata="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">
-                      <o:lock v:ext="edit" aspectratio="f"/>
-                      <v:shape id="图片 6" o:spid="_x0000_s1026" o:spt="75" alt="蔡冬雪" type="#_x0000_t75" style="position:absolute;left:9632;top:12347;height:454;width:1010;" filled="f" o:preferrelative="t" stroked="f" coordsize="21600,21600" o:gfxdata="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">
-                        <v:fill on="f" focussize="0,0"/>
-                        <v:stroke on="f"/>
-                        <v:imagedata r:id="rId5" cropleft="12226f" croptop="21838f" cropright="12384f" cropbottom="17497f" chromakey="#FFFFFF" o:title=""/>
-                        <o:lock v:ext="edit" aspectratio="t"/>
-                      </v:shape>
-                      <v:shape id="图片 4" o:spid="_x0000_s1026" o:spt="75" alt="王建丽" type="#_x0000_t75" style="position:absolute;left:12722;top:12305;height:567;width:1000;" filled="f" o:preferrelative="t" stroked="f" coordsize="21600,21600" o:gfxdata="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">
-                        <v:fill on="f" focussize="0,0"/>
-                        <v:stroke on="f"/>
-                        <v:imagedata r:id="rId6" chromakey="#FFFFFF" o:title=""/>
-                        <o:lock v:ext="edit" aspectratio="t"/>
-                      </v:shape>
-                    </v:group>
-                  </w:pict>
-                </mc:Fallback>
-              </mc:AlternateContent>
-            </w:r>
-          </w:p>
-        </w:tc>
-        <w:tc>
-          <w:tcPr>
-            <w:tcW w:w="3260" w:type="dxa"/>
+          </w:p>
+        </w:tc>
+        <w:tc>
+          <w:tcPr>
+            <w:tcW w:w="2281" w:type="dxa"/>
             <w:shd w:val="clear" w:color="auto" w:fill="auto"/>
             <w:tcMar>
               <w:top w:w="28" w:type="dxa"/>
@@ -23715,10 +23507,11 @@
               <w:bottom w:w="28" w:type="dxa"/>
               <w:right w:w="108" w:type="dxa"/>
             </w:tcMar>
-            <w:vAlign w:val="top"/>
-          </w:tcPr>
-          <w:p>
-            <w:pPr>
+            <w:vAlign w:val="center"/>
+          </w:tcPr>
+          <w:p>
+            <w:pPr>
+              <w:jc w:val="left"/>
               <w:rPr>
                 <w:rFonts w:hint="eastAsia" w:ascii="微软雅黑" w:hAnsi="微软雅黑" w:eastAsia="微软雅黑" w:cs="微软雅黑"/>
                 <w:b/>
@@ -23730,18 +23523,18 @@
             <w:r>
               <w:rPr>
                 <w:rFonts w:hint="eastAsia" w:ascii="微软雅黑" w:hAnsi="微软雅黑" w:eastAsia="微软雅黑" w:cs="微软雅黑"/>
-                <w:b/>
-                <w:bCs/>
+                <w:b w:val="0"/>
+                <w:bCs w:val="0"/>
                 <w:sz w:val="20"/>
                 <w:szCs w:val="20"/>
               </w:rPr>
-              <w:t>审核者：</w:t>
-            </w:r>
-          </w:p>
-        </w:tc>
-        <w:tc>
-          <w:tcPr>
-            <w:tcW w:w="3261" w:type="dxa"/>
+              <w:t>{{"ty_tianjin1"|sign(51,23)}}</w:t>
+            </w:r>
+          </w:p>
+        </w:tc>
+        <w:tc>
+          <w:tcPr>
+            <w:tcW w:w="932" w:type="dxa"/>
             <w:shd w:val="clear" w:color="auto" w:fill="auto"/>
             <w:tcMar>
               <w:top w:w="28" w:type="dxa"/>
@@ -23749,10 +23542,81 @@
               <w:bottom w:w="28" w:type="dxa"/>
               <w:right w:w="108" w:type="dxa"/>
             </w:tcMar>
-            <w:vAlign w:val="top"/>
-          </w:tcPr>
-          <w:p>
-            <w:pPr>
+            <w:vAlign w:val="center"/>
+          </w:tcPr>
+          <w:p>
+            <w:pPr>
+              <w:jc w:val="left"/>
+              <w:rPr>
+                <w:rFonts w:hint="eastAsia" w:ascii="微软雅黑" w:hAnsi="微软雅黑" w:eastAsia="微软雅黑" w:cs="微软雅黑"/>
+                <w:b/>
+                <w:bCs/>
+                <w:sz w:val="20"/>
+                <w:szCs w:val="20"/>
+              </w:rPr>
+            </w:pPr>
+            <w:r>
+              <w:rPr>
+                <w:rFonts w:hint="eastAsia" w:ascii="微软雅黑" w:hAnsi="微软雅黑" w:eastAsia="微软雅黑" w:cs="微软雅黑"/>
+                <w:b/>
+                <w:bCs/>
+                <w:sz w:val="20"/>
+                <w:szCs w:val="20"/>
+              </w:rPr>
+              <w:t>审核者：</w:t>
+            </w:r>
+          </w:p>
+        </w:tc>
+        <w:tc>
+          <w:tcPr>
+            <w:tcW w:w="2644" w:type="dxa"/>
+            <w:shd w:val="clear" w:color="auto" w:fill="auto"/>
+            <w:tcMar>
+              <w:top w:w="28" w:type="dxa"/>
+              <w:left w:w="108" w:type="dxa"/>
+              <w:bottom w:w="28" w:type="dxa"/>
+              <w:right w:w="108" w:type="dxa"/>
+            </w:tcMar>
+            <w:vAlign w:val="center"/>
+          </w:tcPr>
+          <w:p>
+            <w:pPr>
+              <w:jc w:val="left"/>
+              <w:rPr>
+                <w:rFonts w:hint="eastAsia" w:ascii="微软雅黑" w:hAnsi="微软雅黑" w:eastAsia="微软雅黑" w:cs="微软雅黑"/>
+                <w:b/>
+                <w:bCs/>
+                <w:sz w:val="20"/>
+                <w:szCs w:val="20"/>
+              </w:rPr>
+            </w:pPr>
+            <w:r>
+              <w:rPr>
+                <w:rFonts w:hint="eastAsia" w:ascii="微软雅黑" w:hAnsi="微软雅黑" w:eastAsia="微软雅黑" w:cs="微软雅黑"/>
+                <w:b w:val="0"/>
+                <w:bCs w:val="0"/>
+                <w:sz w:val="20"/>
+                <w:szCs w:val="20"/>
+              </w:rPr>
+              <w:t>{{"ty_tianjin2"|sign(49,27)}}</w:t>
+            </w:r>
+          </w:p>
+        </w:tc>
+        <w:tc>
+          <w:tcPr>
+            <w:tcW w:w="3169" w:type="dxa"/>
+            <w:shd w:val="clear" w:color="auto" w:fill="auto"/>
+            <w:tcMar>
+              <w:top w:w="28" w:type="dxa"/>
+              <w:left w:w="108" w:type="dxa"/>
+              <w:bottom w:w="28" w:type="dxa"/>
+              <w:right w:w="108" w:type="dxa"/>
+            </w:tcMar>
+            <w:vAlign w:val="center"/>
+          </w:tcPr>
+          <w:p>
+            <w:pPr>
+              <w:jc w:val="left"/>
               <w:rPr>
                 <w:rFonts w:hint="eastAsia" w:ascii="微软雅黑" w:hAnsi="微软雅黑" w:eastAsia="微软雅黑" w:cs="微软雅黑"/>
                 <w:b/>
@@ -23864,7 +23728,7 @@
     <w:tbl>
       <w:tblPr>
         <w:tblStyle w:val="15"/>
-        <w:tblW w:w="9781" w:type="dxa"/>
+        <w:tblW w:w="10005" w:type="dxa"/>
         <w:tblInd w:w="0" w:type="dxa"/>
         <w:tblBorders>
           <w:top w:val="none" w:color="auto" w:sz="0" w:space="0"/>
@@ -23883,9 +23747,11 @@
         </w:tblCellMar>
       </w:tblPr>
       <w:tblGrid>
-        <w:gridCol w:w="3260"/>
-        <w:gridCol w:w="3260"/>
-        <w:gridCol w:w="3261"/>
+        <w:gridCol w:w="1005"/>
+        <w:gridCol w:w="2255"/>
+        <w:gridCol w:w="945"/>
+        <w:gridCol w:w="2617"/>
+        <w:gridCol w:w="3183"/>
       </w:tblGrid>
       <w:tr>
         <w:tblPrEx>
@@ -23905,11 +23771,11 @@
           </w:tblCellMar>
         </w:tblPrEx>
         <w:trPr>
-          <w:trHeight w:val="227" w:hRule="atLeast"/>
+          <w:trHeight w:val="510" w:hRule="atLeast"/>
         </w:trPr>
         <w:tc>
           <w:tcPr>
-            <w:tcW w:w="3260" w:type="dxa"/>
+            <w:tcW w:w="1005" w:type="dxa"/>
             <w:shd w:val="clear" w:color="auto" w:fill="auto"/>
             <w:tcMar>
               <w:top w:w="28" w:type="dxa"/>
@@ -23917,10 +23783,11 @@
               <w:bottom w:w="28" w:type="dxa"/>
               <w:right w:w="108" w:type="dxa"/>
             </w:tcMar>
-            <w:vAlign w:val="top"/>
-          </w:tcPr>
-          <w:p>
-            <w:pPr>
+            <w:vAlign w:val="center"/>
+          </w:tcPr>
+          <w:p>
+            <w:pPr>
+              <w:jc w:val="left"/>
               <w:rPr>
                 <w:rFonts w:hint="eastAsia" w:ascii="微软雅黑" w:hAnsi="微软雅黑" w:eastAsia="微软雅黑" w:cs="微软雅黑"/>
                 <w:b/>
@@ -23939,149 +23806,11 @@
               </w:rPr>
               <w:t>检测者：</w:t>
             </w:r>
-            <w:r>
-              <w:rPr>
-                <w:sz w:val="24"/>
-              </w:rPr>
-              <mc:AlternateContent>
-                <mc:Choice Requires="wpg">
-                  <w:drawing>
-                    <wp:anchor distT="0" distB="0" distL="114300" distR="114300" simplePos="0" relativeHeight="251661312" behindDoc="0" locked="0" layoutInCell="1" allowOverlap="1">
-                      <wp:simplePos x="0" y="0"/>
-                      <wp:positionH relativeFrom="column">
-                        <wp:posOffset>655320</wp:posOffset>
-                      </wp:positionH>
-                      <wp:positionV relativeFrom="paragraph">
-                        <wp:posOffset>-91440</wp:posOffset>
-                      </wp:positionV>
-                      <wp:extent cx="2618740" cy="431800"/>
-                      <wp:effectExtent l="0" t="0" r="0" b="0"/>
-                      <wp:wrapNone/>
-                      <wp:docPr id="10" name="组合 10"/>
-                      <wp:cNvGraphicFramePr/>
-                      <a:graphic xmlns:a="http://schemas.openxmlformats.org/drawingml/2006/main">
-                        <a:graphicData uri="http://schemas.microsoft.com/office/word/2010/wordprocessingGroup">
-                          <wpg:wgp>
-                            <wpg:cNvGrpSpPr/>
-                            <wpg:grpSpPr>
-                              <a:xfrm>
-                                <a:off x="0" y="0"/>
-                                <a:ext cx="2618740" cy="431800"/>
-                                <a:chOff x="9633" y="114512"/>
-                                <a:chExt cx="4124" cy="680"/>
-                              </a:xfrm>
-                            </wpg:grpSpPr>
-                            <pic:pic xmlns:pic="http://schemas.openxmlformats.org/drawingml/2006/picture">
-                              <pic:nvPicPr>
-                                <pic:cNvPr id="6" name="图片 1"/>
-                                <pic:cNvPicPr>
-                                  <a:picLocks noChangeAspect="1"/>
-                                </pic:cNvPicPr>
-                              </pic:nvPicPr>
-                              <pic:blipFill>
-                                <a:blip r:embed="rId7">
-                                  <a:clrChange>
-                                    <a:clrFrom>
-                                      <a:srgbClr val="FFFFFF">
-                                        <a:alpha val="100000"/>
-                                      </a:srgbClr>
-                                    </a:clrFrom>
-                                    <a:clrTo>
-                                      <a:srgbClr val="FFFFFF">
-                                        <a:alpha val="100000"/>
-                                        <a:alpha val="0"/>
-                                      </a:srgbClr>
-                                    </a:clrTo>
-                                  </a:clrChange>
-                                </a:blip>
-                                <a:srcRect l="10922" t="11667"/>
-                                <a:stretch>
-                                  <a:fillRect/>
-                                </a:stretch>
-                              </pic:blipFill>
-                              <pic:spPr>
-                                <a:xfrm>
-                                  <a:off x="9633" y="114512"/>
-                                  <a:ext cx="1262" cy="680"/>
-                                </a:xfrm>
-                                <a:prstGeom prst="rect">
-                                  <a:avLst/>
-                                </a:prstGeom>
-                                <a:noFill/>
-                                <a:ln>
-                                  <a:noFill/>
-                                </a:ln>
-                              </pic:spPr>
-                            </pic:pic>
-                            <pic:pic xmlns:pic="http://schemas.openxmlformats.org/drawingml/2006/picture">
-                              <pic:nvPicPr>
-                                <pic:cNvPr id="11" name="图片 11" descr="王建丽"/>
-                                <pic:cNvPicPr>
-                                  <a:picLocks noChangeAspect="1"/>
-                                </pic:cNvPicPr>
-                              </pic:nvPicPr>
-                              <pic:blipFill>
-                                <a:blip r:embed="rId6">
-                                  <a:clrChange>
-                                    <a:clrFrom>
-                                      <a:srgbClr val="FFFFFF">
-                                        <a:alpha val="100000"/>
-                                      </a:srgbClr>
-                                    </a:clrFrom>
-                                    <a:clrTo>
-                                      <a:srgbClr val="FFFFFF">
-                                        <a:alpha val="100000"/>
-                                        <a:alpha val="0"/>
-                                      </a:srgbClr>
-                                    </a:clrTo>
-                                  </a:clrChange>
-                                </a:blip>
-                                <a:stretch>
-                                  <a:fillRect/>
-                                </a:stretch>
-                              </pic:blipFill>
-                              <pic:spPr>
-                                <a:xfrm>
-                                  <a:off x="12755" y="114524"/>
-                                  <a:ext cx="1002" cy="567"/>
-                                </a:xfrm>
-                                <a:prstGeom prst="rect">
-                                  <a:avLst/>
-                                </a:prstGeom>
-                              </pic:spPr>
-                            </pic:pic>
-                          </wpg:wgp>
-                        </a:graphicData>
-                      </a:graphic>
-                    </wp:anchor>
-                  </w:drawing>
-                </mc:Choice>
-                <mc:Fallback>
-                  <w:pict>
-                    <v:group id="_x0000_s1026" o:spid="_x0000_s1026" o:spt="203" style="position:absolute;left:0pt;margin-left:51.6pt;margin-top:-7.2pt;height:34pt;width:206.2pt;z-index:251661312;mso-width-relative:page;mso-height-relative:page;" coordorigin="9633,114512" coordsize="4124,680" o:gfxdata="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">
-                      <o:lock v:ext="edit" aspectratio="f"/>
-                      <v:shape id="图片 1" o:spid="_x0000_s1026" o:spt="75" type="#_x0000_t75" style="position:absolute;left:9633;top:114512;height:680;width:1262;" filled="f" o:preferrelative="t" stroked="f" coordsize="21600,21600" o:gfxdata="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">
-                        <v:fill on="f" focussize="0,0"/>
-                        <v:stroke on="f"/>
-                        <v:imagedata r:id="rId7" cropleft="7158f" croptop="7646f" chromakey="#FFFFFF" o:title=""/>
-                        <o:lock v:ext="edit" aspectratio="t"/>
-                      </v:shape>
-                      <v:shape id="_x0000_s1026" o:spid="_x0000_s1026" o:spt="75" alt="王建丽" type="#_x0000_t75" style="position:absolute;left:12755;top:114524;height:567;width:1002;" filled="f" o:preferrelative="t" stroked="f" coordsize="21600,21600" o:gfxdata="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">
-                        <v:fill on="f" focussize="0,0"/>
-                        <v:stroke on="f"/>
-                        <v:imagedata r:id="rId6" chromakey="#FFFFFF" o:title=""/>
-                        <o:lock v:ext="edit" aspectratio="t"/>
-                      </v:shape>
-                    </v:group>
-                  </w:pict>
-                </mc:Fallback>
-              </mc:AlternateContent>
-            </w:r>
-          </w:p>
-        </w:tc>
-        <w:tc>
-          <w:tcPr>
-            <w:tcW w:w="3260" w:type="dxa"/>
+          </w:p>
+        </w:tc>
+        <w:tc>
+          <w:tcPr>
+            <w:tcW w:w="2255" w:type="dxa"/>
             <w:shd w:val="clear" w:color="auto" w:fill="auto"/>
             <w:tcMar>
               <w:top w:w="28" w:type="dxa"/>
@@ -24089,10 +23818,11 @@
               <w:bottom w:w="28" w:type="dxa"/>
               <w:right w:w="108" w:type="dxa"/>
             </w:tcMar>
-            <w:vAlign w:val="top"/>
-          </w:tcPr>
-          <w:p>
-            <w:pPr>
+            <w:vAlign w:val="center"/>
+          </w:tcPr>
+          <w:p>
+            <w:pPr>
+              <w:jc w:val="left"/>
               <w:rPr>
                 <w:rFonts w:hint="eastAsia" w:ascii="微软雅黑" w:hAnsi="微软雅黑" w:eastAsia="微软雅黑" w:cs="微软雅黑"/>
                 <w:b/>
@@ -24104,18 +23834,18 @@
             <w:r>
               <w:rPr>
                 <w:rFonts w:hint="eastAsia" w:ascii="微软雅黑" w:hAnsi="微软雅黑" w:eastAsia="微软雅黑" w:cs="微软雅黑"/>
-                <w:b/>
-                <w:bCs/>
+                <w:b w:val="0"/>
+                <w:bCs w:val="0"/>
                 <w:sz w:val="20"/>
                 <w:szCs w:val="20"/>
               </w:rPr>
-              <w:t>审核者：</w:t>
-            </w:r>
-          </w:p>
-        </w:tc>
-        <w:tc>
-          <w:tcPr>
-            <w:tcW w:w="3261" w:type="dxa"/>
+              <w:t>{{"ty_guangzhou1"|sign(46,25)}}</w:t>
+            </w:r>
+          </w:p>
+        </w:tc>
+        <w:tc>
+          <w:tcPr>
+            <w:tcW w:w="945" w:type="dxa"/>
             <w:shd w:val="clear" w:color="auto" w:fill="auto"/>
             <w:tcMar>
               <w:top w:w="28" w:type="dxa"/>
@@ -24123,10 +23853,81 @@
               <w:bottom w:w="28" w:type="dxa"/>
               <w:right w:w="108" w:type="dxa"/>
             </w:tcMar>
-            <w:vAlign w:val="top"/>
-          </w:tcPr>
-          <w:p>
-            <w:pPr>
+            <w:vAlign w:val="center"/>
+          </w:tcPr>
+          <w:p>
+            <w:pPr>
+              <w:jc w:val="left"/>
+              <w:rPr>
+                <w:rFonts w:hint="eastAsia" w:ascii="微软雅黑" w:hAnsi="微软雅黑" w:eastAsia="微软雅黑" w:cs="微软雅黑"/>
+                <w:b/>
+                <w:bCs/>
+                <w:sz w:val="20"/>
+                <w:szCs w:val="20"/>
+              </w:rPr>
+            </w:pPr>
+            <w:r>
+              <w:rPr>
+                <w:rFonts w:hint="eastAsia" w:ascii="微软雅黑" w:hAnsi="微软雅黑" w:eastAsia="微软雅黑" w:cs="微软雅黑"/>
+                <w:b/>
+                <w:bCs/>
+                <w:sz w:val="20"/>
+                <w:szCs w:val="20"/>
+              </w:rPr>
+              <w:t>审核者：</w:t>
+            </w:r>
+          </w:p>
+        </w:tc>
+        <w:tc>
+          <w:tcPr>
+            <w:tcW w:w="2617" w:type="dxa"/>
+            <w:shd w:val="clear" w:color="auto" w:fill="auto"/>
+            <w:tcMar>
+              <w:top w:w="28" w:type="dxa"/>
+              <w:left w:w="108" w:type="dxa"/>
+              <w:bottom w:w="28" w:type="dxa"/>
+              <w:right w:w="108" w:type="dxa"/>
+            </w:tcMar>
+            <w:vAlign w:val="center"/>
+          </w:tcPr>
+          <w:p>
+            <w:pPr>
+              <w:jc w:val="left"/>
+              <w:rPr>
+                <w:rFonts w:hint="eastAsia" w:ascii="微软雅黑" w:hAnsi="微软雅黑" w:eastAsia="微软雅黑" w:cs="微软雅黑"/>
+                <w:b/>
+                <w:bCs/>
+                <w:sz w:val="20"/>
+                <w:szCs w:val="20"/>
+              </w:rPr>
+            </w:pPr>
+            <w:r>
+              <w:rPr>
+                <w:rFonts w:hint="eastAsia" w:ascii="微软雅黑" w:hAnsi="微软雅黑" w:eastAsia="微软雅黑" w:cs="微软雅黑"/>
+                <w:b w:val="0"/>
+                <w:bCs w:val="0"/>
+                <w:sz w:val="20"/>
+                <w:szCs w:val="20"/>
+              </w:rPr>
+              <w:t>{{"ty_guangzhou2"|sign(49,27)}}</w:t>
+            </w:r>
+          </w:p>
+        </w:tc>
+        <w:tc>
+          <w:tcPr>
+            <w:tcW w:w="3183" w:type="dxa"/>
+            <w:shd w:val="clear" w:color="auto" w:fill="auto"/>
+            <w:tcMar>
+              <w:top w:w="28" w:type="dxa"/>
+              <w:left w:w="108" w:type="dxa"/>
+              <w:bottom w:w="28" w:type="dxa"/>
+              <w:right w:w="108" w:type="dxa"/>
+            </w:tcMar>
+            <w:vAlign w:val="center"/>
+          </w:tcPr>
+          <w:p>
+            <w:pPr>
+              <w:jc w:val="left"/>
               <w:rPr>
                 <w:rFonts w:hint="eastAsia" w:ascii="微软雅黑" w:hAnsi="微软雅黑" w:eastAsia="微软雅黑" w:cs="微软雅黑"/>
                 <w:b/>
